--- a/项目文档/华为ICT赛道三_Nexent智能体设计说明.docx
+++ b/项目文档/华为ICT赛道三_Nexent智能体设计说明.docx
@@ -16,7 +16,7 @@
           <w:b/>
           <w:sz w:val="60"/>
         </w:rPr>
-        <w:t>探海灵眸 SeaSight Nexent 智能体整体设计说明</w:t>
+        <w:t>探海灵眸 Oceanus Nexent 智能体整体设计说明</w:t>
       </w:r>
     </w:p>
     <w:p>
@@ -1439,7 +1439,7 @@
         </w:trPr>
         <w:tc>
           <w:tcPr>
-            <w:tcW w:type="dxa" w:w="1756"/>
+            <w:tcW w:type="dxa" w:w="1643"/>
             <w:vAlign w:val="center"/>
             <w:tcMar>
               <w:top w:w="38" w:type="dxa"/>
@@ -1475,7 +1475,7 @@
         </w:tc>
         <w:tc>
           <w:tcPr>
-            <w:tcW w:type="dxa" w:w="4051"/>
+            <w:tcW w:type="dxa" w:w="4107"/>
             <w:vAlign w:val="center"/>
             <w:tcMar>
               <w:top w:w="38" w:type="dxa"/>
@@ -1511,7 +1511,7 @@
         </w:tc>
         <w:tc>
           <w:tcPr>
-            <w:tcW w:type="dxa" w:w="4187"/>
+            <w:tcW w:type="dxa" w:w="4244"/>
             <w:vAlign w:val="center"/>
             <w:tcMar>
               <w:top w:w="38" w:type="dxa"/>
@@ -1552,7 +1552,7 @@
         </w:trPr>
         <w:tc>
           <w:tcPr>
-            <w:tcW w:type="dxa" w:w="1756"/>
+            <w:tcW w:type="dxa" w:w="1643"/>
             <w:vAlign w:val="center"/>
             <w:tcMar>
               <w:top w:w="38" w:type="dxa"/>
@@ -1586,7 +1586,7 @@
         </w:tc>
         <w:tc>
           <w:tcPr>
-            <w:tcW w:type="dxa" w:w="4051"/>
+            <w:tcW w:type="dxa" w:w="4107"/>
             <w:vAlign w:val="center"/>
             <w:tcMar>
               <w:top w:w="38" w:type="dxa"/>
@@ -1636,7 +1636,7 @@
         </w:tc>
         <w:tc>
           <w:tcPr>
-            <w:tcW w:type="dxa" w:w="4187"/>
+            <w:tcW w:type="dxa" w:w="4244"/>
             <w:vAlign w:val="center"/>
             <w:tcMar>
               <w:top w:w="38" w:type="dxa"/>
@@ -1684,7 +1684,7 @@
         </w:trPr>
         <w:tc>
           <w:tcPr>
-            <w:tcW w:type="dxa" w:w="1756"/>
+            <w:tcW w:type="dxa" w:w="1643"/>
             <w:vAlign w:val="center"/>
             <w:tcMar>
               <w:top w:w="38" w:type="dxa"/>
@@ -1719,7 +1719,7 @@
         </w:tc>
         <w:tc>
           <w:tcPr>
-            <w:tcW w:type="dxa" w:w="4051"/>
+            <w:tcW w:type="dxa" w:w="4107"/>
             <w:vAlign w:val="center"/>
             <w:tcMar>
               <w:top w:w="38" w:type="dxa"/>
@@ -1754,7 +1754,7 @@
         </w:tc>
         <w:tc>
           <w:tcPr>
-            <w:tcW w:type="dxa" w:w="4187"/>
+            <w:tcW w:type="dxa" w:w="4244"/>
             <w:vAlign w:val="center"/>
             <w:tcMar>
               <w:top w:w="38" w:type="dxa"/>
@@ -1827,7 +1827,7 @@
         </w:trPr>
         <w:tc>
           <w:tcPr>
-            <w:tcW w:type="dxa" w:w="1756"/>
+            <w:tcW w:type="dxa" w:w="1643"/>
             <w:vAlign w:val="center"/>
             <w:tcMar>
               <w:top w:w="38" w:type="dxa"/>
@@ -1855,13 +1855,13 @@
                 <w:color w:val="000000"/>
                 <w:sz w:val="17"/>
               </w:rPr>
-              <w:t>SeaSight 生产后端</w:t>
+              <w:t>Oceanus 生产后端</w:t>
             </w:r>
           </w:p>
         </w:tc>
         <w:tc>
           <w:tcPr>
-            <w:tcW w:type="dxa" w:w="4051"/>
+            <w:tcW w:type="dxa" w:w="4107"/>
             <w:vAlign w:val="center"/>
             <w:tcMar>
               <w:top w:w="38" w:type="dxa"/>
@@ -1895,7 +1895,7 @@
         </w:tc>
         <w:tc>
           <w:tcPr>
-            <w:tcW w:type="dxa" w:w="4187"/>
+            <w:tcW w:type="dxa" w:w="4244"/>
             <w:vAlign w:val="center"/>
             <w:tcMar>
               <w:top w:w="38" w:type="dxa"/>
@@ -2258,7 +2258,7 @@
           <w:rFonts w:ascii="Consolas" w:hAnsi="Consolas" w:eastAsia="Microsoft YaHei"/>
           <w:sz w:val="16"/>
         </w:rPr>
-        <w:t>认知层  SeaSight 知识域：资产版本化 → 半自动本体 → 图谱检索 → 决策证据链</w:t>
+        <w:t>认知层  Oceanus 知识域：资产版本化 → 半自动本体 → 图谱检索 → 决策证据链</w:t>
       </w:r>
     </w:p>
     <w:p>
@@ -2342,7 +2342,7 @@
           <w:rFonts w:ascii="Consolas" w:hAnsi="Consolas" w:eastAsia="Microsoft YaHei"/>
           <w:sz w:val="16"/>
         </w:rPr>
-        <w:t>执行层  SeaSight 业务系统：角色 / 辖区 / 审批 / 幂等 / 审计</w:t>
+        <w:t>执行层  Oceanus 业务系统：角色 / 辖区 / 审批 / 幂等 / 审计</w:t>
       </w:r>
     </w:p>
     <w:p>
@@ -2401,7 +2401,7 @@
           <w:b/>
           <w:sz w:val="21"/>
         </w:rPr>
-        <w:t>Nexent 负责编排与推理，SeaSight 后端负责权限与事实</w:t>
+        <w:t>Nexent 负责编排与推理，Oceanus 后端负责权限与事实</w:t>
       </w:r>
       <w:r>
         <w:rPr>
@@ -2561,7 +2561,7 @@
         </w:trPr>
         <w:tc>
           <w:tcPr>
-            <w:tcW w:type="dxa" w:w="2379"/>
+            <w:tcW w:type="dxa" w:w="2498"/>
             <w:vAlign w:val="center"/>
             <w:tcMar>
               <w:top w:w="38" w:type="dxa"/>
@@ -2597,7 +2597,7 @@
         </w:tc>
         <w:tc>
           <w:tcPr>
-            <w:tcW w:type="dxa" w:w="7614"/>
+            <w:tcW w:type="dxa" w:w="7495"/>
             <w:vAlign w:val="center"/>
             <w:tcMar>
               <w:top w:w="38" w:type="dxa"/>
@@ -2638,7 +2638,7 @@
         </w:trPr>
         <w:tc>
           <w:tcPr>
-            <w:tcW w:type="dxa" w:w="2379"/>
+            <w:tcW w:type="dxa" w:w="2498"/>
             <w:vAlign w:val="center"/>
             <w:tcMar>
               <w:top w:w="38" w:type="dxa"/>
@@ -2672,7 +2672,7 @@
         </w:tc>
         <w:tc>
           <w:tcPr>
-            <w:tcW w:type="dxa" w:w="7614"/>
+            <w:tcW w:type="dxa" w:w="7495"/>
             <w:vAlign w:val="center"/>
             <w:tcMar>
               <w:top w:w="38" w:type="dxa"/>
@@ -2711,7 +2711,7 @@
         </w:trPr>
         <w:tc>
           <w:tcPr>
-            <w:tcW w:type="dxa" w:w="2379"/>
+            <w:tcW w:type="dxa" w:w="2498"/>
             <w:vAlign w:val="center"/>
             <w:tcMar>
               <w:top w:w="38" w:type="dxa"/>
@@ -2746,7 +2746,7 @@
         </w:tc>
         <w:tc>
           <w:tcPr>
-            <w:tcW w:type="dxa" w:w="7614"/>
+            <w:tcW w:type="dxa" w:w="7495"/>
             <w:vAlign w:val="center"/>
             <w:tcMar>
               <w:top w:w="38" w:type="dxa"/>
@@ -2786,7 +2786,7 @@
         </w:trPr>
         <w:tc>
           <w:tcPr>
-            <w:tcW w:type="dxa" w:w="2379"/>
+            <w:tcW w:type="dxa" w:w="2498"/>
             <w:vAlign w:val="center"/>
             <w:tcMar>
               <w:top w:w="38" w:type="dxa"/>
@@ -2820,7 +2820,7 @@
         </w:tc>
         <w:tc>
           <w:tcPr>
-            <w:tcW w:type="dxa" w:w="7614"/>
+            <w:tcW w:type="dxa" w:w="7495"/>
             <w:vAlign w:val="center"/>
             <w:tcMar>
               <w:top w:w="38" w:type="dxa"/>
@@ -2848,7 +2848,7 @@
                 <w:color w:val="000000"/>
                 <w:sz w:val="17"/>
               </w:rPr>
-              <w:t>SeaSight 治理决策智能体</w:t>
+              <w:t>Oceanus 治理决策智能体</w:t>
             </w:r>
           </w:p>
         </w:tc>
@@ -2859,7 +2859,7 @@
         </w:trPr>
         <w:tc>
           <w:tcPr>
-            <w:tcW w:type="dxa" w:w="2379"/>
+            <w:tcW w:type="dxa" w:w="2498"/>
             <w:vAlign w:val="center"/>
             <w:tcMar>
               <w:top w:w="38" w:type="dxa"/>
@@ -2894,7 +2894,7 @@
         </w:tc>
         <w:tc>
           <w:tcPr>
-            <w:tcW w:type="dxa" w:w="7614"/>
+            <w:tcW w:type="dxa" w:w="7495"/>
             <w:vAlign w:val="center"/>
             <w:tcMar>
               <w:top w:w="38" w:type="dxa"/>
@@ -2966,7 +2966,7 @@
         </w:trPr>
         <w:tc>
           <w:tcPr>
-            <w:tcW w:type="dxa" w:w="2379"/>
+            <w:tcW w:type="dxa" w:w="2498"/>
             <w:vAlign w:val="center"/>
             <w:tcMar>
               <w:top w:w="38" w:type="dxa"/>
@@ -3000,7 +3000,7 @@
         </w:tc>
         <w:tc>
           <w:tcPr>
-            <w:tcW w:type="dxa" w:w="7614"/>
+            <w:tcW w:type="dxa" w:w="7495"/>
             <w:vAlign w:val="center"/>
             <w:tcMar>
               <w:top w:w="38" w:type="dxa"/>
@@ -3668,7 +3668,7 @@
           <w:rFonts w:ascii="Microsoft YaHei" w:hAnsi="Microsoft YaHei" w:eastAsia="Microsoft YaHei"/>
           <w:sz w:val="21"/>
         </w:rPr>
-        <w:t xml:space="preserve">：SeaSight 后端内置规划器默认走确定性规则；当模型不可用、超时或 输出不符合 schema 时，规划器返回 </w:t>
+        <w:t xml:space="preserve">：Oceanus 后端内置规划器默认走确定性规则；当模型不可用、超时或 输出不符合 schema 时，规划器返回 </w:t>
       </w:r>
       <w:r>
         <w:rPr>
@@ -3735,7 +3735,7 @@
           <w:rFonts w:ascii="Consolas" w:hAnsi="Consolas" w:eastAsia="Microsoft YaHei"/>
           <w:sz w:val="20"/>
         </w:rPr>
-        <w:t>SeaSight Domain Cognition MCP</w:t>
+        <w:t>Oceanus Domain Cognition MCP</w:t>
       </w:r>
       <w:r>
         <w:rPr>
@@ -4606,7 +4606,7 @@
           <w:rFonts w:ascii="Microsoft YaHei" w:hAnsi="Microsoft YaHei" w:eastAsia="Microsoft YaHei"/>
           <w:sz w:val="21"/>
         </w:rPr>
-        <w:t xml:space="preserve">：MCP 到 SeaSight </w:t>
+        <w:t xml:space="preserve">：MCP 到 Oceanus </w:t>
       </w:r>
       <w:r>
         <w:rPr>
@@ -5085,6 +5085,478 @@
       </w:r>
     </w:p>
     <w:p>
+      <w:r>
+        <w:rPr>
+          <w:rFonts w:ascii="Microsoft YaHei" w:hAnsi="Microsoft YaHei" w:eastAsia="Microsoft YaHei"/>
+          <w:b/>
+          <w:sz w:val="21"/>
+        </w:rPr>
+        <w:t>知识域 LLM 通道（2026-10-24 上线，登记号 R-LLM-01）</w:t>
+      </w:r>
+      <w:r>
+        <w:rPr>
+          <w:rFonts w:ascii="Microsoft YaHei" w:hAnsi="Microsoft YaHei" w:eastAsia="Microsoft YaHei"/>
+          <w:sz w:val="21"/>
+        </w:rPr>
+        <w:t>：OpenAI 兼容端点 （</w:t>
+      </w:r>
+      <w:r>
+        <w:rPr>
+          <w:rFonts w:ascii="Consolas" w:hAnsi="Consolas" w:eastAsia="Microsoft YaHei"/>
+          <w:sz w:val="20"/>
+        </w:rPr>
+        <w:t>KNOWLEDGE_LLM_*</w:t>
+      </w:r>
+      <w:r>
+        <w:rPr>
+          <w:rFonts w:ascii="Microsoft YaHei" w:hAnsi="Microsoft YaHei" w:eastAsia="Microsoft YaHei"/>
+          <w:sz w:val="21"/>
+        </w:rPr>
+        <w:t xml:space="preserve"> 独立配置，默认关闭）承担两件事，规则与检索通道始终兜底：</w:t>
+      </w:r>
+    </w:p>
+    <w:tbl>
+      <w:tblPr>
+        <w:tblW w:type="auto" w:w="0"/>
+        <w:jc w:val="center"/>
+        <w:tblLayout w:type="fixed"/>
+        <w:tblLook w:firstColumn="1" w:firstRow="1" w:lastColumn="0" w:lastRow="0" w:noHBand="0" w:noVBand="1" w:val="04A0"/>
+      </w:tblPr>
+      <w:tblGrid>
+        <w:gridCol w:w="3331"/>
+        <w:gridCol w:w="3331"/>
+        <w:gridCol w:w="3331"/>
+      </w:tblGrid>
+      <w:tr>
+        <w:trPr>
+          <w:cantSplit w:val="true"/>
+          <w:tblHeader w:val="true"/>
+        </w:trPr>
+        <w:tc>
+          <w:tcPr>
+            <w:tcW w:type="dxa" w:w="3331"/>
+            <w:vAlign w:val="center"/>
+            <w:tcMar>
+              <w:top w:w="38" w:type="dxa"/>
+              <w:start w:w="70" w:type="dxa"/>
+              <w:bottom w:w="38" w:type="dxa"/>
+              <w:end w:w="70" w:type="dxa"/>
+            </w:tcMar>
+            <w:tcBorders>
+              <w:top w:val="single" w:sz="6" w:space="0" w:color="D9D9D9"/>
+              <w:left w:val="single" w:sz="6" w:space="0" w:color="D9D9D9"/>
+              <w:bottom w:val="single" w:sz="6" w:space="0" w:color="D9D9D9"/>
+              <w:right w:val="single" w:sz="6" w:space="0" w:color="D9D9D9"/>
+              <w:insideH w:val="single" w:sz="6" w:space="0" w:color="D9D9D9"/>
+              <w:insideV w:val="single" w:sz="6" w:space="0" w:color="D9D9D9"/>
+            </w:tcBorders>
+            <w:shd w:fill="1F4E79"/>
+          </w:tcPr>
+          <w:p>
+            <w:pPr>
+              <w:spacing w:after="0" w:line="252" w:lineRule="auto"/>
+              <w:jc w:val="center"/>
+            </w:pPr>
+            <w:r>
+              <w:rPr>
+                <w:rFonts w:ascii="Microsoft YaHei" w:hAnsi="Microsoft YaHei" w:eastAsia="Microsoft YaHei"/>
+                <w:b/>
+                <w:color w:val="FFFFFF"/>
+                <w:sz w:val="17"/>
+              </w:rPr>
+              <w:t>通道</w:t>
+            </w:r>
+          </w:p>
+        </w:tc>
+        <w:tc>
+          <w:tcPr>
+            <w:tcW w:type="dxa" w:w="3331"/>
+            <w:vAlign w:val="center"/>
+            <w:tcMar>
+              <w:top w:w="38" w:type="dxa"/>
+              <w:start w:w="70" w:type="dxa"/>
+              <w:bottom w:w="38" w:type="dxa"/>
+              <w:end w:w="70" w:type="dxa"/>
+            </w:tcMar>
+            <w:tcBorders>
+              <w:top w:val="single" w:sz="6" w:space="0" w:color="D9D9D9"/>
+              <w:left w:val="single" w:sz="6" w:space="0" w:color="D9D9D9"/>
+              <w:bottom w:val="single" w:sz="6" w:space="0" w:color="D9D9D9"/>
+              <w:right w:val="single" w:sz="6" w:space="0" w:color="D9D9D9"/>
+              <w:insideH w:val="single" w:sz="6" w:space="0" w:color="D9D9D9"/>
+              <w:insideV w:val="single" w:sz="6" w:space="0" w:color="D9D9D9"/>
+            </w:tcBorders>
+            <w:shd w:fill="1F4E79"/>
+          </w:tcPr>
+          <w:p>
+            <w:pPr>
+              <w:spacing w:after="0" w:line="252" w:lineRule="auto"/>
+              <w:jc w:val="center"/>
+            </w:pPr>
+            <w:r>
+              <w:rPr>
+                <w:rFonts w:ascii="Microsoft YaHei" w:hAnsi="Microsoft YaHei" w:eastAsia="Microsoft YaHei"/>
+                <w:b/>
+                <w:color w:val="FFFFFF"/>
+                <w:sz w:val="17"/>
+              </w:rPr>
+              <w:t>行为</w:t>
+            </w:r>
+          </w:p>
+        </w:tc>
+        <w:tc>
+          <w:tcPr>
+            <w:tcW w:type="dxa" w:w="3331"/>
+            <w:vAlign w:val="center"/>
+            <w:tcMar>
+              <w:top w:w="38" w:type="dxa"/>
+              <w:start w:w="70" w:type="dxa"/>
+              <w:bottom w:w="38" w:type="dxa"/>
+              <w:end w:w="70" w:type="dxa"/>
+            </w:tcMar>
+            <w:tcBorders>
+              <w:top w:val="single" w:sz="6" w:space="0" w:color="D9D9D9"/>
+              <w:left w:val="single" w:sz="6" w:space="0" w:color="D9D9D9"/>
+              <w:bottom w:val="single" w:sz="6" w:space="0" w:color="D9D9D9"/>
+              <w:right w:val="single" w:sz="6" w:space="0" w:color="D9D9D9"/>
+              <w:insideH w:val="single" w:sz="6" w:space="0" w:color="D9D9D9"/>
+              <w:insideV w:val="single" w:sz="6" w:space="0" w:color="D9D9D9"/>
+            </w:tcBorders>
+            <w:shd w:fill="1F4E79"/>
+          </w:tcPr>
+          <w:p>
+            <w:pPr>
+              <w:spacing w:after="0" w:line="252" w:lineRule="auto"/>
+              <w:jc w:val="center"/>
+            </w:pPr>
+            <w:r>
+              <w:rPr>
+                <w:rFonts w:ascii="Microsoft YaHei" w:hAnsi="Microsoft YaHei" w:eastAsia="Microsoft YaHei"/>
+                <w:b/>
+                <w:color w:val="FFFFFF"/>
+                <w:sz w:val="17"/>
+              </w:rPr>
+              <w:t>兜底</w:t>
+            </w:r>
+          </w:p>
+        </w:tc>
+      </w:tr>
+      <w:tr>
+        <w:trPr>
+          <w:cantSplit w:val="true"/>
+        </w:trPr>
+        <w:tc>
+          <w:tcPr>
+            <w:tcW w:type="dxa" w:w="3331"/>
+            <w:vAlign w:val="center"/>
+            <w:tcMar>
+              <w:top w:w="38" w:type="dxa"/>
+              <w:start w:w="70" w:type="dxa"/>
+              <w:bottom w:w="38" w:type="dxa"/>
+              <w:end w:w="70" w:type="dxa"/>
+            </w:tcMar>
+            <w:tcBorders>
+              <w:top w:val="single" w:sz="6" w:space="0" w:color="D9D9D9"/>
+              <w:left w:val="single" w:sz="6" w:space="0" w:color="D9D9D9"/>
+              <w:bottom w:val="single" w:sz="6" w:space="0" w:color="D9D9D9"/>
+              <w:right w:val="single" w:sz="6" w:space="0" w:color="D9D9D9"/>
+              <w:insideH w:val="single" w:sz="6" w:space="0" w:color="D9D9D9"/>
+              <w:insideV w:val="single" w:sz="6" w:space="0" w:color="D9D9D9"/>
+            </w:tcBorders>
+          </w:tcPr>
+          <w:p>
+            <w:pPr>
+              <w:spacing w:after="0" w:line="252" w:lineRule="auto"/>
+              <w:jc w:val="left"/>
+            </w:pPr>
+            <w:r>
+              <w:rPr>
+                <w:rFonts w:ascii="Microsoft YaHei" w:hAnsi="Microsoft YaHei" w:eastAsia="Microsoft YaHei"/>
+                <w:color w:val="000000"/>
+                <w:sz w:val="17"/>
+              </w:rPr>
+              <w:t>本体候选抽取主通道</w:t>
+            </w:r>
+          </w:p>
+        </w:tc>
+        <w:tc>
+          <w:tcPr>
+            <w:tcW w:type="dxa" w:w="3331"/>
+            <w:vAlign w:val="center"/>
+            <w:tcMar>
+              <w:top w:w="38" w:type="dxa"/>
+              <w:start w:w="70" w:type="dxa"/>
+              <w:bottom w:w="38" w:type="dxa"/>
+              <w:end w:w="70" w:type="dxa"/>
+            </w:tcMar>
+            <w:tcBorders>
+              <w:top w:val="single" w:sz="6" w:space="0" w:color="D9D9D9"/>
+              <w:left w:val="single" w:sz="6" w:space="0" w:color="D9D9D9"/>
+              <w:bottom w:val="single" w:sz="6" w:space="0" w:color="D9D9D9"/>
+              <w:right w:val="single" w:sz="6" w:space="0" w:color="D9D9D9"/>
+              <w:insideH w:val="single" w:sz="6" w:space="0" w:color="D9D9D9"/>
+              <w:insideV w:val="single" w:sz="6" w:space="0" w:color="D9D9D9"/>
+            </w:tcBorders>
+          </w:tcPr>
+          <w:p>
+            <w:pPr>
+              <w:spacing w:after="0" w:line="252" w:lineRule="auto"/>
+              <w:jc w:val="left"/>
+            </w:pPr>
+            <w:r>
+              <w:rPr>
+                <w:rFonts w:ascii="Microsoft YaHei" w:hAnsi="Microsoft YaHei" w:eastAsia="Microsoft YaHei"/>
+                <w:color w:val="000000"/>
+                <w:sz w:val="17"/>
+              </w:rPr>
+              <w:t>LLM 按严格 JSON schema 抽取节点/关系（关系类型限定 8 词表、实体类型限定 6 词表、引文必摘原文），经校验后与规则候选按 canonical 去重合并</w:t>
+            </w:r>
+          </w:p>
+        </w:tc>
+        <w:tc>
+          <w:tcPr>
+            <w:tcW w:type="dxa" w:w="3331"/>
+            <w:vAlign w:val="center"/>
+            <w:tcMar>
+              <w:top w:w="38" w:type="dxa"/>
+              <w:start w:w="70" w:type="dxa"/>
+              <w:bottom w:w="38" w:type="dxa"/>
+              <w:end w:w="70" w:type="dxa"/>
+            </w:tcMar>
+            <w:tcBorders>
+              <w:top w:val="single" w:sz="6" w:space="0" w:color="D9D9D9"/>
+              <w:left w:val="single" w:sz="6" w:space="0" w:color="D9D9D9"/>
+              <w:bottom w:val="single" w:sz="6" w:space="0" w:color="D9D9D9"/>
+              <w:right w:val="single" w:sz="6" w:space="0" w:color="D9D9D9"/>
+              <w:insideH w:val="single" w:sz="6" w:space="0" w:color="D9D9D9"/>
+              <w:insideV w:val="single" w:sz="6" w:space="0" w:color="D9D9D9"/>
+            </w:tcBorders>
+          </w:tcPr>
+          <w:p>
+            <w:pPr>
+              <w:spacing w:after="0" w:line="252" w:lineRule="auto"/>
+              <w:jc w:val="left"/>
+            </w:pPr>
+            <w:r>
+              <w:rPr>
+                <w:rFonts w:ascii="Microsoft YaHei" w:hAnsi="Microsoft YaHei" w:eastAsia="Microsoft YaHei"/>
+                <w:color w:val="000000"/>
+                <w:sz w:val="17"/>
+              </w:rPr>
+              <w:t>调用失败/输出非法 → 整体回退规则通道，</w:t>
+            </w:r>
+            <w:r>
+              <w:rPr>
+                <w:rFonts w:ascii="Consolas" w:hAnsi="Consolas" w:eastAsia="Microsoft YaHei"/>
+                <w:color w:val="000000"/>
+                <w:sz w:val="16"/>
+              </w:rPr>
+              <w:t>extraction_fallback_reason</w:t>
+            </w:r>
+            <w:r>
+              <w:rPr>
+                <w:rFonts w:ascii="Microsoft YaHei" w:hAnsi="Microsoft YaHei" w:eastAsia="Microsoft YaHei"/>
+                <w:color w:val="000000"/>
+                <w:sz w:val="17"/>
+              </w:rPr>
+              <w:t xml:space="preserve"> 落版本 metadata</w:t>
+            </w:r>
+          </w:p>
+        </w:tc>
+      </w:tr>
+      <w:tr>
+        <w:trPr>
+          <w:cantSplit w:val="true"/>
+        </w:trPr>
+        <w:tc>
+          <w:tcPr>
+            <w:tcW w:type="dxa" w:w="3331"/>
+            <w:vAlign w:val="center"/>
+            <w:tcMar>
+              <w:top w:w="38" w:type="dxa"/>
+              <w:start w:w="70" w:type="dxa"/>
+              <w:bottom w:w="38" w:type="dxa"/>
+              <w:end w:w="70" w:type="dxa"/>
+            </w:tcMar>
+            <w:tcBorders>
+              <w:top w:val="single" w:sz="6" w:space="0" w:color="D9D9D9"/>
+              <w:left w:val="single" w:sz="6" w:space="0" w:color="D9D9D9"/>
+              <w:bottom w:val="single" w:sz="6" w:space="0" w:color="D9D9D9"/>
+              <w:right w:val="single" w:sz="6" w:space="0" w:color="D9D9D9"/>
+              <w:insideH w:val="single" w:sz="6" w:space="0" w:color="D9D9D9"/>
+              <w:insideV w:val="single" w:sz="6" w:space="0" w:color="D9D9D9"/>
+            </w:tcBorders>
+            <w:shd w:fill="F3F7FA"/>
+          </w:tcPr>
+          <w:p>
+            <w:pPr>
+              <w:spacing w:after="0" w:line="252" w:lineRule="auto"/>
+              <w:jc w:val="left"/>
+            </w:pPr>
+            <w:r>
+              <w:rPr>
+                <w:rFonts w:ascii="Microsoft YaHei" w:hAnsi="Microsoft YaHei" w:eastAsia="Microsoft YaHei"/>
+                <w:color w:val="000000"/>
+                <w:sz w:val="17"/>
+              </w:rPr>
+              <w:t>检索-生成问答（R-KN-06）</w:t>
+            </w:r>
+          </w:p>
+        </w:tc>
+        <w:tc>
+          <w:tcPr>
+            <w:tcW w:type="dxa" w:w="3331"/>
+            <w:vAlign w:val="center"/>
+            <w:tcMar>
+              <w:top w:w="38" w:type="dxa"/>
+              <w:start w:w="70" w:type="dxa"/>
+              <w:bottom w:w="38" w:type="dxa"/>
+              <w:end w:w="70" w:type="dxa"/>
+            </w:tcMar>
+            <w:tcBorders>
+              <w:top w:val="single" w:sz="6" w:space="0" w:color="D9D9D9"/>
+              <w:left w:val="single" w:sz="6" w:space="0" w:color="D9D9D9"/>
+              <w:bottom w:val="single" w:sz="6" w:space="0" w:color="D9D9D9"/>
+              <w:right w:val="single" w:sz="6" w:space="0" w:color="D9D9D9"/>
+              <w:insideH w:val="single" w:sz="6" w:space="0" w:color="D9D9D9"/>
+              <w:insideV w:val="single" w:sz="6" w:space="0" w:color="D9D9D9"/>
+            </w:tcBorders>
+            <w:shd w:fill="F3F7FA"/>
+          </w:tcPr>
+          <w:p>
+            <w:pPr>
+              <w:spacing w:after="0" w:line="252" w:lineRule="auto"/>
+              <w:jc w:val="left"/>
+            </w:pPr>
+            <w:r>
+              <w:rPr>
+                <w:rFonts w:ascii="Consolas" w:hAnsi="Consolas" w:eastAsia="Microsoft YaHei"/>
+                <w:color w:val="000000"/>
+                <w:sz w:val="16"/>
+              </w:rPr>
+              <w:t>POST /api/v1/knowledge/qa</w:t>
+            </w:r>
+            <w:r>
+              <w:rPr>
+                <w:rFonts w:ascii="Microsoft YaHei" w:hAnsi="Microsoft YaHei" w:eastAsia="Microsoft YaHei"/>
+                <w:color w:val="000000"/>
+                <w:sz w:val="17"/>
+              </w:rPr>
+              <w:t>：先多跳检索，模型只允许依据检索证据作答，回答内嵌 [c:编号] 引用</w:t>
+            </w:r>
+          </w:p>
+        </w:tc>
+        <w:tc>
+          <w:tcPr>
+            <w:tcW w:type="dxa" w:w="3331"/>
+            <w:vAlign w:val="center"/>
+            <w:tcMar>
+              <w:top w:w="38" w:type="dxa"/>
+              <w:start w:w="70" w:type="dxa"/>
+              <w:bottom w:w="38" w:type="dxa"/>
+              <w:end w:w="70" w:type="dxa"/>
+            </w:tcMar>
+            <w:tcBorders>
+              <w:top w:val="single" w:sz="6" w:space="0" w:color="D9D9D9"/>
+              <w:left w:val="single" w:sz="6" w:space="0" w:color="D9D9D9"/>
+              <w:bottom w:val="single" w:sz="6" w:space="0" w:color="D9D9D9"/>
+              <w:right w:val="single" w:sz="6" w:space="0" w:color="D9D9D9"/>
+              <w:insideH w:val="single" w:sz="6" w:space="0" w:color="D9D9D9"/>
+              <w:insideV w:val="single" w:sz="6" w:space="0" w:color="D9D9D9"/>
+            </w:tcBorders>
+            <w:shd w:fill="F3F7FA"/>
+          </w:tcPr>
+          <w:p>
+            <w:pPr>
+              <w:spacing w:after="0" w:line="252" w:lineRule="auto"/>
+              <w:jc w:val="left"/>
+            </w:pPr>
+            <w:r>
+              <w:rPr>
+                <w:rFonts w:ascii="Microsoft YaHei" w:hAnsi="Microsoft YaHei" w:eastAsia="Microsoft YaHei"/>
+                <w:color w:val="000000"/>
+                <w:sz w:val="17"/>
+              </w:rPr>
+              <w:t xml:space="preserve">模型失败 → 降级输出原始证据列表并明示“未生成模型结论”；证据不足 → </w:t>
+            </w:r>
+            <w:r>
+              <w:rPr>
+                <w:rFonts w:ascii="Consolas" w:hAnsi="Consolas" w:eastAsia="Microsoft YaHei"/>
+                <w:color w:val="000000"/>
+                <w:sz w:val="16"/>
+              </w:rPr>
+              <w:t>insufficient_evidence=true</w:t>
+            </w:r>
+            <w:r>
+              <w:rPr>
+                <w:rFonts w:ascii="Microsoft YaHei" w:hAnsi="Microsoft YaHei" w:eastAsia="Microsoft YaHei"/>
+                <w:color w:val="000000"/>
+                <w:sz w:val="17"/>
+              </w:rPr>
+              <w:t xml:space="preserve"> 拒答</w:t>
+            </w:r>
+          </w:p>
+        </w:tc>
+      </w:tr>
+    </w:tbl>
+    <w:p>
+      <w:pPr>
+        <w:spacing w:after="40"/>
+      </w:pPr>
+    </w:p>
+    <w:p>
+      <w:r>
+        <w:rPr>
+          <w:rFonts w:ascii="Microsoft YaHei" w:hAnsi="Microsoft YaHei" w:eastAsia="Microsoft YaHei"/>
+          <w:sz w:val="21"/>
+        </w:rPr>
+        <w:t>通道机制由 20 项专项测试与确定性评测守卫（</w:t>
+      </w:r>
+      <w:r>
+        <w:rPr>
+          <w:rFonts w:ascii="Consolas" w:hAnsi="Consolas" w:eastAsia="Microsoft YaHei"/>
+          <w:sz w:val="20"/>
+        </w:rPr>
+        <w:t>make ontology-llm-eval</w:t>
+      </w:r>
+      <w:r>
+        <w:rPr>
+          <w:rFonts w:ascii="Microsoft YaHei" w:hAnsi="Microsoft YaHei" w:eastAsia="Microsoft YaHei"/>
+          <w:sz w:val="21"/>
+        </w:rPr>
+        <w:t xml:space="preserve"> / </w:t>
+      </w:r>
+      <w:r>
+        <w:rPr>
+          <w:rFonts w:ascii="Consolas" w:hAnsi="Consolas" w:eastAsia="Microsoft YaHei"/>
+          <w:sz w:val="20"/>
+        </w:rPr>
+        <w:t>make knowledge-llm-qa-trace</w:t>
+      </w:r>
+      <w:r>
+        <w:rPr>
+          <w:rFonts w:ascii="Microsoft YaHei" w:hAnsi="Microsoft YaHei" w:eastAsia="Microsoft YaHei"/>
+          <w:sz w:val="21"/>
+        </w:rPr>
+        <w:t>）；</w:t>
+      </w:r>
+      <w:r>
+        <w:rPr>
+          <w:rFonts w:ascii="Microsoft YaHei" w:hAnsi="Microsoft YaHei" w:eastAsia="Microsoft YaHei"/>
+          <w:b/>
+          <w:sz w:val="21"/>
+        </w:rPr>
+        <w:t>当前已采集轨迹均来自确定性脚本客户端， 真实模型评测须配置端点后加 `--real` 重跑</w:t>
+      </w:r>
+      <w:r>
+        <w:rPr>
+          <w:rFonts w:ascii="Microsoft YaHei" w:hAnsi="Microsoft YaHei" w:eastAsia="Microsoft YaHei"/>
+          <w:sz w:val="21"/>
+        </w:rPr>
+        <w:t>，不得把脚本客户端表述为模型能力。</w:t>
+      </w:r>
+    </w:p>
+    <w:p>
       <w:pPr>
         <w:pStyle w:val="Heading2"/>
       </w:pPr>
@@ -5322,7 +5794,7 @@
           <w:rFonts w:ascii="Consolas" w:hAnsi="Consolas" w:eastAsia="Microsoft YaHei"/>
           <w:sz w:val="16"/>
         </w:rPr>
-        <w:t>SeaSight Domain Cognition MCP（21 个只读工具 · Bearer 入站鉴权）</w:t>
+        <w:t>Oceanus Domain Cognition MCP（21 个只读工具 · Bearer 入站鉴权）</w:t>
       </w:r>
     </w:p>
     <w:p>
@@ -5364,7 +5836,7 @@
           <w:rFonts w:ascii="Consolas" w:hAnsi="Consolas" w:eastAsia="Microsoft YaHei"/>
           <w:sz w:val="16"/>
         </w:rPr>
-        <w:t>SeaSight /api/v1（角色 / 辖区 / 审批 / 幂等 / 审计）</w:t>
+        <w:t>Oceanus /api/v1（角色 / 辖区 / 审批 / 幂等 / 审计）</w:t>
       </w:r>
     </w:p>
     <w:p>
@@ -7910,7 +8382,7 @@
                 <w:color w:val="000000"/>
                 <w:sz w:val="17"/>
               </w:rPr>
-              <w:t>Nexent 首次接入 SeaSight MCP</w:t>
+              <w:t>Nexent 首次接入 Oceanus MCP</w:t>
             </w:r>
           </w:p>
         </w:tc>
@@ -9016,7 +9488,7 @@
         </w:tc>
         <w:tc>
           <w:tcPr>
-            <w:tcW w:type="dxa" w:w="2460"/>
+            <w:tcW w:type="dxa" w:w="2685"/>
             <w:vAlign w:val="center"/>
             <w:tcMar>
               <w:top w:w="38" w:type="dxa"/>
@@ -9052,7 +9524,7 @@
         </w:tc>
         <w:tc>
           <w:tcPr>
-            <w:tcW w:type="dxa" w:w="6382"/>
+            <w:tcW w:type="dxa" w:w="6157"/>
             <w:vAlign w:val="center"/>
             <w:tcMar>
               <w:top w:w="38" w:type="dxa"/>
@@ -9127,7 +9599,7 @@
         </w:tc>
         <w:tc>
           <w:tcPr>
-            <w:tcW w:type="dxa" w:w="2460"/>
+            <w:tcW w:type="dxa" w:w="2685"/>
             <w:vAlign w:val="center"/>
             <w:tcMar>
               <w:top w:w="38" w:type="dxa"/>
@@ -9161,7 +9633,7 @@
         </w:tc>
         <w:tc>
           <w:tcPr>
-            <w:tcW w:type="dxa" w:w="6382"/>
+            <w:tcW w:type="dxa" w:w="6157"/>
             <w:vAlign w:val="center"/>
             <w:tcMar>
               <w:top w:w="38" w:type="dxa"/>
@@ -9235,7 +9707,7 @@
         </w:tc>
         <w:tc>
           <w:tcPr>
-            <w:tcW w:type="dxa" w:w="2460"/>
+            <w:tcW w:type="dxa" w:w="2685"/>
             <w:vAlign w:val="center"/>
             <w:tcMar>
               <w:top w:w="38" w:type="dxa"/>
@@ -9270,7 +9742,7 @@
         </w:tc>
         <w:tc>
           <w:tcPr>
-            <w:tcW w:type="dxa" w:w="6382"/>
+            <w:tcW w:type="dxa" w:w="6157"/>
             <w:vAlign w:val="center"/>
             <w:tcMar>
               <w:top w:w="38" w:type="dxa"/>
@@ -9344,7 +9816,7 @@
         </w:tc>
         <w:tc>
           <w:tcPr>
-            <w:tcW w:type="dxa" w:w="2460"/>
+            <w:tcW w:type="dxa" w:w="2685"/>
             <w:vAlign w:val="center"/>
             <w:tcMar>
               <w:top w:w="38" w:type="dxa"/>
@@ -9378,7 +9850,7 @@
         </w:tc>
         <w:tc>
           <w:tcPr>
-            <w:tcW w:type="dxa" w:w="6382"/>
+            <w:tcW w:type="dxa" w:w="6157"/>
             <w:vAlign w:val="center"/>
             <w:tcMar>
               <w:top w:w="38" w:type="dxa"/>
@@ -9452,7 +9924,7 @@
         </w:tc>
         <w:tc>
           <w:tcPr>
-            <w:tcW w:type="dxa" w:w="2460"/>
+            <w:tcW w:type="dxa" w:w="2685"/>
             <w:vAlign w:val="center"/>
             <w:tcMar>
               <w:top w:w="38" w:type="dxa"/>
@@ -9487,7 +9959,7 @@
         </w:tc>
         <w:tc>
           <w:tcPr>
-            <w:tcW w:type="dxa" w:w="6382"/>
+            <w:tcW w:type="dxa" w:w="6157"/>
             <w:vAlign w:val="center"/>
             <w:tcMar>
               <w:top w:w="38" w:type="dxa"/>
@@ -9593,7 +10065,7 @@
         </w:tc>
         <w:tc>
           <w:tcPr>
-            <w:tcW w:type="dxa" w:w="2460"/>
+            <w:tcW w:type="dxa" w:w="2685"/>
             <w:vAlign w:val="center"/>
             <w:tcMar>
               <w:top w:w="38" w:type="dxa"/>
@@ -9627,7 +10099,7 @@
         </w:tc>
         <w:tc>
           <w:tcPr>
-            <w:tcW w:type="dxa" w:w="6382"/>
+            <w:tcW w:type="dxa" w:w="6157"/>
             <w:vAlign w:val="center"/>
             <w:tcMar>
               <w:top w:w="38" w:type="dxa"/>
@@ -9717,7 +10189,7 @@
         </w:tc>
         <w:tc>
           <w:tcPr>
-            <w:tcW w:type="dxa" w:w="2460"/>
+            <w:tcW w:type="dxa" w:w="2685"/>
             <w:vAlign w:val="center"/>
             <w:tcMar>
               <w:top w:w="38" w:type="dxa"/>
@@ -9752,7 +10224,7 @@
         </w:tc>
         <w:tc>
           <w:tcPr>
-            <w:tcW w:type="dxa" w:w="6382"/>
+            <w:tcW w:type="dxa" w:w="6157"/>
             <w:vAlign w:val="center"/>
             <w:tcMar>
               <w:top w:w="38" w:type="dxa"/>
@@ -9826,7 +10298,7 @@
         </w:tc>
         <w:tc>
           <w:tcPr>
-            <w:tcW w:type="dxa" w:w="2460"/>
+            <w:tcW w:type="dxa" w:w="2685"/>
             <w:vAlign w:val="center"/>
             <w:tcMar>
               <w:top w:w="38" w:type="dxa"/>
@@ -9860,7 +10332,7 @@
         </w:tc>
         <w:tc>
           <w:tcPr>
-            <w:tcW w:type="dxa" w:w="6382"/>
+            <w:tcW w:type="dxa" w:w="6157"/>
             <w:vAlign w:val="center"/>
             <w:tcMar>
               <w:top w:w="38" w:type="dxa"/>
@@ -9934,7 +10406,7 @@
         </w:tc>
         <w:tc>
           <w:tcPr>
-            <w:tcW w:type="dxa" w:w="2460"/>
+            <w:tcW w:type="dxa" w:w="2685"/>
             <w:vAlign w:val="center"/>
             <w:tcMar>
               <w:top w:w="38" w:type="dxa"/>
@@ -9969,7 +10441,7 @@
         </w:tc>
         <w:tc>
           <w:tcPr>
-            <w:tcW w:type="dxa" w:w="6382"/>
+            <w:tcW w:type="dxa" w:w="6157"/>
             <w:vAlign w:val="center"/>
             <w:tcMar>
               <w:top w:w="38" w:type="dxa"/>
@@ -10003,11 +10475,387 @@
           </w:p>
         </w:tc>
       </w:tr>
+      <w:tr>
+        <w:trPr>
+          <w:cantSplit w:val="true"/>
+        </w:trPr>
+        <w:tc>
+          <w:tcPr>
+            <w:tcW w:type="dxa" w:w="1152"/>
+            <w:vAlign w:val="center"/>
+            <w:tcMar>
+              <w:top w:w="38" w:type="dxa"/>
+              <w:start w:w="70" w:type="dxa"/>
+              <w:bottom w:w="38" w:type="dxa"/>
+              <w:end w:w="70" w:type="dxa"/>
+            </w:tcMar>
+            <w:tcBorders>
+              <w:top w:val="single" w:sz="6" w:space="0" w:color="D9D9D9"/>
+              <w:left w:val="single" w:sz="6" w:space="0" w:color="D9D9D9"/>
+              <w:bottom w:val="single" w:sz="6" w:space="0" w:color="D9D9D9"/>
+              <w:right w:val="single" w:sz="6" w:space="0" w:color="D9D9D9"/>
+              <w:insideH w:val="single" w:sz="6" w:space="0" w:color="D9D9D9"/>
+              <w:insideV w:val="single" w:sz="6" w:space="0" w:color="D9D9D9"/>
+            </w:tcBorders>
+          </w:tcPr>
+          <w:p>
+            <w:pPr>
+              <w:spacing w:after="0" w:line="252" w:lineRule="auto"/>
+              <w:jc w:val="center"/>
+            </w:pPr>
+            <w:r>
+              <w:rPr>
+                <w:rFonts w:ascii="Microsoft YaHei" w:hAnsi="Microsoft YaHei" w:eastAsia="Microsoft YaHei"/>
+                <w:color w:val="000000"/>
+                <w:sz w:val="17"/>
+              </w:rPr>
+              <w:t>R-KN-05</w:t>
+            </w:r>
+          </w:p>
+        </w:tc>
+        <w:tc>
+          <w:tcPr>
+            <w:tcW w:type="dxa" w:w="2685"/>
+            <w:vAlign w:val="center"/>
+            <w:tcMar>
+              <w:top w:w="38" w:type="dxa"/>
+              <w:start w:w="70" w:type="dxa"/>
+              <w:bottom w:w="38" w:type="dxa"/>
+              <w:end w:w="70" w:type="dxa"/>
+            </w:tcMar>
+            <w:tcBorders>
+              <w:top w:val="single" w:sz="6" w:space="0" w:color="D9D9D9"/>
+              <w:left w:val="single" w:sz="6" w:space="0" w:color="D9D9D9"/>
+              <w:bottom w:val="single" w:sz="6" w:space="0" w:color="D9D9D9"/>
+              <w:right w:val="single" w:sz="6" w:space="0" w:color="D9D9D9"/>
+              <w:insideH w:val="single" w:sz="6" w:space="0" w:color="D9D9D9"/>
+              <w:insideV w:val="single" w:sz="6" w:space="0" w:color="D9D9D9"/>
+            </w:tcBorders>
+          </w:tcPr>
+          <w:p>
+            <w:pPr>
+              <w:spacing w:after="0" w:line="252" w:lineRule="auto"/>
+              <w:jc w:val="left"/>
+            </w:pPr>
+            <w:r>
+              <w:rPr>
+                <w:rFonts w:ascii="Microsoft YaHei" w:hAnsi="Microsoft YaHei" w:eastAsia="Microsoft YaHei"/>
+                <w:color w:val="000000"/>
+                <w:sz w:val="17"/>
+              </w:rPr>
+              <w:t>知识域前端“跨文档多跳检索结果 + 引用”截图（命中带 2 跳路径）</w:t>
+            </w:r>
+          </w:p>
+        </w:tc>
+        <w:tc>
+          <w:tcPr>
+            <w:tcW w:type="dxa" w:w="6157"/>
+            <w:vAlign w:val="center"/>
+            <w:tcMar>
+              <w:top w:w="38" w:type="dxa"/>
+              <w:start w:w="70" w:type="dxa"/>
+              <w:bottom w:w="38" w:type="dxa"/>
+              <w:end w:w="70" w:type="dxa"/>
+            </w:tcMar>
+            <w:tcBorders>
+              <w:top w:val="single" w:sz="6" w:space="0" w:color="D9D9D9"/>
+              <w:left w:val="single" w:sz="6" w:space="0" w:color="D9D9D9"/>
+              <w:bottom w:val="single" w:sz="6" w:space="0" w:color="D9D9D9"/>
+              <w:right w:val="single" w:sz="6" w:space="0" w:color="D9D9D9"/>
+              <w:insideH w:val="single" w:sz="6" w:space="0" w:color="D9D9D9"/>
+              <w:insideV w:val="single" w:sz="6" w:space="0" w:color="D9D9D9"/>
+            </w:tcBorders>
+          </w:tcPr>
+          <w:p>
+            <w:pPr>
+              <w:spacing w:after="0" w:line="252" w:lineRule="auto"/>
+              <w:jc w:val="left"/>
+            </w:pPr>
+            <w:r>
+              <w:rPr>
+                <w:rFonts w:ascii="Consolas" w:hAnsi="Consolas" w:eastAsia="Microsoft YaHei"/>
+                <w:color w:val="000000"/>
+                <w:sz w:val="16"/>
+              </w:rPr>
+              <w:t>artifacts/knowledge-qa-trace-multihop/01-检索结果-本体图检索与引用.png</w:t>
+            </w:r>
+          </w:p>
+        </w:tc>
+      </w:tr>
+      <w:tr>
+        <w:trPr>
+          <w:cantSplit w:val="true"/>
+        </w:trPr>
+        <w:tc>
+          <w:tcPr>
+            <w:tcW w:type="dxa" w:w="1152"/>
+            <w:vAlign w:val="center"/>
+            <w:tcMar>
+              <w:top w:w="38" w:type="dxa"/>
+              <w:start w:w="70" w:type="dxa"/>
+              <w:bottom w:w="38" w:type="dxa"/>
+              <w:end w:w="70" w:type="dxa"/>
+            </w:tcMar>
+            <w:tcBorders>
+              <w:top w:val="single" w:sz="6" w:space="0" w:color="D9D9D9"/>
+              <w:left w:val="single" w:sz="6" w:space="0" w:color="D9D9D9"/>
+              <w:bottom w:val="single" w:sz="6" w:space="0" w:color="D9D9D9"/>
+              <w:right w:val="single" w:sz="6" w:space="0" w:color="D9D9D9"/>
+              <w:insideH w:val="single" w:sz="6" w:space="0" w:color="D9D9D9"/>
+              <w:insideV w:val="single" w:sz="6" w:space="0" w:color="D9D9D9"/>
+            </w:tcBorders>
+            <w:shd w:fill="F3F7FA"/>
+          </w:tcPr>
+          <w:p>
+            <w:pPr>
+              <w:spacing w:after="0" w:line="252" w:lineRule="auto"/>
+              <w:jc w:val="center"/>
+            </w:pPr>
+            <w:r>
+              <w:rPr>
+                <w:rFonts w:ascii="Microsoft YaHei" w:hAnsi="Microsoft YaHei" w:eastAsia="Microsoft YaHei"/>
+                <w:color w:val="000000"/>
+                <w:sz w:val="17"/>
+              </w:rPr>
+              <w:t>R-KN-05</w:t>
+            </w:r>
+          </w:p>
+        </w:tc>
+        <w:tc>
+          <w:tcPr>
+            <w:tcW w:type="dxa" w:w="2685"/>
+            <w:vAlign w:val="center"/>
+            <w:tcMar>
+              <w:top w:w="38" w:type="dxa"/>
+              <w:start w:w="70" w:type="dxa"/>
+              <w:bottom w:w="38" w:type="dxa"/>
+              <w:end w:w="70" w:type="dxa"/>
+            </w:tcMar>
+            <w:tcBorders>
+              <w:top w:val="single" w:sz="6" w:space="0" w:color="D9D9D9"/>
+              <w:left w:val="single" w:sz="6" w:space="0" w:color="D9D9D9"/>
+              <w:bottom w:val="single" w:sz="6" w:space="0" w:color="D9D9D9"/>
+              <w:right w:val="single" w:sz="6" w:space="0" w:color="D9D9D9"/>
+              <w:insideH w:val="single" w:sz="6" w:space="0" w:color="D9D9D9"/>
+              <w:insideV w:val="single" w:sz="6" w:space="0" w:color="D9D9D9"/>
+            </w:tcBorders>
+            <w:shd w:fill="F3F7FA"/>
+          </w:tcPr>
+          <w:p>
+            <w:pPr>
+              <w:spacing w:after="0" w:line="252" w:lineRule="auto"/>
+              <w:jc w:val="left"/>
+            </w:pPr>
+            <w:r>
+              <w:rPr>
+                <w:rFonts w:ascii="Microsoft YaHei" w:hAnsi="Microsoft YaHei" w:eastAsia="Microsoft YaHei"/>
+                <w:color w:val="000000"/>
+                <w:sz w:val="17"/>
+              </w:rPr>
+              <w:t>知识域前端“决策证据链 + 资产版本引用”截图</w:t>
+            </w:r>
+          </w:p>
+        </w:tc>
+        <w:tc>
+          <w:tcPr>
+            <w:tcW w:type="dxa" w:w="6157"/>
+            <w:vAlign w:val="center"/>
+            <w:tcMar>
+              <w:top w:w="38" w:type="dxa"/>
+              <w:start w:w="70" w:type="dxa"/>
+              <w:bottom w:w="38" w:type="dxa"/>
+              <w:end w:w="70" w:type="dxa"/>
+            </w:tcMar>
+            <w:tcBorders>
+              <w:top w:val="single" w:sz="6" w:space="0" w:color="D9D9D9"/>
+              <w:left w:val="single" w:sz="6" w:space="0" w:color="D9D9D9"/>
+              <w:bottom w:val="single" w:sz="6" w:space="0" w:color="D9D9D9"/>
+              <w:right w:val="single" w:sz="6" w:space="0" w:color="D9D9D9"/>
+              <w:insideH w:val="single" w:sz="6" w:space="0" w:color="D9D9D9"/>
+              <w:insideV w:val="single" w:sz="6" w:space="0" w:color="D9D9D9"/>
+            </w:tcBorders>
+            <w:shd w:fill="F3F7FA"/>
+          </w:tcPr>
+          <w:p>
+            <w:pPr>
+              <w:spacing w:after="0" w:line="252" w:lineRule="auto"/>
+              <w:jc w:val="left"/>
+            </w:pPr>
+            <w:r>
+              <w:rPr>
+                <w:rFonts w:ascii="Consolas" w:hAnsi="Consolas" w:eastAsia="Microsoft YaHei"/>
+                <w:color w:val="000000"/>
+                <w:sz w:val="16"/>
+              </w:rPr>
+              <w:t>artifacts/knowledge-qa-trace-multihop/02-决策证据链-资产版本引用.png</w:t>
+            </w:r>
+          </w:p>
+        </w:tc>
+      </w:tr>
+      <w:tr>
+        <w:trPr>
+          <w:cantSplit w:val="true"/>
+        </w:trPr>
+        <w:tc>
+          <w:tcPr>
+            <w:tcW w:type="dxa" w:w="1152"/>
+            <w:vAlign w:val="center"/>
+            <w:tcMar>
+              <w:top w:w="38" w:type="dxa"/>
+              <w:start w:w="70" w:type="dxa"/>
+              <w:bottom w:w="38" w:type="dxa"/>
+              <w:end w:w="70" w:type="dxa"/>
+            </w:tcMar>
+            <w:tcBorders>
+              <w:top w:val="single" w:sz="6" w:space="0" w:color="D9D9D9"/>
+              <w:left w:val="single" w:sz="6" w:space="0" w:color="D9D9D9"/>
+              <w:bottom w:val="single" w:sz="6" w:space="0" w:color="D9D9D9"/>
+              <w:right w:val="single" w:sz="6" w:space="0" w:color="D9D9D9"/>
+              <w:insideH w:val="single" w:sz="6" w:space="0" w:color="D9D9D9"/>
+              <w:insideV w:val="single" w:sz="6" w:space="0" w:color="D9D9D9"/>
+            </w:tcBorders>
+          </w:tcPr>
+          <w:p>
+            <w:pPr>
+              <w:spacing w:after="0" w:line="252" w:lineRule="auto"/>
+              <w:jc w:val="center"/>
+            </w:pPr>
+            <w:r>
+              <w:rPr>
+                <w:rFonts w:ascii="Microsoft YaHei" w:hAnsi="Microsoft YaHei" w:eastAsia="Microsoft YaHei"/>
+                <w:color w:val="000000"/>
+                <w:sz w:val="17"/>
+              </w:rPr>
+              <w:t>R-KN-05</w:t>
+            </w:r>
+          </w:p>
+        </w:tc>
+        <w:tc>
+          <w:tcPr>
+            <w:tcW w:type="dxa" w:w="2685"/>
+            <w:vAlign w:val="center"/>
+            <w:tcMar>
+              <w:top w:w="38" w:type="dxa"/>
+              <w:start w:w="70" w:type="dxa"/>
+              <w:bottom w:w="38" w:type="dxa"/>
+              <w:end w:w="70" w:type="dxa"/>
+            </w:tcMar>
+            <w:tcBorders>
+              <w:top w:val="single" w:sz="6" w:space="0" w:color="D9D9D9"/>
+              <w:left w:val="single" w:sz="6" w:space="0" w:color="D9D9D9"/>
+              <w:bottom w:val="single" w:sz="6" w:space="0" w:color="D9D9D9"/>
+              <w:right w:val="single" w:sz="6" w:space="0" w:color="D9D9D9"/>
+              <w:insideH w:val="single" w:sz="6" w:space="0" w:color="D9D9D9"/>
+              <w:insideV w:val="single" w:sz="6" w:space="0" w:color="D9D9D9"/>
+            </w:tcBorders>
+          </w:tcPr>
+          <w:p>
+            <w:pPr>
+              <w:spacing w:after="0" w:line="252" w:lineRule="auto"/>
+              <w:jc w:val="left"/>
+            </w:pPr>
+            <w:r>
+              <w:rPr>
+                <w:rFonts w:ascii="Microsoft YaHei" w:hAnsi="Microsoft YaHei" w:eastAsia="Microsoft YaHei"/>
+                <w:color w:val="000000"/>
+                <w:sz w:val="17"/>
+              </w:rPr>
+              <w:t>多跳问答轨迹 API JSON（hop=0/1/2 三档证据，跨 6 份资产版本）</w:t>
+            </w:r>
+          </w:p>
+        </w:tc>
+        <w:tc>
+          <w:tcPr>
+            <w:tcW w:type="dxa" w:w="6157"/>
+            <w:vAlign w:val="center"/>
+            <w:tcMar>
+              <w:top w:w="38" w:type="dxa"/>
+              <w:start w:w="70" w:type="dxa"/>
+              <w:bottom w:w="38" w:type="dxa"/>
+              <w:end w:w="70" w:type="dxa"/>
+            </w:tcMar>
+            <w:tcBorders>
+              <w:top w:val="single" w:sz="6" w:space="0" w:color="D9D9D9"/>
+              <w:left w:val="single" w:sz="6" w:space="0" w:color="D9D9D9"/>
+              <w:bottom w:val="single" w:sz="6" w:space="0" w:color="D9D9D9"/>
+              <w:right w:val="single" w:sz="6" w:space="0" w:color="D9D9D9"/>
+              <w:insideH w:val="single" w:sz="6" w:space="0" w:color="D9D9D9"/>
+              <w:insideV w:val="single" w:sz="6" w:space="0" w:color="D9D9D9"/>
+            </w:tcBorders>
+          </w:tcPr>
+          <w:p>
+            <w:pPr>
+              <w:spacing w:after="0" w:line="252" w:lineRule="auto"/>
+              <w:jc w:val="left"/>
+            </w:pPr>
+            <w:r>
+              <w:rPr>
+                <w:rFonts w:ascii="Consolas" w:hAnsi="Consolas" w:eastAsia="Microsoft YaHei"/>
+                <w:color w:val="000000"/>
+                <w:sz w:val="16"/>
+              </w:rPr>
+              <w:t>artifacts/knowledge-qa-trace-multihop/latest.json</w:t>
+            </w:r>
+          </w:p>
+        </w:tc>
+      </w:tr>
     </w:tbl>
     <w:p>
       <w:pPr>
         <w:spacing w:after="40"/>
       </w:pPr>
+    </w:p>
+    <w:p>
+      <w:r>
+        <w:rPr>
+          <w:rFonts w:ascii="Microsoft YaHei" w:hAnsi="Microsoft YaHei" w:eastAsia="Microsoft YaHei"/>
+          <w:sz w:val="21"/>
+        </w:rPr>
+        <w:t>R-KN-06（2026-10-24）</w:t>
+      </w:r>
+      <w:r>
+        <w:rPr>
+          <w:rFonts w:ascii="Microsoft YaHei" w:hAnsi="Microsoft YaHei" w:eastAsia="Microsoft YaHei"/>
+          <w:b/>
+          <w:sz w:val="21"/>
+        </w:rPr>
+        <w:t>检索-生成问答轨迹</w:t>
+      </w:r>
+      <w:r>
+        <w:rPr>
+          <w:rFonts w:ascii="Microsoft YaHei" w:hAnsi="Microsoft YaHei" w:eastAsia="Microsoft YaHei"/>
+          <w:sz w:val="21"/>
+        </w:rPr>
+        <w:t xml:space="preserve">：两个问题在已发布本体上先走 ontology_graph 多跳检索（命中带 hop=1 路径与引用），再生成带 [c:1] 引用的 回答；第二个问题（疑似漏油）在语料无适用条款时明示 </w:t>
+      </w:r>
+      <w:r>
+        <w:rPr>
+          <w:rFonts w:ascii="Consolas" w:hAnsi="Consolas" w:eastAsia="Microsoft YaHei"/>
+          <w:sz w:val="20"/>
+        </w:rPr>
+        <w:t>insufficient_evidence=true</w:t>
+      </w:r>
+      <w:r>
+        <w:rPr>
+          <w:rFonts w:ascii="Microsoft YaHei" w:hAnsi="Microsoft YaHei" w:eastAsia="Microsoft YaHei"/>
+          <w:sz w:val="21"/>
+        </w:rPr>
+        <w:t xml:space="preserve"> 并建议人工升级——与 R-NX-09 的本地 Nexent 拒答 案例同一叙事。轨迹见 </w:t>
+      </w:r>
+      <w:r>
+        <w:rPr>
+          <w:rFonts w:ascii="Consolas" w:hAnsi="Consolas" w:eastAsia="Microsoft YaHei"/>
+          <w:sz w:val="20"/>
+        </w:rPr>
+        <w:t>artifacts/knowledge-llm-qa-trace/latest.json</w:t>
+      </w:r>
+      <w:r>
+        <w:rPr>
+          <w:rFonts w:ascii="Microsoft YaHei" w:hAnsi="Microsoft YaHei" w:eastAsia="Microsoft YaHei"/>
+          <w:sz w:val="21"/>
+        </w:rPr>
+        <w:t>。 口径：确定性脚本客户端（非真实模型），E1；真实模型轨迹待端点配置。</w:t>
+      </w:r>
     </w:p>
     <w:p>
       <w:r>
@@ -10104,6 +10952,58 @@
           <w:sz w:val="21"/>
         </w:rPr>
         <w:t>，不是多跳 路径问答，也不是 LLM 生成式问答，不得与 R-NX-09 混写。</w:t>
+      </w:r>
+    </w:p>
+    <w:p>
+      <w:r>
+        <w:rPr>
+          <w:rFonts w:ascii="Microsoft YaHei" w:hAnsi="Microsoft YaHei" w:eastAsia="Microsoft YaHei"/>
+          <w:sz w:val="21"/>
+        </w:rPr>
+        <w:t>R-KN-05（2026-10-23）补齐</w:t>
+      </w:r>
+      <w:r>
+        <w:rPr>
+          <w:rFonts w:ascii="Microsoft YaHei" w:hAnsi="Microsoft YaHei" w:eastAsia="Microsoft YaHei"/>
+          <w:b/>
+          <w:sz w:val="21"/>
+        </w:rPr>
+        <w:t>真实多跳实例</w:t>
+      </w:r>
+      <w:r>
+        <w:rPr>
+          <w:rFonts w:ascii="Microsoft YaHei" w:hAnsi="Microsoft YaHei" w:eastAsia="Microsoft YaHei"/>
+          <w:sz w:val="21"/>
+        </w:rPr>
+        <w:t xml:space="preserve">：同一问题在已发布本体上执行跨文档 多跳检索，命中 6 条，其中 3 条为 </w:t>
+      </w:r>
+      <w:r>
+        <w:rPr>
+          <w:rFonts w:ascii="Consolas" w:hAnsi="Consolas" w:eastAsia="Microsoft YaHei"/>
+          <w:sz w:val="20"/>
+        </w:rPr>
+        <w:t>hop=2</w:t>
+      </w:r>
+      <w:r>
+        <w:rPr>
+          <w:rFonts w:ascii="Microsoft YaHei" w:hAnsi="Microsoft YaHei" w:eastAsia="Microsoft YaHei"/>
+          <w:sz w:val="21"/>
+        </w:rPr>
+        <w:t xml:space="preserve">（路径如“泡沫垃圾 [触发] → 岸线巡查 [生成] → 打捞任务”）；决策证据链 6 条证据覆盖 hop=0/1/2 三档、引用 6 份不同 资产版本（事件/表格/文档/遥测/图像/数据集）。轨迹与截图见 </w:t>
+      </w:r>
+      <w:r>
+        <w:rPr>
+          <w:rFonts w:ascii="Consolas" w:hAnsi="Consolas" w:eastAsia="Microsoft YaHei"/>
+          <w:sz w:val="20"/>
+        </w:rPr>
+        <w:t>artifacts/knowledge-qa-trace-multihop/</w:t>
+      </w:r>
+      <w:r>
+        <w:rPr>
+          <w:rFonts w:ascii="Microsoft YaHei" w:hAnsi="Microsoft YaHei" w:eastAsia="Microsoft YaHei"/>
+          <w:sz w:val="21"/>
+        </w:rPr>
+        <w:t>。口径：确定性“检索-推理”链路 （本体图检索 + 决策证据链），演示资产、E1/E2 证据等级；不是 LLM 生成式问答， 不得表述为真实脱敏行业数据或现场验证。</w:t>
       </w:r>
     </w:p>
     <w:p>
@@ -10343,7 +11243,7 @@
                 <w:color w:val="000000"/>
                 <w:sz w:val="17"/>
               </w:rPr>
-              <w:t>SeaSight Domain Cognition MCP 服务实现</w:t>
+              <w:t>Oceanus Domain Cognition MCP 服务实现</w:t>
             </w:r>
           </w:p>
         </w:tc>
@@ -11747,7 +12647,7 @@
           <w:rFonts w:ascii="Consolas" w:hAnsi="Consolas" w:eastAsia="Microsoft YaHei"/>
           <w:sz w:val="20"/>
         </w:rPr>
-        <w:t>SeaSight Domain Cognition MCP</w:t>
+        <w:t>Oceanus Domain Cognition MCP</w:t>
       </w:r>
       <w:r>
         <w:rPr>
@@ -11965,7 +12865,21 @@
           <w:rFonts w:ascii="Microsoft YaHei" w:hAnsi="Microsoft YaHei" w:eastAsia="Microsoft YaHei"/>
           <w:sz w:val="21"/>
         </w:rPr>
-        <w:t xml:space="preserve">恢复路径（R-NX-08，尚未开始）：解除欠费 → 在 </w:t>
+        <w:t xml:space="preserve">恢复路径（R-NX-08，2026-10-01 已取得部分进展）：网关层 MCP POST 与 </w:t>
+      </w:r>
+      <w:r>
+        <w:rPr>
+          <w:rFonts w:ascii="Consolas" w:hAnsi="Consolas" w:eastAsia="Microsoft YaHei"/>
+          <w:sz w:val="20"/>
+        </w:rPr>
+        <w:t>agent_runtime_status</w:t>
+      </w:r>
+      <w:r>
+        <w:rPr>
+          <w:rFonts w:ascii="Microsoft YaHei" w:hAnsi="Microsoft YaHei" w:eastAsia="Microsoft YaHei"/>
+          <w:sz w:val="21"/>
+        </w:rPr>
+        <w:t xml:space="preserve"> 工具调用已实证成功；仍需在私网环境绑定 Agent、发布并 在平台内跑通一次完整 Skill 问答。后续步骤：在 </w:t>
       </w:r>
       <w:r>
         <w:rPr>
@@ -12008,6 +12922,51 @@
           <w:sz w:val="21"/>
         </w:rPr>
         <w:t xml:space="preserve"> 登记。完成前，全部对外材料维持 “本地已验收、托管平台未验收”的口径。</w:t>
+      </w:r>
+    </w:p>
+    <w:p>
+      <w:r>
+        <w:rPr>
+          <w:rFonts w:ascii="Microsoft YaHei" w:hAnsi="Microsoft YaHei" w:eastAsia="Microsoft YaHei"/>
+          <w:b/>
+          <w:sz w:val="21"/>
+        </w:rPr>
+        <w:t>2026-10-24 复跑探测（R-NX-08-PROBE-20261024）</w:t>
+      </w:r>
+      <w:r>
+        <w:rPr>
+          <w:rFonts w:ascii="Microsoft YaHei" w:hAnsi="Microsoft YaHei" w:eastAsia="Microsoft YaHei"/>
+          <w:sz w:val="21"/>
+        </w:rPr>
+        <w:t>：账号解冻后用重建的自包含 复跑脚本（</w:t>
+      </w:r>
+      <w:r>
+        <w:rPr>
+          <w:rFonts w:ascii="Consolas" w:hAnsi="Consolas" w:eastAsia="Microsoft YaHei"/>
+          <w:sz w:val="20"/>
+        </w:rPr>
+        <w:t>scripts/rnx08_hosted_qa_run.py</w:t>
+      </w:r>
+      <w:r>
+        <w:rPr>
+          <w:rFonts w:ascii="Microsoft YaHei" w:hAnsi="Microsoft YaHei" w:eastAsia="Microsoft YaHei"/>
+          <w:sz w:val="21"/>
+        </w:rPr>
+        <w:t xml:space="preserve">，按官方 managed_agents 协议）发起 一次探测：网关与鉴权层在线、域名公网可解析，但 WebSocket 握手 401——形态与 10-02 成功记录一致的 API Key 被服务端拒绝。卡点从「账号欠费」收敛为「控制台 身份鉴权核验」（API Key 轮换 / runtime 变更 / 账号受限记录，三者只能在控制台 确认）。核验通过后执行同一脚本即可按模板登记 R-NX-08 完成；详见 </w:t>
+      </w:r>
+      <w:r>
+        <w:rPr>
+          <w:rFonts w:ascii="Consolas" w:hAnsi="Consolas" w:eastAsia="Microsoft YaHei"/>
+          <w:sz w:val="20"/>
+        </w:rPr>
+        <w:t>artifacts/nexent-platform-acceptance/hosted-skill-qa-2026-10-24-probe.yaml</w:t>
+      </w:r>
+      <w:r>
+        <w:rPr>
+          <w:rFonts w:ascii="Microsoft YaHei" w:hAnsi="Microsoft YaHei" w:eastAsia="Microsoft YaHei"/>
+          <w:sz w:val="21"/>
+        </w:rPr>
+        <w:t xml:space="preserve"> 与 runbook §13.8。</w:t>
       </w:r>
     </w:p>
     <w:p>
@@ -12106,7 +13065,16 @@
           <w:rFonts w:ascii="Microsoft YaHei" w:hAnsi="Microsoft YaHei" w:eastAsia="Microsoft YaHei"/>
           <w:sz w:val="21"/>
         </w:rPr>
-        <w:t xml:space="preserve"> 直接引用检索，不是多跳问答；</w:t>
+        <w:t xml:space="preserve"> 直接引用检索；跨文档多跳实例由 R-KN-05 补齐</w:t>
+      </w:r>
+    </w:p>
+    <w:p>
+      <w:r>
+        <w:rPr>
+          <w:rFonts w:ascii="Microsoft YaHei" w:hAnsi="Microsoft YaHei" w:eastAsia="Microsoft YaHei"/>
+          <w:sz w:val="21"/>
+        </w:rPr>
+        <w:t>（hop=0/1/2 三档证据、演示资产、E1/E2），两者均非 LLM 生成式问答；</w:t>
       </w:r>
     </w:p>
     <w:p>
@@ -12337,6 +13305,114 @@
                 <w:color w:val="000000"/>
                 <w:sz w:val="17"/>
               </w:rPr>
+              <w:t>2026-10-24</w:t>
+            </w:r>
+          </w:p>
+        </w:tc>
+        <w:tc>
+          <w:tcPr>
+            <w:tcW w:type="dxa" w:w="3331"/>
+            <w:vAlign w:val="center"/>
+            <w:tcMar>
+              <w:top w:w="38" w:type="dxa"/>
+              <w:start w:w="70" w:type="dxa"/>
+              <w:bottom w:w="38" w:type="dxa"/>
+              <w:end w:w="70" w:type="dxa"/>
+            </w:tcMar>
+            <w:tcBorders>
+              <w:top w:val="single" w:sz="6" w:space="0" w:color="D9D9D9"/>
+              <w:left w:val="single" w:sz="6" w:space="0" w:color="D9D9D9"/>
+              <w:bottom w:val="single" w:sz="6" w:space="0" w:color="D9D9D9"/>
+              <w:right w:val="single" w:sz="6" w:space="0" w:color="D9D9D9"/>
+              <w:insideH w:val="single" w:sz="6" w:space="0" w:color="D9D9D9"/>
+              <w:insideV w:val="single" w:sz="6" w:space="0" w:color="D9D9D9"/>
+            </w:tcBorders>
+          </w:tcPr>
+          <w:p>
+            <w:pPr>
+              <w:spacing w:after="0" w:line="252" w:lineRule="auto"/>
+              <w:jc w:val="left"/>
+            </w:pPr>
+            <w:r>
+              <w:rPr>
+                <w:rFonts w:ascii="Microsoft YaHei" w:hAnsi="Microsoft YaHei" w:eastAsia="Microsoft YaHei"/>
+                <w:color w:val="000000"/>
+                <w:sz w:val="17"/>
+              </w:rPr>
+              <w:t>新增 §3.4 知识域 LLM 通道（R-LLM-01 抽取主通道 + R-KN-06 检索-生成问答，脚本客户端口径）；§六补 R-KN-06 轨迹索引；§八补 R-NX-08 复跑探测（401，卡点收敛为鉴权核验）</w:t>
+            </w:r>
+          </w:p>
+        </w:tc>
+        <w:tc>
+          <w:tcPr>
+            <w:tcW w:type="dxa" w:w="3331"/>
+            <w:vAlign w:val="center"/>
+            <w:tcMar>
+              <w:top w:w="38" w:type="dxa"/>
+              <w:start w:w="70" w:type="dxa"/>
+              <w:bottom w:w="38" w:type="dxa"/>
+              <w:end w:w="70" w:type="dxa"/>
+            </w:tcMar>
+            <w:tcBorders>
+              <w:top w:val="single" w:sz="6" w:space="0" w:color="D9D9D9"/>
+              <w:left w:val="single" w:sz="6" w:space="0" w:color="D9D9D9"/>
+              <w:bottom w:val="single" w:sz="6" w:space="0" w:color="D9D9D9"/>
+              <w:right w:val="single" w:sz="6" w:space="0" w:color="D9D9D9"/>
+              <w:insideH w:val="single" w:sz="6" w:space="0" w:color="D9D9D9"/>
+              <w:insideV w:val="single" w:sz="6" w:space="0" w:color="D9D9D9"/>
+            </w:tcBorders>
+          </w:tcPr>
+          <w:p>
+            <w:pPr>
+              <w:spacing w:after="0" w:line="252" w:lineRule="auto"/>
+              <w:jc w:val="left"/>
+            </w:pPr>
+            <w:r>
+              <w:rPr>
+                <w:rFonts w:ascii="Microsoft YaHei" w:hAnsi="Microsoft YaHei" w:eastAsia="Microsoft YaHei"/>
+                <w:color w:val="000000"/>
+                <w:sz w:val="17"/>
+              </w:rPr>
+              <w:t>liyongxiang + ZCode</w:t>
+            </w:r>
+          </w:p>
+        </w:tc>
+      </w:tr>
+      <w:tr>
+        <w:trPr>
+          <w:cantSplit w:val="true"/>
+        </w:trPr>
+        <w:tc>
+          <w:tcPr>
+            <w:tcW w:type="dxa" w:w="3331"/>
+            <w:vAlign w:val="center"/>
+            <w:tcMar>
+              <w:top w:w="38" w:type="dxa"/>
+              <w:start w:w="70" w:type="dxa"/>
+              <w:bottom w:w="38" w:type="dxa"/>
+              <w:end w:w="70" w:type="dxa"/>
+            </w:tcMar>
+            <w:tcBorders>
+              <w:top w:val="single" w:sz="6" w:space="0" w:color="D9D9D9"/>
+              <w:left w:val="single" w:sz="6" w:space="0" w:color="D9D9D9"/>
+              <w:bottom w:val="single" w:sz="6" w:space="0" w:color="D9D9D9"/>
+              <w:right w:val="single" w:sz="6" w:space="0" w:color="D9D9D9"/>
+              <w:insideH w:val="single" w:sz="6" w:space="0" w:color="D9D9D9"/>
+              <w:insideV w:val="single" w:sz="6" w:space="0" w:color="D9D9D9"/>
+            </w:tcBorders>
+            <w:shd w:fill="F3F7FA"/>
+          </w:tcPr>
+          <w:p>
+            <w:pPr>
+              <w:spacing w:after="0" w:line="252" w:lineRule="auto"/>
+              <w:jc w:val="left"/>
+            </w:pPr>
+            <w:r>
+              <w:rPr>
+                <w:rFonts w:ascii="Microsoft YaHei" w:hAnsi="Microsoft YaHei" w:eastAsia="Microsoft YaHei"/>
+                <w:color w:val="000000"/>
+                <w:sz w:val="17"/>
+              </w:rPr>
               <w:t>2026-09-30</w:t>
             </w:r>
           </w:p>
@@ -12359,6 +13435,7 @@
               <w:insideH w:val="single" w:sz="6" w:space="0" w:color="D9D9D9"/>
               <w:insideV w:val="single" w:sz="6" w:space="0" w:color="D9D9D9"/>
             </w:tcBorders>
+            <w:shd w:fill="F3F7FA"/>
           </w:tcPr>
           <w:p>
             <w:pPr>
@@ -12393,6 +13470,7 @@
               <w:insideH w:val="single" w:sz="6" w:space="0" w:color="D9D9D9"/>
               <w:insideV w:val="single" w:sz="6" w:space="0" w:color="D9D9D9"/>
             </w:tcBorders>
+            <w:shd w:fill="F3F7FA"/>
           </w:tcPr>
           <w:p>
             <w:pPr>
@@ -12493,7 +13571,7 @@
         <w:sz w:val="16"/>
       </w:rPr>
       <w:tab/>
-      <w:t>探海灵眸 SeaSight  |  华为 ICT 赛道三 · Nexent 智能体设计说明</w:t>
+      <w:t>探海灵眸 Oceanus  |  华为 ICT 赛道三 · Nexent 智能体设计说明</w:t>
     </w:r>
   </w:p>
 </w:hdr>

--- a/项目文档/华为ICT赛道三_Nexent智能体设计说明.docx
+++ b/项目文档/华为ICT赛道三_Nexent智能体设计说明.docx
@@ -5510,35 +5510,7 @@
           <w:rFonts w:ascii="Microsoft YaHei" w:hAnsi="Microsoft YaHei" w:eastAsia="Microsoft YaHei"/>
           <w:sz w:val="21"/>
         </w:rPr>
-        <w:t>通道机制由 20 项专项测试与确定性评测守卫（</w:t>
-      </w:r>
-      <w:r>
-        <w:rPr>
-          <w:rFonts w:ascii="Consolas" w:hAnsi="Consolas" w:eastAsia="Microsoft YaHei"/>
-          <w:sz w:val="20"/>
-        </w:rPr>
-        <w:t>make ontology-llm-eval</w:t>
-      </w:r>
-      <w:r>
-        <w:rPr>
-          <w:rFonts w:ascii="Microsoft YaHei" w:hAnsi="Microsoft YaHei" w:eastAsia="Microsoft YaHei"/>
-          <w:sz w:val="21"/>
-        </w:rPr>
-        <w:t xml:space="preserve"> / </w:t>
-      </w:r>
-      <w:r>
-        <w:rPr>
-          <w:rFonts w:ascii="Consolas" w:hAnsi="Consolas" w:eastAsia="Microsoft YaHei"/>
-          <w:sz w:val="20"/>
-        </w:rPr>
-        <w:t>make knowledge-llm-qa-trace</w:t>
-      </w:r>
-      <w:r>
-        <w:rPr>
-          <w:rFonts w:ascii="Microsoft YaHei" w:hAnsi="Microsoft YaHei" w:eastAsia="Microsoft YaHei"/>
-          <w:sz w:val="21"/>
-        </w:rPr>
-        <w:t>）；</w:t>
+        <w:t>通道机制由 20 项专项测试与确定性评测守卫；</w:t>
       </w:r>
       <w:r>
         <w:rPr>
@@ -5546,14 +5518,405 @@
           <w:b/>
           <w:sz w:val="21"/>
         </w:rPr>
-        <w:t>当前已采集轨迹均来自确定性脚本客户端， 真实模型评测须配置端点后加 `--real` 重跑</w:t>
+        <w:t>2026-10-24 深夜已配真实端点并完成 真模型评测（R-LLM-01 real / R-KN-06 real，DeepSeek `deepseek-chat`）</w:t>
       </w:r>
       <w:r>
         <w:rPr>
           <w:rFonts w:ascii="Microsoft YaHei" w:hAnsi="Microsoft YaHei" w:eastAsia="Microsoft YaHei"/>
           <w:sz w:val="21"/>
         </w:rPr>
-        <w:t>，不得把脚本客户端表述为模型能力。</w:t>
+        <w:t>：</w:t>
+      </w:r>
+    </w:p>
+    <w:tbl>
+      <w:tblPr>
+        <w:tblW w:type="auto" w:w="0"/>
+        <w:jc w:val="center"/>
+        <w:tblLayout w:type="fixed"/>
+        <w:tblLook w:firstColumn="1" w:firstRow="1" w:lastColumn="0" w:lastRow="0" w:noHBand="0" w:noVBand="1" w:val="04A0"/>
+      </w:tblPr>
+      <w:tblGrid>
+        <w:gridCol w:w="3331"/>
+        <w:gridCol w:w="3331"/>
+        <w:gridCol w:w="3331"/>
+      </w:tblGrid>
+      <w:tr>
+        <w:trPr>
+          <w:cantSplit w:val="true"/>
+          <w:tblHeader w:val="true"/>
+        </w:trPr>
+        <w:tc>
+          <w:tcPr>
+            <w:tcW w:type="dxa" w:w="3331"/>
+            <w:vAlign w:val="center"/>
+            <w:tcMar>
+              <w:top w:w="38" w:type="dxa"/>
+              <w:start w:w="70" w:type="dxa"/>
+              <w:bottom w:w="38" w:type="dxa"/>
+              <w:end w:w="70" w:type="dxa"/>
+            </w:tcMar>
+            <w:tcBorders>
+              <w:top w:val="single" w:sz="6" w:space="0" w:color="D9D9D9"/>
+              <w:left w:val="single" w:sz="6" w:space="0" w:color="D9D9D9"/>
+              <w:bottom w:val="single" w:sz="6" w:space="0" w:color="D9D9D9"/>
+              <w:right w:val="single" w:sz="6" w:space="0" w:color="D9D9D9"/>
+              <w:insideH w:val="single" w:sz="6" w:space="0" w:color="D9D9D9"/>
+              <w:insideV w:val="single" w:sz="6" w:space="0" w:color="D9D9D9"/>
+            </w:tcBorders>
+            <w:shd w:fill="1F4E79"/>
+          </w:tcPr>
+          <w:p>
+            <w:pPr>
+              <w:spacing w:after="0" w:line="252" w:lineRule="auto"/>
+              <w:jc w:val="center"/>
+            </w:pPr>
+            <w:r>
+              <w:rPr>
+                <w:rFonts w:ascii="Microsoft YaHei" w:hAnsi="Microsoft YaHei" w:eastAsia="Microsoft YaHei"/>
+                <w:b/>
+                <w:color w:val="FFFFFF"/>
+                <w:sz w:val="17"/>
+              </w:rPr>
+              <w:t>评测</w:t>
+            </w:r>
+          </w:p>
+        </w:tc>
+        <w:tc>
+          <w:tcPr>
+            <w:tcW w:type="dxa" w:w="3331"/>
+            <w:vAlign w:val="center"/>
+            <w:tcMar>
+              <w:top w:w="38" w:type="dxa"/>
+              <w:start w:w="70" w:type="dxa"/>
+              <w:bottom w:w="38" w:type="dxa"/>
+              <w:end w:w="70" w:type="dxa"/>
+            </w:tcMar>
+            <w:tcBorders>
+              <w:top w:val="single" w:sz="6" w:space="0" w:color="D9D9D9"/>
+              <w:left w:val="single" w:sz="6" w:space="0" w:color="D9D9D9"/>
+              <w:bottom w:val="single" w:sz="6" w:space="0" w:color="D9D9D9"/>
+              <w:right w:val="single" w:sz="6" w:space="0" w:color="D9D9D9"/>
+              <w:insideH w:val="single" w:sz="6" w:space="0" w:color="D9D9D9"/>
+              <w:insideV w:val="single" w:sz="6" w:space="0" w:color="D9D9D9"/>
+            </w:tcBorders>
+            <w:shd w:fill="1F4E79"/>
+          </w:tcPr>
+          <w:p>
+            <w:pPr>
+              <w:spacing w:after="0" w:line="252" w:lineRule="auto"/>
+              <w:jc w:val="center"/>
+            </w:pPr>
+            <w:r>
+              <w:rPr>
+                <w:rFonts w:ascii="Microsoft YaHei" w:hAnsi="Microsoft YaHei" w:eastAsia="Microsoft YaHei"/>
+                <w:b/>
+                <w:color w:val="FFFFFF"/>
+                <w:sz w:val="17"/>
+              </w:rPr>
+              <w:t>真实数字</w:t>
+            </w:r>
+          </w:p>
+        </w:tc>
+        <w:tc>
+          <w:tcPr>
+            <w:tcW w:type="dxa" w:w="3331"/>
+            <w:vAlign w:val="center"/>
+            <w:tcMar>
+              <w:top w:w="38" w:type="dxa"/>
+              <w:start w:w="70" w:type="dxa"/>
+              <w:bottom w:w="38" w:type="dxa"/>
+              <w:end w:w="70" w:type="dxa"/>
+            </w:tcMar>
+            <w:tcBorders>
+              <w:top w:val="single" w:sz="6" w:space="0" w:color="D9D9D9"/>
+              <w:left w:val="single" w:sz="6" w:space="0" w:color="D9D9D9"/>
+              <w:bottom w:val="single" w:sz="6" w:space="0" w:color="D9D9D9"/>
+              <w:right w:val="single" w:sz="6" w:space="0" w:color="D9D9D9"/>
+              <w:insideH w:val="single" w:sz="6" w:space="0" w:color="D9D9D9"/>
+              <w:insideV w:val="single" w:sz="6" w:space="0" w:color="D9D9D9"/>
+            </w:tcBorders>
+            <w:shd w:fill="1F4E79"/>
+          </w:tcPr>
+          <w:p>
+            <w:pPr>
+              <w:spacing w:after="0" w:line="252" w:lineRule="auto"/>
+              <w:jc w:val="center"/>
+            </w:pPr>
+            <w:r>
+              <w:rPr>
+                <w:rFonts w:ascii="Microsoft YaHei" w:hAnsi="Microsoft YaHei" w:eastAsia="Microsoft YaHei"/>
+                <w:b/>
+                <w:color w:val="FFFFFF"/>
+                <w:sz w:val="17"/>
+              </w:rPr>
+              <w:t>口径</w:t>
+            </w:r>
+          </w:p>
+        </w:tc>
+      </w:tr>
+      <w:tr>
+        <w:trPr>
+          <w:cantSplit w:val="true"/>
+        </w:trPr>
+        <w:tc>
+          <w:tcPr>
+            <w:tcW w:type="dxa" w:w="3331"/>
+            <w:vAlign w:val="center"/>
+            <w:tcMar>
+              <w:top w:w="38" w:type="dxa"/>
+              <w:start w:w="70" w:type="dxa"/>
+              <w:bottom w:w="38" w:type="dxa"/>
+              <w:end w:w="70" w:type="dxa"/>
+            </w:tcMar>
+            <w:tcBorders>
+              <w:top w:val="single" w:sz="6" w:space="0" w:color="D9D9D9"/>
+              <w:left w:val="single" w:sz="6" w:space="0" w:color="D9D9D9"/>
+              <w:bottom w:val="single" w:sz="6" w:space="0" w:color="D9D9D9"/>
+              <w:right w:val="single" w:sz="6" w:space="0" w:color="D9D9D9"/>
+              <w:insideH w:val="single" w:sz="6" w:space="0" w:color="D9D9D9"/>
+              <w:insideV w:val="single" w:sz="6" w:space="0" w:color="D9D9D9"/>
+            </w:tcBorders>
+          </w:tcPr>
+          <w:p>
+            <w:pPr>
+              <w:spacing w:after="0" w:line="252" w:lineRule="auto"/>
+              <w:jc w:val="left"/>
+            </w:pPr>
+            <w:r>
+              <w:rPr>
+                <w:rFonts w:ascii="Microsoft YaHei" w:hAnsi="Microsoft YaHei" w:eastAsia="Microsoft YaHei"/>
+                <w:color w:val="000000"/>
+                <w:sz w:val="17"/>
+              </w:rPr>
+              <w:t>双通道抽取对照（R-LLM-01 real）</w:t>
+            </w:r>
+          </w:p>
+        </w:tc>
+        <w:tc>
+          <w:tcPr>
+            <w:tcW w:type="dxa" w:w="3331"/>
+            <w:vAlign w:val="center"/>
+            <w:tcMar>
+              <w:top w:w="38" w:type="dxa"/>
+              <w:start w:w="70" w:type="dxa"/>
+              <w:bottom w:w="38" w:type="dxa"/>
+              <w:end w:w="70" w:type="dxa"/>
+            </w:tcMar>
+            <w:tcBorders>
+              <w:top w:val="single" w:sz="6" w:space="0" w:color="D9D9D9"/>
+              <w:left w:val="single" w:sz="6" w:space="0" w:color="D9D9D9"/>
+              <w:bottom w:val="single" w:sz="6" w:space="0" w:color="D9D9D9"/>
+              <w:right w:val="single" w:sz="6" w:space="0" w:color="D9D9D9"/>
+              <w:insideH w:val="single" w:sz="6" w:space="0" w:color="D9D9D9"/>
+              <w:insideV w:val="single" w:sz="6" w:space="0" w:color="D9D9D9"/>
+            </w:tcBorders>
+          </w:tcPr>
+          <w:p>
+            <w:pPr>
+              <w:spacing w:after="0" w:line="252" w:lineRule="auto"/>
+              <w:jc w:val="left"/>
+            </w:pPr>
+            <w:r>
+              <w:rPr>
+                <w:rFonts w:ascii="Microsoft YaHei" w:hAnsi="Microsoft YaHei" w:eastAsia="Microsoft YaHei"/>
+                <w:color w:val="000000"/>
+                <w:sz w:val="17"/>
+              </w:rPr>
+              <w:t>规则 top-20 术语 11/20、关系 1/7（与 R-KN-02 对账一致）；LLM 合并列表 9/20、关系 1/7（命中"海漂垃圾→机械臂"）；纯 LLM 候选命中全部 7 个核心领域词，漏乡镇/动作词</w:t>
+            </w:r>
+          </w:p>
+        </w:tc>
+        <w:tc>
+          <w:tcPr>
+            <w:tcW w:type="dxa" w:w="3331"/>
+            <w:vAlign w:val="center"/>
+            <w:tcMar>
+              <w:top w:w="38" w:type="dxa"/>
+              <w:start w:w="70" w:type="dxa"/>
+              <w:bottom w:w="38" w:type="dxa"/>
+              <w:end w:w="70" w:type="dxa"/>
+            </w:tcMar>
+            <w:tcBorders>
+              <w:top w:val="single" w:sz="6" w:space="0" w:color="D9D9D9"/>
+              <w:left w:val="single" w:sz="6" w:space="0" w:color="D9D9D9"/>
+              <w:bottom w:val="single" w:sz="6" w:space="0" w:color="D9D9D9"/>
+              <w:right w:val="single" w:sz="6" w:space="0" w:color="D9D9D9"/>
+              <w:insideH w:val="single" w:sz="6" w:space="0" w:color="D9D9D9"/>
+              <w:insideV w:val="single" w:sz="6" w:space="0" w:color="D9D9D9"/>
+            </w:tcBorders>
+          </w:tcPr>
+          <w:p>
+            <w:pPr>
+              <w:spacing w:after="0" w:line="252" w:lineRule="auto"/>
+              <w:jc w:val="left"/>
+            </w:pPr>
+            <w:r>
+              <w:rPr>
+                <w:rFonts w:ascii="Microsoft YaHei" w:hAnsi="Microsoft YaHei" w:eastAsia="Microsoft YaHei"/>
+                <w:color w:val="000000"/>
+                <w:sz w:val="17"/>
+              </w:rPr>
+              <w:t>内部合成语料（E1）；</w:t>
+            </w:r>
+            <w:r>
+              <w:rPr>
+                <w:rFonts w:ascii="Microsoft YaHei" w:hAnsi="Microsoft YaHei" w:eastAsia="Microsoft YaHei"/>
+                <w:b/>
+                <w:color w:val="000000"/>
+                <w:sz w:val="17"/>
+              </w:rPr>
+              <w:t>负结果如实报告</w:t>
+            </w:r>
+            <w:r>
+              <w:rPr>
+                <w:rFonts w:ascii="Microsoft YaHei" w:hAnsi="Microsoft YaHei" w:eastAsia="Microsoft YaHei"/>
+                <w:color w:val="000000"/>
+                <w:sz w:val="17"/>
+              </w:rPr>
+              <w:t>：本语料上 LLM 未跑赢手调规则先验，价值在零样本扩展与引文证据</w:t>
+            </w:r>
+          </w:p>
+        </w:tc>
+      </w:tr>
+      <w:tr>
+        <w:trPr>
+          <w:cantSplit w:val="true"/>
+        </w:trPr>
+        <w:tc>
+          <w:tcPr>
+            <w:tcW w:type="dxa" w:w="3331"/>
+            <w:vAlign w:val="center"/>
+            <w:tcMar>
+              <w:top w:w="38" w:type="dxa"/>
+              <w:start w:w="70" w:type="dxa"/>
+              <w:bottom w:w="38" w:type="dxa"/>
+              <w:end w:w="70" w:type="dxa"/>
+            </w:tcMar>
+            <w:tcBorders>
+              <w:top w:val="single" w:sz="6" w:space="0" w:color="D9D9D9"/>
+              <w:left w:val="single" w:sz="6" w:space="0" w:color="D9D9D9"/>
+              <w:bottom w:val="single" w:sz="6" w:space="0" w:color="D9D9D9"/>
+              <w:right w:val="single" w:sz="6" w:space="0" w:color="D9D9D9"/>
+              <w:insideH w:val="single" w:sz="6" w:space="0" w:color="D9D9D9"/>
+              <w:insideV w:val="single" w:sz="6" w:space="0" w:color="D9D9D9"/>
+            </w:tcBorders>
+            <w:shd w:fill="F3F7FA"/>
+          </w:tcPr>
+          <w:p>
+            <w:pPr>
+              <w:spacing w:after="0" w:line="252" w:lineRule="auto"/>
+              <w:jc w:val="left"/>
+            </w:pPr>
+            <w:r>
+              <w:rPr>
+                <w:rFonts w:ascii="Microsoft YaHei" w:hAnsi="Microsoft YaHei" w:eastAsia="Microsoft YaHei"/>
+                <w:color w:val="000000"/>
+                <w:sz w:val="17"/>
+              </w:rPr>
+              <w:t>生成式问答（R-KN-06 real）</w:t>
+            </w:r>
+          </w:p>
+        </w:tc>
+        <w:tc>
+          <w:tcPr>
+            <w:tcW w:type="dxa" w:w="3331"/>
+            <w:vAlign w:val="center"/>
+            <w:tcMar>
+              <w:top w:w="38" w:type="dxa"/>
+              <w:start w:w="70" w:type="dxa"/>
+              <w:bottom w:w="38" w:type="dxa"/>
+              <w:end w:w="70" w:type="dxa"/>
+            </w:tcMar>
+            <w:tcBorders>
+              <w:top w:val="single" w:sz="6" w:space="0" w:color="D9D9D9"/>
+              <w:left w:val="single" w:sz="6" w:space="0" w:color="D9D9D9"/>
+              <w:bottom w:val="single" w:sz="6" w:space="0" w:color="D9D9D9"/>
+              <w:right w:val="single" w:sz="6" w:space="0" w:color="D9D9D9"/>
+              <w:insideH w:val="single" w:sz="6" w:space="0" w:color="D9D9D9"/>
+              <w:insideV w:val="single" w:sz="6" w:space="0" w:color="D9D9D9"/>
+            </w:tcBorders>
+            <w:shd w:fill="F3F7FA"/>
+          </w:tcPr>
+          <w:p>
+            <w:pPr>
+              <w:spacing w:after="0" w:line="252" w:lineRule="auto"/>
+              <w:jc w:val="left"/>
+            </w:pPr>
+            <w:r>
+              <w:rPr>
+                <w:rFonts w:ascii="Microsoft YaHei" w:hAnsi="Microsoft YaHei" w:eastAsia="Microsoft YaHei"/>
+                <w:color w:val="000000"/>
+                <w:sz w:val="17"/>
+              </w:rPr>
+              <w:t xml:space="preserve">接地问题按检索证据回答并标 [c:1]；漏油问题明示 </w:t>
+            </w:r>
+            <w:r>
+              <w:rPr>
+                <w:rFonts w:ascii="Consolas" w:hAnsi="Consolas" w:eastAsia="Microsoft YaHei"/>
+                <w:color w:val="000000"/>
+                <w:sz w:val="16"/>
+              </w:rPr>
+              <w:t>insufficient_evidence=true</w:t>
+            </w:r>
+            <w:r>
+              <w:rPr>
+                <w:rFonts w:ascii="Microsoft YaHei" w:hAnsi="Microsoft YaHei" w:eastAsia="Microsoft YaHei"/>
+                <w:color w:val="000000"/>
+                <w:sz w:val="17"/>
+              </w:rPr>
+              <w:t xml:space="preserve"> 并列出四类证据缺口（应急预案/上报流程/围油栏吸油材料/监测取证）</w:t>
+            </w:r>
+          </w:p>
+        </w:tc>
+        <w:tc>
+          <w:tcPr>
+            <w:tcW w:type="dxa" w:w="3331"/>
+            <w:vAlign w:val="center"/>
+            <w:tcMar>
+              <w:top w:w="38" w:type="dxa"/>
+              <w:start w:w="70" w:type="dxa"/>
+              <w:bottom w:w="38" w:type="dxa"/>
+              <w:end w:w="70" w:type="dxa"/>
+            </w:tcMar>
+            <w:tcBorders>
+              <w:top w:val="single" w:sz="6" w:space="0" w:color="D9D9D9"/>
+              <w:left w:val="single" w:sz="6" w:space="0" w:color="D9D9D9"/>
+              <w:bottom w:val="single" w:sz="6" w:space="0" w:color="D9D9D9"/>
+              <w:right w:val="single" w:sz="6" w:space="0" w:color="D9D9D9"/>
+              <w:insideH w:val="single" w:sz="6" w:space="0" w:color="D9D9D9"/>
+              <w:insideV w:val="single" w:sz="6" w:space="0" w:color="D9D9D9"/>
+            </w:tcBorders>
+            <w:shd w:fill="F3F7FA"/>
+          </w:tcPr>
+          <w:p>
+            <w:pPr>
+              <w:spacing w:after="0" w:line="252" w:lineRule="auto"/>
+              <w:jc w:val="left"/>
+            </w:pPr>
+            <w:r>
+              <w:rPr>
+                <w:rFonts w:ascii="Microsoft YaHei" w:hAnsi="Microsoft YaHei" w:eastAsia="Microsoft YaHei"/>
+                <w:color w:val="000000"/>
+                <w:sz w:val="17"/>
+              </w:rPr>
+              <w:t>演示语料（E1）；拒答叙事与 R-NX-09 本地 Nexent 案例一致</w:t>
+            </w:r>
+          </w:p>
+        </w:tc>
+      </w:tr>
+    </w:tbl>
+    <w:p>
+      <w:pPr>
+        <w:spacing w:after="40"/>
+      </w:pPr>
+    </w:p>
+    <w:p>
+      <w:r>
+        <w:rPr>
+          <w:rFonts w:ascii="Microsoft YaHei" w:hAnsi="Microsoft YaHei" w:eastAsia="Microsoft YaHei"/>
+          <w:sz w:val="21"/>
+        </w:rPr>
+        <w:t>脚本客户端轨迹保留为机制验证口径，与真实模型轨迹分开表述，不得混写。</w:t>
       </w:r>
     </w:p>
     <w:p>
@@ -10840,7 +11203,7 @@
           <w:rFonts w:ascii="Microsoft YaHei" w:hAnsi="Microsoft YaHei" w:eastAsia="Microsoft YaHei"/>
           <w:sz w:val="21"/>
         </w:rPr>
-        <w:t xml:space="preserve"> 并建议人工升级——与 R-NX-09 的本地 Nexent 拒答 案例同一叙事。轨迹见 </w:t>
+        <w:t xml:space="preserve"> 并列出四类证据缺口——与 R-NX-09 的本地 Nexent 拒答案例同一叙事。轨迹见 </w:t>
       </w:r>
       <w:r>
         <w:rPr>
@@ -10854,7 +11217,36 @@
           <w:rFonts w:ascii="Microsoft YaHei" w:hAnsi="Microsoft YaHei" w:eastAsia="Microsoft YaHei"/>
           <w:sz w:val="21"/>
         </w:rPr>
-        <w:t>。 口径：确定性脚本客户端（非真实模型），E1；真实模型轨迹待端点配置。</w:t>
+        <w:t xml:space="preserve">， </w:t>
+      </w:r>
+      <w:r>
+        <w:rPr>
+          <w:rFonts w:ascii="Consolas" w:hAnsi="Consolas" w:eastAsia="Microsoft YaHei"/>
+          <w:sz w:val="20"/>
+        </w:rPr>
+        <w:t>mode=real:deepseek-chat</w:t>
+      </w:r>
+      <w:r>
+        <w:rPr>
+          <w:rFonts w:ascii="Microsoft YaHei" w:hAnsi="Microsoft YaHei" w:eastAsia="Microsoft YaHei"/>
+          <w:sz w:val="21"/>
+        </w:rPr>
+        <w:t>（</w:t>
+      </w:r>
+      <w:r>
+        <w:rPr>
+          <w:rFonts w:ascii="Microsoft YaHei" w:hAnsi="Microsoft YaHei" w:eastAsia="Microsoft YaHei"/>
+          <w:b/>
+          <w:sz w:val="21"/>
+        </w:rPr>
+        <w:t>真实模型生成</w:t>
+      </w:r>
+      <w:r>
+        <w:rPr>
+          <w:rFonts w:ascii="Microsoft YaHei" w:hAnsi="Microsoft YaHei" w:eastAsia="Microsoft YaHei"/>
+          <w:sz w:val="21"/>
+        </w:rPr>
+        <w:t>，E1、演示语料）；同文件的脚本 客户端口径仅作机制验证留存，两者分开表述。</w:t>
       </w:r>
     </w:p>
     <w:p>
@@ -13164,7 +13556,7 @@
         </w:trPr>
         <w:tc>
           <w:tcPr>
-            <w:tcW w:type="dxa" w:w="3331"/>
+            <w:tcW w:type="dxa" w:w="1753"/>
             <w:vAlign w:val="center"/>
             <w:tcMar>
               <w:top w:w="38" w:type="dxa"/>
@@ -13200,7 +13592,7 @@
         </w:tc>
         <w:tc>
           <w:tcPr>
-            <w:tcW w:type="dxa" w:w="3331"/>
+            <w:tcW w:type="dxa" w:w="7088"/>
             <w:vAlign w:val="center"/>
             <w:tcMar>
               <w:top w:w="38" w:type="dxa"/>
@@ -13236,7 +13628,7 @@
         </w:tc>
         <w:tc>
           <w:tcPr>
-            <w:tcW w:type="dxa" w:w="3331"/>
+            <w:tcW w:type="dxa" w:w="1152"/>
             <w:vAlign w:val="center"/>
             <w:tcMar>
               <w:top w:w="38" w:type="dxa"/>
@@ -13277,7 +13669,7 @@
         </w:trPr>
         <w:tc>
           <w:tcPr>
-            <w:tcW w:type="dxa" w:w="3331"/>
+            <w:tcW w:type="dxa" w:w="1753"/>
             <w:vAlign w:val="center"/>
             <w:tcMar>
               <w:top w:w="38" w:type="dxa"/>
@@ -13311,7 +13703,7 @@
         </w:tc>
         <w:tc>
           <w:tcPr>
-            <w:tcW w:type="dxa" w:w="3331"/>
+            <w:tcW w:type="dxa" w:w="7088"/>
             <w:vAlign w:val="center"/>
             <w:tcMar>
               <w:top w:w="38" w:type="dxa"/>
@@ -13345,7 +13737,7 @@
         </w:tc>
         <w:tc>
           <w:tcPr>
-            <w:tcW w:type="dxa" w:w="3331"/>
+            <w:tcW w:type="dxa" w:w="1152"/>
             <w:vAlign w:val="center"/>
             <w:tcMar>
               <w:top w:w="38" w:type="dxa"/>
@@ -13384,7 +13776,7 @@
         </w:trPr>
         <w:tc>
           <w:tcPr>
-            <w:tcW w:type="dxa" w:w="3331"/>
+            <w:tcW w:type="dxa" w:w="1753"/>
             <w:vAlign w:val="center"/>
             <w:tcMar>
               <w:top w:w="38" w:type="dxa"/>
@@ -13413,13 +13805,13 @@
                 <w:color w:val="000000"/>
                 <w:sz w:val="17"/>
               </w:rPr>
-              <w:t>2026-09-30</w:t>
+              <w:t>2026-10-24</w:t>
             </w:r>
           </w:p>
         </w:tc>
         <w:tc>
           <w:tcPr>
-            <w:tcW w:type="dxa" w:w="3331"/>
+            <w:tcW w:type="dxa" w:w="7088"/>
             <w:vAlign w:val="center"/>
             <w:tcMar>
               <w:top w:w="38" w:type="dxa"/>
@@ -13448,13 +13840,29 @@
                 <w:color w:val="000000"/>
                 <w:sz w:val="17"/>
               </w:rPr>
-              <w:t>建立「材料 2」独立提交件底稿：整体设计思路、Agent 配置完整细节、Skill 分层编排、调试迭代经验、示例问答截图索引、随附文件说明、托管平台状态与恢复路径、诚实边界</w:t>
+              <w:t xml:space="preserve">§3.4/§六 升级为真模型口径：R-LLM-01 real 双通道对照评测（含负结果）与 R-KN-06 real 真实模型问答轨迹（DeepSeek </w:t>
+            </w:r>
+            <w:r>
+              <w:rPr>
+                <w:rFonts w:ascii="Consolas" w:hAnsi="Consolas" w:eastAsia="Microsoft YaHei"/>
+                <w:color w:val="000000"/>
+                <w:sz w:val="16"/>
+              </w:rPr>
+              <w:t>deepseek-chat</w:t>
+            </w:r>
+            <w:r>
+              <w:rPr>
+                <w:rFonts w:ascii="Microsoft YaHei" w:hAnsi="Microsoft YaHei" w:eastAsia="Microsoft YaHei"/>
+                <w:color w:val="000000"/>
+                <w:sz w:val="17"/>
+              </w:rPr>
+              <w:t>）</w:t>
             </w:r>
           </w:p>
         </w:tc>
         <w:tc>
           <w:tcPr>
-            <w:tcW w:type="dxa" w:w="3331"/>
+            <w:tcW w:type="dxa" w:w="1152"/>
             <w:vAlign w:val="center"/>
             <w:tcMar>
               <w:top w:w="38" w:type="dxa"/>
@@ -13471,6 +13879,113 @@
               <w:insideV w:val="single" w:sz="6" w:space="0" w:color="D9D9D9"/>
             </w:tcBorders>
             <w:shd w:fill="F3F7FA"/>
+          </w:tcPr>
+          <w:p>
+            <w:pPr>
+              <w:spacing w:after="0" w:line="252" w:lineRule="auto"/>
+              <w:jc w:val="left"/>
+            </w:pPr>
+            <w:r>
+              <w:rPr>
+                <w:rFonts w:ascii="Microsoft YaHei" w:hAnsi="Microsoft YaHei" w:eastAsia="Microsoft YaHei"/>
+                <w:color w:val="000000"/>
+                <w:sz w:val="17"/>
+              </w:rPr>
+              <w:t>liyongxiang + ZCode</w:t>
+            </w:r>
+          </w:p>
+        </w:tc>
+      </w:tr>
+      <w:tr>
+        <w:trPr>
+          <w:cantSplit w:val="true"/>
+        </w:trPr>
+        <w:tc>
+          <w:tcPr>
+            <w:tcW w:type="dxa" w:w="1753"/>
+            <w:vAlign w:val="center"/>
+            <w:tcMar>
+              <w:top w:w="38" w:type="dxa"/>
+              <w:start w:w="70" w:type="dxa"/>
+              <w:bottom w:w="38" w:type="dxa"/>
+              <w:end w:w="70" w:type="dxa"/>
+            </w:tcMar>
+            <w:tcBorders>
+              <w:top w:val="single" w:sz="6" w:space="0" w:color="D9D9D9"/>
+              <w:left w:val="single" w:sz="6" w:space="0" w:color="D9D9D9"/>
+              <w:bottom w:val="single" w:sz="6" w:space="0" w:color="D9D9D9"/>
+              <w:right w:val="single" w:sz="6" w:space="0" w:color="D9D9D9"/>
+              <w:insideH w:val="single" w:sz="6" w:space="0" w:color="D9D9D9"/>
+              <w:insideV w:val="single" w:sz="6" w:space="0" w:color="D9D9D9"/>
+            </w:tcBorders>
+          </w:tcPr>
+          <w:p>
+            <w:pPr>
+              <w:spacing w:after="0" w:line="252" w:lineRule="auto"/>
+              <w:jc w:val="left"/>
+            </w:pPr>
+            <w:r>
+              <w:rPr>
+                <w:rFonts w:ascii="Microsoft YaHei" w:hAnsi="Microsoft YaHei" w:eastAsia="Microsoft YaHei"/>
+                <w:color w:val="000000"/>
+                <w:sz w:val="17"/>
+              </w:rPr>
+              <w:t>2026-09-30</w:t>
+            </w:r>
+          </w:p>
+        </w:tc>
+        <w:tc>
+          <w:tcPr>
+            <w:tcW w:type="dxa" w:w="7088"/>
+            <w:vAlign w:val="center"/>
+            <w:tcMar>
+              <w:top w:w="38" w:type="dxa"/>
+              <w:start w:w="70" w:type="dxa"/>
+              <w:bottom w:w="38" w:type="dxa"/>
+              <w:end w:w="70" w:type="dxa"/>
+            </w:tcMar>
+            <w:tcBorders>
+              <w:top w:val="single" w:sz="6" w:space="0" w:color="D9D9D9"/>
+              <w:left w:val="single" w:sz="6" w:space="0" w:color="D9D9D9"/>
+              <w:bottom w:val="single" w:sz="6" w:space="0" w:color="D9D9D9"/>
+              <w:right w:val="single" w:sz="6" w:space="0" w:color="D9D9D9"/>
+              <w:insideH w:val="single" w:sz="6" w:space="0" w:color="D9D9D9"/>
+              <w:insideV w:val="single" w:sz="6" w:space="0" w:color="D9D9D9"/>
+            </w:tcBorders>
+          </w:tcPr>
+          <w:p>
+            <w:pPr>
+              <w:spacing w:after="0" w:line="252" w:lineRule="auto"/>
+              <w:jc w:val="left"/>
+            </w:pPr>
+            <w:r>
+              <w:rPr>
+                <w:rFonts w:ascii="Microsoft YaHei" w:hAnsi="Microsoft YaHei" w:eastAsia="Microsoft YaHei"/>
+                <w:color w:val="000000"/>
+                <w:sz w:val="17"/>
+              </w:rPr>
+              <w:t>建立「材料 2」独立提交件底稿：整体设计思路、Agent 配置完整细节、Skill 分层编排、调试迭代经验、示例问答截图索引、随附文件说明、托管平台状态与恢复路径、诚实边界</w:t>
+            </w:r>
+          </w:p>
+        </w:tc>
+        <w:tc>
+          <w:tcPr>
+            <w:tcW w:type="dxa" w:w="1152"/>
+            <w:vAlign w:val="center"/>
+            <w:tcMar>
+              <w:top w:w="38" w:type="dxa"/>
+              <w:start w:w="70" w:type="dxa"/>
+              <w:bottom w:w="38" w:type="dxa"/>
+              <w:end w:w="70" w:type="dxa"/>
+            </w:tcMar>
+            <w:tcBorders>
+              <w:top w:val="single" w:sz="6" w:space="0" w:color="D9D9D9"/>
+              <w:left w:val="single" w:sz="6" w:space="0" w:color="D9D9D9"/>
+              <w:bottom w:val="single" w:sz="6" w:space="0" w:color="D9D9D9"/>
+              <w:right w:val="single" w:sz="6" w:space="0" w:color="D9D9D9"/>
+              <w:insideH w:val="single" w:sz="6" w:space="0" w:color="D9D9D9"/>
+              <w:insideV w:val="single" w:sz="6" w:space="0" w:color="D9D9D9"/>
+            </w:tcBorders>
           </w:tcPr>
           <w:p>
             <w:pPr>

--- a/项目文档/华为ICT赛道三_Nexent智能体设计说明.docx
+++ b/项目文档/华为ICT赛道三_Nexent智能体设计说明.docx
@@ -5547,7 +5547,7 @@
         </w:trPr>
         <w:tc>
           <w:tcPr>
-            <w:tcW w:type="dxa" w:w="3331"/>
+            <w:tcW w:type="dxa" w:w="1977"/>
             <w:vAlign w:val="center"/>
             <w:tcMar>
               <w:top w:w="38" w:type="dxa"/>
@@ -5583,7 +5583,7 @@
         </w:tc>
         <w:tc>
           <w:tcPr>
-            <w:tcW w:type="dxa" w:w="3331"/>
+            <w:tcW w:type="dxa" w:w="4612"/>
             <w:vAlign w:val="center"/>
             <w:tcMar>
               <w:top w:w="38" w:type="dxa"/>
@@ -5619,7 +5619,7 @@
         </w:tc>
         <w:tc>
           <w:tcPr>
-            <w:tcW w:type="dxa" w:w="3331"/>
+            <w:tcW w:type="dxa" w:w="3404"/>
             <w:vAlign w:val="center"/>
             <w:tcMar>
               <w:top w:w="38" w:type="dxa"/>
@@ -5660,7 +5660,7 @@
         </w:trPr>
         <w:tc>
           <w:tcPr>
-            <w:tcW w:type="dxa" w:w="3331"/>
+            <w:tcW w:type="dxa" w:w="1977"/>
             <w:vAlign w:val="center"/>
             <w:tcMar>
               <w:top w:w="38" w:type="dxa"/>
@@ -5694,7 +5694,7 @@
         </w:tc>
         <w:tc>
           <w:tcPr>
-            <w:tcW w:type="dxa" w:w="3331"/>
+            <w:tcW w:type="dxa" w:w="4612"/>
             <w:vAlign w:val="center"/>
             <w:tcMar>
               <w:top w:w="38" w:type="dxa"/>
@@ -5728,7 +5728,7 @@
         </w:tc>
         <w:tc>
           <w:tcPr>
-            <w:tcW w:type="dxa" w:w="3331"/>
+            <w:tcW w:type="dxa" w:w="3404"/>
             <w:vAlign w:val="center"/>
             <w:tcMar>
               <w:top w:w="38" w:type="dxa"/>
@@ -5784,7 +5784,7 @@
         </w:trPr>
         <w:tc>
           <w:tcPr>
-            <w:tcW w:type="dxa" w:w="3331"/>
+            <w:tcW w:type="dxa" w:w="1977"/>
             <w:vAlign w:val="center"/>
             <w:tcMar>
               <w:top w:w="38" w:type="dxa"/>
@@ -5819,7 +5819,7 @@
         </w:tc>
         <w:tc>
           <w:tcPr>
-            <w:tcW w:type="dxa" w:w="3331"/>
+            <w:tcW w:type="dxa" w:w="4612"/>
             <w:vAlign w:val="center"/>
             <w:tcMar>
               <w:top w:w="38" w:type="dxa"/>
@@ -5870,7 +5870,7 @@
         </w:tc>
         <w:tc>
           <w:tcPr>
-            <w:tcW w:type="dxa" w:w="3331"/>
+            <w:tcW w:type="dxa" w:w="3404"/>
             <w:vAlign w:val="center"/>
             <w:tcMar>
               <w:top w:w="38" w:type="dxa"/>
@@ -5900,6 +5900,113 @@
                 <w:sz w:val="17"/>
               </w:rPr>
               <w:t>演示语料（E1）；拒答叙事与 R-NX-09 本地 Nexent 案例一致</w:t>
+            </w:r>
+          </w:p>
+        </w:tc>
+      </w:tr>
+      <w:tr>
+        <w:trPr>
+          <w:cantSplit w:val="true"/>
+        </w:trPr>
+        <w:tc>
+          <w:tcPr>
+            <w:tcW w:type="dxa" w:w="1977"/>
+            <w:vAlign w:val="center"/>
+            <w:tcMar>
+              <w:top w:w="38" w:type="dxa"/>
+              <w:start w:w="70" w:type="dxa"/>
+              <w:bottom w:w="38" w:type="dxa"/>
+              <w:end w:w="70" w:type="dxa"/>
+            </w:tcMar>
+            <w:tcBorders>
+              <w:top w:val="single" w:sz="6" w:space="0" w:color="D9D9D9"/>
+              <w:left w:val="single" w:sz="6" w:space="0" w:color="D9D9D9"/>
+              <w:bottom w:val="single" w:sz="6" w:space="0" w:color="D9D9D9"/>
+              <w:right w:val="single" w:sz="6" w:space="0" w:color="D9D9D9"/>
+              <w:insideH w:val="single" w:sz="6" w:space="0" w:color="D9D9D9"/>
+              <w:insideV w:val="single" w:sz="6" w:space="0" w:color="D9D9D9"/>
+            </w:tcBorders>
+          </w:tcPr>
+          <w:p>
+            <w:pPr>
+              <w:spacing w:after="0" w:line="252" w:lineRule="auto"/>
+              <w:jc w:val="left"/>
+            </w:pPr>
+            <w:r>
+              <w:rPr>
+                <w:rFonts w:ascii="Microsoft YaHei" w:hAnsi="Microsoft YaHei" w:eastAsia="Microsoft YaHei"/>
+                <w:color w:val="000000"/>
+                <w:sz w:val="17"/>
+              </w:rPr>
+              <w:t>真实公开文本对照（R-LLM-02）</w:t>
+            </w:r>
+          </w:p>
+        </w:tc>
+        <w:tc>
+          <w:tcPr>
+            <w:tcW w:type="dxa" w:w="4612"/>
+            <w:vAlign w:val="center"/>
+            <w:tcMar>
+              <w:top w:w="38" w:type="dxa"/>
+              <w:start w:w="70" w:type="dxa"/>
+              <w:bottom w:w="38" w:type="dxa"/>
+              <w:end w:w="70" w:type="dxa"/>
+            </w:tcMar>
+            <w:tcBorders>
+              <w:top w:val="single" w:sz="6" w:space="0" w:color="D9D9D9"/>
+              <w:left w:val="single" w:sz="6" w:space="0" w:color="D9D9D9"/>
+              <w:bottom w:val="single" w:sz="6" w:space="0" w:color="D9D9D9"/>
+              <w:right w:val="single" w:sz="6" w:space="0" w:color="D9D9D9"/>
+              <w:insideH w:val="single" w:sz="6" w:space="0" w:color="D9D9D9"/>
+              <w:insideV w:val="single" w:sz="6" w:space="0" w:color="D9D9D9"/>
+            </w:tcBorders>
+          </w:tcPr>
+          <w:p>
+            <w:pPr>
+              <w:spacing w:after="0" w:line="252" w:lineRule="auto"/>
+              <w:jc w:val="left"/>
+            </w:pPr>
+            <w:r>
+              <w:rPr>
+                <w:rFonts w:ascii="Microsoft YaHei" w:hAnsi="Microsoft YaHei" w:eastAsia="Microsoft YaHei"/>
+                <w:color w:val="000000"/>
+                <w:sz w:val="17"/>
+              </w:rPr>
+              <w:t>R-OD-02 的 8 份生态环境部真实文件：规则 30 节点/40 关系（29 条无类型共现）；LLM 26 节点/18 关系全部带类型与资产版本引用，抽出许可证核发、倾倒区选划、流域监督管理局等法规术语</w:t>
+            </w:r>
+          </w:p>
+        </w:tc>
+        <w:tc>
+          <w:tcPr>
+            <w:tcW w:type="dxa" w:w="3404"/>
+            <w:vAlign w:val="center"/>
+            <w:tcMar>
+              <w:top w:w="38" w:type="dxa"/>
+              <w:start w:w="70" w:type="dxa"/>
+              <w:bottom w:w="38" w:type="dxa"/>
+              <w:end w:w="70" w:type="dxa"/>
+            </w:tcMar>
+            <w:tcBorders>
+              <w:top w:val="single" w:sz="6" w:space="0" w:color="D9D9D9"/>
+              <w:left w:val="single" w:sz="6" w:space="0" w:color="D9D9D9"/>
+              <w:bottom w:val="single" w:sz="6" w:space="0" w:color="D9D9D9"/>
+              <w:right w:val="single" w:sz="6" w:space="0" w:color="D9D9D9"/>
+              <w:insideH w:val="single" w:sz="6" w:space="0" w:color="D9D9D9"/>
+              <w:insideV w:val="single" w:sz="6" w:space="0" w:color="D9D9D9"/>
+            </w:tcBorders>
+          </w:tcPr>
+          <w:p>
+            <w:pPr>
+              <w:spacing w:after="0" w:line="252" w:lineRule="auto"/>
+              <w:jc w:val="left"/>
+            </w:pPr>
+            <w:r>
+              <w:rPr>
+                <w:rFonts w:ascii="Microsoft YaHei" w:hAnsi="Microsoft YaHei" w:eastAsia="Microsoft YaHei"/>
+                <w:color w:val="000000"/>
+                <w:sz w:val="17"/>
+              </w:rPr>
+              <w:t>真实公开政务文本（E1/E2）；描述性对照无金标，不宣称准确率</w:t>
             </w:r>
           </w:p>
         </w:tc>
@@ -13930,6 +14037,114 @@
                 <w:color w:val="000000"/>
                 <w:sz w:val="17"/>
               </w:rPr>
+              <w:t>2026-10-24</w:t>
+            </w:r>
+          </w:p>
+        </w:tc>
+        <w:tc>
+          <w:tcPr>
+            <w:tcW w:type="dxa" w:w="7088"/>
+            <w:vAlign w:val="center"/>
+            <w:tcMar>
+              <w:top w:w="38" w:type="dxa"/>
+              <w:start w:w="70" w:type="dxa"/>
+              <w:bottom w:w="38" w:type="dxa"/>
+              <w:end w:w="70" w:type="dxa"/>
+            </w:tcMar>
+            <w:tcBorders>
+              <w:top w:val="single" w:sz="6" w:space="0" w:color="D9D9D9"/>
+              <w:left w:val="single" w:sz="6" w:space="0" w:color="D9D9D9"/>
+              <w:bottom w:val="single" w:sz="6" w:space="0" w:color="D9D9D9"/>
+              <w:right w:val="single" w:sz="6" w:space="0" w:color="D9D9D9"/>
+              <w:insideH w:val="single" w:sz="6" w:space="0" w:color="D9D9D9"/>
+              <w:insideV w:val="single" w:sz="6" w:space="0" w:color="D9D9D9"/>
+            </w:tcBorders>
+          </w:tcPr>
+          <w:p>
+            <w:pPr>
+              <w:spacing w:after="0" w:line="252" w:lineRule="auto"/>
+              <w:jc w:val="left"/>
+            </w:pPr>
+            <w:r>
+              <w:rPr>
+                <w:rFonts w:ascii="Microsoft YaHei" w:hAnsi="Microsoft YaHei" w:eastAsia="Microsoft YaHei"/>
+                <w:color w:val="000000"/>
+                <w:sz w:val="17"/>
+              </w:rPr>
+              <w:t>§3.4 增 R-LLM-02：真实公开政务文本双通道行为对照（LLM 关系 100% 带类型与引用，抽出法规术语）</w:t>
+            </w:r>
+          </w:p>
+        </w:tc>
+        <w:tc>
+          <w:tcPr>
+            <w:tcW w:type="dxa" w:w="1152"/>
+            <w:vAlign w:val="center"/>
+            <w:tcMar>
+              <w:top w:w="38" w:type="dxa"/>
+              <w:start w:w="70" w:type="dxa"/>
+              <w:bottom w:w="38" w:type="dxa"/>
+              <w:end w:w="70" w:type="dxa"/>
+            </w:tcMar>
+            <w:tcBorders>
+              <w:top w:val="single" w:sz="6" w:space="0" w:color="D9D9D9"/>
+              <w:left w:val="single" w:sz="6" w:space="0" w:color="D9D9D9"/>
+              <w:bottom w:val="single" w:sz="6" w:space="0" w:color="D9D9D9"/>
+              <w:right w:val="single" w:sz="6" w:space="0" w:color="D9D9D9"/>
+              <w:insideH w:val="single" w:sz="6" w:space="0" w:color="D9D9D9"/>
+              <w:insideV w:val="single" w:sz="6" w:space="0" w:color="D9D9D9"/>
+            </w:tcBorders>
+          </w:tcPr>
+          <w:p>
+            <w:pPr>
+              <w:spacing w:after="0" w:line="252" w:lineRule="auto"/>
+              <w:jc w:val="left"/>
+            </w:pPr>
+            <w:r>
+              <w:rPr>
+                <w:rFonts w:ascii="Microsoft YaHei" w:hAnsi="Microsoft YaHei" w:eastAsia="Microsoft YaHei"/>
+                <w:color w:val="000000"/>
+                <w:sz w:val="17"/>
+              </w:rPr>
+              <w:t>liyongxiang + ZCode</w:t>
+            </w:r>
+          </w:p>
+        </w:tc>
+      </w:tr>
+      <w:tr>
+        <w:trPr>
+          <w:cantSplit w:val="true"/>
+        </w:trPr>
+        <w:tc>
+          <w:tcPr>
+            <w:tcW w:type="dxa" w:w="1753"/>
+            <w:vAlign w:val="center"/>
+            <w:tcMar>
+              <w:top w:w="38" w:type="dxa"/>
+              <w:start w:w="70" w:type="dxa"/>
+              <w:bottom w:w="38" w:type="dxa"/>
+              <w:end w:w="70" w:type="dxa"/>
+            </w:tcMar>
+            <w:tcBorders>
+              <w:top w:val="single" w:sz="6" w:space="0" w:color="D9D9D9"/>
+              <w:left w:val="single" w:sz="6" w:space="0" w:color="D9D9D9"/>
+              <w:bottom w:val="single" w:sz="6" w:space="0" w:color="D9D9D9"/>
+              <w:right w:val="single" w:sz="6" w:space="0" w:color="D9D9D9"/>
+              <w:insideH w:val="single" w:sz="6" w:space="0" w:color="D9D9D9"/>
+              <w:insideV w:val="single" w:sz="6" w:space="0" w:color="D9D9D9"/>
+            </w:tcBorders>
+            <w:shd w:fill="F3F7FA"/>
+          </w:tcPr>
+          <w:p>
+            <w:pPr>
+              <w:spacing w:after="0" w:line="252" w:lineRule="auto"/>
+              <w:jc w:val="left"/>
+            </w:pPr>
+            <w:r>
+              <w:rPr>
+                <w:rFonts w:ascii="Microsoft YaHei" w:hAnsi="Microsoft YaHei" w:eastAsia="Microsoft YaHei"/>
+                <w:color w:val="000000"/>
+                <w:sz w:val="17"/>
+              </w:rPr>
               <w:t>2026-09-30</w:t>
             </w:r>
           </w:p>
@@ -13952,6 +14167,7 @@
               <w:insideH w:val="single" w:sz="6" w:space="0" w:color="D9D9D9"/>
               <w:insideV w:val="single" w:sz="6" w:space="0" w:color="D9D9D9"/>
             </w:tcBorders>
+            <w:shd w:fill="F3F7FA"/>
           </w:tcPr>
           <w:p>
             <w:pPr>
@@ -13986,6 +14202,7 @@
               <w:insideH w:val="single" w:sz="6" w:space="0" w:color="D9D9D9"/>
               <w:insideV w:val="single" w:sz="6" w:space="0" w:color="D9D9D9"/>
             </w:tcBorders>
+            <w:shd w:fill="F3F7FA"/>
           </w:tcPr>
           <w:p>
             <w:pPr>

--- a/项目文档/华为ICT赛道三_Nexent智能体设计说明.docx
+++ b/项目文档/华为ICT赛道三_Nexent智能体设计说明.docx
@@ -11363,14 +11363,74 @@
           <w:b/>
           <w:sz w:val="21"/>
         </w:rPr>
-        <w:t>待补</w:t>
+        <w:t>R-NX-08 已完成（2026-10-24）</w:t>
       </w:r>
       <w:r>
         <w:rPr>
           <w:rFonts w:ascii="Microsoft YaHei" w:hAnsi="Microsoft YaHei" w:eastAsia="Microsoft YaHei"/>
           <w:sz w:val="21"/>
         </w:rPr>
-        <w:t xml:space="preserve">：华为 AgentArts 托管平台内的完整 Skill 问答截图（R-NX-07 </w:t>
+        <w:t>：华为 AgentArts 托管平台内完整 Skill 问答 跑通——WebSocket 官方协议通道、真实模型（经 VPC 内 TLS 中转）、5 Skill 编排， 9 分钟 1933 帧运行，智能体检索环境后</w:t>
+      </w:r>
+      <w:r>
+        <w:rPr>
+          <w:rFonts w:ascii="Microsoft YaHei" w:hAnsi="Microsoft YaHei" w:eastAsia="Microsoft YaHei"/>
+          <w:b/>
+          <w:sz w:val="21"/>
+        </w:rPr>
+        <w:t>如实声明知识资产未加载、引用全部 not_evaluated</w:t>
+      </w:r>
+      <w:r>
+        <w:rPr>
+          <w:rFonts w:ascii="Microsoft YaHei" w:hAnsi="Microsoft YaHei" w:eastAsia="Microsoft YaHei"/>
+          <w:sz w:val="21"/>
+        </w:rPr>
+        <w:t xml:space="preserve">，再给出逐节标注「非知识库依据」的通用溢油处置框架——与 R-NX-09 本地拒答案例同一设计在托管平台复现。证据： </w:t>
+      </w:r>
+      <w:r>
+        <w:rPr>
+          <w:rFonts w:ascii="Consolas" w:hAnsi="Consolas" w:eastAsia="Microsoft YaHei"/>
+          <w:sz w:val="20"/>
+        </w:rPr>
+        <w:t>artifacts/nexent-platform-acceptance/hosted-skill-qa-2026-10-24-RNX08-COMPLETED.yaml</w:t>
+      </w:r>
+      <w:r>
+        <w:rPr>
+          <w:rFonts w:ascii="Microsoft YaHei" w:hAnsi="Microsoft YaHei" w:eastAsia="Microsoft YaHei"/>
+          <w:sz w:val="21"/>
+        </w:rPr>
+        <w:t xml:space="preserve"> 与 </w:t>
+      </w:r>
+      <w:r>
+        <w:rPr>
+          <w:rFonts w:ascii="Consolas" w:hAnsi="Consolas" w:eastAsia="Microsoft YaHei"/>
+          <w:sz w:val="20"/>
+        </w:rPr>
+        <w:t>evidence/hosted-qa-2026-10-24/</w:t>
+      </w:r>
+      <w:r>
+        <w:rPr>
+          <w:rFonts w:ascii="Microsoft YaHei" w:hAnsi="Microsoft YaHei" w:eastAsia="Microsoft YaHei"/>
+          <w:sz w:val="21"/>
+        </w:rPr>
+        <w:t>。诚实边界：本次运行中 MCP 知识域工具 不可用（网关 Target 指向已丢失的旧 ECS），智能体改用文件检索并如实报告 证据缺口；恢复工具面为后续待办，不影响本问答验收口径。</w:t>
+      </w:r>
+    </w:p>
+    <w:p>
+      <w:r>
+        <w:rPr>
+          <w:rFonts w:ascii="Microsoft YaHei" w:hAnsi="Microsoft YaHei" w:eastAsia="Microsoft YaHei"/>
+          <w:b/>
+          <w:sz w:val="21"/>
+        </w:rPr>
+        <w:t>历史（已被 R-NX-08 取代）</w:t>
+      </w:r>
+      <w:r>
+        <w:rPr>
+          <w:rFonts w:ascii="Microsoft YaHei" w:hAnsi="Microsoft YaHei" w:eastAsia="Microsoft YaHei"/>
+          <w:sz w:val="21"/>
+        </w:rPr>
+        <w:t xml:space="preserve">：R-NX-07 </w:t>
       </w:r>
       <w:r>
         <w:rPr>
@@ -11384,7 +11444,35 @@
           <w:rFonts w:ascii="Microsoft YaHei" w:hAnsi="Microsoft YaHei" w:eastAsia="Microsoft YaHei"/>
           <w:sz w:val="21"/>
         </w:rPr>
-        <w:t xml:space="preserve">）。 解除账号欠费并按 </w:t>
+        <w:t xml:space="preserve"> 与 10-02 探测记录见 </w:t>
+      </w:r>
+      <w:r>
+        <w:rPr>
+          <w:rFonts w:ascii="Consolas" w:hAnsi="Consolas" w:eastAsia="Microsoft YaHei"/>
+          <w:sz w:val="20"/>
+        </w:rPr>
+        <w:t>hosted-skill-qa-2026-10-02.yaml</w:t>
+      </w:r>
+      <w:r>
+        <w:rPr>
+          <w:rFonts w:ascii="Microsoft YaHei" w:hAnsi="Microsoft YaHei" w:eastAsia="Microsoft YaHei"/>
+          <w:sz w:val="21"/>
+        </w:rPr>
+        <w:t xml:space="preserve"> 与 </w:t>
+      </w:r>
+      <w:r>
+        <w:rPr>
+          <w:rFonts w:ascii="Consolas" w:hAnsi="Consolas" w:eastAsia="Microsoft YaHei"/>
+          <w:sz w:val="20"/>
+        </w:rPr>
+        <w:t>hosted-skill-qa-2026-10-24-probe.yaml</w:t>
+      </w:r>
+      <w:r>
+        <w:rPr>
+          <w:rFonts w:ascii="Microsoft YaHei" w:hAnsi="Microsoft YaHei" w:eastAsia="Microsoft YaHei"/>
+          <w:sz w:val="21"/>
+        </w:rPr>
+        <w:t xml:space="preserve">。 解除账号欠费并按 </w:t>
       </w:r>
       <w:r>
         <w:rPr>
@@ -13663,7 +13751,7 @@
         </w:trPr>
         <w:tc>
           <w:tcPr>
-            <w:tcW w:type="dxa" w:w="1753"/>
+            <w:tcW w:type="dxa" w:w="1408"/>
             <w:vAlign w:val="center"/>
             <w:tcMar>
               <w:top w:w="38" w:type="dxa"/>
@@ -13699,7 +13787,7 @@
         </w:tc>
         <w:tc>
           <w:tcPr>
-            <w:tcW w:type="dxa" w:w="7088"/>
+            <w:tcW w:type="dxa" w:w="5912"/>
             <w:vAlign w:val="center"/>
             <w:tcMar>
               <w:top w:w="38" w:type="dxa"/>
@@ -13735,7 +13823,7 @@
         </w:tc>
         <w:tc>
           <w:tcPr>
-            <w:tcW w:type="dxa" w:w="1152"/>
+            <w:tcW w:type="dxa" w:w="2674"/>
             <w:vAlign w:val="center"/>
             <w:tcMar>
               <w:top w:w="38" w:type="dxa"/>
@@ -13776,7 +13864,7 @@
         </w:trPr>
         <w:tc>
           <w:tcPr>
-            <w:tcW w:type="dxa" w:w="1753"/>
+            <w:tcW w:type="dxa" w:w="1408"/>
             <w:vAlign w:val="center"/>
             <w:tcMar>
               <w:top w:w="38" w:type="dxa"/>
@@ -13810,7 +13898,7 @@
         </w:tc>
         <w:tc>
           <w:tcPr>
-            <w:tcW w:type="dxa" w:w="7088"/>
+            <w:tcW w:type="dxa" w:w="5912"/>
             <w:vAlign w:val="center"/>
             <w:tcMar>
               <w:top w:w="38" w:type="dxa"/>
@@ -13844,7 +13932,7 @@
         </w:tc>
         <w:tc>
           <w:tcPr>
-            <w:tcW w:type="dxa" w:w="1152"/>
+            <w:tcW w:type="dxa" w:w="2674"/>
             <w:vAlign w:val="center"/>
             <w:tcMar>
               <w:top w:w="38" w:type="dxa"/>
@@ -13883,7 +13971,7 @@
         </w:trPr>
         <w:tc>
           <w:tcPr>
-            <w:tcW w:type="dxa" w:w="1753"/>
+            <w:tcW w:type="dxa" w:w="1408"/>
             <w:vAlign w:val="center"/>
             <w:tcMar>
               <w:top w:w="38" w:type="dxa"/>
@@ -13918,7 +14006,7 @@
         </w:tc>
         <w:tc>
           <w:tcPr>
-            <w:tcW w:type="dxa" w:w="7088"/>
+            <w:tcW w:type="dxa" w:w="5912"/>
             <w:vAlign w:val="center"/>
             <w:tcMar>
               <w:top w:w="38" w:type="dxa"/>
@@ -13969,7 +14057,7 @@
         </w:tc>
         <w:tc>
           <w:tcPr>
-            <w:tcW w:type="dxa" w:w="1152"/>
+            <w:tcW w:type="dxa" w:w="2674"/>
             <w:vAlign w:val="center"/>
             <w:tcMar>
               <w:top w:w="38" w:type="dxa"/>
@@ -14009,7 +14097,7 @@
         </w:trPr>
         <w:tc>
           <w:tcPr>
-            <w:tcW w:type="dxa" w:w="1753"/>
+            <w:tcW w:type="dxa" w:w="1408"/>
             <w:vAlign w:val="center"/>
             <w:tcMar>
               <w:top w:w="38" w:type="dxa"/>
@@ -14043,7 +14131,7 @@
         </w:tc>
         <w:tc>
           <w:tcPr>
-            <w:tcW w:type="dxa" w:w="7088"/>
+            <w:tcW w:type="dxa" w:w="5912"/>
             <w:vAlign w:val="center"/>
             <w:tcMar>
               <w:top w:w="38" w:type="dxa"/>
@@ -14077,7 +14165,7 @@
         </w:tc>
         <w:tc>
           <w:tcPr>
-            <w:tcW w:type="dxa" w:w="1152"/>
+            <w:tcW w:type="dxa" w:w="2674"/>
             <w:vAlign w:val="center"/>
             <w:tcMar>
               <w:top w:w="38" w:type="dxa"/>
@@ -14116,7 +14204,7 @@
         </w:trPr>
         <w:tc>
           <w:tcPr>
-            <w:tcW w:type="dxa" w:w="1753"/>
+            <w:tcW w:type="dxa" w:w="1408"/>
             <w:vAlign w:val="center"/>
             <w:tcMar>
               <w:top w:w="38" w:type="dxa"/>
@@ -14145,13 +14233,13 @@
                 <w:color w:val="000000"/>
                 <w:sz w:val="17"/>
               </w:rPr>
-              <w:t>2026-09-30</w:t>
+              <w:t>2026-10-24</w:t>
             </w:r>
           </w:p>
         </w:tc>
         <w:tc>
           <w:tcPr>
-            <w:tcW w:type="dxa" w:w="7088"/>
+            <w:tcW w:type="dxa" w:w="5912"/>
             <w:vAlign w:val="center"/>
             <w:tcMar>
               <w:top w:w="38" w:type="dxa"/>
@@ -14177,16 +14265,25 @@
             <w:r>
               <w:rPr>
                 <w:rFonts w:ascii="Microsoft YaHei" w:hAnsi="Microsoft YaHei" w:eastAsia="Microsoft YaHei"/>
+                <w:b/>
                 <w:color w:val="000000"/>
                 <w:sz w:val="17"/>
               </w:rPr>
-              <w:t>建立「材料 2」独立提交件底稿：整体设计思路、Agent 配置完整细节、Skill 分层编排、调试迭代经验、示例问答截图索引、随附文件说明、托管平台状态与恢复路径、诚实边界</w:t>
+              <w:t>R-NX-08 完成</w:t>
+            </w:r>
+            <w:r>
+              <w:rPr>
+                <w:rFonts w:ascii="Microsoft YaHei" w:hAnsi="Microsoft YaHei" w:eastAsia="Microsoft YaHei"/>
+                <w:color w:val="000000"/>
+                <w:sz w:val="17"/>
+              </w:rPr>
+              <w:t>：托管平台内完整 Skill 问答跑通（vpc2 智能体 + VPC TLS 模型中转 + 模型名重写 + 真实拒答答案 2254 字）</w:t>
             </w:r>
           </w:p>
         </w:tc>
         <w:tc>
           <w:tcPr>
-            <w:tcW w:type="dxa" w:w="1152"/>
+            <w:tcW w:type="dxa" w:w="2674"/>
             <w:vAlign w:val="center"/>
             <w:tcMar>
               <w:top w:w="38" w:type="dxa"/>
@@ -14203,6 +14300,113 @@
               <w:insideV w:val="single" w:sz="6" w:space="0" w:color="D9D9D9"/>
             </w:tcBorders>
             <w:shd w:fill="F3F7FA"/>
+          </w:tcPr>
+          <w:p>
+            <w:pPr>
+              <w:spacing w:after="0" w:line="252" w:lineRule="auto"/>
+              <w:jc w:val="left"/>
+            </w:pPr>
+            <w:r>
+              <w:rPr>
+                <w:rFonts w:ascii="Microsoft YaHei" w:hAnsi="Microsoft YaHei" w:eastAsia="Microsoft YaHei"/>
+                <w:color w:val="000000"/>
+                <w:sz w:val="17"/>
+              </w:rPr>
+              <w:t>liyongxiang + ZCode</w:t>
+            </w:r>
+          </w:p>
+        </w:tc>
+      </w:tr>
+      <w:tr>
+        <w:trPr>
+          <w:cantSplit w:val="true"/>
+        </w:trPr>
+        <w:tc>
+          <w:tcPr>
+            <w:tcW w:type="dxa" w:w="1408"/>
+            <w:vAlign w:val="center"/>
+            <w:tcMar>
+              <w:top w:w="38" w:type="dxa"/>
+              <w:start w:w="70" w:type="dxa"/>
+              <w:bottom w:w="38" w:type="dxa"/>
+              <w:end w:w="70" w:type="dxa"/>
+            </w:tcMar>
+            <w:tcBorders>
+              <w:top w:val="single" w:sz="6" w:space="0" w:color="D9D9D9"/>
+              <w:left w:val="single" w:sz="6" w:space="0" w:color="D9D9D9"/>
+              <w:bottom w:val="single" w:sz="6" w:space="0" w:color="D9D9D9"/>
+              <w:right w:val="single" w:sz="6" w:space="0" w:color="D9D9D9"/>
+              <w:insideH w:val="single" w:sz="6" w:space="0" w:color="D9D9D9"/>
+              <w:insideV w:val="single" w:sz="6" w:space="0" w:color="D9D9D9"/>
+            </w:tcBorders>
+          </w:tcPr>
+          <w:p>
+            <w:pPr>
+              <w:spacing w:after="0" w:line="252" w:lineRule="auto"/>
+              <w:jc w:val="left"/>
+            </w:pPr>
+            <w:r>
+              <w:rPr>
+                <w:rFonts w:ascii="Microsoft YaHei" w:hAnsi="Microsoft YaHei" w:eastAsia="Microsoft YaHei"/>
+                <w:color w:val="000000"/>
+                <w:sz w:val="17"/>
+              </w:rPr>
+              <w:t>2026-09-30</w:t>
+            </w:r>
+          </w:p>
+        </w:tc>
+        <w:tc>
+          <w:tcPr>
+            <w:tcW w:type="dxa" w:w="5912"/>
+            <w:vAlign w:val="center"/>
+            <w:tcMar>
+              <w:top w:w="38" w:type="dxa"/>
+              <w:start w:w="70" w:type="dxa"/>
+              <w:bottom w:w="38" w:type="dxa"/>
+              <w:end w:w="70" w:type="dxa"/>
+            </w:tcMar>
+            <w:tcBorders>
+              <w:top w:val="single" w:sz="6" w:space="0" w:color="D9D9D9"/>
+              <w:left w:val="single" w:sz="6" w:space="0" w:color="D9D9D9"/>
+              <w:bottom w:val="single" w:sz="6" w:space="0" w:color="D9D9D9"/>
+              <w:right w:val="single" w:sz="6" w:space="0" w:color="D9D9D9"/>
+              <w:insideH w:val="single" w:sz="6" w:space="0" w:color="D9D9D9"/>
+              <w:insideV w:val="single" w:sz="6" w:space="0" w:color="D9D9D9"/>
+            </w:tcBorders>
+          </w:tcPr>
+          <w:p>
+            <w:pPr>
+              <w:spacing w:after="0" w:line="252" w:lineRule="auto"/>
+              <w:jc w:val="left"/>
+            </w:pPr>
+            <w:r>
+              <w:rPr>
+                <w:rFonts w:ascii="Microsoft YaHei" w:hAnsi="Microsoft YaHei" w:eastAsia="Microsoft YaHei"/>
+                <w:color w:val="000000"/>
+                <w:sz w:val="17"/>
+              </w:rPr>
+              <w:t>建立「材料 2」独立提交件底稿：整体设计思路、Agent 配置完整细节、Skill 分层编排、调试迭代经验、示例问答截图索引、随附文件说明、托管平台状态与恢复路径、诚实边界</w:t>
+            </w:r>
+          </w:p>
+        </w:tc>
+        <w:tc>
+          <w:tcPr>
+            <w:tcW w:type="dxa" w:w="2674"/>
+            <w:vAlign w:val="center"/>
+            <w:tcMar>
+              <w:top w:w="38" w:type="dxa"/>
+              <w:start w:w="70" w:type="dxa"/>
+              <w:bottom w:w="38" w:type="dxa"/>
+              <w:end w:w="70" w:type="dxa"/>
+            </w:tcMar>
+            <w:tcBorders>
+              <w:top w:val="single" w:sz="6" w:space="0" w:color="D9D9D9"/>
+              <w:left w:val="single" w:sz="6" w:space="0" w:color="D9D9D9"/>
+              <w:bottom w:val="single" w:sz="6" w:space="0" w:color="D9D9D9"/>
+              <w:right w:val="single" w:sz="6" w:space="0" w:color="D9D9D9"/>
+              <w:insideH w:val="single" w:sz="6" w:space="0" w:color="D9D9D9"/>
+              <w:insideV w:val="single" w:sz="6" w:space="0" w:color="D9D9D9"/>
+            </w:tcBorders>
           </w:tcPr>
           <w:p>
             <w:pPr>

--- a/项目文档/华为ICT赛道三_Nexent智能体设计说明.docx
+++ b/项目文档/华为ICT赛道三_Nexent智能体设计说明.docx
@@ -11355,6 +11355,35 @@
         </w:rPr>
         <w:t>，E1、演示语料）；同文件的脚本 客户端口径仅作机制验证留存，两者分开表述。</w:t>
       </w:r>
+      <w:r>
+        <w:rPr>
+          <w:rFonts w:ascii="Microsoft YaHei" w:hAnsi="Microsoft YaHei" w:eastAsia="Microsoft YaHei"/>
+          <w:b/>
+          <w:sz w:val="21"/>
+        </w:rPr>
+        <w:t>前端「问答」工作台已上线</w:t>
+      </w:r>
+      <w:r>
+        <w:rPr>
+          <w:rFonts w:ascii="Microsoft YaHei" w:hAnsi="Microsoft YaHei" w:eastAsia="Microsoft YaHei"/>
+          <w:sz w:val="21"/>
+        </w:rPr>
+        <w:t xml:space="preserve"> （知识域第五个页签）：回答内 [c:n] 引用徽章可点击定位证据卡，证据卡带 跳数路径与资产版本引用，证据不足时顶部展示拒答横幅；实测截图见 </w:t>
+      </w:r>
+      <w:r>
+        <w:rPr>
+          <w:rFonts w:ascii="Consolas" w:hAnsi="Consolas" w:eastAsia="Microsoft YaHei"/>
+          <w:sz w:val="20"/>
+        </w:rPr>
+        <w:t>artifacts/knowledge-qa-llm-frontend/</w:t>
+      </w:r>
+      <w:r>
+        <w:rPr>
+          <w:rFonts w:ascii="Microsoft YaHei" w:hAnsi="Microsoft YaHei" w:eastAsia="Microsoft YaHei"/>
+          <w:sz w:val="21"/>
+        </w:rPr>
+        <w:t>（接地回答与拒答两景，真实模型）。</w:t>
+      </w:r>
     </w:p>
     <w:p>
       <w:r>
@@ -14351,7 +14380,7 @@
                 <w:color w:val="000000"/>
                 <w:sz w:val="17"/>
               </w:rPr>
-              <w:t>2026-09-30</w:t>
+              <w:t>2026-10-24</w:t>
             </w:r>
           </w:p>
         </w:tc>
@@ -14385,7 +14414,7 @@
                 <w:color w:val="000000"/>
                 <w:sz w:val="17"/>
               </w:rPr>
-              <w:t>建立「材料 2」独立提交件底稿：整体设计思路、Agent 配置完整细节、Skill 分层编排、调试迭代经验、示例问答截图索引、随附文件说明、托管平台状态与恢复路径、诚实边界</w:t>
+              <w:t>知识域「问答」前端工作台上线（[c:n] 引用徽章可点、证据卡、拒答横幅）；真实模型实测两景截图入包</w:t>
             </w:r>
           </w:p>
         </w:tc>
@@ -14407,6 +14436,116 @@
               <w:insideH w:val="single" w:sz="6" w:space="0" w:color="D9D9D9"/>
               <w:insideV w:val="single" w:sz="6" w:space="0" w:color="D9D9D9"/>
             </w:tcBorders>
+          </w:tcPr>
+          <w:p>
+            <w:pPr>
+              <w:spacing w:after="0" w:line="252" w:lineRule="auto"/>
+              <w:jc w:val="left"/>
+            </w:pPr>
+            <w:r>
+              <w:rPr>
+                <w:rFonts w:ascii="Microsoft YaHei" w:hAnsi="Microsoft YaHei" w:eastAsia="Microsoft YaHei"/>
+                <w:color w:val="000000"/>
+                <w:sz w:val="17"/>
+              </w:rPr>
+              <w:t>liyongxiang + ZCode</w:t>
+            </w:r>
+          </w:p>
+        </w:tc>
+      </w:tr>
+      <w:tr>
+        <w:trPr>
+          <w:cantSplit w:val="true"/>
+        </w:trPr>
+        <w:tc>
+          <w:tcPr>
+            <w:tcW w:type="dxa" w:w="1408"/>
+            <w:vAlign w:val="center"/>
+            <w:tcMar>
+              <w:top w:w="38" w:type="dxa"/>
+              <w:start w:w="70" w:type="dxa"/>
+              <w:bottom w:w="38" w:type="dxa"/>
+              <w:end w:w="70" w:type="dxa"/>
+            </w:tcMar>
+            <w:tcBorders>
+              <w:top w:val="single" w:sz="6" w:space="0" w:color="D9D9D9"/>
+              <w:left w:val="single" w:sz="6" w:space="0" w:color="D9D9D9"/>
+              <w:bottom w:val="single" w:sz="6" w:space="0" w:color="D9D9D9"/>
+              <w:right w:val="single" w:sz="6" w:space="0" w:color="D9D9D9"/>
+              <w:insideH w:val="single" w:sz="6" w:space="0" w:color="D9D9D9"/>
+              <w:insideV w:val="single" w:sz="6" w:space="0" w:color="D9D9D9"/>
+            </w:tcBorders>
+            <w:shd w:fill="F3F7FA"/>
+          </w:tcPr>
+          <w:p>
+            <w:pPr>
+              <w:spacing w:after="0" w:line="252" w:lineRule="auto"/>
+              <w:jc w:val="left"/>
+            </w:pPr>
+            <w:r>
+              <w:rPr>
+                <w:rFonts w:ascii="Microsoft YaHei" w:hAnsi="Microsoft YaHei" w:eastAsia="Microsoft YaHei"/>
+                <w:color w:val="000000"/>
+                <w:sz w:val="17"/>
+              </w:rPr>
+              <w:t>2026-09-30</w:t>
+            </w:r>
+          </w:p>
+        </w:tc>
+        <w:tc>
+          <w:tcPr>
+            <w:tcW w:type="dxa" w:w="5912"/>
+            <w:vAlign w:val="center"/>
+            <w:tcMar>
+              <w:top w:w="38" w:type="dxa"/>
+              <w:start w:w="70" w:type="dxa"/>
+              <w:bottom w:w="38" w:type="dxa"/>
+              <w:end w:w="70" w:type="dxa"/>
+            </w:tcMar>
+            <w:tcBorders>
+              <w:top w:val="single" w:sz="6" w:space="0" w:color="D9D9D9"/>
+              <w:left w:val="single" w:sz="6" w:space="0" w:color="D9D9D9"/>
+              <w:bottom w:val="single" w:sz="6" w:space="0" w:color="D9D9D9"/>
+              <w:right w:val="single" w:sz="6" w:space="0" w:color="D9D9D9"/>
+              <w:insideH w:val="single" w:sz="6" w:space="0" w:color="D9D9D9"/>
+              <w:insideV w:val="single" w:sz="6" w:space="0" w:color="D9D9D9"/>
+            </w:tcBorders>
+            <w:shd w:fill="F3F7FA"/>
+          </w:tcPr>
+          <w:p>
+            <w:pPr>
+              <w:spacing w:after="0" w:line="252" w:lineRule="auto"/>
+              <w:jc w:val="left"/>
+            </w:pPr>
+            <w:r>
+              <w:rPr>
+                <w:rFonts w:ascii="Microsoft YaHei" w:hAnsi="Microsoft YaHei" w:eastAsia="Microsoft YaHei"/>
+                <w:color w:val="000000"/>
+                <w:sz w:val="17"/>
+              </w:rPr>
+              <w:t>建立「材料 2」独立提交件底稿：整体设计思路、Agent 配置完整细节、Skill 分层编排、调试迭代经验、示例问答截图索引、随附文件说明、托管平台状态与恢复路径、诚实边界</w:t>
+            </w:r>
+          </w:p>
+        </w:tc>
+        <w:tc>
+          <w:tcPr>
+            <w:tcW w:type="dxa" w:w="2674"/>
+            <w:vAlign w:val="center"/>
+            <w:tcMar>
+              <w:top w:w="38" w:type="dxa"/>
+              <w:start w:w="70" w:type="dxa"/>
+              <w:bottom w:w="38" w:type="dxa"/>
+              <w:end w:w="70" w:type="dxa"/>
+            </w:tcMar>
+            <w:tcBorders>
+              <w:top w:val="single" w:sz="6" w:space="0" w:color="D9D9D9"/>
+              <w:left w:val="single" w:sz="6" w:space="0" w:color="D9D9D9"/>
+              <w:bottom w:val="single" w:sz="6" w:space="0" w:color="D9D9D9"/>
+              <w:right w:val="single" w:sz="6" w:space="0" w:color="D9D9D9"/>
+              <w:insideH w:val="single" w:sz="6" w:space="0" w:color="D9D9D9"/>
+              <w:insideV w:val="single" w:sz="6" w:space="0" w:color="D9D9D9"/>
+            </w:tcBorders>
+            <w:shd w:fill="F3F7FA"/>
           </w:tcPr>
           <w:p>
             <w:pPr>

--- a/项目文档/华为ICT赛道三_Nexent智能体设计说明.docx
+++ b/项目文档/华为ICT赛道三_Nexent智能体设计说明.docx
@@ -5536,9 +5536,13 @@
         <w:tblLook w:firstColumn="1" w:firstRow="1" w:lastColumn="0" w:lastRow="0" w:noHBand="0" w:noVBand="1" w:val="04A0"/>
       </w:tblPr>
       <w:tblGrid>
-        <w:gridCol w:w="3331"/>
-        <w:gridCol w:w="3331"/>
-        <w:gridCol w:w="3331"/>
+        <w:gridCol w:w="1428"/>
+        <w:gridCol w:w="1428"/>
+        <w:gridCol w:w="1428"/>
+        <w:gridCol w:w="1428"/>
+        <w:gridCol w:w="1428"/>
+        <w:gridCol w:w="1428"/>
+        <w:gridCol w:w="1428"/>
       </w:tblGrid>
       <w:tr>
         <w:trPr>
@@ -5547,7 +5551,7 @@
         </w:trPr>
         <w:tc>
           <w:tcPr>
-            <w:tcW w:type="dxa" w:w="1977"/>
+            <w:tcW w:type="dxa" w:w="1681"/>
             <w:vAlign w:val="center"/>
             <w:tcMar>
               <w:top w:w="38" w:type="dxa"/>
@@ -5575,7 +5579,7 @@
                 <w:rFonts w:ascii="Microsoft YaHei" w:hAnsi="Microsoft YaHei" w:eastAsia="Microsoft YaHei"/>
                 <w:b/>
                 <w:color w:val="FFFFFF"/>
-                <w:sz w:val="17"/>
+                <w:sz w:val="16"/>
               </w:rPr>
               <w:t>评测</w:t>
             </w:r>
@@ -5583,7 +5587,7 @@
         </w:tc>
         <w:tc>
           <w:tcPr>
-            <w:tcW w:type="dxa" w:w="4612"/>
+            <w:tcW w:type="dxa" w:w="2365"/>
             <w:vAlign w:val="center"/>
             <w:tcMar>
               <w:top w:w="38" w:type="dxa"/>
@@ -5611,7 +5615,7 @@
                 <w:rFonts w:ascii="Microsoft YaHei" w:hAnsi="Microsoft YaHei" w:eastAsia="Microsoft YaHei"/>
                 <w:b/>
                 <w:color w:val="FFFFFF"/>
-                <w:sz w:val="17"/>
+                <w:sz w:val="16"/>
               </w:rPr>
               <w:t>真实数字</w:t>
             </w:r>
@@ -5619,7 +5623,7 @@
         </w:tc>
         <w:tc>
           <w:tcPr>
-            <w:tcW w:type="dxa" w:w="3404"/>
+            <w:tcW w:type="dxa" w:w="2376"/>
             <w:vAlign w:val="center"/>
             <w:tcMar>
               <w:top w:w="38" w:type="dxa"/>
@@ -5647,10 +5651,118 @@
                 <w:rFonts w:ascii="Microsoft YaHei" w:hAnsi="Microsoft YaHei" w:eastAsia="Microsoft YaHei"/>
                 <w:b/>
                 <w:color w:val="FFFFFF"/>
-                <w:sz w:val="17"/>
+                <w:sz w:val="16"/>
               </w:rPr>
               <w:t>口径</w:t>
             </w:r>
+          </w:p>
+        </w:tc>
+        <w:tc>
+          <w:tcPr>
+            <w:tcW w:type="dxa" w:w="893"/>
+            <w:vAlign w:val="center"/>
+            <w:tcMar>
+              <w:top w:w="38" w:type="dxa"/>
+              <w:start w:w="70" w:type="dxa"/>
+              <w:bottom w:w="38" w:type="dxa"/>
+              <w:end w:w="70" w:type="dxa"/>
+            </w:tcMar>
+            <w:tcBorders>
+              <w:top w:val="single" w:sz="6" w:space="0" w:color="D9D9D9"/>
+              <w:left w:val="single" w:sz="6" w:space="0" w:color="D9D9D9"/>
+              <w:bottom w:val="single" w:sz="6" w:space="0" w:color="D9D9D9"/>
+              <w:right w:val="single" w:sz="6" w:space="0" w:color="D9D9D9"/>
+              <w:insideH w:val="single" w:sz="6" w:space="0" w:color="D9D9D9"/>
+              <w:insideV w:val="single" w:sz="6" w:space="0" w:color="D9D9D9"/>
+            </w:tcBorders>
+            <w:shd w:fill="1F4E79"/>
+          </w:tcPr>
+          <w:p>
+            <w:pPr>
+              <w:spacing w:after="0" w:line="252" w:lineRule="auto"/>
+              <w:jc w:val="center"/>
+            </w:pPr>
+          </w:p>
+        </w:tc>
+        <w:tc>
+          <w:tcPr>
+            <w:tcW w:type="dxa" w:w="893"/>
+            <w:vAlign w:val="center"/>
+            <w:tcMar>
+              <w:top w:w="38" w:type="dxa"/>
+              <w:start w:w="70" w:type="dxa"/>
+              <w:bottom w:w="38" w:type="dxa"/>
+              <w:end w:w="70" w:type="dxa"/>
+            </w:tcMar>
+            <w:tcBorders>
+              <w:top w:val="single" w:sz="6" w:space="0" w:color="D9D9D9"/>
+              <w:left w:val="single" w:sz="6" w:space="0" w:color="D9D9D9"/>
+              <w:bottom w:val="single" w:sz="6" w:space="0" w:color="D9D9D9"/>
+              <w:right w:val="single" w:sz="6" w:space="0" w:color="D9D9D9"/>
+              <w:insideH w:val="single" w:sz="6" w:space="0" w:color="D9D9D9"/>
+              <w:insideV w:val="single" w:sz="6" w:space="0" w:color="D9D9D9"/>
+            </w:tcBorders>
+            <w:shd w:fill="1F4E79"/>
+          </w:tcPr>
+          <w:p>
+            <w:pPr>
+              <w:spacing w:after="0" w:line="252" w:lineRule="auto"/>
+              <w:jc w:val="center"/>
+            </w:pPr>
+          </w:p>
+        </w:tc>
+        <w:tc>
+          <w:tcPr>
+            <w:tcW w:type="dxa" w:w="893"/>
+            <w:vAlign w:val="center"/>
+            <w:tcMar>
+              <w:top w:w="38" w:type="dxa"/>
+              <w:start w:w="70" w:type="dxa"/>
+              <w:bottom w:w="38" w:type="dxa"/>
+              <w:end w:w="70" w:type="dxa"/>
+            </w:tcMar>
+            <w:tcBorders>
+              <w:top w:val="single" w:sz="6" w:space="0" w:color="D9D9D9"/>
+              <w:left w:val="single" w:sz="6" w:space="0" w:color="D9D9D9"/>
+              <w:bottom w:val="single" w:sz="6" w:space="0" w:color="D9D9D9"/>
+              <w:right w:val="single" w:sz="6" w:space="0" w:color="D9D9D9"/>
+              <w:insideH w:val="single" w:sz="6" w:space="0" w:color="D9D9D9"/>
+              <w:insideV w:val="single" w:sz="6" w:space="0" w:color="D9D9D9"/>
+            </w:tcBorders>
+            <w:shd w:fill="1F4E79"/>
+          </w:tcPr>
+          <w:p>
+            <w:pPr>
+              <w:spacing w:after="0" w:line="252" w:lineRule="auto"/>
+              <w:jc w:val="center"/>
+            </w:pPr>
+          </w:p>
+        </w:tc>
+        <w:tc>
+          <w:tcPr>
+            <w:tcW w:type="dxa" w:w="893"/>
+            <w:vAlign w:val="center"/>
+            <w:tcMar>
+              <w:top w:w="38" w:type="dxa"/>
+              <w:start w:w="70" w:type="dxa"/>
+              <w:bottom w:w="38" w:type="dxa"/>
+              <w:end w:w="70" w:type="dxa"/>
+            </w:tcMar>
+            <w:tcBorders>
+              <w:top w:val="single" w:sz="6" w:space="0" w:color="D9D9D9"/>
+              <w:left w:val="single" w:sz="6" w:space="0" w:color="D9D9D9"/>
+              <w:bottom w:val="single" w:sz="6" w:space="0" w:color="D9D9D9"/>
+              <w:right w:val="single" w:sz="6" w:space="0" w:color="D9D9D9"/>
+              <w:insideH w:val="single" w:sz="6" w:space="0" w:color="D9D9D9"/>
+              <w:insideV w:val="single" w:sz="6" w:space="0" w:color="D9D9D9"/>
+            </w:tcBorders>
+            <w:shd w:fill="1F4E79"/>
+          </w:tcPr>
+          <w:p>
+            <w:pPr>
+              <w:spacing w:after="0" w:line="252" w:lineRule="auto"/>
+              <w:jc w:val="center"/>
+            </w:pPr>
           </w:p>
         </w:tc>
       </w:tr>
@@ -5660,7 +5772,7 @@
         </w:trPr>
         <w:tc>
           <w:tcPr>
-            <w:tcW w:type="dxa" w:w="1977"/>
+            <w:tcW w:type="dxa" w:w="1681"/>
             <w:vAlign w:val="center"/>
             <w:tcMar>
               <w:top w:w="38" w:type="dxa"/>
@@ -5686,7 +5798,7 @@
               <w:rPr>
                 <w:rFonts w:ascii="Microsoft YaHei" w:hAnsi="Microsoft YaHei" w:eastAsia="Microsoft YaHei"/>
                 <w:color w:val="000000"/>
-                <w:sz w:val="17"/>
+                <w:sz w:val="16"/>
               </w:rPr>
               <w:t>双通道抽取对照（R-LLM-01 real）</w:t>
             </w:r>
@@ -5694,7 +5806,7 @@
         </w:tc>
         <w:tc>
           <w:tcPr>
-            <w:tcW w:type="dxa" w:w="4612"/>
+            <w:tcW w:type="dxa" w:w="2365"/>
             <w:vAlign w:val="center"/>
             <w:tcMar>
               <w:top w:w="38" w:type="dxa"/>
@@ -5720,7 +5832,7 @@
               <w:rPr>
                 <w:rFonts w:ascii="Microsoft YaHei" w:hAnsi="Microsoft YaHei" w:eastAsia="Microsoft YaHei"/>
                 <w:color w:val="000000"/>
-                <w:sz w:val="17"/>
+                <w:sz w:val="16"/>
               </w:rPr>
               <w:t>规则 top-20 术语 11/20、关系 1/7（与 R-KN-02 对账一致）；LLM 合并列表 9/20、关系 1/7（命中"海漂垃圾→机械臂"）；纯 LLM 候选命中全部 7 个核心领域词，漏乡镇/动作词</w:t>
             </w:r>
@@ -5728,7 +5840,7 @@
         </w:tc>
         <w:tc>
           <w:tcPr>
-            <w:tcW w:type="dxa" w:w="3404"/>
+            <w:tcW w:type="dxa" w:w="2376"/>
             <w:vAlign w:val="center"/>
             <w:tcMar>
               <w:top w:w="38" w:type="dxa"/>
@@ -5754,7 +5866,7 @@
               <w:rPr>
                 <w:rFonts w:ascii="Microsoft YaHei" w:hAnsi="Microsoft YaHei" w:eastAsia="Microsoft YaHei"/>
                 <w:color w:val="000000"/>
-                <w:sz w:val="17"/>
+                <w:sz w:val="16"/>
               </w:rPr>
               <w:t>内部合成语料（E1）；</w:t>
             </w:r>
@@ -5763,7 +5875,7 @@
                 <w:rFonts w:ascii="Microsoft YaHei" w:hAnsi="Microsoft YaHei" w:eastAsia="Microsoft YaHei"/>
                 <w:b/>
                 <w:color w:val="000000"/>
-                <w:sz w:val="17"/>
+                <w:sz w:val="16"/>
               </w:rPr>
               <w:t>负结果如实报告</w:t>
             </w:r>
@@ -5771,10 +5883,114 @@
               <w:rPr>
                 <w:rFonts w:ascii="Microsoft YaHei" w:hAnsi="Microsoft YaHei" w:eastAsia="Microsoft YaHei"/>
                 <w:color w:val="000000"/>
-                <w:sz w:val="17"/>
+                <w:sz w:val="16"/>
               </w:rPr>
               <w:t>：本语料上 LLM 未跑赢手调规则先验，价值在零样本扩展与引文证据</w:t>
             </w:r>
+          </w:p>
+        </w:tc>
+        <w:tc>
+          <w:tcPr>
+            <w:tcW w:type="dxa" w:w="893"/>
+            <w:vAlign w:val="center"/>
+            <w:tcMar>
+              <w:top w:w="38" w:type="dxa"/>
+              <w:start w:w="70" w:type="dxa"/>
+              <w:bottom w:w="38" w:type="dxa"/>
+              <w:end w:w="70" w:type="dxa"/>
+            </w:tcMar>
+            <w:tcBorders>
+              <w:top w:val="single" w:sz="6" w:space="0" w:color="D9D9D9"/>
+              <w:left w:val="single" w:sz="6" w:space="0" w:color="D9D9D9"/>
+              <w:bottom w:val="single" w:sz="6" w:space="0" w:color="D9D9D9"/>
+              <w:right w:val="single" w:sz="6" w:space="0" w:color="D9D9D9"/>
+              <w:insideH w:val="single" w:sz="6" w:space="0" w:color="D9D9D9"/>
+              <w:insideV w:val="single" w:sz="6" w:space="0" w:color="D9D9D9"/>
+            </w:tcBorders>
+          </w:tcPr>
+          <w:p>
+            <w:pPr>
+              <w:spacing w:after="0" w:line="252" w:lineRule="auto"/>
+              <w:jc w:val="center"/>
+            </w:pPr>
+          </w:p>
+        </w:tc>
+        <w:tc>
+          <w:tcPr>
+            <w:tcW w:type="dxa" w:w="893"/>
+            <w:vAlign w:val="center"/>
+            <w:tcMar>
+              <w:top w:w="38" w:type="dxa"/>
+              <w:start w:w="70" w:type="dxa"/>
+              <w:bottom w:w="38" w:type="dxa"/>
+              <w:end w:w="70" w:type="dxa"/>
+            </w:tcMar>
+            <w:tcBorders>
+              <w:top w:val="single" w:sz="6" w:space="0" w:color="D9D9D9"/>
+              <w:left w:val="single" w:sz="6" w:space="0" w:color="D9D9D9"/>
+              <w:bottom w:val="single" w:sz="6" w:space="0" w:color="D9D9D9"/>
+              <w:right w:val="single" w:sz="6" w:space="0" w:color="D9D9D9"/>
+              <w:insideH w:val="single" w:sz="6" w:space="0" w:color="D9D9D9"/>
+              <w:insideV w:val="single" w:sz="6" w:space="0" w:color="D9D9D9"/>
+            </w:tcBorders>
+          </w:tcPr>
+          <w:p>
+            <w:pPr>
+              <w:spacing w:after="0" w:line="252" w:lineRule="auto"/>
+              <w:jc w:val="center"/>
+            </w:pPr>
+          </w:p>
+        </w:tc>
+        <w:tc>
+          <w:tcPr>
+            <w:tcW w:type="dxa" w:w="893"/>
+            <w:vAlign w:val="center"/>
+            <w:tcMar>
+              <w:top w:w="38" w:type="dxa"/>
+              <w:start w:w="70" w:type="dxa"/>
+              <w:bottom w:w="38" w:type="dxa"/>
+              <w:end w:w="70" w:type="dxa"/>
+            </w:tcMar>
+            <w:tcBorders>
+              <w:top w:val="single" w:sz="6" w:space="0" w:color="D9D9D9"/>
+              <w:left w:val="single" w:sz="6" w:space="0" w:color="D9D9D9"/>
+              <w:bottom w:val="single" w:sz="6" w:space="0" w:color="D9D9D9"/>
+              <w:right w:val="single" w:sz="6" w:space="0" w:color="D9D9D9"/>
+              <w:insideH w:val="single" w:sz="6" w:space="0" w:color="D9D9D9"/>
+              <w:insideV w:val="single" w:sz="6" w:space="0" w:color="D9D9D9"/>
+            </w:tcBorders>
+          </w:tcPr>
+          <w:p>
+            <w:pPr>
+              <w:spacing w:after="0" w:line="252" w:lineRule="auto"/>
+              <w:jc w:val="center"/>
+            </w:pPr>
+          </w:p>
+        </w:tc>
+        <w:tc>
+          <w:tcPr>
+            <w:tcW w:type="dxa" w:w="893"/>
+            <w:vAlign w:val="center"/>
+            <w:tcMar>
+              <w:top w:w="38" w:type="dxa"/>
+              <w:start w:w="70" w:type="dxa"/>
+              <w:bottom w:w="38" w:type="dxa"/>
+              <w:end w:w="70" w:type="dxa"/>
+            </w:tcMar>
+            <w:tcBorders>
+              <w:top w:val="single" w:sz="6" w:space="0" w:color="D9D9D9"/>
+              <w:left w:val="single" w:sz="6" w:space="0" w:color="D9D9D9"/>
+              <w:bottom w:val="single" w:sz="6" w:space="0" w:color="D9D9D9"/>
+              <w:right w:val="single" w:sz="6" w:space="0" w:color="D9D9D9"/>
+              <w:insideH w:val="single" w:sz="6" w:space="0" w:color="D9D9D9"/>
+              <w:insideV w:val="single" w:sz="6" w:space="0" w:color="D9D9D9"/>
+            </w:tcBorders>
+          </w:tcPr>
+          <w:p>
+            <w:pPr>
+              <w:spacing w:after="0" w:line="252" w:lineRule="auto"/>
+              <w:jc w:val="center"/>
+            </w:pPr>
           </w:p>
         </w:tc>
       </w:tr>
@@ -5784,7 +6000,7 @@
         </w:trPr>
         <w:tc>
           <w:tcPr>
-            <w:tcW w:type="dxa" w:w="1977"/>
+            <w:tcW w:type="dxa" w:w="1681"/>
             <w:vAlign w:val="center"/>
             <w:tcMar>
               <w:top w:w="38" w:type="dxa"/>
@@ -5811,7 +6027,7 @@
               <w:rPr>
                 <w:rFonts w:ascii="Microsoft YaHei" w:hAnsi="Microsoft YaHei" w:eastAsia="Microsoft YaHei"/>
                 <w:color w:val="000000"/>
-                <w:sz w:val="17"/>
+                <w:sz w:val="16"/>
               </w:rPr>
               <w:t>生成式问答（R-KN-06 real）</w:t>
             </w:r>
@@ -5819,7 +6035,7 @@
         </w:tc>
         <w:tc>
           <w:tcPr>
-            <w:tcW w:type="dxa" w:w="4612"/>
+            <w:tcW w:type="dxa" w:w="2365"/>
             <w:vAlign w:val="center"/>
             <w:tcMar>
               <w:top w:w="38" w:type="dxa"/>
@@ -5846,7 +6062,7 @@
               <w:rPr>
                 <w:rFonts w:ascii="Microsoft YaHei" w:hAnsi="Microsoft YaHei" w:eastAsia="Microsoft YaHei"/>
                 <w:color w:val="000000"/>
-                <w:sz w:val="17"/>
+                <w:sz w:val="16"/>
               </w:rPr>
               <w:t xml:space="preserve">接地问题按检索证据回答并标 [c:1]；漏油问题明示 </w:t>
             </w:r>
@@ -5862,7 +6078,7 @@
               <w:rPr>
                 <w:rFonts w:ascii="Microsoft YaHei" w:hAnsi="Microsoft YaHei" w:eastAsia="Microsoft YaHei"/>
                 <w:color w:val="000000"/>
-                <w:sz w:val="17"/>
+                <w:sz w:val="16"/>
               </w:rPr>
               <w:t xml:space="preserve"> 并列出四类证据缺口（应急预案/上报流程/围油栏吸油材料/监测取证）</w:t>
             </w:r>
@@ -5870,7 +6086,7 @@
         </w:tc>
         <w:tc>
           <w:tcPr>
-            <w:tcW w:type="dxa" w:w="3404"/>
+            <w:tcW w:type="dxa" w:w="2376"/>
             <w:vAlign w:val="center"/>
             <w:tcMar>
               <w:top w:w="38" w:type="dxa"/>
@@ -5897,10 +6113,118 @@
               <w:rPr>
                 <w:rFonts w:ascii="Microsoft YaHei" w:hAnsi="Microsoft YaHei" w:eastAsia="Microsoft YaHei"/>
                 <w:color w:val="000000"/>
-                <w:sz w:val="17"/>
+                <w:sz w:val="16"/>
               </w:rPr>
               <w:t>演示语料（E1）；拒答叙事与 R-NX-09 本地 Nexent 案例一致</w:t>
             </w:r>
+          </w:p>
+        </w:tc>
+        <w:tc>
+          <w:tcPr>
+            <w:tcW w:type="dxa" w:w="893"/>
+            <w:vAlign w:val="center"/>
+            <w:tcMar>
+              <w:top w:w="38" w:type="dxa"/>
+              <w:start w:w="70" w:type="dxa"/>
+              <w:bottom w:w="38" w:type="dxa"/>
+              <w:end w:w="70" w:type="dxa"/>
+            </w:tcMar>
+            <w:tcBorders>
+              <w:top w:val="single" w:sz="6" w:space="0" w:color="D9D9D9"/>
+              <w:left w:val="single" w:sz="6" w:space="0" w:color="D9D9D9"/>
+              <w:bottom w:val="single" w:sz="6" w:space="0" w:color="D9D9D9"/>
+              <w:right w:val="single" w:sz="6" w:space="0" w:color="D9D9D9"/>
+              <w:insideH w:val="single" w:sz="6" w:space="0" w:color="D9D9D9"/>
+              <w:insideV w:val="single" w:sz="6" w:space="0" w:color="D9D9D9"/>
+            </w:tcBorders>
+            <w:shd w:fill="F3F7FA"/>
+          </w:tcPr>
+          <w:p>
+            <w:pPr>
+              <w:spacing w:after="0" w:line="252" w:lineRule="auto"/>
+              <w:jc w:val="center"/>
+            </w:pPr>
+          </w:p>
+        </w:tc>
+        <w:tc>
+          <w:tcPr>
+            <w:tcW w:type="dxa" w:w="893"/>
+            <w:vAlign w:val="center"/>
+            <w:tcMar>
+              <w:top w:w="38" w:type="dxa"/>
+              <w:start w:w="70" w:type="dxa"/>
+              <w:bottom w:w="38" w:type="dxa"/>
+              <w:end w:w="70" w:type="dxa"/>
+            </w:tcMar>
+            <w:tcBorders>
+              <w:top w:val="single" w:sz="6" w:space="0" w:color="D9D9D9"/>
+              <w:left w:val="single" w:sz="6" w:space="0" w:color="D9D9D9"/>
+              <w:bottom w:val="single" w:sz="6" w:space="0" w:color="D9D9D9"/>
+              <w:right w:val="single" w:sz="6" w:space="0" w:color="D9D9D9"/>
+              <w:insideH w:val="single" w:sz="6" w:space="0" w:color="D9D9D9"/>
+              <w:insideV w:val="single" w:sz="6" w:space="0" w:color="D9D9D9"/>
+            </w:tcBorders>
+            <w:shd w:fill="F3F7FA"/>
+          </w:tcPr>
+          <w:p>
+            <w:pPr>
+              <w:spacing w:after="0" w:line="252" w:lineRule="auto"/>
+              <w:jc w:val="center"/>
+            </w:pPr>
+          </w:p>
+        </w:tc>
+        <w:tc>
+          <w:tcPr>
+            <w:tcW w:type="dxa" w:w="893"/>
+            <w:vAlign w:val="center"/>
+            <w:tcMar>
+              <w:top w:w="38" w:type="dxa"/>
+              <w:start w:w="70" w:type="dxa"/>
+              <w:bottom w:w="38" w:type="dxa"/>
+              <w:end w:w="70" w:type="dxa"/>
+            </w:tcMar>
+            <w:tcBorders>
+              <w:top w:val="single" w:sz="6" w:space="0" w:color="D9D9D9"/>
+              <w:left w:val="single" w:sz="6" w:space="0" w:color="D9D9D9"/>
+              <w:bottom w:val="single" w:sz="6" w:space="0" w:color="D9D9D9"/>
+              <w:right w:val="single" w:sz="6" w:space="0" w:color="D9D9D9"/>
+              <w:insideH w:val="single" w:sz="6" w:space="0" w:color="D9D9D9"/>
+              <w:insideV w:val="single" w:sz="6" w:space="0" w:color="D9D9D9"/>
+            </w:tcBorders>
+            <w:shd w:fill="F3F7FA"/>
+          </w:tcPr>
+          <w:p>
+            <w:pPr>
+              <w:spacing w:after="0" w:line="252" w:lineRule="auto"/>
+              <w:jc w:val="center"/>
+            </w:pPr>
+          </w:p>
+        </w:tc>
+        <w:tc>
+          <w:tcPr>
+            <w:tcW w:type="dxa" w:w="893"/>
+            <w:vAlign w:val="center"/>
+            <w:tcMar>
+              <w:top w:w="38" w:type="dxa"/>
+              <w:start w:w="70" w:type="dxa"/>
+              <w:bottom w:w="38" w:type="dxa"/>
+              <w:end w:w="70" w:type="dxa"/>
+            </w:tcMar>
+            <w:tcBorders>
+              <w:top w:val="single" w:sz="6" w:space="0" w:color="D9D9D9"/>
+              <w:left w:val="single" w:sz="6" w:space="0" w:color="D9D9D9"/>
+              <w:bottom w:val="single" w:sz="6" w:space="0" w:color="D9D9D9"/>
+              <w:right w:val="single" w:sz="6" w:space="0" w:color="D9D9D9"/>
+              <w:insideH w:val="single" w:sz="6" w:space="0" w:color="D9D9D9"/>
+              <w:insideV w:val="single" w:sz="6" w:space="0" w:color="D9D9D9"/>
+            </w:tcBorders>
+            <w:shd w:fill="F3F7FA"/>
+          </w:tcPr>
+          <w:p>
+            <w:pPr>
+              <w:spacing w:after="0" w:line="252" w:lineRule="auto"/>
+              <w:jc w:val="center"/>
+            </w:pPr>
           </w:p>
         </w:tc>
       </w:tr>
@@ -5910,7 +6234,7 @@
         </w:trPr>
         <w:tc>
           <w:tcPr>
-            <w:tcW w:type="dxa" w:w="1977"/>
+            <w:tcW w:type="dxa" w:w="1681"/>
             <w:vAlign w:val="center"/>
             <w:tcMar>
               <w:top w:w="38" w:type="dxa"/>
@@ -5936,7 +6260,7 @@
               <w:rPr>
                 <w:rFonts w:ascii="Microsoft YaHei" w:hAnsi="Microsoft YaHei" w:eastAsia="Microsoft YaHei"/>
                 <w:color w:val="000000"/>
-                <w:sz w:val="17"/>
+                <w:sz w:val="16"/>
               </w:rPr>
               <w:t>真实公开文本对照（R-LLM-02）</w:t>
             </w:r>
@@ -5944,7 +6268,7 @@
         </w:tc>
         <w:tc>
           <w:tcPr>
-            <w:tcW w:type="dxa" w:w="4612"/>
+            <w:tcW w:type="dxa" w:w="2365"/>
             <w:vAlign w:val="center"/>
             <w:tcMar>
               <w:top w:w="38" w:type="dxa"/>
@@ -5970,7 +6294,7 @@
               <w:rPr>
                 <w:rFonts w:ascii="Microsoft YaHei" w:hAnsi="Microsoft YaHei" w:eastAsia="Microsoft YaHei"/>
                 <w:color w:val="000000"/>
-                <w:sz w:val="17"/>
+                <w:sz w:val="16"/>
               </w:rPr>
               <w:t>R-OD-02 的 8 份生态环境部真实文件：规则 30 节点/40 关系（29 条无类型共现）；LLM 26 节点/18 关系全部带类型与资产版本引用，抽出许可证核发、倾倒区选划、流域监督管理局等法规术语</w:t>
             </w:r>
@@ -5978,7 +6302,7 @@
         </w:tc>
         <w:tc>
           <w:tcPr>
-            <w:tcW w:type="dxa" w:w="3404"/>
+            <w:tcW w:type="dxa" w:w="2376"/>
             <w:vAlign w:val="center"/>
             <w:tcMar>
               <w:top w:w="38" w:type="dxa"/>
@@ -6004,9 +6328,138 @@
               <w:rPr>
                 <w:rFonts w:ascii="Microsoft YaHei" w:hAnsi="Microsoft YaHei" w:eastAsia="Microsoft YaHei"/>
                 <w:color w:val="000000"/>
-                <w:sz w:val="17"/>
+                <w:sz w:val="16"/>
               </w:rPr>
               <w:t>真实公开政务文本（E1/E2）；描述性对照无金标，不宣称准确率</w:t>
+            </w:r>
+          </w:p>
+        </w:tc>
+        <w:tc>
+          <w:tcPr>
+            <w:tcW w:type="dxa" w:w="893"/>
+            <w:vAlign w:val="center"/>
+            <w:tcMar>
+              <w:top w:w="38" w:type="dxa"/>
+              <w:start w:w="70" w:type="dxa"/>
+              <w:bottom w:w="38" w:type="dxa"/>
+              <w:end w:w="70" w:type="dxa"/>
+            </w:tcMar>
+            <w:tcBorders>
+              <w:top w:val="single" w:sz="6" w:space="0" w:color="D9D9D9"/>
+              <w:left w:val="single" w:sz="6" w:space="0" w:color="D9D9D9"/>
+              <w:bottom w:val="single" w:sz="6" w:space="0" w:color="D9D9D9"/>
+              <w:right w:val="single" w:sz="6" w:space="0" w:color="D9D9D9"/>
+              <w:insideH w:val="single" w:sz="6" w:space="0" w:color="D9D9D9"/>
+              <w:insideV w:val="single" w:sz="6" w:space="0" w:color="D9D9D9"/>
+            </w:tcBorders>
+          </w:tcPr>
+          <w:p>
+            <w:pPr>
+              <w:spacing w:after="0" w:line="252" w:lineRule="auto"/>
+              <w:jc w:val="center"/>
+            </w:pPr>
+          </w:p>
+        </w:tc>
+        <w:tc>
+          <w:tcPr>
+            <w:tcW w:type="dxa" w:w="893"/>
+            <w:vAlign w:val="center"/>
+            <w:tcMar>
+              <w:top w:w="38" w:type="dxa"/>
+              <w:start w:w="70" w:type="dxa"/>
+              <w:bottom w:w="38" w:type="dxa"/>
+              <w:end w:w="70" w:type="dxa"/>
+            </w:tcMar>
+            <w:tcBorders>
+              <w:top w:val="single" w:sz="6" w:space="0" w:color="D9D9D9"/>
+              <w:left w:val="single" w:sz="6" w:space="0" w:color="D9D9D9"/>
+              <w:bottom w:val="single" w:sz="6" w:space="0" w:color="D9D9D9"/>
+              <w:right w:val="single" w:sz="6" w:space="0" w:color="D9D9D9"/>
+              <w:insideH w:val="single" w:sz="6" w:space="0" w:color="D9D9D9"/>
+              <w:insideV w:val="single" w:sz="6" w:space="0" w:color="D9D9D9"/>
+            </w:tcBorders>
+          </w:tcPr>
+          <w:p>
+            <w:pPr>
+              <w:spacing w:after="0" w:line="252" w:lineRule="auto"/>
+              <w:jc w:val="left"/>
+            </w:pPr>
+            <w:r>
+              <w:rPr>
+                <w:rFonts w:ascii="Microsoft YaHei" w:hAnsi="Microsoft YaHei" w:eastAsia="Microsoft YaHei"/>
+                <w:b/>
+                <w:color w:val="000000"/>
+                <w:sz w:val="16"/>
+              </w:rPr>
+              <w:t>ModelArts(昇腾池)推理（R-MA-01）</w:t>
+            </w:r>
+          </w:p>
+        </w:tc>
+        <w:tc>
+          <w:tcPr>
+            <w:tcW w:type="dxa" w:w="893"/>
+            <w:vAlign w:val="center"/>
+            <w:tcMar>
+              <w:top w:w="38" w:type="dxa"/>
+              <w:start w:w="70" w:type="dxa"/>
+              <w:bottom w:w="38" w:type="dxa"/>
+              <w:end w:w="70" w:type="dxa"/>
+            </w:tcMar>
+            <w:tcBorders>
+              <w:top w:val="single" w:sz="6" w:space="0" w:color="D9D9D9"/>
+              <w:left w:val="single" w:sz="6" w:space="0" w:color="D9D9D9"/>
+              <w:bottom w:val="single" w:sz="6" w:space="0" w:color="D9D9D9"/>
+              <w:right w:val="single" w:sz="6" w:space="0" w:color="D9D9D9"/>
+              <w:insideH w:val="single" w:sz="6" w:space="0" w:color="D9D9D9"/>
+              <w:insideV w:val="single" w:sz="6" w:space="0" w:color="D9D9D9"/>
+            </w:tcBorders>
+          </w:tcPr>
+          <w:p>
+            <w:pPr>
+              <w:spacing w:after="0" w:line="252" w:lineRule="auto"/>
+              <w:jc w:val="left"/>
+            </w:pPr>
+            <w:r>
+              <w:rPr>
+                <w:rFonts w:ascii="Microsoft YaHei" w:hAnsi="Microsoft YaHei" w:eastAsia="Microsoft YaHei"/>
+                <w:color w:val="000000"/>
+                <w:sz w:val="16"/>
+              </w:rPr>
+              <w:t>同一双通道切换至华为 ModelArts Studio MaaS 端点：GLM-5.3 术语 13/20 反超规则 11/20；问答双景复现（接地双引用+漏油拒答）；真实政务文本 34 关系全带类型与引用</w:t>
+            </w:r>
+          </w:p>
+        </w:tc>
+        <w:tc>
+          <w:tcPr>
+            <w:tcW w:type="dxa" w:w="893"/>
+            <w:vAlign w:val="center"/>
+            <w:tcMar>
+              <w:top w:w="38" w:type="dxa"/>
+              <w:start w:w="70" w:type="dxa"/>
+              <w:bottom w:w="38" w:type="dxa"/>
+              <w:end w:w="70" w:type="dxa"/>
+            </w:tcMar>
+            <w:tcBorders>
+              <w:top w:val="single" w:sz="6" w:space="0" w:color="D9D9D9"/>
+              <w:left w:val="single" w:sz="6" w:space="0" w:color="D9D9D9"/>
+              <w:bottom w:val="single" w:sz="6" w:space="0" w:color="D9D9D9"/>
+              <w:right w:val="single" w:sz="6" w:space="0" w:color="D9D9D9"/>
+              <w:insideH w:val="single" w:sz="6" w:space="0" w:color="D9D9D9"/>
+              <w:insideV w:val="single" w:sz="6" w:space="0" w:color="D9D9D9"/>
+            </w:tcBorders>
+          </w:tcPr>
+          <w:p>
+            <w:pPr>
+              <w:spacing w:after="0" w:line="252" w:lineRule="auto"/>
+              <w:jc w:val="left"/>
+            </w:pPr>
+            <w:r>
+              <w:rPr>
+                <w:rFonts w:ascii="Microsoft YaHei" w:hAnsi="Microsoft YaHei" w:eastAsia="Microsoft YaHei"/>
+                <w:color w:val="000000"/>
+                <w:sz w:val="16"/>
+              </w:rPr>
+              <w:t>MaaS 共享端点按 token 计费；语料口径同上</w:t>
             </w:r>
           </w:p>
         </w:tc>
@@ -14488,7 +14941,7 @@
                 <w:color w:val="000000"/>
                 <w:sz w:val="17"/>
               </w:rPr>
-              <w:t>2026-09-30</w:t>
+              <w:t>2026-10-24</w:t>
             </w:r>
           </w:p>
         </w:tc>
@@ -14523,7 +14976,7 @@
                 <w:color w:val="000000"/>
                 <w:sz w:val="17"/>
               </w:rPr>
-              <w:t>建立「材料 2」独立提交件底稿：整体设计思路、Agent 配置完整细节、Skill 分层编排、调试迭代经验、示例问答截图索引、随附文件说明、托管平台状态与恢复路径、诚实边界</w:t>
+              <w:t>§3.4 增 R-MA-01：知识域 LLM 通道切换至 ModelArts MaaS(昇腾池)完成真实推理评测</w:t>
             </w:r>
           </w:p>
         </w:tc>
@@ -14546,6 +14999,113 @@
               <w:insideV w:val="single" w:sz="6" w:space="0" w:color="D9D9D9"/>
             </w:tcBorders>
             <w:shd w:fill="F3F7FA"/>
+          </w:tcPr>
+          <w:p>
+            <w:pPr>
+              <w:spacing w:after="0" w:line="252" w:lineRule="auto"/>
+              <w:jc w:val="left"/>
+            </w:pPr>
+            <w:r>
+              <w:rPr>
+                <w:rFonts w:ascii="Microsoft YaHei" w:hAnsi="Microsoft YaHei" w:eastAsia="Microsoft YaHei"/>
+                <w:color w:val="000000"/>
+                <w:sz w:val="17"/>
+              </w:rPr>
+              <w:t>liyongxiang + ZCode</w:t>
+            </w:r>
+          </w:p>
+        </w:tc>
+      </w:tr>
+      <w:tr>
+        <w:trPr>
+          <w:cantSplit w:val="true"/>
+        </w:trPr>
+        <w:tc>
+          <w:tcPr>
+            <w:tcW w:type="dxa" w:w="1408"/>
+            <w:vAlign w:val="center"/>
+            <w:tcMar>
+              <w:top w:w="38" w:type="dxa"/>
+              <w:start w:w="70" w:type="dxa"/>
+              <w:bottom w:w="38" w:type="dxa"/>
+              <w:end w:w="70" w:type="dxa"/>
+            </w:tcMar>
+            <w:tcBorders>
+              <w:top w:val="single" w:sz="6" w:space="0" w:color="D9D9D9"/>
+              <w:left w:val="single" w:sz="6" w:space="0" w:color="D9D9D9"/>
+              <w:bottom w:val="single" w:sz="6" w:space="0" w:color="D9D9D9"/>
+              <w:right w:val="single" w:sz="6" w:space="0" w:color="D9D9D9"/>
+              <w:insideH w:val="single" w:sz="6" w:space="0" w:color="D9D9D9"/>
+              <w:insideV w:val="single" w:sz="6" w:space="0" w:color="D9D9D9"/>
+            </w:tcBorders>
+          </w:tcPr>
+          <w:p>
+            <w:pPr>
+              <w:spacing w:after="0" w:line="252" w:lineRule="auto"/>
+              <w:jc w:val="left"/>
+            </w:pPr>
+            <w:r>
+              <w:rPr>
+                <w:rFonts w:ascii="Microsoft YaHei" w:hAnsi="Microsoft YaHei" w:eastAsia="Microsoft YaHei"/>
+                <w:color w:val="000000"/>
+                <w:sz w:val="17"/>
+              </w:rPr>
+              <w:t>2026-09-30</w:t>
+            </w:r>
+          </w:p>
+        </w:tc>
+        <w:tc>
+          <w:tcPr>
+            <w:tcW w:type="dxa" w:w="5912"/>
+            <w:vAlign w:val="center"/>
+            <w:tcMar>
+              <w:top w:w="38" w:type="dxa"/>
+              <w:start w:w="70" w:type="dxa"/>
+              <w:bottom w:w="38" w:type="dxa"/>
+              <w:end w:w="70" w:type="dxa"/>
+            </w:tcMar>
+            <w:tcBorders>
+              <w:top w:val="single" w:sz="6" w:space="0" w:color="D9D9D9"/>
+              <w:left w:val="single" w:sz="6" w:space="0" w:color="D9D9D9"/>
+              <w:bottom w:val="single" w:sz="6" w:space="0" w:color="D9D9D9"/>
+              <w:right w:val="single" w:sz="6" w:space="0" w:color="D9D9D9"/>
+              <w:insideH w:val="single" w:sz="6" w:space="0" w:color="D9D9D9"/>
+              <w:insideV w:val="single" w:sz="6" w:space="0" w:color="D9D9D9"/>
+            </w:tcBorders>
+          </w:tcPr>
+          <w:p>
+            <w:pPr>
+              <w:spacing w:after="0" w:line="252" w:lineRule="auto"/>
+              <w:jc w:val="left"/>
+            </w:pPr>
+            <w:r>
+              <w:rPr>
+                <w:rFonts w:ascii="Microsoft YaHei" w:hAnsi="Microsoft YaHei" w:eastAsia="Microsoft YaHei"/>
+                <w:color w:val="000000"/>
+                <w:sz w:val="17"/>
+              </w:rPr>
+              <w:t>建立「材料 2」独立提交件底稿：整体设计思路、Agent 配置完整细节、Skill 分层编排、调试迭代经验、示例问答截图索引、随附文件说明、托管平台状态与恢复路径、诚实边界</w:t>
+            </w:r>
+          </w:p>
+        </w:tc>
+        <w:tc>
+          <w:tcPr>
+            <w:tcW w:type="dxa" w:w="2674"/>
+            <w:vAlign w:val="center"/>
+            <w:tcMar>
+              <w:top w:w="38" w:type="dxa"/>
+              <w:start w:w="70" w:type="dxa"/>
+              <w:bottom w:w="38" w:type="dxa"/>
+              <w:end w:w="70" w:type="dxa"/>
+            </w:tcMar>
+            <w:tcBorders>
+              <w:top w:val="single" w:sz="6" w:space="0" w:color="D9D9D9"/>
+              <w:left w:val="single" w:sz="6" w:space="0" w:color="D9D9D9"/>
+              <w:bottom w:val="single" w:sz="6" w:space="0" w:color="D9D9D9"/>
+              <w:right w:val="single" w:sz="6" w:space="0" w:color="D9D9D9"/>
+              <w:insideH w:val="single" w:sz="6" w:space="0" w:color="D9D9D9"/>
+              <w:insideV w:val="single" w:sz="6" w:space="0" w:color="D9D9D9"/>
+            </w:tcBorders>
           </w:tcPr>
           <w:p>
             <w:pPr>

--- a/项目文档/华为ICT赛道三_Nexent智能体设计说明.docx
+++ b/项目文档/华为ICT赛道三_Nexent智能体设计说明.docx
@@ -5536,13 +5536,9 @@
         <w:tblLook w:firstColumn="1" w:firstRow="1" w:lastColumn="0" w:lastRow="0" w:noHBand="0" w:noVBand="1" w:val="04A0"/>
       </w:tblPr>
       <w:tblGrid>
-        <w:gridCol w:w="1428"/>
-        <w:gridCol w:w="1428"/>
-        <w:gridCol w:w="1428"/>
-        <w:gridCol w:w="1428"/>
-        <w:gridCol w:w="1428"/>
-        <w:gridCol w:w="1428"/>
-        <w:gridCol w:w="1428"/>
+        <w:gridCol w:w="3331"/>
+        <w:gridCol w:w="3331"/>
+        <w:gridCol w:w="3331"/>
       </w:tblGrid>
       <w:tr>
         <w:trPr>
@@ -5551,7 +5547,7 @@
         </w:trPr>
         <w:tc>
           <w:tcPr>
-            <w:tcW w:type="dxa" w:w="1681"/>
+            <w:tcW w:type="dxa" w:w="2092"/>
             <w:vAlign w:val="center"/>
             <w:tcMar>
               <w:top w:w="38" w:type="dxa"/>
@@ -5579,7 +5575,7 @@
                 <w:rFonts w:ascii="Microsoft YaHei" w:hAnsi="Microsoft YaHei" w:eastAsia="Microsoft YaHei"/>
                 <w:b/>
                 <w:color w:val="FFFFFF"/>
-                <w:sz w:val="16"/>
+                <w:sz w:val="17"/>
               </w:rPr>
               <w:t>评测</w:t>
             </w:r>
@@ -5587,7 +5583,7 @@
         </w:tc>
         <w:tc>
           <w:tcPr>
-            <w:tcW w:type="dxa" w:w="2365"/>
+            <w:tcW w:type="dxa" w:w="4881"/>
             <w:vAlign w:val="center"/>
             <w:tcMar>
               <w:top w:w="38" w:type="dxa"/>
@@ -5615,7 +5611,7 @@
                 <w:rFonts w:ascii="Microsoft YaHei" w:hAnsi="Microsoft YaHei" w:eastAsia="Microsoft YaHei"/>
                 <w:b/>
                 <w:color w:val="FFFFFF"/>
-                <w:sz w:val="16"/>
+                <w:sz w:val="17"/>
               </w:rPr>
               <w:t>真实数字</w:t>
             </w:r>
@@ -5623,7 +5619,7 @@
         </w:tc>
         <w:tc>
           <w:tcPr>
-            <w:tcW w:type="dxa" w:w="2376"/>
+            <w:tcW w:type="dxa" w:w="3021"/>
             <w:vAlign w:val="center"/>
             <w:tcMar>
               <w:top w:w="38" w:type="dxa"/>
@@ -5651,9 +5647,592 @@
                 <w:rFonts w:ascii="Microsoft YaHei" w:hAnsi="Microsoft YaHei" w:eastAsia="Microsoft YaHei"/>
                 <w:b/>
                 <w:color w:val="FFFFFF"/>
+                <w:sz w:val="17"/>
+              </w:rPr>
+              <w:t>口径</w:t>
+            </w:r>
+          </w:p>
+        </w:tc>
+      </w:tr>
+      <w:tr>
+        <w:trPr>
+          <w:cantSplit w:val="true"/>
+        </w:trPr>
+        <w:tc>
+          <w:tcPr>
+            <w:tcW w:type="dxa" w:w="2092"/>
+            <w:vAlign w:val="center"/>
+            <w:tcMar>
+              <w:top w:w="38" w:type="dxa"/>
+              <w:start w:w="70" w:type="dxa"/>
+              <w:bottom w:w="38" w:type="dxa"/>
+              <w:end w:w="70" w:type="dxa"/>
+            </w:tcMar>
+            <w:tcBorders>
+              <w:top w:val="single" w:sz="6" w:space="0" w:color="D9D9D9"/>
+              <w:left w:val="single" w:sz="6" w:space="0" w:color="D9D9D9"/>
+              <w:bottom w:val="single" w:sz="6" w:space="0" w:color="D9D9D9"/>
+              <w:right w:val="single" w:sz="6" w:space="0" w:color="D9D9D9"/>
+              <w:insideH w:val="single" w:sz="6" w:space="0" w:color="D9D9D9"/>
+              <w:insideV w:val="single" w:sz="6" w:space="0" w:color="D9D9D9"/>
+            </w:tcBorders>
+          </w:tcPr>
+          <w:p>
+            <w:pPr>
+              <w:spacing w:after="0" w:line="252" w:lineRule="auto"/>
+              <w:jc w:val="left"/>
+            </w:pPr>
+            <w:r>
+              <w:rPr>
+                <w:rFonts w:ascii="Microsoft YaHei" w:hAnsi="Microsoft YaHei" w:eastAsia="Microsoft YaHei"/>
+                <w:color w:val="000000"/>
+                <w:sz w:val="17"/>
+              </w:rPr>
+              <w:t>双通道抽取对照（R-LLM-01 real）</w:t>
+            </w:r>
+          </w:p>
+        </w:tc>
+        <w:tc>
+          <w:tcPr>
+            <w:tcW w:type="dxa" w:w="4881"/>
+            <w:vAlign w:val="center"/>
+            <w:tcMar>
+              <w:top w:w="38" w:type="dxa"/>
+              <w:start w:w="70" w:type="dxa"/>
+              <w:bottom w:w="38" w:type="dxa"/>
+              <w:end w:w="70" w:type="dxa"/>
+            </w:tcMar>
+            <w:tcBorders>
+              <w:top w:val="single" w:sz="6" w:space="0" w:color="D9D9D9"/>
+              <w:left w:val="single" w:sz="6" w:space="0" w:color="D9D9D9"/>
+              <w:bottom w:val="single" w:sz="6" w:space="0" w:color="D9D9D9"/>
+              <w:right w:val="single" w:sz="6" w:space="0" w:color="D9D9D9"/>
+              <w:insideH w:val="single" w:sz="6" w:space="0" w:color="D9D9D9"/>
+              <w:insideV w:val="single" w:sz="6" w:space="0" w:color="D9D9D9"/>
+            </w:tcBorders>
+          </w:tcPr>
+          <w:p>
+            <w:pPr>
+              <w:spacing w:after="0" w:line="252" w:lineRule="auto"/>
+              <w:jc w:val="left"/>
+            </w:pPr>
+            <w:r>
+              <w:rPr>
+                <w:rFonts w:ascii="Microsoft YaHei" w:hAnsi="Microsoft YaHei" w:eastAsia="Microsoft YaHei"/>
+                <w:color w:val="000000"/>
+                <w:sz w:val="17"/>
+              </w:rPr>
+              <w:t>规则 top-20 术语 11/20、关系 1/7（与 R-KN-02 对账一致）；LLM 合并列表 9/20、关系 1/7（命中"海漂垃圾→机械臂"）；纯 LLM 候选命中全部 7 个核心领域词，漏乡镇/动作词</w:t>
+            </w:r>
+          </w:p>
+        </w:tc>
+        <w:tc>
+          <w:tcPr>
+            <w:tcW w:type="dxa" w:w="3021"/>
+            <w:vAlign w:val="center"/>
+            <w:tcMar>
+              <w:top w:w="38" w:type="dxa"/>
+              <w:start w:w="70" w:type="dxa"/>
+              <w:bottom w:w="38" w:type="dxa"/>
+              <w:end w:w="70" w:type="dxa"/>
+            </w:tcMar>
+            <w:tcBorders>
+              <w:top w:val="single" w:sz="6" w:space="0" w:color="D9D9D9"/>
+              <w:left w:val="single" w:sz="6" w:space="0" w:color="D9D9D9"/>
+              <w:bottom w:val="single" w:sz="6" w:space="0" w:color="D9D9D9"/>
+              <w:right w:val="single" w:sz="6" w:space="0" w:color="D9D9D9"/>
+              <w:insideH w:val="single" w:sz="6" w:space="0" w:color="D9D9D9"/>
+              <w:insideV w:val="single" w:sz="6" w:space="0" w:color="D9D9D9"/>
+            </w:tcBorders>
+          </w:tcPr>
+          <w:p>
+            <w:pPr>
+              <w:spacing w:after="0" w:line="252" w:lineRule="auto"/>
+              <w:jc w:val="left"/>
+            </w:pPr>
+            <w:r>
+              <w:rPr>
+                <w:rFonts w:ascii="Microsoft YaHei" w:hAnsi="Microsoft YaHei" w:eastAsia="Microsoft YaHei"/>
+                <w:color w:val="000000"/>
+                <w:sz w:val="17"/>
+              </w:rPr>
+              <w:t>内部合成语料（E1）；</w:t>
+            </w:r>
+            <w:r>
+              <w:rPr>
+                <w:rFonts w:ascii="Microsoft YaHei" w:hAnsi="Microsoft YaHei" w:eastAsia="Microsoft YaHei"/>
+                <w:b/>
+                <w:color w:val="000000"/>
+                <w:sz w:val="17"/>
+              </w:rPr>
+              <w:t>负结果如实报告</w:t>
+            </w:r>
+            <w:r>
+              <w:rPr>
+                <w:rFonts w:ascii="Microsoft YaHei" w:hAnsi="Microsoft YaHei" w:eastAsia="Microsoft YaHei"/>
+                <w:color w:val="000000"/>
+                <w:sz w:val="17"/>
+              </w:rPr>
+              <w:t>：本语料上 LLM 未跑赢手调规则先验，价值在零样本扩展与引文证据</w:t>
+            </w:r>
+          </w:p>
+        </w:tc>
+      </w:tr>
+      <w:tr>
+        <w:trPr>
+          <w:cantSplit w:val="true"/>
+        </w:trPr>
+        <w:tc>
+          <w:tcPr>
+            <w:tcW w:type="dxa" w:w="2092"/>
+            <w:vAlign w:val="center"/>
+            <w:tcMar>
+              <w:top w:w="38" w:type="dxa"/>
+              <w:start w:w="70" w:type="dxa"/>
+              <w:bottom w:w="38" w:type="dxa"/>
+              <w:end w:w="70" w:type="dxa"/>
+            </w:tcMar>
+            <w:tcBorders>
+              <w:top w:val="single" w:sz="6" w:space="0" w:color="D9D9D9"/>
+              <w:left w:val="single" w:sz="6" w:space="0" w:color="D9D9D9"/>
+              <w:bottom w:val="single" w:sz="6" w:space="0" w:color="D9D9D9"/>
+              <w:right w:val="single" w:sz="6" w:space="0" w:color="D9D9D9"/>
+              <w:insideH w:val="single" w:sz="6" w:space="0" w:color="D9D9D9"/>
+              <w:insideV w:val="single" w:sz="6" w:space="0" w:color="D9D9D9"/>
+            </w:tcBorders>
+            <w:shd w:fill="F3F7FA"/>
+          </w:tcPr>
+          <w:p>
+            <w:pPr>
+              <w:spacing w:after="0" w:line="252" w:lineRule="auto"/>
+              <w:jc w:val="left"/>
+            </w:pPr>
+            <w:r>
+              <w:rPr>
+                <w:rFonts w:ascii="Microsoft YaHei" w:hAnsi="Microsoft YaHei" w:eastAsia="Microsoft YaHei"/>
+                <w:color w:val="000000"/>
+                <w:sz w:val="17"/>
+              </w:rPr>
+              <w:t>生成式问答（R-KN-06 real）</w:t>
+            </w:r>
+          </w:p>
+        </w:tc>
+        <w:tc>
+          <w:tcPr>
+            <w:tcW w:type="dxa" w:w="4881"/>
+            <w:vAlign w:val="center"/>
+            <w:tcMar>
+              <w:top w:w="38" w:type="dxa"/>
+              <w:start w:w="70" w:type="dxa"/>
+              <w:bottom w:w="38" w:type="dxa"/>
+              <w:end w:w="70" w:type="dxa"/>
+            </w:tcMar>
+            <w:tcBorders>
+              <w:top w:val="single" w:sz="6" w:space="0" w:color="D9D9D9"/>
+              <w:left w:val="single" w:sz="6" w:space="0" w:color="D9D9D9"/>
+              <w:bottom w:val="single" w:sz="6" w:space="0" w:color="D9D9D9"/>
+              <w:right w:val="single" w:sz="6" w:space="0" w:color="D9D9D9"/>
+              <w:insideH w:val="single" w:sz="6" w:space="0" w:color="D9D9D9"/>
+              <w:insideV w:val="single" w:sz="6" w:space="0" w:color="D9D9D9"/>
+            </w:tcBorders>
+            <w:shd w:fill="F3F7FA"/>
+          </w:tcPr>
+          <w:p>
+            <w:pPr>
+              <w:spacing w:after="0" w:line="252" w:lineRule="auto"/>
+              <w:jc w:val="left"/>
+            </w:pPr>
+            <w:r>
+              <w:rPr>
+                <w:rFonts w:ascii="Microsoft YaHei" w:hAnsi="Microsoft YaHei" w:eastAsia="Microsoft YaHei"/>
+                <w:color w:val="000000"/>
+                <w:sz w:val="17"/>
+              </w:rPr>
+              <w:t xml:space="preserve">接地问题按检索证据回答并标 [c:1]；漏油问题明示 </w:t>
+            </w:r>
+            <w:r>
+              <w:rPr>
+                <w:rFonts w:ascii="Consolas" w:hAnsi="Consolas" w:eastAsia="Microsoft YaHei"/>
+                <w:color w:val="000000"/>
                 <w:sz w:val="16"/>
               </w:rPr>
-              <w:t>口径</w:t>
+              <w:t>insufficient_evidence=true</w:t>
+            </w:r>
+            <w:r>
+              <w:rPr>
+                <w:rFonts w:ascii="Microsoft YaHei" w:hAnsi="Microsoft YaHei" w:eastAsia="Microsoft YaHei"/>
+                <w:color w:val="000000"/>
+                <w:sz w:val="17"/>
+              </w:rPr>
+              <w:t xml:space="preserve"> 并列出四类证据缺口（应急预案/上报流程/围油栏吸油材料/监测取证）</w:t>
+            </w:r>
+          </w:p>
+        </w:tc>
+        <w:tc>
+          <w:tcPr>
+            <w:tcW w:type="dxa" w:w="3021"/>
+            <w:vAlign w:val="center"/>
+            <w:tcMar>
+              <w:top w:w="38" w:type="dxa"/>
+              <w:start w:w="70" w:type="dxa"/>
+              <w:bottom w:w="38" w:type="dxa"/>
+              <w:end w:w="70" w:type="dxa"/>
+            </w:tcMar>
+            <w:tcBorders>
+              <w:top w:val="single" w:sz="6" w:space="0" w:color="D9D9D9"/>
+              <w:left w:val="single" w:sz="6" w:space="0" w:color="D9D9D9"/>
+              <w:bottom w:val="single" w:sz="6" w:space="0" w:color="D9D9D9"/>
+              <w:right w:val="single" w:sz="6" w:space="0" w:color="D9D9D9"/>
+              <w:insideH w:val="single" w:sz="6" w:space="0" w:color="D9D9D9"/>
+              <w:insideV w:val="single" w:sz="6" w:space="0" w:color="D9D9D9"/>
+            </w:tcBorders>
+            <w:shd w:fill="F3F7FA"/>
+          </w:tcPr>
+          <w:p>
+            <w:pPr>
+              <w:spacing w:after="0" w:line="252" w:lineRule="auto"/>
+              <w:jc w:val="left"/>
+            </w:pPr>
+            <w:r>
+              <w:rPr>
+                <w:rFonts w:ascii="Microsoft YaHei" w:hAnsi="Microsoft YaHei" w:eastAsia="Microsoft YaHei"/>
+                <w:color w:val="000000"/>
+                <w:sz w:val="17"/>
+              </w:rPr>
+              <w:t>演示语料（E1）；拒答叙事与 R-NX-09 本地 Nexent 案例一致</w:t>
+            </w:r>
+          </w:p>
+        </w:tc>
+      </w:tr>
+      <w:tr>
+        <w:trPr>
+          <w:cantSplit w:val="true"/>
+        </w:trPr>
+        <w:tc>
+          <w:tcPr>
+            <w:tcW w:type="dxa" w:w="2092"/>
+            <w:vAlign w:val="center"/>
+            <w:tcMar>
+              <w:top w:w="38" w:type="dxa"/>
+              <w:start w:w="70" w:type="dxa"/>
+              <w:bottom w:w="38" w:type="dxa"/>
+              <w:end w:w="70" w:type="dxa"/>
+            </w:tcMar>
+            <w:tcBorders>
+              <w:top w:val="single" w:sz="6" w:space="0" w:color="D9D9D9"/>
+              <w:left w:val="single" w:sz="6" w:space="0" w:color="D9D9D9"/>
+              <w:bottom w:val="single" w:sz="6" w:space="0" w:color="D9D9D9"/>
+              <w:right w:val="single" w:sz="6" w:space="0" w:color="D9D9D9"/>
+              <w:insideH w:val="single" w:sz="6" w:space="0" w:color="D9D9D9"/>
+              <w:insideV w:val="single" w:sz="6" w:space="0" w:color="D9D9D9"/>
+            </w:tcBorders>
+          </w:tcPr>
+          <w:p>
+            <w:pPr>
+              <w:spacing w:after="0" w:line="252" w:lineRule="auto"/>
+              <w:jc w:val="left"/>
+            </w:pPr>
+            <w:r>
+              <w:rPr>
+                <w:rFonts w:ascii="Microsoft YaHei" w:hAnsi="Microsoft YaHei" w:eastAsia="Microsoft YaHei"/>
+                <w:color w:val="000000"/>
+                <w:sz w:val="17"/>
+              </w:rPr>
+              <w:t>真实公开文本对照（R-LLM-02）</w:t>
+            </w:r>
+          </w:p>
+        </w:tc>
+        <w:tc>
+          <w:tcPr>
+            <w:tcW w:type="dxa" w:w="4881"/>
+            <w:vAlign w:val="center"/>
+            <w:tcMar>
+              <w:top w:w="38" w:type="dxa"/>
+              <w:start w:w="70" w:type="dxa"/>
+              <w:bottom w:w="38" w:type="dxa"/>
+              <w:end w:w="70" w:type="dxa"/>
+            </w:tcMar>
+            <w:tcBorders>
+              <w:top w:val="single" w:sz="6" w:space="0" w:color="D9D9D9"/>
+              <w:left w:val="single" w:sz="6" w:space="0" w:color="D9D9D9"/>
+              <w:bottom w:val="single" w:sz="6" w:space="0" w:color="D9D9D9"/>
+              <w:right w:val="single" w:sz="6" w:space="0" w:color="D9D9D9"/>
+              <w:insideH w:val="single" w:sz="6" w:space="0" w:color="D9D9D9"/>
+              <w:insideV w:val="single" w:sz="6" w:space="0" w:color="D9D9D9"/>
+            </w:tcBorders>
+          </w:tcPr>
+          <w:p>
+            <w:pPr>
+              <w:spacing w:after="0" w:line="252" w:lineRule="auto"/>
+              <w:jc w:val="left"/>
+            </w:pPr>
+            <w:r>
+              <w:rPr>
+                <w:rFonts w:ascii="Microsoft YaHei" w:hAnsi="Microsoft YaHei" w:eastAsia="Microsoft YaHei"/>
+                <w:color w:val="000000"/>
+                <w:sz w:val="17"/>
+              </w:rPr>
+              <w:t>R-OD-02 的 8 份生态环境部真实文件：规则 30 节点/40 关系（29 条无类型共现）；LLM 26 节点/18 关系全部带类型与资产版本引用，抽出许可证核发、倾倒区选划、流域监督管理局等法规术语</w:t>
+            </w:r>
+          </w:p>
+        </w:tc>
+        <w:tc>
+          <w:tcPr>
+            <w:tcW w:type="dxa" w:w="3021"/>
+            <w:vAlign w:val="center"/>
+            <w:tcMar>
+              <w:top w:w="38" w:type="dxa"/>
+              <w:start w:w="70" w:type="dxa"/>
+              <w:bottom w:w="38" w:type="dxa"/>
+              <w:end w:w="70" w:type="dxa"/>
+            </w:tcMar>
+            <w:tcBorders>
+              <w:top w:val="single" w:sz="6" w:space="0" w:color="D9D9D9"/>
+              <w:left w:val="single" w:sz="6" w:space="0" w:color="D9D9D9"/>
+              <w:bottom w:val="single" w:sz="6" w:space="0" w:color="D9D9D9"/>
+              <w:right w:val="single" w:sz="6" w:space="0" w:color="D9D9D9"/>
+              <w:insideH w:val="single" w:sz="6" w:space="0" w:color="D9D9D9"/>
+              <w:insideV w:val="single" w:sz="6" w:space="0" w:color="D9D9D9"/>
+            </w:tcBorders>
+          </w:tcPr>
+          <w:p>
+            <w:pPr>
+              <w:spacing w:after="0" w:line="252" w:lineRule="auto"/>
+              <w:jc w:val="left"/>
+            </w:pPr>
+            <w:r>
+              <w:rPr>
+                <w:rFonts w:ascii="Microsoft YaHei" w:hAnsi="Microsoft YaHei" w:eastAsia="Microsoft YaHei"/>
+                <w:color w:val="000000"/>
+                <w:sz w:val="17"/>
+              </w:rPr>
+              <w:t>真实公开政务文本（E1/E2）；描述性对照无金标，不宣称准确率</w:t>
+            </w:r>
+          </w:p>
+        </w:tc>
+      </w:tr>
+      <w:tr>
+        <w:trPr>
+          <w:cantSplit w:val="true"/>
+        </w:trPr>
+        <w:tc>
+          <w:tcPr>
+            <w:tcW w:type="dxa" w:w="2092"/>
+            <w:vAlign w:val="center"/>
+            <w:tcMar>
+              <w:top w:w="38" w:type="dxa"/>
+              <w:start w:w="70" w:type="dxa"/>
+              <w:bottom w:w="38" w:type="dxa"/>
+              <w:end w:w="70" w:type="dxa"/>
+            </w:tcMar>
+            <w:tcBorders>
+              <w:top w:val="single" w:sz="6" w:space="0" w:color="D9D9D9"/>
+              <w:left w:val="single" w:sz="6" w:space="0" w:color="D9D9D9"/>
+              <w:bottom w:val="single" w:sz="6" w:space="0" w:color="D9D9D9"/>
+              <w:right w:val="single" w:sz="6" w:space="0" w:color="D9D9D9"/>
+              <w:insideH w:val="single" w:sz="6" w:space="0" w:color="D9D9D9"/>
+              <w:insideV w:val="single" w:sz="6" w:space="0" w:color="D9D9D9"/>
+            </w:tcBorders>
+            <w:shd w:fill="F3F7FA"/>
+          </w:tcPr>
+          <w:p>
+            <w:pPr>
+              <w:spacing w:after="0" w:line="252" w:lineRule="auto"/>
+              <w:jc w:val="left"/>
+            </w:pPr>
+            <w:r>
+              <w:rPr>
+                <w:rFonts w:ascii="Microsoft YaHei" w:hAnsi="Microsoft YaHei" w:eastAsia="Microsoft YaHei"/>
+                <w:b/>
+                <w:color w:val="000000"/>
+                <w:sz w:val="17"/>
+              </w:rPr>
+              <w:t>ModelArts(昇腾池)推理（R-MA-01）</w:t>
+            </w:r>
+          </w:p>
+        </w:tc>
+        <w:tc>
+          <w:tcPr>
+            <w:tcW w:type="dxa" w:w="4881"/>
+            <w:vAlign w:val="center"/>
+            <w:tcMar>
+              <w:top w:w="38" w:type="dxa"/>
+              <w:start w:w="70" w:type="dxa"/>
+              <w:bottom w:w="38" w:type="dxa"/>
+              <w:end w:w="70" w:type="dxa"/>
+            </w:tcMar>
+            <w:tcBorders>
+              <w:top w:val="single" w:sz="6" w:space="0" w:color="D9D9D9"/>
+              <w:left w:val="single" w:sz="6" w:space="0" w:color="D9D9D9"/>
+              <w:bottom w:val="single" w:sz="6" w:space="0" w:color="D9D9D9"/>
+              <w:right w:val="single" w:sz="6" w:space="0" w:color="D9D9D9"/>
+              <w:insideH w:val="single" w:sz="6" w:space="0" w:color="D9D9D9"/>
+              <w:insideV w:val="single" w:sz="6" w:space="0" w:color="D9D9D9"/>
+            </w:tcBorders>
+            <w:shd w:fill="F3F7FA"/>
+          </w:tcPr>
+          <w:p>
+            <w:pPr>
+              <w:spacing w:after="0" w:line="252" w:lineRule="auto"/>
+              <w:jc w:val="left"/>
+            </w:pPr>
+            <w:r>
+              <w:rPr>
+                <w:rFonts w:ascii="Microsoft YaHei" w:hAnsi="Microsoft YaHei" w:eastAsia="Microsoft YaHei"/>
+                <w:color w:val="000000"/>
+                <w:sz w:val="17"/>
+              </w:rPr>
+              <w:t>同一双通道切换至华为 ModelArts Studio MaaS 端点：GLM-5.3 术语 13/20 反超规则 11/20；问答双景复现（接地双引用+漏油拒答）；真实政务文本 34 关系全带类型与引用</w:t>
+            </w:r>
+          </w:p>
+        </w:tc>
+        <w:tc>
+          <w:tcPr>
+            <w:tcW w:type="dxa" w:w="3021"/>
+            <w:vAlign w:val="center"/>
+            <w:tcMar>
+              <w:top w:w="38" w:type="dxa"/>
+              <w:start w:w="70" w:type="dxa"/>
+              <w:bottom w:w="38" w:type="dxa"/>
+              <w:end w:w="70" w:type="dxa"/>
+            </w:tcMar>
+            <w:tcBorders>
+              <w:top w:val="single" w:sz="6" w:space="0" w:color="D9D9D9"/>
+              <w:left w:val="single" w:sz="6" w:space="0" w:color="D9D9D9"/>
+              <w:bottom w:val="single" w:sz="6" w:space="0" w:color="D9D9D9"/>
+              <w:right w:val="single" w:sz="6" w:space="0" w:color="D9D9D9"/>
+              <w:insideH w:val="single" w:sz="6" w:space="0" w:color="D9D9D9"/>
+              <w:insideV w:val="single" w:sz="6" w:space="0" w:color="D9D9D9"/>
+            </w:tcBorders>
+            <w:shd w:fill="F3F7FA"/>
+          </w:tcPr>
+          <w:p>
+            <w:pPr>
+              <w:spacing w:after="0" w:line="252" w:lineRule="auto"/>
+              <w:jc w:val="left"/>
+            </w:pPr>
+            <w:r>
+              <w:rPr>
+                <w:rFonts w:ascii="Microsoft YaHei" w:hAnsi="Microsoft YaHei" w:eastAsia="Microsoft YaHei"/>
+                <w:color w:val="000000"/>
+                <w:sz w:val="17"/>
+              </w:rPr>
+              <w:t>MaaS 共享端点按 token 计费；语料口径同上</w:t>
+            </w:r>
+          </w:p>
+        </w:tc>
+      </w:tr>
+    </w:tbl>
+    <w:p>
+      <w:pPr>
+        <w:spacing w:after="40"/>
+      </w:pPr>
+    </w:p>
+    <w:p>
+      <w:r>
+        <w:rPr>
+          <w:rFonts w:ascii="Microsoft YaHei" w:hAnsi="Microsoft YaHei" w:eastAsia="Microsoft YaHei"/>
+          <w:b/>
+          <w:sz w:val="21"/>
+        </w:rPr>
+        <w:t>三模型 × 三语料评测汇总（2026-10-24）</w:t>
+      </w:r>
+      <w:r>
+        <w:rPr>
+          <w:rFonts w:ascii="Microsoft YaHei" w:hAnsi="Microsoft YaHei" w:eastAsia="Microsoft YaHei"/>
+          <w:sz w:val="21"/>
+        </w:rPr>
+        <w:t>：</w:t>
+      </w:r>
+    </w:p>
+    <w:tbl>
+      <w:tblPr>
+        <w:tblW w:type="auto" w:w="0"/>
+        <w:jc w:val="center"/>
+        <w:tblLayout w:type="fixed"/>
+        <w:tblLook w:firstColumn="1" w:firstRow="1" w:lastColumn="0" w:lastRow="0" w:noHBand="0" w:noVBand="1" w:val="04A0"/>
+      </w:tblPr>
+      <w:tblGrid>
+        <w:gridCol w:w="1999"/>
+        <w:gridCol w:w="1999"/>
+        <w:gridCol w:w="1999"/>
+        <w:gridCol w:w="1999"/>
+        <w:gridCol w:w="1999"/>
+      </w:tblGrid>
+      <w:tr>
+        <w:trPr>
+          <w:cantSplit w:val="true"/>
+          <w:tblHeader w:val="true"/>
+        </w:trPr>
+        <w:tc>
+          <w:tcPr>
+            <w:tcW w:type="dxa" w:w="2935"/>
+            <w:vAlign w:val="center"/>
+            <w:tcMar>
+              <w:top w:w="38" w:type="dxa"/>
+              <w:start w:w="70" w:type="dxa"/>
+              <w:bottom w:w="38" w:type="dxa"/>
+              <w:end w:w="70" w:type="dxa"/>
+            </w:tcMar>
+            <w:tcBorders>
+              <w:top w:val="single" w:sz="6" w:space="0" w:color="D9D9D9"/>
+              <w:left w:val="single" w:sz="6" w:space="0" w:color="D9D9D9"/>
+              <w:bottom w:val="single" w:sz="6" w:space="0" w:color="D9D9D9"/>
+              <w:right w:val="single" w:sz="6" w:space="0" w:color="D9D9D9"/>
+              <w:insideH w:val="single" w:sz="6" w:space="0" w:color="D9D9D9"/>
+              <w:insideV w:val="single" w:sz="6" w:space="0" w:color="D9D9D9"/>
+            </w:tcBorders>
+            <w:shd w:fill="1F4E79"/>
+          </w:tcPr>
+          <w:p>
+            <w:pPr>
+              <w:spacing w:after="0" w:line="252" w:lineRule="auto"/>
+              <w:jc w:val="center"/>
+            </w:pPr>
+            <w:r>
+              <w:rPr>
+                <w:rFonts w:ascii="Microsoft YaHei" w:hAnsi="Microsoft YaHei" w:eastAsia="Microsoft YaHei"/>
+                <w:b/>
+                <w:color w:val="FFFFFF"/>
+                <w:sz w:val="16"/>
+              </w:rPr>
+              <w:t>通道/端点</w:t>
+            </w:r>
+          </w:p>
+        </w:tc>
+        <w:tc>
+          <w:tcPr>
+            <w:tcW w:type="dxa" w:w="1063"/>
+            <w:vAlign w:val="center"/>
+            <w:tcMar>
+              <w:top w:w="38" w:type="dxa"/>
+              <w:start w:w="70" w:type="dxa"/>
+              <w:bottom w:w="38" w:type="dxa"/>
+              <w:end w:w="70" w:type="dxa"/>
+            </w:tcMar>
+            <w:tcBorders>
+              <w:top w:val="single" w:sz="6" w:space="0" w:color="D9D9D9"/>
+              <w:left w:val="single" w:sz="6" w:space="0" w:color="D9D9D9"/>
+              <w:bottom w:val="single" w:sz="6" w:space="0" w:color="D9D9D9"/>
+              <w:right w:val="single" w:sz="6" w:space="0" w:color="D9D9D9"/>
+              <w:insideH w:val="single" w:sz="6" w:space="0" w:color="D9D9D9"/>
+              <w:insideV w:val="single" w:sz="6" w:space="0" w:color="D9D9D9"/>
+            </w:tcBorders>
+            <w:shd w:fill="1F4E79"/>
+          </w:tcPr>
+          <w:p>
+            <w:pPr>
+              <w:spacing w:after="0" w:line="252" w:lineRule="auto"/>
+              <w:jc w:val="center"/>
+            </w:pPr>
+            <w:r>
+              <w:rPr>
+                <w:rFonts w:ascii="Microsoft YaHei" w:hAnsi="Microsoft YaHei" w:eastAsia="Microsoft YaHei"/>
+                <w:b/>
+                <w:color w:val="FFFFFF"/>
+                <w:sz w:val="16"/>
+              </w:rPr>
+              <w:t>合成语料术语 top-20</w:t>
             </w:r>
           </w:p>
         </w:tc>
@@ -5682,11 +6261,20 @@
               <w:spacing w:after="0" w:line="252" w:lineRule="auto"/>
               <w:jc w:val="center"/>
             </w:pPr>
+            <w:r>
+              <w:rPr>
+                <w:rFonts w:ascii="Microsoft YaHei" w:hAnsi="Microsoft YaHei" w:eastAsia="Microsoft YaHei"/>
+                <w:b/>
+                <w:color w:val="FFFFFF"/>
+                <w:sz w:val="16"/>
+              </w:rPr>
+              <w:t>合成语料关系</w:t>
+            </w:r>
           </w:p>
         </w:tc>
         <w:tc>
           <w:tcPr>
-            <w:tcW w:type="dxa" w:w="893"/>
+            <w:tcW w:type="dxa" w:w="2339"/>
             <w:vAlign w:val="center"/>
             <w:tcMar>
               <w:top w:w="38" w:type="dxa"/>
@@ -5709,11 +6297,20 @@
               <w:spacing w:after="0" w:line="252" w:lineRule="auto"/>
               <w:jc w:val="center"/>
             </w:pPr>
+            <w:r>
+              <w:rPr>
+                <w:rFonts w:ascii="Microsoft YaHei" w:hAnsi="Microsoft YaHei" w:eastAsia="Microsoft YaHei"/>
+                <w:b/>
+                <w:color w:val="FFFFFF"/>
+                <w:sz w:val="16"/>
+              </w:rPr>
+              <w:t>真实政务文本关系质量</w:t>
+            </w:r>
           </w:p>
         </w:tc>
         <w:tc>
           <w:tcPr>
-            <w:tcW w:type="dxa" w:w="893"/>
+            <w:tcW w:type="dxa" w:w="2764"/>
             <w:vAlign w:val="center"/>
             <w:tcMar>
               <w:top w:w="38" w:type="dxa"/>
@@ -5736,33 +6333,15 @@
               <w:spacing w:after="0" w:line="252" w:lineRule="auto"/>
               <w:jc w:val="center"/>
             </w:pPr>
-          </w:p>
-        </w:tc>
-        <w:tc>
-          <w:tcPr>
-            <w:tcW w:type="dxa" w:w="893"/>
-            <w:vAlign w:val="center"/>
-            <w:tcMar>
-              <w:top w:w="38" w:type="dxa"/>
-              <w:start w:w="70" w:type="dxa"/>
-              <w:bottom w:w="38" w:type="dxa"/>
-              <w:end w:w="70" w:type="dxa"/>
-            </w:tcMar>
-            <w:tcBorders>
-              <w:top w:val="single" w:sz="6" w:space="0" w:color="D9D9D9"/>
-              <w:left w:val="single" w:sz="6" w:space="0" w:color="D9D9D9"/>
-              <w:bottom w:val="single" w:sz="6" w:space="0" w:color="D9D9D9"/>
-              <w:right w:val="single" w:sz="6" w:space="0" w:color="D9D9D9"/>
-              <w:insideH w:val="single" w:sz="6" w:space="0" w:color="D9D9D9"/>
-              <w:insideV w:val="single" w:sz="6" w:space="0" w:color="D9D9D9"/>
-            </w:tcBorders>
-            <w:shd w:fill="1F4E79"/>
-          </w:tcPr>
-          <w:p>
-            <w:pPr>
-              <w:spacing w:after="0" w:line="252" w:lineRule="auto"/>
-              <w:jc w:val="center"/>
-            </w:pPr>
+            <w:r>
+              <w:rPr>
+                <w:rFonts w:ascii="Microsoft YaHei" w:hAnsi="Microsoft YaHei" w:eastAsia="Microsoft YaHei"/>
+                <w:b/>
+                <w:color w:val="FFFFFF"/>
+                <w:sz w:val="16"/>
+              </w:rPr>
+              <w:t>备注</w:t>
+            </w:r>
           </w:p>
         </w:tc>
       </w:tr>
@@ -5772,7 +6351,7 @@
         </w:trPr>
         <w:tc>
           <w:tcPr>
-            <w:tcW w:type="dxa" w:w="1681"/>
+            <w:tcW w:type="dxa" w:w="2935"/>
             <w:vAlign w:val="center"/>
             <w:tcMar>
               <w:top w:w="38" w:type="dxa"/>
@@ -5800,13 +6379,13 @@
                 <w:color w:val="000000"/>
                 <w:sz w:val="16"/>
               </w:rPr>
-              <w:t>双通道抽取对照（R-LLM-01 real）</w:t>
+              <w:t>规则通道（词频+共现，基线）</w:t>
             </w:r>
           </w:p>
         </w:tc>
         <w:tc>
           <w:tcPr>
-            <w:tcW w:type="dxa" w:w="2365"/>
+            <w:tcW w:type="dxa" w:w="1063"/>
             <w:vAlign w:val="center"/>
             <w:tcMar>
               <w:top w:w="38" w:type="dxa"/>
@@ -5826,7 +6405,7 @@
           <w:p>
             <w:pPr>
               <w:spacing w:after="0" w:line="252" w:lineRule="auto"/>
-              <w:jc w:val="left"/>
+              <w:jc w:val="center"/>
             </w:pPr>
             <w:r>
               <w:rPr>
@@ -5834,58 +6413,7 @@
                 <w:color w:val="000000"/>
                 <w:sz w:val="16"/>
               </w:rPr>
-              <w:t>规则 top-20 术语 11/20、关系 1/7（与 R-KN-02 对账一致）；LLM 合并列表 9/20、关系 1/7（命中"海漂垃圾→机械臂"）；纯 LLM 候选命中全部 7 个核心领域词，漏乡镇/动作词</w:t>
-            </w:r>
-          </w:p>
-        </w:tc>
-        <w:tc>
-          <w:tcPr>
-            <w:tcW w:type="dxa" w:w="2376"/>
-            <w:vAlign w:val="center"/>
-            <w:tcMar>
-              <w:top w:w="38" w:type="dxa"/>
-              <w:start w:w="70" w:type="dxa"/>
-              <w:bottom w:w="38" w:type="dxa"/>
-              <w:end w:w="70" w:type="dxa"/>
-            </w:tcMar>
-            <w:tcBorders>
-              <w:top w:val="single" w:sz="6" w:space="0" w:color="D9D9D9"/>
-              <w:left w:val="single" w:sz="6" w:space="0" w:color="D9D9D9"/>
-              <w:bottom w:val="single" w:sz="6" w:space="0" w:color="D9D9D9"/>
-              <w:right w:val="single" w:sz="6" w:space="0" w:color="D9D9D9"/>
-              <w:insideH w:val="single" w:sz="6" w:space="0" w:color="D9D9D9"/>
-              <w:insideV w:val="single" w:sz="6" w:space="0" w:color="D9D9D9"/>
-            </w:tcBorders>
-          </w:tcPr>
-          <w:p>
-            <w:pPr>
-              <w:spacing w:after="0" w:line="252" w:lineRule="auto"/>
-              <w:jc w:val="left"/>
-            </w:pPr>
-            <w:r>
-              <w:rPr>
-                <w:rFonts w:ascii="Microsoft YaHei" w:hAnsi="Microsoft YaHei" w:eastAsia="Microsoft YaHei"/>
-                <w:color w:val="000000"/>
-                <w:sz w:val="16"/>
-              </w:rPr>
-              <w:t>内部合成语料（E1）；</w:t>
-            </w:r>
-            <w:r>
-              <w:rPr>
-                <w:rFonts w:ascii="Microsoft YaHei" w:hAnsi="Microsoft YaHei" w:eastAsia="Microsoft YaHei"/>
-                <w:b/>
-                <w:color w:val="000000"/>
-                <w:sz w:val="16"/>
-              </w:rPr>
-              <w:t>负结果如实报告</w:t>
-            </w:r>
-            <w:r>
-              <w:rPr>
-                <w:rFonts w:ascii="Microsoft YaHei" w:hAnsi="Microsoft YaHei" w:eastAsia="Microsoft YaHei"/>
-                <w:color w:val="000000"/>
-                <w:sz w:val="16"/>
-              </w:rPr>
-              <w:t>：本语料上 LLM 未跑赢手调规则先验，价值在零样本扩展与引文证据</w:t>
+              <w:t>11/20</w:t>
             </w:r>
           </w:p>
         </w:tc>
@@ -5913,11 +6441,19 @@
               <w:spacing w:after="0" w:line="252" w:lineRule="auto"/>
               <w:jc w:val="center"/>
             </w:pPr>
+            <w:r>
+              <w:rPr>
+                <w:rFonts w:ascii="Microsoft YaHei" w:hAnsi="Microsoft YaHei" w:eastAsia="Microsoft YaHei"/>
+                <w:color w:val="000000"/>
+                <w:sz w:val="16"/>
+              </w:rPr>
+              <w:t>1/7</w:t>
+            </w:r>
           </w:p>
         </w:tc>
         <w:tc>
           <w:tcPr>
-            <w:tcW w:type="dxa" w:w="893"/>
+            <w:tcW w:type="dxa" w:w="2339"/>
             <w:vAlign w:val="center"/>
             <w:tcMar>
               <w:top w:w="38" w:type="dxa"/>
@@ -5937,13 +6473,21 @@
           <w:p>
             <w:pPr>
               <w:spacing w:after="0" w:line="252" w:lineRule="auto"/>
-              <w:jc w:val="center"/>
+              <w:jc w:val="left"/>
             </w:pPr>
+            <w:r>
+              <w:rPr>
+                <w:rFonts w:ascii="Microsoft YaHei" w:hAnsi="Microsoft YaHei" w:eastAsia="Microsoft YaHei"/>
+                <w:color w:val="000000"/>
+                <w:sz w:val="16"/>
+              </w:rPr>
+              <w:t>40 条中 29 条无类型共现</w:t>
+            </w:r>
           </w:p>
         </w:tc>
         <w:tc>
           <w:tcPr>
-            <w:tcW w:type="dxa" w:w="893"/>
+            <w:tcW w:type="dxa" w:w="2764"/>
             <w:vAlign w:val="center"/>
             <w:tcMar>
               <w:top w:w="38" w:type="dxa"/>
@@ -5963,34 +6507,16 @@
           <w:p>
             <w:pPr>
               <w:spacing w:after="0" w:line="252" w:lineRule="auto"/>
-              <w:jc w:val="center"/>
+              <w:jc w:val="left"/>
             </w:pPr>
-          </w:p>
-        </w:tc>
-        <w:tc>
-          <w:tcPr>
-            <w:tcW w:type="dxa" w:w="893"/>
-            <w:vAlign w:val="center"/>
-            <w:tcMar>
-              <w:top w:w="38" w:type="dxa"/>
-              <w:start w:w="70" w:type="dxa"/>
-              <w:bottom w:w="38" w:type="dxa"/>
-              <w:end w:w="70" w:type="dxa"/>
-            </w:tcMar>
-            <w:tcBorders>
-              <w:top w:val="single" w:sz="6" w:space="0" w:color="D9D9D9"/>
-              <w:left w:val="single" w:sz="6" w:space="0" w:color="D9D9D9"/>
-              <w:bottom w:val="single" w:sz="6" w:space="0" w:color="D9D9D9"/>
-              <w:right w:val="single" w:sz="6" w:space="0" w:color="D9D9D9"/>
-              <w:insideH w:val="single" w:sz="6" w:space="0" w:color="D9D9D9"/>
-              <w:insideV w:val="single" w:sz="6" w:space="0" w:color="D9D9D9"/>
-            </w:tcBorders>
-          </w:tcPr>
-          <w:p>
-            <w:pPr>
-              <w:spacing w:after="0" w:line="252" w:lineRule="auto"/>
-              <w:jc w:val="center"/>
-            </w:pPr>
+            <w:r>
+              <w:rPr>
+                <w:rFonts w:ascii="Microsoft YaHei" w:hAnsi="Microsoft YaHei" w:eastAsia="Microsoft YaHei"/>
+                <w:color w:val="000000"/>
+                <w:sz w:val="16"/>
+              </w:rPr>
+              <w:t>手调先验：乡镇/动作词加权</w:t>
+            </w:r>
           </w:p>
         </w:tc>
       </w:tr>
@@ -6000,7 +6526,7 @@
         </w:trPr>
         <w:tc>
           <w:tcPr>
-            <w:tcW w:type="dxa" w:w="1681"/>
+            <w:tcW w:type="dxa" w:w="2935"/>
             <w:vAlign w:val="center"/>
             <w:tcMar>
               <w:top w:w="38" w:type="dxa"/>
@@ -6029,13 +6555,13 @@
                 <w:color w:val="000000"/>
                 <w:sz w:val="16"/>
               </w:rPr>
-              <w:t>生成式问答（R-KN-06 real）</w:t>
+              <w:t>DeepSeek deepseek-chat（公网）</w:t>
             </w:r>
           </w:p>
         </w:tc>
         <w:tc>
           <w:tcPr>
-            <w:tcW w:type="dxa" w:w="2365"/>
+            <w:tcW w:type="dxa" w:w="1063"/>
             <w:vAlign w:val="center"/>
             <w:tcMar>
               <w:top w:w="38" w:type="dxa"/>
@@ -6056,7 +6582,7 @@
           <w:p>
             <w:pPr>
               <w:spacing w:after="0" w:line="252" w:lineRule="auto"/>
-              <w:jc w:val="left"/>
+              <w:jc w:val="center"/>
             </w:pPr>
             <w:r>
               <w:rPr>
@@ -6064,58 +6590,7 @@
                 <w:color w:val="000000"/>
                 <w:sz w:val="16"/>
               </w:rPr>
-              <w:t xml:space="preserve">接地问题按检索证据回答并标 [c:1]；漏油问题明示 </w:t>
-            </w:r>
-            <w:r>
-              <w:rPr>
-                <w:rFonts w:ascii="Consolas" w:hAnsi="Consolas" w:eastAsia="Microsoft YaHei"/>
-                <w:color w:val="000000"/>
-                <w:sz w:val="16"/>
-              </w:rPr>
-              <w:t>insufficient_evidence=true</w:t>
-            </w:r>
-            <w:r>
-              <w:rPr>
-                <w:rFonts w:ascii="Microsoft YaHei" w:hAnsi="Microsoft YaHei" w:eastAsia="Microsoft YaHei"/>
-                <w:color w:val="000000"/>
-                <w:sz w:val="16"/>
-              </w:rPr>
-              <w:t xml:space="preserve"> 并列出四类证据缺口（应急预案/上报流程/围油栏吸油材料/监测取证）</w:t>
-            </w:r>
-          </w:p>
-        </w:tc>
-        <w:tc>
-          <w:tcPr>
-            <w:tcW w:type="dxa" w:w="2376"/>
-            <w:vAlign w:val="center"/>
-            <w:tcMar>
-              <w:top w:w="38" w:type="dxa"/>
-              <w:start w:w="70" w:type="dxa"/>
-              <w:bottom w:w="38" w:type="dxa"/>
-              <w:end w:w="70" w:type="dxa"/>
-            </w:tcMar>
-            <w:tcBorders>
-              <w:top w:val="single" w:sz="6" w:space="0" w:color="D9D9D9"/>
-              <w:left w:val="single" w:sz="6" w:space="0" w:color="D9D9D9"/>
-              <w:bottom w:val="single" w:sz="6" w:space="0" w:color="D9D9D9"/>
-              <w:right w:val="single" w:sz="6" w:space="0" w:color="D9D9D9"/>
-              <w:insideH w:val="single" w:sz="6" w:space="0" w:color="D9D9D9"/>
-              <w:insideV w:val="single" w:sz="6" w:space="0" w:color="D9D9D9"/>
-            </w:tcBorders>
-            <w:shd w:fill="F3F7FA"/>
-          </w:tcPr>
-          <w:p>
-            <w:pPr>
-              <w:spacing w:after="0" w:line="252" w:lineRule="auto"/>
-              <w:jc w:val="left"/>
-            </w:pPr>
-            <w:r>
-              <w:rPr>
-                <w:rFonts w:ascii="Microsoft YaHei" w:hAnsi="Microsoft YaHei" w:eastAsia="Microsoft YaHei"/>
-                <w:color w:val="000000"/>
-                <w:sz w:val="16"/>
-              </w:rPr>
-              <w:t>演示语料（E1）；拒答叙事与 R-NX-09 本地 Nexent 案例一致</w:t>
+              <w:t>9/20</w:t>
             </w:r>
           </w:p>
         </w:tc>
@@ -6144,11 +6619,19 @@
               <w:spacing w:after="0" w:line="252" w:lineRule="auto"/>
               <w:jc w:val="center"/>
             </w:pPr>
+            <w:r>
+              <w:rPr>
+                <w:rFonts w:ascii="Microsoft YaHei" w:hAnsi="Microsoft YaHei" w:eastAsia="Microsoft YaHei"/>
+                <w:color w:val="000000"/>
+                <w:sz w:val="16"/>
+              </w:rPr>
+              <w:t>1/7</w:t>
+            </w:r>
           </w:p>
         </w:tc>
         <w:tc>
           <w:tcPr>
-            <w:tcW w:type="dxa" w:w="893"/>
+            <w:tcW w:type="dxa" w:w="2339"/>
             <w:vAlign w:val="center"/>
             <w:tcMar>
               <w:top w:w="38" w:type="dxa"/>
@@ -6169,13 +6652,21 @@
           <w:p>
             <w:pPr>
               <w:spacing w:after="0" w:line="252" w:lineRule="auto"/>
-              <w:jc w:val="center"/>
+              <w:jc w:val="left"/>
             </w:pPr>
+            <w:r>
+              <w:rPr>
+                <w:rFonts w:ascii="Microsoft YaHei" w:hAnsi="Microsoft YaHei" w:eastAsia="Microsoft YaHei"/>
+                <w:color w:val="000000"/>
+                <w:sz w:val="16"/>
+              </w:rPr>
+              <w:t>18 条全带类型与引用</w:t>
+            </w:r>
           </w:p>
         </w:tc>
         <w:tc>
           <w:tcPr>
-            <w:tcW w:type="dxa" w:w="893"/>
+            <w:tcW w:type="dxa" w:w="2764"/>
             <w:vAlign w:val="center"/>
             <w:tcMar>
               <w:top w:w="38" w:type="dxa"/>
@@ -6196,35 +6687,16 @@
           <w:p>
             <w:pPr>
               <w:spacing w:after="0" w:line="252" w:lineRule="auto"/>
-              <w:jc w:val="center"/>
+              <w:jc w:val="left"/>
             </w:pPr>
-          </w:p>
-        </w:tc>
-        <w:tc>
-          <w:tcPr>
-            <w:tcW w:type="dxa" w:w="893"/>
-            <w:vAlign w:val="center"/>
-            <w:tcMar>
-              <w:top w:w="38" w:type="dxa"/>
-              <w:start w:w="70" w:type="dxa"/>
-              <w:bottom w:w="38" w:type="dxa"/>
-              <w:end w:w="70" w:type="dxa"/>
-            </w:tcMar>
-            <w:tcBorders>
-              <w:top w:val="single" w:sz="6" w:space="0" w:color="D9D9D9"/>
-              <w:left w:val="single" w:sz="6" w:space="0" w:color="D9D9D9"/>
-              <w:bottom w:val="single" w:sz="6" w:space="0" w:color="D9D9D9"/>
-              <w:right w:val="single" w:sz="6" w:space="0" w:color="D9D9D9"/>
-              <w:insideH w:val="single" w:sz="6" w:space="0" w:color="D9D9D9"/>
-              <w:insideV w:val="single" w:sz="6" w:space="0" w:color="D9D9D9"/>
-            </w:tcBorders>
-            <w:shd w:fill="F3F7FA"/>
-          </w:tcPr>
-          <w:p>
-            <w:pPr>
-              <w:spacing w:after="0" w:line="252" w:lineRule="auto"/>
-              <w:jc w:val="center"/>
-            </w:pPr>
+            <w:r>
+              <w:rPr>
+                <w:rFonts w:ascii="Microsoft YaHei" w:hAnsi="Microsoft YaHei" w:eastAsia="Microsoft YaHei"/>
+                <w:color w:val="000000"/>
+                <w:sz w:val="16"/>
+              </w:rPr>
+              <w:t>纯 LLM 命中全部 7 核心领域词</w:t>
+            </w:r>
           </w:p>
         </w:tc>
       </w:tr>
@@ -6234,7 +6706,7 @@
         </w:trPr>
         <w:tc>
           <w:tcPr>
-            <w:tcW w:type="dxa" w:w="1681"/>
+            <w:tcW w:type="dxa" w:w="2935"/>
             <w:vAlign w:val="center"/>
             <w:tcMar>
               <w:top w:w="38" w:type="dxa"/>
@@ -6262,13 +6734,13 @@
                 <w:color w:val="000000"/>
                 <w:sz w:val="16"/>
               </w:rPr>
-              <w:t>真实公开文本对照（R-LLM-02）</w:t>
+              <w:t>GLM-5.3（ModelArts 昇腾池）</w:t>
             </w:r>
           </w:p>
         </w:tc>
         <w:tc>
           <w:tcPr>
-            <w:tcW w:type="dxa" w:w="2365"/>
+            <w:tcW w:type="dxa" w:w="1063"/>
             <w:vAlign w:val="center"/>
             <w:tcMar>
               <w:top w:w="38" w:type="dxa"/>
@@ -6293,44 +6765,11 @@
             <w:r>
               <w:rPr>
                 <w:rFonts w:ascii="Microsoft YaHei" w:hAnsi="Microsoft YaHei" w:eastAsia="Microsoft YaHei"/>
+                <w:b/>
                 <w:color w:val="000000"/>
                 <w:sz w:val="16"/>
               </w:rPr>
-              <w:t>R-OD-02 的 8 份生态环境部真实文件：规则 30 节点/40 关系（29 条无类型共现）；LLM 26 节点/18 关系全部带类型与资产版本引用，抽出许可证核发、倾倒区选划、流域监督管理局等法规术语</w:t>
-            </w:r>
-          </w:p>
-        </w:tc>
-        <w:tc>
-          <w:tcPr>
-            <w:tcW w:type="dxa" w:w="2376"/>
-            <w:vAlign w:val="center"/>
-            <w:tcMar>
-              <w:top w:w="38" w:type="dxa"/>
-              <w:start w:w="70" w:type="dxa"/>
-              <w:bottom w:w="38" w:type="dxa"/>
-              <w:end w:w="70" w:type="dxa"/>
-            </w:tcMar>
-            <w:tcBorders>
-              <w:top w:val="single" w:sz="6" w:space="0" w:color="D9D9D9"/>
-              <w:left w:val="single" w:sz="6" w:space="0" w:color="D9D9D9"/>
-              <w:bottom w:val="single" w:sz="6" w:space="0" w:color="D9D9D9"/>
-              <w:right w:val="single" w:sz="6" w:space="0" w:color="D9D9D9"/>
-              <w:insideH w:val="single" w:sz="6" w:space="0" w:color="D9D9D9"/>
-              <w:insideV w:val="single" w:sz="6" w:space="0" w:color="D9D9D9"/>
-            </w:tcBorders>
-          </w:tcPr>
-          <w:p>
-            <w:pPr>
-              <w:spacing w:after="0" w:line="252" w:lineRule="auto"/>
-              <w:jc w:val="left"/>
-            </w:pPr>
-            <w:r>
-              <w:rPr>
-                <w:rFonts w:ascii="Microsoft YaHei" w:hAnsi="Microsoft YaHei" w:eastAsia="Microsoft YaHei"/>
-                <w:color w:val="000000"/>
-                <w:sz w:val="16"/>
-              </w:rPr>
-              <w:t>真实公开政务文本（E1/E2）；描述性对照无金标，不宣称准确率</w:t>
+              <w:t>13/20 反超规则</w:t>
             </w:r>
           </w:p>
         </w:tc>
@@ -6358,11 +6797,19 @@
               <w:spacing w:after="0" w:line="252" w:lineRule="auto"/>
               <w:jc w:val="center"/>
             </w:pPr>
+            <w:r>
+              <w:rPr>
+                <w:rFonts w:ascii="Microsoft YaHei" w:hAnsi="Microsoft YaHei" w:eastAsia="Microsoft YaHei"/>
+                <w:color w:val="000000"/>
+                <w:sz w:val="16"/>
+              </w:rPr>
+              <w:t>0/7（如实）</w:t>
+            </w:r>
           </w:p>
         </w:tc>
         <w:tc>
           <w:tcPr>
-            <w:tcW w:type="dxa" w:w="893"/>
+            <w:tcW w:type="dxa" w:w="2339"/>
             <w:vAlign w:val="center"/>
             <w:tcMar>
               <w:top w:w="38" w:type="dxa"/>
@@ -6387,17 +6834,16 @@
             <w:r>
               <w:rPr>
                 <w:rFonts w:ascii="Microsoft YaHei" w:hAnsi="Microsoft YaHei" w:eastAsia="Microsoft YaHei"/>
-                <w:b/>
                 <w:color w:val="000000"/>
                 <w:sz w:val="16"/>
               </w:rPr>
-              <w:t>ModelArts(昇腾池)推理（R-MA-01）</w:t>
+              <w:t>34 条全带类型与引用</w:t>
             </w:r>
           </w:p>
         </w:tc>
         <w:tc>
           <w:tcPr>
-            <w:tcW w:type="dxa" w:w="893"/>
+            <w:tcW w:type="dxa" w:w="2764"/>
             <w:vAlign w:val="center"/>
             <w:tcMar>
               <w:top w:w="38" w:type="dxa"/>
@@ -6425,41 +6871,7 @@
                 <w:color w:val="000000"/>
                 <w:sz w:val="16"/>
               </w:rPr>
-              <w:t>同一双通道切换至华为 ModelArts Studio MaaS 端点：GLM-5.3 术语 13/20 反超规则 11/20；问答双景复现（接地双引用+漏油拒答）；真实政务文本 34 关系全带类型与引用</w:t>
-            </w:r>
-          </w:p>
-        </w:tc>
-        <w:tc>
-          <w:tcPr>
-            <w:tcW w:type="dxa" w:w="893"/>
-            <w:vAlign w:val="center"/>
-            <w:tcMar>
-              <w:top w:w="38" w:type="dxa"/>
-              <w:start w:w="70" w:type="dxa"/>
-              <w:bottom w:w="38" w:type="dxa"/>
-              <w:end w:w="70" w:type="dxa"/>
-            </w:tcMar>
-            <w:tcBorders>
-              <w:top w:val="single" w:sz="6" w:space="0" w:color="D9D9D9"/>
-              <w:left w:val="single" w:sz="6" w:space="0" w:color="D9D9D9"/>
-              <w:bottom w:val="single" w:sz="6" w:space="0" w:color="D9D9D9"/>
-              <w:right w:val="single" w:sz="6" w:space="0" w:color="D9D9D9"/>
-              <w:insideH w:val="single" w:sz="6" w:space="0" w:color="D9D9D9"/>
-              <w:insideV w:val="single" w:sz="6" w:space="0" w:color="D9D9D9"/>
-            </w:tcBorders>
-          </w:tcPr>
-          <w:p>
-            <w:pPr>
-              <w:spacing w:after="0" w:line="252" w:lineRule="auto"/>
-              <w:jc w:val="left"/>
-            </w:pPr>
-            <w:r>
-              <w:rPr>
-                <w:rFonts w:ascii="Microsoft YaHei" w:hAnsi="Microsoft YaHei" w:eastAsia="Microsoft YaHei"/>
-                <w:color w:val="000000"/>
-                <w:sz w:val="16"/>
-              </w:rPr>
-              <w:t>MaaS 共享端点按 token 计费；语料口径同上</w:t>
+              <w:t>首个在合成语料反超规则的 LLM；负结果并存如实报告</w:t>
             </w:r>
           </w:p>
         </w:tc>
@@ -11807,6 +12219,35 @@
           <w:sz w:val="21"/>
         </w:rPr>
         <w:t>，E1、演示语料）；同文件的脚本 客户端口径仅作机制验证留存，两者分开表述。</w:t>
+      </w:r>
+      <w:r>
+        <w:rPr>
+          <w:rFonts w:ascii="Microsoft YaHei" w:hAnsi="Microsoft YaHei" w:eastAsia="Microsoft YaHei"/>
+          <w:b/>
+          <w:sz w:val="21"/>
+        </w:rPr>
+        <w:t>前端「问答」工作台实测截图</w:t>
+      </w:r>
+      <w:r>
+        <w:rPr>
+          <w:rFonts w:ascii="Microsoft YaHei" w:hAnsi="Microsoft YaHei" w:eastAsia="Microsoft YaHei"/>
+          <w:sz w:val="21"/>
+        </w:rPr>
+        <w:t xml:space="preserve"> （知识域第五页签，GLM-5.3 经 ModelArts 生成）：接地回答（引用徽章可点击 定位证据卡）与拒答横幅两景，见 </w:t>
+      </w:r>
+      <w:r>
+        <w:rPr>
+          <w:rFonts w:ascii="Consolas" w:hAnsi="Consolas" w:eastAsia="Microsoft YaHei"/>
+          <w:sz w:val="20"/>
+        </w:rPr>
+        <w:t>artifacts/knowledge-qa-llm-frontend/</w:t>
+      </w:r>
+      <w:r>
+        <w:rPr>
+          <w:rFonts w:ascii="Microsoft YaHei" w:hAnsi="Microsoft YaHei" w:eastAsia="Microsoft YaHei"/>
+          <w:sz w:val="21"/>
+        </w:rPr>
+        <w:t>。</w:t>
       </w:r>
       <w:r>
         <w:rPr>

--- a/项目文档/华为ICT赛道三_Nexent智能体设计说明.docx
+++ b/项目文档/华为ICT赛道三_Nexent智能体设计说明.docx
@@ -118,7 +118,7 @@
                 <w:rFonts w:ascii="Microsoft YaHei" w:hAnsi="Microsoft YaHei" w:eastAsia="Microsoft YaHei"/>
                 <w:sz w:val="18"/>
               </w:rPr>
-              <w:t>1.0（提交件底稿）</w:t>
+              <w:t>1.1（国奖打磨版）</w:t>
             </w:r>
           </w:p>
         </w:tc>
@@ -183,7 +183,7 @@
                 <w:rFonts w:ascii="Microsoft YaHei" w:hAnsi="Microsoft YaHei" w:eastAsia="Microsoft YaHei"/>
                 <w:sz w:val="18"/>
               </w:rPr>
-              <w:t>2026-09-30</w:t>
+              <w:t>2026-10-25</w:t>
             </w:r>
           </w:p>
         </w:tc>
@@ -378,7 +378,7 @@
                 <w:rFonts w:ascii="Microsoft YaHei" w:hAnsi="Microsoft YaHei" w:eastAsia="Microsoft YaHei"/>
                 <w:sz w:val="18"/>
               </w:rPr>
-              <w:t>本地官方源码部署已验收；托管平台 R-NX-07 blocked</w:t>
+              <w:t>本地 Nexent 与华为 AgentArts 托管平台双端完整 Skill 问答均已跑通（R-NX-09 / R-NX-08）；知识域 LLM 通道已在 ModelArts MaaS（昇腾池）完成真实推理评测（R-MA-01）</w:t>
             </w:r>
           </w:p>
         </w:tc>
@@ -461,7 +461,7 @@
           <w:color w:val="505050"/>
           <w:sz w:val="19"/>
         </w:rPr>
-        <w:t>本地官方源码部署已跑通完整 Skill 问答；华为 AgentArts 托管平台内完整问答仍为 blocked，两者不可混写。</w:t>
+        <w:t>本地 Nexent 与华为 AgentArts 托管平台为两次独立验收（R-NX-09 / R-NX-08），均已跑通完整 Skill 问答；感知精度 not_evaluated，两者不可混写。</w:t>
       </w:r>
     </w:p>
     <w:p>
@@ -496,8 +496,7 @@
         <w:tblLook w:firstColumn="1" w:firstRow="1" w:lastColumn="0" w:lastRow="0" w:noHBand="0" w:noVBand="1" w:val="04A0"/>
       </w:tblPr>
       <w:tblGrid>
-        <w:gridCol w:w="4997"/>
-        <w:gridCol w:w="4997"/>
+        <w:gridCol w:w="9994"/>
       </w:tblGrid>
       <w:tr>
         <w:trPr>
@@ -505,7 +504,7 @@
         </w:trPr>
         <w:tc>
           <w:tcPr>
-            <w:tcW w:type="dxa" w:w="4997"/>
+            <w:tcW w:type="dxa" w:w="9994"/>
             <w:shd w:fill="1F4E79"/>
             <w:tcBorders>
               <w:top w:val="single" w:sz="6" w:space="0" w:color="D9D9D9"/>
@@ -538,46 +537,11 @@
             </w:r>
           </w:p>
         </w:tc>
-        <w:tc>
-          <w:tcPr>
-            <w:tcW w:type="dxa" w:w="4997"/>
-            <w:shd w:fill="1F4E79"/>
-            <w:tcBorders>
-              <w:top w:val="single" w:sz="6" w:space="0" w:color="D9D9D9"/>
-              <w:left w:val="single" w:sz="6" w:space="0" w:color="D9D9D9"/>
-              <w:bottom w:val="single" w:sz="6" w:space="0" w:color="D9D9D9"/>
-              <w:right w:val="single" w:sz="6" w:space="0" w:color="D9D9D9"/>
-              <w:insideH w:val="single" w:sz="6" w:space="0" w:color="D9D9D9"/>
-              <w:insideV w:val="single" w:sz="6" w:space="0" w:color="D9D9D9"/>
-            </w:tcBorders>
-            <w:tcMar>
-              <w:top w:w="60" w:type="dxa"/>
-              <w:start w:w="80" w:type="dxa"/>
-              <w:bottom w:w="60" w:type="dxa"/>
-              <w:end w:w="80" w:type="dxa"/>
-            </w:tcMar>
-            <w:vAlign w:val="center"/>
-          </w:tcPr>
-          <w:p>
-            <w:pPr>
-              <w:jc w:val="left"/>
-            </w:pPr>
-            <w:r>
-              <w:rPr>
-                <w:rFonts w:ascii="Microsoft YaHei" w:hAnsi="Microsoft YaHei" w:eastAsia="Microsoft YaHei"/>
-                <w:b/>
-                <w:color w:val="FFFFFF"/>
-                <w:sz w:val="18"/>
-              </w:rPr>
-              <w:t>页码</w:t>
-            </w:r>
-          </w:p>
-        </w:tc>
       </w:tr>
       <w:tr>
         <w:tc>
           <w:tcPr>
-            <w:tcW w:type="dxa" w:w="8784"/>
+            <w:tcW w:type="dxa" w:w="9994"/>
             <w:tcBorders>
               <w:top w:val="single" w:sz="6" w:space="0" w:color="D9D9D9"/>
               <w:left w:val="single" w:sz="6" w:space="0" w:color="D9D9D9"/>
@@ -609,44 +573,11 @@
             </w:r>
           </w:p>
         </w:tc>
-        <w:tc>
-          <w:tcPr>
-            <w:tcW w:type="dxa" w:w="1210"/>
-            <w:tcBorders>
-              <w:top w:val="single" w:sz="6" w:space="0" w:color="D9D9D9"/>
-              <w:left w:val="single" w:sz="6" w:space="0" w:color="D9D9D9"/>
-              <w:bottom w:val="single" w:sz="6" w:space="0" w:color="D9D9D9"/>
-              <w:right w:val="single" w:sz="6" w:space="0" w:color="D9D9D9"/>
-              <w:insideH w:val="single" w:sz="6" w:space="0" w:color="D9D9D9"/>
-              <w:insideV w:val="single" w:sz="6" w:space="0" w:color="D9D9D9"/>
-            </w:tcBorders>
-            <w:tcMar>
-              <w:top w:w="45" w:type="dxa"/>
-              <w:start w:w="80" w:type="dxa"/>
-              <w:bottom w:w="45" w:type="dxa"/>
-              <w:end w:w="80" w:type="dxa"/>
-            </w:tcMar>
-            <w:vAlign w:val="center"/>
-          </w:tcPr>
-          <w:p>
-            <w:pPr>
-              <w:jc w:val="center"/>
-            </w:pPr>
-            <w:r>
-              <w:rPr>
-                <w:rFonts w:ascii="Microsoft YaHei" w:hAnsi="Microsoft YaHei" w:eastAsia="Microsoft YaHei"/>
-                <w:b w:val="0"/>
-                <w:sz w:val="18"/>
-              </w:rPr>
-              <w:t>-</w:t>
-            </w:r>
-          </w:p>
-        </w:tc>
       </w:tr>
       <w:tr>
         <w:tc>
           <w:tcPr>
-            <w:tcW w:type="dxa" w:w="8784"/>
+            <w:tcW w:type="dxa" w:w="9994"/>
             <w:tcBorders>
               <w:top w:val="single" w:sz="6" w:space="0" w:color="D9D9D9"/>
               <w:left w:val="single" w:sz="6" w:space="0" w:color="D9D9D9"/>
@@ -679,45 +610,11 @@
             </w:r>
           </w:p>
         </w:tc>
-        <w:tc>
-          <w:tcPr>
-            <w:tcW w:type="dxa" w:w="1210"/>
-            <w:tcBorders>
-              <w:top w:val="single" w:sz="6" w:space="0" w:color="D9D9D9"/>
-              <w:left w:val="single" w:sz="6" w:space="0" w:color="D9D9D9"/>
-              <w:bottom w:val="single" w:sz="6" w:space="0" w:color="D9D9D9"/>
-              <w:right w:val="single" w:sz="6" w:space="0" w:color="D9D9D9"/>
-              <w:insideH w:val="single" w:sz="6" w:space="0" w:color="D9D9D9"/>
-              <w:insideV w:val="single" w:sz="6" w:space="0" w:color="D9D9D9"/>
-            </w:tcBorders>
-            <w:tcMar>
-              <w:top w:w="45" w:type="dxa"/>
-              <w:start w:w="80" w:type="dxa"/>
-              <w:bottom w:w="45" w:type="dxa"/>
-              <w:end w:w="80" w:type="dxa"/>
-            </w:tcMar>
-            <w:vAlign w:val="center"/>
-            <w:shd w:fill="F3F7FA"/>
-          </w:tcPr>
-          <w:p>
-            <w:pPr>
-              <w:jc w:val="center"/>
-            </w:pPr>
-            <w:r>
-              <w:rPr>
-                <w:rFonts w:ascii="Microsoft YaHei" w:hAnsi="Microsoft YaHei" w:eastAsia="Microsoft YaHei"/>
-                <w:b w:val="0"/>
-                <w:sz w:val="18"/>
-              </w:rPr>
-              <w:t>-</w:t>
-            </w:r>
-          </w:p>
-        </w:tc>
       </w:tr>
       <w:tr>
         <w:tc>
           <w:tcPr>
-            <w:tcW w:type="dxa" w:w="8784"/>
+            <w:tcW w:type="dxa" w:w="9994"/>
             <w:tcBorders>
               <w:top w:val="single" w:sz="6" w:space="0" w:color="D9D9D9"/>
               <w:left w:val="single" w:sz="6" w:space="0" w:color="D9D9D9"/>
@@ -749,44 +646,11 @@
             </w:r>
           </w:p>
         </w:tc>
-        <w:tc>
-          <w:tcPr>
-            <w:tcW w:type="dxa" w:w="1210"/>
-            <w:tcBorders>
-              <w:top w:val="single" w:sz="6" w:space="0" w:color="D9D9D9"/>
-              <w:left w:val="single" w:sz="6" w:space="0" w:color="D9D9D9"/>
-              <w:bottom w:val="single" w:sz="6" w:space="0" w:color="D9D9D9"/>
-              <w:right w:val="single" w:sz="6" w:space="0" w:color="D9D9D9"/>
-              <w:insideH w:val="single" w:sz="6" w:space="0" w:color="D9D9D9"/>
-              <w:insideV w:val="single" w:sz="6" w:space="0" w:color="D9D9D9"/>
-            </w:tcBorders>
-            <w:tcMar>
-              <w:top w:w="45" w:type="dxa"/>
-              <w:start w:w="80" w:type="dxa"/>
-              <w:bottom w:w="45" w:type="dxa"/>
-              <w:end w:w="80" w:type="dxa"/>
-            </w:tcMar>
-            <w:vAlign w:val="center"/>
-          </w:tcPr>
-          <w:p>
-            <w:pPr>
-              <w:jc w:val="center"/>
-            </w:pPr>
-            <w:r>
-              <w:rPr>
-                <w:rFonts w:ascii="Microsoft YaHei" w:hAnsi="Microsoft YaHei" w:eastAsia="Microsoft YaHei"/>
-                <w:b w:val="0"/>
-                <w:sz w:val="18"/>
-              </w:rPr>
-              <w:t>-</w:t>
-            </w:r>
-          </w:p>
-        </w:tc>
       </w:tr>
       <w:tr>
         <w:tc>
           <w:tcPr>
-            <w:tcW w:type="dxa" w:w="8784"/>
+            <w:tcW w:type="dxa" w:w="9994"/>
             <w:tcBorders>
               <w:top w:val="single" w:sz="6" w:space="0" w:color="D9D9D9"/>
               <w:left w:val="single" w:sz="6" w:space="0" w:color="D9D9D9"/>
@@ -819,45 +683,11 @@
             </w:r>
           </w:p>
         </w:tc>
-        <w:tc>
-          <w:tcPr>
-            <w:tcW w:type="dxa" w:w="1210"/>
-            <w:tcBorders>
-              <w:top w:val="single" w:sz="6" w:space="0" w:color="D9D9D9"/>
-              <w:left w:val="single" w:sz="6" w:space="0" w:color="D9D9D9"/>
-              <w:bottom w:val="single" w:sz="6" w:space="0" w:color="D9D9D9"/>
-              <w:right w:val="single" w:sz="6" w:space="0" w:color="D9D9D9"/>
-              <w:insideH w:val="single" w:sz="6" w:space="0" w:color="D9D9D9"/>
-              <w:insideV w:val="single" w:sz="6" w:space="0" w:color="D9D9D9"/>
-            </w:tcBorders>
-            <w:tcMar>
-              <w:top w:w="45" w:type="dxa"/>
-              <w:start w:w="80" w:type="dxa"/>
-              <w:bottom w:w="45" w:type="dxa"/>
-              <w:end w:w="80" w:type="dxa"/>
-            </w:tcMar>
-            <w:vAlign w:val="center"/>
-            <w:shd w:fill="F3F7FA"/>
-          </w:tcPr>
-          <w:p>
-            <w:pPr>
-              <w:jc w:val="center"/>
-            </w:pPr>
-            <w:r>
-              <w:rPr>
-                <w:rFonts w:ascii="Microsoft YaHei" w:hAnsi="Microsoft YaHei" w:eastAsia="Microsoft YaHei"/>
-                <w:b w:val="0"/>
-                <w:sz w:val="18"/>
-              </w:rPr>
-              <w:t>-</w:t>
-            </w:r>
-          </w:p>
-        </w:tc>
       </w:tr>
       <w:tr>
         <w:tc>
           <w:tcPr>
-            <w:tcW w:type="dxa" w:w="8784"/>
+            <w:tcW w:type="dxa" w:w="9994"/>
             <w:tcBorders>
               <w:top w:val="single" w:sz="6" w:space="0" w:color="D9D9D9"/>
               <w:left w:val="single" w:sz="6" w:space="0" w:color="D9D9D9"/>
@@ -889,44 +719,11 @@
             </w:r>
           </w:p>
         </w:tc>
-        <w:tc>
-          <w:tcPr>
-            <w:tcW w:type="dxa" w:w="1210"/>
-            <w:tcBorders>
-              <w:top w:val="single" w:sz="6" w:space="0" w:color="D9D9D9"/>
-              <w:left w:val="single" w:sz="6" w:space="0" w:color="D9D9D9"/>
-              <w:bottom w:val="single" w:sz="6" w:space="0" w:color="D9D9D9"/>
-              <w:right w:val="single" w:sz="6" w:space="0" w:color="D9D9D9"/>
-              <w:insideH w:val="single" w:sz="6" w:space="0" w:color="D9D9D9"/>
-              <w:insideV w:val="single" w:sz="6" w:space="0" w:color="D9D9D9"/>
-            </w:tcBorders>
-            <w:tcMar>
-              <w:top w:w="45" w:type="dxa"/>
-              <w:start w:w="80" w:type="dxa"/>
-              <w:bottom w:w="45" w:type="dxa"/>
-              <w:end w:w="80" w:type="dxa"/>
-            </w:tcMar>
-            <w:vAlign w:val="center"/>
-          </w:tcPr>
-          <w:p>
-            <w:pPr>
-              <w:jc w:val="center"/>
-            </w:pPr>
-            <w:r>
-              <w:rPr>
-                <w:rFonts w:ascii="Microsoft YaHei" w:hAnsi="Microsoft YaHei" w:eastAsia="Microsoft YaHei"/>
-                <w:b w:val="0"/>
-                <w:sz w:val="18"/>
-              </w:rPr>
-              <w:t>-</w:t>
-            </w:r>
-          </w:p>
-        </w:tc>
       </w:tr>
       <w:tr>
         <w:tc>
           <w:tcPr>
-            <w:tcW w:type="dxa" w:w="8784"/>
+            <w:tcW w:type="dxa" w:w="9994"/>
             <w:tcBorders>
               <w:top w:val="single" w:sz="6" w:space="0" w:color="D9D9D9"/>
               <w:left w:val="single" w:sz="6" w:space="0" w:color="D9D9D9"/>
@@ -959,45 +756,11 @@
             </w:r>
           </w:p>
         </w:tc>
-        <w:tc>
-          <w:tcPr>
-            <w:tcW w:type="dxa" w:w="1210"/>
-            <w:tcBorders>
-              <w:top w:val="single" w:sz="6" w:space="0" w:color="D9D9D9"/>
-              <w:left w:val="single" w:sz="6" w:space="0" w:color="D9D9D9"/>
-              <w:bottom w:val="single" w:sz="6" w:space="0" w:color="D9D9D9"/>
-              <w:right w:val="single" w:sz="6" w:space="0" w:color="D9D9D9"/>
-              <w:insideH w:val="single" w:sz="6" w:space="0" w:color="D9D9D9"/>
-              <w:insideV w:val="single" w:sz="6" w:space="0" w:color="D9D9D9"/>
-            </w:tcBorders>
-            <w:tcMar>
-              <w:top w:w="45" w:type="dxa"/>
-              <w:start w:w="80" w:type="dxa"/>
-              <w:bottom w:w="45" w:type="dxa"/>
-              <w:end w:w="80" w:type="dxa"/>
-            </w:tcMar>
-            <w:vAlign w:val="center"/>
-            <w:shd w:fill="F3F7FA"/>
-          </w:tcPr>
-          <w:p>
-            <w:pPr>
-              <w:jc w:val="center"/>
-            </w:pPr>
-            <w:r>
-              <w:rPr>
-                <w:rFonts w:ascii="Microsoft YaHei" w:hAnsi="Microsoft YaHei" w:eastAsia="Microsoft YaHei"/>
-                <w:b w:val="0"/>
-                <w:sz w:val="18"/>
-              </w:rPr>
-              <w:t>-</w:t>
-            </w:r>
-          </w:p>
-        </w:tc>
       </w:tr>
       <w:tr>
         <w:tc>
           <w:tcPr>
-            <w:tcW w:type="dxa" w:w="8784"/>
+            <w:tcW w:type="dxa" w:w="9994"/>
             <w:tcBorders>
               <w:top w:val="single" w:sz="6" w:space="0" w:color="D9D9D9"/>
               <w:left w:val="single" w:sz="6" w:space="0" w:color="D9D9D9"/>
@@ -1029,44 +792,11 @@
             </w:r>
           </w:p>
         </w:tc>
-        <w:tc>
-          <w:tcPr>
-            <w:tcW w:type="dxa" w:w="1210"/>
-            <w:tcBorders>
-              <w:top w:val="single" w:sz="6" w:space="0" w:color="D9D9D9"/>
-              <w:left w:val="single" w:sz="6" w:space="0" w:color="D9D9D9"/>
-              <w:bottom w:val="single" w:sz="6" w:space="0" w:color="D9D9D9"/>
-              <w:right w:val="single" w:sz="6" w:space="0" w:color="D9D9D9"/>
-              <w:insideH w:val="single" w:sz="6" w:space="0" w:color="D9D9D9"/>
-              <w:insideV w:val="single" w:sz="6" w:space="0" w:color="D9D9D9"/>
-            </w:tcBorders>
-            <w:tcMar>
-              <w:top w:w="45" w:type="dxa"/>
-              <w:start w:w="80" w:type="dxa"/>
-              <w:bottom w:w="45" w:type="dxa"/>
-              <w:end w:w="80" w:type="dxa"/>
-            </w:tcMar>
-            <w:vAlign w:val="center"/>
-          </w:tcPr>
-          <w:p>
-            <w:pPr>
-              <w:jc w:val="center"/>
-            </w:pPr>
-            <w:r>
-              <w:rPr>
-                <w:rFonts w:ascii="Microsoft YaHei" w:hAnsi="Microsoft YaHei" w:eastAsia="Microsoft YaHei"/>
-                <w:b w:val="0"/>
-                <w:sz w:val="18"/>
-              </w:rPr>
-              <w:t>-</w:t>
-            </w:r>
-          </w:p>
-        </w:tc>
       </w:tr>
       <w:tr>
         <w:tc>
           <w:tcPr>
-            <w:tcW w:type="dxa" w:w="8784"/>
+            <w:tcW w:type="dxa" w:w="9994"/>
             <w:tcBorders>
               <w:top w:val="single" w:sz="6" w:space="0" w:color="D9D9D9"/>
               <w:left w:val="single" w:sz="6" w:space="0" w:color="D9D9D9"/>
@@ -1095,41 +825,7 @@
                 <w:b w:val="0"/>
                 <w:sz w:val="18"/>
               </w:rPr>
-              <w:t>八、托管平台（AgentArts）状态与恢复路径</w:t>
-            </w:r>
-          </w:p>
-        </w:tc>
-        <w:tc>
-          <w:tcPr>
-            <w:tcW w:type="dxa" w:w="1210"/>
-            <w:tcBorders>
-              <w:top w:val="single" w:sz="6" w:space="0" w:color="D9D9D9"/>
-              <w:left w:val="single" w:sz="6" w:space="0" w:color="D9D9D9"/>
-              <w:bottom w:val="single" w:sz="6" w:space="0" w:color="D9D9D9"/>
-              <w:right w:val="single" w:sz="6" w:space="0" w:color="D9D9D9"/>
-              <w:insideH w:val="single" w:sz="6" w:space="0" w:color="D9D9D9"/>
-              <w:insideV w:val="single" w:sz="6" w:space="0" w:color="D9D9D9"/>
-            </w:tcBorders>
-            <w:tcMar>
-              <w:top w:w="45" w:type="dxa"/>
-              <w:start w:w="80" w:type="dxa"/>
-              <w:bottom w:w="45" w:type="dxa"/>
-              <w:end w:w="80" w:type="dxa"/>
-            </w:tcMar>
-            <w:vAlign w:val="center"/>
-            <w:shd w:fill="F3F7FA"/>
-          </w:tcPr>
-          <w:p>
-            <w:pPr>
-              <w:jc w:val="center"/>
-            </w:pPr>
-            <w:r>
-              <w:rPr>
-                <w:rFonts w:ascii="Microsoft YaHei" w:hAnsi="Microsoft YaHei" w:eastAsia="Microsoft YaHei"/>
-                <w:b w:val="0"/>
-                <w:sz w:val="18"/>
-              </w:rPr>
-              <w:t>-</w:t>
+              <w:t>八、托管平台（AgentArts）验收记录与工程攻坚</w:t>
             </w:r>
           </w:p>
         </w:tc>
@@ -1137,7 +833,7 @@
       <w:tr>
         <w:tc>
           <w:tcPr>
-            <w:tcW w:type="dxa" w:w="8784"/>
+            <w:tcW w:type="dxa" w:w="9994"/>
             <w:tcBorders>
               <w:top w:val="single" w:sz="6" w:space="0" w:color="D9D9D9"/>
               <w:left w:val="single" w:sz="6" w:space="0" w:color="D9D9D9"/>
@@ -1169,44 +865,11 @@
             </w:r>
           </w:p>
         </w:tc>
-        <w:tc>
-          <w:tcPr>
-            <w:tcW w:type="dxa" w:w="1210"/>
-            <w:tcBorders>
-              <w:top w:val="single" w:sz="6" w:space="0" w:color="D9D9D9"/>
-              <w:left w:val="single" w:sz="6" w:space="0" w:color="D9D9D9"/>
-              <w:bottom w:val="single" w:sz="6" w:space="0" w:color="D9D9D9"/>
-              <w:right w:val="single" w:sz="6" w:space="0" w:color="D9D9D9"/>
-              <w:insideH w:val="single" w:sz="6" w:space="0" w:color="D9D9D9"/>
-              <w:insideV w:val="single" w:sz="6" w:space="0" w:color="D9D9D9"/>
-            </w:tcBorders>
-            <w:tcMar>
-              <w:top w:w="45" w:type="dxa"/>
-              <w:start w:w="80" w:type="dxa"/>
-              <w:bottom w:w="45" w:type="dxa"/>
-              <w:end w:w="80" w:type="dxa"/>
-            </w:tcMar>
-            <w:vAlign w:val="center"/>
-          </w:tcPr>
-          <w:p>
-            <w:pPr>
-              <w:jc w:val="center"/>
-            </w:pPr>
-            <w:r>
-              <w:rPr>
-                <w:rFonts w:ascii="Microsoft YaHei" w:hAnsi="Microsoft YaHei" w:eastAsia="Microsoft YaHei"/>
-                <w:b w:val="0"/>
-                <w:sz w:val="18"/>
-              </w:rPr>
-              <w:t>-</w:t>
-            </w:r>
-          </w:p>
-        </w:tc>
       </w:tr>
       <w:tr>
         <w:tc>
           <w:tcPr>
-            <w:tcW w:type="dxa" w:w="8784"/>
+            <w:tcW w:type="dxa" w:w="9994"/>
             <w:tcBorders>
               <w:top w:val="single" w:sz="6" w:space="0" w:color="D9D9D9"/>
               <w:left w:val="single" w:sz="6" w:space="0" w:color="D9D9D9"/>
@@ -1239,129 +902,11 @@
             </w:r>
           </w:p>
         </w:tc>
-        <w:tc>
-          <w:tcPr>
-            <w:tcW w:type="dxa" w:w="1210"/>
-            <w:tcBorders>
-              <w:top w:val="single" w:sz="6" w:space="0" w:color="D9D9D9"/>
-              <w:left w:val="single" w:sz="6" w:space="0" w:color="D9D9D9"/>
-              <w:bottom w:val="single" w:sz="6" w:space="0" w:color="D9D9D9"/>
-              <w:right w:val="single" w:sz="6" w:space="0" w:color="D9D9D9"/>
-              <w:insideH w:val="single" w:sz="6" w:space="0" w:color="D9D9D9"/>
-              <w:insideV w:val="single" w:sz="6" w:space="0" w:color="D9D9D9"/>
-            </w:tcBorders>
-            <w:tcMar>
-              <w:top w:w="45" w:type="dxa"/>
-              <w:start w:w="80" w:type="dxa"/>
-              <w:bottom w:w="45" w:type="dxa"/>
-              <w:end w:w="80" w:type="dxa"/>
-            </w:tcMar>
-            <w:vAlign w:val="center"/>
-            <w:shd w:fill="F3F7FA"/>
-          </w:tcPr>
-          <w:p>
-            <w:pPr>
-              <w:jc w:val="center"/>
-            </w:pPr>
-            <w:r>
-              <w:rPr>
-                <w:rFonts w:ascii="Microsoft YaHei" w:hAnsi="Microsoft YaHei" w:eastAsia="Microsoft YaHei"/>
-                <w:b w:val="0"/>
-                <w:sz w:val="18"/>
-              </w:rPr>
-              <w:t>-</w:t>
-            </w:r>
-          </w:p>
-        </w:tc>
       </w:tr>
     </w:tbl>
     <w:p>
       <w:r>
         <w:br w:type="page"/>
-      </w:r>
-    </w:p>
-    <w:p>
-      <w:pPr>
-        <w:spacing w:before="60" w:after="140"/>
-        <w:ind w:left="317" w:right="259"/>
-      </w:pPr>
-      <w:r>
-        <w:rPr>
-          <w:rFonts w:ascii="Microsoft YaHei" w:hAnsi="Microsoft YaHei" w:eastAsia="Microsoft YaHei"/>
-          <w:i/>
-          <w:sz w:val="21"/>
-        </w:rPr>
-        <w:t>Agent 配置完整细节（模型信息 / 工具信息 / 知识库信息 / 调用关系图）、</w:t>
-      </w:r>
-    </w:p>
-    <w:p>
-      <w:pPr>
-        <w:spacing w:before="60" w:after="140"/>
-        <w:ind w:left="317" w:right="259"/>
-      </w:pPr>
-      <w:r>
-        <w:rPr>
-          <w:rFonts w:ascii="Microsoft YaHei" w:hAnsi="Microsoft YaHei" w:eastAsia="Microsoft YaHei"/>
-          <w:i/>
-          <w:sz w:val="21"/>
-        </w:rPr>
-        <w:t>Skill 分层编排、调试迭代经验、示例问答截图索引与随附文件说明。</w:t>
-      </w:r>
-    </w:p>
-    <w:p>
-      <w:pPr>
-        <w:spacing w:before="60" w:after="140"/>
-        <w:ind w:left="317" w:right="259"/>
-      </w:pPr>
-      <w:r>
-        <w:rPr>
-          <w:rFonts w:ascii="Microsoft YaHei" w:hAnsi="Microsoft YaHei" w:eastAsia="Microsoft YaHei"/>
-          <w:i/>
-          <w:sz w:val="21"/>
-        </w:rPr>
-        <w:t>上位口径：《docs/competitions/huawei-ict-track3-design-doc.md》、</w:t>
-      </w:r>
-    </w:p>
-    <w:p>
-      <w:pPr>
-        <w:spacing w:before="60" w:after="140"/>
-        <w:ind w:left="317" w:right="259"/>
-      </w:pPr>
-      <w:r>
-        <w:rPr>
-          <w:rFonts w:ascii="Microsoft YaHei" w:hAnsi="Microsoft YaHei" w:eastAsia="Microsoft YaHei"/>
-          <w:i/>
-          <w:sz w:val="21"/>
-        </w:rPr>
-        <w:t>《docs/competitions/huawei-ict-track3-scoring-review.md》、</w:t>
-      </w:r>
-    </w:p>
-    <w:p>
-      <w:pPr>
-        <w:spacing w:before="60" w:after="140"/>
-        <w:ind w:left="317" w:right="259"/>
-      </w:pPr>
-      <w:r>
-        <w:rPr>
-          <w:rFonts w:ascii="Microsoft YaHei" w:hAnsi="Microsoft YaHei" w:eastAsia="Microsoft YaHei"/>
-          <w:i/>
-          <w:sz w:val="21"/>
-        </w:rPr>
-        <w:t>《docs/competitions/huawei-ict-track3-compliance.md》</w:t>
-      </w:r>
-    </w:p>
-    <w:p>
-      <w:pPr>
-        <w:spacing w:before="60" w:after="140"/>
-        <w:ind w:left="317" w:right="259"/>
-      </w:pPr>
-      <w:r>
-        <w:rPr>
-          <w:rFonts w:ascii="Microsoft YaHei" w:hAnsi="Microsoft YaHei" w:eastAsia="Microsoft YaHei"/>
-          <w:i/>
-          <w:sz w:val="21"/>
-        </w:rPr>
-        <w:t>配套手册：《docs/competitions/huawei-agentarts-vpc-target-runbook.md》</w:t>
       </w:r>
     </w:p>
     <w:p>
@@ -1792,31 +1337,7 @@
                 <w:color w:val="000000"/>
                 <w:sz w:val="17"/>
               </w:rPr>
-              <w:t>平台内完整 Skill 问答未跑通</w:t>
-            </w:r>
-            <w:r>
-              <w:rPr>
-                <w:rFonts w:ascii="Microsoft YaHei" w:hAnsi="Microsoft YaHei" w:eastAsia="Microsoft YaHei"/>
-                <w:color w:val="000000"/>
-                <w:sz w:val="17"/>
-              </w:rPr>
-              <w:t xml:space="preserve">（R-NX-07 </w:t>
-            </w:r>
-            <w:r>
-              <w:rPr>
-                <w:rFonts w:ascii="Consolas" w:hAnsi="Consolas" w:eastAsia="Microsoft YaHei"/>
-                <w:color w:val="000000"/>
-                <w:sz w:val="16"/>
-              </w:rPr>
-              <w:t>blocked</w:t>
-            </w:r>
-            <w:r>
-              <w:rPr>
-                <w:rFonts w:ascii="Microsoft YaHei" w:hAnsi="Microsoft YaHei" w:eastAsia="Microsoft YaHei"/>
-                <w:color w:val="000000"/>
-                <w:sz w:val="17"/>
-              </w:rPr>
-              <w:t>）</w:t>
+              <w:t>平台内完整 Skill 问答已跑通（R-NX-08，2026-10-24）</w:t>
             </w:r>
           </w:p>
         </w:tc>
@@ -1923,7 +1444,7 @@
                 <w:color w:val="000000"/>
                 <w:sz w:val="17"/>
               </w:rPr>
-              <w:t>独立运行，内置规则规划器；本地 LLM 规划器尚未真实调用外部模型</w:t>
+              <w:t>独立运行，内置规则规划器；知识域 LLM 通道已接 ModelArts MaaS（昇腾池）真实推理（R-MA-01）</w:t>
             </w:r>
           </w:p>
         </w:tc>
@@ -1975,7 +1496,7 @@
           <w:rFonts w:ascii="Microsoft YaHei" w:hAnsi="Microsoft YaHei" w:eastAsia="Microsoft YaHei"/>
           <w:sz w:val="21"/>
         </w:rPr>
-        <w:t xml:space="preserve">本地 Nexent 跑通 </w:t>
+        <w:t>本地 Nexent 验收与华为 AgentArts 托管平台验收是</w:t>
       </w:r>
       <w:r>
         <w:rPr>
@@ -1983,14 +1504,23 @@
           <w:b/>
           <w:sz w:val="21"/>
         </w:rPr>
-        <w:t>不等于</w:t>
+        <w:t>两次独立验收</w:t>
       </w:r>
       <w:r>
         <w:rPr>
           <w:rFonts w:ascii="Microsoft YaHei" w:hAnsi="Microsoft YaHei" w:eastAsia="Microsoft YaHei"/>
           <w:sz w:val="21"/>
         </w:rPr>
-        <w:t xml:space="preserve"> 华为 AgentArts 托管平台验收通过；</w:t>
+        <w:t>，证据分别</w:t>
+      </w:r>
+    </w:p>
+    <w:p>
+      <w:r>
+        <w:rPr>
+          <w:rFonts w:ascii="Microsoft YaHei" w:hAnsi="Microsoft YaHei" w:eastAsia="Microsoft YaHei"/>
+          <w:sz w:val="21"/>
+        </w:rPr>
+        <w:t>登记（R-NX-09 / R-NX-08），不得合并表述或互相替代；</w:t>
       </w:r>
     </w:p>
     <w:p>
@@ -2073,22 +1603,7 @@
           <w:rFonts w:ascii="Microsoft YaHei" w:hAnsi="Microsoft YaHei" w:eastAsia="Microsoft YaHei"/>
           <w:sz w:val="21"/>
         </w:rPr>
-        <w:t xml:space="preserve"> 仅指</w:t>
-      </w:r>
-      <w:r>
-        <w:rPr>
-          <w:rFonts w:ascii="Microsoft YaHei" w:hAnsi="Microsoft YaHei" w:eastAsia="Microsoft YaHei"/>
-          <w:b/>
-          <w:sz w:val="21"/>
-        </w:rPr>
-        <w:t>时序链路误报抑制率</w:t>
-      </w:r>
-      <w:r>
-        <w:rPr>
-          <w:rFonts w:ascii="Microsoft YaHei" w:hAnsi="Microsoft YaHei" w:eastAsia="Microsoft YaHei"/>
-          <w:sz w:val="21"/>
-        </w:rPr>
-        <w:t>，不是识别准确率；</w:t>
+        <w:t xml:space="preserve"> 仅指时序链路误报抑制率，不是识别准确率；</w:t>
       </w:r>
     </w:p>
     <w:p>
@@ -3065,6 +2580,89 @@
           </w:p>
         </w:tc>
       </w:tr>
+      <w:tr>
+        <w:trPr>
+          <w:cantSplit w:val="true"/>
+        </w:trPr>
+        <w:tc>
+          <w:tcPr>
+            <w:tcW w:type="dxa" w:w="2498"/>
+            <w:vAlign w:val="center"/>
+            <w:tcMar>
+              <w:top w:w="38" w:type="dxa"/>
+              <w:start w:w="70" w:type="dxa"/>
+              <w:bottom w:w="38" w:type="dxa"/>
+              <w:end w:w="70" w:type="dxa"/>
+            </w:tcMar>
+            <w:tcBorders>
+              <w:top w:val="single" w:sz="6" w:space="0" w:color="D9D9D9"/>
+              <w:left w:val="single" w:sz="6" w:space="0" w:color="D9D9D9"/>
+              <w:bottom w:val="single" w:sz="6" w:space="0" w:color="D9D9D9"/>
+              <w:right w:val="single" w:sz="6" w:space="0" w:color="D9D9D9"/>
+              <w:insideH w:val="single" w:sz="6" w:space="0" w:color="D9D9D9"/>
+              <w:insideV w:val="single" w:sz="6" w:space="0" w:color="D9D9D9"/>
+            </w:tcBorders>
+            <w:shd w:fill="F3F7FA"/>
+          </w:tcPr>
+          <w:p>
+            <w:pPr>
+              <w:spacing w:after="0" w:line="252" w:lineRule="auto"/>
+              <w:jc w:val="left"/>
+            </w:pPr>
+            <w:r>
+              <w:rPr>
+                <w:rFonts w:ascii="Microsoft YaHei" w:hAnsi="Microsoft YaHei" w:eastAsia="Microsoft YaHei"/>
+                <w:color w:val="000000"/>
+                <w:sz w:val="17"/>
+              </w:rPr>
+              <w:t>托管平台验收智能体</w:t>
+            </w:r>
+          </w:p>
+        </w:tc>
+        <w:tc>
+          <w:tcPr>
+            <w:tcW w:type="dxa" w:w="7495"/>
+            <w:vAlign w:val="center"/>
+            <w:tcMar>
+              <w:top w:w="38" w:type="dxa"/>
+              <w:start w:w="70" w:type="dxa"/>
+              <w:bottom w:w="38" w:type="dxa"/>
+              <w:end w:w="70" w:type="dxa"/>
+            </w:tcMar>
+            <w:tcBorders>
+              <w:top w:val="single" w:sz="6" w:space="0" w:color="D9D9D9"/>
+              <w:left w:val="single" w:sz="6" w:space="0" w:color="D9D9D9"/>
+              <w:bottom w:val="single" w:sz="6" w:space="0" w:color="D9D9D9"/>
+              <w:right w:val="single" w:sz="6" w:space="0" w:color="D9D9D9"/>
+              <w:insideH w:val="single" w:sz="6" w:space="0" w:color="D9D9D9"/>
+              <w:insideV w:val="single" w:sz="6" w:space="0" w:color="D9D9D9"/>
+            </w:tcBorders>
+            <w:shd w:fill="F3F7FA"/>
+          </w:tcPr>
+          <w:p>
+            <w:pPr>
+              <w:spacing w:after="0" w:line="252" w:lineRule="auto"/>
+              <w:jc w:val="left"/>
+            </w:pPr>
+            <w:r>
+              <w:rPr>
+                <w:rFonts w:ascii="Consolas" w:hAnsi="Consolas" w:eastAsia="Microsoft YaHei"/>
+                <w:color w:val="000000"/>
+                <w:sz w:val="16"/>
+              </w:rPr>
+              <w:t>seasight-governance-agent-vpc2</w:t>
+            </w:r>
+            <w:r>
+              <w:rPr>
+                <w:rFonts w:ascii="Microsoft YaHei" w:hAnsi="Microsoft YaHei" w:eastAsia="Microsoft YaHei"/>
+                <w:color w:val="000000"/>
+                <w:sz w:val="17"/>
+              </w:rPr>
+              <w:t>（R-NX-08，2026-10-24，见 §八）</w:t>
+            </w:r>
+          </w:p>
+        </w:tc>
+      </w:tr>
     </w:tbl>
     <w:p>
       <w:pPr>
@@ -3105,7 +2703,7 @@
           <w:rFonts w:ascii="Microsoft YaHei" w:hAnsi="Microsoft YaHei" w:eastAsia="Microsoft YaHei"/>
           <w:sz w:val="21"/>
         </w:rPr>
-        <w:t>）， 因此平台内 identifier 使用下划线形式，对外展示名保持不变。这一点属于调试经验， 写在本文 §5。</w:t>
+        <w:t>）， 因此平台内 identifier 使用下划线形式，对外展示名保持不变。这一点属于调试经验， 写在本文 §五。</w:t>
       </w:r>
     </w:p>
     <w:p>
@@ -3652,6 +3250,29 @@
           <w:sz w:val="21"/>
         </w:rPr>
         <w:t>， 控制台才会正常展示该 Agent。</w:t>
+      </w:r>
+    </w:p>
+    <w:p>
+      <w:r>
+        <w:rPr>
+          <w:rFonts w:ascii="Microsoft YaHei" w:hAnsi="Microsoft YaHei" w:eastAsia="Microsoft YaHei"/>
+          <w:sz w:val="21"/>
+        </w:rPr>
+        <w:t xml:space="preserve">托管平台侧模型链路不同（私网内经 ECS TLS 中转与模型名重写调用 </w:t>
+      </w:r>
+      <w:r>
+        <w:rPr>
+          <w:rFonts w:ascii="Consolas" w:hAnsi="Consolas" w:eastAsia="Microsoft YaHei"/>
+          <w:sz w:val="20"/>
+        </w:rPr>
+        <w:t>deepseek-chat</w:t>
+      </w:r>
+      <w:r>
+        <w:rPr>
+          <w:rFonts w:ascii="Microsoft YaHei" w:hAnsi="Microsoft YaHei" w:eastAsia="Microsoft YaHei"/>
+          <w:sz w:val="21"/>
+        </w:rPr>
+        <w:t>），完整链路见 §八图 11，两者不混写。</w:t>
       </w:r>
     </w:p>
     <w:p>
@@ -4652,7 +4273,62 @@
           <w:rFonts w:ascii="Microsoft YaHei" w:hAnsi="Microsoft YaHei" w:eastAsia="Microsoft YaHei"/>
           <w:sz w:val="21"/>
         </w:rPr>
-        <w:t>双层结构：</w:t>
+        <w:t>双层结构， 完整生命周期见图 1：</w:t>
+      </w:r>
+    </w:p>
+    <w:p>
+      <w:pPr>
+        <w:keepNext/>
+        <w:spacing w:before="120"/>
+        <w:jc w:val="center"/>
+      </w:pPr>
+      <w:r>
+        <w:drawing>
+          <wp:inline xmlns:a="http://schemas.openxmlformats.org/drawingml/2006/main" xmlns:pic="http://schemas.openxmlformats.org/drawingml/2006/picture">
+            <wp:extent cx="5669280" cy="3308617"/>
+            <wp:docPr id="1" name="Picture 1"/>
+            <wp:cNvGraphicFramePr>
+              <a:graphicFrameLocks noChangeAspect="1"/>
+            </wp:cNvGraphicFramePr>
+            <a:graphic>
+              <a:graphicData uri="http://schemas.openxmlformats.org/drawingml/2006/picture">
+                <pic:pic>
+                  <pic:nvPicPr>
+                    <pic:cNvPr id="0" name="fig-m2-knowledge-pipeline.png"/>
+                    <pic:cNvPicPr/>
+                  </pic:nvPicPr>
+                  <pic:blipFill>
+                    <a:blip r:embed="rId11"/>
+                    <a:stretch>
+                      <a:fillRect/>
+                    </a:stretch>
+                  </pic:blipFill>
+                  <pic:spPr>
+                    <a:xfrm>
+                      <a:off x="0" y="0"/>
+                      <a:ext cx="5669280" cy="3308617"/>
+                    </a:xfrm>
+                    <a:prstGeom prst="rect"/>
+                  </pic:spPr>
+                </pic:pic>
+              </a:graphicData>
+            </a:graphic>
+          </wp:inline>
+        </w:drawing>
+      </w:r>
+    </w:p>
+    <w:p>
+      <w:pPr>
+        <w:spacing w:after="200"/>
+        <w:jc w:val="center"/>
+      </w:pPr>
+      <w:r>
+        <w:rPr>
+          <w:rFonts w:ascii="Microsoft YaHei" w:hAnsi="Microsoft YaHei" w:eastAsia="Microsoft YaHei"/>
+          <w:color w:val="5A5A5A"/>
+          <w:sz w:val="18"/>
+        </w:rPr>
+        <w:t>图 1 知识域生命周期：六类资产版本化 → 双通道候选抽取 → 人工审核 → 本体版本发布 → 多跳检索 / 证据链 / 检索-生成问答（数字均有登记产物）</w:t>
       </w:r>
     </w:p>
     <w:tbl>
@@ -5081,7 +4757,7 @@
           <w:rFonts w:ascii="Microsoft YaHei" w:hAnsi="Microsoft YaHei" w:eastAsia="Microsoft YaHei"/>
           <w:sz w:val="21"/>
         </w:rPr>
-        <w:t>（total=4），用于打通往返链路与截图取证，不表述为 真实脱敏行业数据。真实脱敏数据的评测状态见 §9。</w:t>
+        <w:t>（total=4），用于打通往返链路与截图取证，不表述为 真实脱敏行业数据。真实脱敏数据的评测状态见 §九。</w:t>
       </w:r>
     </w:p>
     <w:p>
@@ -5518,7 +5194,7 @@
           <w:b/>
           <w:sz w:val="21"/>
         </w:rPr>
-        <w:t>2026-10-24 深夜已配真实端点并完成 真模型评测（R-LLM-01 real / R-KN-06 real，DeepSeek `deepseek-chat`）</w:t>
+        <w:t>2026-10-24 已配真实端点并完成 真模型评测（R-LLM-01 real / R-KN-06 real，DeepSeek `deepseek-chat`）</w:t>
       </w:r>
       <w:r>
         <w:rPr>
@@ -6989,231 +6665,62 @@
           <w:rFonts w:ascii="Microsoft YaHei" w:hAnsi="Microsoft YaHei" w:eastAsia="Microsoft YaHei"/>
           <w:sz w:val="21"/>
         </w:rPr>
-        <w:t>），登记号 R-NX-04；升级到版本 4 后同一 Agent 叠加模型配置与 5 个 Skill，形成下面的端到端结构：</w:t>
+        <w:t>），登记号 R-NX-04；升级到版本 4 后同一 Agent 叠加模型配置与 5 个 Skill，端到端结构见图 2：</w:t>
       </w:r>
     </w:p>
     <w:p>
       <w:pPr>
-        <w:spacing w:before="80" w:after="0" w:line="240" w:lineRule="auto"/>
-        <w:ind w:left="144" w:right="144"/>
-        <w:shd w:fill="F5F7F9"/>
+        <w:keepNext/>
+        <w:spacing w:before="120"/>
+        <w:jc w:val="center"/>
       </w:pPr>
       <w:r>
-        <w:rPr>
-          <w:rFonts w:ascii="Consolas" w:hAnsi="Consolas" w:eastAsia="Microsoft YaHei"/>
-          <w:sz w:val="16"/>
-        </w:rPr>
-        <w:t>Nexent Agent: seasight_governance_decision_agent (v0.2.0-seasight-governance-llm)</w:t>
+        <w:drawing>
+          <wp:inline xmlns:a="http://schemas.openxmlformats.org/drawingml/2006/main" xmlns:pic="http://schemas.openxmlformats.org/drawingml/2006/picture">
+            <wp:extent cx="5669280" cy="3467438"/>
+            <wp:docPr id="2" name="Picture 2"/>
+            <wp:cNvGraphicFramePr>
+              <a:graphicFrameLocks noChangeAspect="1"/>
+            </wp:cNvGraphicFramePr>
+            <a:graphic>
+              <a:graphicData uri="http://schemas.openxmlformats.org/drawingml/2006/picture">
+                <pic:pic>
+                  <pic:nvPicPr>
+                    <pic:cNvPr id="0" name="fig-m2-call-graph.png"/>
+                    <pic:cNvPicPr/>
+                  </pic:nvPicPr>
+                  <pic:blipFill>
+                    <a:blip r:embed="rId12"/>
+                    <a:stretch>
+                      <a:fillRect/>
+                    </a:stretch>
+                  </pic:blipFill>
+                  <pic:spPr>
+                    <a:xfrm>
+                      <a:off x="0" y="0"/>
+                      <a:ext cx="5669280" cy="3467438"/>
+                    </a:xfrm>
+                    <a:prstGeom prst="rect"/>
+                  </pic:spPr>
+                </pic:pic>
+              </a:graphicData>
+            </a:graphic>
+          </wp:inline>
+        </w:drawing>
       </w:r>
     </w:p>
     <w:p>
       <w:pPr>
-        <w:spacing w:before="0" w:after="0" w:line="240" w:lineRule="auto"/>
-        <w:ind w:left="144" w:right="144"/>
-        <w:shd w:fill="F5F7F9"/>
+        <w:spacing w:after="200"/>
+        <w:jc w:val="center"/>
       </w:pPr>
       <w:r>
         <w:rPr>
-          <w:rFonts w:ascii="Consolas" w:hAnsi="Consolas" w:eastAsia="Microsoft YaHei"/>
-          <w:sz w:val="16"/>
+          <w:rFonts w:ascii="Microsoft YaHei" w:hAnsi="Microsoft YaHei" w:eastAsia="Microsoft YaHei"/>
+          <w:color w:val="5A5A5A"/>
+          <w:sz w:val="18"/>
         </w:rPr>
-        <w:t xml:space="preserve">  ├── 模型：DeepSeek deepseek-v4-pro</w:t>
-      </w:r>
-    </w:p>
-    <w:p>
-      <w:pPr>
-        <w:spacing w:before="0" w:after="0" w:line="240" w:lineRule="auto"/>
-        <w:ind w:left="144" w:right="144"/>
-        <w:shd w:fill="F5F7F9"/>
-      </w:pPr>
-      <w:r>
-        <w:rPr>
-          <w:rFonts w:ascii="Consolas" w:hAnsi="Consolas" w:eastAsia="Microsoft YaHei"/>
-          <w:sz w:val="16"/>
-        </w:rPr>
-        <w:t xml:space="preserve">  ├── Skill：policy-evidence-qa</w:t>
-      </w:r>
-    </w:p>
-    <w:p>
-      <w:pPr>
-        <w:spacing w:before="0" w:after="0" w:line="240" w:lineRule="auto"/>
-        <w:ind w:left="144" w:right="144"/>
-        <w:shd w:fill="F5F7F9"/>
-      </w:pPr>
-      <w:r>
-        <w:rPr>
-          <w:rFonts w:ascii="Consolas" w:hAnsi="Consolas" w:eastAsia="Microsoft YaHei"/>
-          <w:sz w:val="16"/>
-        </w:rPr>
-        <w:t xml:space="preserve">  ├── Skill：marine-event-assessment</w:t>
-      </w:r>
-    </w:p>
-    <w:p>
-      <w:pPr>
-        <w:spacing w:before="0" w:after="0" w:line="240" w:lineRule="auto"/>
-        <w:ind w:left="144" w:right="144"/>
-        <w:shd w:fill="F5F7F9"/>
-      </w:pPr>
-      <w:r>
-        <w:rPr>
-          <w:rFonts w:ascii="Consolas" w:hAnsi="Consolas" w:eastAsia="Microsoft YaHei"/>
-          <w:sz w:val="16"/>
-        </w:rPr>
-        <w:t xml:space="preserve">  ├── Skill：cross-document-decision</w:t>
-      </w:r>
-    </w:p>
-    <w:p>
-      <w:pPr>
-        <w:spacing w:before="0" w:after="0" w:line="240" w:lineRule="auto"/>
-        <w:ind w:left="144" w:right="144"/>
-        <w:shd w:fill="F5F7F9"/>
-      </w:pPr>
-      <w:r>
-        <w:rPr>
-          <w:rFonts w:ascii="Consolas" w:hAnsi="Consolas" w:eastAsia="Microsoft YaHei"/>
-          <w:sz w:val="16"/>
-        </w:rPr>
-        <w:t xml:space="preserve">  ├── Skill：dispatch-work-order-orchestration</w:t>
-      </w:r>
-    </w:p>
-    <w:p>
-      <w:pPr>
-        <w:spacing w:before="0" w:after="0" w:line="240" w:lineRule="auto"/>
-        <w:ind w:left="144" w:right="144"/>
-        <w:shd w:fill="F5F7F9"/>
-      </w:pPr>
-      <w:r>
-        <w:rPr>
-          <w:rFonts w:ascii="Consolas" w:hAnsi="Consolas" w:eastAsia="Microsoft YaHei"/>
-          <w:sz w:val="16"/>
-        </w:rPr>
-        <w:t xml:space="preserve">  └── Skill：decision-trace-audit</w:t>
-      </w:r>
-    </w:p>
-    <w:p>
-      <w:pPr>
-        <w:spacing w:before="0" w:after="0" w:line="240" w:lineRule="auto"/>
-        <w:ind w:left="144" w:right="144"/>
-        <w:shd w:fill="F5F7F9"/>
-      </w:pPr>
-      <w:r>
-        <w:rPr>
-          <w:rFonts w:ascii="Consolas" w:hAnsi="Consolas" w:eastAsia="Microsoft YaHei"/>
-          <w:sz w:val="16"/>
-        </w:rPr>
-        <w:t xml:space="preserve">          │</w:t>
-      </w:r>
-    </w:p>
-    <w:p>
-      <w:pPr>
-        <w:spacing w:before="0" w:after="0" w:line="240" w:lineRule="auto"/>
-        <w:ind w:left="144" w:right="144"/>
-        <w:shd w:fill="F5F7F9"/>
-      </w:pPr>
-      <w:r>
-        <w:rPr>
-          <w:rFonts w:ascii="Consolas" w:hAnsi="Consolas" w:eastAsia="Microsoft YaHei"/>
-          <w:sz w:val="16"/>
-        </w:rPr>
-        <w:t xml:space="preserve">          ▼</w:t>
-      </w:r>
-    </w:p>
-    <w:p>
-      <w:pPr>
-        <w:spacing w:before="0" w:after="0" w:line="240" w:lineRule="auto"/>
-        <w:ind w:left="144" w:right="144"/>
-        <w:shd w:fill="F5F7F9"/>
-      </w:pPr>
-      <w:r>
-        <w:rPr>
-          <w:rFonts w:ascii="Consolas" w:hAnsi="Consolas" w:eastAsia="Microsoft YaHei"/>
-          <w:sz w:val="16"/>
-        </w:rPr>
-        <w:t>Oceanus Domain Cognition MCP（21 个只读工具 · Bearer 入站鉴权）</w:t>
-      </w:r>
-    </w:p>
-    <w:p>
-      <w:pPr>
-        <w:spacing w:before="0" w:after="0" w:line="240" w:lineRule="auto"/>
-        <w:ind w:left="144" w:right="144"/>
-        <w:shd w:fill="F5F7F9"/>
-      </w:pPr>
-      <w:r>
-        <w:rPr>
-          <w:rFonts w:ascii="Consolas" w:hAnsi="Consolas" w:eastAsia="Microsoft YaHei"/>
-          <w:sz w:val="16"/>
-        </w:rPr>
-        <w:t xml:space="preserve">          │  出站令牌自动刷新 · 最小权限只读账号</w:t>
-      </w:r>
-    </w:p>
-    <w:p>
-      <w:pPr>
-        <w:spacing w:before="0" w:after="0" w:line="240" w:lineRule="auto"/>
-        <w:ind w:left="144" w:right="144"/>
-        <w:shd w:fill="F5F7F9"/>
-      </w:pPr>
-      <w:r>
-        <w:rPr>
-          <w:rFonts w:ascii="Consolas" w:hAnsi="Consolas" w:eastAsia="Microsoft YaHei"/>
-          <w:sz w:val="16"/>
-        </w:rPr>
-        <w:t xml:space="preserve">          ▼</w:t>
-      </w:r>
-    </w:p>
-    <w:p>
-      <w:pPr>
-        <w:spacing w:before="0" w:after="0" w:line="240" w:lineRule="auto"/>
-        <w:ind w:left="144" w:right="144"/>
-        <w:shd w:fill="F5F7F9"/>
-      </w:pPr>
-      <w:r>
-        <w:rPr>
-          <w:rFonts w:ascii="Consolas" w:hAnsi="Consolas" w:eastAsia="Microsoft YaHei"/>
-          <w:sz w:val="16"/>
-        </w:rPr>
-        <w:t>Oceanus /api/v1（角色 / 辖区 / 审批 / 幂等 / 审计）</w:t>
-      </w:r>
-    </w:p>
-    <w:p>
-      <w:pPr>
-        <w:spacing w:before="0" w:after="0" w:line="240" w:lineRule="auto"/>
-        <w:ind w:left="144" w:right="144"/>
-        <w:shd w:fill="F5F7F9"/>
-      </w:pPr>
-      <w:r>
-        <w:rPr>
-          <w:rFonts w:ascii="Consolas" w:hAnsi="Consolas" w:eastAsia="Microsoft YaHei"/>
-          <w:sz w:val="16"/>
-        </w:rPr>
-        <w:t xml:space="preserve">          │</w:t>
-      </w:r>
-    </w:p>
-    <w:p>
-      <w:pPr>
-        <w:spacing w:before="0" w:after="0" w:line="240" w:lineRule="auto"/>
-        <w:ind w:left="144" w:right="144"/>
-        <w:shd w:fill="F5F7F9"/>
-      </w:pPr>
-      <w:r>
-        <w:rPr>
-          <w:rFonts w:ascii="Consolas" w:hAnsi="Consolas" w:eastAsia="Microsoft YaHei"/>
-          <w:sz w:val="16"/>
-        </w:rPr>
-        <w:t xml:space="preserve">          ▼</w:t>
-      </w:r>
-    </w:p>
-    <w:p>
-      <w:pPr>
-        <w:spacing w:before="0" w:after="80" w:line="240" w:lineRule="auto"/>
-        <w:ind w:left="144" w:right="144"/>
-        <w:shd w:fill="F5F7F9"/>
-      </w:pPr>
-      <w:r>
-        <w:rPr>
-          <w:rFonts w:ascii="Consolas" w:hAnsi="Consolas" w:eastAsia="Microsoft YaHei"/>
-          <w:sz w:val="16"/>
-        </w:rPr>
-        <w:t>PostgreSQL（资产 / 本体 / 决策 / 事件 / 任务）</w:t>
+        <w:t>图 2 Agent → 5 Skill → MCP 工具面 → Oceanus API → 数据库：端到端调用关系（R-NX-04 真实返回 + R-NX-09 实测指标）</w:t>
       </w:r>
     </w:p>
     <w:p>
@@ -8172,87 +7679,67 @@
       </w:r>
     </w:p>
     <w:p>
-      <w:pPr>
-        <w:spacing w:before="80" w:after="0" w:line="240" w:lineRule="auto"/>
-        <w:ind w:left="144" w:right="144"/>
-        <w:shd w:fill="F5F7F9"/>
-      </w:pPr>
       <w:r>
         <w:rPr>
-          <w:rFonts w:ascii="Consolas" w:hAnsi="Consolas" w:eastAsia="Microsoft YaHei"/>
-          <w:sz w:val="16"/>
+          <w:rFonts w:ascii="Microsoft YaHei" w:hAnsi="Microsoft YaHei" w:eastAsia="Microsoft YaHei"/>
+          <w:sz w:val="21"/>
         </w:rPr>
-        <w:t>用户问题</w:t>
+        <w:t>执行流见图 3：</w:t>
       </w:r>
     </w:p>
     <w:p>
       <w:pPr>
-        <w:spacing w:before="0" w:after="0" w:line="240" w:lineRule="auto"/>
-        <w:ind w:left="144" w:right="144"/>
-        <w:shd w:fill="F5F7F9"/>
+        <w:keepNext/>
+        <w:spacing w:before="120"/>
+        <w:jc w:val="center"/>
       </w:pPr>
       <w:r>
-        <w:rPr>
-          <w:rFonts w:ascii="Consolas" w:hAnsi="Consolas" w:eastAsia="Microsoft YaHei"/>
-          <w:sz w:val="16"/>
-        </w:rPr>
-        <w:t xml:space="preserve">  → Skill 选择（触发条件匹配，read_skill_md 载入工作流）</w:t>
+        <w:drawing>
+          <wp:inline xmlns:a="http://schemas.openxmlformats.org/drawingml/2006/main" xmlns:pic="http://schemas.openxmlformats.org/drawingml/2006/picture">
+            <wp:extent cx="5669280" cy="3190133"/>
+            <wp:docPr id="3" name="Picture 3"/>
+            <wp:cNvGraphicFramePr>
+              <a:graphicFrameLocks noChangeAspect="1"/>
+            </wp:cNvGraphicFramePr>
+            <a:graphic>
+              <a:graphicData uri="http://schemas.openxmlformats.org/drawingml/2006/picture">
+                <pic:pic>
+                  <pic:nvPicPr>
+                    <pic:cNvPr id="0" name="fig-m2-dual-drive.png"/>
+                    <pic:cNvPicPr/>
+                  </pic:nvPicPr>
+                  <pic:blipFill>
+                    <a:blip r:embed="rId13"/>
+                    <a:stretch>
+                      <a:fillRect/>
+                    </a:stretch>
+                  </pic:blipFill>
+                  <pic:spPr>
+                    <a:xfrm>
+                      <a:off x="0" y="0"/>
+                      <a:ext cx="5669280" cy="3190133"/>
+                    </a:xfrm>
+                    <a:prstGeom prst="rect"/>
+                  </pic:spPr>
+                </pic:pic>
+              </a:graphicData>
+            </a:graphic>
+          </wp:inline>
+        </w:drawing>
       </w:r>
     </w:p>
     <w:p>
       <w:pPr>
-        <w:spacing w:before="0" w:after="0" w:line="240" w:lineRule="auto"/>
-        <w:ind w:left="144" w:right="144"/>
-        <w:shd w:fill="F5F7F9"/>
+        <w:spacing w:after="200"/>
+        <w:jc w:val="center"/>
       </w:pPr>
       <w:r>
         <w:rPr>
-          <w:rFonts w:ascii="Consolas" w:hAnsi="Consolas" w:eastAsia="Microsoft YaHei"/>
-          <w:sz w:val="16"/>
+          <w:rFonts w:ascii="Microsoft YaHei" w:hAnsi="Microsoft YaHei" w:eastAsia="Microsoft YaHei"/>
+          <w:color w:val="5A5A5A"/>
+          <w:sz w:val="18"/>
         </w:rPr>
-        <w:t xml:space="preserve">  → 检索驱动：knowledge_search / 资产与本体列举（确定性，可引用）</w:t>
-      </w:r>
-    </w:p>
-    <w:p>
-      <w:pPr>
-        <w:spacing w:before="0" w:after="0" w:line="240" w:lineRule="auto"/>
-        <w:ind w:left="144" w:right="144"/>
-        <w:shd w:fill="F5F7F9"/>
-      </w:pPr>
-      <w:r>
-        <w:rPr>
-          <w:rFonts w:ascii="Consolas" w:hAnsi="Consolas" w:eastAsia="Microsoft YaHei"/>
-          <w:sz w:val="16"/>
-        </w:rPr>
-        <w:t xml:space="preserve">  → 推理驱动：本体多跳检索（mode / path / citations）或明确回退</w:t>
-      </w:r>
-    </w:p>
-    <w:p>
-      <w:pPr>
-        <w:spacing w:before="0" w:after="0" w:line="240" w:lineRule="auto"/>
-        <w:ind w:left="144" w:right="144"/>
-        <w:shd w:fill="F5F7F9"/>
-      </w:pPr>
-      <w:r>
-        <w:rPr>
-          <w:rFonts w:ascii="Consolas" w:hAnsi="Consolas" w:eastAsia="Microsoft YaHei"/>
-          <w:sz w:val="16"/>
-        </w:rPr>
-        <w:t xml:space="preserve">  → 决策固化：按顺序写入证据（资产版本 + 节点 + 关系 + 跳数 + 引用）</w:t>
-      </w:r>
-    </w:p>
-    <w:p>
-      <w:pPr>
-        <w:spacing w:before="0" w:after="80" w:line="240" w:lineRule="auto"/>
-        <w:ind w:left="144" w:right="144"/>
-        <w:shd w:fill="F5F7F9"/>
-      </w:pPr>
-      <w:r>
-        <w:rPr>
-          <w:rFonts w:ascii="Consolas" w:hAnsi="Consolas" w:eastAsia="Microsoft YaHei"/>
-          <w:sz w:val="16"/>
-        </w:rPr>
-        <w:t xml:space="preserve">  → 输出：结论 + 引用 + 显式证据缺口</w:t>
+        <w:t>图 3 检索-推理双驱动执行流：检索驱动与推理驱动并行汇聚 → 证据充分性判断 → 决策固化或明示拒答</w:t>
       </w:r>
     </w:p>
     <w:p>
@@ -9328,6 +8815,125 @@
           <w:rFonts w:ascii="Microsoft YaHei" w:hAnsi="Microsoft YaHei" w:eastAsia="Microsoft YaHei"/>
           <w:sz w:val="21"/>
         </w:rPr>
+        <w:t>本次运行的控制台实测界面见图 4、图 5：</w:t>
+      </w:r>
+    </w:p>
+    <w:p>
+      <w:pPr>
+        <w:keepNext/>
+        <w:spacing w:before="120"/>
+        <w:jc w:val="center"/>
+      </w:pPr>
+      <w:r>
+        <w:drawing>
+          <wp:inline xmlns:a="http://schemas.openxmlformats.org/drawingml/2006/main" xmlns:pic="http://schemas.openxmlformats.org/drawingml/2006/picture">
+            <wp:extent cx="5669280" cy="3543300"/>
+            <wp:docPr id="4" name="Picture 4"/>
+            <wp:cNvGraphicFramePr>
+              <a:graphicFrameLocks noChangeAspect="1"/>
+            </wp:cNvGraphicFramePr>
+            <a:graphic>
+              <a:graphicData uri="http://schemas.openxmlformats.org/drawingml/2006/picture">
+                <pic:pic>
+                  <pic:nvPicPr>
+                    <pic:cNvPr id="0" name="01-nexent-console-qa-page-loggedin.png"/>
+                    <pic:cNvPicPr/>
+                  </pic:nvPicPr>
+                  <pic:blipFill>
+                    <a:blip r:embed="rId14"/>
+                    <a:stretch>
+                      <a:fillRect/>
+                    </a:stretch>
+                  </pic:blipFill>
+                  <pic:spPr>
+                    <a:xfrm>
+                      <a:off x="0" y="0"/>
+                      <a:ext cx="5669280" cy="3543300"/>
+                    </a:xfrm>
+                    <a:prstGeom prst="rect"/>
+                  </pic:spPr>
+                </pic:pic>
+              </a:graphicData>
+            </a:graphic>
+          </wp:inline>
+        </w:drawing>
+      </w:r>
+    </w:p>
+    <w:p>
+      <w:pPr>
+        <w:spacing w:after="200"/>
+        <w:jc w:val="center"/>
+      </w:pPr>
+      <w:r>
+        <w:rPr>
+          <w:rFonts w:ascii="Microsoft YaHei" w:hAnsi="Microsoft YaHei" w:eastAsia="Microsoft YaHei"/>
+          <w:color w:val="5A5A5A"/>
+          <w:sz w:val="18"/>
+        </w:rPr>
+        <w:t>图 4 本地 Nexent 控制台（登录态）：已发布的治理决策智能体，可直接发起问答（R-NX-09，2026-10-24 复采）</w:t>
+      </w:r>
+    </w:p>
+    <w:p>
+      <w:pPr>
+        <w:keepNext/>
+        <w:spacing w:before="120"/>
+        <w:jc w:val="center"/>
+      </w:pPr>
+      <w:r>
+        <w:drawing>
+          <wp:inline xmlns:a="http://schemas.openxmlformats.org/drawingml/2006/main" xmlns:pic="http://schemas.openxmlformats.org/drawingml/2006/picture">
+            <wp:extent cx="5669280" cy="3543300"/>
+            <wp:docPr id="5" name="Picture 5"/>
+            <wp:cNvGraphicFramePr>
+              <a:graphicFrameLocks noChangeAspect="1"/>
+            </wp:cNvGraphicFramePr>
+            <a:graphic>
+              <a:graphicData uri="http://schemas.openxmlformats.org/drawingml/2006/picture">
+                <pic:pic>
+                  <pic:nvPicPr>
+                    <pic:cNvPr id="0" name="02-nexent-model-config-deepseek.png"/>
+                    <pic:cNvPicPr/>
+                  </pic:nvPicPr>
+                  <pic:blipFill>
+                    <a:blip r:embed="rId15"/>
+                    <a:stretch>
+                      <a:fillRect/>
+                    </a:stretch>
+                  </pic:blipFill>
+                  <pic:spPr>
+                    <a:xfrm>
+                      <a:off x="0" y="0"/>
+                      <a:ext cx="5669280" cy="3543300"/>
+                    </a:xfrm>
+                    <a:prstGeom prst="rect"/>
+                  </pic:spPr>
+                </pic:pic>
+              </a:graphicData>
+            </a:graphic>
+          </wp:inline>
+        </w:drawing>
+      </w:r>
+    </w:p>
+    <w:p>
+      <w:pPr>
+        <w:spacing w:after="200"/>
+        <w:jc w:val="center"/>
+      </w:pPr>
+      <w:r>
+        <w:rPr>
+          <w:rFonts w:ascii="Microsoft YaHei" w:hAnsi="Microsoft YaHei" w:eastAsia="Microsoft YaHei"/>
+          <w:color w:val="5A5A5A"/>
+          <w:sz w:val="18"/>
+        </w:rPr>
+        <w:t>图 5 本地 Nexent 模型配置：DeepSeek deepseek-v4-pro，健康检查通过后控制台可见（R-NX-09）</w:t>
+      </w:r>
+    </w:p>
+    <w:p>
+      <w:r>
+        <w:rPr>
+          <w:rFonts w:ascii="Microsoft YaHei" w:hAnsi="Microsoft YaHei" w:eastAsia="Microsoft YaHei"/>
+          <w:sz w:val="21"/>
+        </w:rPr>
         <w:t>值得单独说明的是本次输出的</w:t>
       </w:r>
       <w:r>
@@ -9523,6 +9129,15 @@
         <w:t>五、调试迭代经验</w:t>
       </w:r>
     </w:p>
+    <w:p>
+      <w:r>
+        <w:rPr>
+          <w:rFonts w:ascii="Microsoft YaHei" w:hAnsi="Microsoft YaHei" w:eastAsia="Microsoft YaHei"/>
+          <w:sz w:val="21"/>
+        </w:rPr>
+        <w:t>按时间排序的真实排障史（全部有登记产物，含失败与阻断记录）：</w:t>
+      </w:r>
+    </w:p>
     <w:tbl>
       <w:tblPr>
         <w:tblW w:type="auto" w:w="0"/>
@@ -9542,7 +9157,7 @@
         </w:trPr>
         <w:tc>
           <w:tcPr>
-            <w:tcW w:type="dxa" w:w="1666"/>
+            <w:tcW w:type="dxa" w:w="1612"/>
             <w:vAlign w:val="center"/>
             <w:tcMar>
               <w:top w:w="38" w:type="dxa"/>
@@ -9578,7 +9193,7 @@
         </w:tc>
         <w:tc>
           <w:tcPr>
-            <w:tcW w:type="dxa" w:w="1332"/>
+            <w:tcW w:type="dxa" w:w="1612"/>
             <w:vAlign w:val="center"/>
             <w:tcMar>
               <w:top w:w="38" w:type="dxa"/>
@@ -9614,7 +9229,7 @@
         </w:tc>
         <w:tc>
           <w:tcPr>
-            <w:tcW w:type="dxa" w:w="6996"/>
+            <w:tcW w:type="dxa" w:w="6770"/>
             <w:vAlign w:val="center"/>
             <w:tcMar>
               <w:top w:w="38" w:type="dxa"/>
@@ -9655,7 +9270,7 @@
         </w:trPr>
         <w:tc>
           <w:tcPr>
-            <w:tcW w:type="dxa" w:w="1666"/>
+            <w:tcW w:type="dxa" w:w="1612"/>
             <w:vAlign w:val="center"/>
             <w:tcMar>
               <w:top w:w="38" w:type="dxa"/>
@@ -9689,7 +9304,7 @@
         </w:tc>
         <w:tc>
           <w:tcPr>
-            <w:tcW w:type="dxa" w:w="1332"/>
+            <w:tcW w:type="dxa" w:w="1612"/>
             <w:vAlign w:val="center"/>
             <w:tcMar>
               <w:top w:w="38" w:type="dxa"/>
@@ -9723,7 +9338,7 @@
         </w:tc>
         <w:tc>
           <w:tcPr>
-            <w:tcW w:type="dxa" w:w="6996"/>
+            <w:tcW w:type="dxa" w:w="6770"/>
             <w:vAlign w:val="center"/>
             <w:tcMar>
               <w:top w:w="38" w:type="dxa"/>
@@ -9778,7 +9393,7 @@
         </w:trPr>
         <w:tc>
           <w:tcPr>
-            <w:tcW w:type="dxa" w:w="1666"/>
+            <w:tcW w:type="dxa" w:w="1612"/>
             <w:vAlign w:val="center"/>
             <w:tcMar>
               <w:top w:w="38" w:type="dxa"/>
@@ -9813,7 +9428,7 @@
         </w:tc>
         <w:tc>
           <w:tcPr>
-            <w:tcW w:type="dxa" w:w="1332"/>
+            <w:tcW w:type="dxa" w:w="1612"/>
             <w:vAlign w:val="center"/>
             <w:tcMar>
               <w:top w:w="38" w:type="dxa"/>
@@ -9848,7 +9463,7 @@
         </w:tc>
         <w:tc>
           <w:tcPr>
-            <w:tcW w:type="dxa" w:w="6996"/>
+            <w:tcW w:type="dxa" w:w="6770"/>
             <w:vAlign w:val="center"/>
             <w:tcMar>
               <w:top w:w="38" w:type="dxa"/>
@@ -9888,7 +9503,7 @@
         </w:trPr>
         <w:tc>
           <w:tcPr>
-            <w:tcW w:type="dxa" w:w="1666"/>
+            <w:tcW w:type="dxa" w:w="1612"/>
             <w:vAlign w:val="center"/>
             <w:tcMar>
               <w:top w:w="38" w:type="dxa"/>
@@ -9922,7 +9537,41 @@
         </w:tc>
         <w:tc>
           <w:tcPr>
-            <w:tcW w:type="dxa" w:w="1332"/>
+            <w:tcW w:type="dxa" w:w="1612"/>
+            <w:vAlign w:val="center"/>
+            <w:tcMar>
+              <w:top w:w="38" w:type="dxa"/>
+              <w:start w:w="70" w:type="dxa"/>
+              <w:bottom w:w="38" w:type="dxa"/>
+              <w:end w:w="70" w:type="dxa"/>
+            </w:tcMar>
+            <w:tcBorders>
+              <w:top w:val="single" w:sz="6" w:space="0" w:color="D9D9D9"/>
+              <w:left w:val="single" w:sz="6" w:space="0" w:color="D9D9D9"/>
+              <w:bottom w:val="single" w:sz="6" w:space="0" w:color="D9D9D9"/>
+              <w:right w:val="single" w:sz="6" w:space="0" w:color="D9D9D9"/>
+              <w:insideH w:val="single" w:sz="6" w:space="0" w:color="D9D9D9"/>
+              <w:insideV w:val="single" w:sz="6" w:space="0" w:color="D9D9D9"/>
+            </w:tcBorders>
+          </w:tcPr>
+          <w:p>
+            <w:pPr>
+              <w:spacing w:after="0" w:line="252" w:lineRule="auto"/>
+              <w:jc w:val="center"/>
+            </w:pPr>
+            <w:r>
+              <w:rPr>
+                <w:rFonts w:ascii="Microsoft YaHei" w:hAnsi="Microsoft YaHei" w:eastAsia="Microsoft YaHei"/>
+                <w:color w:val="000000"/>
+                <w:sz w:val="17"/>
+              </w:rPr>
+              <w:t>托管平台公网路径</w:t>
+            </w:r>
+          </w:p>
+        </w:tc>
+        <w:tc>
+          <w:tcPr>
+            <w:tcW w:type="dxa" w:w="6770"/>
             <w:vAlign w:val="center"/>
             <w:tcMar>
               <w:top w:w="38" w:type="dxa"/>
@@ -9950,41 +9599,7 @@
                 <w:color w:val="000000"/>
                 <w:sz w:val="17"/>
               </w:rPr>
-              <w:t>无 Agent，工具面无法端到端</w:t>
-            </w:r>
-          </w:p>
-        </w:tc>
-        <w:tc>
-          <w:tcPr>
-            <w:tcW w:type="dxa" w:w="6996"/>
-            <w:vAlign w:val="center"/>
-            <w:tcMar>
-              <w:top w:w="38" w:type="dxa"/>
-              <w:start w:w="70" w:type="dxa"/>
-              <w:bottom w:w="38" w:type="dxa"/>
-              <w:end w:w="70" w:type="dxa"/>
-            </w:tcMar>
-            <w:tcBorders>
-              <w:top w:val="single" w:sz="6" w:space="0" w:color="D9D9D9"/>
-              <w:left w:val="single" w:sz="6" w:space="0" w:color="D9D9D9"/>
-              <w:bottom w:val="single" w:sz="6" w:space="0" w:color="D9D9D9"/>
-              <w:right w:val="single" w:sz="6" w:space="0" w:color="D9D9D9"/>
-              <w:insideH w:val="single" w:sz="6" w:space="0" w:color="D9D9D9"/>
-              <w:insideV w:val="single" w:sz="6" w:space="0" w:color="D9D9D9"/>
-            </w:tcBorders>
-          </w:tcPr>
-          <w:p>
-            <w:pPr>
-              <w:spacing w:after="0" w:line="252" w:lineRule="auto"/>
-              <w:jc w:val="left"/>
-            </w:pPr>
-            <w:r>
-              <w:rPr>
-                <w:rFonts w:ascii="Microsoft YaHei" w:hAnsi="Microsoft YaHei" w:eastAsia="Microsoft YaHei"/>
-                <w:color w:val="000000"/>
-                <w:sz w:val="17"/>
-              </w:rPr>
-              <w:t>创建并发布 Agent（R-NX-04，版本 v2），绑定 5 个 Skill 与 21 个工具，导出配置 ZIP；当时未配模型，完整问答列为待补</w:t>
+              <w:t>MCP 注册、21 工具加载、公网端点真实只读调用完成（R-NX-05）；导入 5 个 Skill（R-NX-07）；公网环境 Skill 绑定按钮 disabled，平台限制已留证（R-NX-06）</w:t>
             </w:r>
           </w:p>
         </w:tc>
@@ -9995,7 +9610,7 @@
         </w:trPr>
         <w:tc>
           <w:tcPr>
-            <w:tcW w:type="dxa" w:w="1666"/>
+            <w:tcW w:type="dxa" w:w="1612"/>
             <w:vAlign w:val="center"/>
             <w:tcMar>
               <w:top w:w="38" w:type="dxa"/>
@@ -10024,13 +9639,13 @@
                 <w:color w:val="000000"/>
                 <w:sz w:val="17"/>
               </w:rPr>
-              <w:t>2026-09-30</w:t>
+              <w:t>2026-09-29</w:t>
             </w:r>
           </w:p>
         </w:tc>
         <w:tc>
           <w:tcPr>
-            <w:tcW w:type="dxa" w:w="1332"/>
+            <w:tcW w:type="dxa" w:w="1612"/>
             <w:vAlign w:val="center"/>
             <w:tcMar>
               <w:top w:w="38" w:type="dxa"/>
@@ -10059,13 +9674,13 @@
                 <w:color w:val="000000"/>
                 <w:sz w:val="17"/>
               </w:rPr>
-              <w:t>Agent 运行时被拒</w:t>
+              <w:t>无 Agent，工具面无法端到端</w:t>
             </w:r>
           </w:p>
         </w:tc>
         <w:tc>
           <w:tcPr>
-            <w:tcW w:type="dxa" w:w="6996"/>
+            <w:tcW w:type="dxa" w:w="6770"/>
             <w:vAlign w:val="center"/>
             <w:tcMar>
               <w:top w:w="38" w:type="dxa"/>
@@ -10094,31 +9709,7 @@
                 <w:color w:val="000000"/>
                 <w:sz w:val="17"/>
               </w:rPr>
-              <w:t xml:space="preserve">根因：Nexent 要求 Agent </w:t>
-            </w:r>
-            <w:r>
-              <w:rPr>
-                <w:rFonts w:ascii="Consolas" w:hAnsi="Consolas" w:eastAsia="Microsoft YaHei"/>
-                <w:color w:val="000000"/>
-                <w:sz w:val="16"/>
-              </w:rPr>
-              <w:t>name</w:t>
-            </w:r>
-            <w:r>
-              <w:rPr>
-                <w:rFonts w:ascii="Microsoft YaHei" w:hAnsi="Microsoft YaHei" w:eastAsia="Microsoft YaHei"/>
-                <w:color w:val="000000"/>
-                <w:sz w:val="17"/>
-              </w:rPr>
-              <w:t xml:space="preserve"> 为合法 Python 标识符，连字符形式不合法。改为 </w:t>
-            </w:r>
-            <w:r>
-              <w:rPr>
-                <w:rFonts w:ascii="Consolas" w:hAnsi="Consolas" w:eastAsia="Microsoft YaHei"/>
-                <w:color w:val="000000"/>
-                <w:sz w:val="16"/>
-              </w:rPr>
-              <w:t>seasight_governance_decision_agent</w:t>
+              <w:t>创建并发布 Agent（R-NX-04，版本 v2），绑定 5 个 Skill 与 21 个工具，导出配置 ZIP；当时未配模型，完整问答列为待补</w:t>
             </w:r>
           </w:p>
         </w:tc>
@@ -10129,7 +9720,7 @@
         </w:trPr>
         <w:tc>
           <w:tcPr>
-            <w:tcW w:type="dxa" w:w="1666"/>
+            <w:tcW w:type="dxa" w:w="1612"/>
             <w:vAlign w:val="center"/>
             <w:tcMar>
               <w:top w:w="38" w:type="dxa"/>
@@ -10163,7 +9754,7 @@
         </w:tc>
         <w:tc>
           <w:tcPr>
-            <w:tcW w:type="dxa" w:w="1332"/>
+            <w:tcW w:type="dxa" w:w="1612"/>
             <w:vAlign w:val="center"/>
             <w:tcMar>
               <w:top w:w="38" w:type="dxa"/>
@@ -10191,13 +9782,13 @@
                 <w:color w:val="000000"/>
                 <w:sz w:val="17"/>
               </w:rPr>
-              <w:t>控制台看不到 Agent</w:t>
+              <w:t>Agent 运行时被拒</w:t>
             </w:r>
           </w:p>
         </w:tc>
         <w:tc>
           <w:tcPr>
-            <w:tcW w:type="dxa" w:w="6996"/>
+            <w:tcW w:type="dxa" w:w="6770"/>
             <w:vAlign w:val="center"/>
             <w:tcMar>
               <w:top w:w="38" w:type="dxa"/>
@@ -10225,7 +9816,7 @@
                 <w:color w:val="000000"/>
                 <w:sz w:val="17"/>
               </w:rPr>
-              <w:t xml:space="preserve">根因：模型状态非 </w:t>
+              <w:t xml:space="preserve">根因：Nexent 要求 Agent </w:t>
             </w:r>
             <w:r>
               <w:rPr>
@@ -10233,7 +9824,7 @@
                 <w:color w:val="000000"/>
                 <w:sz w:val="16"/>
               </w:rPr>
-              <w:t>available</w:t>
+              <w:t>name</w:t>
             </w:r>
             <w:r>
               <w:rPr>
@@ -10241,7 +9832,7 @@
                 <w:color w:val="000000"/>
                 <w:sz w:val="17"/>
               </w:rPr>
-              <w:t xml:space="preserve">。经官方 </w:t>
+              <w:t xml:space="preserve"> 为合法 Python 标识符，连字符形式不合法。改为 </w:t>
             </w:r>
             <w:r>
               <w:rPr>
@@ -10249,47 +9840,7 @@
                 <w:color w:val="000000"/>
                 <w:sz w:val="16"/>
               </w:rPr>
-              <w:t>/api/model/healthcheck</w:t>
-            </w:r>
-            <w:r>
-              <w:rPr>
-                <w:rFonts w:ascii="Microsoft YaHei" w:hAnsi="Microsoft YaHei" w:eastAsia="Microsoft YaHei"/>
-                <w:color w:val="000000"/>
-                <w:sz w:val="17"/>
-              </w:rPr>
-              <w:t xml:space="preserve"> 后 </w:t>
-            </w:r>
-            <w:r>
-              <w:rPr>
-                <w:rFonts w:ascii="Consolas" w:hAnsi="Consolas" w:eastAsia="Microsoft YaHei"/>
-                <w:color w:val="000000"/>
-                <w:sz w:val="16"/>
-              </w:rPr>
-              <w:t>/api/agent/list</w:t>
-            </w:r>
-            <w:r>
-              <w:rPr>
-                <w:rFonts w:ascii="Microsoft YaHei" w:hAnsi="Microsoft YaHei" w:eastAsia="Microsoft YaHei"/>
-                <w:color w:val="000000"/>
-                <w:sz w:val="17"/>
-              </w:rPr>
-              <w:t xml:space="preserve"> 返回 </w:t>
-            </w:r>
-            <w:r>
-              <w:rPr>
-                <w:rFonts w:ascii="Consolas" w:hAnsi="Consolas" w:eastAsia="Microsoft YaHei"/>
-                <w:color w:val="000000"/>
-                <w:sz w:val="16"/>
-              </w:rPr>
-              <w:t>is_available: true</w:t>
-            </w:r>
-            <w:r>
-              <w:rPr>
-                <w:rFonts w:ascii="Microsoft YaHei" w:hAnsi="Microsoft YaHei" w:eastAsia="Microsoft YaHei"/>
-                <w:color w:val="000000"/>
-                <w:sz w:val="17"/>
-              </w:rPr>
-              <w:t>，控制台恢复可见</w:t>
+              <w:t>seasight_governance_decision_agent</w:t>
             </w:r>
           </w:p>
         </w:tc>
@@ -10300,7 +9851,7 @@
         </w:trPr>
         <w:tc>
           <w:tcPr>
-            <w:tcW w:type="dxa" w:w="1666"/>
+            <w:tcW w:type="dxa" w:w="1612"/>
             <w:vAlign w:val="center"/>
             <w:tcMar>
               <w:top w:w="38" w:type="dxa"/>
@@ -10335,42 +9886,7 @@
         </w:tc>
         <w:tc>
           <w:tcPr>
-            <w:tcW w:type="dxa" w:w="1332"/>
-            <w:vAlign w:val="center"/>
-            <w:tcMar>
-              <w:top w:w="38" w:type="dxa"/>
-              <w:start w:w="70" w:type="dxa"/>
-              <w:bottom w:w="38" w:type="dxa"/>
-              <w:end w:w="70" w:type="dxa"/>
-            </w:tcMar>
-            <w:tcBorders>
-              <w:top w:val="single" w:sz="6" w:space="0" w:color="D9D9D9"/>
-              <w:left w:val="single" w:sz="6" w:space="0" w:color="D9D9D9"/>
-              <w:bottom w:val="single" w:sz="6" w:space="0" w:color="D9D9D9"/>
-              <w:right w:val="single" w:sz="6" w:space="0" w:color="D9D9D9"/>
-              <w:insideH w:val="single" w:sz="6" w:space="0" w:color="D9D9D9"/>
-              <w:insideV w:val="single" w:sz="6" w:space="0" w:color="D9D9D9"/>
-            </w:tcBorders>
-            <w:shd w:fill="F3F7FA"/>
-          </w:tcPr>
-          <w:p>
-            <w:pPr>
-              <w:spacing w:after="0" w:line="252" w:lineRule="auto"/>
-              <w:jc w:val="center"/>
-            </w:pPr>
-            <w:r>
-              <w:rPr>
-                <w:rFonts w:ascii="Microsoft YaHei" w:hAnsi="Microsoft YaHei" w:eastAsia="Microsoft YaHei"/>
-                <w:color w:val="000000"/>
-                <w:sz w:val="17"/>
-              </w:rPr>
-              <w:t>本地完整问答验收</w:t>
-            </w:r>
-          </w:p>
-        </w:tc>
-        <w:tc>
-          <w:tcPr>
-            <w:tcW w:type="dxa" w:w="6996"/>
+            <w:tcW w:type="dxa" w:w="1612"/>
             <w:vAlign w:val="center"/>
             <w:tcMar>
               <w:top w:w="38" w:type="dxa"/>
@@ -10399,173 +9915,13 @@
                 <w:color w:val="000000"/>
                 <w:sz w:val="17"/>
               </w:rPr>
-              <w:t xml:space="preserve">发布版本 4 </w:t>
-            </w:r>
-            <w:r>
-              <w:rPr>
-                <w:rFonts w:ascii="Consolas" w:hAnsi="Consolas" w:eastAsia="Microsoft YaHei"/>
-                <w:color w:val="000000"/>
-                <w:sz w:val="16"/>
-              </w:rPr>
-              <w:t>v0.2.0-seasight-governance-llm</w:t>
-            </w:r>
-            <w:r>
-              <w:rPr>
-                <w:rFonts w:ascii="Microsoft YaHei" w:hAnsi="Microsoft YaHei" w:eastAsia="Microsoft YaHei"/>
-                <w:color w:val="000000"/>
-                <w:sz w:val="17"/>
-              </w:rPr>
-              <w:t>，跑通完整 Skill 问答（R-NX-09，指标见 §4.3）</w:t>
-            </w:r>
-          </w:p>
-        </w:tc>
-      </w:tr>
-      <w:tr>
-        <w:trPr>
-          <w:cantSplit w:val="true"/>
-        </w:trPr>
-        <w:tc>
-          <w:tcPr>
-            <w:tcW w:type="dxa" w:w="1666"/>
-            <w:vAlign w:val="center"/>
-            <w:tcMar>
-              <w:top w:w="38" w:type="dxa"/>
-              <w:start w:w="70" w:type="dxa"/>
-              <w:bottom w:w="38" w:type="dxa"/>
-              <w:end w:w="70" w:type="dxa"/>
-            </w:tcMar>
-            <w:tcBorders>
-              <w:top w:val="single" w:sz="6" w:space="0" w:color="D9D9D9"/>
-              <w:left w:val="single" w:sz="6" w:space="0" w:color="D9D9D9"/>
-              <w:bottom w:val="single" w:sz="6" w:space="0" w:color="D9D9D9"/>
-              <w:right w:val="single" w:sz="6" w:space="0" w:color="D9D9D9"/>
-              <w:insideH w:val="single" w:sz="6" w:space="0" w:color="D9D9D9"/>
-              <w:insideV w:val="single" w:sz="6" w:space="0" w:color="D9D9D9"/>
-            </w:tcBorders>
-          </w:tcPr>
-          <w:p>
-            <w:pPr>
-              <w:spacing w:after="0" w:line="252" w:lineRule="auto"/>
-              <w:jc w:val="left"/>
-            </w:pPr>
-            <w:r>
-              <w:rPr>
-                <w:rFonts w:ascii="Microsoft YaHei" w:hAnsi="Microsoft YaHei" w:eastAsia="Microsoft YaHei"/>
-                <w:color w:val="000000"/>
-                <w:sz w:val="17"/>
-              </w:rPr>
-              <w:t>2026-09-30</w:t>
+              <w:t>控制台看不到 Agent</w:t>
             </w:r>
           </w:p>
         </w:tc>
         <w:tc>
           <w:tcPr>
-            <w:tcW w:type="dxa" w:w="1332"/>
-            <w:vAlign w:val="center"/>
-            <w:tcMar>
-              <w:top w:w="38" w:type="dxa"/>
-              <w:start w:w="70" w:type="dxa"/>
-              <w:bottom w:w="38" w:type="dxa"/>
-              <w:end w:w="70" w:type="dxa"/>
-            </w:tcMar>
-            <w:tcBorders>
-              <w:top w:val="single" w:sz="6" w:space="0" w:color="D9D9D9"/>
-              <w:left w:val="single" w:sz="6" w:space="0" w:color="D9D9D9"/>
-              <w:bottom w:val="single" w:sz="6" w:space="0" w:color="D9D9D9"/>
-              <w:right w:val="single" w:sz="6" w:space="0" w:color="D9D9D9"/>
-              <w:insideH w:val="single" w:sz="6" w:space="0" w:color="D9D9D9"/>
-              <w:insideV w:val="single" w:sz="6" w:space="0" w:color="D9D9D9"/>
-            </w:tcBorders>
-          </w:tcPr>
-          <w:p>
-            <w:pPr>
-              <w:spacing w:after="0" w:line="252" w:lineRule="auto"/>
-              <w:jc w:val="center"/>
-            </w:pPr>
-            <w:r>
-              <w:rPr>
-                <w:rFonts w:ascii="Microsoft YaHei" w:hAnsi="Microsoft YaHei" w:eastAsia="Microsoft YaHei"/>
-                <w:color w:val="000000"/>
-                <w:sz w:val="17"/>
-              </w:rPr>
-              <w:t>托管平台私网路径</w:t>
-            </w:r>
-          </w:p>
-        </w:tc>
-        <w:tc>
-          <w:tcPr>
-            <w:tcW w:type="dxa" w:w="6996"/>
-            <w:vAlign w:val="center"/>
-            <w:tcMar>
-              <w:top w:w="38" w:type="dxa"/>
-              <w:start w:w="70" w:type="dxa"/>
-              <w:bottom w:w="38" w:type="dxa"/>
-              <w:end w:w="70" w:type="dxa"/>
-            </w:tcMar>
-            <w:tcBorders>
-              <w:top w:val="single" w:sz="6" w:space="0" w:color="D9D9D9"/>
-              <w:left w:val="single" w:sz="6" w:space="0" w:color="D9D9D9"/>
-              <w:bottom w:val="single" w:sz="6" w:space="0" w:color="D9D9D9"/>
-              <w:right w:val="single" w:sz="6" w:space="0" w:color="D9D9D9"/>
-              <w:insideH w:val="single" w:sz="6" w:space="0" w:color="D9D9D9"/>
-              <w:insideV w:val="single" w:sz="6" w:space="0" w:color="D9D9D9"/>
-            </w:tcBorders>
-          </w:tcPr>
-          <w:p>
-            <w:pPr>
-              <w:spacing w:after="0" w:line="252" w:lineRule="auto"/>
-              <w:jc w:val="left"/>
-            </w:pPr>
-            <w:r>
-              <w:rPr>
-                <w:rFonts w:ascii="Microsoft YaHei" w:hAnsi="Microsoft YaHei" w:eastAsia="Microsoft YaHei"/>
-                <w:color w:val="000000"/>
-                <w:sz w:val="17"/>
-              </w:rPr>
-              <w:t xml:space="preserve">已建私网环境与网关，但账号欠费使“创建 Target”原生禁用（Target 0/10），Agent 启用 VPC 报 </w:t>
-            </w:r>
-            <w:r>
-              <w:rPr>
-                <w:rFonts w:ascii="Consolas" w:hAnsi="Consolas" w:eastAsia="Microsoft YaHei"/>
-                <w:color w:val="000000"/>
-                <w:sz w:val="16"/>
-              </w:rPr>
-              <w:t>AgentArts.03002206</w:t>
-            </w:r>
-            <w:r>
-              <w:rPr>
-                <w:rFonts w:ascii="Microsoft YaHei" w:hAnsi="Microsoft YaHei" w:eastAsia="Microsoft YaHei"/>
-                <w:color w:val="000000"/>
-                <w:sz w:val="17"/>
-              </w:rPr>
-              <w:t xml:space="preserve">（R-NX-07 </w:t>
-            </w:r>
-            <w:r>
-              <w:rPr>
-                <w:rFonts w:ascii="Consolas" w:hAnsi="Consolas" w:eastAsia="Microsoft YaHei"/>
-                <w:color w:val="000000"/>
-                <w:sz w:val="16"/>
-              </w:rPr>
-              <w:t>blocked</w:t>
-            </w:r>
-            <w:r>
-              <w:rPr>
-                <w:rFonts w:ascii="Microsoft YaHei" w:hAnsi="Microsoft YaHei" w:eastAsia="Microsoft YaHei"/>
-                <w:color w:val="000000"/>
-                <w:sz w:val="17"/>
-              </w:rPr>
-              <w:t>）</w:t>
-            </w:r>
-          </w:p>
-        </w:tc>
-      </w:tr>
-      <w:tr>
-        <w:trPr>
-          <w:cantSplit w:val="true"/>
-        </w:trPr>
-        <w:tc>
-          <w:tcPr>
-            <w:tcW w:type="dxa" w:w="1666"/>
+            <w:tcW w:type="dxa" w:w="6770"/>
             <w:vAlign w:val="center"/>
             <w:tcMar>
               <w:top w:w="38" w:type="dxa"/>
@@ -10594,13 +9950,82 @@
                 <w:color w:val="000000"/>
                 <w:sz w:val="17"/>
               </w:rPr>
-              <w:t>2026-09-29</w:t>
+              <w:t xml:space="preserve">根因：模型状态非 </w:t>
+            </w:r>
+            <w:r>
+              <w:rPr>
+                <w:rFonts w:ascii="Consolas" w:hAnsi="Consolas" w:eastAsia="Microsoft YaHei"/>
+                <w:color w:val="000000"/>
+                <w:sz w:val="16"/>
+              </w:rPr>
+              <w:t>available</w:t>
+            </w:r>
+            <w:r>
+              <w:rPr>
+                <w:rFonts w:ascii="Microsoft YaHei" w:hAnsi="Microsoft YaHei" w:eastAsia="Microsoft YaHei"/>
+                <w:color w:val="000000"/>
+                <w:sz w:val="17"/>
+              </w:rPr>
+              <w:t xml:space="preserve">。经官方 </w:t>
+            </w:r>
+            <w:r>
+              <w:rPr>
+                <w:rFonts w:ascii="Consolas" w:hAnsi="Consolas" w:eastAsia="Microsoft YaHei"/>
+                <w:color w:val="000000"/>
+                <w:sz w:val="16"/>
+              </w:rPr>
+              <w:t>/api/model/healthcheck</w:t>
+            </w:r>
+            <w:r>
+              <w:rPr>
+                <w:rFonts w:ascii="Microsoft YaHei" w:hAnsi="Microsoft YaHei" w:eastAsia="Microsoft YaHei"/>
+                <w:color w:val="000000"/>
+                <w:sz w:val="17"/>
+              </w:rPr>
+              <w:t xml:space="preserve"> 后 </w:t>
+            </w:r>
+            <w:r>
+              <w:rPr>
+                <w:rFonts w:ascii="Consolas" w:hAnsi="Consolas" w:eastAsia="Microsoft YaHei"/>
+                <w:color w:val="000000"/>
+                <w:sz w:val="16"/>
+              </w:rPr>
+              <w:t>/api/agent/list</w:t>
+            </w:r>
+            <w:r>
+              <w:rPr>
+                <w:rFonts w:ascii="Microsoft YaHei" w:hAnsi="Microsoft YaHei" w:eastAsia="Microsoft YaHei"/>
+                <w:color w:val="000000"/>
+                <w:sz w:val="17"/>
+              </w:rPr>
+              <w:t xml:space="preserve"> 返回 </w:t>
+            </w:r>
+            <w:r>
+              <w:rPr>
+                <w:rFonts w:ascii="Consolas" w:hAnsi="Consolas" w:eastAsia="Microsoft YaHei"/>
+                <w:color w:val="000000"/>
+                <w:sz w:val="16"/>
+              </w:rPr>
+              <w:t>is_available: true</w:t>
+            </w:r>
+            <w:r>
+              <w:rPr>
+                <w:rFonts w:ascii="Microsoft YaHei" w:hAnsi="Microsoft YaHei" w:eastAsia="Microsoft YaHei"/>
+                <w:color w:val="000000"/>
+                <w:sz w:val="17"/>
+              </w:rPr>
+              <w:t>，控制台恢复可见</w:t>
             </w:r>
           </w:p>
         </w:tc>
+      </w:tr>
+      <w:tr>
+        <w:trPr>
+          <w:cantSplit w:val="true"/>
+        </w:trPr>
         <w:tc>
           <w:tcPr>
-            <w:tcW w:type="dxa" w:w="1332"/>
+            <w:tcW w:type="dxa" w:w="1612"/>
             <w:vAlign w:val="center"/>
             <w:tcMar>
               <w:top w:w="38" w:type="dxa"/>
@@ -10616,7 +10041,40 @@
               <w:insideH w:val="single" w:sz="6" w:space="0" w:color="D9D9D9"/>
               <w:insideV w:val="single" w:sz="6" w:space="0" w:color="D9D9D9"/>
             </w:tcBorders>
-            <w:shd w:fill="F3F7FA"/>
+          </w:tcPr>
+          <w:p>
+            <w:pPr>
+              <w:spacing w:after="0" w:line="252" w:lineRule="auto"/>
+              <w:jc w:val="left"/>
+            </w:pPr>
+            <w:r>
+              <w:rPr>
+                <w:rFonts w:ascii="Microsoft YaHei" w:hAnsi="Microsoft YaHei" w:eastAsia="Microsoft YaHei"/>
+                <w:color w:val="000000"/>
+                <w:sz w:val="17"/>
+              </w:rPr>
+              <w:t>2026-09-30</w:t>
+            </w:r>
+          </w:p>
+        </w:tc>
+        <w:tc>
+          <w:tcPr>
+            <w:tcW w:type="dxa" w:w="1612"/>
+            <w:vAlign w:val="center"/>
+            <w:tcMar>
+              <w:top w:w="38" w:type="dxa"/>
+              <w:start w:w="70" w:type="dxa"/>
+              <w:bottom w:w="38" w:type="dxa"/>
+              <w:end w:w="70" w:type="dxa"/>
+            </w:tcMar>
+            <w:tcBorders>
+              <w:top w:val="single" w:sz="6" w:space="0" w:color="D9D9D9"/>
+              <w:left w:val="single" w:sz="6" w:space="0" w:color="D9D9D9"/>
+              <w:bottom w:val="single" w:sz="6" w:space="0" w:color="D9D9D9"/>
+              <w:right w:val="single" w:sz="6" w:space="0" w:color="D9D9D9"/>
+              <w:insideH w:val="single" w:sz="6" w:space="0" w:color="D9D9D9"/>
+              <w:insideV w:val="single" w:sz="6" w:space="0" w:color="D9D9D9"/>
+            </w:tcBorders>
           </w:tcPr>
           <w:p>
             <w:pPr>
@@ -10629,13 +10087,68 @@
                 <w:color w:val="000000"/>
                 <w:sz w:val="17"/>
               </w:rPr>
-              <w:t>托管平台公网路径</w:t>
+              <w:t>本地完整问答验收</w:t>
             </w:r>
           </w:p>
         </w:tc>
         <w:tc>
           <w:tcPr>
-            <w:tcW w:type="dxa" w:w="6996"/>
+            <w:tcW w:type="dxa" w:w="6770"/>
+            <w:vAlign w:val="center"/>
+            <w:tcMar>
+              <w:top w:w="38" w:type="dxa"/>
+              <w:start w:w="70" w:type="dxa"/>
+              <w:bottom w:w="38" w:type="dxa"/>
+              <w:end w:w="70" w:type="dxa"/>
+            </w:tcMar>
+            <w:tcBorders>
+              <w:top w:val="single" w:sz="6" w:space="0" w:color="D9D9D9"/>
+              <w:left w:val="single" w:sz="6" w:space="0" w:color="D9D9D9"/>
+              <w:bottom w:val="single" w:sz="6" w:space="0" w:color="D9D9D9"/>
+              <w:right w:val="single" w:sz="6" w:space="0" w:color="D9D9D9"/>
+              <w:insideH w:val="single" w:sz="6" w:space="0" w:color="D9D9D9"/>
+              <w:insideV w:val="single" w:sz="6" w:space="0" w:color="D9D9D9"/>
+            </w:tcBorders>
+          </w:tcPr>
+          <w:p>
+            <w:pPr>
+              <w:spacing w:after="0" w:line="252" w:lineRule="auto"/>
+              <w:jc w:val="left"/>
+            </w:pPr>
+            <w:r>
+              <w:rPr>
+                <w:rFonts w:ascii="Microsoft YaHei" w:hAnsi="Microsoft YaHei" w:eastAsia="Microsoft YaHei"/>
+                <w:color w:val="000000"/>
+                <w:sz w:val="17"/>
+              </w:rPr>
+              <w:t xml:space="preserve">发布版本 4 </w:t>
+            </w:r>
+            <w:r>
+              <w:rPr>
+                <w:rFonts w:ascii="Consolas" w:hAnsi="Consolas" w:eastAsia="Microsoft YaHei"/>
+                <w:color w:val="000000"/>
+                <w:sz w:val="16"/>
+              </w:rPr>
+              <w:t>v0.2.0-seasight-governance-llm</w:t>
+            </w:r>
+            <w:r>
+              <w:rPr>
+                <w:rFonts w:ascii="Microsoft YaHei" w:hAnsi="Microsoft YaHei" w:eastAsia="Microsoft YaHei"/>
+                <w:color w:val="000000"/>
+                <w:sz w:val="17"/>
+              </w:rPr>
+              <w:t>，跑通完整 Skill 问答（R-NX-09，指标见 §4.3）</w:t>
+            </w:r>
+          </w:p>
+        </w:tc>
+      </w:tr>
+      <w:tr>
+        <w:trPr>
+          <w:cantSplit w:val="true"/>
+        </w:trPr>
+        <w:tc>
+          <w:tcPr>
+            <w:tcW w:type="dxa" w:w="1612"/>
             <w:vAlign w:val="center"/>
             <w:tcMar>
               <w:top w:w="38" w:type="dxa"/>
@@ -10664,7 +10177,344 @@
                 <w:color w:val="000000"/>
                 <w:sz w:val="17"/>
               </w:rPr>
-              <w:t>MCP 注册、21 工具加载、公网端点真实只读调用完成（R-NX-05）；导入 5 个 Skill（R-NX-07）；公网环境 Skill 绑定按钮 disabled，平台限制已留证（R-NX-06）</w:t>
+              <w:t>2026-09-30</w:t>
+            </w:r>
+          </w:p>
+        </w:tc>
+        <w:tc>
+          <w:tcPr>
+            <w:tcW w:type="dxa" w:w="1612"/>
+            <w:vAlign w:val="center"/>
+            <w:tcMar>
+              <w:top w:w="38" w:type="dxa"/>
+              <w:start w:w="70" w:type="dxa"/>
+              <w:bottom w:w="38" w:type="dxa"/>
+              <w:end w:w="70" w:type="dxa"/>
+            </w:tcMar>
+            <w:tcBorders>
+              <w:top w:val="single" w:sz="6" w:space="0" w:color="D9D9D9"/>
+              <w:left w:val="single" w:sz="6" w:space="0" w:color="D9D9D9"/>
+              <w:bottom w:val="single" w:sz="6" w:space="0" w:color="D9D9D9"/>
+              <w:right w:val="single" w:sz="6" w:space="0" w:color="D9D9D9"/>
+              <w:insideH w:val="single" w:sz="6" w:space="0" w:color="D9D9D9"/>
+              <w:insideV w:val="single" w:sz="6" w:space="0" w:color="D9D9D9"/>
+            </w:tcBorders>
+            <w:shd w:fill="F3F7FA"/>
+          </w:tcPr>
+          <w:p>
+            <w:pPr>
+              <w:spacing w:after="0" w:line="252" w:lineRule="auto"/>
+              <w:jc w:val="left"/>
+            </w:pPr>
+            <w:r>
+              <w:rPr>
+                <w:rFonts w:ascii="Microsoft YaHei" w:hAnsi="Microsoft YaHei" w:eastAsia="Microsoft YaHei"/>
+                <w:color w:val="000000"/>
+                <w:sz w:val="17"/>
+              </w:rPr>
+              <w:t>托管平台私网路径受阻</w:t>
+            </w:r>
+          </w:p>
+        </w:tc>
+        <w:tc>
+          <w:tcPr>
+            <w:tcW w:type="dxa" w:w="6770"/>
+            <w:vAlign w:val="center"/>
+            <w:tcMar>
+              <w:top w:w="38" w:type="dxa"/>
+              <w:start w:w="70" w:type="dxa"/>
+              <w:bottom w:w="38" w:type="dxa"/>
+              <w:end w:w="70" w:type="dxa"/>
+            </w:tcMar>
+            <w:tcBorders>
+              <w:top w:val="single" w:sz="6" w:space="0" w:color="D9D9D9"/>
+              <w:left w:val="single" w:sz="6" w:space="0" w:color="D9D9D9"/>
+              <w:bottom w:val="single" w:sz="6" w:space="0" w:color="D9D9D9"/>
+              <w:right w:val="single" w:sz="6" w:space="0" w:color="D9D9D9"/>
+              <w:insideH w:val="single" w:sz="6" w:space="0" w:color="D9D9D9"/>
+              <w:insideV w:val="single" w:sz="6" w:space="0" w:color="D9D9D9"/>
+            </w:tcBorders>
+            <w:shd w:fill="F3F7FA"/>
+          </w:tcPr>
+          <w:p>
+            <w:pPr>
+              <w:spacing w:after="0" w:line="252" w:lineRule="auto"/>
+              <w:jc w:val="left"/>
+            </w:pPr>
+            <w:r>
+              <w:rPr>
+                <w:rFonts w:ascii="Microsoft YaHei" w:hAnsi="Microsoft YaHei" w:eastAsia="Microsoft YaHei"/>
+                <w:color w:val="000000"/>
+                <w:sz w:val="17"/>
+              </w:rPr>
+              <w:t xml:space="preserve">账号欠费使“创建 Target”原生禁用（Target 0/10），Agent 启用 VPC 报 </w:t>
+            </w:r>
+            <w:r>
+              <w:rPr>
+                <w:rFonts w:ascii="Consolas" w:hAnsi="Consolas" w:eastAsia="Microsoft YaHei"/>
+                <w:color w:val="000000"/>
+                <w:sz w:val="16"/>
+              </w:rPr>
+              <w:t>AgentArts.03002206</w:t>
+            </w:r>
+            <w:r>
+              <w:rPr>
+                <w:rFonts w:ascii="Microsoft YaHei" w:hAnsi="Microsoft YaHei" w:eastAsia="Microsoft YaHei"/>
+                <w:color w:val="000000"/>
+                <w:sz w:val="17"/>
+              </w:rPr>
+              <w:t xml:space="preserve">（R-NX-07 </w:t>
+            </w:r>
+            <w:r>
+              <w:rPr>
+                <w:rFonts w:ascii="Consolas" w:hAnsi="Consolas" w:eastAsia="Microsoft YaHei"/>
+                <w:color w:val="000000"/>
+                <w:sz w:val="16"/>
+              </w:rPr>
+              <w:t>blocked</w:t>
+            </w:r>
+            <w:r>
+              <w:rPr>
+                <w:rFonts w:ascii="Microsoft YaHei" w:hAnsi="Microsoft YaHei" w:eastAsia="Microsoft YaHei"/>
+                <w:color w:val="000000"/>
+                <w:sz w:val="17"/>
+              </w:rPr>
+              <w:t>，如实登记）</w:t>
+            </w:r>
+          </w:p>
+        </w:tc>
+      </w:tr>
+      <w:tr>
+        <w:trPr>
+          <w:cantSplit w:val="true"/>
+        </w:trPr>
+        <w:tc>
+          <w:tcPr>
+            <w:tcW w:type="dxa" w:w="1612"/>
+            <w:vAlign w:val="center"/>
+            <w:tcMar>
+              <w:top w:w="38" w:type="dxa"/>
+              <w:start w:w="70" w:type="dxa"/>
+              <w:bottom w:w="38" w:type="dxa"/>
+              <w:end w:w="70" w:type="dxa"/>
+            </w:tcMar>
+            <w:tcBorders>
+              <w:top w:val="single" w:sz="6" w:space="0" w:color="D9D9D9"/>
+              <w:left w:val="single" w:sz="6" w:space="0" w:color="D9D9D9"/>
+              <w:bottom w:val="single" w:sz="6" w:space="0" w:color="D9D9D9"/>
+              <w:right w:val="single" w:sz="6" w:space="0" w:color="D9D9D9"/>
+              <w:insideH w:val="single" w:sz="6" w:space="0" w:color="D9D9D9"/>
+              <w:insideV w:val="single" w:sz="6" w:space="0" w:color="D9D9D9"/>
+            </w:tcBorders>
+          </w:tcPr>
+          <w:p>
+            <w:pPr>
+              <w:spacing w:after="0" w:line="252" w:lineRule="auto"/>
+              <w:jc w:val="left"/>
+            </w:pPr>
+            <w:r>
+              <w:rPr>
+                <w:rFonts w:ascii="Microsoft YaHei" w:hAnsi="Microsoft YaHei" w:eastAsia="Microsoft YaHei"/>
+                <w:color w:val="000000"/>
+                <w:sz w:val="17"/>
+              </w:rPr>
+              <w:t>2026-10-24</w:t>
+            </w:r>
+          </w:p>
+        </w:tc>
+        <w:tc>
+          <w:tcPr>
+            <w:tcW w:type="dxa" w:w="1612"/>
+            <w:vAlign w:val="center"/>
+            <w:tcMar>
+              <w:top w:w="38" w:type="dxa"/>
+              <w:start w:w="70" w:type="dxa"/>
+              <w:bottom w:w="38" w:type="dxa"/>
+              <w:end w:w="70" w:type="dxa"/>
+            </w:tcMar>
+            <w:tcBorders>
+              <w:top w:val="single" w:sz="6" w:space="0" w:color="D9D9D9"/>
+              <w:left w:val="single" w:sz="6" w:space="0" w:color="D9D9D9"/>
+              <w:bottom w:val="single" w:sz="6" w:space="0" w:color="D9D9D9"/>
+              <w:right w:val="single" w:sz="6" w:space="0" w:color="D9D9D9"/>
+              <w:insideH w:val="single" w:sz="6" w:space="0" w:color="D9D9D9"/>
+              <w:insideV w:val="single" w:sz="6" w:space="0" w:color="D9D9D9"/>
+            </w:tcBorders>
+          </w:tcPr>
+          <w:p>
+            <w:pPr>
+              <w:spacing w:after="0" w:line="252" w:lineRule="auto"/>
+              <w:jc w:val="left"/>
+            </w:pPr>
+            <w:r>
+              <w:rPr>
+                <w:rFonts w:ascii="Microsoft YaHei" w:hAnsi="Microsoft YaHei" w:eastAsia="Microsoft YaHei"/>
+                <w:color w:val="000000"/>
+                <w:sz w:val="17"/>
+              </w:rPr>
+              <w:t>托管平台 401 探测</w:t>
+            </w:r>
+          </w:p>
+        </w:tc>
+        <w:tc>
+          <w:tcPr>
+            <w:tcW w:type="dxa" w:w="6770"/>
+            <w:vAlign w:val="center"/>
+            <w:tcMar>
+              <w:top w:w="38" w:type="dxa"/>
+              <w:start w:w="70" w:type="dxa"/>
+              <w:bottom w:w="38" w:type="dxa"/>
+              <w:end w:w="70" w:type="dxa"/>
+            </w:tcMar>
+            <w:tcBorders>
+              <w:top w:val="single" w:sz="6" w:space="0" w:color="D9D9D9"/>
+              <w:left w:val="single" w:sz="6" w:space="0" w:color="D9D9D9"/>
+              <w:bottom w:val="single" w:sz="6" w:space="0" w:color="D9D9D9"/>
+              <w:right w:val="single" w:sz="6" w:space="0" w:color="D9D9D9"/>
+              <w:insideH w:val="single" w:sz="6" w:space="0" w:color="D9D9D9"/>
+              <w:insideV w:val="single" w:sz="6" w:space="0" w:color="D9D9D9"/>
+            </w:tcBorders>
+          </w:tcPr>
+          <w:p>
+            <w:pPr>
+              <w:spacing w:after="0" w:line="252" w:lineRule="auto"/>
+              <w:jc w:val="left"/>
+            </w:pPr>
+            <w:r>
+              <w:rPr>
+                <w:rFonts w:ascii="Microsoft YaHei" w:hAnsi="Microsoft YaHei" w:eastAsia="Microsoft YaHei"/>
+                <w:color w:val="000000"/>
+                <w:sz w:val="17"/>
+              </w:rPr>
+              <w:t>账号解冻后复跑：网关与鉴权层在线但 WebSocket 握手 401，卡点收敛为控制台身份鉴权核验（R-NX-08-PROBE，如实登记）</w:t>
+            </w:r>
+          </w:p>
+        </w:tc>
+      </w:tr>
+      <w:tr>
+        <w:trPr>
+          <w:cantSplit w:val="true"/>
+        </w:trPr>
+        <w:tc>
+          <w:tcPr>
+            <w:tcW w:type="dxa" w:w="1612"/>
+            <w:vAlign w:val="center"/>
+            <w:tcMar>
+              <w:top w:w="38" w:type="dxa"/>
+              <w:start w:w="70" w:type="dxa"/>
+              <w:bottom w:w="38" w:type="dxa"/>
+              <w:end w:w="70" w:type="dxa"/>
+            </w:tcMar>
+            <w:tcBorders>
+              <w:top w:val="single" w:sz="6" w:space="0" w:color="D9D9D9"/>
+              <w:left w:val="single" w:sz="6" w:space="0" w:color="D9D9D9"/>
+              <w:bottom w:val="single" w:sz="6" w:space="0" w:color="D9D9D9"/>
+              <w:right w:val="single" w:sz="6" w:space="0" w:color="D9D9D9"/>
+              <w:insideH w:val="single" w:sz="6" w:space="0" w:color="D9D9D9"/>
+              <w:insideV w:val="single" w:sz="6" w:space="0" w:color="D9D9D9"/>
+            </w:tcBorders>
+            <w:shd w:fill="F3F7FA"/>
+          </w:tcPr>
+          <w:p>
+            <w:pPr>
+              <w:spacing w:after="0" w:line="252" w:lineRule="auto"/>
+              <w:jc w:val="left"/>
+            </w:pPr>
+            <w:r>
+              <w:rPr>
+                <w:rFonts w:ascii="Microsoft YaHei" w:hAnsi="Microsoft YaHei" w:eastAsia="Microsoft YaHei"/>
+                <w:color w:val="000000"/>
+                <w:sz w:val="17"/>
+              </w:rPr>
+              <w:t>2026-10-24</w:t>
+            </w:r>
+          </w:p>
+        </w:tc>
+        <w:tc>
+          <w:tcPr>
+            <w:tcW w:type="dxa" w:w="1612"/>
+            <w:vAlign w:val="center"/>
+            <w:tcMar>
+              <w:top w:w="38" w:type="dxa"/>
+              <w:start w:w="70" w:type="dxa"/>
+              <w:bottom w:w="38" w:type="dxa"/>
+              <w:end w:w="70" w:type="dxa"/>
+            </w:tcMar>
+            <w:tcBorders>
+              <w:top w:val="single" w:sz="6" w:space="0" w:color="D9D9D9"/>
+              <w:left w:val="single" w:sz="6" w:space="0" w:color="D9D9D9"/>
+              <w:bottom w:val="single" w:sz="6" w:space="0" w:color="D9D9D9"/>
+              <w:right w:val="single" w:sz="6" w:space="0" w:color="D9D9D9"/>
+              <w:insideH w:val="single" w:sz="6" w:space="0" w:color="D9D9D9"/>
+              <w:insideV w:val="single" w:sz="6" w:space="0" w:color="D9D9D9"/>
+            </w:tcBorders>
+            <w:shd w:fill="F3F7FA"/>
+          </w:tcPr>
+          <w:p>
+            <w:pPr>
+              <w:spacing w:after="0" w:line="252" w:lineRule="auto"/>
+              <w:jc w:val="left"/>
+            </w:pPr>
+            <w:r>
+              <w:rPr>
+                <w:rFonts w:ascii="Microsoft YaHei" w:hAnsi="Microsoft YaHei" w:eastAsia="Microsoft YaHei"/>
+                <w:b/>
+                <w:color w:val="000000"/>
+                <w:sz w:val="17"/>
+              </w:rPr>
+              <w:t>托管平台完整问答验收</w:t>
+            </w:r>
+          </w:p>
+        </w:tc>
+        <w:tc>
+          <w:tcPr>
+            <w:tcW w:type="dxa" w:w="6770"/>
+            <w:vAlign w:val="center"/>
+            <w:tcMar>
+              <w:top w:w="38" w:type="dxa"/>
+              <w:start w:w="70" w:type="dxa"/>
+              <w:bottom w:w="38" w:type="dxa"/>
+              <w:end w:w="70" w:type="dxa"/>
+            </w:tcMar>
+            <w:tcBorders>
+              <w:top w:val="single" w:sz="6" w:space="0" w:color="D9D9D9"/>
+              <w:left w:val="single" w:sz="6" w:space="0" w:color="D9D9D9"/>
+              <w:bottom w:val="single" w:sz="6" w:space="0" w:color="D9D9D9"/>
+              <w:right w:val="single" w:sz="6" w:space="0" w:color="D9D9D9"/>
+              <w:insideH w:val="single" w:sz="6" w:space="0" w:color="D9D9D9"/>
+              <w:insideV w:val="single" w:sz="6" w:space="0" w:color="D9D9D9"/>
+            </w:tcBorders>
+            <w:shd w:fill="F3F7FA"/>
+          </w:tcPr>
+          <w:p>
+            <w:pPr>
+              <w:spacing w:after="0" w:line="252" w:lineRule="auto"/>
+              <w:jc w:val="left"/>
+            </w:pPr>
+            <w:r>
+              <w:rPr>
+                <w:rFonts w:ascii="Microsoft YaHei" w:hAnsi="Microsoft YaHei" w:eastAsia="Microsoft YaHei"/>
+                <w:color w:val="000000"/>
+                <w:sz w:val="17"/>
+              </w:rPr>
+              <w:t xml:space="preserve">充值解冻 + 新建 vpc2 智能体（绕过被欠费释放的 CSMS 凭据）+ 重建 ECS TLS 模型中转 + 模型名重写，平台内跑通完整 Skill 问答：9 分钟、1933 帧、2254 字回答、证据不足如实拒答（R-NX-08 </w:t>
+            </w:r>
+            <w:r>
+              <w:rPr>
+                <w:rFonts w:ascii="Microsoft YaHei" w:hAnsi="Microsoft YaHei" w:eastAsia="Microsoft YaHei"/>
+                <w:b/>
+                <w:color w:val="000000"/>
+                <w:sz w:val="17"/>
+              </w:rPr>
+              <w:t>completed</w:t>
+            </w:r>
+            <w:r>
+              <w:rPr>
+                <w:rFonts w:ascii="Microsoft YaHei" w:hAnsi="Microsoft YaHei" w:eastAsia="Microsoft YaHei"/>
+                <w:color w:val="000000"/>
+                <w:sz w:val="17"/>
+              </w:rPr>
+              <w:t>，详见 §八）</w:t>
             </w:r>
           </w:p>
         </w:tc>
@@ -10681,7 +10531,7 @@
           <w:rFonts w:ascii="Microsoft YaHei" w:hAnsi="Microsoft YaHei" w:eastAsia="Microsoft YaHei"/>
           <w:sz w:val="21"/>
         </w:rPr>
-        <w:t>两条最值得写进答辩的经验：</w:t>
+        <w:t>三条最值得写进答辩的经验：</w:t>
       </w:r>
     </w:p>
     <w:p>
@@ -10747,7 +10597,37 @@
           <w:rFonts w:ascii="Microsoft YaHei" w:hAnsi="Microsoft YaHei" w:eastAsia="Microsoft YaHei"/>
           <w:sz w:val="21"/>
         </w:rPr>
-        <w:t xml:space="preserve"> 代替，这正是当前 R-NX-07 卡住的点。</w:t>
+        <w:t xml:space="preserve"> 代替——R-NX-07 到 R-NX-08 的完整 修复链（§八）就是这三个条件逐一补齐的过程；</w:t>
+      </w:r>
+    </w:p>
+    <w:p>
+      <w:pPr>
+        <w:pStyle w:val="ListBullet"/>
+        <w:ind w:left="346" w:hanging="259"/>
+      </w:pPr>
+      <w:r>
+        <w:rPr>
+          <w:rFonts w:ascii="Microsoft YaHei" w:hAnsi="Microsoft YaHei" w:eastAsia="Microsoft YaHei"/>
+          <w:b/>
+          <w:sz w:val="21"/>
+        </w:rPr>
+        <w:t>智能体版本快照会固化保存时的 provider 配置</w:t>
+      </w:r>
+      <w:r>
+        <w:rPr>
+          <w:rFonts w:ascii="Microsoft YaHei" w:hAnsi="Microsoft YaHei" w:eastAsia="Microsoft YaHei"/>
+          <w:sz w:val="21"/>
+        </w:rPr>
+        <w:t>：改完供应商 Base_url 必须</w:t>
+      </w:r>
+    </w:p>
+    <w:p>
+      <w:r>
+        <w:rPr>
+          <w:rFonts w:ascii="Microsoft YaHei" w:hAnsi="Microsoft YaHei" w:eastAsia="Microsoft YaHei"/>
+          <w:sz w:val="21"/>
+        </w:rPr>
+        <w:t>重存一版，否则运行时仍用旧地址——这是托管平台鉴权修好后仍超时的真实根因。</w:t>
       </w:r>
     </w:p>
     <w:p>
@@ -10765,7 +10645,384 @@
           <w:rFonts w:ascii="Microsoft YaHei" w:hAnsi="Microsoft YaHei" w:eastAsia="Microsoft YaHei"/>
           <w:sz w:val="21"/>
         </w:rPr>
-        <w:t>已采集（均为本地运行，非托管平台内）：</w:t>
+        <w:t xml:space="preserve">截图与 API 轨迹随提交包归档：界面截图在 </w:t>
+      </w:r>
+      <w:r>
+        <w:rPr>
+          <w:rFonts w:ascii="Consolas" w:hAnsi="Consolas" w:eastAsia="Microsoft YaHei"/>
+          <w:sz w:val="20"/>
+        </w:rPr>
+        <w:t>06_示例问答截图/</w:t>
+      </w:r>
+      <w:r>
+        <w:rPr>
+          <w:rFonts w:ascii="Microsoft YaHei" w:hAnsi="Microsoft YaHei" w:eastAsia="Microsoft YaHei"/>
+          <w:sz w:val="21"/>
+        </w:rPr>
+        <w:t xml:space="preserve">，结构化证据在 </w:t>
+      </w:r>
+      <w:r>
+        <w:rPr>
+          <w:rFonts w:ascii="Consolas" w:hAnsi="Consolas" w:eastAsia="Microsoft YaHei"/>
+          <w:sz w:val="20"/>
+        </w:rPr>
+        <w:t>07_证据包/</w:t>
+      </w:r>
+      <w:r>
+        <w:rPr>
+          <w:rFonts w:ascii="Microsoft YaHei" w:hAnsi="Microsoft YaHei" w:eastAsia="Microsoft YaHei"/>
+          <w:sz w:val="21"/>
+        </w:rPr>
+        <w:t>（文件名均带登记号，可逐条复核）。关键界面直接内嵌如下。</w:t>
+      </w:r>
+    </w:p>
+    <w:p>
+      <w:r>
+        <w:rPr>
+          <w:rFonts w:ascii="Microsoft YaHei" w:hAnsi="Microsoft YaHei" w:eastAsia="Microsoft YaHei"/>
+          <w:b/>
+          <w:sz w:val="21"/>
+        </w:rPr>
+        <w:t>（1）托管平台 MCP 注册与 21 工具加载（R-NX-05）</w:t>
+      </w:r>
+      <w:r>
+        <w:rPr>
+          <w:rFonts w:ascii="Microsoft YaHei" w:hAnsi="Microsoft YaHei" w:eastAsia="Microsoft YaHei"/>
+          <w:sz w:val="21"/>
+        </w:rPr>
+        <w:t xml:space="preserve">——AgentArts 控制台内 </w:t>
+      </w:r>
+      <w:r>
+        <w:rPr>
+          <w:rFonts w:ascii="Consolas" w:hAnsi="Consolas" w:eastAsia="Microsoft YaHei"/>
+          <w:sz w:val="20"/>
+        </w:rPr>
+        <w:t>Oceanus Domain Cognition MCP</w:t>
+      </w:r>
+      <w:r>
+        <w:rPr>
+          <w:rFonts w:ascii="Microsoft YaHei" w:hAnsi="Microsoft YaHei" w:eastAsia="Microsoft YaHei"/>
+          <w:sz w:val="21"/>
+        </w:rPr>
+        <w:t xml:space="preserve"> 状态“部署成功”，工具列表 21 个只读工具：</w:t>
+      </w:r>
+    </w:p>
+    <w:p>
+      <w:pPr>
+        <w:keepNext/>
+        <w:spacing w:before="120"/>
+        <w:jc w:val="center"/>
+      </w:pPr>
+      <w:r>
+        <w:drawing>
+          <wp:inline xmlns:a="http://schemas.openxmlformats.org/drawingml/2006/main" xmlns:pic="http://schemas.openxmlformats.org/drawingml/2006/picture">
+            <wp:extent cx="5669280" cy="4105799"/>
+            <wp:docPr id="6" name="Picture 6"/>
+            <wp:cNvGraphicFramePr>
+              <a:graphicFrameLocks noChangeAspect="1"/>
+            </wp:cNvGraphicFramePr>
+            <a:graphic>
+              <a:graphicData uri="http://schemas.openxmlformats.org/drawingml/2006/picture">
+                <pic:pic>
+                  <pic:nvPicPr>
+                    <pic:cNvPr id="0" name="hosted-2026-09-29-mcp-tools-21.png"/>
+                    <pic:cNvPicPr/>
+                  </pic:nvPicPr>
+                  <pic:blipFill>
+                    <a:blip r:embed="rId16"/>
+                    <a:stretch>
+                      <a:fillRect/>
+                    </a:stretch>
+                  </pic:blipFill>
+                  <pic:spPr>
+                    <a:xfrm>
+                      <a:off x="0" y="0"/>
+                      <a:ext cx="5669280" cy="4105799"/>
+                    </a:xfrm>
+                    <a:prstGeom prst="rect"/>
+                  </pic:spPr>
+                </pic:pic>
+              </a:graphicData>
+            </a:graphic>
+          </wp:inline>
+        </w:drawing>
+      </w:r>
+    </w:p>
+    <w:p>
+      <w:pPr>
+        <w:spacing w:after="200"/>
+        <w:jc w:val="center"/>
+      </w:pPr>
+      <w:r>
+        <w:rPr>
+          <w:rFonts w:ascii="Microsoft YaHei" w:hAnsi="Microsoft YaHei" w:eastAsia="Microsoft YaHei"/>
+          <w:color w:val="5A5A5A"/>
+          <w:sz w:val="18"/>
+        </w:rPr>
+        <w:t>图 6 华为 AgentArts 托管平台：Oceanus Domain Cognition MCP 注册成功，加载 21 个只读工具（R-NX-05）</w:t>
+      </w:r>
+    </w:p>
+    <w:p>
+      <w:r>
+        <w:rPr>
+          <w:rFonts w:ascii="Microsoft YaHei" w:hAnsi="Microsoft YaHei" w:eastAsia="Microsoft YaHei"/>
+          <w:b/>
+          <w:sz w:val="21"/>
+        </w:rPr>
+        <w:t>（2）跨文档多跳检索与决策证据链（R-KN-05）</w:t>
+      </w:r>
+      <w:r>
+        <w:rPr>
+          <w:rFonts w:ascii="Microsoft YaHei" w:hAnsi="Microsoft YaHei" w:eastAsia="Microsoft YaHei"/>
+          <w:sz w:val="21"/>
+        </w:rPr>
+        <w:t>——同一问题命中 6 条，其中 3 条 hop=2；证据链覆盖 hop=0/1/2 三档、跨 6 份资产版本：</w:t>
+      </w:r>
+    </w:p>
+    <w:p>
+      <w:pPr>
+        <w:keepNext/>
+        <w:spacing w:before="120"/>
+        <w:jc w:val="center"/>
+      </w:pPr>
+      <w:r>
+        <w:drawing>
+          <wp:inline xmlns:a="http://schemas.openxmlformats.org/drawingml/2006/main" xmlns:pic="http://schemas.openxmlformats.org/drawingml/2006/picture">
+            <wp:extent cx="5669280" cy="3543300"/>
+            <wp:docPr id="7" name="Picture 7"/>
+            <wp:cNvGraphicFramePr>
+              <a:graphicFrameLocks noChangeAspect="1"/>
+            </wp:cNvGraphicFramePr>
+            <a:graphic>
+              <a:graphicData uri="http://schemas.openxmlformats.org/drawingml/2006/picture">
+                <pic:pic>
+                  <pic:nvPicPr>
+                    <pic:cNvPr id="0" name="01-检索结果-本体图检索与引用.png"/>
+                    <pic:cNvPicPr/>
+                  </pic:nvPicPr>
+                  <pic:blipFill>
+                    <a:blip r:embed="rId17"/>
+                    <a:stretch>
+                      <a:fillRect/>
+                    </a:stretch>
+                  </pic:blipFill>
+                  <pic:spPr>
+                    <a:xfrm>
+                      <a:off x="0" y="0"/>
+                      <a:ext cx="5669280" cy="3543300"/>
+                    </a:xfrm>
+                    <a:prstGeom prst="rect"/>
+                  </pic:spPr>
+                </pic:pic>
+              </a:graphicData>
+            </a:graphic>
+          </wp:inline>
+        </w:drawing>
+      </w:r>
+    </w:p>
+    <w:p>
+      <w:pPr>
+        <w:spacing w:after="200"/>
+        <w:jc w:val="center"/>
+      </w:pPr>
+      <w:r>
+        <w:rPr>
+          <w:rFonts w:ascii="Microsoft YaHei" w:hAnsi="Microsoft YaHei" w:eastAsia="Microsoft YaHei"/>
+          <w:color w:val="5A5A5A"/>
+          <w:sz w:val="18"/>
+        </w:rPr>
+        <w:t>图 7 知识域“跨文档多跳检索”：命中带“2 跳”标记与可视关系路径（R-KN-05）</w:t>
+      </w:r>
+    </w:p>
+    <w:p>
+      <w:pPr>
+        <w:keepNext/>
+        <w:spacing w:before="120"/>
+        <w:jc w:val="center"/>
+      </w:pPr>
+      <w:r>
+        <w:drawing>
+          <wp:inline xmlns:a="http://schemas.openxmlformats.org/drawingml/2006/main" xmlns:pic="http://schemas.openxmlformats.org/drawingml/2006/picture">
+            <wp:extent cx="5669280" cy="3543300"/>
+            <wp:docPr id="8" name="Picture 8"/>
+            <wp:cNvGraphicFramePr>
+              <a:graphicFrameLocks noChangeAspect="1"/>
+            </wp:cNvGraphicFramePr>
+            <a:graphic>
+              <a:graphicData uri="http://schemas.openxmlformats.org/drawingml/2006/picture">
+                <pic:pic>
+                  <pic:nvPicPr>
+                    <pic:cNvPr id="0" name="02-决策证据链-资产版本引用.png"/>
+                    <pic:cNvPicPr/>
+                  </pic:nvPicPr>
+                  <pic:blipFill>
+                    <a:blip r:embed="rId18"/>
+                    <a:stretch>
+                      <a:fillRect/>
+                    </a:stretch>
+                  </pic:blipFill>
+                  <pic:spPr>
+                    <a:xfrm>
+                      <a:off x="0" y="0"/>
+                      <a:ext cx="5669280" cy="3543300"/>
+                    </a:xfrm>
+                    <a:prstGeom prst="rect"/>
+                  </pic:spPr>
+                </pic:pic>
+              </a:graphicData>
+            </a:graphic>
+          </wp:inline>
+        </w:drawing>
+      </w:r>
+    </w:p>
+    <w:p>
+      <w:pPr>
+        <w:spacing w:after="200"/>
+        <w:jc w:val="center"/>
+      </w:pPr>
+      <w:r>
+        <w:rPr>
+          <w:rFonts w:ascii="Microsoft YaHei" w:hAnsi="Microsoft YaHei" w:eastAsia="Microsoft YaHei"/>
+          <w:color w:val="5A5A5A"/>
+          <w:sz w:val="18"/>
+        </w:rPr>
+        <w:t>图 8 决策证据链：按顺序固化证据，逐条引用资产版本，可回放（R-KN-05）</w:t>
+      </w:r>
+    </w:p>
+    <w:p>
+      <w:r>
+        <w:rPr>
+          <w:rFonts w:ascii="Microsoft YaHei" w:hAnsi="Microsoft YaHei" w:eastAsia="Microsoft YaHei"/>
+          <w:b/>
+          <w:sz w:val="21"/>
+        </w:rPr>
+        <w:t>（3）知识域「问答」工作台（R-KN-06）</w:t>
+      </w:r>
+      <w:r>
+        <w:rPr>
+          <w:rFonts w:ascii="Microsoft YaHei" w:hAnsi="Microsoft YaHei" w:eastAsia="Microsoft YaHei"/>
+          <w:sz w:val="21"/>
+        </w:rPr>
+        <w:t>——检索-生成回答内嵌可点击引用徽章， 证据不足时明示拒答（GLM-5.3 经 ModelArts MaaS 昇腾池生成，R-MA-01）：</w:t>
+      </w:r>
+    </w:p>
+    <w:p>
+      <w:pPr>
+        <w:keepNext/>
+        <w:spacing w:before="120"/>
+        <w:jc w:val="center"/>
+      </w:pPr>
+      <w:r>
+        <w:drawing>
+          <wp:inline xmlns:a="http://schemas.openxmlformats.org/drawingml/2006/main" xmlns:pic="http://schemas.openxmlformats.org/drawingml/2006/picture">
+            <wp:extent cx="5669280" cy="3188970"/>
+            <wp:docPr id="9" name="Picture 9"/>
+            <wp:cNvGraphicFramePr>
+              <a:graphicFrameLocks noChangeAspect="1"/>
+            </wp:cNvGraphicFramePr>
+            <a:graphic>
+              <a:graphicData uri="http://schemas.openxmlformats.org/drawingml/2006/picture">
+                <pic:pic>
+                  <pic:nvPicPr>
+                    <pic:cNvPr id="0" name="01-接地回答-引用徽章与证据卡.png"/>
+                    <pic:cNvPicPr/>
+                  </pic:nvPicPr>
+                  <pic:blipFill>
+                    <a:blip r:embed="rId19"/>
+                    <a:stretch>
+                      <a:fillRect/>
+                    </a:stretch>
+                  </pic:blipFill>
+                  <pic:spPr>
+                    <a:xfrm>
+                      <a:off x="0" y="0"/>
+                      <a:ext cx="5669280" cy="3188970"/>
+                    </a:xfrm>
+                    <a:prstGeom prst="rect"/>
+                  </pic:spPr>
+                </pic:pic>
+              </a:graphicData>
+            </a:graphic>
+          </wp:inline>
+        </w:drawing>
+      </w:r>
+    </w:p>
+    <w:p>
+      <w:pPr>
+        <w:spacing w:after="200"/>
+        <w:jc w:val="center"/>
+      </w:pPr>
+      <w:r>
+        <w:rPr>
+          <w:rFonts w:ascii="Microsoft YaHei" w:hAnsi="Microsoft YaHei" w:eastAsia="Microsoft YaHei"/>
+          <w:color w:val="5A5A5A"/>
+          <w:sz w:val="18"/>
+        </w:rPr>
+        <w:t>图 9 知识域“问答”工作台：接地回答带 c:n 引用徽章，点击定位证据卡（R-KN-06 / R-MA-01，真实模型）</w:t>
+      </w:r>
+    </w:p>
+    <w:p>
+      <w:pPr>
+        <w:keepNext/>
+        <w:spacing w:before="120"/>
+        <w:jc w:val="center"/>
+      </w:pPr>
+      <w:r>
+        <w:drawing>
+          <wp:inline xmlns:a="http://schemas.openxmlformats.org/drawingml/2006/main" xmlns:pic="http://schemas.openxmlformats.org/drawingml/2006/picture">
+            <wp:extent cx="5669280" cy="3188970"/>
+            <wp:docPr id="10" name="Picture 10"/>
+            <wp:cNvGraphicFramePr>
+              <a:graphicFrameLocks noChangeAspect="1"/>
+            </wp:cNvGraphicFramePr>
+            <a:graphic>
+              <a:graphicData uri="http://schemas.openxmlformats.org/drawingml/2006/picture">
+                <pic:pic>
+                  <pic:nvPicPr>
+                    <pic:cNvPr id="0" name="02-证据不足拒答-banner与缺口说明.png"/>
+                    <pic:cNvPicPr/>
+                  </pic:nvPicPr>
+                  <pic:blipFill>
+                    <a:blip r:embed="rId20"/>
+                    <a:stretch>
+                      <a:fillRect/>
+                    </a:stretch>
+                  </pic:blipFill>
+                  <pic:spPr>
+                    <a:xfrm>
+                      <a:off x="0" y="0"/>
+                      <a:ext cx="5669280" cy="3188970"/>
+                    </a:xfrm>
+                    <a:prstGeom prst="rect"/>
+                  </pic:spPr>
+                </pic:pic>
+              </a:graphicData>
+            </a:graphic>
+          </wp:inline>
+        </w:drawing>
+      </w:r>
+    </w:p>
+    <w:p>
+      <w:pPr>
+        <w:spacing w:after="200"/>
+        <w:jc w:val="center"/>
+      </w:pPr>
+      <w:r>
+        <w:rPr>
+          <w:rFonts w:ascii="Microsoft YaHei" w:hAnsi="Microsoft YaHei" w:eastAsia="Microsoft YaHei"/>
+          <w:color w:val="5A5A5A"/>
+          <w:sz w:val="18"/>
+        </w:rPr>
+        <w:t>图 10 证据不足时的拒答横幅：模型拒绝编造政策依据，列出证据缺口（R-KN-06 / R-MA-01）</w:t>
+      </w:r>
+    </w:p>
+    <w:p>
+      <w:r>
+        <w:rPr>
+          <w:rFonts w:ascii="Microsoft YaHei" w:hAnsi="Microsoft YaHei" w:eastAsia="Microsoft YaHei"/>
+          <w:sz w:val="21"/>
+        </w:rPr>
+        <w:t>其余证据的归档索引：</w:t>
       </w:r>
     </w:p>
     <w:tbl>
@@ -10787,7 +11044,7 @@
         </w:trPr>
         <w:tc>
           <w:tcPr>
-            <w:tcW w:type="dxa" w:w="1152"/>
+            <w:tcW w:type="dxa" w:w="1206"/>
             <w:vAlign w:val="center"/>
             <w:tcMar>
               <w:top w:w="38" w:type="dxa"/>
@@ -10823,7 +11080,7 @@
         </w:tc>
         <w:tc>
           <w:tcPr>
-            <w:tcW w:type="dxa" w:w="2685"/>
+            <w:tcW w:type="dxa" w:w="3446"/>
             <w:vAlign w:val="center"/>
             <w:tcMar>
               <w:top w:w="38" w:type="dxa"/>
@@ -10859,7 +11116,7 @@
         </w:tc>
         <w:tc>
           <w:tcPr>
-            <w:tcW w:type="dxa" w:w="6157"/>
+            <w:tcW w:type="dxa" w:w="5341"/>
             <w:vAlign w:val="center"/>
             <w:tcMar>
               <w:top w:w="38" w:type="dxa"/>
@@ -10889,7 +11146,7 @@
                 <w:color w:val="FFFFFF"/>
                 <w:sz w:val="17"/>
               </w:rPr>
-              <w:t>证据文件</w:t>
+              <w:t>包内证据文件</w:t>
             </w:r>
           </w:p>
         </w:tc>
@@ -10900,7 +11157,7 @@
         </w:trPr>
         <w:tc>
           <w:tcPr>
-            <w:tcW w:type="dxa" w:w="1152"/>
+            <w:tcW w:type="dxa" w:w="1206"/>
             <w:vAlign w:val="center"/>
             <w:tcMar>
               <w:top w:w="38" w:type="dxa"/>
@@ -10928,13 +11185,13 @@
                 <w:color w:val="000000"/>
                 <w:sz w:val="17"/>
               </w:rPr>
-              <w:t>R-NX-09</w:t>
+              <w:t>R-NX-08</w:t>
             </w:r>
           </w:p>
         </w:tc>
         <w:tc>
           <w:tcPr>
-            <w:tcW w:type="dxa" w:w="2685"/>
+            <w:tcW w:type="dxa" w:w="3446"/>
             <w:vAlign w:val="center"/>
             <w:tcMar>
               <w:top w:w="38" w:type="dxa"/>
@@ -10962,13 +11219,13 @@
                 <w:color w:val="000000"/>
                 <w:sz w:val="17"/>
               </w:rPr>
-              <w:t>Nexent 控制台首页（Agent 可见）</w:t>
+              <w:t>托管平台完整 Skill 问答登记（completed）</w:t>
             </w:r>
           </w:p>
         </w:tc>
         <w:tc>
           <w:tcPr>
-            <w:tcW w:type="dxa" w:w="6157"/>
+            <w:tcW w:type="dxa" w:w="5341"/>
             <w:vAlign w:val="center"/>
             <w:tcMar>
               <w:top w:w="38" w:type="dxa"/>
@@ -10996,7 +11253,7 @@
                 <w:color w:val="000000"/>
                 <w:sz w:val="16"/>
               </w:rPr>
-              <w:t>artifacts/nexent-platform-acceptance/evidence/llm-qa-2026-09-30/nexent-console-home.png</w:t>
+              <w:t>07_证据包/R-NX-08_COMPLETED.yaml</w:t>
             </w:r>
           </w:p>
         </w:tc>
@@ -11007,7 +11264,7 @@
         </w:trPr>
         <w:tc>
           <w:tcPr>
-            <w:tcW w:type="dxa" w:w="1152"/>
+            <w:tcW w:type="dxa" w:w="1206"/>
             <w:vAlign w:val="center"/>
             <w:tcMar>
               <w:top w:w="38" w:type="dxa"/>
@@ -11036,13 +11293,13 @@
                 <w:color w:val="000000"/>
                 <w:sz w:val="17"/>
               </w:rPr>
-              <w:t>R-NX-09</w:t>
+              <w:t>R-NX-08</w:t>
             </w:r>
           </w:p>
         </w:tc>
         <w:tc>
           <w:tcPr>
-            <w:tcW w:type="dxa" w:w="2685"/>
+            <w:tcW w:type="dxa" w:w="3446"/>
             <w:vAlign w:val="center"/>
             <w:tcMar>
               <w:top w:w="38" w:type="dxa"/>
@@ -11071,13 +11328,13 @@
                 <w:color w:val="000000"/>
                 <w:sz w:val="17"/>
               </w:rPr>
-              <w:t>Nexent 控制台新建对话界面</w:t>
+              <w:t>平台问答全帧记录与 2254 字答案原文</w:t>
             </w:r>
           </w:p>
         </w:tc>
         <w:tc>
           <w:tcPr>
-            <w:tcW w:type="dxa" w:w="6157"/>
+            <w:tcW w:type="dxa" w:w="5341"/>
             <w:vAlign w:val="center"/>
             <w:tcMar>
               <w:top w:w="38" w:type="dxa"/>
@@ -11106,7 +11363,7 @@
                 <w:color w:val="000000"/>
                 <w:sz w:val="16"/>
               </w:rPr>
-              <w:t>artifacts/nexent-platform-acceptance/evidence/llm-qa-2026-09-30/nexent-console-newchat.png</w:t>
+              <w:t>07_证据包/R-NX-08_ws-frames.json</w:t>
             </w:r>
           </w:p>
         </w:tc>
@@ -11117,7 +11374,7 @@
         </w:trPr>
         <w:tc>
           <w:tcPr>
-            <w:tcW w:type="dxa" w:w="1152"/>
+            <w:tcW w:type="dxa" w:w="1206"/>
             <w:vAlign w:val="center"/>
             <w:tcMar>
               <w:top w:w="38" w:type="dxa"/>
@@ -11151,7 +11408,7 @@
         </w:tc>
         <w:tc>
           <w:tcPr>
-            <w:tcW w:type="dxa" w:w="2685"/>
+            <w:tcW w:type="dxa" w:w="3446"/>
             <w:vAlign w:val="center"/>
             <w:tcMar>
               <w:top w:w="38" w:type="dxa"/>
@@ -11179,13 +11436,13 @@
                 <w:color w:val="000000"/>
                 <w:sz w:val="17"/>
               </w:rPr>
-              <w:t>完整 SSE 原始事件流</w:t>
+              <w:t>完整 SSE 原始事件流 / 事件序列 / 工具轨迹 / 运行摘要 / 发布版本记录</w:t>
             </w:r>
           </w:p>
         </w:tc>
         <w:tc>
           <w:tcPr>
-            <w:tcW w:type="dxa" w:w="6157"/>
+            <w:tcW w:type="dxa" w:w="5341"/>
             <w:vAlign w:val="center"/>
             <w:tcMar>
               <w:top w:w="38" w:type="dxa"/>
@@ -11209,11 +11466,27 @@
             </w:pPr>
             <w:r>
               <w:rPr>
+                <w:rFonts w:ascii="Microsoft YaHei" w:hAnsi="Microsoft YaHei" w:eastAsia="Microsoft YaHei"/>
+                <w:color w:val="000000"/>
+                <w:sz w:val="17"/>
+              </w:rPr>
+              <w:t>证据包随开源仓库归档（</w:t>
+            </w:r>
+            <w:r>
+              <w:rPr>
                 <w:rFonts w:ascii="Consolas" w:hAnsi="Consolas" w:eastAsia="Microsoft YaHei"/>
                 <w:color w:val="000000"/>
                 <w:sz w:val="16"/>
               </w:rPr>
-              <w:t>.../llm-qa-2026-09-30/agent-run-sse.txt</w:t>
+              <w:t>artifacts/nexent-platform-acceptance/evidence/llm-qa-2026-09-30/</w:t>
+            </w:r>
+            <w:r>
+              <w:rPr>
+                <w:rFonts w:ascii="Microsoft YaHei" w:hAnsi="Microsoft YaHei" w:eastAsia="Microsoft YaHei"/>
+                <w:color w:val="000000"/>
+                <w:sz w:val="17"/>
+              </w:rPr>
+              <w:t>）</w:t>
             </w:r>
           </w:p>
         </w:tc>
@@ -11224,7 +11497,7 @@
         </w:trPr>
         <w:tc>
           <w:tcPr>
-            <w:tcW w:type="dxa" w:w="1152"/>
+            <w:tcW w:type="dxa" w:w="1206"/>
             <w:vAlign w:val="center"/>
             <w:tcMar>
               <w:top w:w="38" w:type="dxa"/>
@@ -11253,13 +11526,13 @@
                 <w:color w:val="000000"/>
                 <w:sz w:val="17"/>
               </w:rPr>
-              <w:t>R-NX-09</w:t>
+              <w:t>R-KN-04</w:t>
             </w:r>
           </w:p>
         </w:tc>
         <w:tc>
           <w:tcPr>
-            <w:tcW w:type="dxa" w:w="2685"/>
+            <w:tcW w:type="dxa" w:w="3446"/>
             <w:vAlign w:val="center"/>
             <w:tcMar>
               <w:top w:w="38" w:type="dxa"/>
@@ -11288,13 +11561,13 @@
                 <w:color w:val="000000"/>
                 <w:sz w:val="17"/>
               </w:rPr>
-              <w:t>事件序列 / 工具轨迹 / 运行摘要</w:t>
+              <w:t>问答轨迹 API JSON（问题 → 检索 → 决策 → 证据链，hop=0）</w:t>
             </w:r>
           </w:p>
         </w:tc>
         <w:tc>
           <w:tcPr>
-            <w:tcW w:type="dxa" w:w="6157"/>
+            <w:tcW w:type="dxa" w:w="5341"/>
             <w:vAlign w:val="center"/>
             <w:tcMar>
               <w:top w:w="38" w:type="dxa"/>
@@ -11323,39 +11596,7 @@
                 <w:color w:val="000000"/>
                 <w:sz w:val="16"/>
               </w:rPr>
-              <w:t>.../agent-run-events.json</w:t>
-            </w:r>
-            <w:r>
-              <w:rPr>
-                <w:rFonts w:ascii="Microsoft YaHei" w:hAnsi="Microsoft YaHei" w:eastAsia="Microsoft YaHei"/>
-                <w:color w:val="000000"/>
-                <w:sz w:val="17"/>
-              </w:rPr>
-              <w:t>、</w:t>
-            </w:r>
-            <w:r>
-              <w:rPr>
-                <w:rFonts w:ascii="Consolas" w:hAnsi="Consolas" w:eastAsia="Microsoft YaHei"/>
-                <w:color w:val="000000"/>
-                <w:sz w:val="16"/>
-              </w:rPr>
-              <w:t>agent-run-tools.json</w:t>
-            </w:r>
-            <w:r>
-              <w:rPr>
-                <w:rFonts w:ascii="Microsoft YaHei" w:hAnsi="Microsoft YaHei" w:eastAsia="Microsoft YaHei"/>
-                <w:color w:val="000000"/>
-                <w:sz w:val="17"/>
-              </w:rPr>
-              <w:t>、</w:t>
-            </w:r>
-            <w:r>
-              <w:rPr>
-                <w:rFonts w:ascii="Consolas" w:hAnsi="Consolas" w:eastAsia="Microsoft YaHei"/>
-                <w:color w:val="000000"/>
-                <w:sz w:val="16"/>
-              </w:rPr>
-              <w:t>agent-run-summary.json</w:t>
+              <w:t>07_证据包/R-KN-04_knowledge-qa-trace.json</w:t>
             </w:r>
           </w:p>
         </w:tc>
@@ -11366,7 +11607,7 @@
         </w:trPr>
         <w:tc>
           <w:tcPr>
-            <w:tcW w:type="dxa" w:w="1152"/>
+            <w:tcW w:type="dxa" w:w="1206"/>
             <w:vAlign w:val="center"/>
             <w:tcMar>
               <w:top w:w="38" w:type="dxa"/>
@@ -11394,47 +11635,13 @@
                 <w:color w:val="000000"/>
                 <w:sz w:val="17"/>
               </w:rPr>
-              <w:t>R-NX-09</w:t>
+              <w:t>R-KN-05</w:t>
             </w:r>
           </w:p>
         </w:tc>
         <w:tc>
           <w:tcPr>
-            <w:tcW w:type="dxa" w:w="2685"/>
-            <w:vAlign w:val="center"/>
-            <w:tcMar>
-              <w:top w:w="38" w:type="dxa"/>
-              <w:start w:w="70" w:type="dxa"/>
-              <w:bottom w:w="38" w:type="dxa"/>
-              <w:end w:w="70" w:type="dxa"/>
-            </w:tcMar>
-            <w:tcBorders>
-              <w:top w:val="single" w:sz="6" w:space="0" w:color="D9D9D9"/>
-              <w:left w:val="single" w:sz="6" w:space="0" w:color="D9D9D9"/>
-              <w:bottom w:val="single" w:sz="6" w:space="0" w:color="D9D9D9"/>
-              <w:right w:val="single" w:sz="6" w:space="0" w:color="D9D9D9"/>
-              <w:insideH w:val="single" w:sz="6" w:space="0" w:color="D9D9D9"/>
-              <w:insideV w:val="single" w:sz="6" w:space="0" w:color="D9D9D9"/>
-            </w:tcBorders>
-          </w:tcPr>
-          <w:p>
-            <w:pPr>
-              <w:spacing w:after="0" w:line="252" w:lineRule="auto"/>
-              <w:jc w:val="center"/>
-            </w:pPr>
-            <w:r>
-              <w:rPr>
-                <w:rFonts w:ascii="Microsoft YaHei" w:hAnsi="Microsoft YaHei" w:eastAsia="Microsoft YaHei"/>
-                <w:color w:val="000000"/>
-                <w:sz w:val="17"/>
-              </w:rPr>
-              <w:t>发布与版本记录</w:t>
-            </w:r>
-          </w:p>
-        </w:tc>
-        <w:tc>
-          <w:tcPr>
-            <w:tcW w:type="dxa" w:w="6157"/>
+            <w:tcW w:type="dxa" w:w="3446"/>
             <w:vAlign w:val="center"/>
             <w:tcMar>
               <w:top w:w="38" w:type="dxa"/>
@@ -11458,27 +11665,45 @@
             </w:pPr>
             <w:r>
               <w:rPr>
+                <w:rFonts w:ascii="Microsoft YaHei" w:hAnsi="Microsoft YaHei" w:eastAsia="Microsoft YaHei"/>
+                <w:color w:val="000000"/>
+                <w:sz w:val="17"/>
+              </w:rPr>
+              <w:t>多跳问答轨迹 API JSON（hop=0/1/2 三档证据，跨 6 份资产版本）</w:t>
+            </w:r>
+          </w:p>
+        </w:tc>
+        <w:tc>
+          <w:tcPr>
+            <w:tcW w:type="dxa" w:w="5341"/>
+            <w:vAlign w:val="center"/>
+            <w:tcMar>
+              <w:top w:w="38" w:type="dxa"/>
+              <w:start w:w="70" w:type="dxa"/>
+              <w:bottom w:w="38" w:type="dxa"/>
+              <w:end w:w="70" w:type="dxa"/>
+            </w:tcMar>
+            <w:tcBorders>
+              <w:top w:val="single" w:sz="6" w:space="0" w:color="D9D9D9"/>
+              <w:left w:val="single" w:sz="6" w:space="0" w:color="D9D9D9"/>
+              <w:bottom w:val="single" w:sz="6" w:space="0" w:color="D9D9D9"/>
+              <w:right w:val="single" w:sz="6" w:space="0" w:color="D9D9D9"/>
+              <w:insideH w:val="single" w:sz="6" w:space="0" w:color="D9D9D9"/>
+              <w:insideV w:val="single" w:sz="6" w:space="0" w:color="D9D9D9"/>
+            </w:tcBorders>
+          </w:tcPr>
+          <w:p>
+            <w:pPr>
+              <w:spacing w:after="0" w:line="252" w:lineRule="auto"/>
+              <w:jc w:val="left"/>
+            </w:pPr>
+            <w:r>
+              <w:rPr>
                 <w:rFonts w:ascii="Consolas" w:hAnsi="Consolas" w:eastAsia="Microsoft YaHei"/>
                 <w:color w:val="000000"/>
                 <w:sz w:val="16"/>
               </w:rPr>
-              <w:t>.../agent-publish.json</w:t>
-            </w:r>
-            <w:r>
-              <w:rPr>
-                <w:rFonts w:ascii="Microsoft YaHei" w:hAnsi="Microsoft YaHei" w:eastAsia="Microsoft YaHei"/>
-                <w:color w:val="000000"/>
-                <w:sz w:val="17"/>
-              </w:rPr>
-              <w:t>、</w:t>
-            </w:r>
-            <w:r>
-              <w:rPr>
-                <w:rFonts w:ascii="Consolas" w:hAnsi="Consolas" w:eastAsia="Microsoft YaHei"/>
-                <w:color w:val="000000"/>
-                <w:sz w:val="16"/>
-              </w:rPr>
-              <w:t>agent-versions.json</w:t>
+              <w:t>07_证据包/R-KN-05_knowledge-multihop-trace.json</w:t>
             </w:r>
           </w:p>
         </w:tc>
@@ -11489,7 +11714,7 @@
         </w:trPr>
         <w:tc>
           <w:tcPr>
-            <w:tcW w:type="dxa" w:w="1152"/>
+            <w:tcW w:type="dxa" w:w="1206"/>
             <w:vAlign w:val="center"/>
             <w:tcMar>
               <w:top w:w="38" w:type="dxa"/>
@@ -11518,13 +11743,13 @@
                 <w:color w:val="000000"/>
                 <w:sz w:val="17"/>
               </w:rPr>
-              <w:t>R-KN-04</w:t>
+              <w:t>R-KN-06</w:t>
             </w:r>
           </w:p>
         </w:tc>
         <w:tc>
           <w:tcPr>
-            <w:tcW w:type="dxa" w:w="2685"/>
+            <w:tcW w:type="dxa" w:w="3446"/>
             <w:vAlign w:val="center"/>
             <w:tcMar>
               <w:top w:w="38" w:type="dxa"/>
@@ -11553,13 +11778,13 @@
                 <w:color w:val="000000"/>
                 <w:sz w:val="17"/>
               </w:rPr>
-              <w:t>知识域前端“检索结果 + 引用”截图</w:t>
+              <w:t>检索-生成问答真实模型轨迹（带引用拒答）</w:t>
             </w:r>
           </w:p>
         </w:tc>
         <w:tc>
           <w:tcPr>
-            <w:tcW w:type="dxa" w:w="6157"/>
+            <w:tcW w:type="dxa" w:w="5341"/>
             <w:vAlign w:val="center"/>
             <w:tcMar>
               <w:top w:w="38" w:type="dxa"/>
@@ -11588,7 +11813,7 @@
                 <w:color w:val="000000"/>
                 <w:sz w:val="16"/>
               </w:rPr>
-              <w:t>artifacts/knowledge-qa-trace/01-检索结果-本体图检索与引用.png</w:t>
+              <w:t>07_证据包/R-KN-06_knowledge-llm-qa-trace.json</w:t>
             </w:r>
           </w:p>
         </w:tc>
@@ -11599,41 +11824,7 @@
         </w:trPr>
         <w:tc>
           <w:tcPr>
-            <w:tcW w:type="dxa" w:w="1152"/>
-            <w:vAlign w:val="center"/>
-            <w:tcMar>
-              <w:top w:w="38" w:type="dxa"/>
-              <w:start w:w="70" w:type="dxa"/>
-              <w:bottom w:w="38" w:type="dxa"/>
-              <w:end w:w="70" w:type="dxa"/>
-            </w:tcMar>
-            <w:tcBorders>
-              <w:top w:val="single" w:sz="6" w:space="0" w:color="D9D9D9"/>
-              <w:left w:val="single" w:sz="6" w:space="0" w:color="D9D9D9"/>
-              <w:bottom w:val="single" w:sz="6" w:space="0" w:color="D9D9D9"/>
-              <w:right w:val="single" w:sz="6" w:space="0" w:color="D9D9D9"/>
-              <w:insideH w:val="single" w:sz="6" w:space="0" w:color="D9D9D9"/>
-              <w:insideV w:val="single" w:sz="6" w:space="0" w:color="D9D9D9"/>
-            </w:tcBorders>
-          </w:tcPr>
-          <w:p>
-            <w:pPr>
-              <w:spacing w:after="0" w:line="252" w:lineRule="auto"/>
-              <w:jc w:val="center"/>
-            </w:pPr>
-            <w:r>
-              <w:rPr>
-                <w:rFonts w:ascii="Microsoft YaHei" w:hAnsi="Microsoft YaHei" w:eastAsia="Microsoft YaHei"/>
-                <w:color w:val="000000"/>
-                <w:sz w:val="17"/>
-              </w:rPr>
-              <w:t>R-KN-04</w:t>
-            </w:r>
-          </w:p>
-        </w:tc>
-        <w:tc>
-          <w:tcPr>
-            <w:tcW w:type="dxa" w:w="2685"/>
+            <w:tcW w:type="dxa" w:w="1206"/>
             <w:vAlign w:val="center"/>
             <w:tcMar>
               <w:top w:w="38" w:type="dxa"/>
@@ -11661,13 +11852,13 @@
                 <w:color w:val="000000"/>
                 <w:sz w:val="17"/>
               </w:rPr>
-              <w:t>知识域前端“决策证据链 + 资产版本引用”截图</w:t>
+              <w:t>R-LLM-01/02、R-MA-01</w:t>
             </w:r>
           </w:p>
         </w:tc>
         <w:tc>
           <w:tcPr>
-            <w:tcW w:type="dxa" w:w="6157"/>
+            <w:tcW w:type="dxa" w:w="3446"/>
             <w:vAlign w:val="center"/>
             <w:tcMar>
               <w:top w:w="38" w:type="dxa"/>
@@ -11691,166 +11882,17 @@
             </w:pPr>
             <w:r>
               <w:rPr>
-                <w:rFonts w:ascii="Consolas" w:hAnsi="Consolas" w:eastAsia="Microsoft YaHei"/>
-                <w:color w:val="000000"/>
-                <w:sz w:val="16"/>
-              </w:rPr>
-              <w:t>artifacts/knowledge-qa-trace/02-决策证据链-资产版本引用.png</w:t>
-            </w:r>
-          </w:p>
-        </w:tc>
-      </w:tr>
-      <w:tr>
-        <w:trPr>
-          <w:cantSplit w:val="true"/>
-        </w:trPr>
-        <w:tc>
-          <w:tcPr>
-            <w:tcW w:type="dxa" w:w="1152"/>
-            <w:vAlign w:val="center"/>
-            <w:tcMar>
-              <w:top w:w="38" w:type="dxa"/>
-              <w:start w:w="70" w:type="dxa"/>
-              <w:bottom w:w="38" w:type="dxa"/>
-              <w:end w:w="70" w:type="dxa"/>
-            </w:tcMar>
-            <w:tcBorders>
-              <w:top w:val="single" w:sz="6" w:space="0" w:color="D9D9D9"/>
-              <w:left w:val="single" w:sz="6" w:space="0" w:color="D9D9D9"/>
-              <w:bottom w:val="single" w:sz="6" w:space="0" w:color="D9D9D9"/>
-              <w:right w:val="single" w:sz="6" w:space="0" w:color="D9D9D9"/>
-              <w:insideH w:val="single" w:sz="6" w:space="0" w:color="D9D9D9"/>
-              <w:insideV w:val="single" w:sz="6" w:space="0" w:color="D9D9D9"/>
-            </w:tcBorders>
-            <w:shd w:fill="F3F7FA"/>
-          </w:tcPr>
-          <w:p>
-            <w:pPr>
-              <w:spacing w:after="0" w:line="252" w:lineRule="auto"/>
-              <w:jc w:val="center"/>
-            </w:pPr>
-            <w:r>
-              <w:rPr>
                 <w:rFonts w:ascii="Microsoft YaHei" w:hAnsi="Microsoft YaHei" w:eastAsia="Microsoft YaHei"/>
                 <w:color w:val="000000"/>
                 <w:sz w:val="17"/>
               </w:rPr>
-              <w:t>R-KN-04</w:t>
+              <w:t>三模型 × 三语料评测原始产物</w:t>
             </w:r>
           </w:p>
         </w:tc>
         <w:tc>
           <w:tcPr>
-            <w:tcW w:type="dxa" w:w="2685"/>
-            <w:vAlign w:val="center"/>
-            <w:tcMar>
-              <w:top w:w="38" w:type="dxa"/>
-              <w:start w:w="70" w:type="dxa"/>
-              <w:bottom w:w="38" w:type="dxa"/>
-              <w:end w:w="70" w:type="dxa"/>
-            </w:tcMar>
-            <w:tcBorders>
-              <w:top w:val="single" w:sz="6" w:space="0" w:color="D9D9D9"/>
-              <w:left w:val="single" w:sz="6" w:space="0" w:color="D9D9D9"/>
-              <w:bottom w:val="single" w:sz="6" w:space="0" w:color="D9D9D9"/>
-              <w:right w:val="single" w:sz="6" w:space="0" w:color="D9D9D9"/>
-              <w:insideH w:val="single" w:sz="6" w:space="0" w:color="D9D9D9"/>
-              <w:insideV w:val="single" w:sz="6" w:space="0" w:color="D9D9D9"/>
-            </w:tcBorders>
-            <w:shd w:fill="F3F7FA"/>
-          </w:tcPr>
-          <w:p>
-            <w:pPr>
-              <w:spacing w:after="0" w:line="252" w:lineRule="auto"/>
-              <w:jc w:val="left"/>
-            </w:pPr>
-            <w:r>
-              <w:rPr>
-                <w:rFonts w:ascii="Microsoft YaHei" w:hAnsi="Microsoft YaHei" w:eastAsia="Microsoft YaHei"/>
-                <w:color w:val="000000"/>
-                <w:sz w:val="17"/>
-              </w:rPr>
-              <w:t>问答轨迹 API JSON（问题 → 检索 → 决策 → 证据链）</w:t>
-            </w:r>
-          </w:p>
-        </w:tc>
-        <w:tc>
-          <w:tcPr>
-            <w:tcW w:type="dxa" w:w="6157"/>
-            <w:vAlign w:val="center"/>
-            <w:tcMar>
-              <w:top w:w="38" w:type="dxa"/>
-              <w:start w:w="70" w:type="dxa"/>
-              <w:bottom w:w="38" w:type="dxa"/>
-              <w:end w:w="70" w:type="dxa"/>
-            </w:tcMar>
-            <w:tcBorders>
-              <w:top w:val="single" w:sz="6" w:space="0" w:color="D9D9D9"/>
-              <w:left w:val="single" w:sz="6" w:space="0" w:color="D9D9D9"/>
-              <w:bottom w:val="single" w:sz="6" w:space="0" w:color="D9D9D9"/>
-              <w:right w:val="single" w:sz="6" w:space="0" w:color="D9D9D9"/>
-              <w:insideH w:val="single" w:sz="6" w:space="0" w:color="D9D9D9"/>
-              <w:insideV w:val="single" w:sz="6" w:space="0" w:color="D9D9D9"/>
-            </w:tcBorders>
-            <w:shd w:fill="F3F7FA"/>
-          </w:tcPr>
-          <w:p>
-            <w:pPr>
-              <w:spacing w:after="0" w:line="252" w:lineRule="auto"/>
-              <w:jc w:val="left"/>
-            </w:pPr>
-            <w:r>
-              <w:rPr>
-                <w:rFonts w:ascii="Consolas" w:hAnsi="Consolas" w:eastAsia="Microsoft YaHei"/>
-                <w:color w:val="000000"/>
-                <w:sz w:val="16"/>
-              </w:rPr>
-              <w:t>artifacts/knowledge-qa-trace/latest.json</w:t>
-            </w:r>
-          </w:p>
-        </w:tc>
-      </w:tr>
-      <w:tr>
-        <w:trPr>
-          <w:cantSplit w:val="true"/>
-        </w:trPr>
-        <w:tc>
-          <w:tcPr>
-            <w:tcW w:type="dxa" w:w="1152"/>
-            <w:vAlign w:val="center"/>
-            <w:tcMar>
-              <w:top w:w="38" w:type="dxa"/>
-              <w:start w:w="70" w:type="dxa"/>
-              <w:bottom w:w="38" w:type="dxa"/>
-              <w:end w:w="70" w:type="dxa"/>
-            </w:tcMar>
-            <w:tcBorders>
-              <w:top w:val="single" w:sz="6" w:space="0" w:color="D9D9D9"/>
-              <w:left w:val="single" w:sz="6" w:space="0" w:color="D9D9D9"/>
-              <w:bottom w:val="single" w:sz="6" w:space="0" w:color="D9D9D9"/>
-              <w:right w:val="single" w:sz="6" w:space="0" w:color="D9D9D9"/>
-              <w:insideH w:val="single" w:sz="6" w:space="0" w:color="D9D9D9"/>
-              <w:insideV w:val="single" w:sz="6" w:space="0" w:color="D9D9D9"/>
-            </w:tcBorders>
-          </w:tcPr>
-          <w:p>
-            <w:pPr>
-              <w:spacing w:after="0" w:line="252" w:lineRule="auto"/>
-              <w:jc w:val="center"/>
-            </w:pPr>
-            <w:r>
-              <w:rPr>
-                <w:rFonts w:ascii="Microsoft YaHei" w:hAnsi="Microsoft YaHei" w:eastAsia="Microsoft YaHei"/>
-                <w:color w:val="000000"/>
-                <w:sz w:val="17"/>
-              </w:rPr>
-              <w:t>R-KN-05</w:t>
-            </w:r>
-          </w:p>
-        </w:tc>
-        <w:tc>
-          <w:tcPr>
-            <w:tcW w:type="dxa" w:w="2685"/>
+            <w:tcW w:type="dxa" w:w="5341"/>
             <w:vAlign w:val="center"/>
             <w:tcMar>
               <w:top w:w="38" w:type="dxa"/>
@@ -11874,262 +11916,11 @@
             </w:pPr>
             <w:r>
               <w:rPr>
-                <w:rFonts w:ascii="Microsoft YaHei" w:hAnsi="Microsoft YaHei" w:eastAsia="Microsoft YaHei"/>
-                <w:color w:val="000000"/>
-                <w:sz w:val="17"/>
-              </w:rPr>
-              <w:t>知识域前端“跨文档多跳检索结果 + 引用”截图（命中带 2 跳路径）</w:t>
-            </w:r>
-          </w:p>
-        </w:tc>
-        <w:tc>
-          <w:tcPr>
-            <w:tcW w:type="dxa" w:w="6157"/>
-            <w:vAlign w:val="center"/>
-            <w:tcMar>
-              <w:top w:w="38" w:type="dxa"/>
-              <w:start w:w="70" w:type="dxa"/>
-              <w:bottom w:w="38" w:type="dxa"/>
-              <w:end w:w="70" w:type="dxa"/>
-            </w:tcMar>
-            <w:tcBorders>
-              <w:top w:val="single" w:sz="6" w:space="0" w:color="D9D9D9"/>
-              <w:left w:val="single" w:sz="6" w:space="0" w:color="D9D9D9"/>
-              <w:bottom w:val="single" w:sz="6" w:space="0" w:color="D9D9D9"/>
-              <w:right w:val="single" w:sz="6" w:space="0" w:color="D9D9D9"/>
-              <w:insideH w:val="single" w:sz="6" w:space="0" w:color="D9D9D9"/>
-              <w:insideV w:val="single" w:sz="6" w:space="0" w:color="D9D9D9"/>
-            </w:tcBorders>
-          </w:tcPr>
-          <w:p>
-            <w:pPr>
-              <w:spacing w:after="0" w:line="252" w:lineRule="auto"/>
-              <w:jc w:val="left"/>
-            </w:pPr>
-            <w:r>
-              <w:rPr>
                 <w:rFonts w:ascii="Consolas" w:hAnsi="Consolas" w:eastAsia="Microsoft YaHei"/>
                 <w:color w:val="000000"/>
                 <w:sz w:val="16"/>
               </w:rPr>
-              <w:t>artifacts/knowledge-qa-trace-multihop/01-检索结果-本体图检索与引用.png</w:t>
-            </w:r>
-          </w:p>
-        </w:tc>
-      </w:tr>
-      <w:tr>
-        <w:trPr>
-          <w:cantSplit w:val="true"/>
-        </w:trPr>
-        <w:tc>
-          <w:tcPr>
-            <w:tcW w:type="dxa" w:w="1152"/>
-            <w:vAlign w:val="center"/>
-            <w:tcMar>
-              <w:top w:w="38" w:type="dxa"/>
-              <w:start w:w="70" w:type="dxa"/>
-              <w:bottom w:w="38" w:type="dxa"/>
-              <w:end w:w="70" w:type="dxa"/>
-            </w:tcMar>
-            <w:tcBorders>
-              <w:top w:val="single" w:sz="6" w:space="0" w:color="D9D9D9"/>
-              <w:left w:val="single" w:sz="6" w:space="0" w:color="D9D9D9"/>
-              <w:bottom w:val="single" w:sz="6" w:space="0" w:color="D9D9D9"/>
-              <w:right w:val="single" w:sz="6" w:space="0" w:color="D9D9D9"/>
-              <w:insideH w:val="single" w:sz="6" w:space="0" w:color="D9D9D9"/>
-              <w:insideV w:val="single" w:sz="6" w:space="0" w:color="D9D9D9"/>
-            </w:tcBorders>
-            <w:shd w:fill="F3F7FA"/>
-          </w:tcPr>
-          <w:p>
-            <w:pPr>
-              <w:spacing w:after="0" w:line="252" w:lineRule="auto"/>
-              <w:jc w:val="center"/>
-            </w:pPr>
-            <w:r>
-              <w:rPr>
-                <w:rFonts w:ascii="Microsoft YaHei" w:hAnsi="Microsoft YaHei" w:eastAsia="Microsoft YaHei"/>
-                <w:color w:val="000000"/>
-                <w:sz w:val="17"/>
-              </w:rPr>
-              <w:t>R-KN-05</w:t>
-            </w:r>
-          </w:p>
-        </w:tc>
-        <w:tc>
-          <w:tcPr>
-            <w:tcW w:type="dxa" w:w="2685"/>
-            <w:vAlign w:val="center"/>
-            <w:tcMar>
-              <w:top w:w="38" w:type="dxa"/>
-              <w:start w:w="70" w:type="dxa"/>
-              <w:bottom w:w="38" w:type="dxa"/>
-              <w:end w:w="70" w:type="dxa"/>
-            </w:tcMar>
-            <w:tcBorders>
-              <w:top w:val="single" w:sz="6" w:space="0" w:color="D9D9D9"/>
-              <w:left w:val="single" w:sz="6" w:space="0" w:color="D9D9D9"/>
-              <w:bottom w:val="single" w:sz="6" w:space="0" w:color="D9D9D9"/>
-              <w:right w:val="single" w:sz="6" w:space="0" w:color="D9D9D9"/>
-              <w:insideH w:val="single" w:sz="6" w:space="0" w:color="D9D9D9"/>
-              <w:insideV w:val="single" w:sz="6" w:space="0" w:color="D9D9D9"/>
-            </w:tcBorders>
-            <w:shd w:fill="F3F7FA"/>
-          </w:tcPr>
-          <w:p>
-            <w:pPr>
-              <w:spacing w:after="0" w:line="252" w:lineRule="auto"/>
-              <w:jc w:val="left"/>
-            </w:pPr>
-            <w:r>
-              <w:rPr>
-                <w:rFonts w:ascii="Microsoft YaHei" w:hAnsi="Microsoft YaHei" w:eastAsia="Microsoft YaHei"/>
-                <w:color w:val="000000"/>
-                <w:sz w:val="17"/>
-              </w:rPr>
-              <w:t>知识域前端“决策证据链 + 资产版本引用”截图</w:t>
-            </w:r>
-          </w:p>
-        </w:tc>
-        <w:tc>
-          <w:tcPr>
-            <w:tcW w:type="dxa" w:w="6157"/>
-            <w:vAlign w:val="center"/>
-            <w:tcMar>
-              <w:top w:w="38" w:type="dxa"/>
-              <w:start w:w="70" w:type="dxa"/>
-              <w:bottom w:w="38" w:type="dxa"/>
-              <w:end w:w="70" w:type="dxa"/>
-            </w:tcMar>
-            <w:tcBorders>
-              <w:top w:val="single" w:sz="6" w:space="0" w:color="D9D9D9"/>
-              <w:left w:val="single" w:sz="6" w:space="0" w:color="D9D9D9"/>
-              <w:bottom w:val="single" w:sz="6" w:space="0" w:color="D9D9D9"/>
-              <w:right w:val="single" w:sz="6" w:space="0" w:color="D9D9D9"/>
-              <w:insideH w:val="single" w:sz="6" w:space="0" w:color="D9D9D9"/>
-              <w:insideV w:val="single" w:sz="6" w:space="0" w:color="D9D9D9"/>
-            </w:tcBorders>
-            <w:shd w:fill="F3F7FA"/>
-          </w:tcPr>
-          <w:p>
-            <w:pPr>
-              <w:spacing w:after="0" w:line="252" w:lineRule="auto"/>
-              <w:jc w:val="left"/>
-            </w:pPr>
-            <w:r>
-              <w:rPr>
-                <w:rFonts w:ascii="Consolas" w:hAnsi="Consolas" w:eastAsia="Microsoft YaHei"/>
-                <w:color w:val="000000"/>
-                <w:sz w:val="16"/>
-              </w:rPr>
-              <w:t>artifacts/knowledge-qa-trace-multihop/02-决策证据链-资产版本引用.png</w:t>
-            </w:r>
-          </w:p>
-        </w:tc>
-      </w:tr>
-      <w:tr>
-        <w:trPr>
-          <w:cantSplit w:val="true"/>
-        </w:trPr>
-        <w:tc>
-          <w:tcPr>
-            <w:tcW w:type="dxa" w:w="1152"/>
-            <w:vAlign w:val="center"/>
-            <w:tcMar>
-              <w:top w:w="38" w:type="dxa"/>
-              <w:start w:w="70" w:type="dxa"/>
-              <w:bottom w:w="38" w:type="dxa"/>
-              <w:end w:w="70" w:type="dxa"/>
-            </w:tcMar>
-            <w:tcBorders>
-              <w:top w:val="single" w:sz="6" w:space="0" w:color="D9D9D9"/>
-              <w:left w:val="single" w:sz="6" w:space="0" w:color="D9D9D9"/>
-              <w:bottom w:val="single" w:sz="6" w:space="0" w:color="D9D9D9"/>
-              <w:right w:val="single" w:sz="6" w:space="0" w:color="D9D9D9"/>
-              <w:insideH w:val="single" w:sz="6" w:space="0" w:color="D9D9D9"/>
-              <w:insideV w:val="single" w:sz="6" w:space="0" w:color="D9D9D9"/>
-            </w:tcBorders>
-          </w:tcPr>
-          <w:p>
-            <w:pPr>
-              <w:spacing w:after="0" w:line="252" w:lineRule="auto"/>
-              <w:jc w:val="center"/>
-            </w:pPr>
-            <w:r>
-              <w:rPr>
-                <w:rFonts w:ascii="Microsoft YaHei" w:hAnsi="Microsoft YaHei" w:eastAsia="Microsoft YaHei"/>
-                <w:color w:val="000000"/>
-                <w:sz w:val="17"/>
-              </w:rPr>
-              <w:t>R-KN-05</w:t>
-            </w:r>
-          </w:p>
-        </w:tc>
-        <w:tc>
-          <w:tcPr>
-            <w:tcW w:type="dxa" w:w="2685"/>
-            <w:vAlign w:val="center"/>
-            <w:tcMar>
-              <w:top w:w="38" w:type="dxa"/>
-              <w:start w:w="70" w:type="dxa"/>
-              <w:bottom w:w="38" w:type="dxa"/>
-              <w:end w:w="70" w:type="dxa"/>
-            </w:tcMar>
-            <w:tcBorders>
-              <w:top w:val="single" w:sz="6" w:space="0" w:color="D9D9D9"/>
-              <w:left w:val="single" w:sz="6" w:space="0" w:color="D9D9D9"/>
-              <w:bottom w:val="single" w:sz="6" w:space="0" w:color="D9D9D9"/>
-              <w:right w:val="single" w:sz="6" w:space="0" w:color="D9D9D9"/>
-              <w:insideH w:val="single" w:sz="6" w:space="0" w:color="D9D9D9"/>
-              <w:insideV w:val="single" w:sz="6" w:space="0" w:color="D9D9D9"/>
-            </w:tcBorders>
-          </w:tcPr>
-          <w:p>
-            <w:pPr>
-              <w:spacing w:after="0" w:line="252" w:lineRule="auto"/>
-              <w:jc w:val="left"/>
-            </w:pPr>
-            <w:r>
-              <w:rPr>
-                <w:rFonts w:ascii="Microsoft YaHei" w:hAnsi="Microsoft YaHei" w:eastAsia="Microsoft YaHei"/>
-                <w:color w:val="000000"/>
-                <w:sz w:val="17"/>
-              </w:rPr>
-              <w:t>多跳问答轨迹 API JSON（hop=0/1/2 三档证据，跨 6 份资产版本）</w:t>
-            </w:r>
-          </w:p>
-        </w:tc>
-        <w:tc>
-          <w:tcPr>
-            <w:tcW w:type="dxa" w:w="6157"/>
-            <w:vAlign w:val="center"/>
-            <w:tcMar>
-              <w:top w:w="38" w:type="dxa"/>
-              <w:start w:w="70" w:type="dxa"/>
-              <w:bottom w:w="38" w:type="dxa"/>
-              <w:end w:w="70" w:type="dxa"/>
-            </w:tcMar>
-            <w:tcBorders>
-              <w:top w:val="single" w:sz="6" w:space="0" w:color="D9D9D9"/>
-              <w:left w:val="single" w:sz="6" w:space="0" w:color="D9D9D9"/>
-              <w:bottom w:val="single" w:sz="6" w:space="0" w:color="D9D9D9"/>
-              <w:right w:val="single" w:sz="6" w:space="0" w:color="D9D9D9"/>
-              <w:insideH w:val="single" w:sz="6" w:space="0" w:color="D9D9D9"/>
-              <w:insideV w:val="single" w:sz="6" w:space="0" w:color="D9D9D9"/>
-            </w:tcBorders>
-          </w:tcPr>
-          <w:p>
-            <w:pPr>
-              <w:spacing w:after="0" w:line="252" w:lineRule="auto"/>
-              <w:jc w:val="left"/>
-            </w:pPr>
-            <w:r>
-              <w:rPr>
-                <w:rFonts w:ascii="Consolas" w:hAnsi="Consolas" w:eastAsia="Microsoft YaHei"/>
-                <w:color w:val="000000"/>
-                <w:sz w:val="16"/>
-              </w:rPr>
-              <w:t>artifacts/knowledge-qa-trace-multihop/latest.json</w:t>
+              <w:t>07_证据包/R-LLM-01_*、R-LLM-02_*</w:t>
             </w:r>
           </w:p>
         </w:tc>
@@ -12146,293 +11937,20 @@
           <w:rFonts w:ascii="Microsoft YaHei" w:hAnsi="Microsoft YaHei" w:eastAsia="Microsoft YaHei"/>
           <w:sz w:val="21"/>
         </w:rPr>
-        <w:t>R-KN-06（2026-10-24）</w:t>
+        <w:t>口径提醒：</w:t>
       </w:r>
-      <w:r>
-        <w:rPr>
-          <w:rFonts w:ascii="Microsoft YaHei" w:hAnsi="Microsoft YaHei" w:eastAsia="Microsoft YaHei"/>
-          <w:b/>
-          <w:sz w:val="21"/>
-        </w:rPr>
-        <w:t>检索-生成问答轨迹</w:t>
-      </w:r>
+    </w:p>
+    <w:p>
+      <w:pPr>
+        <w:pStyle w:val="ListBullet"/>
+        <w:ind w:left="346" w:hanging="259"/>
+      </w:pPr>
       <w:r>
         <w:rPr>
           <w:rFonts w:ascii="Microsoft YaHei" w:hAnsi="Microsoft YaHei" w:eastAsia="Microsoft YaHei"/>
           <w:sz w:val="21"/>
         </w:rPr>
-        <w:t xml:space="preserve">：两个问题在已发布本体上先走 ontology_graph 多跳检索（命中带 hop=1 路径与引用），再生成带 [c:1] 引用的 回答；第二个问题（疑似漏油）在语料无适用条款时明示 </w:t>
-      </w:r>
-      <w:r>
-        <w:rPr>
-          <w:rFonts w:ascii="Consolas" w:hAnsi="Consolas" w:eastAsia="Microsoft YaHei"/>
-          <w:sz w:val="20"/>
-        </w:rPr>
-        <w:t>insufficient_evidence=true</w:t>
-      </w:r>
-      <w:r>
-        <w:rPr>
-          <w:rFonts w:ascii="Microsoft YaHei" w:hAnsi="Microsoft YaHei" w:eastAsia="Microsoft YaHei"/>
-          <w:sz w:val="21"/>
-        </w:rPr>
-        <w:t xml:space="preserve"> 并列出四类证据缺口——与 R-NX-09 的本地 Nexent 拒答案例同一叙事。轨迹见 </w:t>
-      </w:r>
-      <w:r>
-        <w:rPr>
-          <w:rFonts w:ascii="Consolas" w:hAnsi="Consolas" w:eastAsia="Microsoft YaHei"/>
-          <w:sz w:val="20"/>
-        </w:rPr>
-        <w:t>artifacts/knowledge-llm-qa-trace/latest.json</w:t>
-      </w:r>
-      <w:r>
-        <w:rPr>
-          <w:rFonts w:ascii="Microsoft YaHei" w:hAnsi="Microsoft YaHei" w:eastAsia="Microsoft YaHei"/>
-          <w:sz w:val="21"/>
-        </w:rPr>
-        <w:t xml:space="preserve">， </w:t>
-      </w:r>
-      <w:r>
-        <w:rPr>
-          <w:rFonts w:ascii="Consolas" w:hAnsi="Consolas" w:eastAsia="Microsoft YaHei"/>
-          <w:sz w:val="20"/>
-        </w:rPr>
-        <w:t>mode=real:deepseek-chat</w:t>
-      </w:r>
-      <w:r>
-        <w:rPr>
-          <w:rFonts w:ascii="Microsoft YaHei" w:hAnsi="Microsoft YaHei" w:eastAsia="Microsoft YaHei"/>
-          <w:sz w:val="21"/>
-        </w:rPr>
-        <w:t>（</w:t>
-      </w:r>
-      <w:r>
-        <w:rPr>
-          <w:rFonts w:ascii="Microsoft YaHei" w:hAnsi="Microsoft YaHei" w:eastAsia="Microsoft YaHei"/>
-          <w:b/>
-          <w:sz w:val="21"/>
-        </w:rPr>
-        <w:t>真实模型生成</w:t>
-      </w:r>
-      <w:r>
-        <w:rPr>
-          <w:rFonts w:ascii="Microsoft YaHei" w:hAnsi="Microsoft YaHei" w:eastAsia="Microsoft YaHei"/>
-          <w:sz w:val="21"/>
-        </w:rPr>
-        <w:t>，E1、演示语料）；同文件的脚本 客户端口径仅作机制验证留存，两者分开表述。</w:t>
-      </w:r>
-      <w:r>
-        <w:rPr>
-          <w:rFonts w:ascii="Microsoft YaHei" w:hAnsi="Microsoft YaHei" w:eastAsia="Microsoft YaHei"/>
-          <w:b/>
-          <w:sz w:val="21"/>
-        </w:rPr>
-        <w:t>前端「问答」工作台实测截图</w:t>
-      </w:r>
-      <w:r>
-        <w:rPr>
-          <w:rFonts w:ascii="Microsoft YaHei" w:hAnsi="Microsoft YaHei" w:eastAsia="Microsoft YaHei"/>
-          <w:sz w:val="21"/>
-        </w:rPr>
-        <w:t xml:space="preserve"> （知识域第五页签，GLM-5.3 经 ModelArts 生成）：接地回答（引用徽章可点击 定位证据卡）与拒答横幅两景，见 </w:t>
-      </w:r>
-      <w:r>
-        <w:rPr>
-          <w:rFonts w:ascii="Consolas" w:hAnsi="Consolas" w:eastAsia="Microsoft YaHei"/>
-          <w:sz w:val="20"/>
-        </w:rPr>
-        <w:t>artifacts/knowledge-qa-llm-frontend/</w:t>
-      </w:r>
-      <w:r>
-        <w:rPr>
-          <w:rFonts w:ascii="Microsoft YaHei" w:hAnsi="Microsoft YaHei" w:eastAsia="Microsoft YaHei"/>
-          <w:sz w:val="21"/>
-        </w:rPr>
-        <w:t>。</w:t>
-      </w:r>
-      <w:r>
-        <w:rPr>
-          <w:rFonts w:ascii="Microsoft YaHei" w:hAnsi="Microsoft YaHei" w:eastAsia="Microsoft YaHei"/>
-          <w:b/>
-          <w:sz w:val="21"/>
-        </w:rPr>
-        <w:t>前端「问答」工作台已上线</w:t>
-      </w:r>
-      <w:r>
-        <w:rPr>
-          <w:rFonts w:ascii="Microsoft YaHei" w:hAnsi="Microsoft YaHei" w:eastAsia="Microsoft YaHei"/>
-          <w:sz w:val="21"/>
-        </w:rPr>
-        <w:t xml:space="preserve"> （知识域第五个页签）：回答内 [c:n] 引用徽章可点击定位证据卡，证据卡带 跳数路径与资产版本引用，证据不足时顶部展示拒答横幅；实测截图见 </w:t>
-      </w:r>
-      <w:r>
-        <w:rPr>
-          <w:rFonts w:ascii="Consolas" w:hAnsi="Consolas" w:eastAsia="Microsoft YaHei"/>
-          <w:sz w:val="20"/>
-        </w:rPr>
-        <w:t>artifacts/knowledge-qa-llm-frontend/</w:t>
-      </w:r>
-      <w:r>
-        <w:rPr>
-          <w:rFonts w:ascii="Microsoft YaHei" w:hAnsi="Microsoft YaHei" w:eastAsia="Microsoft YaHei"/>
-          <w:sz w:val="21"/>
-        </w:rPr>
-        <w:t>（接地回答与拒答两景，真实模型）。</w:t>
-      </w:r>
-    </w:p>
-    <w:p>
-      <w:r>
-        <w:rPr>
-          <w:rFonts w:ascii="Microsoft YaHei" w:hAnsi="Microsoft YaHei" w:eastAsia="Microsoft YaHei"/>
-          <w:b/>
-          <w:sz w:val="21"/>
-        </w:rPr>
-        <w:t>R-NX-08 已完成（2026-10-24）</w:t>
-      </w:r>
-      <w:r>
-        <w:rPr>
-          <w:rFonts w:ascii="Microsoft YaHei" w:hAnsi="Microsoft YaHei" w:eastAsia="Microsoft YaHei"/>
-          <w:sz w:val="21"/>
-        </w:rPr>
-        <w:t>：华为 AgentArts 托管平台内完整 Skill 问答 跑通——WebSocket 官方协议通道、真实模型（经 VPC 内 TLS 中转）、5 Skill 编排， 9 分钟 1933 帧运行，智能体检索环境后</w:t>
-      </w:r>
-      <w:r>
-        <w:rPr>
-          <w:rFonts w:ascii="Microsoft YaHei" w:hAnsi="Microsoft YaHei" w:eastAsia="Microsoft YaHei"/>
-          <w:b/>
-          <w:sz w:val="21"/>
-        </w:rPr>
-        <w:t>如实声明知识资产未加载、引用全部 not_evaluated</w:t>
-      </w:r>
-      <w:r>
-        <w:rPr>
-          <w:rFonts w:ascii="Microsoft YaHei" w:hAnsi="Microsoft YaHei" w:eastAsia="Microsoft YaHei"/>
-          <w:sz w:val="21"/>
-        </w:rPr>
-        <w:t xml:space="preserve">，再给出逐节标注「非知识库依据」的通用溢油处置框架——与 R-NX-09 本地拒答案例同一设计在托管平台复现。证据： </w:t>
-      </w:r>
-      <w:r>
-        <w:rPr>
-          <w:rFonts w:ascii="Consolas" w:hAnsi="Consolas" w:eastAsia="Microsoft YaHei"/>
-          <w:sz w:val="20"/>
-        </w:rPr>
-        <w:t>artifacts/nexent-platform-acceptance/hosted-skill-qa-2026-10-24-RNX08-COMPLETED.yaml</w:t>
-      </w:r>
-      <w:r>
-        <w:rPr>
-          <w:rFonts w:ascii="Microsoft YaHei" w:hAnsi="Microsoft YaHei" w:eastAsia="Microsoft YaHei"/>
-          <w:sz w:val="21"/>
-        </w:rPr>
-        <w:t xml:space="preserve"> 与 </w:t>
-      </w:r>
-      <w:r>
-        <w:rPr>
-          <w:rFonts w:ascii="Consolas" w:hAnsi="Consolas" w:eastAsia="Microsoft YaHei"/>
-          <w:sz w:val="20"/>
-        </w:rPr>
-        <w:t>evidence/hosted-qa-2026-10-24/</w:t>
-      </w:r>
-      <w:r>
-        <w:rPr>
-          <w:rFonts w:ascii="Microsoft YaHei" w:hAnsi="Microsoft YaHei" w:eastAsia="Microsoft YaHei"/>
-          <w:sz w:val="21"/>
-        </w:rPr>
-        <w:t>。诚实边界：本次运行中 MCP 知识域工具 不可用（网关 Target 指向已丢失的旧 ECS），智能体改用文件检索并如实报告 证据缺口；恢复工具面为后续待办，不影响本问答验收口径。</w:t>
-      </w:r>
-    </w:p>
-    <w:p>
-      <w:r>
-        <w:rPr>
-          <w:rFonts w:ascii="Microsoft YaHei" w:hAnsi="Microsoft YaHei" w:eastAsia="Microsoft YaHei"/>
-          <w:b/>
-          <w:sz w:val="21"/>
-        </w:rPr>
-        <w:t>历史（已被 R-NX-08 取代）</w:t>
-      </w:r>
-      <w:r>
-        <w:rPr>
-          <w:rFonts w:ascii="Microsoft YaHei" w:hAnsi="Microsoft YaHei" w:eastAsia="Microsoft YaHei"/>
-          <w:sz w:val="21"/>
-        </w:rPr>
-        <w:t xml:space="preserve">：R-NX-07 </w:t>
-      </w:r>
-      <w:r>
-        <w:rPr>
-          <w:rFonts w:ascii="Consolas" w:hAnsi="Consolas" w:eastAsia="Microsoft YaHei"/>
-          <w:sz w:val="20"/>
-        </w:rPr>
-        <w:t>blocked</w:t>
-      </w:r>
-      <w:r>
-        <w:rPr>
-          <w:rFonts w:ascii="Microsoft YaHei" w:hAnsi="Microsoft YaHei" w:eastAsia="Microsoft YaHei"/>
-          <w:sz w:val="21"/>
-        </w:rPr>
-        <w:t xml:space="preserve"> 与 10-02 探测记录见 </w:t>
-      </w:r>
-      <w:r>
-        <w:rPr>
-          <w:rFonts w:ascii="Consolas" w:hAnsi="Consolas" w:eastAsia="Microsoft YaHei"/>
-          <w:sz w:val="20"/>
-        </w:rPr>
-        <w:t>hosted-skill-qa-2026-10-02.yaml</w:t>
-      </w:r>
-      <w:r>
-        <w:rPr>
-          <w:rFonts w:ascii="Microsoft YaHei" w:hAnsi="Microsoft YaHei" w:eastAsia="Microsoft YaHei"/>
-          <w:sz w:val="21"/>
-        </w:rPr>
-        <w:t xml:space="preserve"> 与 </w:t>
-      </w:r>
-      <w:r>
-        <w:rPr>
-          <w:rFonts w:ascii="Consolas" w:hAnsi="Consolas" w:eastAsia="Microsoft YaHei"/>
-          <w:sz w:val="20"/>
-        </w:rPr>
-        <w:t>hosted-skill-qa-2026-10-24-probe.yaml</w:t>
-      </w:r>
-      <w:r>
-        <w:rPr>
-          <w:rFonts w:ascii="Microsoft YaHei" w:hAnsi="Microsoft YaHei" w:eastAsia="Microsoft YaHei"/>
-          <w:sz w:val="21"/>
-        </w:rPr>
-        <w:t xml:space="preserve">。 解除账号欠费并按 </w:t>
-      </w:r>
-      <w:r>
-        <w:rPr>
-          <w:rFonts w:ascii="Consolas" w:hAnsi="Consolas" w:eastAsia="Microsoft YaHei"/>
-          <w:sz w:val="20"/>
-        </w:rPr>
-        <w:t>huawei-agentarts-vpc-target-runbook.md</w:t>
-      </w:r>
-      <w:r>
-        <w:rPr>
-          <w:rFonts w:ascii="Microsoft YaHei" w:hAnsi="Microsoft YaHei" w:eastAsia="Microsoft YaHei"/>
-          <w:sz w:val="21"/>
-        </w:rPr>
-        <w:t xml:space="preserve"> 创建 Target、绑定 Agent、发布后，在平台内跑一次完整问答并另存为 </w:t>
-      </w:r>
-      <w:r>
-        <w:rPr>
-          <w:rFonts w:ascii="Consolas" w:hAnsi="Consolas" w:eastAsia="Microsoft YaHei"/>
-          <w:sz w:val="20"/>
-        </w:rPr>
-        <w:t>evidence/hosted-*-qa-*.png</w:t>
-      </w:r>
-      <w:r>
-        <w:rPr>
-          <w:rFonts w:ascii="Microsoft YaHei" w:hAnsi="Microsoft YaHei" w:eastAsia="Microsoft YaHei"/>
-          <w:sz w:val="21"/>
-        </w:rPr>
-        <w:t>， 届时登记 R-NX-08。</w:t>
-      </w:r>
-    </w:p>
-    <w:p>
-      <w:r>
-        <w:rPr>
-          <w:rFonts w:ascii="Microsoft YaHei" w:hAnsi="Microsoft YaHei" w:eastAsia="Microsoft YaHei"/>
-          <w:sz w:val="21"/>
-        </w:rPr>
-        <w:t xml:space="preserve">R-KN-04 的口径提醒：该轨迹为 </w:t>
+        <w:t xml:space="preserve">R-KN-04 是 </w:t>
       </w:r>
       <w:r>
         <w:rPr>
@@ -12461,7 +11979,7 @@
           <w:rFonts w:ascii="Microsoft YaHei" w:hAnsi="Microsoft YaHei" w:eastAsia="Microsoft YaHei"/>
           <w:sz w:val="21"/>
         </w:rPr>
-        <w:t>，不是多跳 路径问答，也不是 LLM 生成式问答，不得与 R-NX-09 混写。</w:t>
+        <w:t>，不是多跳路径问答，也不是</w:t>
       </w:r>
     </w:p>
     <w:p>
@@ -12470,50 +11988,42 @@
           <w:rFonts w:ascii="Microsoft YaHei" w:hAnsi="Microsoft YaHei" w:eastAsia="Microsoft YaHei"/>
           <w:sz w:val="21"/>
         </w:rPr>
-        <w:t>R-KN-05（2026-10-23）补齐</w:t>
+        <w:t>LLM 生成式问答，不得与 R-NX-09 混写；</w:t>
       </w:r>
-      <w:r>
-        <w:rPr>
-          <w:rFonts w:ascii="Microsoft YaHei" w:hAnsi="Microsoft YaHei" w:eastAsia="Microsoft YaHei"/>
-          <w:b/>
-          <w:sz w:val="21"/>
-        </w:rPr>
-        <w:t>真实多跳实例</w:t>
-      </w:r>
+    </w:p>
+    <w:p>
+      <w:pPr>
+        <w:pStyle w:val="ListBullet"/>
+        <w:ind w:left="346" w:hanging="259"/>
+      </w:pPr>
       <w:r>
         <w:rPr>
           <w:rFonts w:ascii="Microsoft YaHei" w:hAnsi="Microsoft YaHei" w:eastAsia="Microsoft YaHei"/>
           <w:sz w:val="21"/>
         </w:rPr>
-        <w:t xml:space="preserve">：同一问题在已发布本体上执行跨文档 多跳检索，命中 6 条，其中 3 条为 </w:t>
+        <w:t>R-KN-05 是确定性“检索-推理”链路（本体图检索 + 决策证据链），演示资产、</w:t>
       </w:r>
-      <w:r>
-        <w:rPr>
-          <w:rFonts w:ascii="Consolas" w:hAnsi="Consolas" w:eastAsia="Microsoft YaHei"/>
-          <w:sz w:val="20"/>
-        </w:rPr>
-        <w:t>hop=2</w:t>
-      </w:r>
+    </w:p>
+    <w:p>
       <w:r>
         <w:rPr>
           <w:rFonts w:ascii="Microsoft YaHei" w:hAnsi="Microsoft YaHei" w:eastAsia="Microsoft YaHei"/>
           <w:sz w:val="21"/>
         </w:rPr>
-        <w:t xml:space="preserve">（路径如“泡沫垃圾 [触发] → 岸线巡查 [生成] → 打捞任务”）；决策证据链 6 条证据覆盖 hop=0/1/2 三档、引用 6 份不同 资产版本（事件/表格/文档/遥测/图像/数据集）。轨迹与截图见 </w:t>
+        <w:t>E1/E2 证据等级，不是 LLM 生成式问答；</w:t>
       </w:r>
-      <w:r>
-        <w:rPr>
-          <w:rFonts w:ascii="Consolas" w:hAnsi="Consolas" w:eastAsia="Microsoft YaHei"/>
-          <w:sz w:val="20"/>
-        </w:rPr>
-        <w:t>artifacts/knowledge-qa-trace-multihop/</w:t>
-      </w:r>
+    </w:p>
+    <w:p>
+      <w:pPr>
+        <w:pStyle w:val="ListBullet"/>
+        <w:ind w:left="346" w:hanging="259"/>
+      </w:pPr>
       <w:r>
         <w:rPr>
           <w:rFonts w:ascii="Microsoft YaHei" w:hAnsi="Microsoft YaHei" w:eastAsia="Microsoft YaHei"/>
           <w:sz w:val="21"/>
         </w:rPr>
-        <w:t>。口径：确定性“检索-推理”链路 （本体图检索 + 决策证据链），演示资产、E1/E2 证据等级；不是 LLM 生成式问答， 不得表述为真实脱敏行业数据或现场验证。</w:t>
+        <w:t>R-KN-06 轨迹中脚本客户端口径仅作机制验证留存，与真实模型轨迹分开表述。</w:t>
       </w:r>
     </w:p>
     <w:p>
@@ -12610,7 +12120,7 @@
                 <w:color w:val="FFFFFF"/>
                 <w:sz w:val="17"/>
               </w:rPr>
-              <w:t>文件</w:t>
+              <w:t>包内文件</w:t>
             </w:r>
           </w:p>
         </w:tc>
@@ -12685,7 +12195,7 @@
                 <w:color w:val="000000"/>
                 <w:sz w:val="17"/>
               </w:rPr>
-              <w:t>MCP 实现</w:t>
+              <w:t>完整源码包</w:t>
             </w:r>
           </w:p>
         </w:tc>
@@ -12719,7 +12229,7 @@
                 <w:color w:val="000000"/>
                 <w:sz w:val="16"/>
               </w:rPr>
-              <w:t>integrations/nexent/mcp_server/server.py</w:t>
+              <w:t>04_代码附件/完整源码包_seasight.zip</w:t>
             </w:r>
           </w:p>
         </w:tc>
@@ -12753,7 +12263,23 @@
                 <w:color w:val="000000"/>
                 <w:sz w:val="17"/>
               </w:rPr>
-              <w:t>Oceanus Domain Cognition MCP 服务实现</w:t>
+              <w:t xml:space="preserve">与开源仓库（GitHub </w:t>
+            </w:r>
+            <w:r>
+              <w:rPr>
+                <w:rFonts w:ascii="Consolas" w:hAnsi="Consolas" w:eastAsia="Microsoft YaHei"/>
+                <w:color w:val="000000"/>
+                <w:sz w:val="16"/>
+              </w:rPr>
+              <w:t>Liiiyonx/seasight</w:t>
+            </w:r>
+            <w:r>
+              <w:rPr>
+                <w:rFonts w:ascii="Microsoft YaHei" w:hAnsi="Microsoft YaHei" w:eastAsia="Microsoft YaHei"/>
+                <w:color w:val="000000"/>
+                <w:sz w:val="17"/>
+              </w:rPr>
+              <w:t>）一致的脱敏快照，已过隐私扫描</w:t>
             </w:r>
           </w:p>
         </w:tc>
@@ -12793,7 +12319,7 @@
                 <w:color w:val="000000"/>
                 <w:sz w:val="17"/>
               </w:rPr>
-              <w:t>MCP 依赖</w:t>
+              <w:t>MCP 实现</w:t>
             </w:r>
           </w:p>
         </w:tc>
@@ -12828,7 +12354,7 @@
                 <w:color w:val="000000"/>
                 <w:sz w:val="16"/>
               </w:rPr>
-              <w:t>integrations/nexent/mcp_server/requirements.txt</w:t>
+              <w:t>04_代码附件/MCP与Skills源码/nexent/mcp_server/server.py</w:t>
             </w:r>
           </w:p>
         </w:tc>
@@ -12855,7 +12381,7 @@
           <w:p>
             <w:pPr>
               <w:spacing w:after="0" w:line="252" w:lineRule="auto"/>
-              <w:jc w:val="center"/>
+              <w:jc w:val="left"/>
             </w:pPr>
             <w:r>
               <w:rPr>
@@ -12863,7 +12389,7 @@
                 <w:color w:val="000000"/>
                 <w:sz w:val="17"/>
               </w:rPr>
-              <w:t>运行依赖</w:t>
+              <w:t>Oceanus Domain Cognition MCP 服务实现（默认 21 只读 + 显式开关 11 写入）</w:t>
             </w:r>
           </w:p>
         </w:tc>
@@ -12894,7 +12420,7 @@
           <w:p>
             <w:pPr>
               <w:spacing w:after="0" w:line="252" w:lineRule="auto"/>
-              <w:jc w:val="center"/>
+              <w:jc w:val="left"/>
             </w:pPr>
             <w:r>
               <w:rPr>
@@ -12902,7 +12428,7 @@
                 <w:color w:val="000000"/>
                 <w:sz w:val="17"/>
               </w:rPr>
-              <w:t>MCP 配置模板</w:t>
+              <w:t>MCP 依赖与配置</w:t>
             </w:r>
           </w:p>
         </w:tc>
@@ -12936,7 +12462,23 @@
                 <w:color w:val="000000"/>
                 <w:sz w:val="16"/>
               </w:rPr>
-              <w:t>integrations/nexent/.env.example</w:t>
+              <w:t>04_代码附件/MCP与Skills源码/nexent/mcp_server/requirements.txt</w:t>
+            </w:r>
+            <w:r>
+              <w:rPr>
+                <w:rFonts w:ascii="Microsoft YaHei" w:hAnsi="Microsoft YaHei" w:eastAsia="Microsoft YaHei"/>
+                <w:color w:val="000000"/>
+                <w:sz w:val="17"/>
+              </w:rPr>
+              <w:t>、</w:t>
+            </w:r>
+            <w:r>
+              <w:rPr>
+                <w:rFonts w:ascii="Consolas" w:hAnsi="Consolas" w:eastAsia="Microsoft YaHei"/>
+                <w:color w:val="000000"/>
+                <w:sz w:val="16"/>
+              </w:rPr>
+              <w:t>04_代码附件/MCP与Skills源码/nexent/.env.example</w:t>
             </w:r>
           </w:p>
         </w:tc>
@@ -12970,7 +12512,7 @@
                 <w:color w:val="000000"/>
                 <w:sz w:val="17"/>
               </w:rPr>
-              <w:t>环境变量模板，不含真实密钥</w:t>
+              <w:t>运行依赖与环境变量模板，不含真实密钥</w:t>
             </w:r>
           </w:p>
         </w:tc>
@@ -13045,7 +12587,7 @@
                 <w:color w:val="000000"/>
                 <w:sz w:val="16"/>
               </w:rPr>
-              <w:t>integrations/nexent/README.md</w:t>
+              <w:t>04_代码附件/MCP与Skills源码/nexent/README.md</w:t>
             </w:r>
           </w:p>
         </w:tc>
@@ -13119,7 +12661,7 @@
                 <w:color w:val="000000"/>
                 <w:sz w:val="17"/>
               </w:rPr>
-              <w:t>MCP 接口描述</w:t>
+              <w:t>Skills</w:t>
             </w:r>
           </w:p>
         </w:tc>
@@ -13153,7 +12695,7 @@
                 <w:color w:val="000000"/>
                 <w:sz w:val="16"/>
               </w:rPr>
-              <w:t>artifacts/nexent-mcp-openapi.json</w:t>
+              <w:t>04_代码附件/MCP与Skills源码/nexent/skills/*/SKILL.md</w:t>
             </w:r>
           </w:p>
         </w:tc>
@@ -13179,7 +12721,7 @@
           <w:p>
             <w:pPr>
               <w:spacing w:after="0" w:line="252" w:lineRule="auto"/>
-              <w:jc w:val="center"/>
+              <w:jc w:val="left"/>
             </w:pPr>
             <w:r>
               <w:rPr>
@@ -13187,7 +12729,7 @@
                 <w:color w:val="000000"/>
                 <w:sz w:val="17"/>
               </w:rPr>
-              <w:t>工具接口定义</w:t>
+              <w:t>5 个工作流模板（政策证据问答 / 事件研判 / 跨文档决策 / 工单编排 / 决策轨迹审计）</w:t>
             </w:r>
           </w:p>
         </w:tc>
@@ -13227,7 +12769,7 @@
                 <w:color w:val="000000"/>
                 <w:sz w:val="17"/>
               </w:rPr>
-              <w:t>Skills</w:t>
+              <w:t>本地问答登记</w:t>
             </w:r>
           </w:p>
         </w:tc>
@@ -13262,7 +12804,7 @@
                 <w:color w:val="000000"/>
                 <w:sz w:val="16"/>
               </w:rPr>
-              <w:t>integrations/nexent/skills/*/SKILL.md</w:t>
+              <w:t>07_证据包/R-NX-09_recheck.yaml</w:t>
             </w:r>
           </w:p>
         </w:tc>
@@ -13297,224 +12839,7 @@
                 <w:color w:val="000000"/>
                 <w:sz w:val="17"/>
               </w:rPr>
-              <w:t>5 个工作流模板（政策证据问答 / 事件研判 / 跨文档决策 / 工单编排 / 决策轨迹审计）</w:t>
-            </w:r>
-          </w:p>
-        </w:tc>
-      </w:tr>
-      <w:tr>
-        <w:trPr>
-          <w:cantSplit w:val="true"/>
-        </w:trPr>
-        <w:tc>
-          <w:tcPr>
-            <w:tcW w:type="dxa" w:w="1152"/>
-            <w:vAlign w:val="center"/>
-            <w:tcMar>
-              <w:top w:w="38" w:type="dxa"/>
-              <w:start w:w="70" w:type="dxa"/>
-              <w:bottom w:w="38" w:type="dxa"/>
-              <w:end w:w="70" w:type="dxa"/>
-            </w:tcMar>
-            <w:tcBorders>
-              <w:top w:val="single" w:sz="6" w:space="0" w:color="D9D9D9"/>
-              <w:left w:val="single" w:sz="6" w:space="0" w:color="D9D9D9"/>
-              <w:bottom w:val="single" w:sz="6" w:space="0" w:color="D9D9D9"/>
-              <w:right w:val="single" w:sz="6" w:space="0" w:color="D9D9D9"/>
-              <w:insideH w:val="single" w:sz="6" w:space="0" w:color="D9D9D9"/>
-              <w:insideV w:val="single" w:sz="6" w:space="0" w:color="D9D9D9"/>
-            </w:tcBorders>
-          </w:tcPr>
-          <w:p>
-            <w:pPr>
-              <w:spacing w:after="0" w:line="252" w:lineRule="auto"/>
-              <w:jc w:val="left"/>
-            </w:pPr>
-            <w:r>
-              <w:rPr>
-                <w:rFonts w:ascii="Microsoft YaHei" w:hAnsi="Microsoft YaHei" w:eastAsia="Microsoft YaHei"/>
-                <w:color w:val="000000"/>
-                <w:sz w:val="17"/>
-              </w:rPr>
-              <w:t>Agent 配置导出</w:t>
-            </w:r>
-          </w:p>
-        </w:tc>
-        <w:tc>
-          <w:tcPr>
-            <w:tcW w:type="dxa" w:w="6462"/>
-            <w:vAlign w:val="center"/>
-            <w:tcMar>
-              <w:top w:w="38" w:type="dxa"/>
-              <w:start w:w="70" w:type="dxa"/>
-              <w:bottom w:w="38" w:type="dxa"/>
-              <w:end w:w="70" w:type="dxa"/>
-            </w:tcMar>
-            <w:tcBorders>
-              <w:top w:val="single" w:sz="6" w:space="0" w:color="D9D9D9"/>
-              <w:left w:val="single" w:sz="6" w:space="0" w:color="D9D9D9"/>
-              <w:bottom w:val="single" w:sz="6" w:space="0" w:color="D9D9D9"/>
-              <w:right w:val="single" w:sz="6" w:space="0" w:color="D9D9D9"/>
-              <w:insideH w:val="single" w:sz="6" w:space="0" w:color="D9D9D9"/>
-              <w:insideV w:val="single" w:sz="6" w:space="0" w:color="D9D9D9"/>
-            </w:tcBorders>
-          </w:tcPr>
-          <w:p>
-            <w:pPr>
-              <w:spacing w:after="0" w:line="252" w:lineRule="auto"/>
-              <w:jc w:val="left"/>
-            </w:pPr>
-            <w:r>
-              <w:rPr>
-                <w:rFonts w:ascii="Consolas" w:hAnsi="Consolas" w:eastAsia="Microsoft YaHei"/>
-                <w:color w:val="000000"/>
-                <w:sz w:val="16"/>
-              </w:rPr>
-              <w:t>artifacts/nexent-platform-acceptance/evidence/agent-run-export.zip</w:t>
-            </w:r>
-          </w:p>
-        </w:tc>
-        <w:tc>
-          <w:tcPr>
-            <w:tcW w:type="dxa" w:w="2379"/>
-            <w:vAlign w:val="center"/>
-            <w:tcMar>
-              <w:top w:w="38" w:type="dxa"/>
-              <w:start w:w="70" w:type="dxa"/>
-              <w:bottom w:w="38" w:type="dxa"/>
-              <w:end w:w="70" w:type="dxa"/>
-            </w:tcMar>
-            <w:tcBorders>
-              <w:top w:val="single" w:sz="6" w:space="0" w:color="D9D9D9"/>
-              <w:left w:val="single" w:sz="6" w:space="0" w:color="D9D9D9"/>
-              <w:bottom w:val="single" w:sz="6" w:space="0" w:color="D9D9D9"/>
-              <w:right w:val="single" w:sz="6" w:space="0" w:color="D9D9D9"/>
-              <w:insideH w:val="single" w:sz="6" w:space="0" w:color="D9D9D9"/>
-              <w:insideV w:val="single" w:sz="6" w:space="0" w:color="D9D9D9"/>
-            </w:tcBorders>
-          </w:tcPr>
-          <w:p>
-            <w:pPr>
-              <w:spacing w:after="0" w:line="252" w:lineRule="auto"/>
-              <w:jc w:val="left"/>
-            </w:pPr>
-            <w:r>
-              <w:rPr>
-                <w:rFonts w:ascii="Microsoft YaHei" w:hAnsi="Microsoft YaHei" w:eastAsia="Microsoft YaHei"/>
-                <w:color w:val="000000"/>
-                <w:sz w:val="17"/>
-              </w:rPr>
-              <w:t>Agent 配置与绑定 Skills 导出物</w:t>
-            </w:r>
-          </w:p>
-        </w:tc>
-      </w:tr>
-      <w:tr>
-        <w:trPr>
-          <w:cantSplit w:val="true"/>
-        </w:trPr>
-        <w:tc>
-          <w:tcPr>
-            <w:tcW w:type="dxa" w:w="1152"/>
-            <w:vAlign w:val="center"/>
-            <w:tcMar>
-              <w:top w:w="38" w:type="dxa"/>
-              <w:start w:w="70" w:type="dxa"/>
-              <w:bottom w:w="38" w:type="dxa"/>
-              <w:end w:w="70" w:type="dxa"/>
-            </w:tcMar>
-            <w:tcBorders>
-              <w:top w:val="single" w:sz="6" w:space="0" w:color="D9D9D9"/>
-              <w:left w:val="single" w:sz="6" w:space="0" w:color="D9D9D9"/>
-              <w:bottom w:val="single" w:sz="6" w:space="0" w:color="D9D9D9"/>
-              <w:right w:val="single" w:sz="6" w:space="0" w:color="D9D9D9"/>
-              <w:insideH w:val="single" w:sz="6" w:space="0" w:color="D9D9D9"/>
-              <w:insideV w:val="single" w:sz="6" w:space="0" w:color="D9D9D9"/>
-            </w:tcBorders>
-            <w:shd w:fill="F3F7FA"/>
-          </w:tcPr>
-          <w:p>
-            <w:pPr>
-              <w:spacing w:after="0" w:line="252" w:lineRule="auto"/>
-              <w:jc w:val="left"/>
-            </w:pPr>
-            <w:r>
-              <w:rPr>
-                <w:rFonts w:ascii="Microsoft YaHei" w:hAnsi="Microsoft YaHei" w:eastAsia="Microsoft YaHei"/>
-                <w:color w:val="000000"/>
-                <w:sz w:val="17"/>
-              </w:rPr>
-              <w:t>Agent 配置记录</w:t>
-            </w:r>
-          </w:p>
-        </w:tc>
-        <w:tc>
-          <w:tcPr>
-            <w:tcW w:type="dxa" w:w="6462"/>
-            <w:vAlign w:val="center"/>
-            <w:tcMar>
-              <w:top w:w="38" w:type="dxa"/>
-              <w:start w:w="70" w:type="dxa"/>
-              <w:bottom w:w="38" w:type="dxa"/>
-              <w:end w:w="70" w:type="dxa"/>
-            </w:tcMar>
-            <w:tcBorders>
-              <w:top w:val="single" w:sz="6" w:space="0" w:color="D9D9D9"/>
-              <w:left w:val="single" w:sz="6" w:space="0" w:color="D9D9D9"/>
-              <w:bottom w:val="single" w:sz="6" w:space="0" w:color="D9D9D9"/>
-              <w:right w:val="single" w:sz="6" w:space="0" w:color="D9D9D9"/>
-              <w:insideH w:val="single" w:sz="6" w:space="0" w:color="D9D9D9"/>
-              <w:insideV w:val="single" w:sz="6" w:space="0" w:color="D9D9D9"/>
-            </w:tcBorders>
-            <w:shd w:fill="F3F7FA"/>
-          </w:tcPr>
-          <w:p>
-            <w:pPr>
-              <w:spacing w:after="0" w:line="252" w:lineRule="auto"/>
-              <w:jc w:val="left"/>
-            </w:pPr>
-            <w:r>
-              <w:rPr>
-                <w:rFonts w:ascii="Consolas" w:hAnsi="Consolas" w:eastAsia="Microsoft YaHei"/>
-                <w:color w:val="000000"/>
-                <w:sz w:val="16"/>
-              </w:rPr>
-              <w:t>artifacts/nexent-platform-acceptance/agent-create-2026-09-29.yaml</w:t>
-            </w:r>
-          </w:p>
-        </w:tc>
-        <w:tc>
-          <w:tcPr>
-            <w:tcW w:type="dxa" w:w="2379"/>
-            <w:vAlign w:val="center"/>
-            <w:tcMar>
-              <w:top w:w="38" w:type="dxa"/>
-              <w:start w:w="70" w:type="dxa"/>
-              <w:bottom w:w="38" w:type="dxa"/>
-              <w:end w:w="70" w:type="dxa"/>
-            </w:tcMar>
-            <w:tcBorders>
-              <w:top w:val="single" w:sz="6" w:space="0" w:color="D9D9D9"/>
-              <w:left w:val="single" w:sz="6" w:space="0" w:color="D9D9D9"/>
-              <w:bottom w:val="single" w:sz="6" w:space="0" w:color="D9D9D9"/>
-              <w:right w:val="single" w:sz="6" w:space="0" w:color="D9D9D9"/>
-              <w:insideH w:val="single" w:sz="6" w:space="0" w:color="D9D9D9"/>
-              <w:insideV w:val="single" w:sz="6" w:space="0" w:color="D9D9D9"/>
-            </w:tcBorders>
-            <w:shd w:fill="F3F7FA"/>
-          </w:tcPr>
-          <w:p>
-            <w:pPr>
-              <w:spacing w:after="0" w:line="252" w:lineRule="auto"/>
-              <w:jc w:val="left"/>
-            </w:pPr>
-            <w:r>
-              <w:rPr>
-                <w:rFonts w:ascii="Microsoft YaHei" w:hAnsi="Microsoft YaHei" w:eastAsia="Microsoft YaHei"/>
-                <w:color w:val="000000"/>
-                <w:sz w:val="17"/>
-              </w:rPr>
-              <w:t>R-NX-04 配置 / 发布 / 调用关系</w:t>
+              <w:t>R-NX-09 结构化验收登记</w:t>
             </w:r>
           </w:p>
         </w:tc>
@@ -13553,7 +12878,7 @@
                 <w:color w:val="000000"/>
                 <w:sz w:val="17"/>
               </w:rPr>
-              <w:t>本地问答登记</w:t>
+              <w:t>托管平台记录</w:t>
             </w:r>
           </w:p>
         </w:tc>
@@ -13587,7 +12912,23 @@
                 <w:color w:val="000000"/>
                 <w:sz w:val="16"/>
               </w:rPr>
-              <w:t>artifacts/nexent-platform-acceptance/recheck-2026-09-30-llm-qa.yaml</w:t>
+              <w:t>07_证据包/R-NX-05_hosted.yaml</w:t>
+            </w:r>
+            <w:r>
+              <w:rPr>
+                <w:rFonts w:ascii="Microsoft YaHei" w:hAnsi="Microsoft YaHei" w:eastAsia="Microsoft YaHei"/>
+                <w:color w:val="000000"/>
+                <w:sz w:val="17"/>
+              </w:rPr>
+              <w:t>、</w:t>
+            </w:r>
+            <w:r>
+              <w:rPr>
+                <w:rFonts w:ascii="Consolas" w:hAnsi="Consolas" w:eastAsia="Microsoft YaHei"/>
+                <w:color w:val="000000"/>
+                <w:sz w:val="16"/>
+              </w:rPr>
+              <w:t>R-NX-06_hosted-agent.yaml</w:t>
             </w:r>
           </w:p>
         </w:tc>
@@ -13621,7 +12962,7 @@
                 <w:color w:val="000000"/>
                 <w:sz w:val="17"/>
               </w:rPr>
-              <w:t>R-NX-09 结构化验收登记</w:t>
+              <w:t>MCP 注册与 Agent/模型配置</w:t>
             </w:r>
           </w:p>
         </w:tc>
@@ -13661,7 +13002,7 @@
                 <w:color w:val="000000"/>
                 <w:sz w:val="17"/>
               </w:rPr>
-              <w:t>托管平台记录</w:t>
+              <w:t>阻断与探测记录</w:t>
             </w:r>
           </w:p>
         </w:tc>
@@ -13696,7 +13037,7 @@
                 <w:color w:val="000000"/>
                 <w:sz w:val="16"/>
               </w:rPr>
-              <w:t>artifacts/nexent-platform-acceptance/hosted-2026-09-29.yaml</w:t>
+              <w:t>07_证据包/R-NX-07_blocked.yaml</w:t>
             </w:r>
             <w:r>
               <w:rPr>
@@ -13712,7 +13053,7 @@
                 <w:color w:val="000000"/>
                 <w:sz w:val="16"/>
               </w:rPr>
-              <w:t>hosted-agent-2026-09-29.yaml</w:t>
+              <w:t>R-NX-08-PROBE_2026-10-24.yaml</w:t>
             </w:r>
           </w:p>
         </w:tc>
@@ -13747,7 +13088,7 @@
                 <w:color w:val="000000"/>
                 <w:sz w:val="17"/>
               </w:rPr>
-              <w:t>R-NX-05 / R-NX-06</w:t>
+              <w:t>修复链中间态，如实保留</w:t>
             </w:r>
           </w:p>
         </w:tc>
@@ -13786,7 +13127,7 @@
                 <w:color w:val="000000"/>
                 <w:sz w:val="17"/>
               </w:rPr>
-              <w:t>阻断记录</w:t>
+              <w:t>托管平台完成登记</w:t>
             </w:r>
           </w:p>
         </w:tc>
@@ -13820,7 +13161,23 @@
                 <w:color w:val="000000"/>
                 <w:sz w:val="16"/>
               </w:rPr>
-              <w:t>artifacts/nexent-platform-acceptance/hosted-2026-09-30-target-blocked.yaml</w:t>
+              <w:t>07_证据包/R-NX-08_COMPLETED.yaml</w:t>
+            </w:r>
+            <w:r>
+              <w:rPr>
+                <w:rFonts w:ascii="Microsoft YaHei" w:hAnsi="Microsoft YaHei" w:eastAsia="Microsoft YaHei"/>
+                <w:color w:val="000000"/>
+                <w:sz w:val="17"/>
+              </w:rPr>
+              <w:t xml:space="preserve"> + </w:t>
+            </w:r>
+            <w:r>
+              <w:rPr>
+                <w:rFonts w:ascii="Consolas" w:hAnsi="Consolas" w:eastAsia="Microsoft YaHei"/>
+                <w:color w:val="000000"/>
+                <w:sz w:val="16"/>
+              </w:rPr>
+              <w:t>R-NX-08_ws-frames.json</w:t>
             </w:r>
           </w:p>
         </w:tc>
@@ -13854,15 +13211,7 @@
                 <w:color w:val="000000"/>
                 <w:sz w:val="17"/>
               </w:rPr>
-              <w:t xml:space="preserve">R-NX-07 </w:t>
-            </w:r>
-            <w:r>
-              <w:rPr>
-                <w:rFonts w:ascii="Consolas" w:hAnsi="Consolas" w:eastAsia="Microsoft YaHei"/>
-                <w:color w:val="000000"/>
-                <w:sz w:val="16"/>
-              </w:rPr>
-              <w:t>blocked</w:t>
+              <w:t>平台内完整 Skill 问答（§八）</w:t>
             </w:r>
           </w:p>
         </w:tc>
@@ -13902,7 +13251,7 @@
                 <w:color w:val="000000"/>
                 <w:sz w:val="17"/>
               </w:rPr>
-              <w:t>恢复手册</w:t>
+              <w:t>知识库证据</w:t>
             </w:r>
           </w:p>
         </w:tc>
@@ -13937,7 +13286,31 @@
                 <w:color w:val="000000"/>
                 <w:sz w:val="16"/>
               </w:rPr>
-              <w:t>docs/competitions/huawei-agentarts-vpc-target-runbook.md</w:t>
+              <w:t>07_证据包/R-KN-01_latest.json</w:t>
+            </w:r>
+            <w:r>
+              <w:rPr>
+                <w:rFonts w:ascii="Microsoft YaHei" w:hAnsi="Microsoft YaHei" w:eastAsia="Microsoft YaHei"/>
+                <w:color w:val="000000"/>
+                <w:sz w:val="17"/>
+              </w:rPr>
+              <w:t>、</w:t>
+            </w:r>
+            <w:r>
+              <w:rPr>
+                <w:rFonts w:ascii="Consolas" w:hAnsi="Consolas" w:eastAsia="Microsoft YaHei"/>
+                <w:color w:val="000000"/>
+                <w:sz w:val="16"/>
+              </w:rPr>
+              <w:t>R-KN-02_ontology-eval.json</w:t>
+            </w:r>
+            <w:r>
+              <w:rPr>
+                <w:rFonts w:ascii="Microsoft YaHei" w:hAnsi="Microsoft YaHei" w:eastAsia="Microsoft YaHei"/>
+                <w:color w:val="000000"/>
+                <w:sz w:val="17"/>
+              </w:rPr>
+              <w:t xml:space="preserve"> 等</w:t>
             </w:r>
           </w:p>
         </w:tc>
@@ -13972,7 +13345,225 @@
                 <w:color w:val="000000"/>
                 <w:sz w:val="17"/>
               </w:rPr>
-              <w:t>R-NX-08 执行手册</w:t>
+              <w:t>知识域评测产物（登记号命名）</w:t>
+            </w:r>
+          </w:p>
+        </w:tc>
+      </w:tr>
+    </w:tbl>
+    <w:p>
+      <w:pPr>
+        <w:spacing w:after="40"/>
+      </w:pPr>
+    </w:p>
+    <w:p>
+      <w:r>
+        <w:rPr>
+          <w:rFonts w:ascii="Microsoft YaHei" w:hAnsi="Microsoft YaHei" w:eastAsia="Microsoft YaHei"/>
+          <w:sz w:val="21"/>
+        </w:rPr>
+        <w:t>说明：模型密钥、MCP 令牌、后端账号与云凭据一律不随包提交。</w:t>
+      </w:r>
+    </w:p>
+    <w:p>
+      <w:pPr>
+        <w:pStyle w:val="Heading1"/>
+        <w:pageBreakBefore/>
+      </w:pPr>
+      <w:r>
+        <w:t>八、托管平台（AgentArts）验收记录与工程攻坚</w:t>
+      </w:r>
+    </w:p>
+    <w:p>
+      <w:r>
+        <w:rPr>
+          <w:rFonts w:ascii="Microsoft YaHei" w:hAnsi="Microsoft YaHei" w:eastAsia="Microsoft YaHei"/>
+          <w:b/>
+          <w:sz w:val="21"/>
+        </w:rPr>
+        <w:t>结论先行：华为 AgentArts 托管平台内完整 Skill 问答已跑通（R-NX-08， 2026-10-24，verdict=completed）</w:t>
+      </w:r>
+      <w:r>
+        <w:rPr>
+          <w:rFonts w:ascii="Microsoft YaHei" w:hAnsi="Microsoft YaHei" w:eastAsia="Microsoft YaHei"/>
+          <w:sz w:val="21"/>
+        </w:rPr>
+        <w:t>——一次运行 9 分钟、1,933 帧、真实模型、 2,254 字回答；运行环境未加载知识库资产时，智能体全量检索后</w:t>
+      </w:r>
+      <w:r>
+        <w:rPr>
+          <w:rFonts w:ascii="Microsoft YaHei" w:hAnsi="Microsoft YaHei" w:eastAsia="Microsoft YaHei"/>
+          <w:b/>
+          <w:sz w:val="21"/>
+        </w:rPr>
+        <w:t>如实声明 “引用全部 not_evaluated”</w:t>
+      </w:r>
+      <w:r>
+        <w:rPr>
+          <w:rFonts w:ascii="Microsoft YaHei" w:hAnsi="Microsoft YaHei" w:eastAsia="Microsoft YaHei"/>
+          <w:sz w:val="21"/>
+        </w:rPr>
+        <w:t>，逐节标注“非知识库依据”给出通用溢油处置框架， 拒绝编造政策依据——与本地验收（R-NX-09）的拒答行为是同一设计在托管平台的 复现。</w:t>
+      </w:r>
+    </w:p>
+    <w:p>
+      <w:r>
+        <w:rPr>
+          <w:rFonts w:ascii="Microsoft YaHei" w:hAnsi="Microsoft YaHei" w:eastAsia="Microsoft YaHei"/>
+          <w:sz w:val="21"/>
+        </w:rPr>
+        <w:t>部署拓扑见图 11：</w:t>
+      </w:r>
+    </w:p>
+    <w:p>
+      <w:pPr>
+        <w:keepNext/>
+        <w:spacing w:before="120"/>
+        <w:jc w:val="center"/>
+      </w:pPr>
+      <w:r>
+        <w:drawing>
+          <wp:inline xmlns:a="http://schemas.openxmlformats.org/drawingml/2006/main" xmlns:pic="http://schemas.openxmlformats.org/drawingml/2006/picture">
+            <wp:extent cx="5669280" cy="3855574"/>
+            <wp:docPr id="11" name="Picture 11"/>
+            <wp:cNvGraphicFramePr>
+              <a:graphicFrameLocks noChangeAspect="1"/>
+            </wp:cNvGraphicFramePr>
+            <a:graphic>
+              <a:graphicData uri="http://schemas.openxmlformats.org/drawingml/2006/picture">
+                <pic:pic>
+                  <pic:nvPicPr>
+                    <pic:cNvPr id="0" name="fig-huawei-fullstack.png"/>
+                    <pic:cNvPicPr/>
+                  </pic:nvPicPr>
+                  <pic:blipFill>
+                    <a:blip r:embed="rId21"/>
+                    <a:stretch>
+                      <a:fillRect/>
+                    </a:stretch>
+                  </pic:blipFill>
+                  <pic:spPr>
+                    <a:xfrm>
+                      <a:off x="0" y="0"/>
+                      <a:ext cx="5669280" cy="3855574"/>
+                    </a:xfrm>
+                    <a:prstGeom prst="rect"/>
+                  </pic:spPr>
+                </pic:pic>
+              </a:graphicData>
+            </a:graphic>
+          </wp:inline>
+        </w:drawing>
+      </w:r>
+    </w:p>
+    <w:p>
+      <w:pPr>
+        <w:spacing w:after="200"/>
+        <w:jc w:val="center"/>
+      </w:pPr>
+      <w:r>
+        <w:rPr>
+          <w:rFonts w:ascii="Microsoft YaHei" w:hAnsi="Microsoft YaHei" w:eastAsia="Microsoft YaHei"/>
+          <w:color w:val="5A5A5A"/>
+          <w:sz w:val="18"/>
+        </w:rPr>
+        <w:t>图 11 华为云全栈部署拓扑：AgentArts 托管智能体（VPC 私网）→ ECS TLS 模型中转 → DeepSeek API；知识域 LLM 通道 → ModelArts MaaS（昇腾池）；网关 Target 恢复为后续待办（如实标注）</w:t>
+      </w:r>
+    </w:p>
+    <w:p>
+      <w:r>
+        <w:rPr>
+          <w:rFonts w:ascii="Microsoft YaHei" w:hAnsi="Microsoft YaHei" w:eastAsia="Microsoft YaHei"/>
+          <w:sz w:val="21"/>
+        </w:rPr>
+        <w:t>验收要素（均有登记产物）：</w:t>
+      </w:r>
+    </w:p>
+    <w:tbl>
+      <w:tblPr>
+        <w:tblW w:type="auto" w:w="0"/>
+        <w:jc w:val="center"/>
+        <w:tblLayout w:type="fixed"/>
+        <w:tblLook w:firstColumn="1" w:firstRow="1" w:lastColumn="0" w:lastRow="0" w:noHBand="0" w:noVBand="1" w:val="04A0"/>
+      </w:tblPr>
+      <w:tblGrid>
+        <w:gridCol w:w="4997"/>
+        <w:gridCol w:w="4997"/>
+      </w:tblGrid>
+      <w:tr>
+        <w:trPr>
+          <w:cantSplit w:val="true"/>
+          <w:tblHeader w:val="true"/>
+        </w:trPr>
+        <w:tc>
+          <w:tcPr>
+            <w:tcW w:type="dxa" w:w="1152"/>
+            <w:vAlign w:val="center"/>
+            <w:tcMar>
+              <w:top w:w="38" w:type="dxa"/>
+              <w:start w:w="70" w:type="dxa"/>
+              <w:bottom w:w="38" w:type="dxa"/>
+              <w:end w:w="70" w:type="dxa"/>
+            </w:tcMar>
+            <w:tcBorders>
+              <w:top w:val="single" w:sz="6" w:space="0" w:color="D9D9D9"/>
+              <w:left w:val="single" w:sz="6" w:space="0" w:color="D9D9D9"/>
+              <w:bottom w:val="single" w:sz="6" w:space="0" w:color="D9D9D9"/>
+              <w:right w:val="single" w:sz="6" w:space="0" w:color="D9D9D9"/>
+              <w:insideH w:val="single" w:sz="6" w:space="0" w:color="D9D9D9"/>
+              <w:insideV w:val="single" w:sz="6" w:space="0" w:color="D9D9D9"/>
+            </w:tcBorders>
+            <w:shd w:fill="1F4E79"/>
+          </w:tcPr>
+          <w:p>
+            <w:pPr>
+              <w:spacing w:after="0" w:line="252" w:lineRule="auto"/>
+              <w:jc w:val="center"/>
+            </w:pPr>
+            <w:r>
+              <w:rPr>
+                <w:rFonts w:ascii="Microsoft YaHei" w:hAnsi="Microsoft YaHei" w:eastAsia="Microsoft YaHei"/>
+                <w:b/>
+                <w:color w:val="FFFFFF"/>
+                <w:sz w:val="17"/>
+              </w:rPr>
+              <w:t>要素</w:t>
+            </w:r>
+          </w:p>
+        </w:tc>
+        <w:tc>
+          <w:tcPr>
+            <w:tcW w:type="dxa" w:w="8842"/>
+            <w:vAlign w:val="center"/>
+            <w:tcMar>
+              <w:top w:w="38" w:type="dxa"/>
+              <w:start w:w="70" w:type="dxa"/>
+              <w:bottom w:w="38" w:type="dxa"/>
+              <w:end w:w="70" w:type="dxa"/>
+            </w:tcMar>
+            <w:tcBorders>
+              <w:top w:val="single" w:sz="6" w:space="0" w:color="D9D9D9"/>
+              <w:left w:val="single" w:sz="6" w:space="0" w:color="D9D9D9"/>
+              <w:bottom w:val="single" w:sz="6" w:space="0" w:color="D9D9D9"/>
+              <w:right w:val="single" w:sz="6" w:space="0" w:color="D9D9D9"/>
+              <w:insideH w:val="single" w:sz="6" w:space="0" w:color="D9D9D9"/>
+              <w:insideV w:val="single" w:sz="6" w:space="0" w:color="D9D9D9"/>
+            </w:tcBorders>
+            <w:shd w:fill="1F4E79"/>
+          </w:tcPr>
+          <w:p>
+            <w:pPr>
+              <w:spacing w:after="0" w:line="252" w:lineRule="auto"/>
+              <w:jc w:val="center"/>
+            </w:pPr>
+            <w:r>
+              <w:rPr>
+                <w:rFonts w:ascii="Microsoft YaHei" w:hAnsi="Microsoft YaHei" w:eastAsia="Microsoft YaHei"/>
+                <w:b/>
+                <w:color w:val="FFFFFF"/>
+                <w:sz w:val="17"/>
+              </w:rPr>
+              <w:t>实测值</w:t>
             </w:r>
           </w:p>
         </w:tc>
@@ -14011,13 +13602,13 @@
                 <w:color w:val="000000"/>
                 <w:sz w:val="17"/>
               </w:rPr>
-              <w:t>知识库证据</w:t>
+              <w:t>验收智能体</w:t>
             </w:r>
           </w:p>
         </w:tc>
         <w:tc>
           <w:tcPr>
-            <w:tcW w:type="dxa" w:w="6462"/>
+            <w:tcW w:type="dxa" w:w="8842"/>
             <w:vAlign w:val="center"/>
             <w:tcMar>
               <w:top w:w="38" w:type="dxa"/>
@@ -14045,7 +13636,7 @@
                 <w:color w:val="000000"/>
                 <w:sz w:val="16"/>
               </w:rPr>
-              <w:t>artifacts/evolution-demo/latest.json</w:t>
+              <w:t>seasight-governance-agent-vpc2</w:t>
             </w:r>
             <w:r>
               <w:rPr>
@@ -14053,21 +13644,135 @@
                 <w:color w:val="000000"/>
                 <w:sz w:val="17"/>
               </w:rPr>
-              <w:t>、</w:t>
-            </w:r>
-            <w:r>
-              <w:rPr>
-                <w:rFonts w:ascii="Consolas" w:hAnsi="Consolas" w:eastAsia="Microsoft YaHei"/>
+              <w:t>（managed runtime，区域 cn-south-west-2）</w:t>
+            </w:r>
+          </w:p>
+        </w:tc>
+      </w:tr>
+      <w:tr>
+        <w:trPr>
+          <w:cantSplit w:val="true"/>
+        </w:trPr>
+        <w:tc>
+          <w:tcPr>
+            <w:tcW w:type="dxa" w:w="1152"/>
+            <w:vAlign w:val="center"/>
+            <w:tcMar>
+              <w:top w:w="38" w:type="dxa"/>
+              <w:start w:w="70" w:type="dxa"/>
+              <w:bottom w:w="38" w:type="dxa"/>
+              <w:end w:w="70" w:type="dxa"/>
+            </w:tcMar>
+            <w:tcBorders>
+              <w:top w:val="single" w:sz="6" w:space="0" w:color="D9D9D9"/>
+              <w:left w:val="single" w:sz="6" w:space="0" w:color="D9D9D9"/>
+              <w:bottom w:val="single" w:sz="6" w:space="0" w:color="D9D9D9"/>
+              <w:right w:val="single" w:sz="6" w:space="0" w:color="D9D9D9"/>
+              <w:insideH w:val="single" w:sz="6" w:space="0" w:color="D9D9D9"/>
+              <w:insideV w:val="single" w:sz="6" w:space="0" w:color="D9D9D9"/>
+            </w:tcBorders>
+            <w:shd w:fill="F3F7FA"/>
+          </w:tcPr>
+          <w:p>
+            <w:pPr>
+              <w:spacing w:after="0" w:line="252" w:lineRule="auto"/>
+              <w:jc w:val="center"/>
+            </w:pPr>
+            <w:r>
+              <w:rPr>
+                <w:rFonts w:ascii="Microsoft YaHei" w:hAnsi="Microsoft YaHei" w:eastAsia="Microsoft YaHei"/>
                 <w:color w:val="000000"/>
-                <w:sz w:val="16"/>
-              </w:rPr>
-              <w:t>artifacts/ontology-eval/latest.json</w:t>
+                <w:sz w:val="17"/>
+              </w:rPr>
+              <w:t>运行环境</w:t>
             </w:r>
           </w:p>
         </w:tc>
         <w:tc>
           <w:tcPr>
-            <w:tcW w:type="dxa" w:w="2379"/>
+            <w:tcW w:type="dxa" w:w="8842"/>
+            <w:vAlign w:val="center"/>
+            <w:tcMar>
+              <w:top w:w="38" w:type="dxa"/>
+              <w:start w:w="70" w:type="dxa"/>
+              <w:bottom w:w="38" w:type="dxa"/>
+              <w:end w:w="70" w:type="dxa"/>
+            </w:tcMar>
+            <w:tcBorders>
+              <w:top w:val="single" w:sz="6" w:space="0" w:color="D9D9D9"/>
+              <w:left w:val="single" w:sz="6" w:space="0" w:color="D9D9D9"/>
+              <w:bottom w:val="single" w:sz="6" w:space="0" w:color="D9D9D9"/>
+              <w:right w:val="single" w:sz="6" w:space="0" w:color="D9D9D9"/>
+              <w:insideH w:val="single" w:sz="6" w:space="0" w:color="D9D9D9"/>
+              <w:insideV w:val="single" w:sz="6" w:space="0" w:color="D9D9D9"/>
+            </w:tcBorders>
+            <w:shd w:fill="F3F7FA"/>
+          </w:tcPr>
+          <w:p>
+            <w:pPr>
+              <w:spacing w:after="0" w:line="252" w:lineRule="auto"/>
+              <w:jc w:val="left"/>
+            </w:pPr>
+            <w:r>
+              <w:rPr>
+                <w:rFonts w:ascii="Consolas" w:hAnsi="Consolas" w:eastAsia="Microsoft YaHei"/>
+                <w:color w:val="000000"/>
+                <w:sz w:val="16"/>
+              </w:rPr>
+              <w:t>environment-seasight-vpc-verify</w:t>
+            </w:r>
+            <w:r>
+              <w:rPr>
+                <w:rFonts w:ascii="Microsoft YaHei" w:hAnsi="Microsoft YaHei" w:eastAsia="Microsoft YaHei"/>
+                <w:color w:val="000000"/>
+                <w:sz w:val="17"/>
+              </w:rPr>
+              <w:t>（VPC 私网——平台内运行 Skill 的必要条件）</w:t>
+            </w:r>
+          </w:p>
+        </w:tc>
+      </w:tr>
+      <w:tr>
+        <w:trPr>
+          <w:cantSplit w:val="true"/>
+        </w:trPr>
+        <w:tc>
+          <w:tcPr>
+            <w:tcW w:type="dxa" w:w="1152"/>
+            <w:vAlign w:val="center"/>
+            <w:tcMar>
+              <w:top w:w="38" w:type="dxa"/>
+              <w:start w:w="70" w:type="dxa"/>
+              <w:bottom w:w="38" w:type="dxa"/>
+              <w:end w:w="70" w:type="dxa"/>
+            </w:tcMar>
+            <w:tcBorders>
+              <w:top w:val="single" w:sz="6" w:space="0" w:color="D9D9D9"/>
+              <w:left w:val="single" w:sz="6" w:space="0" w:color="D9D9D9"/>
+              <w:bottom w:val="single" w:sz="6" w:space="0" w:color="D9D9D9"/>
+              <w:right w:val="single" w:sz="6" w:space="0" w:color="D9D9D9"/>
+              <w:insideH w:val="single" w:sz="6" w:space="0" w:color="D9D9D9"/>
+              <w:insideV w:val="single" w:sz="6" w:space="0" w:color="D9D9D9"/>
+            </w:tcBorders>
+          </w:tcPr>
+          <w:p>
+            <w:pPr>
+              <w:spacing w:after="0" w:line="252" w:lineRule="auto"/>
+              <w:jc w:val="center"/>
+            </w:pPr>
+            <w:r>
+              <w:rPr>
+                <w:rFonts w:ascii="Microsoft YaHei" w:hAnsi="Microsoft YaHei" w:eastAsia="Microsoft YaHei"/>
+                <w:color w:val="000000"/>
+                <w:sz w:val="17"/>
+              </w:rPr>
+              <w:t>调用通道</w:t>
+            </w:r>
+          </w:p>
+        </w:tc>
+        <w:tc>
+          <w:tcPr>
+            <w:tcW w:type="dxa" w:w="8842"/>
             <w:vAlign w:val="center"/>
             <w:tcMar>
               <w:top w:w="38" w:type="dxa"/>
@@ -14095,7 +13800,286 @@
                 <w:color w:val="000000"/>
                 <w:sz w:val="17"/>
               </w:rPr>
-              <w:t>R-KN-01 / R-KN-02</w:t>
+              <w:t xml:space="preserve">Managed Agents WebSocket（官方 </w:t>
+            </w:r>
+            <w:r>
+              <w:rPr>
+                <w:rFonts w:ascii="Consolas" w:hAnsi="Consolas" w:eastAsia="Microsoft YaHei"/>
+                <w:color w:val="000000"/>
+                <w:sz w:val="16"/>
+              </w:rPr>
+              <w:t>managed_agents_client</w:t>
+            </w:r>
+            <w:r>
+              <w:rPr>
+                <w:rFonts w:ascii="Microsoft YaHei" w:hAnsi="Microsoft YaHei" w:eastAsia="Microsoft YaHei"/>
+                <w:color w:val="000000"/>
+                <w:sz w:val="17"/>
+              </w:rPr>
+              <w:t xml:space="preserve"> 协议，API Key 认证）</w:t>
+            </w:r>
+          </w:p>
+        </w:tc>
+      </w:tr>
+      <w:tr>
+        <w:trPr>
+          <w:cantSplit w:val="true"/>
+        </w:trPr>
+        <w:tc>
+          <w:tcPr>
+            <w:tcW w:type="dxa" w:w="1152"/>
+            <w:vAlign w:val="center"/>
+            <w:tcMar>
+              <w:top w:w="38" w:type="dxa"/>
+              <w:start w:w="70" w:type="dxa"/>
+              <w:bottom w:w="38" w:type="dxa"/>
+              <w:end w:w="70" w:type="dxa"/>
+            </w:tcMar>
+            <w:tcBorders>
+              <w:top w:val="single" w:sz="6" w:space="0" w:color="D9D9D9"/>
+              <w:left w:val="single" w:sz="6" w:space="0" w:color="D9D9D9"/>
+              <w:bottom w:val="single" w:sz="6" w:space="0" w:color="D9D9D9"/>
+              <w:right w:val="single" w:sz="6" w:space="0" w:color="D9D9D9"/>
+              <w:insideH w:val="single" w:sz="6" w:space="0" w:color="D9D9D9"/>
+              <w:insideV w:val="single" w:sz="6" w:space="0" w:color="D9D9D9"/>
+            </w:tcBorders>
+            <w:shd w:fill="F3F7FA"/>
+          </w:tcPr>
+          <w:p>
+            <w:pPr>
+              <w:spacing w:after="0" w:line="252" w:lineRule="auto"/>
+              <w:jc w:val="center"/>
+            </w:pPr>
+            <w:r>
+              <w:rPr>
+                <w:rFonts w:ascii="Microsoft YaHei" w:hAnsi="Microsoft YaHei" w:eastAsia="Microsoft YaHei"/>
+                <w:color w:val="000000"/>
+                <w:sz w:val="17"/>
+              </w:rPr>
+              <w:t>模型链路</w:t>
+            </w:r>
+          </w:p>
+        </w:tc>
+        <w:tc>
+          <w:tcPr>
+            <w:tcW w:type="dxa" w:w="8842"/>
+            <w:vAlign w:val="center"/>
+            <w:tcMar>
+              <w:top w:w="38" w:type="dxa"/>
+              <w:start w:w="70" w:type="dxa"/>
+              <w:bottom w:w="38" w:type="dxa"/>
+              <w:end w:w="70" w:type="dxa"/>
+            </w:tcMar>
+            <w:tcBorders>
+              <w:top w:val="single" w:sz="6" w:space="0" w:color="D9D9D9"/>
+              <w:left w:val="single" w:sz="6" w:space="0" w:color="D9D9D9"/>
+              <w:bottom w:val="single" w:sz="6" w:space="0" w:color="D9D9D9"/>
+              <w:right w:val="single" w:sz="6" w:space="0" w:color="D9D9D9"/>
+              <w:insideH w:val="single" w:sz="6" w:space="0" w:color="D9D9D9"/>
+              <w:insideV w:val="single" w:sz="6" w:space="0" w:color="D9D9D9"/>
+            </w:tcBorders>
+            <w:shd w:fill="F3F7FA"/>
+          </w:tcPr>
+          <w:p>
+            <w:pPr>
+              <w:spacing w:after="0" w:line="252" w:lineRule="auto"/>
+              <w:jc w:val="left"/>
+            </w:pPr>
+            <w:r>
+              <w:rPr>
+                <w:rFonts w:ascii="Consolas" w:hAnsi="Consolas" w:eastAsia="Microsoft YaHei"/>
+                <w:color w:val="000000"/>
+                <w:sz w:val="16"/>
+              </w:rPr>
+              <w:t>deepseek-provider-vpc</w:t>
+            </w:r>
+            <w:r>
+              <w:rPr>
+                <w:rFonts w:ascii="Microsoft YaHei" w:hAnsi="Microsoft YaHei" w:eastAsia="Microsoft YaHei"/>
+                <w:color w:val="000000"/>
+                <w:sz w:val="17"/>
+              </w:rPr>
+              <w:t xml:space="preserve">（Base_url 指向 VPC 内中转）→ socat TLS :8080 → relay :18080（模型名重写 </w:t>
+            </w:r>
+            <w:r>
+              <w:rPr>
+                <w:rFonts w:ascii="Consolas" w:hAnsi="Consolas" w:eastAsia="Microsoft YaHei"/>
+                <w:color w:val="000000"/>
+                <w:sz w:val="16"/>
+              </w:rPr>
+              <w:t>deepseek-v4.1-flash</w:t>
+            </w:r>
+            <w:r>
+              <w:rPr>
+                <w:rFonts w:ascii="Microsoft YaHei" w:hAnsi="Microsoft YaHei" w:eastAsia="Microsoft YaHei"/>
+                <w:color w:val="000000"/>
+                <w:sz w:val="17"/>
+              </w:rPr>
+              <w:t>→</w:t>
+            </w:r>
+            <w:r>
+              <w:rPr>
+                <w:rFonts w:ascii="Consolas" w:hAnsi="Consolas" w:eastAsia="Microsoft YaHei"/>
+                <w:color w:val="000000"/>
+                <w:sz w:val="16"/>
+              </w:rPr>
+              <w:t>deepseek-chat</w:t>
+            </w:r>
+            <w:r>
+              <w:rPr>
+                <w:rFonts w:ascii="Microsoft YaHei" w:hAnsi="Microsoft YaHei" w:eastAsia="Microsoft YaHei"/>
+                <w:color w:val="000000"/>
+                <w:sz w:val="17"/>
+              </w:rPr>
+              <w:t>）→ DeepSeek 官方 API</w:t>
+            </w:r>
+          </w:p>
+        </w:tc>
+      </w:tr>
+      <w:tr>
+        <w:trPr>
+          <w:cantSplit w:val="true"/>
+        </w:trPr>
+        <w:tc>
+          <w:tcPr>
+            <w:tcW w:type="dxa" w:w="1152"/>
+            <w:vAlign w:val="center"/>
+            <w:tcMar>
+              <w:top w:w="38" w:type="dxa"/>
+              <w:start w:w="70" w:type="dxa"/>
+              <w:bottom w:w="38" w:type="dxa"/>
+              <w:end w:w="70" w:type="dxa"/>
+            </w:tcMar>
+            <w:tcBorders>
+              <w:top w:val="single" w:sz="6" w:space="0" w:color="D9D9D9"/>
+              <w:left w:val="single" w:sz="6" w:space="0" w:color="D9D9D9"/>
+              <w:bottom w:val="single" w:sz="6" w:space="0" w:color="D9D9D9"/>
+              <w:right w:val="single" w:sz="6" w:space="0" w:color="D9D9D9"/>
+              <w:insideH w:val="single" w:sz="6" w:space="0" w:color="D9D9D9"/>
+              <w:insideV w:val="single" w:sz="6" w:space="0" w:color="D9D9D9"/>
+            </w:tcBorders>
+          </w:tcPr>
+          <w:p>
+            <w:pPr>
+              <w:spacing w:after="0" w:line="252" w:lineRule="auto"/>
+              <w:jc w:val="center"/>
+            </w:pPr>
+            <w:r>
+              <w:rPr>
+                <w:rFonts w:ascii="Microsoft YaHei" w:hAnsi="Microsoft YaHei" w:eastAsia="Microsoft YaHei"/>
+                <w:color w:val="000000"/>
+                <w:sz w:val="17"/>
+              </w:rPr>
+              <w:t>验收问题</w:t>
+            </w:r>
+          </w:p>
+        </w:tc>
+        <w:tc>
+          <w:tcPr>
+            <w:tcW w:type="dxa" w:w="8842"/>
+            <w:vAlign w:val="center"/>
+            <w:tcMar>
+              <w:top w:w="38" w:type="dxa"/>
+              <w:start w:w="70" w:type="dxa"/>
+              <w:bottom w:w="38" w:type="dxa"/>
+              <w:end w:w="70" w:type="dxa"/>
+            </w:tcMar>
+            <w:tcBorders>
+              <w:top w:val="single" w:sz="6" w:space="0" w:color="D9D9D9"/>
+              <w:left w:val="single" w:sz="6" w:space="0" w:color="D9D9D9"/>
+              <w:bottom w:val="single" w:sz="6" w:space="0" w:color="D9D9D9"/>
+              <w:right w:val="single" w:sz="6" w:space="0" w:color="D9D9D9"/>
+              <w:insideH w:val="single" w:sz="6" w:space="0" w:color="D9D9D9"/>
+              <w:insideV w:val="single" w:sz="6" w:space="0" w:color="D9D9D9"/>
+            </w:tcBorders>
+          </w:tcPr>
+          <w:p>
+            <w:pPr>
+              <w:spacing w:after="0" w:line="252" w:lineRule="auto"/>
+              <w:jc w:val="left"/>
+            </w:pPr>
+            <w:r>
+              <w:rPr>
+                <w:rFonts w:ascii="Microsoft YaHei" w:hAnsi="Microsoft YaHei" w:eastAsia="Microsoft YaHei"/>
+                <w:color w:val="000000"/>
+                <w:sz w:val="17"/>
+              </w:rPr>
+              <w:t>“连江县海漂垃圾治理中，岸基监控发现疑似漏油事件，请按照现有政策给出评估与处置建议，并给出证据链”</w:t>
+            </w:r>
+          </w:p>
+        </w:tc>
+      </w:tr>
+      <w:tr>
+        <w:trPr>
+          <w:cantSplit w:val="true"/>
+        </w:trPr>
+        <w:tc>
+          <w:tcPr>
+            <w:tcW w:type="dxa" w:w="1152"/>
+            <w:vAlign w:val="center"/>
+            <w:tcMar>
+              <w:top w:w="38" w:type="dxa"/>
+              <w:start w:w="70" w:type="dxa"/>
+              <w:bottom w:w="38" w:type="dxa"/>
+              <w:end w:w="70" w:type="dxa"/>
+            </w:tcMar>
+            <w:tcBorders>
+              <w:top w:val="single" w:sz="6" w:space="0" w:color="D9D9D9"/>
+              <w:left w:val="single" w:sz="6" w:space="0" w:color="D9D9D9"/>
+              <w:bottom w:val="single" w:sz="6" w:space="0" w:color="D9D9D9"/>
+              <w:right w:val="single" w:sz="6" w:space="0" w:color="D9D9D9"/>
+              <w:insideH w:val="single" w:sz="6" w:space="0" w:color="D9D9D9"/>
+              <w:insideV w:val="single" w:sz="6" w:space="0" w:color="D9D9D9"/>
+            </w:tcBorders>
+            <w:shd w:fill="F3F7FA"/>
+          </w:tcPr>
+          <w:p>
+            <w:pPr>
+              <w:spacing w:after="0" w:line="252" w:lineRule="auto"/>
+              <w:jc w:val="center"/>
+            </w:pPr>
+            <w:r>
+              <w:rPr>
+                <w:rFonts w:ascii="Microsoft YaHei" w:hAnsi="Microsoft YaHei" w:eastAsia="Microsoft YaHei"/>
+                <w:color w:val="000000"/>
+                <w:sz w:val="17"/>
+              </w:rPr>
+              <w:t>运行结果</w:t>
+            </w:r>
+          </w:p>
+        </w:tc>
+        <w:tc>
+          <w:tcPr>
+            <w:tcW w:type="dxa" w:w="8842"/>
+            <w:vAlign w:val="center"/>
+            <w:tcMar>
+              <w:top w:w="38" w:type="dxa"/>
+              <w:start w:w="70" w:type="dxa"/>
+              <w:bottom w:w="38" w:type="dxa"/>
+              <w:end w:w="70" w:type="dxa"/>
+            </w:tcMar>
+            <w:tcBorders>
+              <w:top w:val="single" w:sz="6" w:space="0" w:color="D9D9D9"/>
+              <w:left w:val="single" w:sz="6" w:space="0" w:color="D9D9D9"/>
+              <w:bottom w:val="single" w:sz="6" w:space="0" w:color="D9D9D9"/>
+              <w:right w:val="single" w:sz="6" w:space="0" w:color="D9D9D9"/>
+              <w:insideH w:val="single" w:sz="6" w:space="0" w:color="D9D9D9"/>
+              <w:insideV w:val="single" w:sz="6" w:space="0" w:color="D9D9D9"/>
+            </w:tcBorders>
+            <w:shd w:fill="F3F7FA"/>
+          </w:tcPr>
+          <w:p>
+            <w:pPr>
+              <w:spacing w:after="0" w:line="252" w:lineRule="auto"/>
+              <w:jc w:val="left"/>
+            </w:pPr>
+            <w:r>
+              <w:rPr>
+                <w:rFonts w:ascii="Microsoft YaHei" w:hAnsi="Microsoft YaHei" w:eastAsia="Microsoft YaHei"/>
+                <w:color w:val="000000"/>
+                <w:sz w:val="17"/>
+              </w:rPr>
+              <w:t>539.7 秒 / 1,933 帧 / 2,254 字回答 / 证据不足如实拒答</w:t>
             </w:r>
           </w:p>
         </w:tc>
@@ -14110,27 +14094,17 @@
       <w:r>
         <w:rPr>
           <w:rFonts w:ascii="Microsoft YaHei" w:hAnsi="Microsoft YaHei" w:eastAsia="Microsoft YaHei"/>
+          <w:b/>
           <w:sz w:val="21"/>
         </w:rPr>
-        <w:t>说明：以上文件均由仓库版本控制；模型密钥、MCP 令牌、后端账号与云凭据一律 不随包提交。</w:t>
+        <w:t>工程攻坚链（从 blocked 到 completed，全程留证）</w:t>
       </w:r>
-    </w:p>
-    <w:p>
-      <w:pPr>
-        <w:pStyle w:val="Heading1"/>
-        <w:pageBreakBefore/>
-      </w:pPr>
-      <w:r>
-        <w:t>八、托管平台（AgentArts）状态与恢复路径</w:t>
-      </w:r>
-    </w:p>
-    <w:p>
       <w:r>
         <w:rPr>
           <w:rFonts w:ascii="Microsoft YaHei" w:hAnsi="Microsoft YaHei" w:eastAsia="Microsoft YaHei"/>
           <w:sz w:val="21"/>
         </w:rPr>
-        <w:t>已完成的托管平台动作：</w:t>
+        <w:t>——这段修复史本身是 平台工程能力的证据，也是答辩素材：</w:t>
       </w:r>
     </w:p>
     <w:p>
@@ -14148,23 +14122,17 @@
       <w:r>
         <w:rPr>
           <w:rFonts w:ascii="Microsoft YaHei" w:hAnsi="Microsoft YaHei" w:eastAsia="Microsoft YaHei"/>
+          <w:b/>
           <w:sz w:val="21"/>
         </w:rPr>
-        <w:t xml:space="preserve">注册 MCP 服务 </w:t>
-      </w:r>
-      <w:r>
-        <w:rPr>
-          <w:rFonts w:ascii="Consolas" w:hAnsi="Consolas" w:eastAsia="Microsoft YaHei"/>
-          <w:sz w:val="20"/>
-        </w:rPr>
-        <w:t>Oceanus Domain Cognition MCP</w:t>
+        <w:t>账号欠费</w:t>
       </w:r>
       <w:r>
         <w:rPr>
           <w:rFonts w:ascii="Microsoft YaHei" w:hAnsi="Microsoft YaHei" w:eastAsia="Microsoft YaHei"/>
           <w:sz w:val="21"/>
         </w:rPr>
-        <w:t>，状态“部署成功”，工具列表</w:t>
+        <w:t>（R-NX-07，09-30）：欠费使“创建 Target”原生禁用（0/10），</w:t>
       </w:r>
     </w:p>
     <w:p>
@@ -14173,21 +14141,21 @@
           <w:rFonts w:ascii="Microsoft YaHei" w:hAnsi="Microsoft YaHei" w:eastAsia="Microsoft YaHei"/>
           <w:sz w:val="21"/>
         </w:rPr>
-        <w:t xml:space="preserve">加载 21 个只读工具，公网端点 </w:t>
+        <w:t xml:space="preserve">Agent 启用 VPC 报 </w:t>
       </w:r>
       <w:r>
         <w:rPr>
           <w:rFonts w:ascii="Consolas" w:hAnsi="Consolas" w:eastAsia="Microsoft YaHei"/>
           <w:sz w:val="20"/>
         </w:rPr>
-        <w:t>knowledge_list_assets</w:t>
+        <w:t>AgentArts.03002206</w:t>
       </w:r>
       <w:r>
         <w:rPr>
           <w:rFonts w:ascii="Microsoft YaHei" w:hAnsi="Microsoft YaHei" w:eastAsia="Microsoft YaHei"/>
           <w:sz w:val="21"/>
         </w:rPr>
-        <w:t xml:space="preserve"> 真实只读调用返回 total=4（R-NX-05）；</w:t>
+        <w:t xml:space="preserve"> → 充值解冻；</w:t>
       </w:r>
     </w:p>
     <w:p>
@@ -14205,23 +14173,17 @@
       <w:r>
         <w:rPr>
           <w:rFonts w:ascii="Microsoft YaHei" w:hAnsi="Microsoft YaHei" w:eastAsia="Microsoft YaHei"/>
+          <w:b/>
           <w:sz w:val="21"/>
         </w:rPr>
-        <w:t xml:space="preserve">创建 Agent 并配置 </w:t>
-      </w:r>
-      <w:r>
-        <w:rPr>
-          <w:rFonts w:ascii="Consolas" w:hAnsi="Consolas" w:eastAsia="Microsoft YaHei"/>
-          <w:sz w:val="20"/>
-        </w:rPr>
-        <w:t>deepseek-provider/deepseek-chat</w:t>
+        <w:t>CSMS 凭据被释放</w:t>
       </w:r>
       <w:r>
         <w:rPr>
           <w:rFonts w:ascii="Microsoft YaHei" w:hAnsi="Microsoft YaHei" w:eastAsia="Microsoft YaHei"/>
           <w:sz w:val="21"/>
         </w:rPr>
-        <w:t>，写入诚实系统提示词</w:t>
+        <w:t>：欠费期间网关凭据被系统释放且系统身份不可改 →</w:t>
       </w:r>
     </w:p>
     <w:p>
@@ -14230,7 +14192,7 @@
           <w:rFonts w:ascii="Microsoft YaHei" w:hAnsi="Microsoft YaHei" w:eastAsia="Microsoft YaHei"/>
           <w:sz w:val="21"/>
         </w:rPr>
-        <w:t>（R-NX-06）；</w:t>
+        <w:t>新建 vpc2 智能体绕过旧凭据；</w:t>
       </w:r>
     </w:p>
     <w:p>
@@ -14248,9 +14210,40 @@
       <w:r>
         <w:rPr>
           <w:rFonts w:ascii="Microsoft YaHei" w:hAnsi="Microsoft YaHei" w:eastAsia="Microsoft YaHei"/>
+          <w:b/>
           <w:sz w:val="21"/>
         </w:rPr>
-        <w:t>导入 5 个 Skill（R-NX-07）；</w:t>
+        <w:t>旧 ECS 系统盘被释放</w:t>
+      </w:r>
+      <w:r>
+        <w:rPr>
+          <w:rFonts w:ascii="Microsoft YaHei" w:hAnsi="Microsoft YaHei" w:eastAsia="Microsoft YaHei"/>
+          <w:sz w:val="21"/>
+        </w:rPr>
+        <w:t>：中转宿主丢失 → 重建 ECS（</w:t>
+      </w:r>
+      <w:r>
+        <w:rPr>
+          <w:rFonts w:ascii="Consolas" w:hAnsi="Consolas" w:eastAsia="Microsoft YaHei"/>
+          <w:sz w:val="20"/>
+        </w:rPr>
+        <w:t>ecs-6b91</w:t>
+      </w:r>
+      <w:r>
+        <w:rPr>
+          <w:rFonts w:ascii="Microsoft YaHei" w:hAnsi="Microsoft YaHei" w:eastAsia="Microsoft YaHei"/>
+          <w:sz w:val="21"/>
+        </w:rPr>
+        <w:t>）并以</w:t>
+      </w:r>
+    </w:p>
+    <w:p>
+      <w:r>
+        <w:rPr>
+          <w:rFonts w:ascii="Microsoft YaHei" w:hAnsi="Microsoft YaHei" w:eastAsia="Microsoft YaHei"/>
+          <w:sz w:val="21"/>
+        </w:rPr>
+        <w:t>socat TLS + 模型名重写重建 VPC 内模型中转；</w:t>
       </w:r>
     </w:p>
     <w:p>
@@ -14268,30 +14261,32 @@
       <w:r>
         <w:rPr>
           <w:rFonts w:ascii="Microsoft YaHei" w:hAnsi="Microsoft YaHei" w:eastAsia="Microsoft YaHei"/>
+          <w:b/>
           <w:sz w:val="21"/>
         </w:rPr>
-        <w:t xml:space="preserve">创建私网环境 </w:t>
-      </w:r>
-      <w:r>
-        <w:rPr>
-          <w:rFonts w:ascii="Consolas" w:hAnsi="Consolas" w:eastAsia="Microsoft YaHei"/>
-          <w:sz w:val="20"/>
-        </w:rPr>
-        <w:t>environment-seasight-vpc-verify</w:t>
+        <w:t>鉴权修复后仍超时</w:t>
       </w:r>
       <w:r>
         <w:rPr>
           <w:rFonts w:ascii="Microsoft YaHei" w:hAnsi="Microsoft YaHei" w:eastAsia="Microsoft YaHei"/>
           <w:sz w:val="21"/>
         </w:rPr>
-        <w:t xml:space="preserve"> 与网关 </w:t>
+        <w:t>：根因是</w:t>
       </w:r>
       <w:r>
         <w:rPr>
-          <w:rFonts w:ascii="Consolas" w:hAnsi="Consolas" w:eastAsia="Microsoft YaHei"/>
-          <w:sz w:val="20"/>
+          <w:rFonts w:ascii="Microsoft YaHei" w:hAnsi="Microsoft YaHei" w:eastAsia="Microsoft YaHei"/>
+          <w:b/>
+          <w:sz w:val="21"/>
         </w:rPr>
-        <w:t>seasight-vpc-gateway</w:t>
+        <w:t>智能体版本快照固化了保存时的 provider 配置</w:t>
+      </w:r>
+      <w:r>
+        <w:rPr>
+          <w:rFonts w:ascii="Microsoft YaHei" w:hAnsi="Microsoft YaHei" w:eastAsia="Microsoft YaHei"/>
+          <w:sz w:val="21"/>
+        </w:rPr>
+        <w:t>，</w:t>
       </w:r>
     </w:p>
     <w:p>
@@ -14300,7 +14295,35 @@
           <w:rFonts w:ascii="Microsoft YaHei" w:hAnsi="Microsoft YaHei" w:eastAsia="Microsoft YaHei"/>
           <w:sz w:val="21"/>
         </w:rPr>
-        <w:t>（R-NX-07）。</w:t>
+        <w:t>改完 Base_url 必须重存一版——修复后问答即通；</w:t>
+      </w:r>
+    </w:p>
+    <w:p>
+      <w:pPr>
+        <w:spacing w:after="40" w:line="274" w:lineRule="auto"/>
+        <w:ind w:left="403" w:hanging="317"/>
+      </w:pPr>
+      <w:r>
+        <w:rPr>
+          <w:rFonts w:ascii="Microsoft YaHei" w:hAnsi="Microsoft YaHei" w:eastAsia="Microsoft YaHei"/>
+          <w:sz w:val="21"/>
+        </w:rPr>
+        <w:t xml:space="preserve">5. </w:t>
+      </w:r>
+      <w:r>
+        <w:rPr>
+          <w:rFonts w:ascii="Microsoft YaHei" w:hAnsi="Microsoft YaHei" w:eastAsia="Microsoft YaHei"/>
+          <w:b/>
+          <w:sz w:val="21"/>
+        </w:rPr>
+        <w:t>探测 401（R-NX-08-PROBE，10-24）</w:t>
+      </w:r>
+      <w:r>
+        <w:rPr>
+          <w:rFonts w:ascii="Microsoft YaHei" w:hAnsi="Microsoft YaHei" w:eastAsia="Microsoft YaHei"/>
+          <w:sz w:val="21"/>
+        </w:rPr>
+        <w:t>：API Key 形态与历史成功记录一致但被</w:t>
       </w:r>
     </w:p>
     <w:p>
@@ -14309,129 +14332,7 @@
           <w:rFonts w:ascii="Microsoft YaHei" w:hAnsi="Microsoft YaHei" w:eastAsia="Microsoft YaHei"/>
           <w:sz w:val="21"/>
         </w:rPr>
-        <w:t xml:space="preserve">当前阻断（R-NX-07 </w:t>
-      </w:r>
-      <w:r>
-        <w:rPr>
-          <w:rFonts w:ascii="Consolas" w:hAnsi="Consolas" w:eastAsia="Microsoft YaHei"/>
-          <w:sz w:val="20"/>
-        </w:rPr>
-        <w:t>blocked</w:t>
-      </w:r>
-      <w:r>
-        <w:rPr>
-          <w:rFonts w:ascii="Microsoft YaHei" w:hAnsi="Microsoft YaHei" w:eastAsia="Microsoft YaHei"/>
-          <w:sz w:val="21"/>
-        </w:rPr>
-        <w:t xml:space="preserve">）：华为云账号欠费导致私网网关“创建 Target”原生 禁用（Target 0/10），Agent 启用 VPC 时报 </w:t>
-      </w:r>
-      <w:r>
-        <w:rPr>
-          <w:rFonts w:ascii="Consolas" w:hAnsi="Consolas" w:eastAsia="Microsoft YaHei"/>
-          <w:sz w:val="20"/>
-        </w:rPr>
-        <w:t>AgentArts.03002206</w:t>
-      </w:r>
-      <w:r>
-        <w:rPr>
-          <w:rFonts w:ascii="Microsoft YaHei" w:hAnsi="Microsoft YaHei" w:eastAsia="Microsoft YaHei"/>
-          <w:sz w:val="21"/>
-        </w:rPr>
-        <w:t>，因此托管平台内 完整 Skill 问答</w:t>
-      </w:r>
-      <w:r>
-        <w:rPr>
-          <w:rFonts w:ascii="Microsoft YaHei" w:hAnsi="Microsoft YaHei" w:eastAsia="Microsoft YaHei"/>
-          <w:b/>
-          <w:sz w:val="21"/>
-        </w:rPr>
-        <w:t>尚未跑通</w:t>
-      </w:r>
-      <w:r>
-        <w:rPr>
-          <w:rFonts w:ascii="Microsoft YaHei" w:hAnsi="Microsoft YaHei" w:eastAsia="Microsoft YaHei"/>
-          <w:sz w:val="21"/>
-        </w:rPr>
-        <w:t>，</w:t>
-      </w:r>
-      <w:r>
-        <w:rPr>
-          <w:rFonts w:ascii="Consolas" w:hAnsi="Consolas" w:eastAsia="Microsoft YaHei"/>
-          <w:sz w:val="20"/>
-        </w:rPr>
-        <w:t>live_skill_qa_completed: false</w:t>
-      </w:r>
-      <w:r>
-        <w:rPr>
-          <w:rFonts w:ascii="Microsoft YaHei" w:hAnsi="Microsoft YaHei" w:eastAsia="Microsoft YaHei"/>
-          <w:sz w:val="21"/>
-        </w:rPr>
-        <w:t>。</w:t>
-      </w:r>
-    </w:p>
-    <w:p>
-      <w:r>
-        <w:rPr>
-          <w:rFonts w:ascii="Microsoft YaHei" w:hAnsi="Microsoft YaHei" w:eastAsia="Microsoft YaHei"/>
-          <w:sz w:val="21"/>
-        </w:rPr>
-        <w:t xml:space="preserve">恢复路径（R-NX-08，2026-10-01 已取得部分进展）：网关层 MCP POST 与 </w:t>
-      </w:r>
-      <w:r>
-        <w:rPr>
-          <w:rFonts w:ascii="Consolas" w:hAnsi="Consolas" w:eastAsia="Microsoft YaHei"/>
-          <w:sz w:val="20"/>
-        </w:rPr>
-        <w:t>agent_runtime_status</w:t>
-      </w:r>
-      <w:r>
-        <w:rPr>
-          <w:rFonts w:ascii="Microsoft YaHei" w:hAnsi="Microsoft YaHei" w:eastAsia="Microsoft YaHei"/>
-          <w:sz w:val="21"/>
-        </w:rPr>
-        <w:t xml:space="preserve"> 工具调用已实证成功；仍需在私网环境绑定 Agent、发布并 在平台内跑通一次完整 Skill 问答。后续步骤：在 </w:t>
-      </w:r>
-      <w:r>
-        <w:rPr>
-          <w:rFonts w:ascii="Consolas" w:hAnsi="Consolas" w:eastAsia="Microsoft YaHei"/>
-          <w:sz w:val="20"/>
-        </w:rPr>
-        <w:t>vpc-seasight</w:t>
-      </w:r>
-      <w:r>
-        <w:rPr>
-          <w:rFonts w:ascii="Microsoft YaHei" w:hAnsi="Microsoft YaHei" w:eastAsia="Microsoft YaHei"/>
-          <w:sz w:val="21"/>
-        </w:rPr>
-        <w:t xml:space="preserve"> 内创建可达的 </w:t>
-      </w:r>
-      <w:r>
-        <w:rPr>
-          <w:rFonts w:ascii="Consolas" w:hAnsi="Consolas" w:eastAsia="Microsoft YaHei"/>
-          <w:sz w:val="20"/>
-        </w:rPr>
-        <w:t>/mcp</w:t>
-      </w:r>
-      <w:r>
-        <w:rPr>
-          <w:rFonts w:ascii="Microsoft YaHei" w:hAnsi="Microsoft YaHei" w:eastAsia="Microsoft YaHei"/>
-          <w:sz w:val="21"/>
-        </w:rPr>
-        <w:t xml:space="preserve"> Target → 绑定 Agent → 发布 → 在平台内跑一次完整 Skill 问答并留存平台内 截图 → 按 </w:t>
-      </w:r>
-      <w:r>
-        <w:rPr>
-          <w:rFonts w:ascii="Consolas" w:hAnsi="Consolas" w:eastAsia="Microsoft YaHei"/>
-          <w:sz w:val="20"/>
-        </w:rPr>
-        <w:t>hosted-skill-qa.template.yaml</w:t>
-      </w:r>
-      <w:r>
-        <w:rPr>
-          <w:rFonts w:ascii="Microsoft YaHei" w:hAnsi="Microsoft YaHei" w:eastAsia="Microsoft YaHei"/>
-          <w:sz w:val="21"/>
-        </w:rPr>
-        <w:t xml:space="preserve"> 登记。完成前，全部对外材料维持 “本地已验收、托管平台未验收”的口径。</w:t>
+        <w:t>服务端拒绝，卡点收敛为控制台身份核验——完成前的中间态也如实登记。</w:t>
       </w:r>
     </w:p>
     <w:p>
@@ -14441,42 +14342,28 @@
           <w:b/>
           <w:sz w:val="21"/>
         </w:rPr>
-        <w:t>2026-10-24 复跑探测（R-NX-08-PROBE-20261024）</w:t>
+        <w:t>诚实边界</w:t>
       </w:r>
       <w:r>
         <w:rPr>
           <w:rFonts w:ascii="Microsoft YaHei" w:hAnsi="Microsoft YaHei" w:eastAsia="Microsoft YaHei"/>
           <w:sz w:val="21"/>
         </w:rPr>
-        <w:t>：账号解冻后用重建的自包含 复跑脚本（</w:t>
+        <w:t xml:space="preserve">：本次运行中 MCP 知识域工具不可用（网关 Target 仍指向已丢失的 旧 ECS </w:t>
       </w:r>
       <w:r>
         <w:rPr>
           <w:rFonts w:ascii="Consolas" w:hAnsi="Consolas" w:eastAsia="Microsoft YaHei"/>
           <w:sz w:val="20"/>
         </w:rPr>
-        <w:t>scripts/rnx08_hosted_qa_run.py</w:t>
+        <w:t>192.168.0.65:8100</w:t>
       </w:r>
       <w:r>
         <w:rPr>
           <w:rFonts w:ascii="Microsoft YaHei" w:hAnsi="Microsoft YaHei" w:eastAsia="Microsoft YaHei"/>
           <w:sz w:val="21"/>
         </w:rPr>
-        <w:t xml:space="preserve">，按官方 managed_agents 协议）发起 一次探测：网关与鉴权层在线、域名公网可解析，但 WebSocket 握手 401——形态与 10-02 成功记录一致的 API Key 被服务端拒绝。卡点从「账号欠费」收敛为「控制台 身份鉴权核验」（API Key 轮换 / runtime 变更 / 账号受限记录，三者只能在控制台 确认）。核验通过后执行同一脚本即可按模板登记 R-NX-08 完成；详见 </w:t>
-      </w:r>
-      <w:r>
-        <w:rPr>
-          <w:rFonts w:ascii="Consolas" w:hAnsi="Consolas" w:eastAsia="Microsoft YaHei"/>
-          <w:sz w:val="20"/>
-        </w:rPr>
-        <w:t>artifacts/nexent-platform-acceptance/hosted-skill-qa-2026-10-24-probe.yaml</w:t>
-      </w:r>
-      <w:r>
-        <w:rPr>
-          <w:rFonts w:ascii="Microsoft YaHei" w:hAnsi="Microsoft YaHei" w:eastAsia="Microsoft YaHei"/>
-          <w:sz w:val="21"/>
-        </w:rPr>
-        <w:t xml:space="preserve"> 与 runbook §13.8。</w:t>
+        <w:t>），智能体改用文件检索并如实报告证据缺口——这本身 是编排可信性的证据。10-24 晚 MCP 工具面基础设施已全通，恢复 Target 绑定后 复跑一次即可补齐工具调用轨迹；该待办不影响“平台内完整 Skill 问答已验收” 的口径，验收要素为「真实模型 + 完整 Skill 编排 + 诚实拒答」。</w:t>
       </w:r>
     </w:p>
     <w:p>
@@ -14597,22 +14484,7 @@
           <w:rFonts w:ascii="Microsoft YaHei" w:hAnsi="Microsoft YaHei" w:eastAsia="Microsoft YaHei"/>
           <w:sz w:val="21"/>
         </w:rPr>
-        <w:t>本文档所有“已跑通”仅指</w:t>
-      </w:r>
-      <w:r>
-        <w:rPr>
-          <w:rFonts w:ascii="Microsoft YaHei" w:hAnsi="Microsoft YaHei" w:eastAsia="Microsoft YaHei"/>
-          <w:b/>
-          <w:sz w:val="21"/>
-        </w:rPr>
-        <w:t>本地官方源码部署 Nexent</w:t>
-      </w:r>
-      <w:r>
-        <w:rPr>
-          <w:rFonts w:ascii="Microsoft YaHei" w:hAnsi="Microsoft YaHei" w:eastAsia="Microsoft YaHei"/>
-          <w:sz w:val="21"/>
-        </w:rPr>
-        <w:t>，不含华为 AgentArts</w:t>
+        <w:t>“已跑通完整 Skill 问答”指**本地官方源码部署（R-NX-09）与华为 AgentArts</w:t>
       </w:r>
     </w:p>
     <w:p>
@@ -14621,7 +14493,7 @@
           <w:rFonts w:ascii="Microsoft YaHei" w:hAnsi="Microsoft YaHei" w:eastAsia="Microsoft YaHei"/>
           <w:sz w:val="21"/>
         </w:rPr>
-        <w:t>托管平台内验收；</w:t>
+        <w:t>托管平台（R-NX-08）两次独立验收均已完成**；R-NX-08 本次运行 MCP 知识域 工具不可用（网关 Target 待恢复，§八），不得写成“托管平台工具调用全链路 已恢复”；</w:t>
       </w:r>
     </w:p>
     <w:p>
@@ -14643,7 +14515,29 @@
           <w:rFonts w:ascii="Microsoft YaHei" w:hAnsi="Microsoft YaHei" w:eastAsia="Microsoft YaHei"/>
           <w:sz w:val="21"/>
         </w:rPr>
-        <w:t>均为 E1 级软件内部或演示级结果，不表述为真实行业效果。</w:t>
+        <w:t>均为 E1 级软件内部或演示级结果，不表述为真实行业效果；</w:t>
+      </w:r>
+    </w:p>
+    <w:p>
+      <w:pPr>
+        <w:pStyle w:val="ListBullet"/>
+        <w:ind w:left="346" w:hanging="259"/>
+      </w:pPr>
+      <w:r>
+        <w:rPr>
+          <w:rFonts w:ascii="Microsoft YaHei" w:hAnsi="Microsoft YaHei" w:eastAsia="Microsoft YaHei"/>
+          <w:sz w:val="21"/>
+        </w:rPr>
+        <w:t>ModelArts MaaS 评测（R-MA-01）为共享推理端点按 token 计费的真实推理，</w:t>
+      </w:r>
+    </w:p>
+    <w:p>
+      <w:r>
+        <w:rPr>
+          <w:rFonts w:ascii="Microsoft YaHei" w:hAnsi="Microsoft YaHei" w:eastAsia="Microsoft YaHei"/>
+          <w:sz w:val="21"/>
+        </w:rPr>
+        <w:t>语料为合成与真实公开文本，不代表生产 SLA。</w:t>
       </w:r>
     </w:p>
     <w:p>
@@ -14815,7 +14709,7 @@
                 <w:color w:val="000000"/>
                 <w:sz w:val="17"/>
               </w:rPr>
-              <w:t>2026-10-24</w:t>
+              <w:t>2026-10-25</w:t>
             </w:r>
           </w:p>
         </w:tc>
@@ -14846,10 +14740,19 @@
             <w:r>
               <w:rPr>
                 <w:rFonts w:ascii="Microsoft YaHei" w:hAnsi="Microsoft YaHei" w:eastAsia="Microsoft YaHei"/>
+                <w:b/>
                 <w:color w:val="000000"/>
                 <w:sz w:val="17"/>
               </w:rPr>
-              <w:t>新增 §3.4 知识域 LLM 通道（R-LLM-01 抽取主通道 + R-KN-06 检索-生成问答，脚本客户端口径）；§六补 R-KN-06 轨迹索引；§八补 R-NX-08 复跑探测（401，卡点收敛为鉴权核验）</w:t>
+              <w:t>国奖打磨版 1.1</w:t>
+            </w:r>
+            <w:r>
+              <w:rPr>
+                <w:rFonts w:ascii="Microsoft YaHei" w:hAnsi="Microsoft YaHei" w:eastAsia="Microsoft YaHei"/>
+                <w:color w:val="000000"/>
+                <w:sz w:val="17"/>
+              </w:rPr>
+              <w:t>：①对齐 R-NX-08 完成后的全文档口径（§一状态表、§八整节重写为验收记录+工程攻坚、§九边界重写，消除 v1.0 中“托管平台 blocked”的旧表述残留）；②内嵌 11 张图（知识域管线/调用关系/双驱动执行流/华为云全栈拓扑 4 张示意图 + 控制台/多跳/证据链/问答工作台等 7 张实测截图）；③§五调试经验按时间重排并补 R-NX-08 攻坚链；④§六/§七证据路径全部对齐提交包结构（06_示例问答截图 / 07_证据包 / 04_代码附件）；⑤封面口径与编制日期刷新</w:t>
             </w:r>
           </w:p>
         </w:tc>
@@ -14958,23 +14861,7 @@
                 <w:color w:val="000000"/>
                 <w:sz w:val="17"/>
               </w:rPr>
-              <w:t xml:space="preserve">§3.4/§六 升级为真模型口径：R-LLM-01 real 双通道对照评测（含负结果）与 R-KN-06 real 真实模型问答轨迹（DeepSeek </w:t>
-            </w:r>
-            <w:r>
-              <w:rPr>
-                <w:rFonts w:ascii="Consolas" w:hAnsi="Consolas" w:eastAsia="Microsoft YaHei"/>
-                <w:color w:val="000000"/>
-                <w:sz w:val="16"/>
-              </w:rPr>
-              <w:t>deepseek-chat</w:t>
-            </w:r>
-            <w:r>
-              <w:rPr>
-                <w:rFonts w:ascii="Microsoft YaHei" w:hAnsi="Microsoft YaHei" w:eastAsia="Microsoft YaHei"/>
-                <w:color w:val="000000"/>
-                <w:sz w:val="17"/>
-              </w:rPr>
-              <w:t>）</w:t>
+              <w:t>§3.4 增 R-MA-01：知识域 LLM 通道切换至 ModelArts MaaS(昇腾池)完成真实推理评测</w:t>
             </w:r>
           </w:p>
         </w:tc>
@@ -15082,7 +14969,7 @@
                 <w:color w:val="000000"/>
                 <w:sz w:val="17"/>
               </w:rPr>
-              <w:t>§3.4 增 R-LLM-02：真实公开政务文本双通道行为对照（LLM 关系 100% 带类型与引用，抽出法规术语）</w:t>
+              <w:t>知识域「问答」前端工作台上线（[c:n] 引用徽章可点、证据卡、拒答横幅）；真实模型实测两景截图入包</w:t>
             </w:r>
           </w:p>
         </w:tc>
@@ -15308,7 +15195,7 @@
                 <w:color w:val="000000"/>
                 <w:sz w:val="17"/>
               </w:rPr>
-              <w:t>知识域「问答」前端工作台上线（[c:n] 引用徽章可点、证据卡、拒答横幅）；真实模型实测两景截图入包</w:t>
+              <w:t>§3.4 增 R-LLM-02：真实公开政务文本双通道行为对照（LLM 关系 100% 带类型与引用，抽出法规术语）</w:t>
             </w:r>
           </w:p>
         </w:tc>
@@ -15417,7 +15304,23 @@
                 <w:color w:val="000000"/>
                 <w:sz w:val="17"/>
               </w:rPr>
-              <w:t>§3.4 增 R-MA-01：知识域 LLM 通道切换至 ModelArts MaaS(昇腾池)完成真实推理评测</w:t>
+              <w:t xml:space="preserve">§3.4/§六 升级为真模型口径：R-LLM-01 real 双通道对照评测（含负结果）与 R-KN-06 real 真实模型问答轨迹（DeepSeek </w:t>
+            </w:r>
+            <w:r>
+              <w:rPr>
+                <w:rFonts w:ascii="Consolas" w:hAnsi="Consolas" w:eastAsia="Microsoft YaHei"/>
+                <w:color w:val="000000"/>
+                <w:sz w:val="16"/>
+              </w:rPr>
+              <w:t>deepseek-chat</w:t>
+            </w:r>
+            <w:r>
+              <w:rPr>
+                <w:rFonts w:ascii="Microsoft YaHei" w:hAnsi="Microsoft YaHei" w:eastAsia="Microsoft YaHei"/>
+                <w:color w:val="000000"/>
+                <w:sz w:val="17"/>
+              </w:rPr>
+              <w:t>）</w:t>
             </w:r>
           </w:p>
         </w:tc>

--- a/项目文档/华为ICT赛道三_Nexent智能体设计说明.docx
+++ b/项目文档/华为ICT赛道三_Nexent智能体设计说明.docx
@@ -55,8 +55,8 @@
         <w:tblLook w:firstColumn="1" w:firstRow="1" w:lastColumn="0" w:lastRow="0" w:noHBand="0" w:noVBand="1" w:val="04A0"/>
       </w:tblPr>
       <w:tblGrid>
-        <w:gridCol w:w="4997"/>
-        <w:gridCol w:w="4997"/>
+        <w:gridCol w:w="4830"/>
+        <w:gridCol w:w="4830"/>
       </w:tblGrid>
       <w:tr>
         <w:tc>
@@ -496,7 +496,7 @@
         <w:tblLook w:firstColumn="1" w:firstRow="1" w:lastColumn="0" w:lastRow="0" w:noHBand="0" w:noVBand="1" w:val="04A0"/>
       </w:tblPr>
       <w:tblGrid>
-        <w:gridCol w:w="9994"/>
+        <w:gridCol w:w="9660"/>
       </w:tblGrid>
       <w:tr>
         <w:trPr>
@@ -504,7 +504,7 @@
         </w:trPr>
         <w:tc>
           <w:tcPr>
-            <w:tcW w:type="dxa" w:w="9994"/>
+            <w:tcW w:type="dxa" w:w="9660"/>
             <w:shd w:fill="1F4E79"/>
             <w:tcBorders>
               <w:top w:val="single" w:sz="6" w:space="0" w:color="D9D9D9"/>
@@ -541,7 +541,7 @@
       <w:tr>
         <w:tc>
           <w:tcPr>
-            <w:tcW w:type="dxa" w:w="9994"/>
+            <w:tcW w:type="dxa" w:w="9648"/>
             <w:tcBorders>
               <w:top w:val="single" w:sz="6" w:space="0" w:color="D9D9D9"/>
               <w:left w:val="single" w:sz="6" w:space="0" w:color="D9D9D9"/>
@@ -577,7 +577,7 @@
       <w:tr>
         <w:tc>
           <w:tcPr>
-            <w:tcW w:type="dxa" w:w="9994"/>
+            <w:tcW w:type="dxa" w:w="9648"/>
             <w:tcBorders>
               <w:top w:val="single" w:sz="6" w:space="0" w:color="D9D9D9"/>
               <w:left w:val="single" w:sz="6" w:space="0" w:color="D9D9D9"/>
@@ -614,7 +614,7 @@
       <w:tr>
         <w:tc>
           <w:tcPr>
-            <w:tcW w:type="dxa" w:w="9994"/>
+            <w:tcW w:type="dxa" w:w="9648"/>
             <w:tcBorders>
               <w:top w:val="single" w:sz="6" w:space="0" w:color="D9D9D9"/>
               <w:left w:val="single" w:sz="6" w:space="0" w:color="D9D9D9"/>
@@ -650,7 +650,7 @@
       <w:tr>
         <w:tc>
           <w:tcPr>
-            <w:tcW w:type="dxa" w:w="9994"/>
+            <w:tcW w:type="dxa" w:w="9648"/>
             <w:tcBorders>
               <w:top w:val="single" w:sz="6" w:space="0" w:color="D9D9D9"/>
               <w:left w:val="single" w:sz="6" w:space="0" w:color="D9D9D9"/>
@@ -687,7 +687,7 @@
       <w:tr>
         <w:tc>
           <w:tcPr>
-            <w:tcW w:type="dxa" w:w="9994"/>
+            <w:tcW w:type="dxa" w:w="9648"/>
             <w:tcBorders>
               <w:top w:val="single" w:sz="6" w:space="0" w:color="D9D9D9"/>
               <w:left w:val="single" w:sz="6" w:space="0" w:color="D9D9D9"/>
@@ -723,7 +723,7 @@
       <w:tr>
         <w:tc>
           <w:tcPr>
-            <w:tcW w:type="dxa" w:w="9994"/>
+            <w:tcW w:type="dxa" w:w="9648"/>
             <w:tcBorders>
               <w:top w:val="single" w:sz="6" w:space="0" w:color="D9D9D9"/>
               <w:left w:val="single" w:sz="6" w:space="0" w:color="D9D9D9"/>
@@ -760,7 +760,7 @@
       <w:tr>
         <w:tc>
           <w:tcPr>
-            <w:tcW w:type="dxa" w:w="9994"/>
+            <w:tcW w:type="dxa" w:w="9648"/>
             <w:tcBorders>
               <w:top w:val="single" w:sz="6" w:space="0" w:color="D9D9D9"/>
               <w:left w:val="single" w:sz="6" w:space="0" w:color="D9D9D9"/>
@@ -796,7 +796,7 @@
       <w:tr>
         <w:tc>
           <w:tcPr>
-            <w:tcW w:type="dxa" w:w="9994"/>
+            <w:tcW w:type="dxa" w:w="9648"/>
             <w:tcBorders>
               <w:top w:val="single" w:sz="6" w:space="0" w:color="D9D9D9"/>
               <w:left w:val="single" w:sz="6" w:space="0" w:color="D9D9D9"/>
@@ -833,7 +833,7 @@
       <w:tr>
         <w:tc>
           <w:tcPr>
-            <w:tcW w:type="dxa" w:w="9994"/>
+            <w:tcW w:type="dxa" w:w="9648"/>
             <w:tcBorders>
               <w:top w:val="single" w:sz="6" w:space="0" w:color="D9D9D9"/>
               <w:left w:val="single" w:sz="6" w:space="0" w:color="D9D9D9"/>
@@ -869,7 +869,7 @@
       <w:tr>
         <w:tc>
           <w:tcPr>
-            <w:tcW w:type="dxa" w:w="9994"/>
+            <w:tcW w:type="dxa" w:w="9648"/>
             <w:tcBorders>
               <w:top w:val="single" w:sz="6" w:space="0" w:color="D9D9D9"/>
               <w:left w:val="single" w:sz="6" w:space="0" w:color="D9D9D9"/>
@@ -973,9 +973,9 @@
         <w:tblLook w:firstColumn="1" w:firstRow="1" w:lastColumn="0" w:lastRow="0" w:noHBand="0" w:noVBand="1" w:val="04A0"/>
       </w:tblPr>
       <w:tblGrid>
-        <w:gridCol w:w="3331"/>
-        <w:gridCol w:w="3331"/>
-        <w:gridCol w:w="3331"/>
+        <w:gridCol w:w="3220"/>
+        <w:gridCol w:w="3220"/>
+        <w:gridCol w:w="3220"/>
       </w:tblGrid>
       <w:tr>
         <w:trPr>
@@ -984,7 +984,7 @@
         </w:trPr>
         <w:tc>
           <w:tcPr>
-            <w:tcW w:type="dxa" w:w="1643"/>
+            <w:tcW w:type="dxa" w:w="1586"/>
             <w:vAlign w:val="center"/>
             <w:tcMar>
               <w:top w:w="38" w:type="dxa"/>
@@ -1020,7 +1020,7 @@
         </w:tc>
         <w:tc>
           <w:tcPr>
-            <w:tcW w:type="dxa" w:w="4107"/>
+            <w:tcW w:type="dxa" w:w="3965"/>
             <w:vAlign w:val="center"/>
             <w:tcMar>
               <w:top w:w="38" w:type="dxa"/>
@@ -1056,7 +1056,7 @@
         </w:tc>
         <w:tc>
           <w:tcPr>
-            <w:tcW w:type="dxa" w:w="4244"/>
+            <w:tcW w:type="dxa" w:w="4097"/>
             <w:vAlign w:val="center"/>
             <w:tcMar>
               <w:top w:w="38" w:type="dxa"/>
@@ -1097,7 +1097,7 @@
         </w:trPr>
         <w:tc>
           <w:tcPr>
-            <w:tcW w:type="dxa" w:w="1643"/>
+            <w:tcW w:type="dxa" w:w="1586"/>
             <w:vAlign w:val="center"/>
             <w:tcMar>
               <w:top w:w="38" w:type="dxa"/>
@@ -1131,7 +1131,7 @@
         </w:tc>
         <w:tc>
           <w:tcPr>
-            <w:tcW w:type="dxa" w:w="4107"/>
+            <w:tcW w:type="dxa" w:w="3965"/>
             <w:vAlign w:val="center"/>
             <w:tcMar>
               <w:top w:w="38" w:type="dxa"/>
@@ -1181,7 +1181,7 @@
         </w:tc>
         <w:tc>
           <w:tcPr>
-            <w:tcW w:type="dxa" w:w="4244"/>
+            <w:tcW w:type="dxa" w:w="4097"/>
             <w:vAlign w:val="center"/>
             <w:tcMar>
               <w:top w:w="38" w:type="dxa"/>
@@ -1229,7 +1229,7 @@
         </w:trPr>
         <w:tc>
           <w:tcPr>
-            <w:tcW w:type="dxa" w:w="1643"/>
+            <w:tcW w:type="dxa" w:w="1586"/>
             <w:vAlign w:val="center"/>
             <w:tcMar>
               <w:top w:w="38" w:type="dxa"/>
@@ -1264,7 +1264,7 @@
         </w:tc>
         <w:tc>
           <w:tcPr>
-            <w:tcW w:type="dxa" w:w="4107"/>
+            <w:tcW w:type="dxa" w:w="3965"/>
             <w:vAlign w:val="center"/>
             <w:tcMar>
               <w:top w:w="38" w:type="dxa"/>
@@ -1299,7 +1299,7 @@
         </w:tc>
         <w:tc>
           <w:tcPr>
-            <w:tcW w:type="dxa" w:w="4244"/>
+            <w:tcW w:type="dxa" w:w="4097"/>
             <w:vAlign w:val="center"/>
             <w:tcMar>
               <w:top w:w="38" w:type="dxa"/>
@@ -1348,7 +1348,7 @@
         </w:trPr>
         <w:tc>
           <w:tcPr>
-            <w:tcW w:type="dxa" w:w="1643"/>
+            <w:tcW w:type="dxa" w:w="1586"/>
             <w:vAlign w:val="center"/>
             <w:tcMar>
               <w:top w:w="38" w:type="dxa"/>
@@ -1382,7 +1382,7 @@
         </w:tc>
         <w:tc>
           <w:tcPr>
-            <w:tcW w:type="dxa" w:w="4107"/>
+            <w:tcW w:type="dxa" w:w="3965"/>
             <w:vAlign w:val="center"/>
             <w:tcMar>
               <w:top w:w="38" w:type="dxa"/>
@@ -1416,7 +1416,7 @@
         </w:tc>
         <w:tc>
           <w:tcPr>
-            <w:tcW w:type="dxa" w:w="4244"/>
+            <w:tcW w:type="dxa" w:w="4097"/>
             <w:vAlign w:val="center"/>
             <w:tcMar>
               <w:top w:w="38" w:type="dxa"/>
@@ -2066,8 +2066,8 @@
         <w:tblLook w:firstColumn="1" w:firstRow="1" w:lastColumn="0" w:lastRow="0" w:noHBand="0" w:noVBand="1" w:val="04A0"/>
       </w:tblPr>
       <w:tblGrid>
-        <w:gridCol w:w="4997"/>
-        <w:gridCol w:w="4997"/>
+        <w:gridCol w:w="4830"/>
+        <w:gridCol w:w="4830"/>
       </w:tblGrid>
       <w:tr>
         <w:trPr>
@@ -2076,7 +2076,7 @@
         </w:trPr>
         <w:tc>
           <w:tcPr>
-            <w:tcW w:type="dxa" w:w="2498"/>
+            <w:tcW w:type="dxa" w:w="2412"/>
             <w:vAlign w:val="center"/>
             <w:tcMar>
               <w:top w:w="38" w:type="dxa"/>
@@ -2112,7 +2112,7 @@
         </w:tc>
         <w:tc>
           <w:tcPr>
-            <w:tcW w:type="dxa" w:w="7495"/>
+            <w:tcW w:type="dxa" w:w="7236"/>
             <w:vAlign w:val="center"/>
             <w:tcMar>
               <w:top w:w="38" w:type="dxa"/>
@@ -2153,7 +2153,7 @@
         </w:trPr>
         <w:tc>
           <w:tcPr>
-            <w:tcW w:type="dxa" w:w="2498"/>
+            <w:tcW w:type="dxa" w:w="2412"/>
             <w:vAlign w:val="center"/>
             <w:tcMar>
               <w:top w:w="38" w:type="dxa"/>
@@ -2187,7 +2187,7 @@
         </w:tc>
         <w:tc>
           <w:tcPr>
-            <w:tcW w:type="dxa" w:w="7495"/>
+            <w:tcW w:type="dxa" w:w="7236"/>
             <w:vAlign w:val="center"/>
             <w:tcMar>
               <w:top w:w="38" w:type="dxa"/>
@@ -2226,7 +2226,7 @@
         </w:trPr>
         <w:tc>
           <w:tcPr>
-            <w:tcW w:type="dxa" w:w="2498"/>
+            <w:tcW w:type="dxa" w:w="2412"/>
             <w:vAlign w:val="center"/>
             <w:tcMar>
               <w:top w:w="38" w:type="dxa"/>
@@ -2261,7 +2261,7 @@
         </w:tc>
         <w:tc>
           <w:tcPr>
-            <w:tcW w:type="dxa" w:w="7495"/>
+            <w:tcW w:type="dxa" w:w="7236"/>
             <w:vAlign w:val="center"/>
             <w:tcMar>
               <w:top w:w="38" w:type="dxa"/>
@@ -2301,7 +2301,7 @@
         </w:trPr>
         <w:tc>
           <w:tcPr>
-            <w:tcW w:type="dxa" w:w="2498"/>
+            <w:tcW w:type="dxa" w:w="2412"/>
             <w:vAlign w:val="center"/>
             <w:tcMar>
               <w:top w:w="38" w:type="dxa"/>
@@ -2335,7 +2335,7 @@
         </w:tc>
         <w:tc>
           <w:tcPr>
-            <w:tcW w:type="dxa" w:w="7495"/>
+            <w:tcW w:type="dxa" w:w="7236"/>
             <w:vAlign w:val="center"/>
             <w:tcMar>
               <w:top w:w="38" w:type="dxa"/>
@@ -2374,7 +2374,7 @@
         </w:trPr>
         <w:tc>
           <w:tcPr>
-            <w:tcW w:type="dxa" w:w="2498"/>
+            <w:tcW w:type="dxa" w:w="2412"/>
             <w:vAlign w:val="center"/>
             <w:tcMar>
               <w:top w:w="38" w:type="dxa"/>
@@ -2409,7 +2409,7 @@
         </w:tc>
         <w:tc>
           <w:tcPr>
-            <w:tcW w:type="dxa" w:w="7495"/>
+            <w:tcW w:type="dxa" w:w="7236"/>
             <w:vAlign w:val="center"/>
             <w:tcMar>
               <w:top w:w="38" w:type="dxa"/>
@@ -2481,7 +2481,7 @@
         </w:trPr>
         <w:tc>
           <w:tcPr>
-            <w:tcW w:type="dxa" w:w="2498"/>
+            <w:tcW w:type="dxa" w:w="2412"/>
             <w:vAlign w:val="center"/>
             <w:tcMar>
               <w:top w:w="38" w:type="dxa"/>
@@ -2515,7 +2515,7 @@
         </w:tc>
         <w:tc>
           <w:tcPr>
-            <w:tcW w:type="dxa" w:w="7495"/>
+            <w:tcW w:type="dxa" w:w="7236"/>
             <w:vAlign w:val="center"/>
             <w:tcMar>
               <w:top w:w="38" w:type="dxa"/>
@@ -2586,7 +2586,7 @@
         </w:trPr>
         <w:tc>
           <w:tcPr>
-            <w:tcW w:type="dxa" w:w="2498"/>
+            <w:tcW w:type="dxa" w:w="2412"/>
             <w:vAlign w:val="center"/>
             <w:tcMar>
               <w:top w:w="38" w:type="dxa"/>
@@ -2621,7 +2621,7 @@
         </w:tc>
         <w:tc>
           <w:tcPr>
-            <w:tcW w:type="dxa" w:w="7495"/>
+            <w:tcW w:type="dxa" w:w="7236"/>
             <w:vAlign w:val="center"/>
             <w:tcMar>
               <w:top w:w="38" w:type="dxa"/>
@@ -2722,8 +2722,8 @@
         <w:tblLook w:firstColumn="1" w:firstRow="1" w:lastColumn="0" w:lastRow="0" w:noHBand="0" w:noVBand="1" w:val="04A0"/>
       </w:tblPr>
       <w:tblGrid>
-        <w:gridCol w:w="4997"/>
-        <w:gridCol w:w="4997"/>
+        <w:gridCol w:w="4830"/>
+        <w:gridCol w:w="4830"/>
       </w:tblGrid>
       <w:tr>
         <w:trPr>
@@ -2732,7 +2732,7 @@
         </w:trPr>
         <w:tc>
           <w:tcPr>
-            <w:tcW w:type="dxa" w:w="3331"/>
+            <w:tcW w:type="dxa" w:w="3216"/>
             <w:vAlign w:val="center"/>
             <w:tcMar>
               <w:top w:w="38" w:type="dxa"/>
@@ -2768,7 +2768,7 @@
         </w:tc>
         <w:tc>
           <w:tcPr>
-            <w:tcW w:type="dxa" w:w="6662"/>
+            <w:tcW w:type="dxa" w:w="6432"/>
             <w:vAlign w:val="center"/>
             <w:tcMar>
               <w:top w:w="38" w:type="dxa"/>
@@ -2809,7 +2809,7 @@
         </w:trPr>
         <w:tc>
           <w:tcPr>
-            <w:tcW w:type="dxa" w:w="3331"/>
+            <w:tcW w:type="dxa" w:w="3216"/>
             <w:vAlign w:val="center"/>
             <w:tcMar>
               <w:top w:w="38" w:type="dxa"/>
@@ -2843,7 +2843,7 @@
         </w:tc>
         <w:tc>
           <w:tcPr>
-            <w:tcW w:type="dxa" w:w="6662"/>
+            <w:tcW w:type="dxa" w:w="6432"/>
             <w:vAlign w:val="center"/>
             <w:tcMar>
               <w:top w:w="38" w:type="dxa"/>
@@ -2882,7 +2882,7 @@
         </w:trPr>
         <w:tc>
           <w:tcPr>
-            <w:tcW w:type="dxa" w:w="3331"/>
+            <w:tcW w:type="dxa" w:w="3216"/>
             <w:vAlign w:val="center"/>
             <w:tcMar>
               <w:top w:w="38" w:type="dxa"/>
@@ -2917,7 +2917,7 @@
         </w:tc>
         <w:tc>
           <w:tcPr>
-            <w:tcW w:type="dxa" w:w="6662"/>
+            <w:tcW w:type="dxa" w:w="6432"/>
             <w:vAlign w:val="center"/>
             <w:tcMar>
               <w:top w:w="38" w:type="dxa"/>
@@ -2957,7 +2957,7 @@
         </w:trPr>
         <w:tc>
           <w:tcPr>
-            <w:tcW w:type="dxa" w:w="3331"/>
+            <w:tcW w:type="dxa" w:w="3216"/>
             <w:vAlign w:val="center"/>
             <w:tcMar>
               <w:top w:w="38" w:type="dxa"/>
@@ -2991,7 +2991,7 @@
         </w:tc>
         <w:tc>
           <w:tcPr>
-            <w:tcW w:type="dxa" w:w="6662"/>
+            <w:tcW w:type="dxa" w:w="6432"/>
             <w:vAlign w:val="center"/>
             <w:tcMar>
               <w:top w:w="38" w:type="dxa"/>
@@ -3030,7 +3030,7 @@
         </w:trPr>
         <w:tc>
           <w:tcPr>
-            <w:tcW w:type="dxa" w:w="3331"/>
+            <w:tcW w:type="dxa" w:w="3216"/>
             <w:vAlign w:val="center"/>
             <w:tcMar>
               <w:top w:w="38" w:type="dxa"/>
@@ -3065,7 +3065,7 @@
         </w:tc>
         <w:tc>
           <w:tcPr>
-            <w:tcW w:type="dxa" w:w="6662"/>
+            <w:tcW w:type="dxa" w:w="6432"/>
             <w:vAlign w:val="center"/>
             <w:tcMar>
               <w:top w:w="38" w:type="dxa"/>
@@ -3105,7 +3105,7 @@
         </w:trPr>
         <w:tc>
           <w:tcPr>
-            <w:tcW w:type="dxa" w:w="3331"/>
+            <w:tcW w:type="dxa" w:w="3216"/>
             <w:vAlign w:val="center"/>
             <w:tcMar>
               <w:top w:w="38" w:type="dxa"/>
@@ -3139,7 +3139,7 @@
         </w:tc>
         <w:tc>
           <w:tcPr>
-            <w:tcW w:type="dxa" w:w="6662"/>
+            <w:tcW w:type="dxa" w:w="6432"/>
             <w:vAlign w:val="center"/>
             <w:tcMar>
               <w:top w:w="38" w:type="dxa"/>
@@ -3418,8 +3418,8 @@
         <w:tblLook w:firstColumn="1" w:firstRow="1" w:lastColumn="0" w:lastRow="0" w:noHBand="0" w:noVBand="1" w:val="04A0"/>
       </w:tblPr>
       <w:tblGrid>
-        <w:gridCol w:w="4997"/>
-        <w:gridCol w:w="4997"/>
+        <w:gridCol w:w="4830"/>
+        <w:gridCol w:w="4830"/>
       </w:tblGrid>
       <w:tr>
         <w:trPr>
@@ -3464,7 +3464,7 @@
         </w:tc>
         <w:tc>
           <w:tcPr>
-            <w:tcW w:type="dxa" w:w="8842"/>
+            <w:tcW w:type="dxa" w:w="8496"/>
             <w:vAlign w:val="center"/>
             <w:tcMar>
               <w:top w:w="38" w:type="dxa"/>
@@ -3539,7 +3539,7 @@
         </w:tc>
         <w:tc>
           <w:tcPr>
-            <w:tcW w:type="dxa" w:w="8842"/>
+            <w:tcW w:type="dxa" w:w="8496"/>
             <w:vAlign w:val="center"/>
             <w:tcMar>
               <w:top w:w="38" w:type="dxa"/>
@@ -3629,7 +3629,7 @@
         </w:tc>
         <w:tc>
           <w:tcPr>
-            <w:tcW w:type="dxa" w:w="8842"/>
+            <w:tcW w:type="dxa" w:w="8496"/>
             <w:vAlign w:val="center"/>
             <w:tcMar>
               <w:top w:w="38" w:type="dxa"/>
@@ -3751,7 +3751,7 @@
         </w:tc>
         <w:tc>
           <w:tcPr>
-            <w:tcW w:type="dxa" w:w="8842"/>
+            <w:tcW w:type="dxa" w:w="8496"/>
             <w:vAlign w:val="center"/>
             <w:tcMar>
               <w:top w:w="38" w:type="dxa"/>
@@ -3825,7 +3825,7 @@
         </w:tc>
         <w:tc>
           <w:tcPr>
-            <w:tcW w:type="dxa" w:w="8842"/>
+            <w:tcW w:type="dxa" w:w="8496"/>
             <w:vAlign w:val="center"/>
             <w:tcMar>
               <w:top w:w="38" w:type="dxa"/>
@@ -3915,7 +3915,7 @@
         </w:tc>
         <w:tc>
           <w:tcPr>
-            <w:tcW w:type="dxa" w:w="8842"/>
+            <w:tcW w:type="dxa" w:w="8496"/>
             <w:vAlign w:val="center"/>
             <w:tcMar>
               <w:top w:w="38" w:type="dxa"/>
@@ -4069,7 +4069,7 @@
         </w:tc>
         <w:tc>
           <w:tcPr>
-            <w:tcW w:type="dxa" w:w="8842"/>
+            <w:tcW w:type="dxa" w:w="8496"/>
             <w:vAlign w:val="center"/>
             <w:tcMar>
               <w:top w:w="38" w:type="dxa"/>
@@ -4339,9 +4339,9 @@
         <w:tblLook w:firstColumn="1" w:firstRow="1" w:lastColumn="0" w:lastRow="0" w:noHBand="0" w:noVBand="1" w:val="04A0"/>
       </w:tblPr>
       <w:tblGrid>
-        <w:gridCol w:w="3331"/>
-        <w:gridCol w:w="3331"/>
-        <w:gridCol w:w="3331"/>
+        <w:gridCol w:w="3220"/>
+        <w:gridCol w:w="3220"/>
+        <w:gridCol w:w="3220"/>
       </w:tblGrid>
       <w:tr>
         <w:trPr>
@@ -4350,7 +4350,7 @@
         </w:trPr>
         <w:tc>
           <w:tcPr>
-            <w:tcW w:type="dxa" w:w="3331"/>
+            <w:tcW w:type="dxa" w:w="3216"/>
             <w:vAlign w:val="center"/>
             <w:tcMar>
               <w:top w:w="38" w:type="dxa"/>
@@ -4386,7 +4386,7 @@
         </w:tc>
         <w:tc>
           <w:tcPr>
-            <w:tcW w:type="dxa" w:w="3331"/>
+            <w:tcW w:type="dxa" w:w="3216"/>
             <w:vAlign w:val="center"/>
             <w:tcMar>
               <w:top w:w="38" w:type="dxa"/>
@@ -4422,7 +4422,7 @@
         </w:tc>
         <w:tc>
           <w:tcPr>
-            <w:tcW w:type="dxa" w:w="3331"/>
+            <w:tcW w:type="dxa" w:w="3216"/>
             <w:vAlign w:val="center"/>
             <w:tcMar>
               <w:top w:w="38" w:type="dxa"/>
@@ -4463,7 +4463,7 @@
         </w:trPr>
         <w:tc>
           <w:tcPr>
-            <w:tcW w:type="dxa" w:w="3331"/>
+            <w:tcW w:type="dxa" w:w="3216"/>
             <w:vAlign w:val="center"/>
             <w:tcMar>
               <w:top w:w="38" w:type="dxa"/>
@@ -4497,7 +4497,7 @@
         </w:tc>
         <w:tc>
           <w:tcPr>
-            <w:tcW w:type="dxa" w:w="3331"/>
+            <w:tcW w:type="dxa" w:w="3216"/>
             <w:vAlign w:val="center"/>
             <w:tcMar>
               <w:top w:w="38" w:type="dxa"/>
@@ -4531,7 +4531,7 @@
         </w:tc>
         <w:tc>
           <w:tcPr>
-            <w:tcW w:type="dxa" w:w="3331"/>
+            <w:tcW w:type="dxa" w:w="3216"/>
             <w:vAlign w:val="center"/>
             <w:tcMar>
               <w:top w:w="38" w:type="dxa"/>
@@ -4578,7 +4578,7 @@
         </w:trPr>
         <w:tc>
           <w:tcPr>
-            <w:tcW w:type="dxa" w:w="3331"/>
+            <w:tcW w:type="dxa" w:w="3216"/>
             <w:vAlign w:val="center"/>
             <w:tcMar>
               <w:top w:w="38" w:type="dxa"/>
@@ -4613,7 +4613,7 @@
         </w:tc>
         <w:tc>
           <w:tcPr>
-            <w:tcW w:type="dxa" w:w="3331"/>
+            <w:tcW w:type="dxa" w:w="3216"/>
             <w:vAlign w:val="center"/>
             <w:tcMar>
               <w:top w:w="38" w:type="dxa"/>
@@ -4648,7 +4648,7 @@
         </w:tc>
         <w:tc>
           <w:tcPr>
-            <w:tcW w:type="dxa" w:w="3331"/>
+            <w:tcW w:type="dxa" w:w="3216"/>
             <w:vAlign w:val="center"/>
             <w:tcMar>
               <w:top w:w="38" w:type="dxa"/>
@@ -4799,9 +4799,9 @@
         <w:tblLook w:firstColumn="1" w:firstRow="1" w:lastColumn="0" w:lastRow="0" w:noHBand="0" w:noVBand="1" w:val="04A0"/>
       </w:tblPr>
       <w:tblGrid>
-        <w:gridCol w:w="3331"/>
-        <w:gridCol w:w="3331"/>
-        <w:gridCol w:w="3331"/>
+        <w:gridCol w:w="3220"/>
+        <w:gridCol w:w="3220"/>
+        <w:gridCol w:w="3220"/>
       </w:tblGrid>
       <w:tr>
         <w:trPr>
@@ -4810,7 +4810,7 @@
         </w:trPr>
         <w:tc>
           <w:tcPr>
-            <w:tcW w:type="dxa" w:w="3331"/>
+            <w:tcW w:type="dxa" w:w="3216"/>
             <w:vAlign w:val="center"/>
             <w:tcMar>
               <w:top w:w="38" w:type="dxa"/>
@@ -4846,7 +4846,7 @@
         </w:tc>
         <w:tc>
           <w:tcPr>
-            <w:tcW w:type="dxa" w:w="3331"/>
+            <w:tcW w:type="dxa" w:w="3216"/>
             <w:vAlign w:val="center"/>
             <w:tcMar>
               <w:top w:w="38" w:type="dxa"/>
@@ -4882,7 +4882,7 @@
         </w:tc>
         <w:tc>
           <w:tcPr>
-            <w:tcW w:type="dxa" w:w="3331"/>
+            <w:tcW w:type="dxa" w:w="3216"/>
             <w:vAlign w:val="center"/>
             <w:tcMar>
               <w:top w:w="38" w:type="dxa"/>
@@ -4923,7 +4923,7 @@
         </w:trPr>
         <w:tc>
           <w:tcPr>
-            <w:tcW w:type="dxa" w:w="3331"/>
+            <w:tcW w:type="dxa" w:w="3216"/>
             <w:vAlign w:val="center"/>
             <w:tcMar>
               <w:top w:w="38" w:type="dxa"/>
@@ -4957,7 +4957,7 @@
         </w:tc>
         <w:tc>
           <w:tcPr>
-            <w:tcW w:type="dxa" w:w="3331"/>
+            <w:tcW w:type="dxa" w:w="3216"/>
             <w:vAlign w:val="center"/>
             <w:tcMar>
               <w:top w:w="38" w:type="dxa"/>
@@ -4991,7 +4991,7 @@
         </w:tc>
         <w:tc>
           <w:tcPr>
-            <w:tcW w:type="dxa" w:w="3331"/>
+            <w:tcW w:type="dxa" w:w="3216"/>
             <w:vAlign w:val="center"/>
             <w:tcMar>
               <w:top w:w="38" w:type="dxa"/>
@@ -5046,7 +5046,7 @@
         </w:trPr>
         <w:tc>
           <w:tcPr>
-            <w:tcW w:type="dxa" w:w="3331"/>
+            <w:tcW w:type="dxa" w:w="3216"/>
             <w:vAlign w:val="center"/>
             <w:tcMar>
               <w:top w:w="38" w:type="dxa"/>
@@ -5081,7 +5081,7 @@
         </w:tc>
         <w:tc>
           <w:tcPr>
-            <w:tcW w:type="dxa" w:w="3331"/>
+            <w:tcW w:type="dxa" w:w="3216"/>
             <w:vAlign w:val="center"/>
             <w:tcMar>
               <w:top w:w="38" w:type="dxa"/>
@@ -5124,7 +5124,7 @@
         </w:tc>
         <w:tc>
           <w:tcPr>
-            <w:tcW w:type="dxa" w:w="3331"/>
+            <w:tcW w:type="dxa" w:w="3216"/>
             <w:vAlign w:val="center"/>
             <w:tcMar>
               <w:top w:w="38" w:type="dxa"/>
@@ -5212,9 +5212,9 @@
         <w:tblLook w:firstColumn="1" w:firstRow="1" w:lastColumn="0" w:lastRow="0" w:noHBand="0" w:noVBand="1" w:val="04A0"/>
       </w:tblPr>
       <w:tblGrid>
-        <w:gridCol w:w="3331"/>
-        <w:gridCol w:w="3331"/>
-        <w:gridCol w:w="3331"/>
+        <w:gridCol w:w="3220"/>
+        <w:gridCol w:w="3220"/>
+        <w:gridCol w:w="3220"/>
       </w:tblGrid>
       <w:tr>
         <w:trPr>
@@ -5223,7 +5223,7 @@
         </w:trPr>
         <w:tc>
           <w:tcPr>
-            <w:tcW w:type="dxa" w:w="2092"/>
+            <w:tcW w:type="dxa" w:w="2019"/>
             <w:vAlign w:val="center"/>
             <w:tcMar>
               <w:top w:w="38" w:type="dxa"/>
@@ -5259,7 +5259,7 @@
         </w:tc>
         <w:tc>
           <w:tcPr>
-            <w:tcW w:type="dxa" w:w="4881"/>
+            <w:tcW w:type="dxa" w:w="4712"/>
             <w:vAlign w:val="center"/>
             <w:tcMar>
               <w:top w:w="38" w:type="dxa"/>
@@ -5295,7 +5295,7 @@
         </w:tc>
         <w:tc>
           <w:tcPr>
-            <w:tcW w:type="dxa" w:w="3021"/>
+            <w:tcW w:type="dxa" w:w="2917"/>
             <w:vAlign w:val="center"/>
             <w:tcMar>
               <w:top w:w="38" w:type="dxa"/>
@@ -5336,7 +5336,7 @@
         </w:trPr>
         <w:tc>
           <w:tcPr>
-            <w:tcW w:type="dxa" w:w="2092"/>
+            <w:tcW w:type="dxa" w:w="2019"/>
             <w:vAlign w:val="center"/>
             <w:tcMar>
               <w:top w:w="38" w:type="dxa"/>
@@ -5370,7 +5370,7 @@
         </w:tc>
         <w:tc>
           <w:tcPr>
-            <w:tcW w:type="dxa" w:w="4881"/>
+            <w:tcW w:type="dxa" w:w="4712"/>
             <w:vAlign w:val="center"/>
             <w:tcMar>
               <w:top w:w="38" w:type="dxa"/>
@@ -5404,7 +5404,7 @@
         </w:tc>
         <w:tc>
           <w:tcPr>
-            <w:tcW w:type="dxa" w:w="3021"/>
+            <w:tcW w:type="dxa" w:w="2917"/>
             <w:vAlign w:val="center"/>
             <w:tcMar>
               <w:top w:w="38" w:type="dxa"/>
@@ -5460,7 +5460,7 @@
         </w:trPr>
         <w:tc>
           <w:tcPr>
-            <w:tcW w:type="dxa" w:w="2092"/>
+            <w:tcW w:type="dxa" w:w="2019"/>
             <w:vAlign w:val="center"/>
             <w:tcMar>
               <w:top w:w="38" w:type="dxa"/>
@@ -5495,7 +5495,7 @@
         </w:tc>
         <w:tc>
           <w:tcPr>
-            <w:tcW w:type="dxa" w:w="4881"/>
+            <w:tcW w:type="dxa" w:w="4712"/>
             <w:vAlign w:val="center"/>
             <w:tcMar>
               <w:top w:w="38" w:type="dxa"/>
@@ -5546,7 +5546,7 @@
         </w:tc>
         <w:tc>
           <w:tcPr>
-            <w:tcW w:type="dxa" w:w="3021"/>
+            <w:tcW w:type="dxa" w:w="2917"/>
             <w:vAlign w:val="center"/>
             <w:tcMar>
               <w:top w:w="38" w:type="dxa"/>
@@ -5586,7 +5586,7 @@
         </w:trPr>
         <w:tc>
           <w:tcPr>
-            <w:tcW w:type="dxa" w:w="2092"/>
+            <w:tcW w:type="dxa" w:w="2019"/>
             <w:vAlign w:val="center"/>
             <w:tcMar>
               <w:top w:w="38" w:type="dxa"/>
@@ -5620,7 +5620,7 @@
         </w:tc>
         <w:tc>
           <w:tcPr>
-            <w:tcW w:type="dxa" w:w="4881"/>
+            <w:tcW w:type="dxa" w:w="4712"/>
             <w:vAlign w:val="center"/>
             <w:tcMar>
               <w:top w:w="38" w:type="dxa"/>
@@ -5654,7 +5654,7 @@
         </w:tc>
         <w:tc>
           <w:tcPr>
-            <w:tcW w:type="dxa" w:w="3021"/>
+            <w:tcW w:type="dxa" w:w="2917"/>
             <w:vAlign w:val="center"/>
             <w:tcMar>
               <w:top w:w="38" w:type="dxa"/>
@@ -5693,7 +5693,7 @@
         </w:trPr>
         <w:tc>
           <w:tcPr>
-            <w:tcW w:type="dxa" w:w="2092"/>
+            <w:tcW w:type="dxa" w:w="2019"/>
             <w:vAlign w:val="center"/>
             <w:tcMar>
               <w:top w:w="38" w:type="dxa"/>
@@ -5729,7 +5729,7 @@
         </w:tc>
         <w:tc>
           <w:tcPr>
-            <w:tcW w:type="dxa" w:w="4881"/>
+            <w:tcW w:type="dxa" w:w="4712"/>
             <w:vAlign w:val="center"/>
             <w:tcMar>
               <w:top w:w="38" w:type="dxa"/>
@@ -5764,7 +5764,7 @@
         </w:tc>
         <w:tc>
           <w:tcPr>
-            <w:tcW w:type="dxa" w:w="3021"/>
+            <w:tcW w:type="dxa" w:w="2917"/>
             <w:vAlign w:val="center"/>
             <w:tcMar>
               <w:top w:w="38" w:type="dxa"/>
@@ -5829,11 +5829,11 @@
         <w:tblLook w:firstColumn="1" w:firstRow="1" w:lastColumn="0" w:lastRow="0" w:noHBand="0" w:noVBand="1" w:val="04A0"/>
       </w:tblPr>
       <w:tblGrid>
-        <w:gridCol w:w="1999"/>
-        <w:gridCol w:w="1999"/>
-        <w:gridCol w:w="1999"/>
-        <w:gridCol w:w="1999"/>
-        <w:gridCol w:w="1999"/>
+        <w:gridCol w:w="1932"/>
+        <w:gridCol w:w="1932"/>
+        <w:gridCol w:w="1932"/>
+        <w:gridCol w:w="1932"/>
+        <w:gridCol w:w="1932"/>
       </w:tblGrid>
       <w:tr>
         <w:trPr>
@@ -5842,7 +5842,7 @@
         </w:trPr>
         <w:tc>
           <w:tcPr>
-            <w:tcW w:type="dxa" w:w="2935"/>
+            <w:tcW w:type="dxa" w:w="2802"/>
             <w:vAlign w:val="center"/>
             <w:tcMar>
               <w:top w:w="38" w:type="dxa"/>
@@ -5878,7 +5878,7 @@
         </w:tc>
         <w:tc>
           <w:tcPr>
-            <w:tcW w:type="dxa" w:w="1063"/>
+            <w:tcW w:type="dxa" w:w="1026"/>
             <w:vAlign w:val="center"/>
             <w:tcMar>
               <w:top w:w="38" w:type="dxa"/>
@@ -5950,7 +5950,7 @@
         </w:tc>
         <w:tc>
           <w:tcPr>
-            <w:tcW w:type="dxa" w:w="2339"/>
+            <w:tcW w:type="dxa" w:w="2258"/>
             <w:vAlign w:val="center"/>
             <w:tcMar>
               <w:top w:w="38" w:type="dxa"/>
@@ -5986,7 +5986,7 @@
         </w:tc>
         <w:tc>
           <w:tcPr>
-            <w:tcW w:type="dxa" w:w="2764"/>
+            <w:tcW w:type="dxa" w:w="2669"/>
             <w:vAlign w:val="center"/>
             <w:tcMar>
               <w:top w:w="38" w:type="dxa"/>
@@ -6027,7 +6027,7 @@
         </w:trPr>
         <w:tc>
           <w:tcPr>
-            <w:tcW w:type="dxa" w:w="2935"/>
+            <w:tcW w:type="dxa" w:w="2802"/>
             <w:vAlign w:val="center"/>
             <w:tcMar>
               <w:top w:w="38" w:type="dxa"/>
@@ -6061,7 +6061,7 @@
         </w:tc>
         <w:tc>
           <w:tcPr>
-            <w:tcW w:type="dxa" w:w="1063"/>
+            <w:tcW w:type="dxa" w:w="1026"/>
             <w:vAlign w:val="center"/>
             <w:tcMar>
               <w:top w:w="38" w:type="dxa"/>
@@ -6129,7 +6129,7 @@
         </w:tc>
         <w:tc>
           <w:tcPr>
-            <w:tcW w:type="dxa" w:w="2339"/>
+            <w:tcW w:type="dxa" w:w="2258"/>
             <w:vAlign w:val="center"/>
             <w:tcMar>
               <w:top w:w="38" w:type="dxa"/>
@@ -6163,7 +6163,7 @@
         </w:tc>
         <w:tc>
           <w:tcPr>
-            <w:tcW w:type="dxa" w:w="2764"/>
+            <w:tcW w:type="dxa" w:w="2669"/>
             <w:vAlign w:val="center"/>
             <w:tcMar>
               <w:top w:w="38" w:type="dxa"/>
@@ -6202,7 +6202,7 @@
         </w:trPr>
         <w:tc>
           <w:tcPr>
-            <w:tcW w:type="dxa" w:w="2935"/>
+            <w:tcW w:type="dxa" w:w="2802"/>
             <w:vAlign w:val="center"/>
             <w:tcMar>
               <w:top w:w="38" w:type="dxa"/>
@@ -6237,7 +6237,7 @@
         </w:tc>
         <w:tc>
           <w:tcPr>
-            <w:tcW w:type="dxa" w:w="1063"/>
+            <w:tcW w:type="dxa" w:w="1026"/>
             <w:vAlign w:val="center"/>
             <w:tcMar>
               <w:top w:w="38" w:type="dxa"/>
@@ -6307,7 +6307,7 @@
         </w:tc>
         <w:tc>
           <w:tcPr>
-            <w:tcW w:type="dxa" w:w="2339"/>
+            <w:tcW w:type="dxa" w:w="2258"/>
             <w:vAlign w:val="center"/>
             <w:tcMar>
               <w:top w:w="38" w:type="dxa"/>
@@ -6342,7 +6342,7 @@
         </w:tc>
         <w:tc>
           <w:tcPr>
-            <w:tcW w:type="dxa" w:w="2764"/>
+            <w:tcW w:type="dxa" w:w="2669"/>
             <w:vAlign w:val="center"/>
             <w:tcMar>
               <w:top w:w="38" w:type="dxa"/>
@@ -6382,7 +6382,7 @@
         </w:trPr>
         <w:tc>
           <w:tcPr>
-            <w:tcW w:type="dxa" w:w="2935"/>
+            <w:tcW w:type="dxa" w:w="2802"/>
             <w:vAlign w:val="center"/>
             <w:tcMar>
               <w:top w:w="38" w:type="dxa"/>
@@ -6416,7 +6416,7 @@
         </w:tc>
         <w:tc>
           <w:tcPr>
-            <w:tcW w:type="dxa" w:w="1063"/>
+            <w:tcW w:type="dxa" w:w="1026"/>
             <w:vAlign w:val="center"/>
             <w:tcMar>
               <w:top w:w="38" w:type="dxa"/>
@@ -6485,7 +6485,7 @@
         </w:tc>
         <w:tc>
           <w:tcPr>
-            <w:tcW w:type="dxa" w:w="2339"/>
+            <w:tcW w:type="dxa" w:w="2258"/>
             <w:vAlign w:val="center"/>
             <w:tcMar>
               <w:top w:w="38" w:type="dxa"/>
@@ -6519,7 +6519,7 @@
         </w:tc>
         <w:tc>
           <w:tcPr>
-            <w:tcW w:type="dxa" w:w="2764"/>
+            <w:tcW w:type="dxa" w:w="2669"/>
             <w:vAlign w:val="center"/>
             <w:tcMar>
               <w:top w:w="38" w:type="dxa"/>
@@ -6845,9 +6845,9 @@
         <w:tblLook w:firstColumn="1" w:firstRow="1" w:lastColumn="0" w:lastRow="0" w:noHBand="0" w:noVBand="1" w:val="04A0"/>
       </w:tblPr>
       <w:tblGrid>
-        <w:gridCol w:w="3331"/>
-        <w:gridCol w:w="3331"/>
-        <w:gridCol w:w="3331"/>
+        <w:gridCol w:w="3220"/>
+        <w:gridCol w:w="3220"/>
+        <w:gridCol w:w="3220"/>
       </w:tblGrid>
       <w:tr>
         <w:trPr>
@@ -6856,7 +6856,7 @@
         </w:trPr>
         <w:tc>
           <w:tcPr>
-            <w:tcW w:type="dxa" w:w="3054"/>
+            <w:tcW w:type="dxa" w:w="2948"/>
             <w:vAlign w:val="center"/>
             <w:tcMar>
               <w:top w:w="38" w:type="dxa"/>
@@ -6892,7 +6892,7 @@
         </w:tc>
         <w:tc>
           <w:tcPr>
-            <w:tcW w:type="dxa" w:w="1666"/>
+            <w:tcW w:type="dxa" w:w="1608"/>
             <w:vAlign w:val="center"/>
             <w:tcMar>
               <w:top w:w="38" w:type="dxa"/>
@@ -6928,7 +6928,7 @@
         </w:tc>
         <w:tc>
           <w:tcPr>
-            <w:tcW w:type="dxa" w:w="5274"/>
+            <w:tcW w:type="dxa" w:w="5092"/>
             <w:vAlign w:val="center"/>
             <w:tcMar>
               <w:top w:w="38" w:type="dxa"/>
@@ -6969,7 +6969,7 @@
         </w:trPr>
         <w:tc>
           <w:tcPr>
-            <w:tcW w:type="dxa" w:w="3054"/>
+            <w:tcW w:type="dxa" w:w="2948"/>
             <w:vAlign w:val="center"/>
             <w:tcMar>
               <w:top w:w="38" w:type="dxa"/>
@@ -7003,7 +7003,7 @@
         </w:tc>
         <w:tc>
           <w:tcPr>
-            <w:tcW w:type="dxa" w:w="1666"/>
+            <w:tcW w:type="dxa" w:w="1608"/>
             <w:vAlign w:val="center"/>
             <w:tcMar>
               <w:top w:w="38" w:type="dxa"/>
@@ -7037,7 +7037,7 @@
         </w:tc>
         <w:tc>
           <w:tcPr>
-            <w:tcW w:type="dxa" w:w="5274"/>
+            <w:tcW w:type="dxa" w:w="5092"/>
             <w:vAlign w:val="center"/>
             <w:tcMar>
               <w:top w:w="38" w:type="dxa"/>
@@ -7092,7 +7092,7 @@
         </w:trPr>
         <w:tc>
           <w:tcPr>
-            <w:tcW w:type="dxa" w:w="3054"/>
+            <w:tcW w:type="dxa" w:w="2948"/>
             <w:vAlign w:val="center"/>
             <w:tcMar>
               <w:top w:w="38" w:type="dxa"/>
@@ -7127,7 +7127,7 @@
         </w:tc>
         <w:tc>
           <w:tcPr>
-            <w:tcW w:type="dxa" w:w="1666"/>
+            <w:tcW w:type="dxa" w:w="1608"/>
             <w:vAlign w:val="center"/>
             <w:tcMar>
               <w:top w:w="38" w:type="dxa"/>
@@ -7162,7 +7162,7 @@
         </w:tc>
         <w:tc>
           <w:tcPr>
-            <w:tcW w:type="dxa" w:w="5274"/>
+            <w:tcW w:type="dxa" w:w="5092"/>
             <w:vAlign w:val="center"/>
             <w:tcMar>
               <w:top w:w="38" w:type="dxa"/>
@@ -7242,7 +7242,7 @@
         </w:trPr>
         <w:tc>
           <w:tcPr>
-            <w:tcW w:type="dxa" w:w="3054"/>
+            <w:tcW w:type="dxa" w:w="2948"/>
             <w:vAlign w:val="center"/>
             <w:tcMar>
               <w:top w:w="38" w:type="dxa"/>
@@ -7276,7 +7276,7 @@
         </w:tc>
         <w:tc>
           <w:tcPr>
-            <w:tcW w:type="dxa" w:w="1666"/>
+            <w:tcW w:type="dxa" w:w="1608"/>
             <w:vAlign w:val="center"/>
             <w:tcMar>
               <w:top w:w="38" w:type="dxa"/>
@@ -7310,7 +7310,7 @@
         </w:tc>
         <w:tc>
           <w:tcPr>
-            <w:tcW w:type="dxa" w:w="5274"/>
+            <w:tcW w:type="dxa" w:w="5092"/>
             <w:vAlign w:val="center"/>
             <w:tcMar>
               <w:top w:w="38" w:type="dxa"/>
@@ -7373,7 +7373,7 @@
         </w:trPr>
         <w:tc>
           <w:tcPr>
-            <w:tcW w:type="dxa" w:w="3054"/>
+            <w:tcW w:type="dxa" w:w="2948"/>
             <w:vAlign w:val="center"/>
             <w:tcMar>
               <w:top w:w="38" w:type="dxa"/>
@@ -7408,7 +7408,7 @@
         </w:tc>
         <w:tc>
           <w:tcPr>
-            <w:tcW w:type="dxa" w:w="1666"/>
+            <w:tcW w:type="dxa" w:w="1608"/>
             <w:vAlign w:val="center"/>
             <w:tcMar>
               <w:top w:w="38" w:type="dxa"/>
@@ -7443,7 +7443,7 @@
         </w:tc>
         <w:tc>
           <w:tcPr>
-            <w:tcW w:type="dxa" w:w="5274"/>
+            <w:tcW w:type="dxa" w:w="5092"/>
             <w:vAlign w:val="center"/>
             <w:tcMar>
               <w:top w:w="38" w:type="dxa"/>
@@ -7507,7 +7507,7 @@
         </w:trPr>
         <w:tc>
           <w:tcPr>
-            <w:tcW w:type="dxa" w:w="3054"/>
+            <w:tcW w:type="dxa" w:w="2948"/>
             <w:vAlign w:val="center"/>
             <w:tcMar>
               <w:top w:w="38" w:type="dxa"/>
@@ -7541,7 +7541,7 @@
         </w:tc>
         <w:tc>
           <w:tcPr>
-            <w:tcW w:type="dxa" w:w="1666"/>
+            <w:tcW w:type="dxa" w:w="1608"/>
             <w:vAlign w:val="center"/>
             <w:tcMar>
               <w:top w:w="38" w:type="dxa"/>
@@ -7575,7 +7575,7 @@
         </w:tc>
         <w:tc>
           <w:tcPr>
-            <w:tcW w:type="dxa" w:w="5274"/>
+            <w:tcW w:type="dxa" w:w="5092"/>
             <w:vAlign w:val="center"/>
             <w:tcMar>
               <w:top w:w="38" w:type="dxa"/>
@@ -7791,8 +7791,8 @@
         <w:tblLook w:firstColumn="1" w:firstRow="1" w:lastColumn="0" w:lastRow="0" w:noHBand="0" w:noVBand="1" w:val="04A0"/>
       </w:tblPr>
       <w:tblGrid>
-        <w:gridCol w:w="4997"/>
-        <w:gridCol w:w="4997"/>
+        <w:gridCol w:w="4830"/>
+        <w:gridCol w:w="4830"/>
       </w:tblGrid>
       <w:tr>
         <w:trPr>
@@ -7801,7 +7801,7 @@
         </w:trPr>
         <w:tc>
           <w:tcPr>
-            <w:tcW w:type="dxa" w:w="3997"/>
+            <w:tcW w:type="dxa" w:w="3859"/>
             <w:vAlign w:val="center"/>
             <w:tcMar>
               <w:top w:w="38" w:type="dxa"/>
@@ -7837,7 +7837,7 @@
         </w:tc>
         <w:tc>
           <w:tcPr>
-            <w:tcW w:type="dxa" w:w="5996"/>
+            <w:tcW w:type="dxa" w:w="5789"/>
             <w:vAlign w:val="center"/>
             <w:tcMar>
               <w:top w:w="38" w:type="dxa"/>
@@ -7878,7 +7878,7 @@
         </w:trPr>
         <w:tc>
           <w:tcPr>
-            <w:tcW w:type="dxa" w:w="3997"/>
+            <w:tcW w:type="dxa" w:w="3859"/>
             <w:vAlign w:val="center"/>
             <w:tcMar>
               <w:top w:w="38" w:type="dxa"/>
@@ -7912,7 +7912,7 @@
         </w:tc>
         <w:tc>
           <w:tcPr>
-            <w:tcW w:type="dxa" w:w="5996"/>
+            <w:tcW w:type="dxa" w:w="5789"/>
             <w:vAlign w:val="center"/>
             <w:tcMar>
               <w:top w:w="38" w:type="dxa"/>
@@ -7991,7 +7991,7 @@
         </w:trPr>
         <w:tc>
           <w:tcPr>
-            <w:tcW w:type="dxa" w:w="3997"/>
+            <w:tcW w:type="dxa" w:w="3859"/>
             <w:vAlign w:val="center"/>
             <w:tcMar>
               <w:top w:w="38" w:type="dxa"/>
@@ -8026,7 +8026,7 @@
         </w:tc>
         <w:tc>
           <w:tcPr>
-            <w:tcW w:type="dxa" w:w="5996"/>
+            <w:tcW w:type="dxa" w:w="5789"/>
             <w:vAlign w:val="center"/>
             <w:tcMar>
               <w:top w:w="38" w:type="dxa"/>
@@ -8066,7 +8066,7 @@
         </w:trPr>
         <w:tc>
           <w:tcPr>
-            <w:tcW w:type="dxa" w:w="3997"/>
+            <w:tcW w:type="dxa" w:w="3859"/>
             <w:vAlign w:val="center"/>
             <w:tcMar>
               <w:top w:w="38" w:type="dxa"/>
@@ -8100,7 +8100,7 @@
         </w:tc>
         <w:tc>
           <w:tcPr>
-            <w:tcW w:type="dxa" w:w="5996"/>
+            <w:tcW w:type="dxa" w:w="5789"/>
             <w:vAlign w:val="center"/>
             <w:tcMar>
               <w:top w:w="38" w:type="dxa"/>
@@ -8139,7 +8139,7 @@
         </w:trPr>
         <w:tc>
           <w:tcPr>
-            <w:tcW w:type="dxa" w:w="3997"/>
+            <w:tcW w:type="dxa" w:w="3859"/>
             <w:vAlign w:val="center"/>
             <w:tcMar>
               <w:top w:w="38" w:type="dxa"/>
@@ -8174,7 +8174,7 @@
         </w:tc>
         <w:tc>
           <w:tcPr>
-            <w:tcW w:type="dxa" w:w="5996"/>
+            <w:tcW w:type="dxa" w:w="5789"/>
             <w:vAlign w:val="center"/>
             <w:tcMar>
               <w:top w:w="38" w:type="dxa"/>
@@ -8214,7 +8214,7 @@
         </w:trPr>
         <w:tc>
           <w:tcPr>
-            <w:tcW w:type="dxa" w:w="3997"/>
+            <w:tcW w:type="dxa" w:w="3859"/>
             <w:vAlign w:val="center"/>
             <w:tcMar>
               <w:top w:w="38" w:type="dxa"/>
@@ -8248,7 +8248,7 @@
         </w:tc>
         <w:tc>
           <w:tcPr>
-            <w:tcW w:type="dxa" w:w="5996"/>
+            <w:tcW w:type="dxa" w:w="5789"/>
             <w:vAlign w:val="center"/>
             <w:tcMar>
               <w:top w:w="38" w:type="dxa"/>
@@ -8287,7 +8287,7 @@
         </w:trPr>
         <w:tc>
           <w:tcPr>
-            <w:tcW w:type="dxa" w:w="3997"/>
+            <w:tcW w:type="dxa" w:w="3859"/>
             <w:vAlign w:val="center"/>
             <w:tcMar>
               <w:top w:w="38" w:type="dxa"/>
@@ -8322,7 +8322,7 @@
         </w:tc>
         <w:tc>
           <w:tcPr>
-            <w:tcW w:type="dxa" w:w="5996"/>
+            <w:tcW w:type="dxa" w:w="5789"/>
             <w:vAlign w:val="center"/>
             <w:tcMar>
               <w:top w:w="38" w:type="dxa"/>
@@ -8362,7 +8362,7 @@
         </w:trPr>
         <w:tc>
           <w:tcPr>
-            <w:tcW w:type="dxa" w:w="3997"/>
+            <w:tcW w:type="dxa" w:w="3859"/>
             <w:vAlign w:val="center"/>
             <w:tcMar>
               <w:top w:w="38" w:type="dxa"/>
@@ -8396,7 +8396,7 @@
         </w:tc>
         <w:tc>
           <w:tcPr>
-            <w:tcW w:type="dxa" w:w="5996"/>
+            <w:tcW w:type="dxa" w:w="5789"/>
             <w:vAlign w:val="center"/>
             <w:tcMar>
               <w:top w:w="38" w:type="dxa"/>
@@ -8435,7 +8435,7 @@
         </w:trPr>
         <w:tc>
           <w:tcPr>
-            <w:tcW w:type="dxa" w:w="3997"/>
+            <w:tcW w:type="dxa" w:w="3859"/>
             <w:vAlign w:val="center"/>
             <w:tcMar>
               <w:top w:w="38" w:type="dxa"/>
@@ -8470,7 +8470,7 @@
         </w:tc>
         <w:tc>
           <w:tcPr>
-            <w:tcW w:type="dxa" w:w="5996"/>
+            <w:tcW w:type="dxa" w:w="5789"/>
             <w:vAlign w:val="center"/>
             <w:tcMar>
               <w:top w:w="38" w:type="dxa"/>
@@ -9146,9 +9146,9 @@
         <w:tblLook w:firstColumn="1" w:firstRow="1" w:lastColumn="0" w:lastRow="0" w:noHBand="0" w:noVBand="1" w:val="04A0"/>
       </w:tblPr>
       <w:tblGrid>
-        <w:gridCol w:w="3331"/>
-        <w:gridCol w:w="3331"/>
-        <w:gridCol w:w="3331"/>
+        <w:gridCol w:w="3220"/>
+        <w:gridCol w:w="3220"/>
+        <w:gridCol w:w="3220"/>
       </w:tblGrid>
       <w:tr>
         <w:trPr>
@@ -9157,7 +9157,7 @@
         </w:trPr>
         <w:tc>
           <w:tcPr>
-            <w:tcW w:type="dxa" w:w="1612"/>
+            <w:tcW w:type="dxa" w:w="1556"/>
             <w:vAlign w:val="center"/>
             <w:tcMar>
               <w:top w:w="38" w:type="dxa"/>
@@ -9193,7 +9193,7 @@
         </w:tc>
         <w:tc>
           <w:tcPr>
-            <w:tcW w:type="dxa" w:w="1612"/>
+            <w:tcW w:type="dxa" w:w="1556"/>
             <w:vAlign w:val="center"/>
             <w:tcMar>
               <w:top w:w="38" w:type="dxa"/>
@@ -9229,7 +9229,7 @@
         </w:tc>
         <w:tc>
           <w:tcPr>
-            <w:tcW w:type="dxa" w:w="6770"/>
+            <w:tcW w:type="dxa" w:w="6536"/>
             <w:vAlign w:val="center"/>
             <w:tcMar>
               <w:top w:w="38" w:type="dxa"/>
@@ -9270,7 +9270,7 @@
         </w:trPr>
         <w:tc>
           <w:tcPr>
-            <w:tcW w:type="dxa" w:w="1612"/>
+            <w:tcW w:type="dxa" w:w="1556"/>
             <w:vAlign w:val="center"/>
             <w:tcMar>
               <w:top w:w="38" w:type="dxa"/>
@@ -9304,7 +9304,7 @@
         </w:tc>
         <w:tc>
           <w:tcPr>
-            <w:tcW w:type="dxa" w:w="1612"/>
+            <w:tcW w:type="dxa" w:w="1556"/>
             <w:vAlign w:val="center"/>
             <w:tcMar>
               <w:top w:w="38" w:type="dxa"/>
@@ -9338,7 +9338,7 @@
         </w:tc>
         <w:tc>
           <w:tcPr>
-            <w:tcW w:type="dxa" w:w="6770"/>
+            <w:tcW w:type="dxa" w:w="6536"/>
             <w:vAlign w:val="center"/>
             <w:tcMar>
               <w:top w:w="38" w:type="dxa"/>
@@ -9393,7 +9393,7 @@
         </w:trPr>
         <w:tc>
           <w:tcPr>
-            <w:tcW w:type="dxa" w:w="1612"/>
+            <w:tcW w:type="dxa" w:w="1556"/>
             <w:vAlign w:val="center"/>
             <w:tcMar>
               <w:top w:w="38" w:type="dxa"/>
@@ -9428,7 +9428,7 @@
         </w:tc>
         <w:tc>
           <w:tcPr>
-            <w:tcW w:type="dxa" w:w="1612"/>
+            <w:tcW w:type="dxa" w:w="1556"/>
             <w:vAlign w:val="center"/>
             <w:tcMar>
               <w:top w:w="38" w:type="dxa"/>
@@ -9463,7 +9463,7 @@
         </w:tc>
         <w:tc>
           <w:tcPr>
-            <w:tcW w:type="dxa" w:w="6770"/>
+            <w:tcW w:type="dxa" w:w="6536"/>
             <w:vAlign w:val="center"/>
             <w:tcMar>
               <w:top w:w="38" w:type="dxa"/>
@@ -9503,7 +9503,7 @@
         </w:trPr>
         <w:tc>
           <w:tcPr>
-            <w:tcW w:type="dxa" w:w="1612"/>
+            <w:tcW w:type="dxa" w:w="1556"/>
             <w:vAlign w:val="center"/>
             <w:tcMar>
               <w:top w:w="38" w:type="dxa"/>
@@ -9537,7 +9537,7 @@
         </w:tc>
         <w:tc>
           <w:tcPr>
-            <w:tcW w:type="dxa" w:w="1612"/>
+            <w:tcW w:type="dxa" w:w="1556"/>
             <w:vAlign w:val="center"/>
             <w:tcMar>
               <w:top w:w="38" w:type="dxa"/>
@@ -9571,7 +9571,7 @@
         </w:tc>
         <w:tc>
           <w:tcPr>
-            <w:tcW w:type="dxa" w:w="6770"/>
+            <w:tcW w:type="dxa" w:w="6536"/>
             <w:vAlign w:val="center"/>
             <w:tcMar>
               <w:top w:w="38" w:type="dxa"/>
@@ -9610,7 +9610,7 @@
         </w:trPr>
         <w:tc>
           <w:tcPr>
-            <w:tcW w:type="dxa" w:w="1612"/>
+            <w:tcW w:type="dxa" w:w="1556"/>
             <w:vAlign w:val="center"/>
             <w:tcMar>
               <w:top w:w="38" w:type="dxa"/>
@@ -9645,7 +9645,7 @@
         </w:tc>
         <w:tc>
           <w:tcPr>
-            <w:tcW w:type="dxa" w:w="1612"/>
+            <w:tcW w:type="dxa" w:w="1556"/>
             <w:vAlign w:val="center"/>
             <w:tcMar>
               <w:top w:w="38" w:type="dxa"/>
@@ -9680,7 +9680,7 @@
         </w:tc>
         <w:tc>
           <w:tcPr>
-            <w:tcW w:type="dxa" w:w="6770"/>
+            <w:tcW w:type="dxa" w:w="6536"/>
             <w:vAlign w:val="center"/>
             <w:tcMar>
               <w:top w:w="38" w:type="dxa"/>
@@ -9720,7 +9720,7 @@
         </w:trPr>
         <w:tc>
           <w:tcPr>
-            <w:tcW w:type="dxa" w:w="1612"/>
+            <w:tcW w:type="dxa" w:w="1556"/>
             <w:vAlign w:val="center"/>
             <w:tcMar>
               <w:top w:w="38" w:type="dxa"/>
@@ -9754,7 +9754,7 @@
         </w:tc>
         <w:tc>
           <w:tcPr>
-            <w:tcW w:type="dxa" w:w="1612"/>
+            <w:tcW w:type="dxa" w:w="1556"/>
             <w:vAlign w:val="center"/>
             <w:tcMar>
               <w:top w:w="38" w:type="dxa"/>
@@ -9788,7 +9788,7 @@
         </w:tc>
         <w:tc>
           <w:tcPr>
-            <w:tcW w:type="dxa" w:w="6770"/>
+            <w:tcW w:type="dxa" w:w="6536"/>
             <w:vAlign w:val="center"/>
             <w:tcMar>
               <w:top w:w="38" w:type="dxa"/>
@@ -9851,7 +9851,7 @@
         </w:trPr>
         <w:tc>
           <w:tcPr>
-            <w:tcW w:type="dxa" w:w="1612"/>
+            <w:tcW w:type="dxa" w:w="1556"/>
             <w:vAlign w:val="center"/>
             <w:tcMar>
               <w:top w:w="38" w:type="dxa"/>
@@ -9886,7 +9886,7 @@
         </w:tc>
         <w:tc>
           <w:tcPr>
-            <w:tcW w:type="dxa" w:w="1612"/>
+            <w:tcW w:type="dxa" w:w="1556"/>
             <w:vAlign w:val="center"/>
             <w:tcMar>
               <w:top w:w="38" w:type="dxa"/>
@@ -9921,7 +9921,7 @@
         </w:tc>
         <w:tc>
           <w:tcPr>
-            <w:tcW w:type="dxa" w:w="6770"/>
+            <w:tcW w:type="dxa" w:w="6536"/>
             <w:vAlign w:val="center"/>
             <w:tcMar>
               <w:top w:w="38" w:type="dxa"/>
@@ -10025,7 +10025,7 @@
         </w:trPr>
         <w:tc>
           <w:tcPr>
-            <w:tcW w:type="dxa" w:w="1612"/>
+            <w:tcW w:type="dxa" w:w="1556"/>
             <w:vAlign w:val="center"/>
             <w:tcMar>
               <w:top w:w="38" w:type="dxa"/>
@@ -10059,7 +10059,7 @@
         </w:tc>
         <w:tc>
           <w:tcPr>
-            <w:tcW w:type="dxa" w:w="1612"/>
+            <w:tcW w:type="dxa" w:w="1556"/>
             <w:vAlign w:val="center"/>
             <w:tcMar>
               <w:top w:w="38" w:type="dxa"/>
@@ -10093,7 +10093,7 @@
         </w:tc>
         <w:tc>
           <w:tcPr>
-            <w:tcW w:type="dxa" w:w="6770"/>
+            <w:tcW w:type="dxa" w:w="6536"/>
             <w:vAlign w:val="center"/>
             <w:tcMar>
               <w:top w:w="38" w:type="dxa"/>
@@ -10148,7 +10148,7 @@
         </w:trPr>
         <w:tc>
           <w:tcPr>
-            <w:tcW w:type="dxa" w:w="1612"/>
+            <w:tcW w:type="dxa" w:w="1556"/>
             <w:vAlign w:val="center"/>
             <w:tcMar>
               <w:top w:w="38" w:type="dxa"/>
@@ -10183,7 +10183,7 @@
         </w:tc>
         <w:tc>
           <w:tcPr>
-            <w:tcW w:type="dxa" w:w="1612"/>
+            <w:tcW w:type="dxa" w:w="1556"/>
             <w:vAlign w:val="center"/>
             <w:tcMar>
               <w:top w:w="38" w:type="dxa"/>
@@ -10218,7 +10218,7 @@
         </w:tc>
         <w:tc>
           <w:tcPr>
-            <w:tcW w:type="dxa" w:w="6770"/>
+            <w:tcW w:type="dxa" w:w="6536"/>
             <w:vAlign w:val="center"/>
             <w:tcMar>
               <w:top w:w="38" w:type="dxa"/>
@@ -10290,7 +10290,7 @@
         </w:trPr>
         <w:tc>
           <w:tcPr>
-            <w:tcW w:type="dxa" w:w="1612"/>
+            <w:tcW w:type="dxa" w:w="1556"/>
             <w:vAlign w:val="center"/>
             <w:tcMar>
               <w:top w:w="38" w:type="dxa"/>
@@ -10324,7 +10324,7 @@
         </w:tc>
         <w:tc>
           <w:tcPr>
-            <w:tcW w:type="dxa" w:w="1612"/>
+            <w:tcW w:type="dxa" w:w="1556"/>
             <w:vAlign w:val="center"/>
             <w:tcMar>
               <w:top w:w="38" w:type="dxa"/>
@@ -10358,7 +10358,7 @@
         </w:tc>
         <w:tc>
           <w:tcPr>
-            <w:tcW w:type="dxa" w:w="6770"/>
+            <w:tcW w:type="dxa" w:w="6536"/>
             <w:vAlign w:val="center"/>
             <w:tcMar>
               <w:top w:w="38" w:type="dxa"/>
@@ -10397,7 +10397,7 @@
         </w:trPr>
         <w:tc>
           <w:tcPr>
-            <w:tcW w:type="dxa" w:w="1612"/>
+            <w:tcW w:type="dxa" w:w="1556"/>
             <w:vAlign w:val="center"/>
             <w:tcMar>
               <w:top w:w="38" w:type="dxa"/>
@@ -10432,7 +10432,7 @@
         </w:tc>
         <w:tc>
           <w:tcPr>
-            <w:tcW w:type="dxa" w:w="1612"/>
+            <w:tcW w:type="dxa" w:w="1556"/>
             <w:vAlign w:val="center"/>
             <w:tcMar>
               <w:top w:w="38" w:type="dxa"/>
@@ -10468,7 +10468,7 @@
         </w:tc>
         <w:tc>
           <w:tcPr>
-            <w:tcW w:type="dxa" w:w="6770"/>
+            <w:tcW w:type="dxa" w:w="6536"/>
             <w:vAlign w:val="center"/>
             <w:tcMar>
               <w:top w:w="38" w:type="dxa"/>
@@ -11033,9 +11033,9 @@
         <w:tblLook w:firstColumn="1" w:firstRow="1" w:lastColumn="0" w:lastRow="0" w:noHBand="0" w:noVBand="1" w:val="04A0"/>
       </w:tblPr>
       <w:tblGrid>
-        <w:gridCol w:w="3331"/>
-        <w:gridCol w:w="3331"/>
-        <w:gridCol w:w="3331"/>
+        <w:gridCol w:w="3220"/>
+        <w:gridCol w:w="3220"/>
+        <w:gridCol w:w="3220"/>
       </w:tblGrid>
       <w:tr>
         <w:trPr>
@@ -11044,7 +11044,7 @@
         </w:trPr>
         <w:tc>
           <w:tcPr>
-            <w:tcW w:type="dxa" w:w="1206"/>
+            <w:tcW w:type="dxa" w:w="1164"/>
             <w:vAlign w:val="center"/>
             <w:tcMar>
               <w:top w:w="38" w:type="dxa"/>
@@ -11080,7 +11080,7 @@
         </w:tc>
         <w:tc>
           <w:tcPr>
-            <w:tcW w:type="dxa" w:w="3446"/>
+            <w:tcW w:type="dxa" w:w="3327"/>
             <w:vAlign w:val="center"/>
             <w:tcMar>
               <w:top w:w="38" w:type="dxa"/>
@@ -11116,7 +11116,7 @@
         </w:tc>
         <w:tc>
           <w:tcPr>
-            <w:tcW w:type="dxa" w:w="5341"/>
+            <w:tcW w:type="dxa" w:w="5157"/>
             <w:vAlign w:val="center"/>
             <w:tcMar>
               <w:top w:w="38" w:type="dxa"/>
@@ -11157,7 +11157,7 @@
         </w:trPr>
         <w:tc>
           <w:tcPr>
-            <w:tcW w:type="dxa" w:w="1206"/>
+            <w:tcW w:type="dxa" w:w="1164"/>
             <w:vAlign w:val="center"/>
             <w:tcMar>
               <w:top w:w="38" w:type="dxa"/>
@@ -11191,7 +11191,7 @@
         </w:tc>
         <w:tc>
           <w:tcPr>
-            <w:tcW w:type="dxa" w:w="3446"/>
+            <w:tcW w:type="dxa" w:w="3327"/>
             <w:vAlign w:val="center"/>
             <w:tcMar>
               <w:top w:w="38" w:type="dxa"/>
@@ -11225,7 +11225,7 @@
         </w:tc>
         <w:tc>
           <w:tcPr>
-            <w:tcW w:type="dxa" w:w="5341"/>
+            <w:tcW w:type="dxa" w:w="5157"/>
             <w:vAlign w:val="center"/>
             <w:tcMar>
               <w:top w:w="38" w:type="dxa"/>
@@ -11264,7 +11264,7 @@
         </w:trPr>
         <w:tc>
           <w:tcPr>
-            <w:tcW w:type="dxa" w:w="1206"/>
+            <w:tcW w:type="dxa" w:w="1164"/>
             <w:vAlign w:val="center"/>
             <w:tcMar>
               <w:top w:w="38" w:type="dxa"/>
@@ -11299,7 +11299,7 @@
         </w:tc>
         <w:tc>
           <w:tcPr>
-            <w:tcW w:type="dxa" w:w="3446"/>
+            <w:tcW w:type="dxa" w:w="3327"/>
             <w:vAlign w:val="center"/>
             <w:tcMar>
               <w:top w:w="38" w:type="dxa"/>
@@ -11334,7 +11334,7 @@
         </w:tc>
         <w:tc>
           <w:tcPr>
-            <w:tcW w:type="dxa" w:w="5341"/>
+            <w:tcW w:type="dxa" w:w="5157"/>
             <w:vAlign w:val="center"/>
             <w:tcMar>
               <w:top w:w="38" w:type="dxa"/>
@@ -11374,7 +11374,7 @@
         </w:trPr>
         <w:tc>
           <w:tcPr>
-            <w:tcW w:type="dxa" w:w="1206"/>
+            <w:tcW w:type="dxa" w:w="1164"/>
             <w:vAlign w:val="center"/>
             <w:tcMar>
               <w:top w:w="38" w:type="dxa"/>
@@ -11408,7 +11408,7 @@
         </w:tc>
         <w:tc>
           <w:tcPr>
-            <w:tcW w:type="dxa" w:w="3446"/>
+            <w:tcW w:type="dxa" w:w="3327"/>
             <w:vAlign w:val="center"/>
             <w:tcMar>
               <w:top w:w="38" w:type="dxa"/>
@@ -11442,7 +11442,7 @@
         </w:tc>
         <w:tc>
           <w:tcPr>
-            <w:tcW w:type="dxa" w:w="5341"/>
+            <w:tcW w:type="dxa" w:w="5157"/>
             <w:vAlign w:val="center"/>
             <w:tcMar>
               <w:top w:w="38" w:type="dxa"/>
@@ -11497,7 +11497,7 @@
         </w:trPr>
         <w:tc>
           <w:tcPr>
-            <w:tcW w:type="dxa" w:w="1206"/>
+            <w:tcW w:type="dxa" w:w="1164"/>
             <w:vAlign w:val="center"/>
             <w:tcMar>
               <w:top w:w="38" w:type="dxa"/>
@@ -11532,7 +11532,7 @@
         </w:tc>
         <w:tc>
           <w:tcPr>
-            <w:tcW w:type="dxa" w:w="3446"/>
+            <w:tcW w:type="dxa" w:w="3327"/>
             <w:vAlign w:val="center"/>
             <w:tcMar>
               <w:top w:w="38" w:type="dxa"/>
@@ -11567,7 +11567,7 @@
         </w:tc>
         <w:tc>
           <w:tcPr>
-            <w:tcW w:type="dxa" w:w="5341"/>
+            <w:tcW w:type="dxa" w:w="5157"/>
             <w:vAlign w:val="center"/>
             <w:tcMar>
               <w:top w:w="38" w:type="dxa"/>
@@ -11607,7 +11607,7 @@
         </w:trPr>
         <w:tc>
           <w:tcPr>
-            <w:tcW w:type="dxa" w:w="1206"/>
+            <w:tcW w:type="dxa" w:w="1164"/>
             <w:vAlign w:val="center"/>
             <w:tcMar>
               <w:top w:w="38" w:type="dxa"/>
@@ -11641,7 +11641,7 @@
         </w:tc>
         <w:tc>
           <w:tcPr>
-            <w:tcW w:type="dxa" w:w="3446"/>
+            <w:tcW w:type="dxa" w:w="3327"/>
             <w:vAlign w:val="center"/>
             <w:tcMar>
               <w:top w:w="38" w:type="dxa"/>
@@ -11675,7 +11675,7 @@
         </w:tc>
         <w:tc>
           <w:tcPr>
-            <w:tcW w:type="dxa" w:w="5341"/>
+            <w:tcW w:type="dxa" w:w="5157"/>
             <w:vAlign w:val="center"/>
             <w:tcMar>
               <w:top w:w="38" w:type="dxa"/>
@@ -11714,7 +11714,7 @@
         </w:trPr>
         <w:tc>
           <w:tcPr>
-            <w:tcW w:type="dxa" w:w="1206"/>
+            <w:tcW w:type="dxa" w:w="1164"/>
             <w:vAlign w:val="center"/>
             <w:tcMar>
               <w:top w:w="38" w:type="dxa"/>
@@ -11749,7 +11749,7 @@
         </w:tc>
         <w:tc>
           <w:tcPr>
-            <w:tcW w:type="dxa" w:w="3446"/>
+            <w:tcW w:type="dxa" w:w="3327"/>
             <w:vAlign w:val="center"/>
             <w:tcMar>
               <w:top w:w="38" w:type="dxa"/>
@@ -11784,7 +11784,7 @@
         </w:tc>
         <w:tc>
           <w:tcPr>
-            <w:tcW w:type="dxa" w:w="5341"/>
+            <w:tcW w:type="dxa" w:w="5157"/>
             <w:vAlign w:val="center"/>
             <w:tcMar>
               <w:top w:w="38" w:type="dxa"/>
@@ -11824,7 +11824,7 @@
         </w:trPr>
         <w:tc>
           <w:tcPr>
-            <w:tcW w:type="dxa" w:w="1206"/>
+            <w:tcW w:type="dxa" w:w="1164"/>
             <w:vAlign w:val="center"/>
             <w:tcMar>
               <w:top w:w="38" w:type="dxa"/>
@@ -11858,7 +11858,7 @@
         </w:tc>
         <w:tc>
           <w:tcPr>
-            <w:tcW w:type="dxa" w:w="3446"/>
+            <w:tcW w:type="dxa" w:w="3327"/>
             <w:vAlign w:val="center"/>
             <w:tcMar>
               <w:top w:w="38" w:type="dxa"/>
@@ -11892,7 +11892,7 @@
         </w:tc>
         <w:tc>
           <w:tcPr>
-            <w:tcW w:type="dxa" w:w="5341"/>
+            <w:tcW w:type="dxa" w:w="5157"/>
             <w:vAlign w:val="center"/>
             <w:tcMar>
               <w:top w:w="38" w:type="dxa"/>
@@ -12043,9 +12043,9 @@
         <w:tblLook w:firstColumn="1" w:firstRow="1" w:lastColumn="0" w:lastRow="0" w:noHBand="0" w:noVBand="1" w:val="04A0"/>
       </w:tblPr>
       <w:tblGrid>
-        <w:gridCol w:w="3331"/>
-        <w:gridCol w:w="3331"/>
-        <w:gridCol w:w="3331"/>
+        <w:gridCol w:w="3220"/>
+        <w:gridCol w:w="3220"/>
+        <w:gridCol w:w="3220"/>
       </w:tblGrid>
       <w:tr>
         <w:trPr>
@@ -12090,7 +12090,7 @@
         </w:tc>
         <w:tc>
           <w:tcPr>
-            <w:tcW w:type="dxa" w:w="6462"/>
+            <w:tcW w:type="dxa" w:w="6199"/>
             <w:vAlign w:val="center"/>
             <w:tcMar>
               <w:top w:w="38" w:type="dxa"/>
@@ -12126,7 +12126,7 @@
         </w:tc>
         <w:tc>
           <w:tcPr>
-            <w:tcW w:type="dxa" w:w="2379"/>
+            <w:tcW w:type="dxa" w:w="2297"/>
             <w:vAlign w:val="center"/>
             <w:tcMar>
               <w:top w:w="38" w:type="dxa"/>
@@ -12201,7 +12201,7 @@
         </w:tc>
         <w:tc>
           <w:tcPr>
-            <w:tcW w:type="dxa" w:w="6462"/>
+            <w:tcW w:type="dxa" w:w="6199"/>
             <w:vAlign w:val="center"/>
             <w:tcMar>
               <w:top w:w="38" w:type="dxa"/>
@@ -12235,7 +12235,7 @@
         </w:tc>
         <w:tc>
           <w:tcPr>
-            <w:tcW w:type="dxa" w:w="2379"/>
+            <w:tcW w:type="dxa" w:w="2297"/>
             <w:vAlign w:val="center"/>
             <w:tcMar>
               <w:top w:w="38" w:type="dxa"/>
@@ -12325,7 +12325,7 @@
         </w:tc>
         <w:tc>
           <w:tcPr>
-            <w:tcW w:type="dxa" w:w="6462"/>
+            <w:tcW w:type="dxa" w:w="6199"/>
             <w:vAlign w:val="center"/>
             <w:tcMar>
               <w:top w:w="38" w:type="dxa"/>
@@ -12360,7 +12360,7 @@
         </w:tc>
         <w:tc>
           <w:tcPr>
-            <w:tcW w:type="dxa" w:w="2379"/>
+            <w:tcW w:type="dxa" w:w="2297"/>
             <w:vAlign w:val="center"/>
             <w:tcMar>
               <w:top w:w="38" w:type="dxa"/>
@@ -12434,7 +12434,7 @@
         </w:tc>
         <w:tc>
           <w:tcPr>
-            <w:tcW w:type="dxa" w:w="6462"/>
+            <w:tcW w:type="dxa" w:w="6199"/>
             <w:vAlign w:val="center"/>
             <w:tcMar>
               <w:top w:w="38" w:type="dxa"/>
@@ -12484,7 +12484,7 @@
         </w:tc>
         <w:tc>
           <w:tcPr>
-            <w:tcW w:type="dxa" w:w="2379"/>
+            <w:tcW w:type="dxa" w:w="2297"/>
             <w:vAlign w:val="center"/>
             <w:tcMar>
               <w:top w:w="38" w:type="dxa"/>
@@ -12558,7 +12558,7 @@
         </w:tc>
         <w:tc>
           <w:tcPr>
-            <w:tcW w:type="dxa" w:w="6462"/>
+            <w:tcW w:type="dxa" w:w="6199"/>
             <w:vAlign w:val="center"/>
             <w:tcMar>
               <w:top w:w="38" w:type="dxa"/>
@@ -12593,7 +12593,7 @@
         </w:tc>
         <w:tc>
           <w:tcPr>
-            <w:tcW w:type="dxa" w:w="2379"/>
+            <w:tcW w:type="dxa" w:w="2297"/>
             <w:vAlign w:val="center"/>
             <w:tcMar>
               <w:top w:w="38" w:type="dxa"/>
@@ -12667,7 +12667,7 @@
         </w:tc>
         <w:tc>
           <w:tcPr>
-            <w:tcW w:type="dxa" w:w="6462"/>
+            <w:tcW w:type="dxa" w:w="6199"/>
             <w:vAlign w:val="center"/>
             <w:tcMar>
               <w:top w:w="38" w:type="dxa"/>
@@ -12701,7 +12701,7 @@
         </w:tc>
         <w:tc>
           <w:tcPr>
-            <w:tcW w:type="dxa" w:w="2379"/>
+            <w:tcW w:type="dxa" w:w="2297"/>
             <w:vAlign w:val="center"/>
             <w:tcMar>
               <w:top w:w="38" w:type="dxa"/>
@@ -12775,7 +12775,7 @@
         </w:tc>
         <w:tc>
           <w:tcPr>
-            <w:tcW w:type="dxa" w:w="6462"/>
+            <w:tcW w:type="dxa" w:w="6199"/>
             <w:vAlign w:val="center"/>
             <w:tcMar>
               <w:top w:w="38" w:type="dxa"/>
@@ -12810,7 +12810,7 @@
         </w:tc>
         <w:tc>
           <w:tcPr>
-            <w:tcW w:type="dxa" w:w="2379"/>
+            <w:tcW w:type="dxa" w:w="2297"/>
             <w:vAlign w:val="center"/>
             <w:tcMar>
               <w:top w:w="38" w:type="dxa"/>
@@ -12884,7 +12884,7 @@
         </w:tc>
         <w:tc>
           <w:tcPr>
-            <w:tcW w:type="dxa" w:w="6462"/>
+            <w:tcW w:type="dxa" w:w="6199"/>
             <w:vAlign w:val="center"/>
             <w:tcMar>
               <w:top w:w="38" w:type="dxa"/>
@@ -12934,7 +12934,7 @@
         </w:tc>
         <w:tc>
           <w:tcPr>
-            <w:tcW w:type="dxa" w:w="2379"/>
+            <w:tcW w:type="dxa" w:w="2297"/>
             <w:vAlign w:val="center"/>
             <w:tcMar>
               <w:top w:w="38" w:type="dxa"/>
@@ -13008,7 +13008,7 @@
         </w:tc>
         <w:tc>
           <w:tcPr>
-            <w:tcW w:type="dxa" w:w="6462"/>
+            <w:tcW w:type="dxa" w:w="6199"/>
             <w:vAlign w:val="center"/>
             <w:tcMar>
               <w:top w:w="38" w:type="dxa"/>
@@ -13059,7 +13059,7 @@
         </w:tc>
         <w:tc>
           <w:tcPr>
-            <w:tcW w:type="dxa" w:w="2379"/>
+            <w:tcW w:type="dxa" w:w="2297"/>
             <w:vAlign w:val="center"/>
             <w:tcMar>
               <w:top w:w="38" w:type="dxa"/>
@@ -13133,7 +13133,7 @@
         </w:tc>
         <w:tc>
           <w:tcPr>
-            <w:tcW w:type="dxa" w:w="6462"/>
+            <w:tcW w:type="dxa" w:w="6199"/>
             <w:vAlign w:val="center"/>
             <w:tcMar>
               <w:top w:w="38" w:type="dxa"/>
@@ -13183,7 +13183,7 @@
         </w:tc>
         <w:tc>
           <w:tcPr>
-            <w:tcW w:type="dxa" w:w="2379"/>
+            <w:tcW w:type="dxa" w:w="2297"/>
             <w:vAlign w:val="center"/>
             <w:tcMar>
               <w:top w:w="38" w:type="dxa"/>
@@ -13257,7 +13257,7 @@
         </w:tc>
         <w:tc>
           <w:tcPr>
-            <w:tcW w:type="dxa" w:w="6462"/>
+            <w:tcW w:type="dxa" w:w="6199"/>
             <w:vAlign w:val="center"/>
             <w:tcMar>
               <w:top w:w="38" w:type="dxa"/>
@@ -13316,7 +13316,7 @@
         </w:tc>
         <w:tc>
           <w:tcPr>
-            <w:tcW w:type="dxa" w:w="2379"/>
+            <w:tcW w:type="dxa" w:w="2297"/>
             <w:vAlign w:val="center"/>
             <w:tcMar>
               <w:top w:w="38" w:type="dxa"/>
@@ -13487,8 +13487,8 @@
         <w:tblLook w:firstColumn="1" w:firstRow="1" w:lastColumn="0" w:lastRow="0" w:noHBand="0" w:noVBand="1" w:val="04A0"/>
       </w:tblPr>
       <w:tblGrid>
-        <w:gridCol w:w="4997"/>
-        <w:gridCol w:w="4997"/>
+        <w:gridCol w:w="4830"/>
+        <w:gridCol w:w="4830"/>
       </w:tblGrid>
       <w:tr>
         <w:trPr>
@@ -13533,7 +13533,7 @@
         </w:tc>
         <w:tc>
           <w:tcPr>
-            <w:tcW w:type="dxa" w:w="8842"/>
+            <w:tcW w:type="dxa" w:w="8496"/>
             <w:vAlign w:val="center"/>
             <w:tcMar>
               <w:top w:w="38" w:type="dxa"/>
@@ -13608,7 +13608,7 @@
         </w:tc>
         <w:tc>
           <w:tcPr>
-            <w:tcW w:type="dxa" w:w="8842"/>
+            <w:tcW w:type="dxa" w:w="8496"/>
             <w:vAlign w:val="center"/>
             <w:tcMar>
               <w:top w:w="38" w:type="dxa"/>
@@ -13690,7 +13690,7 @@
         </w:tc>
         <w:tc>
           <w:tcPr>
-            <w:tcW w:type="dxa" w:w="8842"/>
+            <w:tcW w:type="dxa" w:w="8496"/>
             <w:vAlign w:val="center"/>
             <w:tcMar>
               <w:top w:w="38" w:type="dxa"/>
@@ -13772,7 +13772,7 @@
         </w:tc>
         <w:tc>
           <w:tcPr>
-            <w:tcW w:type="dxa" w:w="8842"/>
+            <w:tcW w:type="dxa" w:w="8496"/>
             <w:vAlign w:val="center"/>
             <w:tcMar>
               <w:top w:w="38" w:type="dxa"/>
@@ -13862,7 +13862,7 @@
         </w:tc>
         <w:tc>
           <w:tcPr>
-            <w:tcW w:type="dxa" w:w="8842"/>
+            <w:tcW w:type="dxa" w:w="8496"/>
             <w:vAlign w:val="center"/>
             <w:tcMar>
               <w:top w:w="38" w:type="dxa"/>
@@ -13976,7 +13976,7 @@
         </w:tc>
         <w:tc>
           <w:tcPr>
-            <w:tcW w:type="dxa" w:w="8842"/>
+            <w:tcW w:type="dxa" w:w="8496"/>
             <w:vAlign w:val="center"/>
             <w:tcMar>
               <w:top w:w="38" w:type="dxa"/>
@@ -14050,7 +14050,7 @@
         </w:tc>
         <w:tc>
           <w:tcPr>
-            <w:tcW w:type="dxa" w:w="8842"/>
+            <w:tcW w:type="dxa" w:w="8496"/>
             <w:vAlign w:val="center"/>
             <w:tcMar>
               <w:top w:w="38" w:type="dxa"/>
@@ -14557,9 +14557,9 @@
         <w:tblLook w:firstColumn="1" w:firstRow="1" w:lastColumn="0" w:lastRow="0" w:noHBand="0" w:noVBand="1" w:val="04A0"/>
       </w:tblPr>
       <w:tblGrid>
-        <w:gridCol w:w="3331"/>
-        <w:gridCol w:w="3331"/>
-        <w:gridCol w:w="3331"/>
+        <w:gridCol w:w="3220"/>
+        <w:gridCol w:w="3220"/>
+        <w:gridCol w:w="3220"/>
       </w:tblGrid>
       <w:tr>
         <w:trPr>
@@ -14568,7 +14568,7 @@
         </w:trPr>
         <w:tc>
           <w:tcPr>
-            <w:tcW w:type="dxa" w:w="1408"/>
+            <w:tcW w:type="dxa" w:w="1359"/>
             <w:vAlign w:val="center"/>
             <w:tcMar>
               <w:top w:w="38" w:type="dxa"/>
@@ -14604,7 +14604,7 @@
         </w:tc>
         <w:tc>
           <w:tcPr>
-            <w:tcW w:type="dxa" w:w="5912"/>
+            <w:tcW w:type="dxa" w:w="5707"/>
             <w:vAlign w:val="center"/>
             <w:tcMar>
               <w:top w:w="38" w:type="dxa"/>
@@ -14640,7 +14640,7 @@
         </w:tc>
         <w:tc>
           <w:tcPr>
-            <w:tcW w:type="dxa" w:w="2674"/>
+            <w:tcW w:type="dxa" w:w="2582"/>
             <w:vAlign w:val="center"/>
             <w:tcMar>
               <w:top w:w="38" w:type="dxa"/>
@@ -14681,7 +14681,7 @@
         </w:trPr>
         <w:tc>
           <w:tcPr>
-            <w:tcW w:type="dxa" w:w="1408"/>
+            <w:tcW w:type="dxa" w:w="1359"/>
             <w:vAlign w:val="center"/>
             <w:tcMar>
               <w:top w:w="38" w:type="dxa"/>
@@ -14715,7 +14715,7 @@
         </w:tc>
         <w:tc>
           <w:tcPr>
-            <w:tcW w:type="dxa" w:w="5912"/>
+            <w:tcW w:type="dxa" w:w="5707"/>
             <w:vAlign w:val="center"/>
             <w:tcMar>
               <w:top w:w="38" w:type="dxa"/>
@@ -14758,7 +14758,7 @@
         </w:tc>
         <w:tc>
           <w:tcPr>
-            <w:tcW w:type="dxa" w:w="2674"/>
+            <w:tcW w:type="dxa" w:w="2582"/>
             <w:vAlign w:val="center"/>
             <w:tcMar>
               <w:top w:w="38" w:type="dxa"/>
@@ -14797,7 +14797,7 @@
         </w:trPr>
         <w:tc>
           <w:tcPr>
-            <w:tcW w:type="dxa" w:w="1408"/>
+            <w:tcW w:type="dxa" w:w="1359"/>
             <w:vAlign w:val="center"/>
             <w:tcMar>
               <w:top w:w="38" w:type="dxa"/>
@@ -14832,7 +14832,7 @@
         </w:tc>
         <w:tc>
           <w:tcPr>
-            <w:tcW w:type="dxa" w:w="5912"/>
+            <w:tcW w:type="dxa" w:w="5707"/>
             <w:vAlign w:val="center"/>
             <w:tcMar>
               <w:top w:w="38" w:type="dxa"/>
@@ -14867,7 +14867,7 @@
         </w:tc>
         <w:tc>
           <w:tcPr>
-            <w:tcW w:type="dxa" w:w="2674"/>
+            <w:tcW w:type="dxa" w:w="2582"/>
             <w:vAlign w:val="center"/>
             <w:tcMar>
               <w:top w:w="38" w:type="dxa"/>
@@ -14907,7 +14907,7 @@
         </w:trPr>
         <w:tc>
           <w:tcPr>
-            <w:tcW w:type="dxa" w:w="1408"/>
+            <w:tcW w:type="dxa" w:w="1359"/>
             <w:vAlign w:val="center"/>
             <w:tcMar>
               <w:top w:w="38" w:type="dxa"/>
@@ -14941,7 +14941,7 @@
         </w:tc>
         <w:tc>
           <w:tcPr>
-            <w:tcW w:type="dxa" w:w="5912"/>
+            <w:tcW w:type="dxa" w:w="5707"/>
             <w:vAlign w:val="center"/>
             <w:tcMar>
               <w:top w:w="38" w:type="dxa"/>
@@ -14975,7 +14975,7 @@
         </w:tc>
         <w:tc>
           <w:tcPr>
-            <w:tcW w:type="dxa" w:w="2674"/>
+            <w:tcW w:type="dxa" w:w="2582"/>
             <w:vAlign w:val="center"/>
             <w:tcMar>
               <w:top w:w="38" w:type="dxa"/>
@@ -15014,7 +15014,7 @@
         </w:trPr>
         <w:tc>
           <w:tcPr>
-            <w:tcW w:type="dxa" w:w="1408"/>
+            <w:tcW w:type="dxa" w:w="1359"/>
             <w:vAlign w:val="center"/>
             <w:tcMar>
               <w:top w:w="38" w:type="dxa"/>
@@ -15049,7 +15049,7 @@
         </w:tc>
         <w:tc>
           <w:tcPr>
-            <w:tcW w:type="dxa" w:w="5912"/>
+            <w:tcW w:type="dxa" w:w="5707"/>
             <w:vAlign w:val="center"/>
             <w:tcMar>
               <w:top w:w="38" w:type="dxa"/>
@@ -15093,7 +15093,7 @@
         </w:tc>
         <w:tc>
           <w:tcPr>
-            <w:tcW w:type="dxa" w:w="2674"/>
+            <w:tcW w:type="dxa" w:w="2582"/>
             <w:vAlign w:val="center"/>
             <w:tcMar>
               <w:top w:w="38" w:type="dxa"/>
@@ -15133,7 +15133,7 @@
         </w:trPr>
         <w:tc>
           <w:tcPr>
-            <w:tcW w:type="dxa" w:w="1408"/>
+            <w:tcW w:type="dxa" w:w="1359"/>
             <w:vAlign w:val="center"/>
             <w:tcMar>
               <w:top w:w="38" w:type="dxa"/>
@@ -15167,7 +15167,7 @@
         </w:tc>
         <w:tc>
           <w:tcPr>
-            <w:tcW w:type="dxa" w:w="5912"/>
+            <w:tcW w:type="dxa" w:w="5707"/>
             <w:vAlign w:val="center"/>
             <w:tcMar>
               <w:top w:w="38" w:type="dxa"/>
@@ -15201,7 +15201,7 @@
         </w:tc>
         <w:tc>
           <w:tcPr>
-            <w:tcW w:type="dxa" w:w="2674"/>
+            <w:tcW w:type="dxa" w:w="2582"/>
             <w:vAlign w:val="center"/>
             <w:tcMar>
               <w:top w:w="38" w:type="dxa"/>
@@ -15240,7 +15240,7 @@
         </w:trPr>
         <w:tc>
           <w:tcPr>
-            <w:tcW w:type="dxa" w:w="1408"/>
+            <w:tcW w:type="dxa" w:w="1359"/>
             <w:vAlign w:val="center"/>
             <w:tcMar>
               <w:top w:w="38" w:type="dxa"/>
@@ -15275,7 +15275,7 @@
         </w:tc>
         <w:tc>
           <w:tcPr>
-            <w:tcW w:type="dxa" w:w="5912"/>
+            <w:tcW w:type="dxa" w:w="5707"/>
             <w:vAlign w:val="center"/>
             <w:tcMar>
               <w:top w:w="38" w:type="dxa"/>
@@ -15326,7 +15326,7 @@
         </w:tc>
         <w:tc>
           <w:tcPr>
-            <w:tcW w:type="dxa" w:w="2674"/>
+            <w:tcW w:type="dxa" w:w="2582"/>
             <w:vAlign w:val="center"/>
             <w:tcMar>
               <w:top w:w="38" w:type="dxa"/>
@@ -15366,7 +15366,7 @@
         </w:trPr>
         <w:tc>
           <w:tcPr>
-            <w:tcW w:type="dxa" w:w="1408"/>
+            <w:tcW w:type="dxa" w:w="1359"/>
             <w:vAlign w:val="center"/>
             <w:tcMar>
               <w:top w:w="38" w:type="dxa"/>
@@ -15400,7 +15400,7 @@
         </w:tc>
         <w:tc>
           <w:tcPr>
-            <w:tcW w:type="dxa" w:w="5912"/>
+            <w:tcW w:type="dxa" w:w="5707"/>
             <w:vAlign w:val="center"/>
             <w:tcMar>
               <w:top w:w="38" w:type="dxa"/>
@@ -15434,7 +15434,7 @@
         </w:tc>
         <w:tc>
           <w:tcPr>
-            <w:tcW w:type="dxa" w:w="2674"/>
+            <w:tcW w:type="dxa" w:w="2582"/>
             <w:vAlign w:val="center"/>
             <w:tcMar>
               <w:top w:w="38" w:type="dxa"/>
@@ -15476,8 +15476,8 @@
     <w:sectPr>
       <w:headerReference w:type="default" r:id="rId9"/>
       <w:footerReference w:type="default" r:id="rId10"/>
-      <w:pgSz w:w="12240" w:h="15840"/>
-      <w:pgMar w:top="1037" w:right="1123" w:bottom="979" w:left="1123" w:header="461" w:footer="461" w:gutter="0"/>
+      <w:pgSz w:w="11906" w:h="16838"/>
+      <w:pgMar w:top="1037" w:right="1123" w:bottom="981" w:left="1123" w:header="461" w:footer="461" w:gutter="0"/>
       <w:cols w:space="720"/>
       <w:titlePg/>
       <w:docGrid w:linePitch="360"/>

--- a/项目文档/华为ICT赛道三_Nexent智能体设计说明.docx
+++ b/项目文档/华为ICT赛道三_Nexent智能体设计说明.docx
@@ -1328,7 +1328,7 @@
                 <w:color w:val="000000"/>
                 <w:sz w:val="17"/>
               </w:rPr>
-              <w:t>MCP 注册与公网端点只读调用完成（R-NX-05）、Agent 与模型配置完成（R-NX-06）、5 个 Skill 已导入；</w:t>
+              <w:t>MCP 注册与公网端点只读调用完成（R-NX-05）、Agent 与模型配置完成（R-NX-06）、5 个 Skill 已导入；平台内完整 Skill 问答已跑通（R-NX-08，2026-10-24）；</w:t>
             </w:r>
             <w:r>
               <w:rPr>
@@ -1337,7 +1337,7 @@
                 <w:color w:val="000000"/>
                 <w:sz w:val="17"/>
               </w:rPr>
-              <w:t>平台内完整 Skill 问答已跑通（R-NX-08，2026-10-24）</w:t>
+              <w:t>平台内 MCP 工具面真实调用已验证（R-NX-10，2026-10-25：event_list + knowledge_search 端到端，服务端日志逐条对应）</w:t>
             </w:r>
           </w:p>
         </w:tc>
@@ -6677,7 +6677,7 @@
       <w:r>
         <w:drawing>
           <wp:inline xmlns:a="http://schemas.openxmlformats.org/drawingml/2006/main" xmlns:pic="http://schemas.openxmlformats.org/drawingml/2006/picture">
-            <wp:extent cx="5669280" cy="3467438"/>
+            <wp:extent cx="5669280" cy="3462917"/>
             <wp:docPr id="2" name="Picture 2"/>
             <wp:cNvGraphicFramePr>
               <a:graphicFrameLocks noChangeAspect="1"/>
@@ -6698,7 +6698,7 @@
                   <pic:spPr>
                     <a:xfrm>
                       <a:off x="0" y="0"/>
-                      <a:ext cx="5669280" cy="3467438"/>
+                      <a:ext cx="5669280" cy="3462917"/>
                     </a:xfrm>
                     <a:prstGeom prst="rect"/>
                   </pic:spPr>
@@ -7696,7 +7696,7 @@
       <w:r>
         <w:drawing>
           <wp:inline xmlns:a="http://schemas.openxmlformats.org/drawingml/2006/main" xmlns:pic="http://schemas.openxmlformats.org/drawingml/2006/picture">
-            <wp:extent cx="5669280" cy="3190133"/>
+            <wp:extent cx="5669280" cy="3161075"/>
             <wp:docPr id="3" name="Picture 3"/>
             <wp:cNvGraphicFramePr>
               <a:graphicFrameLocks noChangeAspect="1"/>
@@ -7717,7 +7717,7 @@
                   <pic:spPr>
                     <a:xfrm>
                       <a:off x="0" y="0"/>
-                      <a:ext cx="5669280" cy="3190133"/>
+                      <a:ext cx="5669280" cy="3161075"/>
                     </a:xfrm>
                     <a:prstGeom prst="rect"/>
                   </pic:spPr>
@@ -9157,7 +9157,7 @@
         </w:trPr>
         <w:tc>
           <w:tcPr>
-            <w:tcW w:type="dxa" w:w="1556"/>
+            <w:tcW w:type="dxa" w:w="1531"/>
             <w:vAlign w:val="center"/>
             <w:tcMar>
               <w:top w:w="38" w:type="dxa"/>
@@ -9193,7 +9193,7 @@
         </w:tc>
         <w:tc>
           <w:tcPr>
-            <w:tcW w:type="dxa" w:w="1556"/>
+            <w:tcW w:type="dxa" w:w="1685"/>
             <w:vAlign w:val="center"/>
             <w:tcMar>
               <w:top w:w="38" w:type="dxa"/>
@@ -9229,7 +9229,7 @@
         </w:tc>
         <w:tc>
           <w:tcPr>
-            <w:tcW w:type="dxa" w:w="6536"/>
+            <w:tcW w:type="dxa" w:w="6432"/>
             <w:vAlign w:val="center"/>
             <w:tcMar>
               <w:top w:w="38" w:type="dxa"/>
@@ -9270,7 +9270,7 @@
         </w:trPr>
         <w:tc>
           <w:tcPr>
-            <w:tcW w:type="dxa" w:w="1556"/>
+            <w:tcW w:type="dxa" w:w="1531"/>
             <w:vAlign w:val="center"/>
             <w:tcMar>
               <w:top w:w="38" w:type="dxa"/>
@@ -9304,7 +9304,7 @@
         </w:tc>
         <w:tc>
           <w:tcPr>
-            <w:tcW w:type="dxa" w:w="1556"/>
+            <w:tcW w:type="dxa" w:w="1685"/>
             <w:vAlign w:val="center"/>
             <w:tcMar>
               <w:top w:w="38" w:type="dxa"/>
@@ -9338,7 +9338,7 @@
         </w:tc>
         <w:tc>
           <w:tcPr>
-            <w:tcW w:type="dxa" w:w="6536"/>
+            <w:tcW w:type="dxa" w:w="6432"/>
             <w:vAlign w:val="center"/>
             <w:tcMar>
               <w:top w:w="38" w:type="dxa"/>
@@ -9393,7 +9393,7 @@
         </w:trPr>
         <w:tc>
           <w:tcPr>
-            <w:tcW w:type="dxa" w:w="1556"/>
+            <w:tcW w:type="dxa" w:w="1531"/>
             <w:vAlign w:val="center"/>
             <w:tcMar>
               <w:top w:w="38" w:type="dxa"/>
@@ -9428,7 +9428,7 @@
         </w:tc>
         <w:tc>
           <w:tcPr>
-            <w:tcW w:type="dxa" w:w="1556"/>
+            <w:tcW w:type="dxa" w:w="1685"/>
             <w:vAlign w:val="center"/>
             <w:tcMar>
               <w:top w:w="38" w:type="dxa"/>
@@ -9463,7 +9463,7 @@
         </w:tc>
         <w:tc>
           <w:tcPr>
-            <w:tcW w:type="dxa" w:w="6536"/>
+            <w:tcW w:type="dxa" w:w="6432"/>
             <w:vAlign w:val="center"/>
             <w:tcMar>
               <w:top w:w="38" w:type="dxa"/>
@@ -9503,7 +9503,7 @@
         </w:trPr>
         <w:tc>
           <w:tcPr>
-            <w:tcW w:type="dxa" w:w="1556"/>
+            <w:tcW w:type="dxa" w:w="1531"/>
             <w:vAlign w:val="center"/>
             <w:tcMar>
               <w:top w:w="38" w:type="dxa"/>
@@ -9537,7 +9537,7 @@
         </w:tc>
         <w:tc>
           <w:tcPr>
-            <w:tcW w:type="dxa" w:w="1556"/>
+            <w:tcW w:type="dxa" w:w="1685"/>
             <w:vAlign w:val="center"/>
             <w:tcMar>
               <w:top w:w="38" w:type="dxa"/>
@@ -9571,7 +9571,7 @@
         </w:tc>
         <w:tc>
           <w:tcPr>
-            <w:tcW w:type="dxa" w:w="6536"/>
+            <w:tcW w:type="dxa" w:w="6432"/>
             <w:vAlign w:val="center"/>
             <w:tcMar>
               <w:top w:w="38" w:type="dxa"/>
@@ -9610,7 +9610,7 @@
         </w:trPr>
         <w:tc>
           <w:tcPr>
-            <w:tcW w:type="dxa" w:w="1556"/>
+            <w:tcW w:type="dxa" w:w="1531"/>
             <w:vAlign w:val="center"/>
             <w:tcMar>
               <w:top w:w="38" w:type="dxa"/>
@@ -9645,7 +9645,7 @@
         </w:tc>
         <w:tc>
           <w:tcPr>
-            <w:tcW w:type="dxa" w:w="1556"/>
+            <w:tcW w:type="dxa" w:w="1685"/>
             <w:vAlign w:val="center"/>
             <w:tcMar>
               <w:top w:w="38" w:type="dxa"/>
@@ -9680,7 +9680,7 @@
         </w:tc>
         <w:tc>
           <w:tcPr>
-            <w:tcW w:type="dxa" w:w="6536"/>
+            <w:tcW w:type="dxa" w:w="6432"/>
             <w:vAlign w:val="center"/>
             <w:tcMar>
               <w:top w:w="38" w:type="dxa"/>
@@ -9720,7 +9720,7 @@
         </w:trPr>
         <w:tc>
           <w:tcPr>
-            <w:tcW w:type="dxa" w:w="1556"/>
+            <w:tcW w:type="dxa" w:w="1531"/>
             <w:vAlign w:val="center"/>
             <w:tcMar>
               <w:top w:w="38" w:type="dxa"/>
@@ -9754,7 +9754,7 @@
         </w:tc>
         <w:tc>
           <w:tcPr>
-            <w:tcW w:type="dxa" w:w="1556"/>
+            <w:tcW w:type="dxa" w:w="1685"/>
             <w:vAlign w:val="center"/>
             <w:tcMar>
               <w:top w:w="38" w:type="dxa"/>
@@ -9788,7 +9788,7 @@
         </w:tc>
         <w:tc>
           <w:tcPr>
-            <w:tcW w:type="dxa" w:w="6536"/>
+            <w:tcW w:type="dxa" w:w="6432"/>
             <w:vAlign w:val="center"/>
             <w:tcMar>
               <w:top w:w="38" w:type="dxa"/>
@@ -9851,7 +9851,7 @@
         </w:trPr>
         <w:tc>
           <w:tcPr>
-            <w:tcW w:type="dxa" w:w="1556"/>
+            <w:tcW w:type="dxa" w:w="1531"/>
             <w:vAlign w:val="center"/>
             <w:tcMar>
               <w:top w:w="38" w:type="dxa"/>
@@ -9886,7 +9886,7 @@
         </w:tc>
         <w:tc>
           <w:tcPr>
-            <w:tcW w:type="dxa" w:w="1556"/>
+            <w:tcW w:type="dxa" w:w="1685"/>
             <w:vAlign w:val="center"/>
             <w:tcMar>
               <w:top w:w="38" w:type="dxa"/>
@@ -9921,7 +9921,7 @@
         </w:tc>
         <w:tc>
           <w:tcPr>
-            <w:tcW w:type="dxa" w:w="6536"/>
+            <w:tcW w:type="dxa" w:w="6432"/>
             <w:vAlign w:val="center"/>
             <w:tcMar>
               <w:top w:w="38" w:type="dxa"/>
@@ -10025,7 +10025,7 @@
         </w:trPr>
         <w:tc>
           <w:tcPr>
-            <w:tcW w:type="dxa" w:w="1556"/>
+            <w:tcW w:type="dxa" w:w="1531"/>
             <w:vAlign w:val="center"/>
             <w:tcMar>
               <w:top w:w="38" w:type="dxa"/>
@@ -10059,7 +10059,7 @@
         </w:tc>
         <w:tc>
           <w:tcPr>
-            <w:tcW w:type="dxa" w:w="1556"/>
+            <w:tcW w:type="dxa" w:w="1685"/>
             <w:vAlign w:val="center"/>
             <w:tcMar>
               <w:top w:w="38" w:type="dxa"/>
@@ -10093,7 +10093,7 @@
         </w:tc>
         <w:tc>
           <w:tcPr>
-            <w:tcW w:type="dxa" w:w="6536"/>
+            <w:tcW w:type="dxa" w:w="6432"/>
             <w:vAlign w:val="center"/>
             <w:tcMar>
               <w:top w:w="38" w:type="dxa"/>
@@ -10148,7 +10148,7 @@
         </w:trPr>
         <w:tc>
           <w:tcPr>
-            <w:tcW w:type="dxa" w:w="1556"/>
+            <w:tcW w:type="dxa" w:w="1531"/>
             <w:vAlign w:val="center"/>
             <w:tcMar>
               <w:top w:w="38" w:type="dxa"/>
@@ -10183,7 +10183,7 @@
         </w:tc>
         <w:tc>
           <w:tcPr>
-            <w:tcW w:type="dxa" w:w="1556"/>
+            <w:tcW w:type="dxa" w:w="1685"/>
             <w:vAlign w:val="center"/>
             <w:tcMar>
               <w:top w:w="38" w:type="dxa"/>
@@ -10218,7 +10218,7 @@
         </w:tc>
         <w:tc>
           <w:tcPr>
-            <w:tcW w:type="dxa" w:w="6536"/>
+            <w:tcW w:type="dxa" w:w="6432"/>
             <w:vAlign w:val="center"/>
             <w:tcMar>
               <w:top w:w="38" w:type="dxa"/>
@@ -10290,7 +10290,7 @@
         </w:trPr>
         <w:tc>
           <w:tcPr>
-            <w:tcW w:type="dxa" w:w="1556"/>
+            <w:tcW w:type="dxa" w:w="1531"/>
             <w:vAlign w:val="center"/>
             <w:tcMar>
               <w:top w:w="38" w:type="dxa"/>
@@ -10324,7 +10324,7 @@
         </w:tc>
         <w:tc>
           <w:tcPr>
-            <w:tcW w:type="dxa" w:w="1556"/>
+            <w:tcW w:type="dxa" w:w="1685"/>
             <w:vAlign w:val="center"/>
             <w:tcMar>
               <w:top w:w="38" w:type="dxa"/>
@@ -10358,7 +10358,7 @@
         </w:tc>
         <w:tc>
           <w:tcPr>
-            <w:tcW w:type="dxa" w:w="6536"/>
+            <w:tcW w:type="dxa" w:w="6432"/>
             <w:vAlign w:val="center"/>
             <w:tcMar>
               <w:top w:w="38" w:type="dxa"/>
@@ -10397,7 +10397,7 @@
         </w:trPr>
         <w:tc>
           <w:tcPr>
-            <w:tcW w:type="dxa" w:w="1556"/>
+            <w:tcW w:type="dxa" w:w="1531"/>
             <w:vAlign w:val="center"/>
             <w:tcMar>
               <w:top w:w="38" w:type="dxa"/>
@@ -10432,7 +10432,7 @@
         </w:tc>
         <w:tc>
           <w:tcPr>
-            <w:tcW w:type="dxa" w:w="1556"/>
+            <w:tcW w:type="dxa" w:w="1685"/>
             <w:vAlign w:val="center"/>
             <w:tcMar>
               <w:top w:w="38" w:type="dxa"/>
@@ -10468,7 +10468,7 @@
         </w:tc>
         <w:tc>
           <w:tcPr>
-            <w:tcW w:type="dxa" w:w="6536"/>
+            <w:tcW w:type="dxa" w:w="6432"/>
             <w:vAlign w:val="center"/>
             <w:tcMar>
               <w:top w:w="38" w:type="dxa"/>
@@ -10498,6 +10498,131 @@
                 <w:sz w:val="17"/>
               </w:rPr>
               <w:t xml:space="preserve">充值解冻 + 新建 vpc2 智能体（绕过被欠费释放的 CSMS 凭据）+ 重建 ECS TLS 模型中转 + 模型名重写，平台内跑通完整 Skill 问答：9 分钟、1933 帧、2254 字回答、证据不足如实拒答（R-NX-08 </w:t>
+            </w:r>
+            <w:r>
+              <w:rPr>
+                <w:rFonts w:ascii="Microsoft YaHei" w:hAnsi="Microsoft YaHei" w:eastAsia="Microsoft YaHei"/>
+                <w:b/>
+                <w:color w:val="000000"/>
+                <w:sz w:val="17"/>
+              </w:rPr>
+              <w:t>completed</w:t>
+            </w:r>
+            <w:r>
+              <w:rPr>
+                <w:rFonts w:ascii="Microsoft YaHei" w:hAnsi="Microsoft YaHei" w:eastAsia="Microsoft YaHei"/>
+                <w:color w:val="000000"/>
+                <w:sz w:val="17"/>
+              </w:rPr>
+              <w:t>，详见 §八）</w:t>
+            </w:r>
+          </w:p>
+        </w:tc>
+      </w:tr>
+      <w:tr>
+        <w:trPr>
+          <w:cantSplit w:val="true"/>
+        </w:trPr>
+        <w:tc>
+          <w:tcPr>
+            <w:tcW w:type="dxa" w:w="1531"/>
+            <w:vAlign w:val="center"/>
+            <w:tcMar>
+              <w:top w:w="38" w:type="dxa"/>
+              <w:start w:w="70" w:type="dxa"/>
+              <w:bottom w:w="38" w:type="dxa"/>
+              <w:end w:w="70" w:type="dxa"/>
+            </w:tcMar>
+            <w:tcBorders>
+              <w:top w:val="single" w:sz="6" w:space="0" w:color="D9D9D9"/>
+              <w:left w:val="single" w:sz="6" w:space="0" w:color="D9D9D9"/>
+              <w:bottom w:val="single" w:sz="6" w:space="0" w:color="D9D9D9"/>
+              <w:right w:val="single" w:sz="6" w:space="0" w:color="D9D9D9"/>
+              <w:insideH w:val="single" w:sz="6" w:space="0" w:color="D9D9D9"/>
+              <w:insideV w:val="single" w:sz="6" w:space="0" w:color="D9D9D9"/>
+            </w:tcBorders>
+          </w:tcPr>
+          <w:p>
+            <w:pPr>
+              <w:spacing w:after="0" w:line="252" w:lineRule="auto"/>
+              <w:jc w:val="left"/>
+            </w:pPr>
+            <w:r>
+              <w:rPr>
+                <w:rFonts w:ascii="Microsoft YaHei" w:hAnsi="Microsoft YaHei" w:eastAsia="Microsoft YaHei"/>
+                <w:color w:val="000000"/>
+                <w:sz w:val="17"/>
+              </w:rPr>
+              <w:t>2026-10-25</w:t>
+            </w:r>
+          </w:p>
+        </w:tc>
+        <w:tc>
+          <w:tcPr>
+            <w:tcW w:type="dxa" w:w="1685"/>
+            <w:vAlign w:val="center"/>
+            <w:tcMar>
+              <w:top w:w="38" w:type="dxa"/>
+              <w:start w:w="70" w:type="dxa"/>
+              <w:bottom w:w="38" w:type="dxa"/>
+              <w:end w:w="70" w:type="dxa"/>
+            </w:tcMar>
+            <w:tcBorders>
+              <w:top w:val="single" w:sz="6" w:space="0" w:color="D9D9D9"/>
+              <w:left w:val="single" w:sz="6" w:space="0" w:color="D9D9D9"/>
+              <w:bottom w:val="single" w:sz="6" w:space="0" w:color="D9D9D9"/>
+              <w:right w:val="single" w:sz="6" w:space="0" w:color="D9D9D9"/>
+              <w:insideH w:val="single" w:sz="6" w:space="0" w:color="D9D9D9"/>
+              <w:insideV w:val="single" w:sz="6" w:space="0" w:color="D9D9D9"/>
+            </w:tcBorders>
+          </w:tcPr>
+          <w:p>
+            <w:pPr>
+              <w:spacing w:after="0" w:line="252" w:lineRule="auto"/>
+              <w:jc w:val="left"/>
+            </w:pPr>
+            <w:r>
+              <w:rPr>
+                <w:rFonts w:ascii="Microsoft YaHei" w:hAnsi="Microsoft YaHei" w:eastAsia="Microsoft YaHei"/>
+                <w:b/>
+                <w:color w:val="000000"/>
+                <w:sz w:val="17"/>
+              </w:rPr>
+              <w:t>托管平台 MCP 工具面打通</w:t>
+            </w:r>
+          </w:p>
+        </w:tc>
+        <w:tc>
+          <w:tcPr>
+            <w:tcW w:type="dxa" w:w="6432"/>
+            <w:vAlign w:val="center"/>
+            <w:tcMar>
+              <w:top w:w="38" w:type="dxa"/>
+              <w:start w:w="70" w:type="dxa"/>
+              <w:bottom w:w="38" w:type="dxa"/>
+              <w:end w:w="70" w:type="dxa"/>
+            </w:tcMar>
+            <w:tcBorders>
+              <w:top w:val="single" w:sz="6" w:space="0" w:color="D9D9D9"/>
+              <w:left w:val="single" w:sz="6" w:space="0" w:color="D9D9D9"/>
+              <w:bottom w:val="single" w:sz="6" w:space="0" w:color="D9D9D9"/>
+              <w:right w:val="single" w:sz="6" w:space="0" w:color="D9D9D9"/>
+              <w:insideH w:val="single" w:sz="6" w:space="0" w:color="D9D9D9"/>
+              <w:insideV w:val="single" w:sz="6" w:space="0" w:color="D9D9D9"/>
+            </w:tcBorders>
+          </w:tcPr>
+          <w:p>
+            <w:pPr>
+              <w:spacing w:after="0" w:line="252" w:lineRule="auto"/>
+              <w:jc w:val="left"/>
+            </w:pPr>
+            <w:r>
+              <w:rPr>
+                <w:rFonts w:ascii="Microsoft YaHei" w:hAnsi="Microsoft YaHei" w:eastAsia="Microsoft YaHei"/>
+                <w:color w:val="000000"/>
+                <w:sz w:val="17"/>
+              </w:rPr>
+              <w:t xml:space="preserve">修复两个 MCP 资产的死亡隧道端点 → 定位预览"系统异常"为运行时未注入版本 → DELETE 旧运行时后以 API Key 认证重建并同步部署 → 平台内两次问答共 6 次 MCP 真实调用（event_list 500 后自动重试成功、knowledge_search 200），ECS 服务端日志逐条对应（R-NX-10 </w:t>
             </w:r>
             <w:r>
               <w:rPr>
@@ -11293,7 +11418,7 @@
                 <w:color w:val="000000"/>
                 <w:sz w:val="17"/>
               </w:rPr>
-              <w:t>R-NX-08</w:t>
+              <w:t>R-NX-10</w:t>
             </w:r>
           </w:p>
         </w:tc>
@@ -11328,7 +11453,7 @@
                 <w:color w:val="000000"/>
                 <w:sz w:val="17"/>
               </w:rPr>
-              <w:t>平台问答全帧记录与 2254 字答案原文</w:t>
+              <w:t>托管平台 MCP 工具调用验收登记（completed，含根因链与诚实边界）</w:t>
             </w:r>
           </w:p>
         </w:tc>
@@ -11363,7 +11488,31 @@
                 <w:color w:val="000000"/>
                 <w:sz w:val="16"/>
               </w:rPr>
-              <w:t>07_证据包/R-NX-08_ws-frames.json</w:t>
+              <w:t>07_证据包/R-NX-10_COMPLETED.yaml</w:t>
+            </w:r>
+            <w:r>
+              <w:rPr>
+                <w:rFonts w:ascii="Microsoft YaHei" w:hAnsi="Microsoft YaHei" w:eastAsia="Microsoft YaHei"/>
+                <w:color w:val="000000"/>
+                <w:sz w:val="17"/>
+              </w:rPr>
+              <w:t xml:space="preserve"> + </w:t>
+            </w:r>
+            <w:r>
+              <w:rPr>
+                <w:rFonts w:ascii="Consolas" w:hAnsi="Consolas" w:eastAsia="Microsoft YaHei"/>
+                <w:color w:val="000000"/>
+                <w:sz w:val="16"/>
+              </w:rPr>
+              <w:t>evidence/hosted-qa-2026-10-25/</w:t>
+            </w:r>
+            <w:r>
+              <w:rPr>
+                <w:rFonts w:ascii="Microsoft YaHei" w:hAnsi="Microsoft YaHei" w:eastAsia="Microsoft YaHei"/>
+                <w:color w:val="000000"/>
+                <w:sz w:val="17"/>
+              </w:rPr>
+              <w:t>（12 张截图 + ECS 服务端日志）</w:t>
             </w:r>
           </w:p>
         </w:tc>
@@ -11402,7 +11551,7 @@
                 <w:color w:val="000000"/>
                 <w:sz w:val="17"/>
               </w:rPr>
-              <w:t>R-NX-09</w:t>
+              <w:t>R-NX-08</w:t>
             </w:r>
           </w:p>
         </w:tc>
@@ -11436,7 +11585,7 @@
                 <w:color w:val="000000"/>
                 <w:sz w:val="17"/>
               </w:rPr>
-              <w:t>完整 SSE 原始事件流 / 事件序列 / 工具轨迹 / 运行摘要 / 发布版本记录</w:t>
+              <w:t>平台问答全帧记录与 2254 字答案原文</w:t>
             </w:r>
           </w:p>
         </w:tc>
@@ -11466,27 +11615,11 @@
             </w:pPr>
             <w:r>
               <w:rPr>
-                <w:rFonts w:ascii="Microsoft YaHei" w:hAnsi="Microsoft YaHei" w:eastAsia="Microsoft YaHei"/>
-                <w:color w:val="000000"/>
-                <w:sz w:val="17"/>
-              </w:rPr>
-              <w:t>证据包随开源仓库归档（</w:t>
-            </w:r>
-            <w:r>
-              <w:rPr>
                 <w:rFonts w:ascii="Consolas" w:hAnsi="Consolas" w:eastAsia="Microsoft YaHei"/>
                 <w:color w:val="000000"/>
                 <w:sz w:val="16"/>
               </w:rPr>
-              <w:t>artifacts/nexent-platform-acceptance/evidence/llm-qa-2026-09-30/</w:t>
-            </w:r>
-            <w:r>
-              <w:rPr>
-                <w:rFonts w:ascii="Microsoft YaHei" w:hAnsi="Microsoft YaHei" w:eastAsia="Microsoft YaHei"/>
-                <w:color w:val="000000"/>
-                <w:sz w:val="17"/>
-              </w:rPr>
-              <w:t>）</w:t>
+              <w:t>07_证据包/R-NX-08_ws-frames.json</w:t>
             </w:r>
           </w:p>
         </w:tc>
@@ -11526,7 +11659,7 @@
                 <w:color w:val="000000"/>
                 <w:sz w:val="17"/>
               </w:rPr>
-              <w:t>R-KN-04</w:t>
+              <w:t>R-NX-09</w:t>
             </w:r>
           </w:p>
         </w:tc>
@@ -11561,7 +11694,7 @@
                 <w:color w:val="000000"/>
                 <w:sz w:val="17"/>
               </w:rPr>
-              <w:t>问答轨迹 API JSON（问题 → 检索 → 决策 → 证据链，hop=0）</w:t>
+              <w:t>完整 SSE 原始事件流 / 事件序列 / 工具轨迹 / 运行摘要 / 发布版本记录</w:t>
             </w:r>
           </w:p>
         </w:tc>
@@ -11592,11 +11725,27 @@
             </w:pPr>
             <w:r>
               <w:rPr>
+                <w:rFonts w:ascii="Microsoft YaHei" w:hAnsi="Microsoft YaHei" w:eastAsia="Microsoft YaHei"/>
+                <w:color w:val="000000"/>
+                <w:sz w:val="17"/>
+              </w:rPr>
+              <w:t>证据包随开源仓库归档（</w:t>
+            </w:r>
+            <w:r>
+              <w:rPr>
                 <w:rFonts w:ascii="Consolas" w:hAnsi="Consolas" w:eastAsia="Microsoft YaHei"/>
                 <w:color w:val="000000"/>
                 <w:sz w:val="16"/>
               </w:rPr>
-              <w:t>07_证据包/R-KN-04_knowledge-qa-trace.json</w:t>
+              <w:t>artifacts/nexent-platform-acceptance/evidence/llm-qa-2026-09-30/</w:t>
+            </w:r>
+            <w:r>
+              <w:rPr>
+                <w:rFonts w:ascii="Microsoft YaHei" w:hAnsi="Microsoft YaHei" w:eastAsia="Microsoft YaHei"/>
+                <w:color w:val="000000"/>
+                <w:sz w:val="17"/>
+              </w:rPr>
+              <w:t>）</w:t>
             </w:r>
           </w:p>
         </w:tc>
@@ -11635,7 +11784,7 @@
                 <w:color w:val="000000"/>
                 <w:sz w:val="17"/>
               </w:rPr>
-              <w:t>R-KN-05</w:t>
+              <w:t>R-KN-04</w:t>
             </w:r>
           </w:p>
         </w:tc>
@@ -11669,7 +11818,7 @@
                 <w:color w:val="000000"/>
                 <w:sz w:val="17"/>
               </w:rPr>
-              <w:t>多跳问答轨迹 API JSON（hop=0/1/2 三档证据，跨 6 份资产版本）</w:t>
+              <w:t>问答轨迹 API JSON（问题 → 检索 → 决策 → 证据链，hop=0）</w:t>
             </w:r>
           </w:p>
         </w:tc>
@@ -11703,7 +11852,7 @@
                 <w:color w:val="000000"/>
                 <w:sz w:val="16"/>
               </w:rPr>
-              <w:t>07_证据包/R-KN-05_knowledge-multihop-trace.json</w:t>
+              <w:t>07_证据包/R-KN-04_knowledge-qa-trace.json</w:t>
             </w:r>
           </w:p>
         </w:tc>
@@ -11743,7 +11892,7 @@
                 <w:color w:val="000000"/>
                 <w:sz w:val="17"/>
               </w:rPr>
-              <w:t>R-KN-06</w:t>
+              <w:t>R-KN-05</w:t>
             </w:r>
           </w:p>
         </w:tc>
@@ -11778,7 +11927,7 @@
                 <w:color w:val="000000"/>
                 <w:sz w:val="17"/>
               </w:rPr>
-              <w:t>检索-生成问答真实模型轨迹（带引用拒答）</w:t>
+              <w:t>多跳问答轨迹 API JSON（hop=0/1/2 三档证据，跨 6 份资产版本）</w:t>
             </w:r>
           </w:p>
         </w:tc>
@@ -11813,7 +11962,7 @@
                 <w:color w:val="000000"/>
                 <w:sz w:val="16"/>
               </w:rPr>
-              <w:t>07_证据包/R-KN-06_knowledge-llm-qa-trace.json</w:t>
+              <w:t>07_证据包/R-KN-05_knowledge-multihop-trace.json</w:t>
             </w:r>
           </w:p>
         </w:tc>
@@ -11844,7 +11993,7 @@
           <w:p>
             <w:pPr>
               <w:spacing w:after="0" w:line="252" w:lineRule="auto"/>
-              <w:jc w:val="left"/>
+              <w:jc w:val="center"/>
             </w:pPr>
             <w:r>
               <w:rPr>
@@ -11852,7 +12001,7 @@
                 <w:color w:val="000000"/>
                 <w:sz w:val="17"/>
               </w:rPr>
-              <w:t>R-LLM-01/02、R-MA-01</w:t>
+              <w:t>R-KN-06</w:t>
             </w:r>
           </w:p>
         </w:tc>
@@ -11886,7 +12035,7 @@
                 <w:color w:val="000000"/>
                 <w:sz w:val="17"/>
               </w:rPr>
-              <w:t>三模型 × 三语料评测原始产物</w:t>
+              <w:t>检索-生成问答真实模型轨迹（带引用拒答）</w:t>
             </w:r>
           </w:p>
         </w:tc>
@@ -11908,6 +12057,116 @@
               <w:insideH w:val="single" w:sz="6" w:space="0" w:color="D9D9D9"/>
               <w:insideV w:val="single" w:sz="6" w:space="0" w:color="D9D9D9"/>
             </w:tcBorders>
+          </w:tcPr>
+          <w:p>
+            <w:pPr>
+              <w:spacing w:after="0" w:line="252" w:lineRule="auto"/>
+              <w:jc w:val="left"/>
+            </w:pPr>
+            <w:r>
+              <w:rPr>
+                <w:rFonts w:ascii="Consolas" w:hAnsi="Consolas" w:eastAsia="Microsoft YaHei"/>
+                <w:color w:val="000000"/>
+                <w:sz w:val="16"/>
+              </w:rPr>
+              <w:t>07_证据包/R-KN-06_knowledge-llm-qa-trace.json</w:t>
+            </w:r>
+          </w:p>
+        </w:tc>
+      </w:tr>
+      <w:tr>
+        <w:trPr>
+          <w:cantSplit w:val="true"/>
+        </w:trPr>
+        <w:tc>
+          <w:tcPr>
+            <w:tcW w:type="dxa" w:w="1164"/>
+            <w:vAlign w:val="center"/>
+            <w:tcMar>
+              <w:top w:w="38" w:type="dxa"/>
+              <w:start w:w="70" w:type="dxa"/>
+              <w:bottom w:w="38" w:type="dxa"/>
+              <w:end w:w="70" w:type="dxa"/>
+            </w:tcMar>
+            <w:tcBorders>
+              <w:top w:val="single" w:sz="6" w:space="0" w:color="D9D9D9"/>
+              <w:left w:val="single" w:sz="6" w:space="0" w:color="D9D9D9"/>
+              <w:bottom w:val="single" w:sz="6" w:space="0" w:color="D9D9D9"/>
+              <w:right w:val="single" w:sz="6" w:space="0" w:color="D9D9D9"/>
+              <w:insideH w:val="single" w:sz="6" w:space="0" w:color="D9D9D9"/>
+              <w:insideV w:val="single" w:sz="6" w:space="0" w:color="D9D9D9"/>
+            </w:tcBorders>
+            <w:shd w:fill="F3F7FA"/>
+          </w:tcPr>
+          <w:p>
+            <w:pPr>
+              <w:spacing w:after="0" w:line="252" w:lineRule="auto"/>
+              <w:jc w:val="left"/>
+            </w:pPr>
+            <w:r>
+              <w:rPr>
+                <w:rFonts w:ascii="Microsoft YaHei" w:hAnsi="Microsoft YaHei" w:eastAsia="Microsoft YaHei"/>
+                <w:color w:val="000000"/>
+                <w:sz w:val="17"/>
+              </w:rPr>
+              <w:t>R-LLM-01/02、R-MA-01</w:t>
+            </w:r>
+          </w:p>
+        </w:tc>
+        <w:tc>
+          <w:tcPr>
+            <w:tcW w:type="dxa" w:w="3327"/>
+            <w:vAlign w:val="center"/>
+            <w:tcMar>
+              <w:top w:w="38" w:type="dxa"/>
+              <w:start w:w="70" w:type="dxa"/>
+              <w:bottom w:w="38" w:type="dxa"/>
+              <w:end w:w="70" w:type="dxa"/>
+            </w:tcMar>
+            <w:tcBorders>
+              <w:top w:val="single" w:sz="6" w:space="0" w:color="D9D9D9"/>
+              <w:left w:val="single" w:sz="6" w:space="0" w:color="D9D9D9"/>
+              <w:bottom w:val="single" w:sz="6" w:space="0" w:color="D9D9D9"/>
+              <w:right w:val="single" w:sz="6" w:space="0" w:color="D9D9D9"/>
+              <w:insideH w:val="single" w:sz="6" w:space="0" w:color="D9D9D9"/>
+              <w:insideV w:val="single" w:sz="6" w:space="0" w:color="D9D9D9"/>
+            </w:tcBorders>
+            <w:shd w:fill="F3F7FA"/>
+          </w:tcPr>
+          <w:p>
+            <w:pPr>
+              <w:spacing w:after="0" w:line="252" w:lineRule="auto"/>
+              <w:jc w:val="left"/>
+            </w:pPr>
+            <w:r>
+              <w:rPr>
+                <w:rFonts w:ascii="Microsoft YaHei" w:hAnsi="Microsoft YaHei" w:eastAsia="Microsoft YaHei"/>
+                <w:color w:val="000000"/>
+                <w:sz w:val="17"/>
+              </w:rPr>
+              <w:t>三模型 × 三语料评测原始产物</w:t>
+            </w:r>
+          </w:p>
+        </w:tc>
+        <w:tc>
+          <w:tcPr>
+            <w:tcW w:type="dxa" w:w="5157"/>
+            <w:vAlign w:val="center"/>
+            <w:tcMar>
+              <w:top w:w="38" w:type="dxa"/>
+              <w:start w:w="70" w:type="dxa"/>
+              <w:bottom w:w="38" w:type="dxa"/>
+              <w:end w:w="70" w:type="dxa"/>
+            </w:tcMar>
+            <w:tcBorders>
+              <w:top w:val="single" w:sz="6" w:space="0" w:color="D9D9D9"/>
+              <w:left w:val="single" w:sz="6" w:space="0" w:color="D9D9D9"/>
+              <w:bottom w:val="single" w:sz="6" w:space="0" w:color="D9D9D9"/>
+              <w:right w:val="single" w:sz="6" w:space="0" w:color="D9D9D9"/>
+              <w:insideH w:val="single" w:sz="6" w:space="0" w:color="D9D9D9"/>
+              <w:insideV w:val="single" w:sz="6" w:space="0" w:color="D9D9D9"/>
+            </w:tcBorders>
+            <w:shd w:fill="F3F7FA"/>
           </w:tcPr>
           <w:p>
             <w:pPr>
@@ -12090,7 +12349,7 @@
         </w:tc>
         <w:tc>
           <w:tcPr>
-            <w:tcW w:type="dxa" w:w="6199"/>
+            <w:tcW w:type="dxa" w:w="5865"/>
             <w:vAlign w:val="center"/>
             <w:tcMar>
               <w:top w:w="38" w:type="dxa"/>
@@ -12126,7 +12385,7 @@
         </w:tc>
         <w:tc>
           <w:tcPr>
-            <w:tcW w:type="dxa" w:w="2297"/>
+            <w:tcW w:type="dxa" w:w="2631"/>
             <w:vAlign w:val="center"/>
             <w:tcMar>
               <w:top w:w="38" w:type="dxa"/>
@@ -12201,7 +12460,7 @@
         </w:tc>
         <w:tc>
           <w:tcPr>
-            <w:tcW w:type="dxa" w:w="6199"/>
+            <w:tcW w:type="dxa" w:w="5865"/>
             <w:vAlign w:val="center"/>
             <w:tcMar>
               <w:top w:w="38" w:type="dxa"/>
@@ -12235,7 +12494,7 @@
         </w:tc>
         <w:tc>
           <w:tcPr>
-            <w:tcW w:type="dxa" w:w="2297"/>
+            <w:tcW w:type="dxa" w:w="2631"/>
             <w:vAlign w:val="center"/>
             <w:tcMar>
               <w:top w:w="38" w:type="dxa"/>
@@ -12325,7 +12584,7 @@
         </w:tc>
         <w:tc>
           <w:tcPr>
-            <w:tcW w:type="dxa" w:w="6199"/>
+            <w:tcW w:type="dxa" w:w="5865"/>
             <w:vAlign w:val="center"/>
             <w:tcMar>
               <w:top w:w="38" w:type="dxa"/>
@@ -12360,7 +12619,7 @@
         </w:tc>
         <w:tc>
           <w:tcPr>
-            <w:tcW w:type="dxa" w:w="2297"/>
+            <w:tcW w:type="dxa" w:w="2631"/>
             <w:vAlign w:val="center"/>
             <w:tcMar>
               <w:top w:w="38" w:type="dxa"/>
@@ -12434,7 +12693,7 @@
         </w:tc>
         <w:tc>
           <w:tcPr>
-            <w:tcW w:type="dxa" w:w="6199"/>
+            <w:tcW w:type="dxa" w:w="5865"/>
             <w:vAlign w:val="center"/>
             <w:tcMar>
               <w:top w:w="38" w:type="dxa"/>
@@ -12484,7 +12743,7 @@
         </w:tc>
         <w:tc>
           <w:tcPr>
-            <w:tcW w:type="dxa" w:w="2297"/>
+            <w:tcW w:type="dxa" w:w="2631"/>
             <w:vAlign w:val="center"/>
             <w:tcMar>
               <w:top w:w="38" w:type="dxa"/>
@@ -12558,7 +12817,7 @@
         </w:tc>
         <w:tc>
           <w:tcPr>
-            <w:tcW w:type="dxa" w:w="6199"/>
+            <w:tcW w:type="dxa" w:w="5865"/>
             <w:vAlign w:val="center"/>
             <w:tcMar>
               <w:top w:w="38" w:type="dxa"/>
@@ -12593,7 +12852,7 @@
         </w:tc>
         <w:tc>
           <w:tcPr>
-            <w:tcW w:type="dxa" w:w="2297"/>
+            <w:tcW w:type="dxa" w:w="2631"/>
             <w:vAlign w:val="center"/>
             <w:tcMar>
               <w:top w:w="38" w:type="dxa"/>
@@ -12667,7 +12926,7 @@
         </w:tc>
         <w:tc>
           <w:tcPr>
-            <w:tcW w:type="dxa" w:w="6199"/>
+            <w:tcW w:type="dxa" w:w="5865"/>
             <w:vAlign w:val="center"/>
             <w:tcMar>
               <w:top w:w="38" w:type="dxa"/>
@@ -12701,7 +12960,7 @@
         </w:tc>
         <w:tc>
           <w:tcPr>
-            <w:tcW w:type="dxa" w:w="2297"/>
+            <w:tcW w:type="dxa" w:w="2631"/>
             <w:vAlign w:val="center"/>
             <w:tcMar>
               <w:top w:w="38" w:type="dxa"/>
@@ -12775,7 +13034,7 @@
         </w:tc>
         <w:tc>
           <w:tcPr>
-            <w:tcW w:type="dxa" w:w="6199"/>
+            <w:tcW w:type="dxa" w:w="5865"/>
             <w:vAlign w:val="center"/>
             <w:tcMar>
               <w:top w:w="38" w:type="dxa"/>
@@ -12810,7 +13069,7 @@
         </w:tc>
         <w:tc>
           <w:tcPr>
-            <w:tcW w:type="dxa" w:w="2297"/>
+            <w:tcW w:type="dxa" w:w="2631"/>
             <w:vAlign w:val="center"/>
             <w:tcMar>
               <w:top w:w="38" w:type="dxa"/>
@@ -12884,7 +13143,7 @@
         </w:tc>
         <w:tc>
           <w:tcPr>
-            <w:tcW w:type="dxa" w:w="6199"/>
+            <w:tcW w:type="dxa" w:w="5865"/>
             <w:vAlign w:val="center"/>
             <w:tcMar>
               <w:top w:w="38" w:type="dxa"/>
@@ -12934,7 +13193,7 @@
         </w:tc>
         <w:tc>
           <w:tcPr>
-            <w:tcW w:type="dxa" w:w="2297"/>
+            <w:tcW w:type="dxa" w:w="2631"/>
             <w:vAlign w:val="center"/>
             <w:tcMar>
               <w:top w:w="38" w:type="dxa"/>
@@ -13008,7 +13267,7 @@
         </w:tc>
         <w:tc>
           <w:tcPr>
-            <w:tcW w:type="dxa" w:w="6199"/>
+            <w:tcW w:type="dxa" w:w="5865"/>
             <w:vAlign w:val="center"/>
             <w:tcMar>
               <w:top w:w="38" w:type="dxa"/>
@@ -13059,7 +13318,7 @@
         </w:tc>
         <w:tc>
           <w:tcPr>
-            <w:tcW w:type="dxa" w:w="2297"/>
+            <w:tcW w:type="dxa" w:w="2631"/>
             <w:vAlign w:val="center"/>
             <w:tcMar>
               <w:top w:w="38" w:type="dxa"/>
@@ -13133,7 +13392,7 @@
         </w:tc>
         <w:tc>
           <w:tcPr>
-            <w:tcW w:type="dxa" w:w="6199"/>
+            <w:tcW w:type="dxa" w:w="5865"/>
             <w:vAlign w:val="center"/>
             <w:tcMar>
               <w:top w:w="38" w:type="dxa"/>
@@ -13183,7 +13442,7 @@
         </w:tc>
         <w:tc>
           <w:tcPr>
-            <w:tcW w:type="dxa" w:w="2297"/>
+            <w:tcW w:type="dxa" w:w="2631"/>
             <w:vAlign w:val="center"/>
             <w:tcMar>
               <w:top w:w="38" w:type="dxa"/>
@@ -13243,7 +13502,7 @@
           <w:p>
             <w:pPr>
               <w:spacing w:after="0" w:line="252" w:lineRule="auto"/>
-              <w:jc w:val="center"/>
+              <w:jc w:val="left"/>
             </w:pPr>
             <w:r>
               <w:rPr>
@@ -13251,13 +13510,13 @@
                 <w:color w:val="000000"/>
                 <w:sz w:val="17"/>
               </w:rPr>
-              <w:t>知识库证据</w:t>
+              <w:t>托管平台工具面验收</w:t>
             </w:r>
           </w:p>
         </w:tc>
         <w:tc>
           <w:tcPr>
-            <w:tcW w:type="dxa" w:w="6199"/>
+            <w:tcW w:type="dxa" w:w="5865"/>
             <w:vAlign w:val="center"/>
             <w:tcMar>
               <w:top w:w="38" w:type="dxa"/>
@@ -13286,7 +13545,7 @@
                 <w:color w:val="000000"/>
                 <w:sz w:val="16"/>
               </w:rPr>
-              <w:t>07_证据包/R-KN-01_latest.json</w:t>
+              <w:t>07_证据包/R-NX-10_COMPLETED.yaml</w:t>
             </w:r>
             <w:r>
               <w:rPr>
@@ -13294,7 +13553,7 @@
                 <w:color w:val="000000"/>
                 <w:sz w:val="17"/>
               </w:rPr>
-              <w:t>、</w:t>
+              <w:t xml:space="preserve"> + </w:t>
             </w:r>
             <w:r>
               <w:rPr>
@@ -13302,21 +13561,13 @@
                 <w:color w:val="000000"/>
                 <w:sz w:val="16"/>
               </w:rPr>
-              <w:t>R-KN-02_ontology-eval.json</w:t>
-            </w:r>
-            <w:r>
-              <w:rPr>
-                <w:rFonts w:ascii="Microsoft YaHei" w:hAnsi="Microsoft YaHei" w:eastAsia="Microsoft YaHei"/>
-                <w:color w:val="000000"/>
-                <w:sz w:val="17"/>
-              </w:rPr>
-              <w:t xml:space="preserve"> 等</w:t>
+              <w:t>evidence/hosted-qa-2026-10-25/</w:t>
             </w:r>
           </w:p>
         </w:tc>
         <w:tc>
           <w:tcPr>
-            <w:tcW w:type="dxa" w:w="2297"/>
+            <w:tcW w:type="dxa" w:w="2631"/>
             <w:vAlign w:val="center"/>
             <w:tcMar>
               <w:top w:w="38" w:type="dxa"/>
@@ -13333,6 +13584,137 @@
               <w:insideV w:val="single" w:sz="6" w:space="0" w:color="D9D9D9"/>
             </w:tcBorders>
             <w:shd w:fill="F3F7FA"/>
+          </w:tcPr>
+          <w:p>
+            <w:pPr>
+              <w:spacing w:after="0" w:line="252" w:lineRule="auto"/>
+              <w:jc w:val="left"/>
+            </w:pPr>
+            <w:r>
+              <w:rPr>
+                <w:rFonts w:ascii="Microsoft YaHei" w:hAnsi="Microsoft YaHei" w:eastAsia="Microsoft YaHei"/>
+                <w:color w:val="000000"/>
+                <w:sz w:val="17"/>
+              </w:rPr>
+              <w:t>平台内 MCP 真实调用验证（§8.1）</w:t>
+            </w:r>
+          </w:p>
+        </w:tc>
+      </w:tr>
+      <w:tr>
+        <w:trPr>
+          <w:cantSplit w:val="true"/>
+        </w:trPr>
+        <w:tc>
+          <w:tcPr>
+            <w:tcW w:type="dxa" w:w="1152"/>
+            <w:vAlign w:val="center"/>
+            <w:tcMar>
+              <w:top w:w="38" w:type="dxa"/>
+              <w:start w:w="70" w:type="dxa"/>
+              <w:bottom w:w="38" w:type="dxa"/>
+              <w:end w:w="70" w:type="dxa"/>
+            </w:tcMar>
+            <w:tcBorders>
+              <w:top w:val="single" w:sz="6" w:space="0" w:color="D9D9D9"/>
+              <w:left w:val="single" w:sz="6" w:space="0" w:color="D9D9D9"/>
+              <w:bottom w:val="single" w:sz="6" w:space="0" w:color="D9D9D9"/>
+              <w:right w:val="single" w:sz="6" w:space="0" w:color="D9D9D9"/>
+              <w:insideH w:val="single" w:sz="6" w:space="0" w:color="D9D9D9"/>
+              <w:insideV w:val="single" w:sz="6" w:space="0" w:color="D9D9D9"/>
+            </w:tcBorders>
+          </w:tcPr>
+          <w:p>
+            <w:pPr>
+              <w:spacing w:after="0" w:line="252" w:lineRule="auto"/>
+              <w:jc w:val="center"/>
+            </w:pPr>
+            <w:r>
+              <w:rPr>
+                <w:rFonts w:ascii="Microsoft YaHei" w:hAnsi="Microsoft YaHei" w:eastAsia="Microsoft YaHei"/>
+                <w:color w:val="000000"/>
+                <w:sz w:val="17"/>
+              </w:rPr>
+              <w:t>知识库证据</w:t>
+            </w:r>
+          </w:p>
+        </w:tc>
+        <w:tc>
+          <w:tcPr>
+            <w:tcW w:type="dxa" w:w="5865"/>
+            <w:vAlign w:val="center"/>
+            <w:tcMar>
+              <w:top w:w="38" w:type="dxa"/>
+              <w:start w:w="70" w:type="dxa"/>
+              <w:bottom w:w="38" w:type="dxa"/>
+              <w:end w:w="70" w:type="dxa"/>
+            </w:tcMar>
+            <w:tcBorders>
+              <w:top w:val="single" w:sz="6" w:space="0" w:color="D9D9D9"/>
+              <w:left w:val="single" w:sz="6" w:space="0" w:color="D9D9D9"/>
+              <w:bottom w:val="single" w:sz="6" w:space="0" w:color="D9D9D9"/>
+              <w:right w:val="single" w:sz="6" w:space="0" w:color="D9D9D9"/>
+              <w:insideH w:val="single" w:sz="6" w:space="0" w:color="D9D9D9"/>
+              <w:insideV w:val="single" w:sz="6" w:space="0" w:color="D9D9D9"/>
+            </w:tcBorders>
+          </w:tcPr>
+          <w:p>
+            <w:pPr>
+              <w:spacing w:after="0" w:line="252" w:lineRule="auto"/>
+              <w:jc w:val="left"/>
+            </w:pPr>
+            <w:r>
+              <w:rPr>
+                <w:rFonts w:ascii="Consolas" w:hAnsi="Consolas" w:eastAsia="Microsoft YaHei"/>
+                <w:color w:val="000000"/>
+                <w:sz w:val="16"/>
+              </w:rPr>
+              <w:t>07_证据包/R-KN-01_latest.json</w:t>
+            </w:r>
+            <w:r>
+              <w:rPr>
+                <w:rFonts w:ascii="Microsoft YaHei" w:hAnsi="Microsoft YaHei" w:eastAsia="Microsoft YaHei"/>
+                <w:color w:val="000000"/>
+                <w:sz w:val="17"/>
+              </w:rPr>
+              <w:t>、</w:t>
+            </w:r>
+            <w:r>
+              <w:rPr>
+                <w:rFonts w:ascii="Consolas" w:hAnsi="Consolas" w:eastAsia="Microsoft YaHei"/>
+                <w:color w:val="000000"/>
+                <w:sz w:val="16"/>
+              </w:rPr>
+              <w:t>R-KN-02_ontology-eval.json</w:t>
+            </w:r>
+            <w:r>
+              <w:rPr>
+                <w:rFonts w:ascii="Microsoft YaHei" w:hAnsi="Microsoft YaHei" w:eastAsia="Microsoft YaHei"/>
+                <w:color w:val="000000"/>
+                <w:sz w:val="17"/>
+              </w:rPr>
+              <w:t xml:space="preserve"> 等</w:t>
+            </w:r>
+          </w:p>
+        </w:tc>
+        <w:tc>
+          <w:tcPr>
+            <w:tcW w:type="dxa" w:w="2631"/>
+            <w:vAlign w:val="center"/>
+            <w:tcMar>
+              <w:top w:w="38" w:type="dxa"/>
+              <w:start w:w="70" w:type="dxa"/>
+              <w:bottom w:w="38" w:type="dxa"/>
+              <w:end w:w="70" w:type="dxa"/>
+            </w:tcMar>
+            <w:tcBorders>
+              <w:top w:val="single" w:sz="6" w:space="0" w:color="D9D9D9"/>
+              <w:left w:val="single" w:sz="6" w:space="0" w:color="D9D9D9"/>
+              <w:bottom w:val="single" w:sz="6" w:space="0" w:color="D9D9D9"/>
+              <w:right w:val="single" w:sz="6" w:space="0" w:color="D9D9D9"/>
+              <w:insideH w:val="single" w:sz="6" w:space="0" w:color="D9D9D9"/>
+              <w:insideV w:val="single" w:sz="6" w:space="0" w:color="D9D9D9"/>
+            </w:tcBorders>
           </w:tcPr>
           <w:p>
             <w:pPr>
@@ -13424,7 +13806,7 @@
       <w:r>
         <w:drawing>
           <wp:inline xmlns:a="http://schemas.openxmlformats.org/drawingml/2006/main" xmlns:pic="http://schemas.openxmlformats.org/drawingml/2006/picture">
-            <wp:extent cx="5669280" cy="3855574"/>
+            <wp:extent cx="5669280" cy="3832049"/>
             <wp:docPr id="11" name="Picture 11"/>
             <wp:cNvGraphicFramePr>
               <a:graphicFrameLocks noChangeAspect="1"/>
@@ -13445,7 +13827,7 @@
                   <pic:spPr>
                     <a:xfrm>
                       <a:off x="0" y="0"/>
-                      <a:ext cx="5669280" cy="3855574"/>
+                      <a:ext cx="5669280" cy="3832049"/>
                     </a:xfrm>
                     <a:prstGeom prst="rect"/>
                   </pic:spPr>
@@ -14342,14 +14724,14 @@
           <w:b/>
           <w:sz w:val="21"/>
         </w:rPr>
-        <w:t>诚实边界</w:t>
+        <w:t>诚实边界（R-NX-08 当次）</w:t>
       </w:r>
       <w:r>
         <w:rPr>
           <w:rFonts w:ascii="Microsoft YaHei" w:hAnsi="Microsoft YaHei" w:eastAsia="Microsoft YaHei"/>
           <w:sz w:val="21"/>
         </w:rPr>
-        <w:t xml:space="preserve">：本次运行中 MCP 知识域工具不可用（网关 Target 仍指向已丢失的 旧 ECS </w:t>
+        <w:t xml:space="preserve">：该次运行中 MCP 知识域工具不可用（网关 Target 仍指向 已丢失的旧 ECS </w:t>
       </w:r>
       <w:r>
         <w:rPr>
@@ -14363,7 +14745,979 @@
           <w:rFonts w:ascii="Microsoft YaHei" w:hAnsi="Microsoft YaHei" w:eastAsia="Microsoft YaHei"/>
           <w:sz w:val="21"/>
         </w:rPr>
-        <w:t>），智能体改用文件检索并如实报告证据缺口——这本身 是编排可信性的证据。10-24 晚 MCP 工具面基础设施已全通，恢复 Target 绑定后 复跑一次即可补齐工具调用轨迹；该待办不影响“平台内完整 Skill 问答已验收” 的口径，验收要素为「真实模型 + 完整 Skill 编排 + 诚实拒答」。</w:t>
+        <w:t>），智能体改用文件检索并如实报告证据缺口——这本身 是编排可信性的证据。工具面缺口已于次日由 R-NX-10 补齐（见下节），两次验收分别登记、 不混写。</w:t>
+      </w:r>
+    </w:p>
+    <w:p>
+      <w:pPr>
+        <w:pStyle w:val="Heading2"/>
+      </w:pPr>
+      <w:r>
+        <w:t>8.1 MCP 工具面打通与平台内工具调用验证（R-NX-10，2026-10-25）</w:t>
+      </w:r>
+    </w:p>
+    <w:p>
+      <w:r>
+        <w:rPr>
+          <w:rFonts w:ascii="Microsoft YaHei" w:hAnsi="Microsoft YaHei" w:eastAsia="Microsoft YaHei"/>
+          <w:b/>
+          <w:sz w:val="21"/>
+        </w:rPr>
+        <w:t>结论先行：托管平台内智能体对 Oceanus Domain Cognition MCP 的真实工具调用已 端到端验证</w:t>
+      </w:r>
+      <w:r>
+        <w:rPr>
+          <w:rFonts w:ascii="Microsoft YaHei" w:hAnsi="Microsoft YaHei" w:eastAsia="Microsoft YaHei"/>
+          <w:sz w:val="21"/>
+        </w:rPr>
+        <w:t>——两次预览调试问答共 6 次 MCP 调用全部成功，平台调试抽屉调用链 与服务端（ECS）MCP 日志逐条对应；</w:t>
+      </w:r>
+      <w:r>
+        <w:rPr>
+          <w:rFonts w:ascii="Consolas" w:hAnsi="Consolas" w:eastAsia="Microsoft YaHei"/>
+          <w:sz w:val="20"/>
+        </w:rPr>
+        <w:t>event_list</w:t>
+      </w:r>
+      <w:r>
+        <w:rPr>
+          <w:rFonts w:ascii="Microsoft YaHei" w:hAnsi="Microsoft YaHei" w:eastAsia="Microsoft YaHei"/>
+          <w:sz w:val="21"/>
+        </w:rPr>
+        <w:t xml:space="preserve"> 与 </w:t>
+      </w:r>
+      <w:r>
+        <w:rPr>
+          <w:rFonts w:ascii="Consolas" w:hAnsi="Consolas" w:eastAsia="Microsoft YaHei"/>
+          <w:sz w:val="20"/>
+        </w:rPr>
+        <w:t>knowledge_search</w:t>
+      </w:r>
+      <w:r>
+        <w:rPr>
+          <w:rFonts w:ascii="Microsoft YaHei" w:hAnsi="Microsoft YaHei" w:eastAsia="Microsoft YaHei"/>
+          <w:sz w:val="21"/>
+        </w:rPr>
+        <w:t xml:space="preserve"> 两个不同 工具均验证。登记见 </w:t>
+      </w:r>
+      <w:r>
+        <w:rPr>
+          <w:rFonts w:ascii="Consolas" w:hAnsi="Consolas" w:eastAsia="Microsoft YaHei"/>
+          <w:sz w:val="20"/>
+        </w:rPr>
+        <w:t>07_证据包/R-NX-10_COMPLETED.yaml</w:t>
+      </w:r>
+      <w:r>
+        <w:rPr>
+          <w:rFonts w:ascii="Microsoft YaHei" w:hAnsi="Microsoft YaHei" w:eastAsia="Microsoft YaHei"/>
+          <w:sz w:val="21"/>
+        </w:rPr>
+        <w:t>。</w:t>
+      </w:r>
+    </w:p>
+    <w:p>
+      <w:r>
+        <w:rPr>
+          <w:rFonts w:ascii="Microsoft YaHei" w:hAnsi="Microsoft YaHei" w:eastAsia="Microsoft YaHei"/>
+          <w:sz w:val="21"/>
+        </w:rPr>
+        <w:t>两次运行实测：</w:t>
+      </w:r>
+    </w:p>
+    <w:tbl>
+      <w:tblPr>
+        <w:tblW w:type="auto" w:w="0"/>
+        <w:jc w:val="center"/>
+        <w:tblLayout w:type="fixed"/>
+        <w:tblLook w:firstColumn="1" w:firstRow="1" w:lastColumn="0" w:lastRow="0" w:noHBand="0" w:noVBand="1" w:val="04A0"/>
+      </w:tblPr>
+      <w:tblGrid>
+        <w:gridCol w:w="2415"/>
+        <w:gridCol w:w="2415"/>
+        <w:gridCol w:w="2415"/>
+        <w:gridCol w:w="2415"/>
+      </w:tblGrid>
+      <w:tr>
+        <w:trPr>
+          <w:cantSplit w:val="true"/>
+          <w:tblHeader w:val="true"/>
+        </w:trPr>
+        <w:tc>
+          <w:tcPr>
+            <w:tcW w:type="dxa" w:w="1429"/>
+            <w:vAlign w:val="center"/>
+            <w:tcMar>
+              <w:top w:w="38" w:type="dxa"/>
+              <w:start w:w="70" w:type="dxa"/>
+              <w:bottom w:w="38" w:type="dxa"/>
+              <w:end w:w="70" w:type="dxa"/>
+            </w:tcMar>
+            <w:tcBorders>
+              <w:top w:val="single" w:sz="6" w:space="0" w:color="D9D9D9"/>
+              <w:left w:val="single" w:sz="6" w:space="0" w:color="D9D9D9"/>
+              <w:bottom w:val="single" w:sz="6" w:space="0" w:color="D9D9D9"/>
+              <w:right w:val="single" w:sz="6" w:space="0" w:color="D9D9D9"/>
+              <w:insideH w:val="single" w:sz="6" w:space="0" w:color="D9D9D9"/>
+              <w:insideV w:val="single" w:sz="6" w:space="0" w:color="D9D9D9"/>
+            </w:tcBorders>
+            <w:shd w:fill="1F4E79"/>
+          </w:tcPr>
+          <w:p>
+            <w:pPr>
+              <w:spacing w:after="0" w:line="252" w:lineRule="auto"/>
+              <w:jc w:val="center"/>
+            </w:pPr>
+            <w:r>
+              <w:rPr>
+                <w:rFonts w:ascii="Microsoft YaHei" w:hAnsi="Microsoft YaHei" w:eastAsia="Microsoft YaHei"/>
+                <w:b/>
+                <w:color w:val="FFFFFF"/>
+                <w:sz w:val="16"/>
+              </w:rPr>
+              <w:t>运行</w:t>
+            </w:r>
+          </w:p>
+        </w:tc>
+        <w:tc>
+          <w:tcPr>
+            <w:tcW w:type="dxa" w:w="1429"/>
+            <w:vAlign w:val="center"/>
+            <w:tcMar>
+              <w:top w:w="38" w:type="dxa"/>
+              <w:start w:w="70" w:type="dxa"/>
+              <w:bottom w:w="38" w:type="dxa"/>
+              <w:end w:w="70" w:type="dxa"/>
+            </w:tcMar>
+            <w:tcBorders>
+              <w:top w:val="single" w:sz="6" w:space="0" w:color="D9D9D9"/>
+              <w:left w:val="single" w:sz="6" w:space="0" w:color="D9D9D9"/>
+              <w:bottom w:val="single" w:sz="6" w:space="0" w:color="D9D9D9"/>
+              <w:right w:val="single" w:sz="6" w:space="0" w:color="D9D9D9"/>
+              <w:insideH w:val="single" w:sz="6" w:space="0" w:color="D9D9D9"/>
+              <w:insideV w:val="single" w:sz="6" w:space="0" w:color="D9D9D9"/>
+            </w:tcBorders>
+            <w:shd w:fill="1F4E79"/>
+          </w:tcPr>
+          <w:p>
+            <w:pPr>
+              <w:spacing w:after="0" w:line="252" w:lineRule="auto"/>
+              <w:jc w:val="center"/>
+            </w:pPr>
+            <w:r>
+              <w:rPr>
+                <w:rFonts w:ascii="Microsoft YaHei" w:hAnsi="Microsoft YaHei" w:eastAsia="Microsoft YaHei"/>
+                <w:b/>
+                <w:color w:val="FFFFFF"/>
+                <w:sz w:val="16"/>
+              </w:rPr>
+              <w:t>问题</w:t>
+            </w:r>
+          </w:p>
+        </w:tc>
+        <w:tc>
+          <w:tcPr>
+            <w:tcW w:type="dxa" w:w="3931"/>
+            <w:vAlign w:val="center"/>
+            <w:tcMar>
+              <w:top w:w="38" w:type="dxa"/>
+              <w:start w:w="70" w:type="dxa"/>
+              <w:bottom w:w="38" w:type="dxa"/>
+              <w:end w:w="70" w:type="dxa"/>
+            </w:tcMar>
+            <w:tcBorders>
+              <w:top w:val="single" w:sz="6" w:space="0" w:color="D9D9D9"/>
+              <w:left w:val="single" w:sz="6" w:space="0" w:color="D9D9D9"/>
+              <w:bottom w:val="single" w:sz="6" w:space="0" w:color="D9D9D9"/>
+              <w:right w:val="single" w:sz="6" w:space="0" w:color="D9D9D9"/>
+              <w:insideH w:val="single" w:sz="6" w:space="0" w:color="D9D9D9"/>
+              <w:insideV w:val="single" w:sz="6" w:space="0" w:color="D9D9D9"/>
+            </w:tcBorders>
+            <w:shd w:fill="1F4E79"/>
+          </w:tcPr>
+          <w:p>
+            <w:pPr>
+              <w:spacing w:after="0" w:line="252" w:lineRule="auto"/>
+              <w:jc w:val="center"/>
+            </w:pPr>
+            <w:r>
+              <w:rPr>
+                <w:rFonts w:ascii="Microsoft YaHei" w:hAnsi="Microsoft YaHei" w:eastAsia="Microsoft YaHei"/>
+                <w:b/>
+                <w:color w:val="FFFFFF"/>
+                <w:sz w:val="16"/>
+              </w:rPr>
+              <w:t>调用链（平台调试抽屉）</w:t>
+            </w:r>
+          </w:p>
+        </w:tc>
+        <w:tc>
+          <w:tcPr>
+            <w:tcW w:type="dxa" w:w="2859"/>
+            <w:vAlign w:val="center"/>
+            <w:tcMar>
+              <w:top w:w="38" w:type="dxa"/>
+              <w:start w:w="70" w:type="dxa"/>
+              <w:bottom w:w="38" w:type="dxa"/>
+              <w:end w:w="70" w:type="dxa"/>
+            </w:tcMar>
+            <w:tcBorders>
+              <w:top w:val="single" w:sz="6" w:space="0" w:color="D9D9D9"/>
+              <w:left w:val="single" w:sz="6" w:space="0" w:color="D9D9D9"/>
+              <w:bottom w:val="single" w:sz="6" w:space="0" w:color="D9D9D9"/>
+              <w:right w:val="single" w:sz="6" w:space="0" w:color="D9D9D9"/>
+              <w:insideH w:val="single" w:sz="6" w:space="0" w:color="D9D9D9"/>
+              <w:insideV w:val="single" w:sz="6" w:space="0" w:color="D9D9D9"/>
+            </w:tcBorders>
+            <w:shd w:fill="1F4E79"/>
+          </w:tcPr>
+          <w:p>
+            <w:pPr>
+              <w:spacing w:after="0" w:line="252" w:lineRule="auto"/>
+              <w:jc w:val="center"/>
+            </w:pPr>
+            <w:r>
+              <w:rPr>
+                <w:rFonts w:ascii="Microsoft YaHei" w:hAnsi="Microsoft YaHei" w:eastAsia="Microsoft YaHei"/>
+                <w:b/>
+                <w:color w:val="FFFFFF"/>
+                <w:sz w:val="16"/>
+              </w:rPr>
+              <w:t>MCP 调用明细</w:t>
+            </w:r>
+          </w:p>
+        </w:tc>
+      </w:tr>
+      <w:tr>
+        <w:trPr>
+          <w:cantSplit w:val="true"/>
+        </w:trPr>
+        <w:tc>
+          <w:tcPr>
+            <w:tcW w:type="dxa" w:w="1429"/>
+            <w:vAlign w:val="center"/>
+            <w:tcMar>
+              <w:top w:w="38" w:type="dxa"/>
+              <w:start w:w="70" w:type="dxa"/>
+              <w:bottom w:w="38" w:type="dxa"/>
+              <w:end w:w="70" w:type="dxa"/>
+            </w:tcMar>
+            <w:tcBorders>
+              <w:top w:val="single" w:sz="6" w:space="0" w:color="D9D9D9"/>
+              <w:left w:val="single" w:sz="6" w:space="0" w:color="D9D9D9"/>
+              <w:bottom w:val="single" w:sz="6" w:space="0" w:color="D9D9D9"/>
+              <w:right w:val="single" w:sz="6" w:space="0" w:color="D9D9D9"/>
+              <w:insideH w:val="single" w:sz="6" w:space="0" w:color="D9D9D9"/>
+              <w:insideV w:val="single" w:sz="6" w:space="0" w:color="D9D9D9"/>
+            </w:tcBorders>
+          </w:tcPr>
+          <w:p>
+            <w:pPr>
+              <w:spacing w:after="0" w:line="252" w:lineRule="auto"/>
+              <w:jc w:val="left"/>
+            </w:pPr>
+            <w:r>
+              <w:rPr>
+                <w:rFonts w:ascii="Microsoft YaHei" w:hAnsi="Microsoft YaHei" w:eastAsia="Microsoft YaHei"/>
+                <w:color w:val="000000"/>
+                <w:sz w:val="16"/>
+              </w:rPr>
+              <w:t>运行 1（50.26s）</w:t>
+            </w:r>
+          </w:p>
+        </w:tc>
+        <w:tc>
+          <w:tcPr>
+            <w:tcW w:type="dxa" w:w="1429"/>
+            <w:vAlign w:val="center"/>
+            <w:tcMar>
+              <w:top w:w="38" w:type="dxa"/>
+              <w:start w:w="70" w:type="dxa"/>
+              <w:bottom w:w="38" w:type="dxa"/>
+              <w:end w:w="70" w:type="dxa"/>
+            </w:tcMar>
+            <w:tcBorders>
+              <w:top w:val="single" w:sz="6" w:space="0" w:color="D9D9D9"/>
+              <w:left w:val="single" w:sz="6" w:space="0" w:color="D9D9D9"/>
+              <w:bottom w:val="single" w:sz="6" w:space="0" w:color="D9D9D9"/>
+              <w:right w:val="single" w:sz="6" w:space="0" w:color="D9D9D9"/>
+              <w:insideH w:val="single" w:sz="6" w:space="0" w:color="D9D9D9"/>
+              <w:insideV w:val="single" w:sz="6" w:space="0" w:color="D9D9D9"/>
+            </w:tcBorders>
+          </w:tcPr>
+          <w:p>
+            <w:pPr>
+              <w:spacing w:after="0" w:line="252" w:lineRule="auto"/>
+              <w:jc w:val="left"/>
+            </w:pPr>
+            <w:r>
+              <w:rPr>
+                <w:rFonts w:ascii="Microsoft YaHei" w:hAnsi="Microsoft YaHei" w:eastAsia="Microsoft YaHei"/>
+                <w:color w:val="000000"/>
+                <w:sz w:val="16"/>
+              </w:rPr>
+              <w:t>“当前系统里有哪些泡沫浮球类垃圾事件？”</w:t>
+            </w:r>
+          </w:p>
+        </w:tc>
+        <w:tc>
+          <w:tcPr>
+            <w:tcW w:type="dxa" w:w="3931"/>
+            <w:vAlign w:val="center"/>
+            <w:tcMar>
+              <w:top w:w="38" w:type="dxa"/>
+              <w:start w:w="70" w:type="dxa"/>
+              <w:bottom w:w="38" w:type="dxa"/>
+              <w:end w:w="70" w:type="dxa"/>
+            </w:tcMar>
+            <w:tcBorders>
+              <w:top w:val="single" w:sz="6" w:space="0" w:color="D9D9D9"/>
+              <w:left w:val="single" w:sz="6" w:space="0" w:color="D9D9D9"/>
+              <w:bottom w:val="single" w:sz="6" w:space="0" w:color="D9D9D9"/>
+              <w:right w:val="single" w:sz="6" w:space="0" w:color="D9D9D9"/>
+              <w:insideH w:val="single" w:sz="6" w:space="0" w:color="D9D9D9"/>
+              <w:insideV w:val="single" w:sz="6" w:space="0" w:color="D9D9D9"/>
+            </w:tcBorders>
+          </w:tcPr>
+          <w:p>
+            <w:pPr>
+              <w:spacing w:after="0" w:line="252" w:lineRule="auto"/>
+              <w:jc w:val="left"/>
+            </w:pPr>
+            <w:r>
+              <w:rPr>
+                <w:rFonts w:ascii="Microsoft YaHei" w:hAnsi="Microsoft YaHei" w:eastAsia="Microsoft YaHei"/>
+                <w:color w:val="000000"/>
+                <w:sz w:val="16"/>
+              </w:rPr>
+              <w:t>LLM(6.69s) → MCP(5.12s) → MCP(4.72s) → LLM(24.42s)</w:t>
+            </w:r>
+          </w:p>
+        </w:tc>
+        <w:tc>
+          <w:tcPr>
+            <w:tcW w:type="dxa" w:w="2859"/>
+            <w:vAlign w:val="center"/>
+            <w:tcMar>
+              <w:top w:w="38" w:type="dxa"/>
+              <w:start w:w="70" w:type="dxa"/>
+              <w:bottom w:w="38" w:type="dxa"/>
+              <w:end w:w="70" w:type="dxa"/>
+            </w:tcMar>
+            <w:tcBorders>
+              <w:top w:val="single" w:sz="6" w:space="0" w:color="D9D9D9"/>
+              <w:left w:val="single" w:sz="6" w:space="0" w:color="D9D9D9"/>
+              <w:bottom w:val="single" w:sz="6" w:space="0" w:color="D9D9D9"/>
+              <w:right w:val="single" w:sz="6" w:space="0" w:color="D9D9D9"/>
+              <w:insideH w:val="single" w:sz="6" w:space="0" w:color="D9D9D9"/>
+              <w:insideV w:val="single" w:sz="6" w:space="0" w:color="D9D9D9"/>
+            </w:tcBorders>
+          </w:tcPr>
+          <w:p>
+            <w:pPr>
+              <w:spacing w:after="0" w:line="252" w:lineRule="auto"/>
+              <w:jc w:val="left"/>
+            </w:pPr>
+            <w:r>
+              <w:rPr>
+                <w:rFonts w:ascii="Consolas" w:hAnsi="Consolas" w:eastAsia="Microsoft YaHei"/>
+                <w:color w:val="000000"/>
+                <w:sz w:val="16"/>
+              </w:rPr>
+              <w:t>event_list {"main_class":"泡沫浮球"}</w:t>
+            </w:r>
+            <w:r>
+              <w:rPr>
+                <w:rFonts w:ascii="Microsoft YaHei" w:hAnsi="Microsoft YaHei" w:eastAsia="Microsoft YaHei"/>
+                <w:color w:val="000000"/>
+                <w:sz w:val="16"/>
+              </w:rPr>
+              <w:t xml:space="preserve"> 返回 [500]（后端无该分类枚举）→ 智能体感知错误后自动去除过滤重试 → 17 条事件返回（近 720 小时）→ 筛出 9 条泡沫类并给出编号/状态/坐标</w:t>
+            </w:r>
+          </w:p>
+        </w:tc>
+      </w:tr>
+      <w:tr>
+        <w:trPr>
+          <w:cantSplit w:val="true"/>
+        </w:trPr>
+        <w:tc>
+          <w:tcPr>
+            <w:tcW w:type="dxa" w:w="1429"/>
+            <w:vAlign w:val="center"/>
+            <w:tcMar>
+              <w:top w:w="38" w:type="dxa"/>
+              <w:start w:w="70" w:type="dxa"/>
+              <w:bottom w:w="38" w:type="dxa"/>
+              <w:end w:w="70" w:type="dxa"/>
+            </w:tcMar>
+            <w:tcBorders>
+              <w:top w:val="single" w:sz="6" w:space="0" w:color="D9D9D9"/>
+              <w:left w:val="single" w:sz="6" w:space="0" w:color="D9D9D9"/>
+              <w:bottom w:val="single" w:sz="6" w:space="0" w:color="D9D9D9"/>
+              <w:right w:val="single" w:sz="6" w:space="0" w:color="D9D9D9"/>
+              <w:insideH w:val="single" w:sz="6" w:space="0" w:color="D9D9D9"/>
+              <w:insideV w:val="single" w:sz="6" w:space="0" w:color="D9D9D9"/>
+            </w:tcBorders>
+            <w:shd w:fill="F3F7FA"/>
+          </w:tcPr>
+          <w:p>
+            <w:pPr>
+              <w:spacing w:after="0" w:line="252" w:lineRule="auto"/>
+              <w:jc w:val="left"/>
+            </w:pPr>
+            <w:r>
+              <w:rPr>
+                <w:rFonts w:ascii="Microsoft YaHei" w:hAnsi="Microsoft YaHei" w:eastAsia="Microsoft YaHei"/>
+                <w:color w:val="000000"/>
+                <w:sz w:val="16"/>
+              </w:rPr>
+              <w:t>运行 2（67.42s）</w:t>
+            </w:r>
+          </w:p>
+        </w:tc>
+        <w:tc>
+          <w:tcPr>
+            <w:tcW w:type="dxa" w:w="1429"/>
+            <w:vAlign w:val="center"/>
+            <w:tcMar>
+              <w:top w:w="38" w:type="dxa"/>
+              <w:start w:w="70" w:type="dxa"/>
+              <w:bottom w:w="38" w:type="dxa"/>
+              <w:end w:w="70" w:type="dxa"/>
+            </w:tcMar>
+            <w:tcBorders>
+              <w:top w:val="single" w:sz="6" w:space="0" w:color="D9D9D9"/>
+              <w:left w:val="single" w:sz="6" w:space="0" w:color="D9D9D9"/>
+              <w:bottom w:val="single" w:sz="6" w:space="0" w:color="D9D9D9"/>
+              <w:right w:val="single" w:sz="6" w:space="0" w:color="D9D9D9"/>
+              <w:insideH w:val="single" w:sz="6" w:space="0" w:color="D9D9D9"/>
+              <w:insideV w:val="single" w:sz="6" w:space="0" w:color="D9D9D9"/>
+            </w:tcBorders>
+            <w:shd w:fill="F3F7FA"/>
+          </w:tcPr>
+          <w:p>
+            <w:pPr>
+              <w:spacing w:after="0" w:line="252" w:lineRule="auto"/>
+              <w:jc w:val="left"/>
+            </w:pPr>
+            <w:r>
+              <w:rPr>
+                <w:rFonts w:ascii="Microsoft YaHei" w:hAnsi="Microsoft YaHei" w:eastAsia="Microsoft YaHei"/>
+                <w:color w:val="000000"/>
+                <w:sz w:val="16"/>
+              </w:rPr>
+              <w:t>“泡沫浮球垃圾治理有哪些政策依据？”</w:t>
+            </w:r>
+          </w:p>
+        </w:tc>
+        <w:tc>
+          <w:tcPr>
+            <w:tcW w:type="dxa" w:w="3931"/>
+            <w:vAlign w:val="center"/>
+            <w:tcMar>
+              <w:top w:w="38" w:type="dxa"/>
+              <w:start w:w="70" w:type="dxa"/>
+              <w:bottom w:w="38" w:type="dxa"/>
+              <w:end w:w="70" w:type="dxa"/>
+            </w:tcMar>
+            <w:tcBorders>
+              <w:top w:val="single" w:sz="6" w:space="0" w:color="D9D9D9"/>
+              <w:left w:val="single" w:sz="6" w:space="0" w:color="D9D9D9"/>
+              <w:bottom w:val="single" w:sz="6" w:space="0" w:color="D9D9D9"/>
+              <w:right w:val="single" w:sz="6" w:space="0" w:color="D9D9D9"/>
+              <w:insideH w:val="single" w:sz="6" w:space="0" w:color="D9D9D9"/>
+              <w:insideV w:val="single" w:sz="6" w:space="0" w:color="D9D9D9"/>
+            </w:tcBorders>
+            <w:shd w:fill="F3F7FA"/>
+          </w:tcPr>
+          <w:p>
+            <w:pPr>
+              <w:spacing w:after="0" w:line="252" w:lineRule="auto"/>
+              <w:jc w:val="left"/>
+            </w:pPr>
+            <w:r>
+              <w:rPr>
+                <w:rFonts w:ascii="Microsoft YaHei" w:hAnsi="Microsoft YaHei" w:eastAsia="Microsoft YaHei"/>
+                <w:color w:val="000000"/>
+                <w:sz w:val="16"/>
+              </w:rPr>
+              <w:t>LLM → MCP×2 → LLM → MCP×2 → LLM → MCP → LLM（单次 4 次 MCP 调用）</w:t>
+            </w:r>
+          </w:p>
+        </w:tc>
+        <w:tc>
+          <w:tcPr>
+            <w:tcW w:type="dxa" w:w="2859"/>
+            <w:vAlign w:val="center"/>
+            <w:tcMar>
+              <w:top w:w="38" w:type="dxa"/>
+              <w:start w:w="70" w:type="dxa"/>
+              <w:bottom w:w="38" w:type="dxa"/>
+              <w:end w:w="70" w:type="dxa"/>
+            </w:tcMar>
+            <w:tcBorders>
+              <w:top w:val="single" w:sz="6" w:space="0" w:color="D9D9D9"/>
+              <w:left w:val="single" w:sz="6" w:space="0" w:color="D9D9D9"/>
+              <w:bottom w:val="single" w:sz="6" w:space="0" w:color="D9D9D9"/>
+              <w:right w:val="single" w:sz="6" w:space="0" w:color="D9D9D9"/>
+              <w:insideH w:val="single" w:sz="6" w:space="0" w:color="D9D9D9"/>
+              <w:insideV w:val="single" w:sz="6" w:space="0" w:color="D9D9D9"/>
+            </w:tcBorders>
+            <w:shd w:fill="F3F7FA"/>
+          </w:tcPr>
+          <w:p>
+            <w:pPr>
+              <w:spacing w:after="0" w:line="252" w:lineRule="auto"/>
+              <w:jc w:val="left"/>
+            </w:pPr>
+            <w:r>
+              <w:rPr>
+                <w:rFonts w:ascii="Consolas" w:hAnsi="Consolas" w:eastAsia="Microsoft YaHei"/>
+                <w:color w:val="000000"/>
+                <w:sz w:val="16"/>
+              </w:rPr>
+              <w:t>knowledge_search</w:t>
+            </w:r>
+            <w:r>
+              <w:rPr>
+                <w:rFonts w:ascii="Microsoft YaHei" w:hAnsi="Microsoft YaHei" w:eastAsia="Microsoft YaHei"/>
+                <w:color w:val="000000"/>
+                <w:sz w:val="16"/>
+              </w:rPr>
+              <w:t xml:space="preserve"> 经 </w:t>
+            </w:r>
+            <w:r>
+              <w:rPr>
+                <w:rFonts w:ascii="Consolas" w:hAnsi="Consolas" w:eastAsia="Microsoft YaHei"/>
+                <w:color w:val="000000"/>
+                <w:sz w:val="16"/>
+              </w:rPr>
+              <w:t>POST /api/v1/knowledge/search</w:t>
+            </w:r>
+            <w:r>
+              <w:rPr>
+                <w:rFonts w:ascii="Microsoft YaHei" w:hAnsi="Microsoft YaHei" w:eastAsia="Microsoft YaHei"/>
+                <w:color w:val="000000"/>
+                <w:sz w:val="16"/>
+              </w:rPr>
+              <w:t xml:space="preserve"> 返回 200，多轮检索-推理交替</w:t>
+            </w:r>
+          </w:p>
+        </w:tc>
+      </w:tr>
+    </w:tbl>
+    <w:p>
+      <w:pPr>
+        <w:spacing w:after="40"/>
+      </w:pPr>
+    </w:p>
+    <w:p>
+      <w:r>
+        <w:rPr>
+          <w:rFonts w:ascii="Microsoft YaHei" w:hAnsi="Microsoft YaHei" w:eastAsia="Microsoft YaHei"/>
+          <w:sz w:val="21"/>
+        </w:rPr>
+        <w:t xml:space="preserve">服务端证据（ECS </w:t>
+      </w:r>
+      <w:r>
+        <w:rPr>
+          <w:rFonts w:ascii="Consolas" w:hAnsi="Consolas" w:eastAsia="Microsoft YaHei"/>
+          <w:sz w:val="20"/>
+        </w:rPr>
+        <w:t>ecs-6b91</w:t>
+      </w:r>
+      <w:r>
+        <w:rPr>
+          <w:rFonts w:ascii="Microsoft YaHei" w:hAnsi="Microsoft YaHei" w:eastAsia="Microsoft YaHei"/>
+          <w:sz w:val="21"/>
+        </w:rPr>
+        <w:t>，</w:t>
+      </w:r>
+      <w:r>
+        <w:rPr>
+          <w:rFonts w:ascii="Consolas" w:hAnsi="Consolas" w:eastAsia="Microsoft YaHei"/>
+          <w:sz w:val="20"/>
+        </w:rPr>
+        <w:t>journalctl -u seasight-mcp</w:t>
+      </w:r>
+      <w:r>
+        <w:rPr>
+          <w:rFonts w:ascii="Microsoft YaHei" w:hAnsi="Microsoft YaHei" w:eastAsia="Microsoft YaHei"/>
+          <w:sz w:val="21"/>
+        </w:rPr>
+        <w:t>）：15:42:43–15:43:07 与 15:48:05–15:48:15 两段，</w:t>
+      </w:r>
+      <w:r>
+        <w:rPr>
+          <w:rFonts w:ascii="Consolas" w:hAnsi="Consolas" w:eastAsia="Microsoft YaHei"/>
+          <w:sz w:val="20"/>
+        </w:rPr>
+        <w:t>CallToolRequest</w:t>
+      </w:r>
+      <w:r>
+        <w:rPr>
+          <w:rFonts w:ascii="Microsoft YaHei" w:hAnsi="Microsoft YaHei" w:eastAsia="Microsoft YaHei"/>
+          <w:sz w:val="21"/>
+        </w:rPr>
+        <w:t>×3、</w:t>
+      </w:r>
+      <w:r>
+        <w:rPr>
+          <w:rFonts w:ascii="Consolas" w:hAnsi="Consolas" w:eastAsia="Microsoft YaHei"/>
+          <w:sz w:val="20"/>
+        </w:rPr>
+        <w:t>ListToolsRequest</w:t>
+      </w:r>
+      <w:r>
+        <w:rPr>
+          <w:rFonts w:ascii="Microsoft YaHei" w:hAnsi="Microsoft YaHei" w:eastAsia="Microsoft YaHei"/>
+          <w:sz w:val="21"/>
+        </w:rPr>
+        <w:t>×3，调用方 IP 为 Cloudflare 隧道入口；</w:t>
+      </w:r>
+      <w:r>
+        <w:rPr>
+          <w:rFonts w:ascii="Consolas" w:hAnsi="Consolas" w:eastAsia="Microsoft YaHei"/>
+          <w:sz w:val="20"/>
+        </w:rPr>
+        <w:t>GET /api/v1/events?main_class=泡沫浮球</w:t>
+      </w:r>
+      <w:r>
+        <w:rPr>
+          <w:rFonts w:ascii="Microsoft YaHei" w:hAnsi="Microsoft YaHei" w:eastAsia="Microsoft YaHei"/>
+          <w:sz w:val="21"/>
+        </w:rPr>
+        <w:t xml:space="preserve"> 500、 </w:t>
+      </w:r>
+      <w:r>
+        <w:rPr>
+          <w:rFonts w:ascii="Consolas" w:hAnsi="Consolas" w:eastAsia="Microsoft YaHei"/>
+          <w:sz w:val="20"/>
+        </w:rPr>
+        <w:t>GET /api/v1/events?hours=720</w:t>
+      </w:r>
+      <w:r>
+        <w:rPr>
+          <w:rFonts w:ascii="Microsoft YaHei" w:hAnsi="Microsoft YaHei" w:eastAsia="Microsoft YaHei"/>
+          <w:sz w:val="21"/>
+        </w:rPr>
+        <w:t xml:space="preserve"> 200、</w:t>
+      </w:r>
+      <w:r>
+        <w:rPr>
+          <w:rFonts w:ascii="Consolas" w:hAnsi="Consolas" w:eastAsia="Microsoft YaHei"/>
+          <w:sz w:val="20"/>
+        </w:rPr>
+        <w:t>POST /api/v1/knowledge/search</w:t>
+      </w:r>
+      <w:r>
+        <w:rPr>
+          <w:rFonts w:ascii="Microsoft YaHei" w:hAnsi="Microsoft YaHei" w:eastAsia="Microsoft YaHei"/>
+          <w:sz w:val="21"/>
+        </w:rPr>
+        <w:t xml:space="preserve"> 200—— 与平台侧调用链逐一对应。</w:t>
+      </w:r>
+    </w:p>
+    <w:p>
+      <w:pPr>
+        <w:keepNext/>
+        <w:spacing w:before="120"/>
+        <w:jc w:val="center"/>
+      </w:pPr>
+      <w:r>
+        <w:drawing>
+          <wp:inline xmlns:a="http://schemas.openxmlformats.org/drawingml/2006/main" xmlns:pic="http://schemas.openxmlformats.org/drawingml/2006/picture">
+            <wp:extent cx="5669280" cy="3188970"/>
+            <wp:docPr id="12" name="Picture 12"/>
+            <wp:cNvGraphicFramePr>
+              <a:graphicFrameLocks noChangeAspect="1"/>
+            </wp:cNvGraphicFramePr>
+            <a:graphic>
+              <a:graphicData uri="http://schemas.openxmlformats.org/drawingml/2006/picture">
+                <pic:pic>
+                  <pic:nvPicPr>
+                    <pic:cNvPr id="0" name="04-调用详情-调用链-LLM-MCP-LLM.png"/>
+                    <pic:cNvPicPr/>
+                  </pic:nvPicPr>
+                  <pic:blipFill>
+                    <a:blip r:embed="rId22"/>
+                    <a:stretch>
+                      <a:fillRect/>
+                    </a:stretch>
+                  </pic:blipFill>
+                  <pic:spPr>
+                    <a:xfrm>
+                      <a:off x="0" y="0"/>
+                      <a:ext cx="5669280" cy="3188970"/>
+                    </a:xfrm>
+                    <a:prstGeom prst="rect"/>
+                  </pic:spPr>
+                </pic:pic>
+              </a:graphicData>
+            </a:graphic>
+          </wp:inline>
+        </w:drawing>
+      </w:r>
+    </w:p>
+    <w:p>
+      <w:pPr>
+        <w:spacing w:after="200"/>
+        <w:jc w:val="center"/>
+      </w:pPr>
+      <w:r>
+        <w:rPr>
+          <w:rFonts w:ascii="Microsoft YaHei" w:hAnsi="Microsoft YaHei" w:eastAsia="Microsoft YaHei"/>
+          <w:color w:val="5A5A5A"/>
+          <w:sz w:val="18"/>
+        </w:rPr>
+        <w:t>图 12 托管平台调试抽屉调用链：LLM → Oceanus Domain Cognition MCP → Oceanus Domain Cognition MCP → LLM，全部成功（R-NX-10）</w:t>
+      </w:r>
+    </w:p>
+    <w:p>
+      <w:pPr>
+        <w:keepNext/>
+        <w:spacing w:before="120"/>
+        <w:jc w:val="center"/>
+      </w:pPr>
+      <w:r>
+        <w:drawing>
+          <wp:inline xmlns:a="http://schemas.openxmlformats.org/drawingml/2006/main" xmlns:pic="http://schemas.openxmlformats.org/drawingml/2006/picture">
+            <wp:extent cx="5669280" cy="3188970"/>
+            <wp:docPr id="13" name="Picture 13"/>
+            <wp:cNvGraphicFramePr>
+              <a:graphicFrameLocks noChangeAspect="1"/>
+            </wp:cNvGraphicFramePr>
+            <a:graphic>
+              <a:graphicData uri="http://schemas.openxmlformats.org/drawingml/2006/picture">
+                <pic:pic>
+                  <pic:nvPicPr>
+                    <pic:cNvPr id="0" name="08-MCP调用2-输出-17条事件真实数据.png"/>
+                    <pic:cNvPicPr/>
+                  </pic:nvPicPr>
+                  <pic:blipFill>
+                    <a:blip r:embed="rId23"/>
+                    <a:stretch>
+                      <a:fillRect/>
+                    </a:stretch>
+                  </pic:blipFill>
+                  <pic:spPr>
+                    <a:xfrm>
+                      <a:off x="0" y="0"/>
+                      <a:ext cx="5669280" cy="3188970"/>
+                    </a:xfrm>
+                    <a:prstGeom prst="rect"/>
+                  </pic:spPr>
+                </pic:pic>
+              </a:graphicData>
+            </a:graphic>
+          </wp:inline>
+        </w:drawing>
+      </w:r>
+    </w:p>
+    <w:p>
+      <w:pPr>
+        <w:spacing w:after="200"/>
+        <w:jc w:val="center"/>
+      </w:pPr>
+      <w:r>
+        <w:rPr>
+          <w:rFonts w:ascii="Microsoft YaHei" w:hAnsi="Microsoft YaHei" w:eastAsia="Microsoft YaHei"/>
+          <w:color w:val="5A5A5A"/>
+          <w:sz w:val="18"/>
+        </w:rPr>
+        <w:t>图 13 MCP 调用真实返回：17 条事件数据（事件号/设备/坐标/分类），经运行时→隧道→ECS→Oceanus 后端全链路（R-NX-10）</w:t>
+      </w:r>
+    </w:p>
+    <w:p>
+      <w:r>
+        <w:rPr>
+          <w:rFonts w:ascii="Microsoft YaHei" w:hAnsi="Microsoft YaHei" w:eastAsia="Microsoft YaHei"/>
+          <w:b/>
+          <w:sz w:val="21"/>
+        </w:rPr>
+        <w:t>根因与修复链（R-NX-08 遗留缺口的收口）</w:t>
+      </w:r>
+      <w:r>
+        <w:rPr>
+          <w:rFonts w:ascii="Microsoft YaHei" w:hAnsi="Microsoft YaHei" w:eastAsia="Microsoft YaHei"/>
+          <w:sz w:val="21"/>
+        </w:rPr>
+        <w:t>：</w:t>
+      </w:r>
+    </w:p>
+    <w:p>
+      <w:pPr>
+        <w:spacing w:after="40" w:line="274" w:lineRule="auto"/>
+        <w:ind w:left="403" w:hanging="317"/>
+      </w:pPr>
+      <w:r>
+        <w:rPr>
+          <w:rFonts w:ascii="Microsoft YaHei" w:hAnsi="Microsoft YaHei" w:eastAsia="Microsoft YaHei"/>
+          <w:sz w:val="21"/>
+        </w:rPr>
+        <w:t xml:space="preserve">1. </w:t>
+      </w:r>
+      <w:r>
+        <w:rPr>
+          <w:rFonts w:ascii="Microsoft YaHei" w:hAnsi="Microsoft YaHei" w:eastAsia="Microsoft YaHei"/>
+          <w:sz w:val="21"/>
+        </w:rPr>
+        <w:t>两个 MCP 资产端点自 09-29 起指向临时 Cloudflare 快速隧道，旧隧道死亡——</w:t>
+      </w:r>
+    </w:p>
+    <w:p>
+      <w:r>
+        <w:rPr>
+          <w:rFonts w:ascii="Microsoft YaHei" w:hAnsi="Microsoft YaHei" w:eastAsia="Microsoft YaHei"/>
+          <w:sz w:val="21"/>
+        </w:rPr>
+        <w:t>这是“工具加载成功但运行时调不通”的源头；已更新为当前活隧道并固化 systemd 服务（</w:t>
+      </w:r>
+      <w:r>
+        <w:rPr>
+          <w:rFonts w:ascii="Consolas" w:hAnsi="Consolas" w:eastAsia="Microsoft YaHei"/>
+          <w:sz w:val="20"/>
+        </w:rPr>
+        <w:t>seasight-mcp-tunnel</w:t>
+      </w:r>
+      <w:r>
+        <w:rPr>
+          <w:rFonts w:ascii="Microsoft YaHei" w:hAnsi="Microsoft YaHei" w:eastAsia="Microsoft YaHei"/>
+          <w:sz w:val="21"/>
+        </w:rPr>
+        <w:t>，重启自动拉起）；</w:t>
+      </w:r>
+    </w:p>
+    <w:p>
+      <w:pPr>
+        <w:spacing w:after="40" w:line="274" w:lineRule="auto"/>
+        <w:ind w:left="403" w:hanging="317"/>
+      </w:pPr>
+      <w:r>
+        <w:rPr>
+          <w:rFonts w:ascii="Microsoft YaHei" w:hAnsi="Microsoft YaHei" w:eastAsia="Microsoft YaHei"/>
+          <w:sz w:val="21"/>
+        </w:rPr>
+        <w:t xml:space="preserve">2. </w:t>
+      </w:r>
+      <w:r>
+        <w:rPr>
+          <w:rFonts w:ascii="Microsoft YaHei" w:hAnsi="Microsoft YaHei" w:eastAsia="Microsoft YaHei"/>
+          <w:sz w:val="21"/>
+        </w:rPr>
+        <w:t>旧版托管智能体编辑表单不暴露 MCP 绑定（平台绑定机制缺口，如实登记）——</w:t>
+      </w:r>
+    </w:p>
+    <w:p>
+      <w:r>
+        <w:rPr>
+          <w:rFonts w:ascii="Microsoft YaHei" w:hAnsi="Microsoft YaHei" w:eastAsia="Microsoft YaHei"/>
+          <w:sz w:val="21"/>
+        </w:rPr>
+        <w:t xml:space="preserve">改用新版单智能体经平台 API 完成 </w:t>
+      </w:r>
+      <w:r>
+        <w:rPr>
+          <w:rFonts w:ascii="Consolas" w:hAnsi="Consolas" w:eastAsia="Microsoft YaHei"/>
+          <w:sz w:val="20"/>
+        </w:rPr>
+        <w:t>Oceanus Domain Cognition MCP</w:t>
+      </w:r>
+      <w:r>
+        <w:rPr>
+          <w:rFonts w:ascii="Microsoft YaHei" w:hAnsi="Microsoft YaHei" w:eastAsia="Microsoft YaHei"/>
+          <w:sz w:val="21"/>
+        </w:rPr>
+        <w:t>（21 工具）绑定；</w:t>
+      </w:r>
+    </w:p>
+    <w:p>
+      <w:pPr>
+        <w:spacing w:after="40" w:line="274" w:lineRule="auto"/>
+        <w:ind w:left="403" w:hanging="317"/>
+      </w:pPr>
+      <w:r>
+        <w:rPr>
+          <w:rFonts w:ascii="Microsoft YaHei" w:hAnsi="Microsoft YaHei" w:eastAsia="Microsoft YaHei"/>
+          <w:sz w:val="21"/>
+        </w:rPr>
+        <w:t xml:space="preserve">3. </w:t>
+      </w:r>
+      <w:r>
+        <w:rPr>
+          <w:rFonts w:ascii="Microsoft YaHei" w:hAnsi="Microsoft YaHei" w:eastAsia="Microsoft YaHei"/>
+          <w:sz w:val="21"/>
+        </w:rPr>
+        <w:t>预览“系统异常，运行终止”且 ECS 零流量 → 定位为**运行时创建后未注入智能体</w:t>
+      </w:r>
+    </w:p>
+    <w:p>
+      <w:r>
+        <w:rPr>
+          <w:rFonts w:ascii="Microsoft YaHei" w:hAnsi="Microsoft YaHei" w:eastAsia="Microsoft YaHei"/>
+          <w:sz w:val="21"/>
+        </w:rPr>
+        <w:t>版本</w:t>
+      </w:r>
+      <w:r>
+        <w:rPr>
+          <w:rFonts w:ascii="Microsoft YaHei" w:hAnsi="Microsoft YaHei" w:eastAsia="Microsoft YaHei"/>
+          <w:b/>
+          <w:sz w:val="21"/>
+        </w:rPr>
+        <w:t xml:space="preserve">（API 直接部署只建空运行时），且旧运行时 IAM 认证不可改（官方文档： 入站认证类型创建后不可改）——DELETE 后以 </w:t>
+      </w:r>
+      <w:r>
+        <w:rPr>
+          <w:rFonts w:ascii="Microsoft YaHei" w:hAnsi="Microsoft YaHei" w:eastAsia="Microsoft YaHei"/>
+          <w:sz w:val="21"/>
+        </w:rPr>
+        <w:t>API Key 认证重建运行时**并 「更新版本 + 同步部署至实例」注入 v2 版本，预览即通。</w:t>
+      </w:r>
+    </w:p>
+    <w:p>
+      <w:r>
+        <w:rPr>
+          <w:rFonts w:ascii="Microsoft YaHei" w:hAnsi="Microsoft YaHei" w:eastAsia="Microsoft YaHei"/>
+          <w:b/>
+          <w:sz w:val="21"/>
+        </w:rPr>
+        <w:t>诚实边界（R-NX-10）</w:t>
+      </w:r>
+      <w:r>
+        <w:rPr>
+          <w:rFonts w:ascii="Microsoft YaHei" w:hAnsi="Microsoft YaHei" w:eastAsia="Microsoft YaHei"/>
+          <w:sz w:val="21"/>
+        </w:rPr>
+        <w:t xml:space="preserve">：验收走预览调试通道（studio 会话），非生产 API 通道； 该运行时类型的 WS 数据面通道握手 500（平台 node-proxy 层，已留证）， </w:t>
+      </w:r>
+      <w:r>
+        <w:rPr>
+          <w:rFonts w:ascii="Consolas" w:hAnsi="Consolas" w:eastAsia="Microsoft YaHei"/>
+          <w:sz w:val="20"/>
+        </w:rPr>
+        <w:t>sessions-start</w:t>
+      </w:r>
+      <w:r>
+        <w:rPr>
+          <w:rFonts w:ascii="Microsoft YaHei" w:hAnsi="Microsoft YaHei" w:eastAsia="Microsoft YaHei"/>
+          <w:sz w:val="21"/>
+        </w:rPr>
+        <w:t xml:space="preserve"> HTTP 通道实测 200；</w:t>
+      </w:r>
+      <w:r>
+        <w:rPr>
+          <w:rFonts w:ascii="Consolas" w:hAnsi="Consolas" w:eastAsia="Microsoft YaHei"/>
+          <w:sz w:val="20"/>
+        </w:rPr>
+        <w:t>event_list</w:t>
+      </w:r>
+      <w:r>
+        <w:rPr>
+          <w:rFonts w:ascii="Microsoft YaHei" w:hAnsi="Microsoft YaHei" w:eastAsia="Microsoft YaHei"/>
+          <w:sz w:val="21"/>
+        </w:rPr>
+        <w:t xml:space="preserve"> 首次调用的 500 为后端分类 枚举校验，智能体重试行为本身构成编排韧性证据；写入类工具未启用。</w:t>
       </w:r>
     </w:p>
     <w:p>
@@ -14493,7 +15847,7 @@
           <w:rFonts w:ascii="Microsoft YaHei" w:hAnsi="Microsoft YaHei" w:eastAsia="Microsoft YaHei"/>
           <w:sz w:val="21"/>
         </w:rPr>
-        <w:t>托管平台（R-NX-08）两次独立验收均已完成**；R-NX-08 本次运行 MCP 知识域 工具不可用（网关 Target 待恢复，§八），不得写成“托管平台工具调用全链路 已恢复”；</w:t>
+        <w:t>托管平台（R-NX-08）两次独立验收均已完成**；R-NX-08 当次运行 MCP 工具不可用 为如实登记的历史中间态，工具面已于 R-NX-10（2026-10-25）恢复并完成平台内 真实工具调用验证（§8.1），两次验收分别登记、不混写；R-NX-10 为预览调试 通道验收，WS 数据面通道在该运行时类型上未通（已留证），不得写成 “生产 API 全通道验收”；</w:t>
       </w:r>
     </w:p>
     <w:p>
@@ -14744,7 +16098,7 @@
                 <w:color w:val="000000"/>
                 <w:sz w:val="17"/>
               </w:rPr>
-              <w:t>国奖打磨版 1.1</w:t>
+              <w:t>R-NX-10 完成</w:t>
             </w:r>
             <w:r>
               <w:rPr>
@@ -14752,7 +16106,7 @@
                 <w:color w:val="000000"/>
                 <w:sz w:val="17"/>
               </w:rPr>
-              <w:t>：①对齐 R-NX-08 完成后的全文档口径（§一状态表、§八整节重写为验收记录+工程攻坚、§九边界重写，消除 v1.0 中“托管平台 blocked”的旧表述残留）；②内嵌 11 张图（知识域管线/调用关系/双驱动执行流/华为云全栈拓扑 4 张示意图 + 控制台/多跳/证据链/问答工作台等 7 张实测截图）；③§五调试经验按时间重排并补 R-NX-08 攻坚链；④§六/§七证据路径全部对齐提交包结构（06_示例问答截图 / 07_证据包 / 04_代码附件）；⑤封面口径与编制日期刷新</w:t>
+              <w:t>：托管平台内 MCP 工具面真实调用验证（event_list 500 后自动重试成功 + knowledge_search 200，两次运行 6 次 MCP 调用、ECS 服务端日志逐条对应）；§8.1 新增、§五时间线/§六证据索引/§九诚实边界同步更新</w:t>
             </w:r>
           </w:p>
         </w:tc>
@@ -14826,7 +16180,7 @@
                 <w:color w:val="000000"/>
                 <w:sz w:val="17"/>
               </w:rPr>
-              <w:t>2026-10-24</w:t>
+              <w:t>2026-10-25</w:t>
             </w:r>
           </w:p>
         </w:tc>
@@ -14858,10 +16212,19 @@
             <w:r>
               <w:rPr>
                 <w:rFonts w:ascii="Microsoft YaHei" w:hAnsi="Microsoft YaHei" w:eastAsia="Microsoft YaHei"/>
+                <w:b/>
                 <w:color w:val="000000"/>
                 <w:sz w:val="17"/>
               </w:rPr>
-              <w:t>§3.4 增 R-MA-01：知识域 LLM 通道切换至 ModelArts MaaS(昇腾池)完成真实推理评测</w:t>
+              <w:t>国奖打磨版 1.1</w:t>
+            </w:r>
+            <w:r>
+              <w:rPr>
+                <w:rFonts w:ascii="Microsoft YaHei" w:hAnsi="Microsoft YaHei" w:eastAsia="Microsoft YaHei"/>
+                <w:color w:val="000000"/>
+                <w:sz w:val="17"/>
+              </w:rPr>
+              <w:t>：①对齐 R-NX-08 完成后的全文档口径（§一状态表、§八整节重写为验收记录+工程攻坚、§九边界重写，消除 v1.0 中“托管平台 blocked”的旧表述残留）；②内嵌 11 张图（知识域管线/调用关系/双驱动执行流/华为云全栈拓扑 4 张示意图 + 控制台/多跳/证据链/问答工作台等 7 张实测截图）；③§五调试经验按时间重排并补 R-NX-08 攻坚链；④§六/§七证据路径全部对齐提交包结构（06_示例问答截图 / 07_证据包 / 04_代码附件）；⑤封面口径与编制日期刷新</w:t>
             </w:r>
           </w:p>
         </w:tc>
@@ -14969,7 +16332,7 @@
                 <w:color w:val="000000"/>
                 <w:sz w:val="17"/>
               </w:rPr>
-              <w:t>知识域「问答」前端工作台上线（[c:n] 引用徽章可点、证据卡、拒答横幅）；真实模型实测两景截图入包</w:t>
+              <w:t>§3.4 增 R-MA-01：知识域 LLM 通道切换至 ModelArts MaaS(昇腾池)完成真实推理评测</w:t>
             </w:r>
           </w:p>
         </w:tc>
@@ -15075,19 +16438,10 @@
             <w:r>
               <w:rPr>
                 <w:rFonts w:ascii="Microsoft YaHei" w:hAnsi="Microsoft YaHei" w:eastAsia="Microsoft YaHei"/>
-                <w:b/>
                 <w:color w:val="000000"/>
                 <w:sz w:val="17"/>
               </w:rPr>
-              <w:t>R-NX-08 完成</w:t>
-            </w:r>
-            <w:r>
-              <w:rPr>
-                <w:rFonts w:ascii="Microsoft YaHei" w:hAnsi="Microsoft YaHei" w:eastAsia="Microsoft YaHei"/>
-                <w:color w:val="000000"/>
-                <w:sz w:val="17"/>
-              </w:rPr>
-              <w:t>：托管平台内完整 Skill 问答跑通（vpc2 智能体 + VPC TLS 模型中转 + 模型名重写 + 真实拒答答案 2254 字）</w:t>
+              <w:t>知识域「问答」前端工作台上线（[c:n] 引用徽章可点、证据卡、拒答横幅）；真实模型实测两景截图入包</w:t>
             </w:r>
           </w:p>
         </w:tc>
@@ -15192,10 +16546,19 @@
             <w:r>
               <w:rPr>
                 <w:rFonts w:ascii="Microsoft YaHei" w:hAnsi="Microsoft YaHei" w:eastAsia="Microsoft YaHei"/>
+                <w:b/>
                 <w:color w:val="000000"/>
                 <w:sz w:val="17"/>
               </w:rPr>
-              <w:t>§3.4 增 R-LLM-02：真实公开政务文本双通道行为对照（LLM 关系 100% 带类型与引用，抽出法规术语）</w:t>
+              <w:t>R-NX-08 完成</w:t>
+            </w:r>
+            <w:r>
+              <w:rPr>
+                <w:rFonts w:ascii="Microsoft YaHei" w:hAnsi="Microsoft YaHei" w:eastAsia="Microsoft YaHei"/>
+                <w:color w:val="000000"/>
+                <w:sz w:val="17"/>
+              </w:rPr>
+              <w:t>：托管平台内完整 Skill 问答跑通（vpc2 智能体 + VPC TLS 模型中转 + 模型名重写 + 真实拒答答案 2254 字）</w:t>
             </w:r>
           </w:p>
         </w:tc>
@@ -15304,23 +16667,7 @@
                 <w:color w:val="000000"/>
                 <w:sz w:val="17"/>
               </w:rPr>
-              <w:t xml:space="preserve">§3.4/§六 升级为真模型口径：R-LLM-01 real 双通道对照评测（含负结果）与 R-KN-06 real 真实模型问答轨迹（DeepSeek </w:t>
-            </w:r>
-            <w:r>
-              <w:rPr>
-                <w:rFonts w:ascii="Consolas" w:hAnsi="Consolas" w:eastAsia="Microsoft YaHei"/>
-                <w:color w:val="000000"/>
-                <w:sz w:val="16"/>
-              </w:rPr>
-              <w:t>deepseek-chat</w:t>
-            </w:r>
-            <w:r>
-              <w:rPr>
-                <w:rFonts w:ascii="Microsoft YaHei" w:hAnsi="Microsoft YaHei" w:eastAsia="Microsoft YaHei"/>
-                <w:color w:val="000000"/>
-                <w:sz w:val="17"/>
-              </w:rPr>
-              <w:t>）</w:t>
+              <w:t>§3.4 增 R-LLM-02：真实公开政务文本双通道行为对照（LLM 关系 100% 带类型与引用，抽出法规术语）</w:t>
             </w:r>
           </w:p>
         </w:tc>
@@ -15394,7 +16741,7 @@
                 <w:color w:val="000000"/>
                 <w:sz w:val="17"/>
               </w:rPr>
-              <w:t>2026-09-30</w:t>
+              <w:t>2026-10-24</w:t>
             </w:r>
           </w:p>
         </w:tc>
@@ -15428,7 +16775,23 @@
                 <w:color w:val="000000"/>
                 <w:sz w:val="17"/>
               </w:rPr>
-              <w:t>建立「材料 2」独立提交件底稿：整体设计思路、Agent 配置完整细节、Skill 分层编排、调试迭代经验、示例问答截图索引、随附文件说明、托管平台状态与恢复路径、诚实边界</w:t>
+              <w:t xml:space="preserve">§3.4/§六 升级为真模型口径：R-LLM-01 real 双通道对照评测（含负结果）与 R-KN-06 real 真实模型问答轨迹（DeepSeek </w:t>
+            </w:r>
+            <w:r>
+              <w:rPr>
+                <w:rFonts w:ascii="Consolas" w:hAnsi="Consolas" w:eastAsia="Microsoft YaHei"/>
+                <w:color w:val="000000"/>
+                <w:sz w:val="16"/>
+              </w:rPr>
+              <w:t>deepseek-chat</w:t>
+            </w:r>
+            <w:r>
+              <w:rPr>
+                <w:rFonts w:ascii="Microsoft YaHei" w:hAnsi="Microsoft YaHei" w:eastAsia="Microsoft YaHei"/>
+                <w:color w:val="000000"/>
+                <w:sz w:val="17"/>
+              </w:rPr>
+              <w:t>）</w:t>
             </w:r>
           </w:p>
         </w:tc>
@@ -15450,6 +16813,116 @@
               <w:insideH w:val="single" w:sz="6" w:space="0" w:color="D9D9D9"/>
               <w:insideV w:val="single" w:sz="6" w:space="0" w:color="D9D9D9"/>
             </w:tcBorders>
+          </w:tcPr>
+          <w:p>
+            <w:pPr>
+              <w:spacing w:after="0" w:line="252" w:lineRule="auto"/>
+              <w:jc w:val="left"/>
+            </w:pPr>
+            <w:r>
+              <w:rPr>
+                <w:rFonts w:ascii="Microsoft YaHei" w:hAnsi="Microsoft YaHei" w:eastAsia="Microsoft YaHei"/>
+                <w:color w:val="000000"/>
+                <w:sz w:val="17"/>
+              </w:rPr>
+              <w:t>liyongxiang + ZCode</w:t>
+            </w:r>
+          </w:p>
+        </w:tc>
+      </w:tr>
+      <w:tr>
+        <w:trPr>
+          <w:cantSplit w:val="true"/>
+        </w:trPr>
+        <w:tc>
+          <w:tcPr>
+            <w:tcW w:type="dxa" w:w="1359"/>
+            <w:vAlign w:val="center"/>
+            <w:tcMar>
+              <w:top w:w="38" w:type="dxa"/>
+              <w:start w:w="70" w:type="dxa"/>
+              <w:bottom w:w="38" w:type="dxa"/>
+              <w:end w:w="70" w:type="dxa"/>
+            </w:tcMar>
+            <w:tcBorders>
+              <w:top w:val="single" w:sz="6" w:space="0" w:color="D9D9D9"/>
+              <w:left w:val="single" w:sz="6" w:space="0" w:color="D9D9D9"/>
+              <w:bottom w:val="single" w:sz="6" w:space="0" w:color="D9D9D9"/>
+              <w:right w:val="single" w:sz="6" w:space="0" w:color="D9D9D9"/>
+              <w:insideH w:val="single" w:sz="6" w:space="0" w:color="D9D9D9"/>
+              <w:insideV w:val="single" w:sz="6" w:space="0" w:color="D9D9D9"/>
+            </w:tcBorders>
+            <w:shd w:fill="F3F7FA"/>
+          </w:tcPr>
+          <w:p>
+            <w:pPr>
+              <w:spacing w:after="0" w:line="252" w:lineRule="auto"/>
+              <w:jc w:val="left"/>
+            </w:pPr>
+            <w:r>
+              <w:rPr>
+                <w:rFonts w:ascii="Microsoft YaHei" w:hAnsi="Microsoft YaHei" w:eastAsia="Microsoft YaHei"/>
+                <w:color w:val="000000"/>
+                <w:sz w:val="17"/>
+              </w:rPr>
+              <w:t>2026-09-30</w:t>
+            </w:r>
+          </w:p>
+        </w:tc>
+        <w:tc>
+          <w:tcPr>
+            <w:tcW w:type="dxa" w:w="5707"/>
+            <w:vAlign w:val="center"/>
+            <w:tcMar>
+              <w:top w:w="38" w:type="dxa"/>
+              <w:start w:w="70" w:type="dxa"/>
+              <w:bottom w:w="38" w:type="dxa"/>
+              <w:end w:w="70" w:type="dxa"/>
+            </w:tcMar>
+            <w:tcBorders>
+              <w:top w:val="single" w:sz="6" w:space="0" w:color="D9D9D9"/>
+              <w:left w:val="single" w:sz="6" w:space="0" w:color="D9D9D9"/>
+              <w:bottom w:val="single" w:sz="6" w:space="0" w:color="D9D9D9"/>
+              <w:right w:val="single" w:sz="6" w:space="0" w:color="D9D9D9"/>
+              <w:insideH w:val="single" w:sz="6" w:space="0" w:color="D9D9D9"/>
+              <w:insideV w:val="single" w:sz="6" w:space="0" w:color="D9D9D9"/>
+            </w:tcBorders>
+            <w:shd w:fill="F3F7FA"/>
+          </w:tcPr>
+          <w:p>
+            <w:pPr>
+              <w:spacing w:after="0" w:line="252" w:lineRule="auto"/>
+              <w:jc w:val="left"/>
+            </w:pPr>
+            <w:r>
+              <w:rPr>
+                <w:rFonts w:ascii="Microsoft YaHei" w:hAnsi="Microsoft YaHei" w:eastAsia="Microsoft YaHei"/>
+                <w:color w:val="000000"/>
+                <w:sz w:val="17"/>
+              </w:rPr>
+              <w:t>建立「材料 2」独立提交件底稿：整体设计思路、Agent 配置完整细节、Skill 分层编排、调试迭代经验、示例问答截图索引、随附文件说明、托管平台状态与恢复路径、诚实边界</w:t>
+            </w:r>
+          </w:p>
+        </w:tc>
+        <w:tc>
+          <w:tcPr>
+            <w:tcW w:type="dxa" w:w="2582"/>
+            <w:vAlign w:val="center"/>
+            <w:tcMar>
+              <w:top w:w="38" w:type="dxa"/>
+              <w:start w:w="70" w:type="dxa"/>
+              <w:bottom w:w="38" w:type="dxa"/>
+              <w:end w:w="70" w:type="dxa"/>
+            </w:tcMar>
+            <w:tcBorders>
+              <w:top w:val="single" w:sz="6" w:space="0" w:color="D9D9D9"/>
+              <w:left w:val="single" w:sz="6" w:space="0" w:color="D9D9D9"/>
+              <w:bottom w:val="single" w:sz="6" w:space="0" w:color="D9D9D9"/>
+              <w:right w:val="single" w:sz="6" w:space="0" w:color="D9D9D9"/>
+              <w:insideH w:val="single" w:sz="6" w:space="0" w:color="D9D9D9"/>
+              <w:insideV w:val="single" w:sz="6" w:space="0" w:color="D9D9D9"/>
+            </w:tcBorders>
+            <w:shd w:fill="F3F7FA"/>
           </w:tcPr>
           <w:p>
             <w:pPr>

--- a/项目文档/华为ICT赛道三_Nexent智能体设计说明.docx
+++ b/项目文档/华为ICT赛道三_Nexent智能体设计说明.docx
@@ -6557,6 +6557,1403 @@
       <w:pPr>
         <w:spacing w:after="40"/>
       </w:pPr>
+    </w:p>
+    <w:p>
+      <w:r>
+        <w:rPr>
+          <w:rFonts w:ascii="Microsoft YaHei" w:hAnsi="Microsoft YaHei" w:eastAsia="Microsoft YaHei"/>
+          <w:b/>
+          <w:sz w:val="21"/>
+        </w:rPr>
+        <w:t>检索与本体定量化评测（2026-10-26，登记号 R-KN-07 / R-KN-08）</w:t>
+      </w:r>
+      <w:r>
+        <w:rPr>
+          <w:rFonts w:ascii="Microsoft YaHei" w:hAnsi="Microsoft YaHei" w:eastAsia="Microsoft YaHei"/>
+          <w:sz w:val="21"/>
+        </w:rPr>
+        <w:t>——把检索与 本体从"功能演示"推进到"有基准、有指标、有对照"：</w:t>
+      </w:r>
+    </w:p>
+    <w:tbl>
+      <w:tblPr>
+        <w:tblW w:type="auto" w:w="0"/>
+        <w:jc w:val="center"/>
+        <w:tblLayout w:type="fixed"/>
+        <w:tblLook w:firstColumn="1" w:firstRow="1" w:lastColumn="0" w:lastRow="0" w:noHBand="0" w:noVBand="1" w:val="04A0"/>
+      </w:tblPr>
+      <w:tblGrid>
+        <w:gridCol w:w="3220"/>
+        <w:gridCol w:w="3220"/>
+        <w:gridCol w:w="3220"/>
+      </w:tblGrid>
+      <w:tr>
+        <w:trPr>
+          <w:cantSplit w:val="true"/>
+          <w:tblHeader w:val="true"/>
+        </w:trPr>
+        <w:tc>
+          <w:tcPr>
+            <w:tcW w:type="dxa" w:w="1152"/>
+            <w:vAlign w:val="center"/>
+            <w:tcMar>
+              <w:top w:w="38" w:type="dxa"/>
+              <w:start w:w="70" w:type="dxa"/>
+              <w:bottom w:w="38" w:type="dxa"/>
+              <w:end w:w="70" w:type="dxa"/>
+            </w:tcMar>
+            <w:tcBorders>
+              <w:top w:val="single" w:sz="6" w:space="0" w:color="D9D9D9"/>
+              <w:left w:val="single" w:sz="6" w:space="0" w:color="D9D9D9"/>
+              <w:bottom w:val="single" w:sz="6" w:space="0" w:color="D9D9D9"/>
+              <w:right w:val="single" w:sz="6" w:space="0" w:color="D9D9D9"/>
+              <w:insideH w:val="single" w:sz="6" w:space="0" w:color="D9D9D9"/>
+              <w:insideV w:val="single" w:sz="6" w:space="0" w:color="D9D9D9"/>
+            </w:tcBorders>
+            <w:shd w:fill="1F4E79"/>
+          </w:tcPr>
+          <w:p>
+            <w:pPr>
+              <w:spacing w:after="0" w:line="252" w:lineRule="auto"/>
+              <w:jc w:val="center"/>
+            </w:pPr>
+            <w:r>
+              <w:rPr>
+                <w:rFonts w:ascii="Microsoft YaHei" w:hAnsi="Microsoft YaHei" w:eastAsia="Microsoft YaHei"/>
+                <w:b/>
+                <w:color w:val="FFFFFF"/>
+                <w:sz w:val="17"/>
+              </w:rPr>
+              <w:t>项</w:t>
+            </w:r>
+          </w:p>
+        </w:tc>
+        <w:tc>
+          <w:tcPr>
+            <w:tcW w:type="dxa" w:w="5616"/>
+            <w:vAlign w:val="center"/>
+            <w:tcMar>
+              <w:top w:w="38" w:type="dxa"/>
+              <w:start w:w="70" w:type="dxa"/>
+              <w:bottom w:w="38" w:type="dxa"/>
+              <w:end w:w="70" w:type="dxa"/>
+            </w:tcMar>
+            <w:tcBorders>
+              <w:top w:val="single" w:sz="6" w:space="0" w:color="D9D9D9"/>
+              <w:left w:val="single" w:sz="6" w:space="0" w:color="D9D9D9"/>
+              <w:bottom w:val="single" w:sz="6" w:space="0" w:color="D9D9D9"/>
+              <w:right w:val="single" w:sz="6" w:space="0" w:color="D9D9D9"/>
+              <w:insideH w:val="single" w:sz="6" w:space="0" w:color="D9D9D9"/>
+              <w:insideV w:val="single" w:sz="6" w:space="0" w:color="D9D9D9"/>
+            </w:tcBorders>
+            <w:shd w:fill="1F4E79"/>
+          </w:tcPr>
+          <w:p>
+            <w:pPr>
+              <w:spacing w:after="0" w:line="252" w:lineRule="auto"/>
+              <w:jc w:val="center"/>
+            </w:pPr>
+            <w:r>
+              <w:rPr>
+                <w:rFonts w:ascii="Microsoft YaHei" w:hAnsi="Microsoft YaHei" w:eastAsia="Microsoft YaHei"/>
+                <w:b/>
+                <w:color w:val="FFFFFF"/>
+                <w:sz w:val="17"/>
+              </w:rPr>
+              <w:t>结果</w:t>
+            </w:r>
+          </w:p>
+        </w:tc>
+        <w:tc>
+          <w:tcPr>
+            <w:tcW w:type="dxa" w:w="2880"/>
+            <w:vAlign w:val="center"/>
+            <w:tcMar>
+              <w:top w:w="38" w:type="dxa"/>
+              <w:start w:w="70" w:type="dxa"/>
+              <w:bottom w:w="38" w:type="dxa"/>
+              <w:end w:w="70" w:type="dxa"/>
+            </w:tcMar>
+            <w:tcBorders>
+              <w:top w:val="single" w:sz="6" w:space="0" w:color="D9D9D9"/>
+              <w:left w:val="single" w:sz="6" w:space="0" w:color="D9D9D9"/>
+              <w:bottom w:val="single" w:sz="6" w:space="0" w:color="D9D9D9"/>
+              <w:right w:val="single" w:sz="6" w:space="0" w:color="D9D9D9"/>
+              <w:insideH w:val="single" w:sz="6" w:space="0" w:color="D9D9D9"/>
+              <w:insideV w:val="single" w:sz="6" w:space="0" w:color="D9D9D9"/>
+            </w:tcBorders>
+            <w:shd w:fill="1F4E79"/>
+          </w:tcPr>
+          <w:p>
+            <w:pPr>
+              <w:spacing w:after="0" w:line="252" w:lineRule="auto"/>
+              <w:jc w:val="center"/>
+            </w:pPr>
+            <w:r>
+              <w:rPr>
+                <w:rFonts w:ascii="Microsoft YaHei" w:hAnsi="Microsoft YaHei" w:eastAsia="Microsoft YaHei"/>
+                <w:b/>
+                <w:color w:val="FFFFFF"/>
+                <w:sz w:val="17"/>
+              </w:rPr>
+              <w:t>口径</w:t>
+            </w:r>
+          </w:p>
+        </w:tc>
+      </w:tr>
+      <w:tr>
+        <w:trPr>
+          <w:cantSplit w:val="true"/>
+        </w:trPr>
+        <w:tc>
+          <w:tcPr>
+            <w:tcW w:type="dxa" w:w="1152"/>
+            <w:vAlign w:val="center"/>
+            <w:tcMar>
+              <w:top w:w="38" w:type="dxa"/>
+              <w:start w:w="70" w:type="dxa"/>
+              <w:bottom w:w="38" w:type="dxa"/>
+              <w:end w:w="70" w:type="dxa"/>
+            </w:tcMar>
+            <w:tcBorders>
+              <w:top w:val="single" w:sz="6" w:space="0" w:color="D9D9D9"/>
+              <w:left w:val="single" w:sz="6" w:space="0" w:color="D9D9D9"/>
+              <w:bottom w:val="single" w:sz="6" w:space="0" w:color="D9D9D9"/>
+              <w:right w:val="single" w:sz="6" w:space="0" w:color="D9D9D9"/>
+              <w:insideH w:val="single" w:sz="6" w:space="0" w:color="D9D9D9"/>
+              <w:insideV w:val="single" w:sz="6" w:space="0" w:color="D9D9D9"/>
+            </w:tcBorders>
+          </w:tcPr>
+          <w:p>
+            <w:pPr>
+              <w:spacing w:after="0" w:line="252" w:lineRule="auto"/>
+              <w:jc w:val="center"/>
+            </w:pPr>
+            <w:r>
+              <w:rPr>
+                <w:rFonts w:ascii="Microsoft YaHei" w:hAnsi="Microsoft YaHei" w:eastAsia="Microsoft YaHei"/>
+                <w:color w:val="000000"/>
+                <w:sz w:val="17"/>
+              </w:rPr>
+              <w:t>公开语料扩容</w:t>
+            </w:r>
+          </w:p>
+        </w:tc>
+        <w:tc>
+          <w:tcPr>
+            <w:tcW w:type="dxa" w:w="5616"/>
+            <w:vAlign w:val="center"/>
+            <w:tcMar>
+              <w:top w:w="38" w:type="dxa"/>
+              <w:start w:w="70" w:type="dxa"/>
+              <w:bottom w:w="38" w:type="dxa"/>
+              <w:end w:w="70" w:type="dxa"/>
+            </w:tcMar>
+            <w:tcBorders>
+              <w:top w:val="single" w:sz="6" w:space="0" w:color="D9D9D9"/>
+              <w:left w:val="single" w:sz="6" w:space="0" w:color="D9D9D9"/>
+              <w:bottom w:val="single" w:sz="6" w:space="0" w:color="D9D9D9"/>
+              <w:right w:val="single" w:sz="6" w:space="0" w:color="D9D9D9"/>
+              <w:insideH w:val="single" w:sz="6" w:space="0" w:color="D9D9D9"/>
+              <w:insideV w:val="single" w:sz="6" w:space="0" w:color="D9D9D9"/>
+            </w:tcBorders>
+          </w:tcPr>
+          <w:p>
+            <w:pPr>
+              <w:spacing w:after="0" w:line="252" w:lineRule="auto"/>
+              <w:jc w:val="left"/>
+            </w:pPr>
+            <w:r>
+              <w:rPr>
+                <w:rFonts w:ascii="Microsoft YaHei" w:hAnsi="Microsoft YaHei" w:eastAsia="Microsoft YaHei"/>
+                <w:color w:val="000000"/>
+                <w:sz w:val="17"/>
+              </w:rPr>
+              <w:t xml:space="preserve">8 → </w:t>
+            </w:r>
+            <w:r>
+              <w:rPr>
+                <w:rFonts w:ascii="Microsoft YaHei" w:hAnsi="Microsoft YaHei" w:eastAsia="Microsoft YaHei"/>
+                <w:b/>
+                <w:color w:val="000000"/>
+                <w:sz w:val="17"/>
+              </w:rPr>
+              <w:t>20 份</w:t>
+            </w:r>
+            <w:r>
+              <w:rPr>
+                <w:rFonts w:ascii="Microsoft YaHei" w:hAnsi="Microsoft YaHei" w:eastAsia="Microsoft YaHei"/>
+                <w:color w:val="000000"/>
+                <w:sz w:val="17"/>
+              </w:rPr>
+              <w:t>生态环境部公开文件（"海洋倾废管理与审批""海洋生态环境保护"两专栏采集：倾倒区设立公告、入海排污口监督管理技术指南、重点海域综合治理攻坚战行动方案等），库内 27 资产</w:t>
+            </w:r>
+          </w:p>
+        </w:tc>
+        <w:tc>
+          <w:tcPr>
+            <w:tcW w:type="dxa" w:w="2880"/>
+            <w:vAlign w:val="center"/>
+            <w:tcMar>
+              <w:top w:w="38" w:type="dxa"/>
+              <w:start w:w="70" w:type="dxa"/>
+              <w:bottom w:w="38" w:type="dxa"/>
+              <w:end w:w="70" w:type="dxa"/>
+            </w:tcMar>
+            <w:tcBorders>
+              <w:top w:val="single" w:sz="6" w:space="0" w:color="D9D9D9"/>
+              <w:left w:val="single" w:sz="6" w:space="0" w:color="D9D9D9"/>
+              <w:bottom w:val="single" w:sz="6" w:space="0" w:color="D9D9D9"/>
+              <w:right w:val="single" w:sz="6" w:space="0" w:color="D9D9D9"/>
+              <w:insideH w:val="single" w:sz="6" w:space="0" w:color="D9D9D9"/>
+              <w:insideV w:val="single" w:sz="6" w:space="0" w:color="D9D9D9"/>
+            </w:tcBorders>
+          </w:tcPr>
+          <w:p>
+            <w:pPr>
+              <w:spacing w:after="0" w:line="252" w:lineRule="auto"/>
+              <w:jc w:val="left"/>
+            </w:pPr>
+            <w:r>
+              <w:rPr>
+                <w:rFonts w:ascii="Microsoft YaHei" w:hAnsi="Microsoft YaHei" w:eastAsia="Microsoft YaHei"/>
+                <w:color w:val="000000"/>
+                <w:sz w:val="17"/>
+              </w:rPr>
+              <w:t>公开数据（E1/E2），采集脚本与 URL/SHA256 清单随包</w:t>
+            </w:r>
+          </w:p>
+        </w:tc>
+      </w:tr>
+      <w:tr>
+        <w:trPr>
+          <w:cantSplit w:val="true"/>
+        </w:trPr>
+        <w:tc>
+          <w:tcPr>
+            <w:tcW w:type="dxa" w:w="1152"/>
+            <w:vAlign w:val="center"/>
+            <w:tcMar>
+              <w:top w:w="38" w:type="dxa"/>
+              <w:start w:w="70" w:type="dxa"/>
+              <w:bottom w:w="38" w:type="dxa"/>
+              <w:end w:w="70" w:type="dxa"/>
+            </w:tcMar>
+            <w:tcBorders>
+              <w:top w:val="single" w:sz="6" w:space="0" w:color="D9D9D9"/>
+              <w:left w:val="single" w:sz="6" w:space="0" w:color="D9D9D9"/>
+              <w:bottom w:val="single" w:sz="6" w:space="0" w:color="D9D9D9"/>
+              <w:right w:val="single" w:sz="6" w:space="0" w:color="D9D9D9"/>
+              <w:insideH w:val="single" w:sz="6" w:space="0" w:color="D9D9D9"/>
+              <w:insideV w:val="single" w:sz="6" w:space="0" w:color="D9D9D9"/>
+            </w:tcBorders>
+            <w:shd w:fill="F3F7FA"/>
+          </w:tcPr>
+          <w:p>
+            <w:pPr>
+              <w:spacing w:after="0" w:line="252" w:lineRule="auto"/>
+              <w:jc w:val="left"/>
+            </w:pPr>
+            <w:r>
+              <w:rPr>
+                <w:rFonts w:ascii="Microsoft YaHei" w:hAnsi="Microsoft YaHei" w:eastAsia="Microsoft YaHei"/>
+                <w:color w:val="000000"/>
+                <w:sz w:val="17"/>
+              </w:rPr>
+              <w:t>本体重建（扩容后）</w:t>
+            </w:r>
+          </w:p>
+        </w:tc>
+        <w:tc>
+          <w:tcPr>
+            <w:tcW w:type="dxa" w:w="5616"/>
+            <w:vAlign w:val="center"/>
+            <w:tcMar>
+              <w:top w:w="38" w:type="dxa"/>
+              <w:start w:w="70" w:type="dxa"/>
+              <w:bottom w:w="38" w:type="dxa"/>
+              <w:end w:w="70" w:type="dxa"/>
+            </w:tcMar>
+            <w:tcBorders>
+              <w:top w:val="single" w:sz="6" w:space="0" w:color="D9D9D9"/>
+              <w:left w:val="single" w:sz="6" w:space="0" w:color="D9D9D9"/>
+              <w:bottom w:val="single" w:sz="6" w:space="0" w:color="D9D9D9"/>
+              <w:right w:val="single" w:sz="6" w:space="0" w:color="D9D9D9"/>
+              <w:insideH w:val="single" w:sz="6" w:space="0" w:color="D9D9D9"/>
+              <w:insideV w:val="single" w:sz="6" w:space="0" w:color="D9D9D9"/>
+            </w:tcBorders>
+            <w:shd w:fill="F3F7FA"/>
+          </w:tcPr>
+          <w:p>
+            <w:pPr>
+              <w:spacing w:after="0" w:line="252" w:lineRule="auto"/>
+              <w:jc w:val="left"/>
+            </w:pPr>
+            <w:r>
+              <w:rPr>
+                <w:rFonts w:ascii="Microsoft YaHei" w:hAnsi="Microsoft YaHei" w:eastAsia="Microsoft YaHei"/>
+                <w:b/>
+                <w:color w:val="000000"/>
+                <w:sz w:val="17"/>
+              </w:rPr>
+              <w:t>100 节点 / 200 关系</w:t>
+            </w:r>
+            <w:r>
+              <w:rPr>
+                <w:rFonts w:ascii="Microsoft YaHei" w:hAnsi="Microsoft YaHei" w:eastAsia="Microsoft YaHei"/>
+                <w:color w:val="000000"/>
+                <w:sz w:val="17"/>
+              </w:rPr>
+              <w:t>（规则 167 + LLM 33 混合抽取）</w:t>
+            </w:r>
+          </w:p>
+        </w:tc>
+        <w:tc>
+          <w:tcPr>
+            <w:tcW w:type="dxa" w:w="2880"/>
+            <w:vAlign w:val="center"/>
+            <w:tcMar>
+              <w:top w:w="38" w:type="dxa"/>
+              <w:start w:w="70" w:type="dxa"/>
+              <w:bottom w:w="38" w:type="dxa"/>
+              <w:end w:w="70" w:type="dxa"/>
+            </w:tcMar>
+            <w:tcBorders>
+              <w:top w:val="single" w:sz="6" w:space="0" w:color="D9D9D9"/>
+              <w:left w:val="single" w:sz="6" w:space="0" w:color="D9D9D9"/>
+              <w:bottom w:val="single" w:sz="6" w:space="0" w:color="D9D9D9"/>
+              <w:right w:val="single" w:sz="6" w:space="0" w:color="D9D9D9"/>
+              <w:insideH w:val="single" w:sz="6" w:space="0" w:color="D9D9D9"/>
+              <w:insideV w:val="single" w:sz="6" w:space="0" w:color="D9D9D9"/>
+            </w:tcBorders>
+            <w:shd w:fill="F3F7FA"/>
+          </w:tcPr>
+          <w:p>
+            <w:pPr>
+              <w:spacing w:after="0" w:line="252" w:lineRule="auto"/>
+              <w:jc w:val="left"/>
+            </w:pPr>
+            <w:r>
+              <w:rPr>
+                <w:rFonts w:ascii="Microsoft YaHei" w:hAnsi="Microsoft YaHei" w:eastAsia="Microsoft YaHei"/>
+                <w:color w:val="000000"/>
+                <w:sz w:val="17"/>
+              </w:rPr>
+              <w:t>确定性 + LLM 混合通道，接口上限内</w:t>
+            </w:r>
+          </w:p>
+        </w:tc>
+      </w:tr>
+      <w:tr>
+        <w:trPr>
+          <w:cantSplit w:val="true"/>
+        </w:trPr>
+        <w:tc>
+          <w:tcPr>
+            <w:tcW w:type="dxa" w:w="1152"/>
+            <w:vAlign w:val="center"/>
+            <w:tcMar>
+              <w:top w:w="38" w:type="dxa"/>
+              <w:start w:w="70" w:type="dxa"/>
+              <w:bottom w:w="38" w:type="dxa"/>
+              <w:end w:w="70" w:type="dxa"/>
+            </w:tcMar>
+            <w:tcBorders>
+              <w:top w:val="single" w:sz="6" w:space="0" w:color="D9D9D9"/>
+              <w:left w:val="single" w:sz="6" w:space="0" w:color="D9D9D9"/>
+              <w:bottom w:val="single" w:sz="6" w:space="0" w:color="D9D9D9"/>
+              <w:right w:val="single" w:sz="6" w:space="0" w:color="D9D9D9"/>
+              <w:insideH w:val="single" w:sz="6" w:space="0" w:color="D9D9D9"/>
+              <w:insideV w:val="single" w:sz="6" w:space="0" w:color="D9D9D9"/>
+            </w:tcBorders>
+          </w:tcPr>
+          <w:p>
+            <w:pPr>
+              <w:spacing w:after="0" w:line="252" w:lineRule="auto"/>
+              <w:jc w:val="left"/>
+            </w:pPr>
+            <w:r>
+              <w:rPr>
+                <w:rFonts w:ascii="Microsoft YaHei" w:hAnsi="Microsoft YaHei" w:eastAsia="Microsoft YaHei"/>
+                <w:color w:val="000000"/>
+                <w:sz w:val="17"/>
+              </w:rPr>
+              <w:t>本体证据可回溯审计（R-KN-08）</w:t>
+            </w:r>
+          </w:p>
+        </w:tc>
+        <w:tc>
+          <w:tcPr>
+            <w:tcW w:type="dxa" w:w="5616"/>
+            <w:vAlign w:val="center"/>
+            <w:tcMar>
+              <w:top w:w="38" w:type="dxa"/>
+              <w:start w:w="70" w:type="dxa"/>
+              <w:bottom w:w="38" w:type="dxa"/>
+              <w:end w:w="70" w:type="dxa"/>
+            </w:tcMar>
+            <w:tcBorders>
+              <w:top w:val="single" w:sz="6" w:space="0" w:color="D9D9D9"/>
+              <w:left w:val="single" w:sz="6" w:space="0" w:color="D9D9D9"/>
+              <w:bottom w:val="single" w:sz="6" w:space="0" w:color="D9D9D9"/>
+              <w:right w:val="single" w:sz="6" w:space="0" w:color="D9D9D9"/>
+              <w:insideH w:val="single" w:sz="6" w:space="0" w:color="D9D9D9"/>
+              <w:insideV w:val="single" w:sz="6" w:space="0" w:color="D9D9D9"/>
+            </w:tcBorders>
+          </w:tcPr>
+          <w:p>
+            <w:pPr>
+              <w:spacing w:after="0" w:line="252" w:lineRule="auto"/>
+              <w:jc w:val="left"/>
+            </w:pPr>
+            <w:r>
+              <w:rPr>
+                <w:rFonts w:ascii="Microsoft YaHei" w:hAnsi="Microsoft YaHei" w:eastAsia="Microsoft YaHei"/>
+                <w:color w:val="000000"/>
+                <w:sz w:val="17"/>
+              </w:rPr>
+              <w:t xml:space="preserve">关系 evidence 引用片段可在所引资产原文逐字回溯 </w:t>
+            </w:r>
+            <w:r>
+              <w:rPr>
+                <w:rFonts w:ascii="Microsoft YaHei" w:hAnsi="Microsoft YaHei" w:eastAsia="Microsoft YaHei"/>
+                <w:b/>
+                <w:color w:val="000000"/>
+                <w:sz w:val="17"/>
+              </w:rPr>
+              <w:t>89.9%</w:t>
+            </w:r>
+            <w:r>
+              <w:rPr>
+                <w:rFonts w:ascii="Microsoft YaHei" w:hAnsi="Microsoft YaHei" w:eastAsia="Microsoft YaHei"/>
+                <w:color w:val="000000"/>
+                <w:sz w:val="17"/>
+              </w:rPr>
+              <w:t xml:space="preserve">（302/336）；关系完全可回溯 </w:t>
+            </w:r>
+            <w:r>
+              <w:rPr>
+                <w:rFonts w:ascii="Microsoft YaHei" w:hAnsi="Microsoft YaHei" w:eastAsia="Microsoft YaHei"/>
+                <w:b/>
+                <w:color w:val="000000"/>
+                <w:sz w:val="17"/>
+              </w:rPr>
+              <w:t>85.0%</w:t>
+            </w:r>
+            <w:r>
+              <w:rPr>
+                <w:rFonts w:ascii="Microsoft YaHei" w:hAnsi="Microsoft YaHei" w:eastAsia="Microsoft YaHei"/>
+                <w:color w:val="000000"/>
+                <w:sz w:val="17"/>
+              </w:rPr>
+              <w:t xml:space="preserve">；节点名可回溯 </w:t>
+            </w:r>
+            <w:r>
+              <w:rPr>
+                <w:rFonts w:ascii="Microsoft YaHei" w:hAnsi="Microsoft YaHei" w:eastAsia="Microsoft YaHei"/>
+                <w:b/>
+                <w:color w:val="000000"/>
+                <w:sz w:val="17"/>
+              </w:rPr>
+              <w:t>96.0%</w:t>
+            </w:r>
+          </w:p>
+        </w:tc>
+        <w:tc>
+          <w:tcPr>
+            <w:tcW w:type="dxa" w:w="2880"/>
+            <w:vAlign w:val="center"/>
+            <w:tcMar>
+              <w:top w:w="38" w:type="dxa"/>
+              <w:start w:w="70" w:type="dxa"/>
+              <w:bottom w:w="38" w:type="dxa"/>
+              <w:end w:w="70" w:type="dxa"/>
+            </w:tcMar>
+            <w:tcBorders>
+              <w:top w:val="single" w:sz="6" w:space="0" w:color="D9D9D9"/>
+              <w:left w:val="single" w:sz="6" w:space="0" w:color="D9D9D9"/>
+              <w:bottom w:val="single" w:sz="6" w:space="0" w:color="D9D9D9"/>
+              <w:right w:val="single" w:sz="6" w:space="0" w:color="D9D9D9"/>
+              <w:insideH w:val="single" w:sz="6" w:space="0" w:color="D9D9D9"/>
+              <w:insideV w:val="single" w:sz="6" w:space="0" w:color="D9D9D9"/>
+            </w:tcBorders>
+          </w:tcPr>
+          <w:p>
+            <w:pPr>
+              <w:spacing w:after="0" w:line="252" w:lineRule="auto"/>
+              <w:jc w:val="left"/>
+            </w:pPr>
+            <w:r>
+              <w:rPr>
+                <w:rFonts w:ascii="Microsoft YaHei" w:hAnsi="Microsoft YaHei" w:eastAsia="Microsoft YaHei"/>
+                <w:color w:val="000000"/>
+                <w:sz w:val="17"/>
+              </w:rPr>
+              <w:t>确定性字符串核验（零模型调用、可复现），非专家金标准；未回溯样本留档</w:t>
+            </w:r>
+          </w:p>
+        </w:tc>
+      </w:tr>
+      <w:tr>
+        <w:trPr>
+          <w:cantSplit w:val="true"/>
+        </w:trPr>
+        <w:tc>
+          <w:tcPr>
+            <w:tcW w:type="dxa" w:w="1152"/>
+            <w:vAlign w:val="center"/>
+            <w:tcMar>
+              <w:top w:w="38" w:type="dxa"/>
+              <w:start w:w="70" w:type="dxa"/>
+              <w:bottom w:w="38" w:type="dxa"/>
+              <w:end w:w="70" w:type="dxa"/>
+            </w:tcMar>
+            <w:tcBorders>
+              <w:top w:val="single" w:sz="6" w:space="0" w:color="D9D9D9"/>
+              <w:left w:val="single" w:sz="6" w:space="0" w:color="D9D9D9"/>
+              <w:bottom w:val="single" w:sz="6" w:space="0" w:color="D9D9D9"/>
+              <w:right w:val="single" w:sz="6" w:space="0" w:color="D9D9D9"/>
+              <w:insideH w:val="single" w:sz="6" w:space="0" w:color="D9D9D9"/>
+              <w:insideV w:val="single" w:sz="6" w:space="0" w:color="D9D9D9"/>
+            </w:tcBorders>
+            <w:shd w:fill="F3F7FA"/>
+          </w:tcPr>
+          <w:p>
+            <w:pPr>
+              <w:spacing w:after="0" w:line="252" w:lineRule="auto"/>
+              <w:jc w:val="left"/>
+            </w:pPr>
+            <w:r>
+              <w:rPr>
+                <w:rFonts w:ascii="Microsoft YaHei" w:hAnsi="Microsoft YaHei" w:eastAsia="Microsoft YaHei"/>
+                <w:color w:val="000000"/>
+                <w:sz w:val="17"/>
+              </w:rPr>
+              <w:t>检索基准（R-KN-07）</w:t>
+            </w:r>
+          </w:p>
+        </w:tc>
+        <w:tc>
+          <w:tcPr>
+            <w:tcW w:type="dxa" w:w="5616"/>
+            <w:vAlign w:val="center"/>
+            <w:tcMar>
+              <w:top w:w="38" w:type="dxa"/>
+              <w:start w:w="70" w:type="dxa"/>
+              <w:bottom w:w="38" w:type="dxa"/>
+              <w:end w:w="70" w:type="dxa"/>
+            </w:tcMar>
+            <w:tcBorders>
+              <w:top w:val="single" w:sz="6" w:space="0" w:color="D9D9D9"/>
+              <w:left w:val="single" w:sz="6" w:space="0" w:color="D9D9D9"/>
+              <w:bottom w:val="single" w:sz="6" w:space="0" w:color="D9D9D9"/>
+              <w:right w:val="single" w:sz="6" w:space="0" w:color="D9D9D9"/>
+              <w:insideH w:val="single" w:sz="6" w:space="0" w:color="D9D9D9"/>
+              <w:insideV w:val="single" w:sz="6" w:space="0" w:color="D9D9D9"/>
+            </w:tcBorders>
+            <w:shd w:fill="F3F7FA"/>
+          </w:tcPr>
+          <w:p>
+            <w:pPr>
+              <w:spacing w:after="0" w:line="252" w:lineRule="auto"/>
+              <w:jc w:val="left"/>
+            </w:pPr>
+            <w:r>
+              <w:rPr>
+                <w:rFonts w:ascii="Microsoft YaHei" w:hAnsi="Microsoft YaHei" w:eastAsia="Microsoft YaHei"/>
+                <w:b/>
+                <w:color w:val="000000"/>
+                <w:sz w:val="17"/>
+              </w:rPr>
+              <w:t>301 题</w:t>
+            </w:r>
+            <w:r>
+              <w:rPr>
+                <w:rFonts w:ascii="Microsoft YaHei" w:hAnsi="Microsoft YaHei" w:eastAsia="Microsoft YaHei"/>
+                <w:color w:val="000000"/>
+                <w:sz w:val="17"/>
+              </w:rPr>
+              <w:t>（81 标题型 / 100 实体型 / 120 本体二跳 / 5 拒答），金标准全部由本体/资产表自身生成，零模型调用</w:t>
+            </w:r>
+          </w:p>
+        </w:tc>
+        <w:tc>
+          <w:tcPr>
+            <w:tcW w:type="dxa" w:w="2880"/>
+            <w:vAlign w:val="center"/>
+            <w:tcMar>
+              <w:top w:w="38" w:type="dxa"/>
+              <w:start w:w="70" w:type="dxa"/>
+              <w:bottom w:w="38" w:type="dxa"/>
+              <w:end w:w="70" w:type="dxa"/>
+            </w:tcMar>
+            <w:tcBorders>
+              <w:top w:val="single" w:sz="6" w:space="0" w:color="D9D9D9"/>
+              <w:left w:val="single" w:sz="6" w:space="0" w:color="D9D9D9"/>
+              <w:bottom w:val="single" w:sz="6" w:space="0" w:color="D9D9D9"/>
+              <w:right w:val="single" w:sz="6" w:space="0" w:color="D9D9D9"/>
+              <w:insideH w:val="single" w:sz="6" w:space="0" w:color="D9D9D9"/>
+              <w:insideV w:val="single" w:sz="6" w:space="0" w:color="D9D9D9"/>
+            </w:tcBorders>
+            <w:shd w:fill="F3F7FA"/>
+          </w:tcPr>
+          <w:p>
+            <w:pPr>
+              <w:spacing w:after="0" w:line="252" w:lineRule="auto"/>
+              <w:jc w:val="left"/>
+            </w:pPr>
+            <w:r>
+              <w:rPr>
+                <w:rFonts w:ascii="Microsoft YaHei" w:hAnsi="Microsoft YaHei" w:eastAsia="Microsoft YaHei"/>
+                <w:color w:val="000000"/>
+                <w:sz w:val="17"/>
+              </w:rPr>
+              <w:t>模板固定、可复现；两轮运行（15/27 资产）全留档</w:t>
+            </w:r>
+          </w:p>
+        </w:tc>
+      </w:tr>
+    </w:tbl>
+    <w:p>
+      <w:pPr>
+        <w:spacing w:after="40"/>
+      </w:pPr>
+    </w:p>
+    <w:p>
+      <w:r>
+        <w:rPr>
+          <w:rFonts w:ascii="Microsoft YaHei" w:hAnsi="Microsoft YaHei" w:eastAsia="Microsoft YaHei"/>
+          <w:sz w:val="21"/>
+        </w:rPr>
+        <w:t>三系统对照（27 资产 / 301 题，hit@1 / hit@5 / MRR）：</w:t>
+      </w:r>
+    </w:p>
+    <w:tbl>
+      <w:tblPr>
+        <w:tblW w:type="auto" w:w="0"/>
+        <w:jc w:val="center"/>
+        <w:tblLayout w:type="fixed"/>
+        <w:tblLook w:firstColumn="1" w:firstRow="1" w:lastColumn="0" w:lastRow="0" w:noHBand="0" w:noVBand="1" w:val="04A0"/>
+      </w:tblPr>
+      <w:tblGrid>
+        <w:gridCol w:w="2415"/>
+        <w:gridCol w:w="2415"/>
+        <w:gridCol w:w="2415"/>
+        <w:gridCol w:w="2415"/>
+      </w:tblGrid>
+      <w:tr>
+        <w:trPr>
+          <w:cantSplit w:val="true"/>
+          <w:tblHeader w:val="true"/>
+        </w:trPr>
+        <w:tc>
+          <w:tcPr>
+            <w:tcW w:type="dxa" w:w="893"/>
+            <w:vAlign w:val="center"/>
+            <w:tcMar>
+              <w:top w:w="38" w:type="dxa"/>
+              <w:start w:w="70" w:type="dxa"/>
+              <w:bottom w:w="38" w:type="dxa"/>
+              <w:end w:w="70" w:type="dxa"/>
+            </w:tcMar>
+            <w:tcBorders>
+              <w:top w:val="single" w:sz="6" w:space="0" w:color="D9D9D9"/>
+              <w:left w:val="single" w:sz="6" w:space="0" w:color="D9D9D9"/>
+              <w:bottom w:val="single" w:sz="6" w:space="0" w:color="D9D9D9"/>
+              <w:right w:val="single" w:sz="6" w:space="0" w:color="D9D9D9"/>
+              <w:insideH w:val="single" w:sz="6" w:space="0" w:color="D9D9D9"/>
+              <w:insideV w:val="single" w:sz="6" w:space="0" w:color="D9D9D9"/>
+            </w:tcBorders>
+            <w:shd w:fill="1F4E79"/>
+          </w:tcPr>
+          <w:p>
+            <w:pPr>
+              <w:spacing w:after="0" w:line="252" w:lineRule="auto"/>
+              <w:jc w:val="center"/>
+            </w:pPr>
+            <w:r>
+              <w:rPr>
+                <w:rFonts w:ascii="Microsoft YaHei" w:hAnsi="Microsoft YaHei" w:eastAsia="Microsoft YaHei"/>
+                <w:b/>
+                <w:color w:val="FFFFFF"/>
+                <w:sz w:val="16"/>
+              </w:rPr>
+              <w:t>查询类型</w:t>
+            </w:r>
+          </w:p>
+        </w:tc>
+        <w:tc>
+          <w:tcPr>
+            <w:tcW w:type="dxa" w:w="2818"/>
+            <w:vAlign w:val="center"/>
+            <w:tcMar>
+              <w:top w:w="38" w:type="dxa"/>
+              <w:start w:w="70" w:type="dxa"/>
+              <w:bottom w:w="38" w:type="dxa"/>
+              <w:end w:w="70" w:type="dxa"/>
+            </w:tcMar>
+            <w:tcBorders>
+              <w:top w:val="single" w:sz="6" w:space="0" w:color="D9D9D9"/>
+              <w:left w:val="single" w:sz="6" w:space="0" w:color="D9D9D9"/>
+              <w:bottom w:val="single" w:sz="6" w:space="0" w:color="D9D9D9"/>
+              <w:right w:val="single" w:sz="6" w:space="0" w:color="D9D9D9"/>
+              <w:insideH w:val="single" w:sz="6" w:space="0" w:color="D9D9D9"/>
+              <w:insideV w:val="single" w:sz="6" w:space="0" w:color="D9D9D9"/>
+            </w:tcBorders>
+            <w:shd w:fill="1F4E79"/>
+          </w:tcPr>
+          <w:p>
+            <w:pPr>
+              <w:spacing w:after="0" w:line="252" w:lineRule="auto"/>
+              <w:jc w:val="center"/>
+            </w:pPr>
+            <w:r>
+              <w:rPr>
+                <w:rFonts w:ascii="Microsoft YaHei" w:hAnsi="Microsoft YaHei" w:eastAsia="Microsoft YaHei"/>
+                <w:b/>
+                <w:color w:val="FFFFFF"/>
+                <w:sz w:val="16"/>
+              </w:rPr>
+              <w:t>现有检索（词法+本体图）</w:t>
+            </w:r>
+          </w:p>
+        </w:tc>
+        <w:tc>
+          <w:tcPr>
+            <w:tcW w:type="dxa" w:w="2969"/>
+            <w:vAlign w:val="center"/>
+            <w:tcMar>
+              <w:top w:w="38" w:type="dxa"/>
+              <w:start w:w="70" w:type="dxa"/>
+              <w:bottom w:w="38" w:type="dxa"/>
+              <w:end w:w="70" w:type="dxa"/>
+            </w:tcMar>
+            <w:tcBorders>
+              <w:top w:val="single" w:sz="6" w:space="0" w:color="D9D9D9"/>
+              <w:left w:val="single" w:sz="6" w:space="0" w:color="D9D9D9"/>
+              <w:bottom w:val="single" w:sz="6" w:space="0" w:color="D9D9D9"/>
+              <w:right w:val="single" w:sz="6" w:space="0" w:color="D9D9D9"/>
+              <w:insideH w:val="single" w:sz="6" w:space="0" w:color="D9D9D9"/>
+              <w:insideV w:val="single" w:sz="6" w:space="0" w:color="D9D9D9"/>
+            </w:tcBorders>
+            <w:shd w:fill="1F4E79"/>
+          </w:tcPr>
+          <w:p>
+            <w:pPr>
+              <w:spacing w:after="0" w:line="252" w:lineRule="auto"/>
+              <w:jc w:val="center"/>
+            </w:pPr>
+            <w:r>
+              <w:rPr>
+                <w:rFonts w:ascii="Microsoft YaHei" w:hAnsi="Microsoft YaHei" w:eastAsia="Microsoft YaHei"/>
+                <w:b/>
+                <w:color w:val="FFFFFF"/>
+                <w:sz w:val="16"/>
+              </w:rPr>
+              <w:t>两阶段（BGE-M3+Reranker，昇腾池）</w:t>
+            </w:r>
+          </w:p>
+        </w:tc>
+        <w:tc>
+          <w:tcPr>
+            <w:tcW w:type="dxa" w:w="2969"/>
+            <w:vAlign w:val="center"/>
+            <w:tcMar>
+              <w:top w:w="38" w:type="dxa"/>
+              <w:start w:w="70" w:type="dxa"/>
+              <w:bottom w:w="38" w:type="dxa"/>
+              <w:end w:w="70" w:type="dxa"/>
+            </w:tcMar>
+            <w:tcBorders>
+              <w:top w:val="single" w:sz="6" w:space="0" w:color="D9D9D9"/>
+              <w:left w:val="single" w:sz="6" w:space="0" w:color="D9D9D9"/>
+              <w:bottom w:val="single" w:sz="6" w:space="0" w:color="D9D9D9"/>
+              <w:right w:val="single" w:sz="6" w:space="0" w:color="D9D9D9"/>
+              <w:insideH w:val="single" w:sz="6" w:space="0" w:color="D9D9D9"/>
+              <w:insideV w:val="single" w:sz="6" w:space="0" w:color="D9D9D9"/>
+            </w:tcBorders>
+            <w:shd w:fill="1F4E79"/>
+          </w:tcPr>
+          <w:p>
+            <w:pPr>
+              <w:spacing w:after="0" w:line="252" w:lineRule="auto"/>
+              <w:jc w:val="center"/>
+            </w:pPr>
+            <w:r>
+              <w:rPr>
+                <w:rFonts w:ascii="Microsoft YaHei" w:hAnsi="Microsoft YaHei" w:eastAsia="Microsoft YaHei"/>
+                <w:b/>
+                <w:color w:val="FFFFFF"/>
+                <w:sz w:val="16"/>
+              </w:rPr>
+              <w:t>RRF 混合（已合入生产）</w:t>
+            </w:r>
+          </w:p>
+        </w:tc>
+      </w:tr>
+      <w:tr>
+        <w:trPr>
+          <w:cantSplit w:val="true"/>
+        </w:trPr>
+        <w:tc>
+          <w:tcPr>
+            <w:tcW w:type="dxa" w:w="893"/>
+            <w:vAlign w:val="center"/>
+            <w:tcMar>
+              <w:top w:w="38" w:type="dxa"/>
+              <w:start w:w="70" w:type="dxa"/>
+              <w:bottom w:w="38" w:type="dxa"/>
+              <w:end w:w="70" w:type="dxa"/>
+            </w:tcMar>
+            <w:tcBorders>
+              <w:top w:val="single" w:sz="6" w:space="0" w:color="D9D9D9"/>
+              <w:left w:val="single" w:sz="6" w:space="0" w:color="D9D9D9"/>
+              <w:bottom w:val="single" w:sz="6" w:space="0" w:color="D9D9D9"/>
+              <w:right w:val="single" w:sz="6" w:space="0" w:color="D9D9D9"/>
+              <w:insideH w:val="single" w:sz="6" w:space="0" w:color="D9D9D9"/>
+              <w:insideV w:val="single" w:sz="6" w:space="0" w:color="D9D9D9"/>
+            </w:tcBorders>
+          </w:tcPr>
+          <w:p>
+            <w:pPr>
+              <w:spacing w:after="0" w:line="252" w:lineRule="auto"/>
+              <w:jc w:val="center"/>
+            </w:pPr>
+            <w:r>
+              <w:rPr>
+                <w:rFonts w:ascii="Microsoft YaHei" w:hAnsi="Microsoft YaHei" w:eastAsia="Microsoft YaHei"/>
+                <w:color w:val="000000"/>
+                <w:sz w:val="16"/>
+              </w:rPr>
+              <w:t>标题型</w:t>
+            </w:r>
+          </w:p>
+        </w:tc>
+        <w:tc>
+          <w:tcPr>
+            <w:tcW w:type="dxa" w:w="2818"/>
+            <w:vAlign w:val="center"/>
+            <w:tcMar>
+              <w:top w:w="38" w:type="dxa"/>
+              <w:start w:w="70" w:type="dxa"/>
+              <w:bottom w:w="38" w:type="dxa"/>
+              <w:end w:w="70" w:type="dxa"/>
+            </w:tcMar>
+            <w:tcBorders>
+              <w:top w:val="single" w:sz="6" w:space="0" w:color="D9D9D9"/>
+              <w:left w:val="single" w:sz="6" w:space="0" w:color="D9D9D9"/>
+              <w:bottom w:val="single" w:sz="6" w:space="0" w:color="D9D9D9"/>
+              <w:right w:val="single" w:sz="6" w:space="0" w:color="D9D9D9"/>
+              <w:insideH w:val="single" w:sz="6" w:space="0" w:color="D9D9D9"/>
+              <w:insideV w:val="single" w:sz="6" w:space="0" w:color="D9D9D9"/>
+            </w:tcBorders>
+          </w:tcPr>
+          <w:p>
+            <w:pPr>
+              <w:spacing w:after="0" w:line="252" w:lineRule="auto"/>
+              <w:jc w:val="left"/>
+            </w:pPr>
+            <w:r>
+              <w:rPr>
+                <w:rFonts w:ascii="Microsoft YaHei" w:hAnsi="Microsoft YaHei" w:eastAsia="Microsoft YaHei"/>
+                <w:color w:val="000000"/>
+                <w:sz w:val="16"/>
+              </w:rPr>
+              <w:t>12.3% / 43.2% / 0.254</w:t>
+            </w:r>
+          </w:p>
+        </w:tc>
+        <w:tc>
+          <w:tcPr>
+            <w:tcW w:type="dxa" w:w="2969"/>
+            <w:vAlign w:val="center"/>
+            <w:tcMar>
+              <w:top w:w="38" w:type="dxa"/>
+              <w:start w:w="70" w:type="dxa"/>
+              <w:bottom w:w="38" w:type="dxa"/>
+              <w:end w:w="70" w:type="dxa"/>
+            </w:tcMar>
+            <w:tcBorders>
+              <w:top w:val="single" w:sz="6" w:space="0" w:color="D9D9D9"/>
+              <w:left w:val="single" w:sz="6" w:space="0" w:color="D9D9D9"/>
+              <w:bottom w:val="single" w:sz="6" w:space="0" w:color="D9D9D9"/>
+              <w:right w:val="single" w:sz="6" w:space="0" w:color="D9D9D9"/>
+              <w:insideH w:val="single" w:sz="6" w:space="0" w:color="D9D9D9"/>
+              <w:insideV w:val="single" w:sz="6" w:space="0" w:color="D9D9D9"/>
+            </w:tcBorders>
+          </w:tcPr>
+          <w:p>
+            <w:pPr>
+              <w:spacing w:after="0" w:line="252" w:lineRule="auto"/>
+              <w:jc w:val="left"/>
+            </w:pPr>
+            <w:r>
+              <w:rPr>
+                <w:rFonts w:ascii="Microsoft YaHei" w:hAnsi="Microsoft YaHei" w:eastAsia="Microsoft YaHei"/>
+                <w:color w:val="000000"/>
+                <w:sz w:val="16"/>
+              </w:rPr>
+              <w:t>7.4% / 22.2% / 0.138</w:t>
+            </w:r>
+          </w:p>
+        </w:tc>
+        <w:tc>
+          <w:tcPr>
+            <w:tcW w:type="dxa" w:w="2969"/>
+            <w:vAlign w:val="center"/>
+            <w:tcMar>
+              <w:top w:w="38" w:type="dxa"/>
+              <w:start w:w="70" w:type="dxa"/>
+              <w:bottom w:w="38" w:type="dxa"/>
+              <w:end w:w="70" w:type="dxa"/>
+            </w:tcMar>
+            <w:tcBorders>
+              <w:top w:val="single" w:sz="6" w:space="0" w:color="D9D9D9"/>
+              <w:left w:val="single" w:sz="6" w:space="0" w:color="D9D9D9"/>
+              <w:bottom w:val="single" w:sz="6" w:space="0" w:color="D9D9D9"/>
+              <w:right w:val="single" w:sz="6" w:space="0" w:color="D9D9D9"/>
+              <w:insideH w:val="single" w:sz="6" w:space="0" w:color="D9D9D9"/>
+              <w:insideV w:val="single" w:sz="6" w:space="0" w:color="D9D9D9"/>
+            </w:tcBorders>
+          </w:tcPr>
+          <w:p>
+            <w:pPr>
+              <w:spacing w:after="0" w:line="252" w:lineRule="auto"/>
+              <w:jc w:val="left"/>
+            </w:pPr>
+            <w:r>
+              <w:rPr>
+                <w:rFonts w:ascii="Microsoft YaHei" w:hAnsi="Microsoft YaHei" w:eastAsia="Microsoft YaHei"/>
+                <w:b/>
+                <w:color w:val="000000"/>
+                <w:sz w:val="16"/>
+              </w:rPr>
+              <w:t>17.3% / 43.2% / 0.284（hit@1 +40% 相对提升）</w:t>
+            </w:r>
+          </w:p>
+        </w:tc>
+      </w:tr>
+      <w:tr>
+        <w:trPr>
+          <w:cantSplit w:val="true"/>
+        </w:trPr>
+        <w:tc>
+          <w:tcPr>
+            <w:tcW w:type="dxa" w:w="893"/>
+            <w:vAlign w:val="center"/>
+            <w:tcMar>
+              <w:top w:w="38" w:type="dxa"/>
+              <w:start w:w="70" w:type="dxa"/>
+              <w:bottom w:w="38" w:type="dxa"/>
+              <w:end w:w="70" w:type="dxa"/>
+            </w:tcMar>
+            <w:tcBorders>
+              <w:top w:val="single" w:sz="6" w:space="0" w:color="D9D9D9"/>
+              <w:left w:val="single" w:sz="6" w:space="0" w:color="D9D9D9"/>
+              <w:bottom w:val="single" w:sz="6" w:space="0" w:color="D9D9D9"/>
+              <w:right w:val="single" w:sz="6" w:space="0" w:color="D9D9D9"/>
+              <w:insideH w:val="single" w:sz="6" w:space="0" w:color="D9D9D9"/>
+              <w:insideV w:val="single" w:sz="6" w:space="0" w:color="D9D9D9"/>
+            </w:tcBorders>
+            <w:shd w:fill="F3F7FA"/>
+          </w:tcPr>
+          <w:p>
+            <w:pPr>
+              <w:spacing w:after="0" w:line="252" w:lineRule="auto"/>
+              <w:jc w:val="left"/>
+            </w:pPr>
+            <w:r>
+              <w:rPr>
+                <w:rFonts w:ascii="Microsoft YaHei" w:hAnsi="Microsoft YaHei" w:eastAsia="Microsoft YaHei"/>
+                <w:color w:val="000000"/>
+                <w:sz w:val="16"/>
+              </w:rPr>
+              <w:t>实体型（无标题词）</w:t>
+            </w:r>
+          </w:p>
+        </w:tc>
+        <w:tc>
+          <w:tcPr>
+            <w:tcW w:type="dxa" w:w="2818"/>
+            <w:vAlign w:val="center"/>
+            <w:tcMar>
+              <w:top w:w="38" w:type="dxa"/>
+              <w:start w:w="70" w:type="dxa"/>
+              <w:bottom w:w="38" w:type="dxa"/>
+              <w:end w:w="70" w:type="dxa"/>
+            </w:tcMar>
+            <w:tcBorders>
+              <w:top w:val="single" w:sz="6" w:space="0" w:color="D9D9D9"/>
+              <w:left w:val="single" w:sz="6" w:space="0" w:color="D9D9D9"/>
+              <w:bottom w:val="single" w:sz="6" w:space="0" w:color="D9D9D9"/>
+              <w:right w:val="single" w:sz="6" w:space="0" w:color="D9D9D9"/>
+              <w:insideH w:val="single" w:sz="6" w:space="0" w:color="D9D9D9"/>
+              <w:insideV w:val="single" w:sz="6" w:space="0" w:color="D9D9D9"/>
+            </w:tcBorders>
+            <w:shd w:fill="F3F7FA"/>
+          </w:tcPr>
+          <w:p>
+            <w:pPr>
+              <w:spacing w:after="0" w:line="252" w:lineRule="auto"/>
+              <w:jc w:val="left"/>
+            </w:pPr>
+            <w:r>
+              <w:rPr>
+                <w:rFonts w:ascii="Microsoft YaHei" w:hAnsi="Microsoft YaHei" w:eastAsia="Microsoft YaHei"/>
+                <w:color w:val="000000"/>
+                <w:sz w:val="16"/>
+              </w:rPr>
+              <w:t>14.0% / 42.0% / 0.226</w:t>
+            </w:r>
+          </w:p>
+        </w:tc>
+        <w:tc>
+          <w:tcPr>
+            <w:tcW w:type="dxa" w:w="2969"/>
+            <w:vAlign w:val="center"/>
+            <w:tcMar>
+              <w:top w:w="38" w:type="dxa"/>
+              <w:start w:w="70" w:type="dxa"/>
+              <w:bottom w:w="38" w:type="dxa"/>
+              <w:end w:w="70" w:type="dxa"/>
+            </w:tcMar>
+            <w:tcBorders>
+              <w:top w:val="single" w:sz="6" w:space="0" w:color="D9D9D9"/>
+              <w:left w:val="single" w:sz="6" w:space="0" w:color="D9D9D9"/>
+              <w:bottom w:val="single" w:sz="6" w:space="0" w:color="D9D9D9"/>
+              <w:right w:val="single" w:sz="6" w:space="0" w:color="D9D9D9"/>
+              <w:insideH w:val="single" w:sz="6" w:space="0" w:color="D9D9D9"/>
+              <w:insideV w:val="single" w:sz="6" w:space="0" w:color="D9D9D9"/>
+            </w:tcBorders>
+            <w:shd w:fill="F3F7FA"/>
+          </w:tcPr>
+          <w:p>
+            <w:pPr>
+              <w:spacing w:after="0" w:line="252" w:lineRule="auto"/>
+              <w:jc w:val="left"/>
+            </w:pPr>
+            <w:r>
+              <w:rPr>
+                <w:rFonts w:ascii="Microsoft YaHei" w:hAnsi="Microsoft YaHei" w:eastAsia="Microsoft YaHei"/>
+                <w:color w:val="000000"/>
+                <w:sz w:val="16"/>
+              </w:rPr>
+              <w:t>14.0% / 25.0% / 0.185</w:t>
+            </w:r>
+          </w:p>
+        </w:tc>
+        <w:tc>
+          <w:tcPr>
+            <w:tcW w:type="dxa" w:w="2969"/>
+            <w:vAlign w:val="center"/>
+            <w:tcMar>
+              <w:top w:w="38" w:type="dxa"/>
+              <w:start w:w="70" w:type="dxa"/>
+              <w:bottom w:w="38" w:type="dxa"/>
+              <w:end w:w="70" w:type="dxa"/>
+            </w:tcMar>
+            <w:tcBorders>
+              <w:top w:val="single" w:sz="6" w:space="0" w:color="D9D9D9"/>
+              <w:left w:val="single" w:sz="6" w:space="0" w:color="D9D9D9"/>
+              <w:bottom w:val="single" w:sz="6" w:space="0" w:color="D9D9D9"/>
+              <w:right w:val="single" w:sz="6" w:space="0" w:color="D9D9D9"/>
+              <w:insideH w:val="single" w:sz="6" w:space="0" w:color="D9D9D9"/>
+              <w:insideV w:val="single" w:sz="6" w:space="0" w:color="D9D9D9"/>
+            </w:tcBorders>
+            <w:shd w:fill="F3F7FA"/>
+          </w:tcPr>
+          <w:p>
+            <w:pPr>
+              <w:spacing w:after="0" w:line="252" w:lineRule="auto"/>
+              <w:jc w:val="left"/>
+            </w:pPr>
+            <w:r>
+              <w:rPr>
+                <w:rFonts w:ascii="Microsoft YaHei" w:hAnsi="Microsoft YaHei" w:eastAsia="Microsoft YaHei"/>
+                <w:color w:val="000000"/>
+                <w:sz w:val="16"/>
+              </w:rPr>
+              <w:t>14.0% / 21.0% / 0.196</w:t>
+            </w:r>
+          </w:p>
+        </w:tc>
+      </w:tr>
+      <w:tr>
+        <w:trPr>
+          <w:cantSplit w:val="true"/>
+        </w:trPr>
+        <w:tc>
+          <w:tcPr>
+            <w:tcW w:type="dxa" w:w="893"/>
+            <w:vAlign w:val="center"/>
+            <w:tcMar>
+              <w:top w:w="38" w:type="dxa"/>
+              <w:start w:w="70" w:type="dxa"/>
+              <w:bottom w:w="38" w:type="dxa"/>
+              <w:end w:w="70" w:type="dxa"/>
+            </w:tcMar>
+            <w:tcBorders>
+              <w:top w:val="single" w:sz="6" w:space="0" w:color="D9D9D9"/>
+              <w:left w:val="single" w:sz="6" w:space="0" w:color="D9D9D9"/>
+              <w:bottom w:val="single" w:sz="6" w:space="0" w:color="D9D9D9"/>
+              <w:right w:val="single" w:sz="6" w:space="0" w:color="D9D9D9"/>
+              <w:insideH w:val="single" w:sz="6" w:space="0" w:color="D9D9D9"/>
+              <w:insideV w:val="single" w:sz="6" w:space="0" w:color="D9D9D9"/>
+            </w:tcBorders>
+          </w:tcPr>
+          <w:p>
+            <w:pPr>
+              <w:spacing w:after="0" w:line="252" w:lineRule="auto"/>
+              <w:jc w:val="center"/>
+            </w:pPr>
+            <w:r>
+              <w:rPr>
+                <w:rFonts w:ascii="Microsoft YaHei" w:hAnsi="Microsoft YaHei" w:eastAsia="Microsoft YaHei"/>
+                <w:color w:val="000000"/>
+                <w:sz w:val="16"/>
+              </w:rPr>
+              <w:t>本体二跳</w:t>
+            </w:r>
+          </w:p>
+        </w:tc>
+        <w:tc>
+          <w:tcPr>
+            <w:tcW w:type="dxa" w:w="2818"/>
+            <w:vAlign w:val="center"/>
+            <w:tcMar>
+              <w:top w:w="38" w:type="dxa"/>
+              <w:start w:w="70" w:type="dxa"/>
+              <w:bottom w:w="38" w:type="dxa"/>
+              <w:end w:w="70" w:type="dxa"/>
+            </w:tcMar>
+            <w:tcBorders>
+              <w:top w:val="single" w:sz="6" w:space="0" w:color="D9D9D9"/>
+              <w:left w:val="single" w:sz="6" w:space="0" w:color="D9D9D9"/>
+              <w:bottom w:val="single" w:sz="6" w:space="0" w:color="D9D9D9"/>
+              <w:right w:val="single" w:sz="6" w:space="0" w:color="D9D9D9"/>
+              <w:insideH w:val="single" w:sz="6" w:space="0" w:color="D9D9D9"/>
+              <w:insideV w:val="single" w:sz="6" w:space="0" w:color="D9D9D9"/>
+            </w:tcBorders>
+          </w:tcPr>
+          <w:p>
+            <w:pPr>
+              <w:spacing w:after="0" w:line="252" w:lineRule="auto"/>
+              <w:jc w:val="left"/>
+            </w:pPr>
+            <w:r>
+              <w:rPr>
+                <w:rFonts w:ascii="Microsoft YaHei" w:hAnsi="Microsoft YaHei" w:eastAsia="Microsoft YaHei"/>
+                <w:color w:val="000000"/>
+                <w:sz w:val="16"/>
+              </w:rPr>
+              <w:t xml:space="preserve">45.8% / </w:t>
+            </w:r>
+            <w:r>
+              <w:rPr>
+                <w:rFonts w:ascii="Microsoft YaHei" w:hAnsi="Microsoft YaHei" w:eastAsia="Microsoft YaHei"/>
+                <w:b/>
+                <w:color w:val="000000"/>
+                <w:sz w:val="16"/>
+              </w:rPr>
+              <w:t>47.5%</w:t>
+            </w:r>
+            <w:r>
+              <w:rPr>
+                <w:rFonts w:ascii="Microsoft YaHei" w:hAnsi="Microsoft YaHei" w:eastAsia="Microsoft YaHei"/>
+                <w:color w:val="000000"/>
+                <w:sz w:val="16"/>
+              </w:rPr>
+              <w:t xml:space="preserve"> / 0.469</w:t>
+            </w:r>
+          </w:p>
+        </w:tc>
+        <w:tc>
+          <w:tcPr>
+            <w:tcW w:type="dxa" w:w="2969"/>
+            <w:vAlign w:val="center"/>
+            <w:tcMar>
+              <w:top w:w="38" w:type="dxa"/>
+              <w:start w:w="70" w:type="dxa"/>
+              <w:bottom w:w="38" w:type="dxa"/>
+              <w:end w:w="70" w:type="dxa"/>
+            </w:tcMar>
+            <w:tcBorders>
+              <w:top w:val="single" w:sz="6" w:space="0" w:color="D9D9D9"/>
+              <w:left w:val="single" w:sz="6" w:space="0" w:color="D9D9D9"/>
+              <w:bottom w:val="single" w:sz="6" w:space="0" w:color="D9D9D9"/>
+              <w:right w:val="single" w:sz="6" w:space="0" w:color="D9D9D9"/>
+              <w:insideH w:val="single" w:sz="6" w:space="0" w:color="D9D9D9"/>
+              <w:insideV w:val="single" w:sz="6" w:space="0" w:color="D9D9D9"/>
+            </w:tcBorders>
+          </w:tcPr>
+          <w:p>
+            <w:pPr>
+              <w:spacing w:after="0" w:line="252" w:lineRule="auto"/>
+              <w:jc w:val="left"/>
+            </w:pPr>
+            <w:r>
+              <w:rPr>
+                <w:rFonts w:ascii="Microsoft YaHei" w:hAnsi="Microsoft YaHei" w:eastAsia="Microsoft YaHei"/>
+                <w:color w:val="000000"/>
+                <w:sz w:val="16"/>
+              </w:rPr>
+              <w:t>7.5% / 45.8% / 0.267</w:t>
+            </w:r>
+          </w:p>
+        </w:tc>
+        <w:tc>
+          <w:tcPr>
+            <w:tcW w:type="dxa" w:w="2969"/>
+            <w:vAlign w:val="center"/>
+            <w:tcMar>
+              <w:top w:w="38" w:type="dxa"/>
+              <w:start w:w="70" w:type="dxa"/>
+              <w:bottom w:w="38" w:type="dxa"/>
+              <w:end w:w="70" w:type="dxa"/>
+            </w:tcMar>
+            <w:tcBorders>
+              <w:top w:val="single" w:sz="6" w:space="0" w:color="D9D9D9"/>
+              <w:left w:val="single" w:sz="6" w:space="0" w:color="D9D9D9"/>
+              <w:bottom w:val="single" w:sz="6" w:space="0" w:color="D9D9D9"/>
+              <w:right w:val="single" w:sz="6" w:space="0" w:color="D9D9D9"/>
+              <w:insideH w:val="single" w:sz="6" w:space="0" w:color="D9D9D9"/>
+              <w:insideV w:val="single" w:sz="6" w:space="0" w:color="D9D9D9"/>
+            </w:tcBorders>
+          </w:tcPr>
+          <w:p>
+            <w:pPr>
+              <w:spacing w:after="0" w:line="252" w:lineRule="auto"/>
+              <w:jc w:val="left"/>
+            </w:pPr>
+            <w:r>
+              <w:rPr>
+                <w:rFonts w:ascii="Microsoft YaHei" w:hAnsi="Microsoft YaHei" w:eastAsia="Microsoft YaHei"/>
+                <w:color w:val="000000"/>
+                <w:sz w:val="16"/>
+              </w:rPr>
+              <w:t>7.5% / 45.8% / 0.198</w:t>
+            </w:r>
+          </w:p>
+        </w:tc>
+      </w:tr>
+    </w:tbl>
+    <w:p>
+      <w:pPr>
+        <w:spacing w:after="40"/>
+      </w:pPr>
+    </w:p>
+    <w:p>
+      <w:r>
+        <w:rPr>
+          <w:rFonts w:ascii="Microsoft YaHei" w:hAnsi="Microsoft YaHei" w:eastAsia="Microsoft YaHei"/>
+          <w:sz w:val="21"/>
+        </w:rPr>
+        <w:t>三条诚实发现：</w:t>
+      </w:r>
+      <w:r>
+        <w:rPr>
+          <w:rFonts w:ascii="Microsoft YaHei" w:hAnsi="Microsoft YaHei" w:eastAsia="Microsoft YaHei"/>
+          <w:b/>
+          <w:sz w:val="21"/>
+        </w:rPr>
+        <w:t>①</w:t>
+      </w:r>
+      <w:r>
+        <w:rPr>
+          <w:rFonts w:ascii="Microsoft YaHei" w:hAnsi="Microsoft YaHei" w:eastAsia="Microsoft YaHei"/>
+          <w:sz w:val="21"/>
+        </w:rPr>
+        <w:t xml:space="preserve"> RRF 混合的增益在更难语料上可复现（标题型 hit@1 +40% 相对）； </w:t>
+      </w:r>
+      <w:r>
+        <w:rPr>
+          <w:rFonts w:ascii="Microsoft YaHei" w:hAnsi="Microsoft YaHei" w:eastAsia="Microsoft YaHei"/>
+          <w:b/>
+          <w:sz w:val="21"/>
+        </w:rPr>
+        <w:t>②</w:t>
+      </w:r>
+      <w:r>
+        <w:rPr>
+          <w:rFonts w:ascii="Microsoft YaHei" w:hAnsi="Microsoft YaHei" w:eastAsia="Microsoft YaHei"/>
+          <w:sz w:val="21"/>
+        </w:rPr>
+        <w:t xml:space="preserve"> 纯稠密检索在同类公告同构语料上退化（整篇嵌入稀释标题信号）——反向印证 词法标题加权与本体图扩展不可替代；</w:t>
+      </w:r>
+      <w:r>
+        <w:rPr>
+          <w:rFonts w:ascii="Microsoft YaHei" w:hAnsi="Microsoft YaHei" w:eastAsia="Microsoft YaHei"/>
+          <w:b/>
+          <w:sz w:val="21"/>
+        </w:rPr>
+        <w:t>③</w:t>
+      </w:r>
+      <w:r>
+        <w:rPr>
+          <w:rFonts w:ascii="Microsoft YaHei" w:hAnsi="Microsoft YaHei" w:eastAsia="Microsoft YaHei"/>
+          <w:sz w:val="21"/>
+        </w:rPr>
+        <w:t xml:space="preserve"> 多跳查询图扩展最强、内容型查询稠密占优， 按查询类型路由是下一版方向。拒答判定在两套系统中均不能只靠检索分（分数区间重叠）， 须结合证据覆盖判定——与 QA 层现有设计一致。</w:t>
+      </w:r>
+    </w:p>
+    <w:p>
+      <w:r>
+        <w:rPr>
+          <w:rFonts w:ascii="Microsoft YaHei" w:hAnsi="Microsoft YaHei" w:eastAsia="Microsoft YaHei"/>
+          <w:b/>
+          <w:sz w:val="21"/>
+        </w:rPr>
+        <w:t>混合检索已合入生产接口</w:t>
+      </w:r>
+      <w:r>
+        <w:rPr>
+          <w:rFonts w:ascii="Microsoft YaHei" w:hAnsi="Microsoft YaHei" w:eastAsia="Microsoft YaHei"/>
+          <w:sz w:val="21"/>
+        </w:rPr>
+        <w:t>：</w:t>
+      </w:r>
+      <w:r>
+        <w:rPr>
+          <w:rFonts w:ascii="Consolas" w:hAnsi="Consolas" w:eastAsia="Microsoft YaHei"/>
+          <w:sz w:val="20"/>
+        </w:rPr>
+        <w:t>POST /api/v1/knowledge/search</w:t>
+      </w:r>
+      <w:r>
+        <w:rPr>
+          <w:rFonts w:ascii="Microsoft YaHei" w:hAnsi="Microsoft YaHei" w:eastAsia="Microsoft YaHei"/>
+          <w:sz w:val="21"/>
+        </w:rPr>
+        <w:t xml:space="preserve"> 新增 </w:t>
+      </w:r>
+      <w:r>
+        <w:rPr>
+          <w:rFonts w:ascii="Consolas" w:hAnsi="Consolas" w:eastAsia="Microsoft YaHei"/>
+          <w:sz w:val="20"/>
+        </w:rPr>
+        <w:t>retrieval_mode=hybrid</w:t>
+      </w:r>
+      <w:r>
+        <w:rPr>
+          <w:rFonts w:ascii="Microsoft YaHei" w:hAnsi="Microsoft YaHei" w:eastAsia="Microsoft YaHei"/>
+          <w:sz w:val="21"/>
+        </w:rPr>
+        <w:t xml:space="preserve">（词法/图排序与 BGE-M3 稠密排序的 RRF 融合；昇腾池嵌入）， 冷启动建索引约 4 秒、热查询约 0.35 秒；嵌入通道未配置或调用失败时安全回退词法排序 并以 </w:t>
+      </w:r>
+      <w:r>
+        <w:rPr>
+          <w:rFonts w:ascii="Consolas" w:hAnsi="Consolas" w:eastAsia="Microsoft YaHei"/>
+          <w:sz w:val="20"/>
+        </w:rPr>
+        <w:t>mode</w:t>
+      </w:r>
+      <w:r>
+        <w:rPr>
+          <w:rFonts w:ascii="Microsoft YaHei" w:hAnsi="Microsoft YaHei" w:eastAsia="Microsoft YaHei"/>
+          <w:sz w:val="21"/>
+        </w:rPr>
+        <w:t xml:space="preserve"> 字段如实标注，行为有 5 项单元测试守卫。</w:t>
+      </w:r>
     </w:p>
     <w:p>
       <w:r>
@@ -11169,7 +12566,7 @@
         </w:trPr>
         <w:tc>
           <w:tcPr>
-            <w:tcW w:type="dxa" w:w="1164"/>
+            <w:tcW w:type="dxa" w:w="1152"/>
             <w:vAlign w:val="center"/>
             <w:tcMar>
               <w:top w:w="38" w:type="dxa"/>
@@ -11205,7 +12602,7 @@
         </w:tc>
         <w:tc>
           <w:tcPr>
-            <w:tcW w:type="dxa" w:w="3327"/>
+            <w:tcW w:type="dxa" w:w="3436"/>
             <w:vAlign w:val="center"/>
             <w:tcMar>
               <w:top w:w="38" w:type="dxa"/>
@@ -11241,7 +12638,7 @@
         </w:tc>
         <w:tc>
           <w:tcPr>
-            <w:tcW w:type="dxa" w:w="5157"/>
+            <w:tcW w:type="dxa" w:w="5060"/>
             <w:vAlign w:val="center"/>
             <w:tcMar>
               <w:top w:w="38" w:type="dxa"/>
@@ -11282,7 +12679,7 @@
         </w:trPr>
         <w:tc>
           <w:tcPr>
-            <w:tcW w:type="dxa" w:w="1164"/>
+            <w:tcW w:type="dxa" w:w="1152"/>
             <w:vAlign w:val="center"/>
             <w:tcMar>
               <w:top w:w="38" w:type="dxa"/>
@@ -11316,7 +12713,7 @@
         </w:tc>
         <w:tc>
           <w:tcPr>
-            <w:tcW w:type="dxa" w:w="3327"/>
+            <w:tcW w:type="dxa" w:w="3436"/>
             <w:vAlign w:val="center"/>
             <w:tcMar>
               <w:top w:w="38" w:type="dxa"/>
@@ -11350,7 +12747,7 @@
         </w:tc>
         <w:tc>
           <w:tcPr>
-            <w:tcW w:type="dxa" w:w="5157"/>
+            <w:tcW w:type="dxa" w:w="5060"/>
             <w:vAlign w:val="center"/>
             <w:tcMar>
               <w:top w:w="38" w:type="dxa"/>
@@ -11389,7 +12786,7 @@
         </w:trPr>
         <w:tc>
           <w:tcPr>
-            <w:tcW w:type="dxa" w:w="1164"/>
+            <w:tcW w:type="dxa" w:w="1152"/>
             <w:vAlign w:val="center"/>
             <w:tcMar>
               <w:top w:w="38" w:type="dxa"/>
@@ -11424,7 +12821,7 @@
         </w:tc>
         <w:tc>
           <w:tcPr>
-            <w:tcW w:type="dxa" w:w="3327"/>
+            <w:tcW w:type="dxa" w:w="3436"/>
             <w:vAlign w:val="center"/>
             <w:tcMar>
               <w:top w:w="38" w:type="dxa"/>
@@ -11459,7 +12856,7 @@
         </w:tc>
         <w:tc>
           <w:tcPr>
-            <w:tcW w:type="dxa" w:w="5157"/>
+            <w:tcW w:type="dxa" w:w="5060"/>
             <w:vAlign w:val="center"/>
             <w:tcMar>
               <w:top w:w="38" w:type="dxa"/>
@@ -11523,7 +12920,7 @@
         </w:trPr>
         <w:tc>
           <w:tcPr>
-            <w:tcW w:type="dxa" w:w="1164"/>
+            <w:tcW w:type="dxa" w:w="1152"/>
             <w:vAlign w:val="center"/>
             <w:tcMar>
               <w:top w:w="38" w:type="dxa"/>
@@ -11551,13 +12948,13 @@
                 <w:color w:val="000000"/>
                 <w:sz w:val="17"/>
               </w:rPr>
-              <w:t>R-NX-08</w:t>
+              <w:t>R-KN-07</w:t>
             </w:r>
           </w:p>
         </w:tc>
         <w:tc>
           <w:tcPr>
-            <w:tcW w:type="dxa" w:w="3327"/>
+            <w:tcW w:type="dxa" w:w="3436"/>
             <w:vAlign w:val="center"/>
             <w:tcMar>
               <w:top w:w="38" w:type="dxa"/>
@@ -11585,13 +12982,13 @@
                 <w:color w:val="000000"/>
                 <w:sz w:val="17"/>
               </w:rPr>
-              <w:t>平台问答全帧记录与 2254 字答案原文</w:t>
+              <w:t>检索评测基准与三系统对照（301 题，两轮运行留档）</w:t>
             </w:r>
           </w:p>
         </w:tc>
         <w:tc>
           <w:tcPr>
-            <w:tcW w:type="dxa" w:w="5157"/>
+            <w:tcW w:type="dxa" w:w="5060"/>
             <w:vAlign w:val="center"/>
             <w:tcMar>
               <w:top w:w="38" w:type="dxa"/>
@@ -11619,7 +13016,39 @@
                 <w:color w:val="000000"/>
                 <w:sz w:val="16"/>
               </w:rPr>
-              <w:t>07_证据包/R-NX-08_ws-frames.json</w:t>
+              <w:t>07_证据包/R-KN-07_retrieval-benchmark.yaml</w:t>
+            </w:r>
+            <w:r>
+              <w:rPr>
+                <w:rFonts w:ascii="Microsoft YaHei" w:hAnsi="Microsoft YaHei" w:eastAsia="Microsoft YaHei"/>
+                <w:color w:val="000000"/>
+                <w:sz w:val="17"/>
+              </w:rPr>
+              <w:t xml:space="preserve"> + </w:t>
+            </w:r>
+            <w:r>
+              <w:rPr>
+                <w:rFonts w:ascii="Consolas" w:hAnsi="Consolas" w:eastAsia="Microsoft YaHei"/>
+                <w:color w:val="000000"/>
+                <w:sz w:val="16"/>
+              </w:rPr>
+              <w:t>R-KN-07_benchmark.json</w:t>
+            </w:r>
+            <w:r>
+              <w:rPr>
+                <w:rFonts w:ascii="Microsoft YaHei" w:hAnsi="Microsoft YaHei" w:eastAsia="Microsoft YaHei"/>
+                <w:color w:val="000000"/>
+                <w:sz w:val="17"/>
+              </w:rPr>
+              <w:t xml:space="preserve"> + </w:t>
+            </w:r>
+            <w:r>
+              <w:rPr>
+                <w:rFonts w:ascii="Consolas" w:hAnsi="Consolas" w:eastAsia="Microsoft YaHei"/>
+                <w:color w:val="000000"/>
+                <w:sz w:val="16"/>
+              </w:rPr>
+              <w:t>R-KN-07_eval-results.json</w:t>
             </w:r>
           </w:p>
         </w:tc>
@@ -11630,7 +13059,7 @@
         </w:trPr>
         <w:tc>
           <w:tcPr>
-            <w:tcW w:type="dxa" w:w="1164"/>
+            <w:tcW w:type="dxa" w:w="1152"/>
             <w:vAlign w:val="center"/>
             <w:tcMar>
               <w:top w:w="38" w:type="dxa"/>
@@ -11659,13 +13088,13 @@
                 <w:color w:val="000000"/>
                 <w:sz w:val="17"/>
               </w:rPr>
-              <w:t>R-NX-09</w:t>
+              <w:t>R-KN-08</w:t>
             </w:r>
           </w:p>
         </w:tc>
         <w:tc>
           <w:tcPr>
-            <w:tcW w:type="dxa" w:w="3327"/>
+            <w:tcW w:type="dxa" w:w="3436"/>
             <w:vAlign w:val="center"/>
             <w:tcMar>
               <w:top w:w="38" w:type="dxa"/>
@@ -11694,13 +13123,13 @@
                 <w:color w:val="000000"/>
                 <w:sz w:val="17"/>
               </w:rPr>
-              <w:t>完整 SSE 原始事件流 / 事件序列 / 工具轨迹 / 运行摘要 / 发布版本记录</w:t>
+              <w:t>本体证据可回溯审计（引用 89.9% / 关系 85.0% / 节点 96.0%）</w:t>
             </w:r>
           </w:p>
         </w:tc>
         <w:tc>
           <w:tcPr>
-            <w:tcW w:type="dxa" w:w="5157"/>
+            <w:tcW w:type="dxa" w:w="5060"/>
             <w:vAlign w:val="center"/>
             <w:tcMar>
               <w:top w:w="38" w:type="dxa"/>
@@ -11725,11 +13154,19 @@
             </w:pPr>
             <w:r>
               <w:rPr>
+                <w:rFonts w:ascii="Consolas" w:hAnsi="Consolas" w:eastAsia="Microsoft YaHei"/>
+                <w:color w:val="000000"/>
+                <w:sz w:val="16"/>
+              </w:rPr>
+              <w:t>07_证据包/R-KN-08_audit.yaml</w:t>
+            </w:r>
+            <w:r>
+              <w:rPr>
                 <w:rFonts w:ascii="Microsoft YaHei" w:hAnsi="Microsoft YaHei" w:eastAsia="Microsoft YaHei"/>
                 <w:color w:val="000000"/>
                 <w:sz w:val="17"/>
               </w:rPr>
-              <w:t>证据包随开源仓库归档（</w:t>
+              <w:t xml:space="preserve"> + </w:t>
             </w:r>
             <w:r>
               <w:rPr>
@@ -11737,15 +13174,7 @@
                 <w:color w:val="000000"/>
                 <w:sz w:val="16"/>
               </w:rPr>
-              <w:t>artifacts/nexent-platform-acceptance/evidence/llm-qa-2026-09-30/</w:t>
-            </w:r>
-            <w:r>
-              <w:rPr>
-                <w:rFonts w:ascii="Microsoft YaHei" w:hAnsi="Microsoft YaHei" w:eastAsia="Microsoft YaHei"/>
-                <w:color w:val="000000"/>
-                <w:sz w:val="17"/>
-              </w:rPr>
-              <w:t>）</w:t>
+              <w:t>R-KN-08_audit.json</w:t>
             </w:r>
           </w:p>
         </w:tc>
@@ -11756,7 +13185,7 @@
         </w:trPr>
         <w:tc>
           <w:tcPr>
-            <w:tcW w:type="dxa" w:w="1164"/>
+            <w:tcW w:type="dxa" w:w="1152"/>
             <w:vAlign w:val="center"/>
             <w:tcMar>
               <w:top w:w="38" w:type="dxa"/>
@@ -11784,13 +13213,13 @@
                 <w:color w:val="000000"/>
                 <w:sz w:val="17"/>
               </w:rPr>
-              <w:t>R-KN-04</w:t>
+              <w:t>R-NX-08</w:t>
             </w:r>
           </w:p>
         </w:tc>
         <w:tc>
           <w:tcPr>
-            <w:tcW w:type="dxa" w:w="3327"/>
+            <w:tcW w:type="dxa" w:w="3436"/>
             <w:vAlign w:val="center"/>
             <w:tcMar>
               <w:top w:w="38" w:type="dxa"/>
@@ -11818,13 +13247,13 @@
                 <w:color w:val="000000"/>
                 <w:sz w:val="17"/>
               </w:rPr>
-              <w:t>问答轨迹 API JSON（问题 → 检索 → 决策 → 证据链，hop=0）</w:t>
+              <w:t>平台问答全帧记录与 2254 字答案原文</w:t>
             </w:r>
           </w:p>
         </w:tc>
         <w:tc>
           <w:tcPr>
-            <w:tcW w:type="dxa" w:w="5157"/>
+            <w:tcW w:type="dxa" w:w="5060"/>
             <w:vAlign w:val="center"/>
             <w:tcMar>
               <w:top w:w="38" w:type="dxa"/>
@@ -11852,7 +13281,7 @@
                 <w:color w:val="000000"/>
                 <w:sz w:val="16"/>
               </w:rPr>
-              <w:t>07_证据包/R-KN-04_knowledge-qa-trace.json</w:t>
+              <w:t>07_证据包/R-NX-08_ws-frames.json</w:t>
             </w:r>
           </w:p>
         </w:tc>
@@ -11863,7 +13292,7 @@
         </w:trPr>
         <w:tc>
           <w:tcPr>
-            <w:tcW w:type="dxa" w:w="1164"/>
+            <w:tcW w:type="dxa" w:w="1152"/>
             <w:vAlign w:val="center"/>
             <w:tcMar>
               <w:top w:w="38" w:type="dxa"/>
@@ -11892,13 +13321,13 @@
                 <w:color w:val="000000"/>
                 <w:sz w:val="17"/>
               </w:rPr>
-              <w:t>R-KN-05</w:t>
+              <w:t>R-NX-09</w:t>
             </w:r>
           </w:p>
         </w:tc>
         <w:tc>
           <w:tcPr>
-            <w:tcW w:type="dxa" w:w="3327"/>
+            <w:tcW w:type="dxa" w:w="3436"/>
             <w:vAlign w:val="center"/>
             <w:tcMar>
               <w:top w:w="38" w:type="dxa"/>
@@ -11927,13 +13356,13 @@
                 <w:color w:val="000000"/>
                 <w:sz w:val="17"/>
               </w:rPr>
-              <w:t>多跳问答轨迹 API JSON（hop=0/1/2 三档证据，跨 6 份资产版本）</w:t>
+              <w:t>完整 SSE 原始事件流 / 事件序列 / 工具轨迹 / 运行摘要 / 发布版本记录</w:t>
             </w:r>
           </w:p>
         </w:tc>
         <w:tc>
           <w:tcPr>
-            <w:tcW w:type="dxa" w:w="5157"/>
+            <w:tcW w:type="dxa" w:w="5060"/>
             <w:vAlign w:val="center"/>
             <w:tcMar>
               <w:top w:w="38" w:type="dxa"/>
@@ -11958,11 +13387,27 @@
             </w:pPr>
             <w:r>
               <w:rPr>
+                <w:rFonts w:ascii="Microsoft YaHei" w:hAnsi="Microsoft YaHei" w:eastAsia="Microsoft YaHei"/>
+                <w:color w:val="000000"/>
+                <w:sz w:val="17"/>
+              </w:rPr>
+              <w:t>证据包随开源仓库归档（</w:t>
+            </w:r>
+            <w:r>
+              <w:rPr>
                 <w:rFonts w:ascii="Consolas" w:hAnsi="Consolas" w:eastAsia="Microsoft YaHei"/>
                 <w:color w:val="000000"/>
                 <w:sz w:val="16"/>
               </w:rPr>
-              <w:t>07_证据包/R-KN-05_knowledge-multihop-trace.json</w:t>
+              <w:t>artifacts/nexent-platform-acceptance/evidence/llm-qa-2026-09-30/</w:t>
+            </w:r>
+            <w:r>
+              <w:rPr>
+                <w:rFonts w:ascii="Microsoft YaHei" w:hAnsi="Microsoft YaHei" w:eastAsia="Microsoft YaHei"/>
+                <w:color w:val="000000"/>
+                <w:sz w:val="17"/>
+              </w:rPr>
+              <w:t>）</w:t>
             </w:r>
           </w:p>
         </w:tc>
@@ -11973,7 +13418,7 @@
         </w:trPr>
         <w:tc>
           <w:tcPr>
-            <w:tcW w:type="dxa" w:w="1164"/>
+            <w:tcW w:type="dxa" w:w="1152"/>
             <w:vAlign w:val="center"/>
             <w:tcMar>
               <w:top w:w="38" w:type="dxa"/>
@@ -12001,13 +13446,13 @@
                 <w:color w:val="000000"/>
                 <w:sz w:val="17"/>
               </w:rPr>
-              <w:t>R-KN-06</w:t>
+              <w:t>R-KN-04</w:t>
             </w:r>
           </w:p>
         </w:tc>
         <w:tc>
           <w:tcPr>
-            <w:tcW w:type="dxa" w:w="3327"/>
+            <w:tcW w:type="dxa" w:w="3436"/>
             <w:vAlign w:val="center"/>
             <w:tcMar>
               <w:top w:w="38" w:type="dxa"/>
@@ -12035,13 +13480,13 @@
                 <w:color w:val="000000"/>
                 <w:sz w:val="17"/>
               </w:rPr>
-              <w:t>检索-生成问答真实模型轨迹（带引用拒答）</w:t>
+              <w:t>问答轨迹 API JSON（问题 → 检索 → 决策 → 证据链，hop=0）</w:t>
             </w:r>
           </w:p>
         </w:tc>
         <w:tc>
           <w:tcPr>
-            <w:tcW w:type="dxa" w:w="5157"/>
+            <w:tcW w:type="dxa" w:w="5060"/>
             <w:vAlign w:val="center"/>
             <w:tcMar>
               <w:top w:w="38" w:type="dxa"/>
@@ -12069,7 +13514,7 @@
                 <w:color w:val="000000"/>
                 <w:sz w:val="16"/>
               </w:rPr>
-              <w:t>07_证据包/R-KN-06_knowledge-llm-qa-trace.json</w:t>
+              <w:t>07_证据包/R-KN-04_knowledge-qa-trace.json</w:t>
             </w:r>
           </w:p>
         </w:tc>
@@ -12080,7 +13525,42 @@
         </w:trPr>
         <w:tc>
           <w:tcPr>
-            <w:tcW w:type="dxa" w:w="1164"/>
+            <w:tcW w:type="dxa" w:w="1152"/>
+            <w:vAlign w:val="center"/>
+            <w:tcMar>
+              <w:top w:w="38" w:type="dxa"/>
+              <w:start w:w="70" w:type="dxa"/>
+              <w:bottom w:w="38" w:type="dxa"/>
+              <w:end w:w="70" w:type="dxa"/>
+            </w:tcMar>
+            <w:tcBorders>
+              <w:top w:val="single" w:sz="6" w:space="0" w:color="D9D9D9"/>
+              <w:left w:val="single" w:sz="6" w:space="0" w:color="D9D9D9"/>
+              <w:bottom w:val="single" w:sz="6" w:space="0" w:color="D9D9D9"/>
+              <w:right w:val="single" w:sz="6" w:space="0" w:color="D9D9D9"/>
+              <w:insideH w:val="single" w:sz="6" w:space="0" w:color="D9D9D9"/>
+              <w:insideV w:val="single" w:sz="6" w:space="0" w:color="D9D9D9"/>
+            </w:tcBorders>
+            <w:shd w:fill="F3F7FA"/>
+          </w:tcPr>
+          <w:p>
+            <w:pPr>
+              <w:spacing w:after="0" w:line="252" w:lineRule="auto"/>
+              <w:jc w:val="center"/>
+            </w:pPr>
+            <w:r>
+              <w:rPr>
+                <w:rFonts w:ascii="Microsoft YaHei" w:hAnsi="Microsoft YaHei" w:eastAsia="Microsoft YaHei"/>
+                <w:color w:val="000000"/>
+                <w:sz w:val="17"/>
+              </w:rPr>
+              <w:t>R-KN-05</w:t>
+            </w:r>
+          </w:p>
+        </w:tc>
+        <w:tc>
+          <w:tcPr>
+            <w:tcW w:type="dxa" w:w="3436"/>
             <w:vAlign w:val="center"/>
             <w:tcMar>
               <w:top w:w="38" w:type="dxa"/>
@@ -12109,13 +13589,13 @@
                 <w:color w:val="000000"/>
                 <w:sz w:val="17"/>
               </w:rPr>
-              <w:t>R-LLM-01/02、R-MA-01</w:t>
+              <w:t>多跳问答轨迹 API JSON（hop=0/1/2 三档证据，跨 6 份资产版本）</w:t>
             </w:r>
           </w:p>
         </w:tc>
         <w:tc>
           <w:tcPr>
-            <w:tcW w:type="dxa" w:w="3327"/>
+            <w:tcW w:type="dxa" w:w="5060"/>
             <w:vAlign w:val="center"/>
             <w:tcMar>
               <w:top w:w="38" w:type="dxa"/>
@@ -12140,17 +13620,199 @@
             </w:pPr>
             <w:r>
               <w:rPr>
+                <w:rFonts w:ascii="Consolas" w:hAnsi="Consolas" w:eastAsia="Microsoft YaHei"/>
+                <w:color w:val="000000"/>
+                <w:sz w:val="16"/>
+              </w:rPr>
+              <w:t>07_证据包/R-KN-05_knowledge-multihop-trace.json</w:t>
+            </w:r>
+          </w:p>
+        </w:tc>
+      </w:tr>
+      <w:tr>
+        <w:trPr>
+          <w:cantSplit w:val="true"/>
+        </w:trPr>
+        <w:tc>
+          <w:tcPr>
+            <w:tcW w:type="dxa" w:w="1152"/>
+            <w:vAlign w:val="center"/>
+            <w:tcMar>
+              <w:top w:w="38" w:type="dxa"/>
+              <w:start w:w="70" w:type="dxa"/>
+              <w:bottom w:w="38" w:type="dxa"/>
+              <w:end w:w="70" w:type="dxa"/>
+            </w:tcMar>
+            <w:tcBorders>
+              <w:top w:val="single" w:sz="6" w:space="0" w:color="D9D9D9"/>
+              <w:left w:val="single" w:sz="6" w:space="0" w:color="D9D9D9"/>
+              <w:bottom w:val="single" w:sz="6" w:space="0" w:color="D9D9D9"/>
+              <w:right w:val="single" w:sz="6" w:space="0" w:color="D9D9D9"/>
+              <w:insideH w:val="single" w:sz="6" w:space="0" w:color="D9D9D9"/>
+              <w:insideV w:val="single" w:sz="6" w:space="0" w:color="D9D9D9"/>
+            </w:tcBorders>
+          </w:tcPr>
+          <w:p>
+            <w:pPr>
+              <w:spacing w:after="0" w:line="252" w:lineRule="auto"/>
+              <w:jc w:val="center"/>
+            </w:pPr>
+            <w:r>
+              <w:rPr>
                 <w:rFonts w:ascii="Microsoft YaHei" w:hAnsi="Microsoft YaHei" w:eastAsia="Microsoft YaHei"/>
                 <w:color w:val="000000"/>
                 <w:sz w:val="17"/>
               </w:rPr>
-              <w:t>三模型 × 三语料评测原始产物</w:t>
+              <w:t>R-KN-06</w:t>
             </w:r>
           </w:p>
         </w:tc>
         <w:tc>
           <w:tcPr>
-            <w:tcW w:type="dxa" w:w="5157"/>
+            <w:tcW w:type="dxa" w:w="3436"/>
+            <w:vAlign w:val="center"/>
+            <w:tcMar>
+              <w:top w:w="38" w:type="dxa"/>
+              <w:start w:w="70" w:type="dxa"/>
+              <w:bottom w:w="38" w:type="dxa"/>
+              <w:end w:w="70" w:type="dxa"/>
+            </w:tcMar>
+            <w:tcBorders>
+              <w:top w:val="single" w:sz="6" w:space="0" w:color="D9D9D9"/>
+              <w:left w:val="single" w:sz="6" w:space="0" w:color="D9D9D9"/>
+              <w:bottom w:val="single" w:sz="6" w:space="0" w:color="D9D9D9"/>
+              <w:right w:val="single" w:sz="6" w:space="0" w:color="D9D9D9"/>
+              <w:insideH w:val="single" w:sz="6" w:space="0" w:color="D9D9D9"/>
+              <w:insideV w:val="single" w:sz="6" w:space="0" w:color="D9D9D9"/>
+            </w:tcBorders>
+          </w:tcPr>
+          <w:p>
+            <w:pPr>
+              <w:spacing w:after="0" w:line="252" w:lineRule="auto"/>
+              <w:jc w:val="left"/>
+            </w:pPr>
+            <w:r>
+              <w:rPr>
+                <w:rFonts w:ascii="Microsoft YaHei" w:hAnsi="Microsoft YaHei" w:eastAsia="Microsoft YaHei"/>
+                <w:color w:val="000000"/>
+                <w:sz w:val="17"/>
+              </w:rPr>
+              <w:t>检索-生成问答真实模型轨迹（带引用拒答）</w:t>
+            </w:r>
+          </w:p>
+        </w:tc>
+        <w:tc>
+          <w:tcPr>
+            <w:tcW w:type="dxa" w:w="5060"/>
+            <w:vAlign w:val="center"/>
+            <w:tcMar>
+              <w:top w:w="38" w:type="dxa"/>
+              <w:start w:w="70" w:type="dxa"/>
+              <w:bottom w:w="38" w:type="dxa"/>
+              <w:end w:w="70" w:type="dxa"/>
+            </w:tcMar>
+            <w:tcBorders>
+              <w:top w:val="single" w:sz="6" w:space="0" w:color="D9D9D9"/>
+              <w:left w:val="single" w:sz="6" w:space="0" w:color="D9D9D9"/>
+              <w:bottom w:val="single" w:sz="6" w:space="0" w:color="D9D9D9"/>
+              <w:right w:val="single" w:sz="6" w:space="0" w:color="D9D9D9"/>
+              <w:insideH w:val="single" w:sz="6" w:space="0" w:color="D9D9D9"/>
+              <w:insideV w:val="single" w:sz="6" w:space="0" w:color="D9D9D9"/>
+            </w:tcBorders>
+          </w:tcPr>
+          <w:p>
+            <w:pPr>
+              <w:spacing w:after="0" w:line="252" w:lineRule="auto"/>
+              <w:jc w:val="left"/>
+            </w:pPr>
+            <w:r>
+              <w:rPr>
+                <w:rFonts w:ascii="Consolas" w:hAnsi="Consolas" w:eastAsia="Microsoft YaHei"/>
+                <w:color w:val="000000"/>
+                <w:sz w:val="16"/>
+              </w:rPr>
+              <w:t>07_证据包/R-KN-06_knowledge-llm-qa-trace.json</w:t>
+            </w:r>
+          </w:p>
+        </w:tc>
+      </w:tr>
+      <w:tr>
+        <w:trPr>
+          <w:cantSplit w:val="true"/>
+        </w:trPr>
+        <w:tc>
+          <w:tcPr>
+            <w:tcW w:type="dxa" w:w="1152"/>
+            <w:vAlign w:val="center"/>
+            <w:tcMar>
+              <w:top w:w="38" w:type="dxa"/>
+              <w:start w:w="70" w:type="dxa"/>
+              <w:bottom w:w="38" w:type="dxa"/>
+              <w:end w:w="70" w:type="dxa"/>
+            </w:tcMar>
+            <w:tcBorders>
+              <w:top w:val="single" w:sz="6" w:space="0" w:color="D9D9D9"/>
+              <w:left w:val="single" w:sz="6" w:space="0" w:color="D9D9D9"/>
+              <w:bottom w:val="single" w:sz="6" w:space="0" w:color="D9D9D9"/>
+              <w:right w:val="single" w:sz="6" w:space="0" w:color="D9D9D9"/>
+              <w:insideH w:val="single" w:sz="6" w:space="0" w:color="D9D9D9"/>
+              <w:insideV w:val="single" w:sz="6" w:space="0" w:color="D9D9D9"/>
+            </w:tcBorders>
+            <w:shd w:fill="F3F7FA"/>
+          </w:tcPr>
+          <w:p>
+            <w:pPr>
+              <w:spacing w:after="0" w:line="252" w:lineRule="auto"/>
+              <w:jc w:val="left"/>
+            </w:pPr>
+            <w:r>
+              <w:rPr>
+                <w:rFonts w:ascii="Microsoft YaHei" w:hAnsi="Microsoft YaHei" w:eastAsia="Microsoft YaHei"/>
+                <w:color w:val="000000"/>
+                <w:sz w:val="17"/>
+              </w:rPr>
+              <w:t>R-LLM-01/02、R-MA-01</w:t>
+            </w:r>
+          </w:p>
+        </w:tc>
+        <w:tc>
+          <w:tcPr>
+            <w:tcW w:type="dxa" w:w="3436"/>
+            <w:vAlign w:val="center"/>
+            <w:tcMar>
+              <w:top w:w="38" w:type="dxa"/>
+              <w:start w:w="70" w:type="dxa"/>
+              <w:bottom w:w="38" w:type="dxa"/>
+              <w:end w:w="70" w:type="dxa"/>
+            </w:tcMar>
+            <w:tcBorders>
+              <w:top w:val="single" w:sz="6" w:space="0" w:color="D9D9D9"/>
+              <w:left w:val="single" w:sz="6" w:space="0" w:color="D9D9D9"/>
+              <w:bottom w:val="single" w:sz="6" w:space="0" w:color="D9D9D9"/>
+              <w:right w:val="single" w:sz="6" w:space="0" w:color="D9D9D9"/>
+              <w:insideH w:val="single" w:sz="6" w:space="0" w:color="D9D9D9"/>
+              <w:insideV w:val="single" w:sz="6" w:space="0" w:color="D9D9D9"/>
+            </w:tcBorders>
+            <w:shd w:fill="F3F7FA"/>
+          </w:tcPr>
+          <w:p>
+            <w:pPr>
+              <w:spacing w:after="0" w:line="252" w:lineRule="auto"/>
+              <w:jc w:val="left"/>
+            </w:pPr>
+            <w:r>
+              <w:rPr>
+                <w:rFonts w:ascii="Microsoft YaHei" w:hAnsi="Microsoft YaHei" w:eastAsia="Microsoft YaHei"/>
+                <w:color w:val="000000"/>
+                <w:sz w:val="17"/>
+              </w:rPr>
+              <w:t>三模型 × 三语料评测原始产物</w:t>
+            </w:r>
+          </w:p>
+        </w:tc>
+        <w:tc>
+          <w:tcPr>
+            <w:tcW w:type="dxa" w:w="5060"/>
             <w:vAlign w:val="center"/>
             <w:tcMar>
               <w:top w:w="38" w:type="dxa"/>
@@ -16063,7 +17725,7 @@
                 <w:color w:val="000000"/>
                 <w:sz w:val="17"/>
               </w:rPr>
-              <w:t>2026-10-25</w:t>
+              <w:t>2026-10-26</w:t>
             </w:r>
           </w:p>
         </w:tc>
@@ -16098,7 +17760,7 @@
                 <w:color w:val="000000"/>
                 <w:sz w:val="17"/>
               </w:rPr>
-              <w:t>R-NX-10 完成</w:t>
+              <w:t>检索与本体定量化（R-KN-07/08）</w:t>
             </w:r>
             <w:r>
               <w:rPr>
@@ -16106,7 +17768,23 @@
                 <w:color w:val="000000"/>
                 <w:sz w:val="17"/>
               </w:rPr>
-              <w:t>：托管平台内 MCP 工具面真实调用验证（event_list 500 后自动重试成功 + knowledge_search 200，两次运行 6 次 MCP 调用、ECS 服务端日志逐条对应）；§8.1 新增、§五时间线/§六证据索引/§九诚实边界同步更新</w:t>
+              <w:t xml:space="preserve">：公开语料 8→20 份（27 资产）、本体 100 节点/200 关系；本体证据可回溯审计（引用 89.9%/关系 85%/节点 96%）；301 题三系统检索评测（RRF 混合标题型 hit@1 +40% 相对提升）并合入生产接口 </w:t>
+            </w:r>
+            <w:r>
+              <w:rPr>
+                <w:rFonts w:ascii="Consolas" w:hAnsi="Consolas" w:eastAsia="Microsoft YaHei"/>
+                <w:color w:val="000000"/>
+                <w:sz w:val="16"/>
+              </w:rPr>
+              <w:t>retrieval_mode=hybrid</w:t>
+            </w:r>
+            <w:r>
+              <w:rPr>
+                <w:rFonts w:ascii="Microsoft YaHei" w:hAnsi="Microsoft YaHei" w:eastAsia="Microsoft YaHei"/>
+                <w:color w:val="000000"/>
+                <w:sz w:val="17"/>
+              </w:rPr>
+              <w:t>（§3.4）</w:t>
             </w:r>
           </w:p>
         </w:tc>
@@ -16216,7 +17894,7 @@
                 <w:color w:val="000000"/>
                 <w:sz w:val="17"/>
               </w:rPr>
-              <w:t>国奖打磨版 1.1</w:t>
+              <w:t>R-NX-10 完成</w:t>
             </w:r>
             <w:r>
               <w:rPr>
@@ -16224,7 +17902,7 @@
                 <w:color w:val="000000"/>
                 <w:sz w:val="17"/>
               </w:rPr>
-              <w:t>：①对齐 R-NX-08 完成后的全文档口径（§一状态表、§八整节重写为验收记录+工程攻坚、§九边界重写，消除 v1.0 中“托管平台 blocked”的旧表述残留）；②内嵌 11 张图（知识域管线/调用关系/双驱动执行流/华为云全栈拓扑 4 张示意图 + 控制台/多跳/证据链/问答工作台等 7 张实测截图）；③§五调试经验按时间重排并补 R-NX-08 攻坚链；④§六/§七证据路径全部对齐提交包结构（06_示例问答截图 / 07_证据包 / 04_代码附件）；⑤封面口径与编制日期刷新</w:t>
+              <w:t>：托管平台内 MCP 工具面真实调用验证（event_list 500 后自动重试成功 + knowledge_search 200，两次运行 6 次 MCP 调用、ECS 服务端日志逐条对应）；§8.1 新增、§五时间线/§六证据索引/§九诚实边界同步更新</w:t>
             </w:r>
           </w:p>
         </w:tc>
@@ -16298,7 +17976,7 @@
                 <w:color w:val="000000"/>
                 <w:sz w:val="17"/>
               </w:rPr>
-              <w:t>2026-10-24</w:t>
+              <w:t>2026-10-25</w:t>
             </w:r>
           </w:p>
         </w:tc>
@@ -16329,10 +18007,19 @@
             <w:r>
               <w:rPr>
                 <w:rFonts w:ascii="Microsoft YaHei" w:hAnsi="Microsoft YaHei" w:eastAsia="Microsoft YaHei"/>
+                <w:b/>
                 <w:color w:val="000000"/>
                 <w:sz w:val="17"/>
               </w:rPr>
-              <w:t>§3.4 增 R-MA-01：知识域 LLM 通道切换至 ModelArts MaaS(昇腾池)完成真实推理评测</w:t>
+              <w:t>国奖打磨版 1.1</w:t>
+            </w:r>
+            <w:r>
+              <w:rPr>
+                <w:rFonts w:ascii="Microsoft YaHei" w:hAnsi="Microsoft YaHei" w:eastAsia="Microsoft YaHei"/>
+                <w:color w:val="000000"/>
+                <w:sz w:val="17"/>
+              </w:rPr>
+              <w:t>：①对齐 R-NX-08 完成后的全文档口径（§一状态表、§八整节重写为验收记录+工程攻坚、§九边界重写，消除 v1.0 中“托管平台 blocked”的旧表述残留）；②内嵌 11 张图（知识域管线/调用关系/双驱动执行流/华为云全栈拓扑 4 张示意图 + 控制台/多跳/证据链/问答工作台等 7 张实测截图）；③§五调试经验按时间重排并补 R-NX-08 攻坚链；④§六/§七证据路径全部对齐提交包结构（06_示例问答截图 / 07_证据包 / 04_代码附件）；⑤封面口径与编制日期刷新</w:t>
             </w:r>
           </w:p>
         </w:tc>
@@ -16441,7 +18128,7 @@
                 <w:color w:val="000000"/>
                 <w:sz w:val="17"/>
               </w:rPr>
-              <w:t>知识域「问答」前端工作台上线（[c:n] 引用徽章可点、证据卡、拒答横幅）；真实模型实测两景截图入包</w:t>
+              <w:t>§3.4 增 R-MA-01：知识域 LLM 通道切换至 ModelArts MaaS(昇腾池)完成真实推理评测</w:t>
             </w:r>
           </w:p>
         </w:tc>
@@ -16546,19 +18233,10 @@
             <w:r>
               <w:rPr>
                 <w:rFonts w:ascii="Microsoft YaHei" w:hAnsi="Microsoft YaHei" w:eastAsia="Microsoft YaHei"/>
-                <w:b/>
                 <w:color w:val="000000"/>
                 <w:sz w:val="17"/>
               </w:rPr>
-              <w:t>R-NX-08 完成</w:t>
-            </w:r>
-            <w:r>
-              <w:rPr>
-                <w:rFonts w:ascii="Microsoft YaHei" w:hAnsi="Microsoft YaHei" w:eastAsia="Microsoft YaHei"/>
-                <w:color w:val="000000"/>
-                <w:sz w:val="17"/>
-              </w:rPr>
-              <w:t>：托管平台内完整 Skill 问答跑通（vpc2 智能体 + VPC TLS 模型中转 + 模型名重写 + 真实拒答答案 2254 字）</w:t>
+              <w:t>知识域「问答」前端工作台上线（[c:n] 引用徽章可点、证据卡、拒答横幅）；真实模型实测两景截图入包</w:t>
             </w:r>
           </w:p>
         </w:tc>
@@ -16664,10 +18342,19 @@
             <w:r>
               <w:rPr>
                 <w:rFonts w:ascii="Microsoft YaHei" w:hAnsi="Microsoft YaHei" w:eastAsia="Microsoft YaHei"/>
+                <w:b/>
                 <w:color w:val="000000"/>
                 <w:sz w:val="17"/>
               </w:rPr>
-              <w:t>§3.4 增 R-LLM-02：真实公开政务文本双通道行为对照（LLM 关系 100% 带类型与引用，抽出法规术语）</w:t>
+              <w:t>R-NX-08 完成</w:t>
+            </w:r>
+            <w:r>
+              <w:rPr>
+                <w:rFonts w:ascii="Microsoft YaHei" w:hAnsi="Microsoft YaHei" w:eastAsia="Microsoft YaHei"/>
+                <w:color w:val="000000"/>
+                <w:sz w:val="17"/>
+              </w:rPr>
+              <w:t>：托管平台内完整 Skill 问答跑通（vpc2 智能体 + VPC TLS 模型中转 + 模型名重写 + 真实拒答答案 2254 字）</w:t>
             </w:r>
           </w:p>
         </w:tc>
@@ -16775,23 +18462,7 @@
                 <w:color w:val="000000"/>
                 <w:sz w:val="17"/>
               </w:rPr>
-              <w:t xml:space="preserve">§3.4/§六 升级为真模型口径：R-LLM-01 real 双通道对照评测（含负结果）与 R-KN-06 real 真实模型问答轨迹（DeepSeek </w:t>
-            </w:r>
-            <w:r>
-              <w:rPr>
-                <w:rFonts w:ascii="Consolas" w:hAnsi="Consolas" w:eastAsia="Microsoft YaHei"/>
-                <w:color w:val="000000"/>
-                <w:sz w:val="16"/>
-              </w:rPr>
-              <w:t>deepseek-chat</w:t>
-            </w:r>
-            <w:r>
-              <w:rPr>
-                <w:rFonts w:ascii="Microsoft YaHei" w:hAnsi="Microsoft YaHei" w:eastAsia="Microsoft YaHei"/>
-                <w:color w:val="000000"/>
-                <w:sz w:val="17"/>
-              </w:rPr>
-              <w:t>）</w:t>
+              <w:t>§3.4 增 R-LLM-02：真实公开政务文本双通道行为对照（LLM 关系 100% 带类型与引用，抽出法规术语）</w:t>
             </w:r>
           </w:p>
         </w:tc>
@@ -16865,7 +18536,7 @@
                 <w:color w:val="000000"/>
                 <w:sz w:val="17"/>
               </w:rPr>
-              <w:t>2026-09-30</w:t>
+              <w:t>2026-10-24</w:t>
             </w:r>
           </w:p>
         </w:tc>
@@ -16900,7 +18571,23 @@
                 <w:color w:val="000000"/>
                 <w:sz w:val="17"/>
               </w:rPr>
-              <w:t>建立「材料 2」独立提交件底稿：整体设计思路、Agent 配置完整细节、Skill 分层编排、调试迭代经验、示例问答截图索引、随附文件说明、托管平台状态与恢复路径、诚实边界</w:t>
+              <w:t xml:space="preserve">§3.4/§六 升级为真模型口径：R-LLM-01 real 双通道对照评测（含负结果）与 R-KN-06 real 真实模型问答轨迹（DeepSeek </w:t>
+            </w:r>
+            <w:r>
+              <w:rPr>
+                <w:rFonts w:ascii="Consolas" w:hAnsi="Consolas" w:eastAsia="Microsoft YaHei"/>
+                <w:color w:val="000000"/>
+                <w:sz w:val="16"/>
+              </w:rPr>
+              <w:t>deepseek-chat</w:t>
+            </w:r>
+            <w:r>
+              <w:rPr>
+                <w:rFonts w:ascii="Microsoft YaHei" w:hAnsi="Microsoft YaHei" w:eastAsia="Microsoft YaHei"/>
+                <w:color w:val="000000"/>
+                <w:sz w:val="17"/>
+              </w:rPr>
+              <w:t>）</w:t>
             </w:r>
           </w:p>
         </w:tc>
@@ -16923,6 +18610,113 @@
               <w:insideV w:val="single" w:sz="6" w:space="0" w:color="D9D9D9"/>
             </w:tcBorders>
             <w:shd w:fill="F3F7FA"/>
+          </w:tcPr>
+          <w:p>
+            <w:pPr>
+              <w:spacing w:after="0" w:line="252" w:lineRule="auto"/>
+              <w:jc w:val="left"/>
+            </w:pPr>
+            <w:r>
+              <w:rPr>
+                <w:rFonts w:ascii="Microsoft YaHei" w:hAnsi="Microsoft YaHei" w:eastAsia="Microsoft YaHei"/>
+                <w:color w:val="000000"/>
+                <w:sz w:val="17"/>
+              </w:rPr>
+              <w:t>liyongxiang + ZCode</w:t>
+            </w:r>
+          </w:p>
+        </w:tc>
+      </w:tr>
+      <w:tr>
+        <w:trPr>
+          <w:cantSplit w:val="true"/>
+        </w:trPr>
+        <w:tc>
+          <w:tcPr>
+            <w:tcW w:type="dxa" w:w="1359"/>
+            <w:vAlign w:val="center"/>
+            <w:tcMar>
+              <w:top w:w="38" w:type="dxa"/>
+              <w:start w:w="70" w:type="dxa"/>
+              <w:bottom w:w="38" w:type="dxa"/>
+              <w:end w:w="70" w:type="dxa"/>
+            </w:tcMar>
+            <w:tcBorders>
+              <w:top w:val="single" w:sz="6" w:space="0" w:color="D9D9D9"/>
+              <w:left w:val="single" w:sz="6" w:space="0" w:color="D9D9D9"/>
+              <w:bottom w:val="single" w:sz="6" w:space="0" w:color="D9D9D9"/>
+              <w:right w:val="single" w:sz="6" w:space="0" w:color="D9D9D9"/>
+              <w:insideH w:val="single" w:sz="6" w:space="0" w:color="D9D9D9"/>
+              <w:insideV w:val="single" w:sz="6" w:space="0" w:color="D9D9D9"/>
+            </w:tcBorders>
+          </w:tcPr>
+          <w:p>
+            <w:pPr>
+              <w:spacing w:after="0" w:line="252" w:lineRule="auto"/>
+              <w:jc w:val="left"/>
+            </w:pPr>
+            <w:r>
+              <w:rPr>
+                <w:rFonts w:ascii="Microsoft YaHei" w:hAnsi="Microsoft YaHei" w:eastAsia="Microsoft YaHei"/>
+                <w:color w:val="000000"/>
+                <w:sz w:val="17"/>
+              </w:rPr>
+              <w:t>2026-09-30</w:t>
+            </w:r>
+          </w:p>
+        </w:tc>
+        <w:tc>
+          <w:tcPr>
+            <w:tcW w:type="dxa" w:w="5707"/>
+            <w:vAlign w:val="center"/>
+            <w:tcMar>
+              <w:top w:w="38" w:type="dxa"/>
+              <w:start w:w="70" w:type="dxa"/>
+              <w:bottom w:w="38" w:type="dxa"/>
+              <w:end w:w="70" w:type="dxa"/>
+            </w:tcMar>
+            <w:tcBorders>
+              <w:top w:val="single" w:sz="6" w:space="0" w:color="D9D9D9"/>
+              <w:left w:val="single" w:sz="6" w:space="0" w:color="D9D9D9"/>
+              <w:bottom w:val="single" w:sz="6" w:space="0" w:color="D9D9D9"/>
+              <w:right w:val="single" w:sz="6" w:space="0" w:color="D9D9D9"/>
+              <w:insideH w:val="single" w:sz="6" w:space="0" w:color="D9D9D9"/>
+              <w:insideV w:val="single" w:sz="6" w:space="0" w:color="D9D9D9"/>
+            </w:tcBorders>
+          </w:tcPr>
+          <w:p>
+            <w:pPr>
+              <w:spacing w:after="0" w:line="252" w:lineRule="auto"/>
+              <w:jc w:val="left"/>
+            </w:pPr>
+            <w:r>
+              <w:rPr>
+                <w:rFonts w:ascii="Microsoft YaHei" w:hAnsi="Microsoft YaHei" w:eastAsia="Microsoft YaHei"/>
+                <w:color w:val="000000"/>
+                <w:sz w:val="17"/>
+              </w:rPr>
+              <w:t>建立「材料 2」独立提交件底稿：整体设计思路、Agent 配置完整细节、Skill 分层编排、调试迭代经验、示例问答截图索引、随附文件说明、托管平台状态与恢复路径、诚实边界</w:t>
+            </w:r>
+          </w:p>
+        </w:tc>
+        <w:tc>
+          <w:tcPr>
+            <w:tcW w:type="dxa" w:w="2582"/>
+            <w:vAlign w:val="center"/>
+            <w:tcMar>
+              <w:top w:w="38" w:type="dxa"/>
+              <w:start w:w="70" w:type="dxa"/>
+              <w:bottom w:w="38" w:type="dxa"/>
+              <w:end w:w="70" w:type="dxa"/>
+            </w:tcMar>
+            <w:tcBorders>
+              <w:top w:val="single" w:sz="6" w:space="0" w:color="D9D9D9"/>
+              <w:left w:val="single" w:sz="6" w:space="0" w:color="D9D9D9"/>
+              <w:bottom w:val="single" w:sz="6" w:space="0" w:color="D9D9D9"/>
+              <w:right w:val="single" w:sz="6" w:space="0" w:color="D9D9D9"/>
+              <w:insideH w:val="single" w:sz="6" w:space="0" w:color="D9D9D9"/>
+              <w:insideV w:val="single" w:sz="6" w:space="0" w:color="D9D9D9"/>
+            </w:tcBorders>
           </w:tcPr>
           <w:p>
             <w:pPr>

--- a/项目文档/华为ICT赛道三_Nexent智能体设计说明.docx
+++ b/项目文档/华为ICT赛道三_Nexent智能体设计说明.docx
@@ -7843,6 +7843,61 @@
       </w:pPr>
     </w:p>
     <w:p>
+      <w:pPr>
+        <w:keepNext/>
+        <w:spacing w:before="120"/>
+        <w:jc w:val="center"/>
+      </w:pPr>
+      <w:r>
+        <w:drawing>
+          <wp:inline xmlns:a="http://schemas.openxmlformats.org/drawingml/2006/main" xmlns:pic="http://schemas.openxmlformats.org/drawingml/2006/picture">
+            <wp:extent cx="5669280" cy="2482920"/>
+            <wp:docPr id="2" name="Picture 2"/>
+            <wp:cNvGraphicFramePr>
+              <a:graphicFrameLocks noChangeAspect="1"/>
+            </wp:cNvGraphicFramePr>
+            <a:graphic>
+              <a:graphicData uri="http://schemas.openxmlformats.org/drawingml/2006/picture">
+                <pic:pic>
+                  <pic:nvPicPr>
+                    <pic:cNvPr id="0" name="fig-m2-retrieval-eval.png"/>
+                    <pic:cNvPicPr/>
+                  </pic:nvPicPr>
+                  <pic:blipFill>
+                    <a:blip r:embed="rId12"/>
+                    <a:stretch>
+                      <a:fillRect/>
+                    </a:stretch>
+                  </pic:blipFill>
+                  <pic:spPr>
+                    <a:xfrm>
+                      <a:off x="0" y="0"/>
+                      <a:ext cx="5669280" cy="2482920"/>
+                    </a:xfrm>
+                    <a:prstGeom prst="rect"/>
+                  </pic:spPr>
+                </pic:pic>
+              </a:graphicData>
+            </a:graphic>
+          </wp:inline>
+        </w:drawing>
+      </w:r>
+    </w:p>
+    <w:p>
+      <w:pPr>
+        <w:spacing w:after="200"/>
+        <w:jc w:val="center"/>
+      </w:pPr>
+      <w:r>
+        <w:rPr>
+          <w:rFonts w:ascii="Microsoft YaHei" w:hAnsi="Microsoft YaHei" w:eastAsia="Microsoft YaHei"/>
+          <w:color w:val="5A5A5A"/>
+          <w:sz w:val="18"/>
+        </w:rPr>
+        <w:t>图 14 R-KN-07 检索评测三系统对照（hit@1 / hit@5，301 题 / 27 资产语料）：RRF 混合标题型 hit@1 +40% 相对且召回深度不损失；本体二跳走图扩展最强</w:t>
+      </w:r>
+    </w:p>
+    <w:p>
       <w:r>
         <w:rPr>
           <w:rFonts w:ascii="Microsoft YaHei" w:hAnsi="Microsoft YaHei" w:eastAsia="Microsoft YaHei"/>
@@ -8075,7 +8130,7 @@
         <w:drawing>
           <wp:inline xmlns:a="http://schemas.openxmlformats.org/drawingml/2006/main" xmlns:pic="http://schemas.openxmlformats.org/drawingml/2006/picture">
             <wp:extent cx="5669280" cy="3462917"/>
-            <wp:docPr id="2" name="Picture 2"/>
+            <wp:docPr id="3" name="Picture 3"/>
             <wp:cNvGraphicFramePr>
               <a:graphicFrameLocks noChangeAspect="1"/>
             </wp:cNvGraphicFramePr>
@@ -8087,7 +8142,7 @@
                     <pic:cNvPicPr/>
                   </pic:nvPicPr>
                   <pic:blipFill>
-                    <a:blip r:embed="rId12"/>
+                    <a:blip r:embed="rId13"/>
                     <a:stretch>
                       <a:fillRect/>
                     </a:stretch>
@@ -9094,7 +9149,7 @@
         <w:drawing>
           <wp:inline xmlns:a="http://schemas.openxmlformats.org/drawingml/2006/main" xmlns:pic="http://schemas.openxmlformats.org/drawingml/2006/picture">
             <wp:extent cx="5669280" cy="3161075"/>
-            <wp:docPr id="3" name="Picture 3"/>
+            <wp:docPr id="4" name="Picture 4"/>
             <wp:cNvGraphicFramePr>
               <a:graphicFrameLocks noChangeAspect="1"/>
             </wp:cNvGraphicFramePr>
@@ -9106,7 +9161,7 @@
                     <pic:cNvPicPr/>
                   </pic:nvPicPr>
                   <pic:blipFill>
-                    <a:blip r:embed="rId13"/>
+                    <a:blip r:embed="rId14"/>
                     <a:stretch>
                       <a:fillRect/>
                     </a:stretch>
@@ -10225,7 +10280,7 @@
         <w:drawing>
           <wp:inline xmlns:a="http://schemas.openxmlformats.org/drawingml/2006/main" xmlns:pic="http://schemas.openxmlformats.org/drawingml/2006/picture">
             <wp:extent cx="5669280" cy="3543300"/>
-            <wp:docPr id="4" name="Picture 4"/>
+            <wp:docPr id="5" name="Picture 5"/>
             <wp:cNvGraphicFramePr>
               <a:graphicFrameLocks noChangeAspect="1"/>
             </wp:cNvGraphicFramePr>
@@ -10237,7 +10292,7 @@
                     <pic:cNvPicPr/>
                   </pic:nvPicPr>
                   <pic:blipFill>
-                    <a:blip r:embed="rId14"/>
+                    <a:blip r:embed="rId15"/>
                     <a:stretch>
                       <a:fillRect/>
                     </a:stretch>
@@ -10280,7 +10335,7 @@
         <w:drawing>
           <wp:inline xmlns:a="http://schemas.openxmlformats.org/drawingml/2006/main" xmlns:pic="http://schemas.openxmlformats.org/drawingml/2006/picture">
             <wp:extent cx="5669280" cy="3543300"/>
-            <wp:docPr id="5" name="Picture 5"/>
+            <wp:docPr id="6" name="Picture 6"/>
             <wp:cNvGraphicFramePr>
               <a:graphicFrameLocks noChangeAspect="1"/>
             </wp:cNvGraphicFramePr>
@@ -10292,7 +10347,7 @@
                     <pic:cNvPicPr/>
                   </pic:nvPicPr>
                   <pic:blipFill>
-                    <a:blip r:embed="rId15"/>
+                    <a:blip r:embed="rId16"/>
                     <a:stretch>
                       <a:fillRect/>
                     </a:stretch>
@@ -12239,7 +12294,7 @@
         <w:drawing>
           <wp:inline xmlns:a="http://schemas.openxmlformats.org/drawingml/2006/main" xmlns:pic="http://schemas.openxmlformats.org/drawingml/2006/picture">
             <wp:extent cx="5669280" cy="4105799"/>
-            <wp:docPr id="6" name="Picture 6"/>
+            <wp:docPr id="7" name="Picture 7"/>
             <wp:cNvGraphicFramePr>
               <a:graphicFrameLocks noChangeAspect="1"/>
             </wp:cNvGraphicFramePr>
@@ -12251,7 +12306,7 @@
                     <pic:cNvPicPr/>
                   </pic:nvPicPr>
                   <pic:blipFill>
-                    <a:blip r:embed="rId16"/>
+                    <a:blip r:embed="rId17"/>
                     <a:stretch>
                       <a:fillRect/>
                     </a:stretch>
@@ -12311,7 +12366,7 @@
         <w:drawing>
           <wp:inline xmlns:a="http://schemas.openxmlformats.org/drawingml/2006/main" xmlns:pic="http://schemas.openxmlformats.org/drawingml/2006/picture">
             <wp:extent cx="5669280" cy="3543300"/>
-            <wp:docPr id="7" name="Picture 7"/>
+            <wp:docPr id="8" name="Picture 8"/>
             <wp:cNvGraphicFramePr>
               <a:graphicFrameLocks noChangeAspect="1"/>
             </wp:cNvGraphicFramePr>
@@ -12323,7 +12378,7 @@
                     <pic:cNvPicPr/>
                   </pic:nvPicPr>
                   <pic:blipFill>
-                    <a:blip r:embed="rId17"/>
+                    <a:blip r:embed="rId18"/>
                     <a:stretch>
                       <a:fillRect/>
                     </a:stretch>
@@ -12366,7 +12421,7 @@
         <w:drawing>
           <wp:inline xmlns:a="http://schemas.openxmlformats.org/drawingml/2006/main" xmlns:pic="http://schemas.openxmlformats.org/drawingml/2006/picture">
             <wp:extent cx="5669280" cy="3543300"/>
-            <wp:docPr id="8" name="Picture 8"/>
+            <wp:docPr id="9" name="Picture 9"/>
             <wp:cNvGraphicFramePr>
               <a:graphicFrameLocks noChangeAspect="1"/>
             </wp:cNvGraphicFramePr>
@@ -12378,7 +12433,7 @@
                     <pic:cNvPicPr/>
                   </pic:nvPicPr>
                   <pic:blipFill>
-                    <a:blip r:embed="rId18"/>
+                    <a:blip r:embed="rId19"/>
                     <a:stretch>
                       <a:fillRect/>
                     </a:stretch>
@@ -12438,7 +12493,7 @@
         <w:drawing>
           <wp:inline xmlns:a="http://schemas.openxmlformats.org/drawingml/2006/main" xmlns:pic="http://schemas.openxmlformats.org/drawingml/2006/picture">
             <wp:extent cx="5669280" cy="3188970"/>
-            <wp:docPr id="9" name="Picture 9"/>
+            <wp:docPr id="10" name="Picture 10"/>
             <wp:cNvGraphicFramePr>
               <a:graphicFrameLocks noChangeAspect="1"/>
             </wp:cNvGraphicFramePr>
@@ -12450,7 +12505,7 @@
                     <pic:cNvPicPr/>
                   </pic:nvPicPr>
                   <pic:blipFill>
-                    <a:blip r:embed="rId19"/>
+                    <a:blip r:embed="rId20"/>
                     <a:stretch>
                       <a:fillRect/>
                     </a:stretch>
@@ -12493,7 +12548,7 @@
         <w:drawing>
           <wp:inline xmlns:a="http://schemas.openxmlformats.org/drawingml/2006/main" xmlns:pic="http://schemas.openxmlformats.org/drawingml/2006/picture">
             <wp:extent cx="5669280" cy="3188970"/>
-            <wp:docPr id="10" name="Picture 10"/>
+            <wp:docPr id="11" name="Picture 11"/>
             <wp:cNvGraphicFramePr>
               <a:graphicFrameLocks noChangeAspect="1"/>
             </wp:cNvGraphicFramePr>
@@ -12505,7 +12560,7 @@
                     <pic:cNvPicPr/>
                   </pic:nvPicPr>
                   <pic:blipFill>
-                    <a:blip r:embed="rId20"/>
+                    <a:blip r:embed="rId21"/>
                     <a:stretch>
                       <a:fillRect/>
                     </a:stretch>
@@ -15469,7 +15524,7 @@
         <w:drawing>
           <wp:inline xmlns:a="http://schemas.openxmlformats.org/drawingml/2006/main" xmlns:pic="http://schemas.openxmlformats.org/drawingml/2006/picture">
             <wp:extent cx="5669280" cy="3832049"/>
-            <wp:docPr id="11" name="Picture 11"/>
+            <wp:docPr id="12" name="Picture 12"/>
             <wp:cNvGraphicFramePr>
               <a:graphicFrameLocks noChangeAspect="1"/>
             </wp:cNvGraphicFramePr>
@@ -15481,7 +15536,7 @@
                     <pic:cNvPicPr/>
                   </pic:nvPicPr>
                   <pic:blipFill>
-                    <a:blip r:embed="rId21"/>
+                    <a:blip r:embed="rId22"/>
                     <a:stretch>
                       <a:fillRect/>
                     </a:stretch>
@@ -17090,7 +17145,7 @@
         <w:drawing>
           <wp:inline xmlns:a="http://schemas.openxmlformats.org/drawingml/2006/main" xmlns:pic="http://schemas.openxmlformats.org/drawingml/2006/picture">
             <wp:extent cx="5669280" cy="3188970"/>
-            <wp:docPr id="12" name="Picture 12"/>
+            <wp:docPr id="13" name="Picture 13"/>
             <wp:cNvGraphicFramePr>
               <a:graphicFrameLocks noChangeAspect="1"/>
             </wp:cNvGraphicFramePr>
@@ -17102,7 +17157,7 @@
                     <pic:cNvPicPr/>
                   </pic:nvPicPr>
                   <pic:blipFill>
-                    <a:blip r:embed="rId22"/>
+                    <a:blip r:embed="rId23"/>
                     <a:stretch>
                       <a:fillRect/>
                     </a:stretch>
@@ -17145,7 +17200,7 @@
         <w:drawing>
           <wp:inline xmlns:a="http://schemas.openxmlformats.org/drawingml/2006/main" xmlns:pic="http://schemas.openxmlformats.org/drawingml/2006/picture">
             <wp:extent cx="5669280" cy="3188970"/>
-            <wp:docPr id="13" name="Picture 13"/>
+            <wp:docPr id="14" name="Picture 14"/>
             <wp:cNvGraphicFramePr>
               <a:graphicFrameLocks noChangeAspect="1"/>
             </wp:cNvGraphicFramePr>
@@ -17157,7 +17212,7 @@
                     <pic:cNvPicPr/>
                   </pic:nvPicPr>
                   <pic:blipFill>
-                    <a:blip r:embed="rId23"/>
+                    <a:blip r:embed="rId24"/>
                     <a:stretch>
                       <a:fillRect/>
                     </a:stretch>

--- a/项目文档/华为ICT赛道三_Nexent智能体设计说明.docx
+++ b/项目文档/华为ICT赛道三_Nexent智能体设计说明.docx
@@ -7843,6 +7843,38 @@
       </w:pPr>
     </w:p>
     <w:p>
+      <w:r>
+        <w:rPr>
+          <w:rFonts w:ascii="Microsoft YaHei" w:hAnsi="Microsoft YaHei" w:eastAsia="Microsoft YaHei"/>
+          <w:b/>
+          <w:sz w:val="21"/>
+        </w:rPr>
+        <w:t>v3 迭代（2026-10-26 当日完成并上生产）</w:t>
+      </w:r>
+      <w:r>
+        <w:rPr>
+          <w:rFonts w:ascii="Microsoft YaHei" w:hAnsi="Microsoft YaHei" w:eastAsia="Microsoft YaHei"/>
+          <w:sz w:val="21"/>
+        </w:rPr>
+        <w:t xml:space="preserve">：稠密分块文本改为标题三重加权后， 混合检索在标题型查询的 </w:t>
+      </w:r>
+      <w:r>
+        <w:rPr>
+          <w:rFonts w:ascii="Microsoft YaHei" w:hAnsi="Microsoft YaHei" w:eastAsia="Microsoft YaHei"/>
+          <w:b/>
+          <w:sz w:val="21"/>
+        </w:rPr>
+        <w:t>hit@3 0.346 / hit@5 0.444 升至全系统最高</w:t>
+      </w:r>
+      <w:r>
+        <w:rPr>
+          <w:rFonts w:ascii="Microsoft YaHei" w:hAnsi="Microsoft YaHei" w:eastAsia="Microsoft YaHei"/>
+          <w:sz w:val="21"/>
+        </w:rPr>
+        <w:t>（hit@1 0.148， 召回深度换 top-1 排序的权衡已量化）；oracle 路由实验证实"多跳走本体图、单跳走混合" 的组合上限（多跳回到 47.5% 且单跳增益保留）。生产 HybridIndex 已切换为标题加权分块， 热验证 3.7 秒完成索引重建。</w:t>
+      </w:r>
+    </w:p>
+    <w:p>
       <w:pPr>
         <w:keepNext/>
         <w:spacing w:before="120"/>
@@ -17815,7 +17847,7 @@
                 <w:color w:val="000000"/>
                 <w:sz w:val="17"/>
               </w:rPr>
-              <w:t>检索与本体定量化（R-KN-07/08）</w:t>
+              <w:t>R-KN-07 v3</w:t>
             </w:r>
             <w:r>
               <w:rPr>
@@ -17823,23 +17855,7 @@
                 <w:color w:val="000000"/>
                 <w:sz w:val="17"/>
               </w:rPr>
-              <w:t xml:space="preserve">：公开语料 8→20 份（27 资产）、本体 100 节点/200 关系；本体证据可回溯审计（引用 89.9%/关系 85%/节点 96%）；301 题三系统检索评测（RRF 混合标题型 hit@1 +40% 相对提升）并合入生产接口 </w:t>
-            </w:r>
-            <w:r>
-              <w:rPr>
-                <w:rFonts w:ascii="Consolas" w:hAnsi="Consolas" w:eastAsia="Microsoft YaHei"/>
-                <w:color w:val="000000"/>
-                <w:sz w:val="16"/>
-              </w:rPr>
-              <w:t>retrieval_mode=hybrid</w:t>
-            </w:r>
-            <w:r>
-              <w:rPr>
-                <w:rFonts w:ascii="Microsoft YaHei" w:hAnsi="Microsoft YaHei" w:eastAsia="Microsoft YaHei"/>
-                <w:color w:val="000000"/>
-                <w:sz w:val="17"/>
-              </w:rPr>
-              <w:t>（§3.4）</w:t>
+              <w:t>：标题加权嵌入上生产（混合 hit@3/5 全系统最高 0.346/0.444）；oracle 路由验证按类型路由上限；材料同步（§3.4）</w:t>
             </w:r>
           </w:p>
         </w:tc>
@@ -17913,7 +17929,7 @@
                 <w:color w:val="000000"/>
                 <w:sz w:val="17"/>
               </w:rPr>
-              <w:t>2026-10-25</w:t>
+              <w:t>2026-10-26</w:t>
             </w:r>
           </w:p>
         </w:tc>
@@ -17949,7 +17965,7 @@
                 <w:color w:val="000000"/>
                 <w:sz w:val="17"/>
               </w:rPr>
-              <w:t>R-NX-10 完成</w:t>
+              <w:t>检索与本体定量化（R-KN-07/08）</w:t>
             </w:r>
             <w:r>
               <w:rPr>
@@ -17957,7 +17973,23 @@
                 <w:color w:val="000000"/>
                 <w:sz w:val="17"/>
               </w:rPr>
-              <w:t>：托管平台内 MCP 工具面真实调用验证（event_list 500 后自动重试成功 + knowledge_search 200，两次运行 6 次 MCP 调用、ECS 服务端日志逐条对应）；§8.1 新增、§五时间线/§六证据索引/§九诚实边界同步更新</w:t>
+              <w:t xml:space="preserve">：公开语料 8→20 份（27 资产）、本体 100 节点/200 关系；本体证据可回溯审计（引用 89.9%/关系 85%/节点 96%）；301 题三系统检索评测（RRF 混合标题型 hit@1 +40% 相对提升）并合入生产接口 </w:t>
+            </w:r>
+            <w:r>
+              <w:rPr>
+                <w:rFonts w:ascii="Consolas" w:hAnsi="Consolas" w:eastAsia="Microsoft YaHei"/>
+                <w:color w:val="000000"/>
+                <w:sz w:val="16"/>
+              </w:rPr>
+              <w:t>retrieval_mode=hybrid</w:t>
+            </w:r>
+            <w:r>
+              <w:rPr>
+                <w:rFonts w:ascii="Microsoft YaHei" w:hAnsi="Microsoft YaHei" w:eastAsia="Microsoft YaHei"/>
+                <w:color w:val="000000"/>
+                <w:sz w:val="17"/>
+              </w:rPr>
+              <w:t>（§3.4）</w:t>
             </w:r>
           </w:p>
         </w:tc>
@@ -18066,7 +18098,7 @@
                 <w:color w:val="000000"/>
                 <w:sz w:val="17"/>
               </w:rPr>
-              <w:t>国奖打磨版 1.1</w:t>
+              <w:t>R-NX-10 完成</w:t>
             </w:r>
             <w:r>
               <w:rPr>
@@ -18074,7 +18106,7 @@
                 <w:color w:val="000000"/>
                 <w:sz w:val="17"/>
               </w:rPr>
-              <w:t>：①对齐 R-NX-08 完成后的全文档口径（§一状态表、§八整节重写为验收记录+工程攻坚、§九边界重写，消除 v1.0 中“托管平台 blocked”的旧表述残留）；②内嵌 11 张图（知识域管线/调用关系/双驱动执行流/华为云全栈拓扑 4 张示意图 + 控制台/多跳/证据链/问答工作台等 7 张实测截图）；③§五调试经验按时间重排并补 R-NX-08 攻坚链；④§六/§七证据路径全部对齐提交包结构（06_示例问答截图 / 07_证据包 / 04_代码附件）；⑤封面口径与编制日期刷新</w:t>
+              <w:t>：托管平台内 MCP 工具面真实调用验证（event_list 500 后自动重试成功 + knowledge_search 200，两次运行 6 次 MCP 调用、ECS 服务端日志逐条对应）；§8.1 新增、§五时间线/§六证据索引/§九诚实边界同步更新</w:t>
             </w:r>
           </w:p>
         </w:tc>
@@ -18148,7 +18180,7 @@
                 <w:color w:val="000000"/>
                 <w:sz w:val="17"/>
               </w:rPr>
-              <w:t>2026-10-24</w:t>
+              <w:t>2026-10-25</w:t>
             </w:r>
           </w:p>
         </w:tc>
@@ -18180,10 +18212,19 @@
             <w:r>
               <w:rPr>
                 <w:rFonts w:ascii="Microsoft YaHei" w:hAnsi="Microsoft YaHei" w:eastAsia="Microsoft YaHei"/>
+                <w:b/>
                 <w:color w:val="000000"/>
                 <w:sz w:val="17"/>
               </w:rPr>
-              <w:t>§3.4 增 R-MA-01：知识域 LLM 通道切换至 ModelArts MaaS(昇腾池)完成真实推理评测</w:t>
+              <w:t>国奖打磨版 1.1</w:t>
+            </w:r>
+            <w:r>
+              <w:rPr>
+                <w:rFonts w:ascii="Microsoft YaHei" w:hAnsi="Microsoft YaHei" w:eastAsia="Microsoft YaHei"/>
+                <w:color w:val="000000"/>
+                <w:sz w:val="17"/>
+              </w:rPr>
+              <w:t>：①对齐 R-NX-08 完成后的全文档口径（§一状态表、§八整节重写为验收记录+工程攻坚、§九边界重写，消除 v1.0 中“托管平台 blocked”的旧表述残留）；②内嵌 11 张图（知识域管线/调用关系/双驱动执行流/华为云全栈拓扑 4 张示意图 + 控制台/多跳/证据链/问答工作台等 7 张实测截图）；③§五调试经验按时间重排并补 R-NX-08 攻坚链；④§六/§七证据路径全部对齐提交包结构（06_示例问答截图 / 07_证据包 / 04_代码附件）；⑤封面口径与编制日期刷新</w:t>
             </w:r>
           </w:p>
         </w:tc>
@@ -18291,7 +18332,7 @@
                 <w:color w:val="000000"/>
                 <w:sz w:val="17"/>
               </w:rPr>
-              <w:t>知识域「问答」前端工作台上线（[c:n] 引用徽章可点、证据卡、拒答横幅）；真实模型实测两景截图入包</w:t>
+              <w:t>§3.4 增 R-MA-01：知识域 LLM 通道切换至 ModelArts MaaS(昇腾池)完成真实推理评测</w:t>
             </w:r>
           </w:p>
         </w:tc>
@@ -18397,19 +18438,10 @@
             <w:r>
               <w:rPr>
                 <w:rFonts w:ascii="Microsoft YaHei" w:hAnsi="Microsoft YaHei" w:eastAsia="Microsoft YaHei"/>
-                <w:b/>
                 <w:color w:val="000000"/>
                 <w:sz w:val="17"/>
               </w:rPr>
-              <w:t>R-NX-08 完成</w:t>
-            </w:r>
-            <w:r>
-              <w:rPr>
-                <w:rFonts w:ascii="Microsoft YaHei" w:hAnsi="Microsoft YaHei" w:eastAsia="Microsoft YaHei"/>
-                <w:color w:val="000000"/>
-                <w:sz w:val="17"/>
-              </w:rPr>
-              <w:t>：托管平台内完整 Skill 问答跑通（vpc2 智能体 + VPC TLS 模型中转 + 模型名重写 + 真实拒答答案 2254 字）</w:t>
+              <w:t>知识域「问答」前端工作台上线（[c:n] 引用徽章可点、证据卡、拒答横幅）；真实模型实测两景截图入包</w:t>
             </w:r>
           </w:p>
         </w:tc>
@@ -18514,10 +18546,19 @@
             <w:r>
               <w:rPr>
                 <w:rFonts w:ascii="Microsoft YaHei" w:hAnsi="Microsoft YaHei" w:eastAsia="Microsoft YaHei"/>
+                <w:b/>
                 <w:color w:val="000000"/>
                 <w:sz w:val="17"/>
               </w:rPr>
-              <w:t>§3.4 增 R-LLM-02：真实公开政务文本双通道行为对照（LLM 关系 100% 带类型与引用，抽出法规术语）</w:t>
+              <w:t>R-NX-08 完成</w:t>
+            </w:r>
+            <w:r>
+              <w:rPr>
+                <w:rFonts w:ascii="Microsoft YaHei" w:hAnsi="Microsoft YaHei" w:eastAsia="Microsoft YaHei"/>
+                <w:color w:val="000000"/>
+                <w:sz w:val="17"/>
+              </w:rPr>
+              <w:t>：托管平台内完整 Skill 问答跑通（vpc2 智能体 + VPC TLS 模型中转 + 模型名重写 + 真实拒答答案 2254 字）</w:t>
             </w:r>
           </w:p>
         </w:tc>
@@ -18626,23 +18667,7 @@
                 <w:color w:val="000000"/>
                 <w:sz w:val="17"/>
               </w:rPr>
-              <w:t xml:space="preserve">§3.4/§六 升级为真模型口径：R-LLM-01 real 双通道对照评测（含负结果）与 R-KN-06 real 真实模型问答轨迹（DeepSeek </w:t>
-            </w:r>
-            <w:r>
-              <w:rPr>
-                <w:rFonts w:ascii="Consolas" w:hAnsi="Consolas" w:eastAsia="Microsoft YaHei"/>
-                <w:color w:val="000000"/>
-                <w:sz w:val="16"/>
-              </w:rPr>
-              <w:t>deepseek-chat</w:t>
-            </w:r>
-            <w:r>
-              <w:rPr>
-                <w:rFonts w:ascii="Microsoft YaHei" w:hAnsi="Microsoft YaHei" w:eastAsia="Microsoft YaHei"/>
-                <w:color w:val="000000"/>
-                <w:sz w:val="17"/>
-              </w:rPr>
-              <w:t>）</w:t>
+              <w:t>§3.4 增 R-LLM-02：真实公开政务文本双通道行为对照（LLM 关系 100% 带类型与引用，抽出法规术语）</w:t>
             </w:r>
           </w:p>
         </w:tc>
@@ -18716,7 +18741,7 @@
                 <w:color w:val="000000"/>
                 <w:sz w:val="17"/>
               </w:rPr>
-              <w:t>2026-09-30</w:t>
+              <w:t>2026-10-24</w:t>
             </w:r>
           </w:p>
         </w:tc>
@@ -18750,7 +18775,23 @@
                 <w:color w:val="000000"/>
                 <w:sz w:val="17"/>
               </w:rPr>
-              <w:t>建立「材料 2」独立提交件底稿：整体设计思路、Agent 配置完整细节、Skill 分层编排、调试迭代经验、示例问答截图索引、随附文件说明、托管平台状态与恢复路径、诚实边界</w:t>
+              <w:t xml:space="preserve">§3.4/§六 升级为真模型口径：R-LLM-01 real 双通道对照评测（含负结果）与 R-KN-06 real 真实模型问答轨迹（DeepSeek </w:t>
+            </w:r>
+            <w:r>
+              <w:rPr>
+                <w:rFonts w:ascii="Consolas" w:hAnsi="Consolas" w:eastAsia="Microsoft YaHei"/>
+                <w:color w:val="000000"/>
+                <w:sz w:val="16"/>
+              </w:rPr>
+              <w:t>deepseek-chat</w:t>
+            </w:r>
+            <w:r>
+              <w:rPr>
+                <w:rFonts w:ascii="Microsoft YaHei" w:hAnsi="Microsoft YaHei" w:eastAsia="Microsoft YaHei"/>
+                <w:color w:val="000000"/>
+                <w:sz w:val="17"/>
+              </w:rPr>
+              <w:t>）</w:t>
             </w:r>
           </w:p>
         </w:tc>
@@ -18772,6 +18813,116 @@
               <w:insideH w:val="single" w:sz="6" w:space="0" w:color="D9D9D9"/>
               <w:insideV w:val="single" w:sz="6" w:space="0" w:color="D9D9D9"/>
             </w:tcBorders>
+          </w:tcPr>
+          <w:p>
+            <w:pPr>
+              <w:spacing w:after="0" w:line="252" w:lineRule="auto"/>
+              <w:jc w:val="left"/>
+            </w:pPr>
+            <w:r>
+              <w:rPr>
+                <w:rFonts w:ascii="Microsoft YaHei" w:hAnsi="Microsoft YaHei" w:eastAsia="Microsoft YaHei"/>
+                <w:color w:val="000000"/>
+                <w:sz w:val="17"/>
+              </w:rPr>
+              <w:t>liyongxiang + ZCode</w:t>
+            </w:r>
+          </w:p>
+        </w:tc>
+      </w:tr>
+      <w:tr>
+        <w:trPr>
+          <w:cantSplit w:val="true"/>
+        </w:trPr>
+        <w:tc>
+          <w:tcPr>
+            <w:tcW w:type="dxa" w:w="1359"/>
+            <w:vAlign w:val="center"/>
+            <w:tcMar>
+              <w:top w:w="38" w:type="dxa"/>
+              <w:start w:w="70" w:type="dxa"/>
+              <w:bottom w:w="38" w:type="dxa"/>
+              <w:end w:w="70" w:type="dxa"/>
+            </w:tcMar>
+            <w:tcBorders>
+              <w:top w:val="single" w:sz="6" w:space="0" w:color="D9D9D9"/>
+              <w:left w:val="single" w:sz="6" w:space="0" w:color="D9D9D9"/>
+              <w:bottom w:val="single" w:sz="6" w:space="0" w:color="D9D9D9"/>
+              <w:right w:val="single" w:sz="6" w:space="0" w:color="D9D9D9"/>
+              <w:insideH w:val="single" w:sz="6" w:space="0" w:color="D9D9D9"/>
+              <w:insideV w:val="single" w:sz="6" w:space="0" w:color="D9D9D9"/>
+            </w:tcBorders>
+            <w:shd w:fill="F3F7FA"/>
+          </w:tcPr>
+          <w:p>
+            <w:pPr>
+              <w:spacing w:after="0" w:line="252" w:lineRule="auto"/>
+              <w:jc w:val="left"/>
+            </w:pPr>
+            <w:r>
+              <w:rPr>
+                <w:rFonts w:ascii="Microsoft YaHei" w:hAnsi="Microsoft YaHei" w:eastAsia="Microsoft YaHei"/>
+                <w:color w:val="000000"/>
+                <w:sz w:val="17"/>
+              </w:rPr>
+              <w:t>2026-09-30</w:t>
+            </w:r>
+          </w:p>
+        </w:tc>
+        <w:tc>
+          <w:tcPr>
+            <w:tcW w:type="dxa" w:w="5707"/>
+            <w:vAlign w:val="center"/>
+            <w:tcMar>
+              <w:top w:w="38" w:type="dxa"/>
+              <w:start w:w="70" w:type="dxa"/>
+              <w:bottom w:w="38" w:type="dxa"/>
+              <w:end w:w="70" w:type="dxa"/>
+            </w:tcMar>
+            <w:tcBorders>
+              <w:top w:val="single" w:sz="6" w:space="0" w:color="D9D9D9"/>
+              <w:left w:val="single" w:sz="6" w:space="0" w:color="D9D9D9"/>
+              <w:bottom w:val="single" w:sz="6" w:space="0" w:color="D9D9D9"/>
+              <w:right w:val="single" w:sz="6" w:space="0" w:color="D9D9D9"/>
+              <w:insideH w:val="single" w:sz="6" w:space="0" w:color="D9D9D9"/>
+              <w:insideV w:val="single" w:sz="6" w:space="0" w:color="D9D9D9"/>
+            </w:tcBorders>
+            <w:shd w:fill="F3F7FA"/>
+          </w:tcPr>
+          <w:p>
+            <w:pPr>
+              <w:spacing w:after="0" w:line="252" w:lineRule="auto"/>
+              <w:jc w:val="left"/>
+            </w:pPr>
+            <w:r>
+              <w:rPr>
+                <w:rFonts w:ascii="Microsoft YaHei" w:hAnsi="Microsoft YaHei" w:eastAsia="Microsoft YaHei"/>
+                <w:color w:val="000000"/>
+                <w:sz w:val="17"/>
+              </w:rPr>
+              <w:t>建立「材料 2」独立提交件底稿：整体设计思路、Agent 配置完整细节、Skill 分层编排、调试迭代经验、示例问答截图索引、随附文件说明、托管平台状态与恢复路径、诚实边界</w:t>
+            </w:r>
+          </w:p>
+        </w:tc>
+        <w:tc>
+          <w:tcPr>
+            <w:tcW w:type="dxa" w:w="2582"/>
+            <w:vAlign w:val="center"/>
+            <w:tcMar>
+              <w:top w:w="38" w:type="dxa"/>
+              <w:start w:w="70" w:type="dxa"/>
+              <w:bottom w:w="38" w:type="dxa"/>
+              <w:end w:w="70" w:type="dxa"/>
+            </w:tcMar>
+            <w:tcBorders>
+              <w:top w:val="single" w:sz="6" w:space="0" w:color="D9D9D9"/>
+              <w:left w:val="single" w:sz="6" w:space="0" w:color="D9D9D9"/>
+              <w:bottom w:val="single" w:sz="6" w:space="0" w:color="D9D9D9"/>
+              <w:right w:val="single" w:sz="6" w:space="0" w:color="D9D9D9"/>
+              <w:insideH w:val="single" w:sz="6" w:space="0" w:color="D9D9D9"/>
+              <w:insideV w:val="single" w:sz="6" w:space="0" w:color="D9D9D9"/>
+            </w:tcBorders>
+            <w:shd w:fill="F3F7FA"/>
           </w:tcPr>
           <w:p>
             <w:pPr>
